--- a/ЕСПД_ДОКУМЕНТАЦИЯ/8. Руководство администратора.docx
+++ b/ЕСПД_ДОКУМЕНТАЦИЯ/8. Руководство администратора.docx
@@ -2,6 +2,240 @@
 <file path=word/document.xml><?xml version="1.0" encoding="utf-8"?>
 <w:document xmlns:wpc="http://schemas.microsoft.com/office/word/2010/wordprocessingCanvas" xmlns:cx="http://schemas.microsoft.com/office/drawing/2014/chartex" xmlns:cx1="http://schemas.microsoft.com/office/drawing/2015/9/8/chartex" xmlns:cx2="http://schemas.microsoft.com/office/drawing/2015/10/21/chartex" xmlns:cx3="http://schemas.microsoft.com/office/drawing/2016/5/9/chartex" xmlns:cx4="http://schemas.microsoft.com/office/drawing/2016/5/10/chartex" xmlns:cx5="http://schemas.microsoft.com/office/drawing/2016/5/11/chartex" xmlns:cx6="http://schemas.microsoft.com/office/drawing/2016/5/12/chartex" xmlns:cx7="http://schemas.microsoft.com/office/drawing/2016/5/13/chartex" xmlns:cx8="http://schemas.microsoft.com/office/drawing/2016/5/14/chartex" xmlns:mc="http://schemas.openxmlformats.org/markup-compatibility/2006" xmlns:aink="http://schemas.microsoft.com/office/drawing/2016/ink" xmlns:am3d="http://schemas.microsoft.com/office/drawing/2017/model3d" xmlns:o="urn:schemas-microsoft-com:office:office" xmlns:oel="http://schemas.microsoft.com/office/2019/extlst" xmlns:r="http://schemas.openxmlformats.org/officeDocument/2006/relationships" xmlns:m="http://schemas.openxmlformats.org/officeDocument/2006/math" xmlns:v="urn:schemas-microsoft-com:vml" xmlns:wp14="http://schemas.microsoft.com/office/word/2010/wordprocessingDrawing" xmlns:wp="http://schemas.openxmlformats.org/drawingml/2006/wordprocessingDrawing" xmlns:w10="urn:schemas-microsoft-com:office:word" xmlns:w="http://schemas.openxmlformats.org/wordprocessingml/2006/main" xmlns:w14="http://schemas.microsoft.com/office/word/2010/wordml" xmlns:w15="http://schemas.microsoft.com/office/word/2012/wordml" xmlns:w16cex="http://schemas.microsoft.com/office/word/2018/wordml/cex" xmlns:w16cid="http://schemas.microsoft.com/office/word/2016/wordml/cid" xmlns:w16="http://schemas.microsoft.com/office/word/2018/wordml" xmlns:w16sdtdh="http://schemas.microsoft.com/office/word/2020/wordml/sdtdatahash" xmlns:w16se="http://schemas.microsoft.com/office/word/2015/wordml/symex" xmlns:wpg="http://schemas.microsoft.com/office/word/2010/wordprocessingGroup" xmlns:wpi="http://schemas.microsoft.com/office/word/2010/wordprocessingInk" xmlns:wne="http://schemas.microsoft.com/office/word/2006/wordml" xmlns:wps="http://schemas.microsoft.com/office/word/2010/wordprocessingShape" mc:Ignorable="w14 w15 w16se w16cid w16 w16cex w16sdtdh wp14">
   <w:body>
+    <w:p>
+      <w:pPr>
+        <w:pStyle w:val="a0"/>
+        <w:rPr>
+          <w:rStyle w:val="normaltextrun"/>
+        </w:rPr>
+      </w:pPr>
+    </w:p>
+    <w:p>
+      <w:pPr>
+        <w:pStyle w:val="paragraph"/>
+        <w:spacing w:before="0" w:beforeAutospacing="0" w:after="0" w:afterAutospacing="0"/>
+        <w:jc w:val="center"/>
+        <w:textAlignment w:val="baseline"/>
+        <w:rPr>
+          <w:rStyle w:val="normaltextrun"/>
+          <w:rFonts w:eastAsiaTheme="majorEastAsia"/>
+          <w:b/>
+          <w:bCs/>
+          <w:szCs w:val="32"/>
+        </w:rPr>
+      </w:pPr>
+      <w:bookmarkStart w:id="0" w:name="_Hlk153822316"/>
+    </w:p>
+    <w:p>
+      <w:pPr>
+        <w:pStyle w:val="paragraph"/>
+        <w:spacing w:before="0" w:beforeAutospacing="0" w:after="0" w:afterAutospacing="0"/>
+        <w:jc w:val="center"/>
+        <w:textAlignment w:val="baseline"/>
+        <w:rPr>
+          <w:rStyle w:val="normaltextrun"/>
+          <w:rFonts w:eastAsiaTheme="majorEastAsia"/>
+          <w:b/>
+          <w:bCs/>
+          <w:szCs w:val="32"/>
+        </w:rPr>
+      </w:pPr>
+    </w:p>
+    <w:p>
+      <w:pPr>
+        <w:pStyle w:val="paragraph"/>
+        <w:spacing w:before="0" w:beforeAutospacing="0" w:after="0" w:afterAutospacing="0"/>
+        <w:jc w:val="center"/>
+        <w:textAlignment w:val="baseline"/>
+        <w:rPr>
+          <w:rStyle w:val="normaltextrun"/>
+          <w:rFonts w:eastAsiaTheme="majorEastAsia"/>
+          <w:b/>
+          <w:bCs/>
+          <w:szCs w:val="32"/>
+        </w:rPr>
+      </w:pPr>
+    </w:p>
+    <w:p>
+      <w:pPr>
+        <w:pStyle w:val="paragraph"/>
+        <w:spacing w:before="0" w:beforeAutospacing="0" w:after="0" w:afterAutospacing="0"/>
+        <w:jc w:val="center"/>
+        <w:textAlignment w:val="baseline"/>
+        <w:rPr>
+          <w:rStyle w:val="normaltextrun"/>
+          <w:rFonts w:eastAsiaTheme="majorEastAsia"/>
+          <w:b/>
+          <w:bCs/>
+          <w:szCs w:val="32"/>
+        </w:rPr>
+      </w:pPr>
+    </w:p>
+    <w:p>
+      <w:pPr>
+        <w:pStyle w:val="paragraph"/>
+        <w:spacing w:before="0" w:beforeAutospacing="0" w:after="0" w:afterAutospacing="0"/>
+        <w:jc w:val="center"/>
+        <w:textAlignment w:val="baseline"/>
+        <w:rPr>
+          <w:rStyle w:val="normaltextrun"/>
+          <w:rFonts w:eastAsiaTheme="majorEastAsia"/>
+          <w:b/>
+          <w:bCs/>
+          <w:szCs w:val="32"/>
+        </w:rPr>
+      </w:pPr>
+    </w:p>
+    <w:p>
+      <w:pPr>
+        <w:pStyle w:val="paragraph"/>
+        <w:spacing w:before="0" w:beforeAutospacing="0" w:after="0" w:afterAutospacing="0"/>
+        <w:jc w:val="center"/>
+        <w:textAlignment w:val="baseline"/>
+        <w:rPr>
+          <w:rStyle w:val="normaltextrun"/>
+          <w:rFonts w:eastAsiaTheme="majorEastAsia"/>
+          <w:b/>
+          <w:bCs/>
+          <w:szCs w:val="32"/>
+        </w:rPr>
+      </w:pPr>
+    </w:p>
+    <w:p>
+      <w:pPr>
+        <w:pStyle w:val="paragraph"/>
+        <w:spacing w:before="0" w:beforeAutospacing="0" w:after="0" w:afterAutospacing="0"/>
+        <w:jc w:val="center"/>
+        <w:textAlignment w:val="baseline"/>
+        <w:rPr>
+          <w:rStyle w:val="normaltextrun"/>
+          <w:rFonts w:eastAsiaTheme="majorEastAsia"/>
+          <w:b/>
+          <w:bCs/>
+          <w:szCs w:val="32"/>
+        </w:rPr>
+      </w:pPr>
+    </w:p>
+    <w:p>
+      <w:pPr>
+        <w:pStyle w:val="paragraph"/>
+        <w:spacing w:before="0" w:beforeAutospacing="0" w:after="0" w:afterAutospacing="0"/>
+        <w:jc w:val="center"/>
+        <w:textAlignment w:val="baseline"/>
+        <w:rPr>
+          <w:rStyle w:val="normaltextrun"/>
+          <w:rFonts w:eastAsiaTheme="majorEastAsia"/>
+          <w:b/>
+          <w:bCs/>
+          <w:szCs w:val="32"/>
+        </w:rPr>
+      </w:pPr>
+    </w:p>
+    <w:p>
+      <w:pPr>
+        <w:pStyle w:val="paragraph"/>
+        <w:spacing w:before="0" w:beforeAutospacing="0" w:after="0" w:afterAutospacing="0"/>
+        <w:jc w:val="center"/>
+        <w:textAlignment w:val="baseline"/>
+        <w:rPr>
+          <w:rStyle w:val="normaltextrun"/>
+          <w:rFonts w:eastAsiaTheme="majorEastAsia"/>
+          <w:b/>
+          <w:bCs/>
+          <w:szCs w:val="32"/>
+        </w:rPr>
+      </w:pPr>
+    </w:p>
+    <w:p>
+      <w:pPr>
+        <w:pStyle w:val="paragraph"/>
+        <w:spacing w:before="0" w:beforeAutospacing="0" w:after="0" w:afterAutospacing="0"/>
+        <w:jc w:val="center"/>
+        <w:textAlignment w:val="baseline"/>
+        <w:rPr>
+          <w:rStyle w:val="normaltextrun"/>
+          <w:rFonts w:eastAsiaTheme="majorEastAsia"/>
+          <w:b/>
+          <w:bCs/>
+          <w:szCs w:val="32"/>
+        </w:rPr>
+      </w:pPr>
+    </w:p>
+    <w:p>
+      <w:pPr>
+        <w:pStyle w:val="paragraph"/>
+        <w:spacing w:before="0" w:beforeAutospacing="0" w:after="0" w:afterAutospacing="0"/>
+        <w:jc w:val="center"/>
+        <w:textAlignment w:val="baseline"/>
+        <w:rPr>
+          <w:rStyle w:val="normaltextrun"/>
+          <w:rFonts w:eastAsiaTheme="majorEastAsia"/>
+          <w:b/>
+          <w:bCs/>
+          <w:szCs w:val="32"/>
+        </w:rPr>
+      </w:pPr>
+    </w:p>
+    <w:p>
+      <w:pPr>
+        <w:pStyle w:val="paragraph"/>
+        <w:spacing w:before="0" w:beforeAutospacing="0" w:after="0" w:afterAutospacing="0"/>
+        <w:jc w:val="center"/>
+        <w:textAlignment w:val="baseline"/>
+        <w:rPr>
+          <w:rStyle w:val="normaltextrun"/>
+          <w:rFonts w:eastAsiaTheme="majorEastAsia"/>
+          <w:b/>
+          <w:bCs/>
+          <w:szCs w:val="32"/>
+        </w:rPr>
+      </w:pPr>
+    </w:p>
+    <w:p>
+      <w:pPr>
+        <w:pStyle w:val="paragraph"/>
+        <w:spacing w:before="0" w:beforeAutospacing="0" w:after="0" w:afterAutospacing="0"/>
+        <w:jc w:val="center"/>
+        <w:textAlignment w:val="baseline"/>
+        <w:rPr>
+          <w:rStyle w:val="normaltextrun"/>
+          <w:rFonts w:eastAsiaTheme="majorEastAsia"/>
+          <w:b/>
+          <w:bCs/>
+          <w:szCs w:val="32"/>
+        </w:rPr>
+      </w:pPr>
+    </w:p>
+    <w:p>
+      <w:pPr>
+        <w:pStyle w:val="paragraph"/>
+        <w:spacing w:before="0" w:beforeAutospacing="0" w:after="0" w:afterAutospacing="0"/>
+        <w:jc w:val="center"/>
+        <w:textAlignment w:val="baseline"/>
+        <w:rPr>
+          <w:rStyle w:val="normaltextrun"/>
+          <w:rFonts w:eastAsiaTheme="majorEastAsia"/>
+          <w:b/>
+          <w:bCs/>
+          <w:szCs w:val="32"/>
+        </w:rPr>
+      </w:pPr>
+    </w:p>
+    <w:p>
+      <w:pPr>
+        <w:pStyle w:val="paragraph"/>
+        <w:spacing w:before="0" w:beforeAutospacing="0" w:after="0" w:afterAutospacing="0"/>
+        <w:jc w:val="center"/>
+        <w:textAlignment w:val="baseline"/>
+        <w:rPr>
+          <w:rStyle w:val="normaltextrun"/>
+          <w:rFonts w:eastAsiaTheme="majorEastAsia"/>
+          <w:b/>
+          <w:bCs/>
+          <w:szCs w:val="32"/>
+        </w:rPr>
+      </w:pPr>
+    </w:p>
     <w:p>
       <w:pPr>
         <w:pStyle w:val="paragraph"/>
@@ -33,174 +267,14 @@
           <w:szCs w:val="28"/>
         </w:rPr>
       </w:pPr>
-    </w:p>
-    <w:p>
-      <w:pPr>
-        <w:pStyle w:val="paragraph"/>
-        <w:spacing w:before="0" w:beforeAutospacing="0" w:after="0" w:afterAutospacing="0"/>
-        <w:jc w:val="center"/>
-        <w:textAlignment w:val="baseline"/>
-        <w:rPr>
-          <w:rStyle w:val="normaltextrun"/>
-          <w:rFonts w:eastAsiaTheme="majorEastAsia"/>
-          <w:b/>
-          <w:bCs/>
-          <w:sz w:val="28"/>
-          <w:szCs w:val="28"/>
-        </w:rPr>
-      </w:pPr>
-    </w:p>
-    <w:p>
-      <w:pPr>
-        <w:pStyle w:val="paragraph"/>
-        <w:spacing w:before="0" w:beforeAutospacing="0" w:after="0" w:afterAutospacing="0"/>
-        <w:jc w:val="center"/>
-        <w:textAlignment w:val="baseline"/>
-        <w:rPr>
-          <w:rStyle w:val="normaltextrun"/>
-          <w:rFonts w:eastAsiaTheme="majorEastAsia"/>
-          <w:b/>
-          <w:bCs/>
-          <w:sz w:val="28"/>
-          <w:szCs w:val="28"/>
-        </w:rPr>
-      </w:pPr>
-    </w:p>
-    <w:p>
-      <w:pPr>
-        <w:pStyle w:val="paragraph"/>
-        <w:spacing w:before="0" w:beforeAutospacing="0" w:after="0" w:afterAutospacing="0"/>
-        <w:jc w:val="center"/>
-        <w:textAlignment w:val="baseline"/>
-        <w:rPr>
-          <w:rStyle w:val="normaltextrun"/>
-          <w:rFonts w:eastAsiaTheme="majorEastAsia"/>
-          <w:b/>
-          <w:bCs/>
-          <w:sz w:val="28"/>
-          <w:szCs w:val="28"/>
-        </w:rPr>
-      </w:pPr>
-    </w:p>
-    <w:p>
-      <w:pPr>
-        <w:pStyle w:val="paragraph"/>
-        <w:spacing w:before="0" w:beforeAutospacing="0" w:after="0" w:afterAutospacing="0"/>
-        <w:jc w:val="center"/>
-        <w:textAlignment w:val="baseline"/>
-        <w:rPr>
-          <w:rStyle w:val="normaltextrun"/>
-          <w:rFonts w:eastAsiaTheme="majorEastAsia"/>
-          <w:b/>
-          <w:bCs/>
-          <w:sz w:val="28"/>
-          <w:szCs w:val="28"/>
-        </w:rPr>
-      </w:pPr>
-    </w:p>
-    <w:p>
-      <w:pPr>
-        <w:pStyle w:val="paragraph"/>
-        <w:spacing w:before="0" w:beforeAutospacing="0" w:after="0" w:afterAutospacing="0"/>
-        <w:jc w:val="center"/>
-        <w:textAlignment w:val="baseline"/>
-        <w:rPr>
-          <w:rStyle w:val="normaltextrun"/>
-          <w:rFonts w:eastAsiaTheme="majorEastAsia"/>
-          <w:b/>
-          <w:bCs/>
-          <w:sz w:val="28"/>
-          <w:szCs w:val="28"/>
-        </w:rPr>
-      </w:pPr>
-    </w:p>
-    <w:p>
-      <w:pPr>
-        <w:pStyle w:val="paragraph"/>
-        <w:spacing w:before="0" w:beforeAutospacing="0" w:after="0" w:afterAutospacing="0"/>
-        <w:jc w:val="center"/>
-        <w:textAlignment w:val="baseline"/>
-        <w:rPr>
-          <w:rStyle w:val="normaltextrun"/>
-          <w:rFonts w:eastAsiaTheme="majorEastAsia"/>
-          <w:b/>
-          <w:bCs/>
-          <w:sz w:val="28"/>
-          <w:szCs w:val="28"/>
-        </w:rPr>
-      </w:pPr>
-    </w:p>
-    <w:p>
-      <w:pPr>
-        <w:pStyle w:val="paragraph"/>
-        <w:spacing w:before="0" w:beforeAutospacing="0" w:after="0" w:afterAutospacing="0"/>
-        <w:jc w:val="center"/>
-        <w:textAlignment w:val="baseline"/>
-        <w:rPr>
-          <w:rStyle w:val="normaltextrun"/>
-          <w:rFonts w:eastAsiaTheme="majorEastAsia"/>
-          <w:b/>
-          <w:bCs/>
-          <w:sz w:val="28"/>
-          <w:szCs w:val="28"/>
-        </w:rPr>
-      </w:pPr>
-    </w:p>
-    <w:p>
-      <w:pPr>
-        <w:pStyle w:val="paragraph"/>
-        <w:spacing w:before="0" w:beforeAutospacing="0" w:after="0" w:afterAutospacing="0"/>
-        <w:jc w:val="center"/>
-        <w:textAlignment w:val="baseline"/>
-        <w:rPr>
-          <w:rStyle w:val="normaltextrun"/>
-          <w:rFonts w:eastAsiaTheme="majorEastAsia"/>
-          <w:b/>
-          <w:bCs/>
-          <w:sz w:val="28"/>
-          <w:szCs w:val="28"/>
-        </w:rPr>
-      </w:pPr>
-    </w:p>
-    <w:p>
-      <w:pPr>
-        <w:pStyle w:val="paragraph"/>
-        <w:spacing w:before="0" w:beforeAutospacing="0" w:after="0" w:afterAutospacing="0"/>
-        <w:jc w:val="center"/>
-        <w:textAlignment w:val="baseline"/>
-        <w:rPr>
-          <w:rStyle w:val="normaltextrun"/>
-          <w:rFonts w:eastAsiaTheme="majorEastAsia"/>
-          <w:b/>
-          <w:bCs/>
-          <w:sz w:val="28"/>
-          <w:szCs w:val="28"/>
-        </w:rPr>
-      </w:pPr>
-    </w:p>
-    <w:p>
-      <w:pPr>
-        <w:pStyle w:val="paragraph"/>
-        <w:spacing w:before="0" w:beforeAutospacing="0" w:after="0" w:afterAutospacing="0"/>
-        <w:jc w:val="center"/>
-        <w:textAlignment w:val="baseline"/>
-        <w:rPr>
-          <w:rStyle w:val="normaltextrun"/>
-          <w:rFonts w:eastAsiaTheme="majorEastAsia"/>
-          <w:b/>
-          <w:bCs/>
-          <w:sz w:val="28"/>
-          <w:szCs w:val="28"/>
-        </w:rPr>
-      </w:pPr>
       <w:r>
         <w:rPr>
           <w:rStyle w:val="normaltextrun"/>
           <w:rFonts w:eastAsiaTheme="majorEastAsia"/>
           <w:b/>
           <w:bCs/>
-          <w:sz w:val="28"/>
-          <w:szCs w:val="28"/>
+          <w:sz w:val="32"/>
+          <w:szCs w:val="32"/>
         </w:rPr>
         <w:t>Проект базы данных для библиотечного сервиса</w:t>
       </w:r>
@@ -220,28 +294,7 @@
     <w:p>
       <w:pPr>
         <w:pStyle w:val="paragraph"/>
-        <w:spacing w:before="0" w:beforeAutospacing="0" w:after="0" w:afterAutospacing="0"/>
-        <w:jc w:val="both"/>
-        <w:textAlignment w:val="baseline"/>
-        <w:rPr>
-          <w:sz w:val="28"/>
-          <w:szCs w:val="28"/>
-        </w:rPr>
-      </w:pPr>
-      <w:r>
-        <w:rPr>
-          <w:rStyle w:val="eop"/>
-          <w:rFonts w:eastAsiaTheme="majorEastAsia"/>
-          <w:sz w:val="28"/>
-          <w:szCs w:val="28"/>
-        </w:rPr>
-        <w:t> </w:t>
-      </w:r>
-    </w:p>
-    <w:p>
-      <w:pPr>
-        <w:pStyle w:val="paragraph"/>
-        <w:spacing w:before="0" w:beforeAutospacing="0" w:after="0" w:afterAutospacing="0"/>
+        <w:spacing w:before="0" w:beforeAutospacing="0" w:after="0" w:afterAutospacing="0" w:line="360" w:lineRule="auto"/>
         <w:jc w:val="center"/>
         <w:textAlignment w:val="baseline"/>
         <w:rPr>
@@ -249,278 +302,285 @@
           <w:szCs w:val="28"/>
         </w:rPr>
       </w:pPr>
+    </w:p>
+    <w:p>
+      <w:pPr>
+        <w:pStyle w:val="paragraph"/>
+        <w:spacing w:before="0" w:beforeAutospacing="0" w:after="0" w:afterAutospacing="0" w:line="360" w:lineRule="auto"/>
+        <w:jc w:val="center"/>
+        <w:textAlignment w:val="baseline"/>
+        <w:rPr>
+          <w:sz w:val="32"/>
+          <w:szCs w:val="32"/>
+        </w:rPr>
+      </w:pPr>
       <w:r>
         <w:rPr>
           <w:rStyle w:val="normaltextrun"/>
           <w:rFonts w:eastAsiaTheme="majorEastAsia"/>
           <w:b/>
           <w:bCs/>
-          <w:sz w:val="28"/>
-          <w:szCs w:val="28"/>
+          <w:sz w:val="32"/>
+          <w:szCs w:val="32"/>
         </w:rPr>
         <w:t>РУКОВОДСТВО АДМИНИСТРАТОРА</w:t>
       </w:r>
     </w:p>
     <w:p>
       <w:pPr>
+        <w:spacing w:line="360" w:lineRule="auto"/>
         <w:jc w:val="center"/>
         <w:rPr>
-          <w:sz w:val="28"/>
-          <w:szCs w:val="28"/>
-        </w:rPr>
-      </w:pPr>
-    </w:p>
-    <w:p>
-      <w:pPr>
-        <w:jc w:val="center"/>
-        <w:rPr>
-          <w:sz w:val="28"/>
-          <w:szCs w:val="28"/>
-        </w:rPr>
-      </w:pPr>
-    </w:p>
-    <w:p>
-      <w:pPr>
-        <w:jc w:val="center"/>
-        <w:rPr>
-          <w:sz w:val="28"/>
-          <w:szCs w:val="28"/>
-        </w:rPr>
-      </w:pPr>
-    </w:p>
-    <w:p>
-      <w:pPr>
-        <w:pStyle w:val="a6"/>
-        <w:rPr>
-          <w:sz w:val="28"/>
-          <w:szCs w:val="28"/>
-        </w:rPr>
-      </w:pPr>
-    </w:p>
-    <w:p>
-      <w:pPr>
-        <w:rPr>
-          <w:sz w:val="28"/>
-          <w:szCs w:val="28"/>
-        </w:rPr>
-      </w:pPr>
-    </w:p>
-    <w:p>
-      <w:pPr>
-        <w:jc w:val="center"/>
-        <w:rPr>
-          <w:sz w:val="28"/>
-          <w:szCs w:val="28"/>
+          <w:b/>
+          <w:bCs/>
+          <w:sz w:val="32"/>
+          <w:szCs w:val="32"/>
         </w:rPr>
       </w:pPr>
       <w:r>
         <w:rPr>
-          <w:sz w:val="28"/>
-          <w:szCs w:val="28"/>
+          <w:b/>
+          <w:bCs/>
+          <w:sz w:val="32"/>
+          <w:szCs w:val="32"/>
         </w:rPr>
-        <w:t xml:space="preserve">Листов </w:t>
+        <w:t xml:space="preserve">41287462.КП26.102360091 </w:t>
+      </w:r>
+      <w:r>
+        <w:rPr>
+          <w:b/>
+          <w:bCs/>
+          <w:sz w:val="32"/>
+          <w:szCs w:val="32"/>
+        </w:rPr>
+        <w:t>32</w:t>
       </w:r>
     </w:p>
     <w:p>
       <w:pPr>
+        <w:pStyle w:val="aa"/>
+        <w:jc w:val="center"/>
+        <w:rPr>
+          <w:szCs w:val="28"/>
+        </w:rPr>
+      </w:pPr>
+    </w:p>
+    <w:p>
+      <w:pPr>
+        <w:jc w:val="center"/>
+        <w:rPr>
+          <w:szCs w:val="28"/>
+        </w:rPr>
+      </w:pPr>
+    </w:p>
+    <w:p>
+      <w:pPr>
         <w:jc w:val="center"/>
         <w:rPr>
           <w:b/>
-          <w:sz w:val="28"/>
+          <w:bCs/>
           <w:szCs w:val="28"/>
         </w:rPr>
       </w:pPr>
+      <w:r>
+        <w:rPr>
+          <w:b/>
+          <w:bCs/>
+          <w:szCs w:val="28"/>
+        </w:rPr>
+        <w:t>Листов</w:t>
+      </w:r>
+      <w:r>
+        <w:rPr>
+          <w:b/>
+          <w:bCs/>
+          <w:szCs w:val="28"/>
+        </w:rPr>
+        <w:t xml:space="preserve"> </w:t>
+      </w:r>
+      <w:r>
+        <w:rPr>
+          <w:b/>
+          <w:bCs/>
+          <w:szCs w:val="28"/>
+          <w:lang w:val="en-US"/>
+        </w:rPr>
+        <w:t>&lt;&gt;</w:t>
+      </w:r>
     </w:p>
     <w:p>
       <w:pPr>
         <w:jc w:val="center"/>
         <w:rPr>
           <w:b/>
-          <w:sz w:val="28"/>
           <w:szCs w:val="28"/>
         </w:rPr>
       </w:pPr>
     </w:p>
     <w:p>
       <w:pPr>
+        <w:spacing w:line="240" w:lineRule="auto"/>
+        <w:ind w:firstLine="709"/>
         <w:jc w:val="center"/>
         <w:rPr>
-          <w:b/>
-          <w:sz w:val="28"/>
           <w:szCs w:val="28"/>
         </w:rPr>
       </w:pPr>
     </w:p>
     <w:p>
       <w:pPr>
+        <w:spacing w:line="240" w:lineRule="auto"/>
+        <w:ind w:firstLine="709"/>
         <w:jc w:val="center"/>
         <w:rPr>
-          <w:b/>
-          <w:sz w:val="28"/>
           <w:szCs w:val="28"/>
         </w:rPr>
       </w:pPr>
     </w:p>
     <w:p>
       <w:pPr>
+        <w:spacing w:line="240" w:lineRule="auto"/>
+        <w:ind w:firstLine="709"/>
+        <w:jc w:val="center"/>
         <w:rPr>
-          <w:sz w:val="28"/>
           <w:szCs w:val="28"/>
         </w:rPr>
       </w:pPr>
     </w:p>
     <w:p>
       <w:pPr>
+        <w:spacing w:line="240" w:lineRule="auto"/>
+        <w:ind w:firstLine="709"/>
         <w:jc w:val="center"/>
         <w:rPr>
-          <w:sz w:val="28"/>
           <w:szCs w:val="28"/>
         </w:rPr>
       </w:pPr>
     </w:p>
     <w:p>
       <w:pPr>
+        <w:spacing w:line="240" w:lineRule="auto"/>
+        <w:ind w:firstLine="709"/>
         <w:jc w:val="center"/>
         <w:rPr>
-          <w:sz w:val="28"/>
           <w:szCs w:val="28"/>
         </w:rPr>
       </w:pPr>
     </w:p>
     <w:p>
       <w:pPr>
+        <w:spacing w:line="240" w:lineRule="auto"/>
+        <w:ind w:firstLine="709"/>
+        <w:jc w:val="center"/>
         <w:rPr>
-          <w:sz w:val="28"/>
           <w:szCs w:val="28"/>
         </w:rPr>
       </w:pPr>
     </w:p>
     <w:p>
       <w:pPr>
-        <w:jc w:val="right"/>
+        <w:spacing w:line="240" w:lineRule="auto"/>
+        <w:ind w:firstLine="709"/>
+        <w:jc w:val="center"/>
+        <w:rPr>
+          <w:szCs w:val="28"/>
+        </w:rPr>
+      </w:pPr>
+    </w:p>
+    <w:p>
+      <w:pPr>
+        <w:spacing w:line="240" w:lineRule="auto"/>
+        <w:ind w:firstLine="709"/>
+        <w:jc w:val="center"/>
+        <w:rPr>
+          <w:szCs w:val="28"/>
+        </w:rPr>
+      </w:pPr>
+    </w:p>
+    <w:p>
+      <w:pPr>
+        <w:spacing w:line="240" w:lineRule="auto"/>
+        <w:ind w:firstLine="709"/>
+        <w:jc w:val="center"/>
+        <w:rPr>
+          <w:szCs w:val="28"/>
+        </w:rPr>
+      </w:pPr>
+    </w:p>
+    <w:p>
+      <w:pPr>
+        <w:spacing w:line="240" w:lineRule="auto"/>
+        <w:ind w:firstLine="709"/>
+        <w:jc w:val="center"/>
+        <w:rPr>
+          <w:szCs w:val="28"/>
+        </w:rPr>
+      </w:pPr>
+    </w:p>
+    <w:p>
+      <w:pPr>
+        <w:spacing w:line="240" w:lineRule="auto"/>
+        <w:ind w:firstLine="709"/>
+        <w:jc w:val="center"/>
+        <w:rPr>
+          <w:szCs w:val="28"/>
+        </w:rPr>
+      </w:pPr>
+    </w:p>
+    <w:p>
+      <w:pPr>
+        <w:spacing w:line="240" w:lineRule="auto"/>
+        <w:ind w:firstLine="709"/>
+        <w:jc w:val="center"/>
+        <w:rPr>
+          <w:szCs w:val="28"/>
+        </w:rPr>
+      </w:pPr>
+    </w:p>
+    <w:p>
+      <w:pPr>
+        <w:spacing w:line="240" w:lineRule="auto"/>
+        <w:ind w:firstLine="709"/>
+        <w:jc w:val="center"/>
+        <w:rPr>
+          <w:szCs w:val="28"/>
+        </w:rPr>
+      </w:pPr>
+    </w:p>
+    <w:p>
+      <w:pPr>
+        <w:spacing w:line="240" w:lineRule="auto"/>
+        <w:ind w:firstLine="709"/>
+        <w:jc w:val="center"/>
+        <w:rPr>
+          <w:szCs w:val="28"/>
+        </w:rPr>
+      </w:pPr>
+    </w:p>
+    <w:p>
+      <w:pPr>
+        <w:spacing w:line="240" w:lineRule="auto"/>
+        <w:ind w:firstLine="709"/>
+        <w:jc w:val="center"/>
+        <w:rPr>
+          <w:szCs w:val="28"/>
+        </w:rPr>
+      </w:pPr>
+    </w:p>
+    <w:bookmarkEnd w:id="0"/>
+    <w:p>
+      <w:pPr>
+        <w:spacing w:line="360" w:lineRule="auto"/>
+        <w:ind w:firstLine="709"/>
+        <w:jc w:val="both"/>
         <w:rPr>
           <w:b/>
-          <w:sz w:val="28"/>
           <w:szCs w:val="28"/>
         </w:rPr>
       </w:pPr>
-    </w:p>
-    <w:p>
-      <w:pPr>
-        <w:ind w:left="4248" w:firstLine="708"/>
-        <w:rPr>
-          <w:sz w:val="28"/>
-          <w:szCs w:val="28"/>
-        </w:rPr>
-      </w:pPr>
-    </w:p>
-    <w:p>
-      <w:pPr>
-        <w:rPr>
-          <w:sz w:val="28"/>
-          <w:szCs w:val="28"/>
-        </w:rPr>
-      </w:pPr>
-    </w:p>
-    <w:p>
-      <w:pPr>
-        <w:ind w:left="4248" w:firstLine="708"/>
-        <w:rPr>
-          <w:sz w:val="28"/>
-          <w:szCs w:val="28"/>
-        </w:rPr>
-      </w:pPr>
-    </w:p>
-    <w:p>
-      <w:pPr>
-        <w:ind w:left="4248" w:firstLine="708"/>
-        <w:rPr>
-          <w:sz w:val="28"/>
-          <w:szCs w:val="28"/>
-        </w:rPr>
-      </w:pPr>
-    </w:p>
-    <w:p>
-      <w:pPr>
-        <w:ind w:left="4248" w:firstLine="708"/>
-        <w:rPr>
-          <w:sz w:val="28"/>
-          <w:szCs w:val="28"/>
-        </w:rPr>
-      </w:pPr>
-    </w:p>
-    <w:p>
-      <w:pPr>
-        <w:ind w:left="4248" w:firstLine="708"/>
-        <w:rPr>
-          <w:sz w:val="28"/>
-          <w:szCs w:val="28"/>
-        </w:rPr>
-      </w:pPr>
-    </w:p>
-    <w:p>
-      <w:pPr>
-        <w:ind w:left="4248" w:firstLine="708"/>
-        <w:rPr>
-          <w:sz w:val="28"/>
-          <w:szCs w:val="28"/>
-        </w:rPr>
-      </w:pPr>
-    </w:p>
-    <w:p>
-      <w:pPr>
-        <w:rPr>
-          <w:sz w:val="28"/>
-          <w:szCs w:val="28"/>
-        </w:rPr>
-      </w:pPr>
-    </w:p>
-    <w:p>
-      <w:pPr>
-        <w:jc w:val="both"/>
-        <w:rPr>
-          <w:sz w:val="28"/>
-          <w:szCs w:val="28"/>
-        </w:rPr>
-      </w:pPr>
-    </w:p>
-    <w:p>
-      <w:pPr>
-        <w:rPr>
-          <w:sz w:val="28"/>
-          <w:szCs w:val="28"/>
-        </w:rPr>
-      </w:pPr>
-    </w:p>
-    <w:p>
-      <w:pPr>
-        <w:rPr>
-          <w:sz w:val="28"/>
-          <w:szCs w:val="28"/>
-        </w:rPr>
-      </w:pPr>
-    </w:p>
-    <w:p>
-      <w:pPr>
-        <w:ind w:left="3540"/>
-        <w:jc w:val="both"/>
-        <w:rPr>
-          <w:sz w:val="28"/>
-          <w:szCs w:val="28"/>
-        </w:rPr>
-      </w:pPr>
       <w:r>
-        <w:rPr>
-          <w:sz w:val="28"/>
-          <w:szCs w:val="28"/>
-        </w:rPr>
         <w:br w:type="page"/>
       </w:r>
-    </w:p>
-    <w:p>
-      <w:pPr>
-        <w:spacing w:line="360" w:lineRule="auto"/>
-      </w:pPr>
     </w:p>
     <w:sectPr>
       <w:footerReference w:type="default" r:id="rId8"/>
@@ -565,14 +625,22 @@
 <w:ftr xmlns:wpc="http://schemas.microsoft.com/office/word/2010/wordprocessingCanvas" xmlns:cx="http://schemas.microsoft.com/office/drawing/2014/chartex" xmlns:cx1="http://schemas.microsoft.com/office/drawing/2015/9/8/chartex" xmlns:cx2="http://schemas.microsoft.com/office/drawing/2015/10/21/chartex" xmlns:cx3="http://schemas.microsoft.com/office/drawing/2016/5/9/chartex" xmlns:cx4="http://schemas.microsoft.com/office/drawing/2016/5/10/chartex" xmlns:cx5="http://schemas.microsoft.com/office/drawing/2016/5/11/chartex" xmlns:cx6="http://schemas.microsoft.com/office/drawing/2016/5/12/chartex" xmlns:cx7="http://schemas.microsoft.com/office/drawing/2016/5/13/chartex" xmlns:cx8="http://schemas.microsoft.com/office/drawing/2016/5/14/chartex" xmlns:mc="http://schemas.openxmlformats.org/markup-compatibility/2006" xmlns:aink="http://schemas.microsoft.com/office/drawing/2016/ink" xmlns:am3d="http://schemas.microsoft.com/office/drawing/2017/model3d" xmlns:o="urn:schemas-microsoft-com:office:office" xmlns:oel="http://schemas.microsoft.com/office/2019/extlst" xmlns:r="http://schemas.openxmlformats.org/officeDocument/2006/relationships" xmlns:m="http://schemas.openxmlformats.org/officeDocument/2006/math" xmlns:v="urn:schemas-microsoft-com:vml" xmlns:wp14="http://schemas.microsoft.com/office/word/2010/wordprocessingDrawing" xmlns:wp="http://schemas.openxmlformats.org/drawingml/2006/wordprocessingDrawing" xmlns:w10="urn:schemas-microsoft-com:office:word" xmlns:w="http://schemas.openxmlformats.org/wordprocessingml/2006/main" xmlns:w14="http://schemas.microsoft.com/office/word/2010/wordml" xmlns:w15="http://schemas.microsoft.com/office/word/2012/wordml" xmlns:w16cex="http://schemas.microsoft.com/office/word/2018/wordml/cex" xmlns:w16cid="http://schemas.microsoft.com/office/word/2016/wordml/cid" xmlns:w16="http://schemas.microsoft.com/office/word/2018/wordml" xmlns:w16sdtdh="http://schemas.microsoft.com/office/word/2020/wordml/sdtdatahash" xmlns:w16se="http://schemas.microsoft.com/office/word/2015/wordml/symex" xmlns:wpg="http://schemas.microsoft.com/office/word/2010/wordprocessingGroup" xmlns:wpi="http://schemas.microsoft.com/office/word/2010/wordprocessingInk" xmlns:wne="http://schemas.microsoft.com/office/word/2006/wordml" xmlns:wps="http://schemas.microsoft.com/office/word/2010/wordprocessingShape" mc:Ignorable="w14 w15 w16se w16cid w16 w16cex w16sdtdh wp14">
   <w:p>
     <w:pPr>
-      <w:pStyle w:val="aa"/>
+      <w:pStyle w:val="ad"/>
       <w:jc w:val="center"/>
     </w:pPr>
+  </w:p>
+  <w:p>
+    <w:pPr>
+      <w:pStyle w:val="ad"/>
+    </w:pPr>
+    <w:r>
+      <w:tab/>
+    </w:r>
     <w:r>
       <w:fldChar w:fldCharType="begin"/>
     </w:r>
     <w:r>
-      <w:instrText>PAGE \* ARABIC</w:instrText>
+      <w:instrText>PAGE</w:instrText>
     </w:r>
     <w:r>
       <w:fldChar w:fldCharType="separate"/>
@@ -581,16 +649,11 @@
       <w:rPr>
         <w:noProof/>
       </w:rPr>
-      <w:t>3</w:t>
+      <w:t>2</w:t>
     </w:r>
     <w:r>
       <w:fldChar w:fldCharType="end"/>
     </w:r>
-  </w:p>
-  <w:p>
-    <w:pPr>
-      <w:pStyle w:val="aa"/>
-    </w:pPr>
   </w:p>
 </w:ftr>
 </file>
@@ -599,23 +662,29 @@
 <w:ftr xmlns:wpc="http://schemas.microsoft.com/office/word/2010/wordprocessingCanvas" xmlns:cx="http://schemas.microsoft.com/office/drawing/2014/chartex" xmlns:cx1="http://schemas.microsoft.com/office/drawing/2015/9/8/chartex" xmlns:cx2="http://schemas.microsoft.com/office/drawing/2015/10/21/chartex" xmlns:cx3="http://schemas.microsoft.com/office/drawing/2016/5/9/chartex" xmlns:cx4="http://schemas.microsoft.com/office/drawing/2016/5/10/chartex" xmlns:cx5="http://schemas.microsoft.com/office/drawing/2016/5/11/chartex" xmlns:cx6="http://schemas.microsoft.com/office/drawing/2016/5/12/chartex" xmlns:cx7="http://schemas.microsoft.com/office/drawing/2016/5/13/chartex" xmlns:cx8="http://schemas.microsoft.com/office/drawing/2016/5/14/chartex" xmlns:mc="http://schemas.openxmlformats.org/markup-compatibility/2006" xmlns:aink="http://schemas.microsoft.com/office/drawing/2016/ink" xmlns:am3d="http://schemas.microsoft.com/office/drawing/2017/model3d" xmlns:o="urn:schemas-microsoft-com:office:office" xmlns:oel="http://schemas.microsoft.com/office/2019/extlst" xmlns:r="http://schemas.openxmlformats.org/officeDocument/2006/relationships" xmlns:m="http://schemas.openxmlformats.org/officeDocument/2006/math" xmlns:v="urn:schemas-microsoft-com:vml" xmlns:wp14="http://schemas.microsoft.com/office/word/2010/wordprocessingDrawing" xmlns:wp="http://schemas.openxmlformats.org/drawingml/2006/wordprocessingDrawing" xmlns:w10="urn:schemas-microsoft-com:office:word" xmlns:w="http://schemas.openxmlformats.org/wordprocessingml/2006/main" xmlns:w14="http://schemas.microsoft.com/office/word/2010/wordml" xmlns:w15="http://schemas.microsoft.com/office/word/2012/wordml" xmlns:w16cex="http://schemas.microsoft.com/office/word/2018/wordml/cex" xmlns:w16cid="http://schemas.microsoft.com/office/word/2016/wordml/cid" xmlns:w16="http://schemas.microsoft.com/office/word/2018/wordml" xmlns:w16sdtdh="http://schemas.microsoft.com/office/word/2020/wordml/sdtdatahash" xmlns:w16se="http://schemas.microsoft.com/office/word/2015/wordml/symex" xmlns:wpg="http://schemas.microsoft.com/office/word/2010/wordprocessingGroup" xmlns:wpi="http://schemas.microsoft.com/office/word/2010/wordprocessingInk" xmlns:wne="http://schemas.microsoft.com/office/word/2006/wordml" xmlns:wps="http://schemas.microsoft.com/office/word/2010/wordprocessingShape" mc:Ignorable="w14 w15 w16se w16cid w16 w16cex w16sdtdh wp14">
   <w:p>
     <w:pPr>
-      <w:pStyle w:val="aa"/>
+      <w:spacing w:line="240" w:lineRule="auto"/>
       <w:jc w:val="center"/>
+      <w:rPr>
+        <w:szCs w:val="28"/>
+      </w:rPr>
     </w:pPr>
     <w:r>
       <w:rPr>
-        <w:sz w:val="28"/>
         <w:szCs w:val="28"/>
       </w:rPr>
       <w:t>Курган 202</w:t>
     </w:r>
     <w:r>
       <w:rPr>
-        <w:sz w:val="28"/>
         <w:szCs w:val="28"/>
       </w:rPr>
       <w:t>6</w:t>
     </w:r>
+  </w:p>
+  <w:p>
+    <w:pPr>
+      <w:pStyle w:val="ad"/>
+    </w:pPr>
   </w:p>
 </w:ftr>
 </file>
@@ -648,9 +717,2721 @@
 <file path=word/numbering.xml><?xml version="1.0" encoding="utf-8"?>
 <w:numbering xmlns:wpc="http://schemas.microsoft.com/office/word/2010/wordprocessingCanvas" xmlns:cx="http://schemas.microsoft.com/office/drawing/2014/chartex" xmlns:cx1="http://schemas.microsoft.com/office/drawing/2015/9/8/chartex" xmlns:cx2="http://schemas.microsoft.com/office/drawing/2015/10/21/chartex" xmlns:cx3="http://schemas.microsoft.com/office/drawing/2016/5/9/chartex" xmlns:cx4="http://schemas.microsoft.com/office/drawing/2016/5/10/chartex" xmlns:cx5="http://schemas.microsoft.com/office/drawing/2016/5/11/chartex" xmlns:cx6="http://schemas.microsoft.com/office/drawing/2016/5/12/chartex" xmlns:cx7="http://schemas.microsoft.com/office/drawing/2016/5/13/chartex" xmlns:cx8="http://schemas.microsoft.com/office/drawing/2016/5/14/chartex" xmlns:mc="http://schemas.openxmlformats.org/markup-compatibility/2006" xmlns:aink="http://schemas.microsoft.com/office/drawing/2016/ink" xmlns:am3d="http://schemas.microsoft.com/office/drawing/2017/model3d" xmlns:o="urn:schemas-microsoft-com:office:office" xmlns:oel="http://schemas.microsoft.com/office/2019/extlst" xmlns:r="http://schemas.openxmlformats.org/officeDocument/2006/relationships" xmlns:m="http://schemas.openxmlformats.org/officeDocument/2006/math" xmlns:v="urn:schemas-microsoft-com:vml" xmlns:wp14="http://schemas.microsoft.com/office/word/2010/wordprocessingDrawing" xmlns:wp="http://schemas.openxmlformats.org/drawingml/2006/wordprocessingDrawing" xmlns:w10="urn:schemas-microsoft-com:office:word" xmlns:w="http://schemas.openxmlformats.org/wordprocessingml/2006/main" xmlns:w14="http://schemas.microsoft.com/office/word/2010/wordml" xmlns:w15="http://schemas.microsoft.com/office/word/2012/wordml" xmlns:w16cex="http://schemas.microsoft.com/office/word/2018/wordml/cex" xmlns:w16cid="http://schemas.microsoft.com/office/word/2016/wordml/cid" xmlns:w16="http://schemas.microsoft.com/office/word/2018/wordml" xmlns:w16sdtdh="http://schemas.microsoft.com/office/word/2020/wordml/sdtdatahash" xmlns:w16se="http://schemas.microsoft.com/office/word/2015/wordml/symex" xmlns:wpg="http://schemas.microsoft.com/office/word/2010/wordprocessingGroup" xmlns:wpi="http://schemas.microsoft.com/office/word/2010/wordprocessingInk" xmlns:wne="http://schemas.microsoft.com/office/word/2006/wordml" xmlns:wps="http://schemas.microsoft.com/office/word/2010/wordprocessingShape" mc:Ignorable="w14 w15 w16se w16cid w16 w16cex w16sdtdh wp14">
   <w:abstractNum w:abstractNumId="0" w15:restartNumberingAfterBreak="0">
-    <w:nsid w:val="1201567C"/>
+    <w:nsid w:val="009E4F35"/>
+    <w:multiLevelType w:val="hybridMultilevel"/>
+    <w:tmpl w:val="BAC46D52"/>
+    <w:lvl w:ilvl="0" w:tplc="025E25B4">
+      <w:start w:val="1"/>
+      <w:numFmt w:val="bullet"/>
+      <w:lvlText w:val=""/>
+      <w:lvlJc w:val="left"/>
+      <w:pPr>
+        <w:ind w:left="720" w:hanging="360"/>
+      </w:pPr>
+      <w:rPr>
+        <w:rFonts w:ascii="Symbol" w:hAnsi="Symbol" w:hint="default"/>
+      </w:rPr>
+    </w:lvl>
+    <w:lvl w:ilvl="1" w:tplc="04190003" w:tentative="1">
+      <w:start w:val="1"/>
+      <w:numFmt w:val="bullet"/>
+      <w:lvlText w:val="o"/>
+      <w:lvlJc w:val="left"/>
+      <w:pPr>
+        <w:ind w:left="1440" w:hanging="360"/>
+      </w:pPr>
+      <w:rPr>
+        <w:rFonts w:ascii="Courier New" w:hAnsi="Courier New" w:cs="Courier New" w:hint="default"/>
+      </w:rPr>
+    </w:lvl>
+    <w:lvl w:ilvl="2" w:tplc="04190005" w:tentative="1">
+      <w:start w:val="1"/>
+      <w:numFmt w:val="bullet"/>
+      <w:lvlText w:val=""/>
+      <w:lvlJc w:val="left"/>
+      <w:pPr>
+        <w:ind w:left="2160" w:hanging="360"/>
+      </w:pPr>
+      <w:rPr>
+        <w:rFonts w:ascii="Wingdings" w:hAnsi="Wingdings" w:hint="default"/>
+      </w:rPr>
+    </w:lvl>
+    <w:lvl w:ilvl="3" w:tplc="04190001" w:tentative="1">
+      <w:start w:val="1"/>
+      <w:numFmt w:val="bullet"/>
+      <w:lvlText w:val=""/>
+      <w:lvlJc w:val="left"/>
+      <w:pPr>
+        <w:ind w:left="2880" w:hanging="360"/>
+      </w:pPr>
+      <w:rPr>
+        <w:rFonts w:ascii="Symbol" w:hAnsi="Symbol" w:hint="default"/>
+      </w:rPr>
+    </w:lvl>
+    <w:lvl w:ilvl="4" w:tplc="04190003" w:tentative="1">
+      <w:start w:val="1"/>
+      <w:numFmt w:val="bullet"/>
+      <w:lvlText w:val="o"/>
+      <w:lvlJc w:val="left"/>
+      <w:pPr>
+        <w:ind w:left="3600" w:hanging="360"/>
+      </w:pPr>
+      <w:rPr>
+        <w:rFonts w:ascii="Courier New" w:hAnsi="Courier New" w:cs="Courier New" w:hint="default"/>
+      </w:rPr>
+    </w:lvl>
+    <w:lvl w:ilvl="5" w:tplc="04190005" w:tentative="1">
+      <w:start w:val="1"/>
+      <w:numFmt w:val="bullet"/>
+      <w:lvlText w:val=""/>
+      <w:lvlJc w:val="left"/>
+      <w:pPr>
+        <w:ind w:left="4320" w:hanging="360"/>
+      </w:pPr>
+      <w:rPr>
+        <w:rFonts w:ascii="Wingdings" w:hAnsi="Wingdings" w:hint="default"/>
+      </w:rPr>
+    </w:lvl>
+    <w:lvl w:ilvl="6" w:tplc="04190001" w:tentative="1">
+      <w:start w:val="1"/>
+      <w:numFmt w:val="bullet"/>
+      <w:lvlText w:val=""/>
+      <w:lvlJc w:val="left"/>
+      <w:pPr>
+        <w:ind w:left="5040" w:hanging="360"/>
+      </w:pPr>
+      <w:rPr>
+        <w:rFonts w:ascii="Symbol" w:hAnsi="Symbol" w:hint="default"/>
+      </w:rPr>
+    </w:lvl>
+    <w:lvl w:ilvl="7" w:tplc="04190003" w:tentative="1">
+      <w:start w:val="1"/>
+      <w:numFmt w:val="bullet"/>
+      <w:lvlText w:val="o"/>
+      <w:lvlJc w:val="left"/>
+      <w:pPr>
+        <w:ind w:left="5760" w:hanging="360"/>
+      </w:pPr>
+      <w:rPr>
+        <w:rFonts w:ascii="Courier New" w:hAnsi="Courier New" w:cs="Courier New" w:hint="default"/>
+      </w:rPr>
+    </w:lvl>
+    <w:lvl w:ilvl="8" w:tplc="04190005" w:tentative="1">
+      <w:start w:val="1"/>
+      <w:numFmt w:val="bullet"/>
+      <w:lvlText w:val=""/>
+      <w:lvlJc w:val="left"/>
+      <w:pPr>
+        <w:ind w:left="6480" w:hanging="360"/>
+      </w:pPr>
+      <w:rPr>
+        <w:rFonts w:ascii="Wingdings" w:hAnsi="Wingdings" w:hint="default"/>
+      </w:rPr>
+    </w:lvl>
+  </w:abstractNum>
+  <w:abstractNum w:abstractNumId="1" w15:restartNumberingAfterBreak="0">
+    <w:nsid w:val="036D15CF"/>
+    <w:multiLevelType w:val="hybridMultilevel"/>
+    <w:tmpl w:val="C9C292C2"/>
+    <w:lvl w:ilvl="0" w:tplc="025E25B4">
+      <w:start w:val="1"/>
+      <w:numFmt w:val="bullet"/>
+      <w:lvlText w:val=""/>
+      <w:lvlJc w:val="left"/>
+      <w:pPr>
+        <w:ind w:left="720" w:hanging="360"/>
+      </w:pPr>
+      <w:rPr>
+        <w:rFonts w:ascii="Symbol" w:hAnsi="Symbol" w:hint="default"/>
+      </w:rPr>
+    </w:lvl>
+    <w:lvl w:ilvl="1" w:tplc="04190003" w:tentative="1">
+      <w:start w:val="1"/>
+      <w:numFmt w:val="bullet"/>
+      <w:lvlText w:val="o"/>
+      <w:lvlJc w:val="left"/>
+      <w:pPr>
+        <w:ind w:left="1440" w:hanging="360"/>
+      </w:pPr>
+      <w:rPr>
+        <w:rFonts w:ascii="Courier New" w:hAnsi="Courier New" w:cs="Courier New" w:hint="default"/>
+      </w:rPr>
+    </w:lvl>
+    <w:lvl w:ilvl="2" w:tplc="04190005" w:tentative="1">
+      <w:start w:val="1"/>
+      <w:numFmt w:val="bullet"/>
+      <w:lvlText w:val=""/>
+      <w:lvlJc w:val="left"/>
+      <w:pPr>
+        <w:ind w:left="2160" w:hanging="360"/>
+      </w:pPr>
+      <w:rPr>
+        <w:rFonts w:ascii="Wingdings" w:hAnsi="Wingdings" w:hint="default"/>
+      </w:rPr>
+    </w:lvl>
+    <w:lvl w:ilvl="3" w:tplc="04190001" w:tentative="1">
+      <w:start w:val="1"/>
+      <w:numFmt w:val="bullet"/>
+      <w:lvlText w:val=""/>
+      <w:lvlJc w:val="left"/>
+      <w:pPr>
+        <w:ind w:left="2880" w:hanging="360"/>
+      </w:pPr>
+      <w:rPr>
+        <w:rFonts w:ascii="Symbol" w:hAnsi="Symbol" w:hint="default"/>
+      </w:rPr>
+    </w:lvl>
+    <w:lvl w:ilvl="4" w:tplc="04190003" w:tentative="1">
+      <w:start w:val="1"/>
+      <w:numFmt w:val="bullet"/>
+      <w:lvlText w:val="o"/>
+      <w:lvlJc w:val="left"/>
+      <w:pPr>
+        <w:ind w:left="3600" w:hanging="360"/>
+      </w:pPr>
+      <w:rPr>
+        <w:rFonts w:ascii="Courier New" w:hAnsi="Courier New" w:cs="Courier New" w:hint="default"/>
+      </w:rPr>
+    </w:lvl>
+    <w:lvl w:ilvl="5" w:tplc="04190005" w:tentative="1">
+      <w:start w:val="1"/>
+      <w:numFmt w:val="bullet"/>
+      <w:lvlText w:val=""/>
+      <w:lvlJc w:val="left"/>
+      <w:pPr>
+        <w:ind w:left="4320" w:hanging="360"/>
+      </w:pPr>
+      <w:rPr>
+        <w:rFonts w:ascii="Wingdings" w:hAnsi="Wingdings" w:hint="default"/>
+      </w:rPr>
+    </w:lvl>
+    <w:lvl w:ilvl="6" w:tplc="04190001" w:tentative="1">
+      <w:start w:val="1"/>
+      <w:numFmt w:val="bullet"/>
+      <w:lvlText w:val=""/>
+      <w:lvlJc w:val="left"/>
+      <w:pPr>
+        <w:ind w:left="5040" w:hanging="360"/>
+      </w:pPr>
+      <w:rPr>
+        <w:rFonts w:ascii="Symbol" w:hAnsi="Symbol" w:hint="default"/>
+      </w:rPr>
+    </w:lvl>
+    <w:lvl w:ilvl="7" w:tplc="04190003" w:tentative="1">
+      <w:start w:val="1"/>
+      <w:numFmt w:val="bullet"/>
+      <w:lvlText w:val="o"/>
+      <w:lvlJc w:val="left"/>
+      <w:pPr>
+        <w:ind w:left="5760" w:hanging="360"/>
+      </w:pPr>
+      <w:rPr>
+        <w:rFonts w:ascii="Courier New" w:hAnsi="Courier New" w:cs="Courier New" w:hint="default"/>
+      </w:rPr>
+    </w:lvl>
+    <w:lvl w:ilvl="8" w:tplc="04190005" w:tentative="1">
+      <w:start w:val="1"/>
+      <w:numFmt w:val="bullet"/>
+      <w:lvlText w:val=""/>
+      <w:lvlJc w:val="left"/>
+      <w:pPr>
+        <w:ind w:left="6480" w:hanging="360"/>
+      </w:pPr>
+      <w:rPr>
+        <w:rFonts w:ascii="Wingdings" w:hAnsi="Wingdings" w:hint="default"/>
+      </w:rPr>
+    </w:lvl>
+  </w:abstractNum>
+  <w:abstractNum w:abstractNumId="2" w15:restartNumberingAfterBreak="0">
+    <w:nsid w:val="04B6737E"/>
+    <w:multiLevelType w:val="hybridMultilevel"/>
+    <w:tmpl w:val="CFD234D4"/>
+    <w:lvl w:ilvl="0" w:tplc="025E25B4">
+      <w:start w:val="1"/>
+      <w:numFmt w:val="bullet"/>
+      <w:lvlText w:val=""/>
+      <w:lvlJc w:val="left"/>
+      <w:pPr>
+        <w:ind w:left="720" w:hanging="360"/>
+      </w:pPr>
+      <w:rPr>
+        <w:rFonts w:ascii="Symbol" w:hAnsi="Symbol" w:hint="default"/>
+      </w:rPr>
+    </w:lvl>
+    <w:lvl w:ilvl="1" w:tplc="04190003" w:tentative="1">
+      <w:start w:val="1"/>
+      <w:numFmt w:val="bullet"/>
+      <w:lvlText w:val="o"/>
+      <w:lvlJc w:val="left"/>
+      <w:pPr>
+        <w:ind w:left="1440" w:hanging="360"/>
+      </w:pPr>
+      <w:rPr>
+        <w:rFonts w:ascii="Courier New" w:hAnsi="Courier New" w:cs="Courier New" w:hint="default"/>
+      </w:rPr>
+    </w:lvl>
+    <w:lvl w:ilvl="2" w:tplc="04190005" w:tentative="1">
+      <w:start w:val="1"/>
+      <w:numFmt w:val="bullet"/>
+      <w:lvlText w:val=""/>
+      <w:lvlJc w:val="left"/>
+      <w:pPr>
+        <w:ind w:left="2160" w:hanging="360"/>
+      </w:pPr>
+      <w:rPr>
+        <w:rFonts w:ascii="Wingdings" w:hAnsi="Wingdings" w:hint="default"/>
+      </w:rPr>
+    </w:lvl>
+    <w:lvl w:ilvl="3" w:tplc="04190001" w:tentative="1">
+      <w:start w:val="1"/>
+      <w:numFmt w:val="bullet"/>
+      <w:lvlText w:val=""/>
+      <w:lvlJc w:val="left"/>
+      <w:pPr>
+        <w:ind w:left="2880" w:hanging="360"/>
+      </w:pPr>
+      <w:rPr>
+        <w:rFonts w:ascii="Symbol" w:hAnsi="Symbol" w:hint="default"/>
+      </w:rPr>
+    </w:lvl>
+    <w:lvl w:ilvl="4" w:tplc="04190003" w:tentative="1">
+      <w:start w:val="1"/>
+      <w:numFmt w:val="bullet"/>
+      <w:lvlText w:val="o"/>
+      <w:lvlJc w:val="left"/>
+      <w:pPr>
+        <w:ind w:left="3600" w:hanging="360"/>
+      </w:pPr>
+      <w:rPr>
+        <w:rFonts w:ascii="Courier New" w:hAnsi="Courier New" w:cs="Courier New" w:hint="default"/>
+      </w:rPr>
+    </w:lvl>
+    <w:lvl w:ilvl="5" w:tplc="04190005" w:tentative="1">
+      <w:start w:val="1"/>
+      <w:numFmt w:val="bullet"/>
+      <w:lvlText w:val=""/>
+      <w:lvlJc w:val="left"/>
+      <w:pPr>
+        <w:ind w:left="4320" w:hanging="360"/>
+      </w:pPr>
+      <w:rPr>
+        <w:rFonts w:ascii="Wingdings" w:hAnsi="Wingdings" w:hint="default"/>
+      </w:rPr>
+    </w:lvl>
+    <w:lvl w:ilvl="6" w:tplc="04190001" w:tentative="1">
+      <w:start w:val="1"/>
+      <w:numFmt w:val="bullet"/>
+      <w:lvlText w:val=""/>
+      <w:lvlJc w:val="left"/>
+      <w:pPr>
+        <w:ind w:left="5040" w:hanging="360"/>
+      </w:pPr>
+      <w:rPr>
+        <w:rFonts w:ascii="Symbol" w:hAnsi="Symbol" w:hint="default"/>
+      </w:rPr>
+    </w:lvl>
+    <w:lvl w:ilvl="7" w:tplc="04190003" w:tentative="1">
+      <w:start w:val="1"/>
+      <w:numFmt w:val="bullet"/>
+      <w:lvlText w:val="o"/>
+      <w:lvlJc w:val="left"/>
+      <w:pPr>
+        <w:ind w:left="5760" w:hanging="360"/>
+      </w:pPr>
+      <w:rPr>
+        <w:rFonts w:ascii="Courier New" w:hAnsi="Courier New" w:cs="Courier New" w:hint="default"/>
+      </w:rPr>
+    </w:lvl>
+    <w:lvl w:ilvl="8" w:tplc="04190005" w:tentative="1">
+      <w:start w:val="1"/>
+      <w:numFmt w:val="bullet"/>
+      <w:lvlText w:val=""/>
+      <w:lvlJc w:val="left"/>
+      <w:pPr>
+        <w:ind w:left="6480" w:hanging="360"/>
+      </w:pPr>
+      <w:rPr>
+        <w:rFonts w:ascii="Wingdings" w:hAnsi="Wingdings" w:hint="default"/>
+      </w:rPr>
+    </w:lvl>
+  </w:abstractNum>
+  <w:abstractNum w:abstractNumId="3" w15:restartNumberingAfterBreak="0">
+    <w:nsid w:val="057C25BB"/>
+    <w:multiLevelType w:val="hybridMultilevel"/>
+    <w:tmpl w:val="7A8CC878"/>
+    <w:lvl w:ilvl="0" w:tplc="E3F6E87A">
+      <w:start w:val="1"/>
+      <w:numFmt w:val="bullet"/>
+      <w:lvlText w:val=""/>
+      <w:lvlJc w:val="left"/>
+      <w:pPr>
+        <w:ind w:left="720" w:hanging="360"/>
+      </w:pPr>
+      <w:rPr>
+        <w:rFonts w:ascii="Symbol" w:hAnsi="Symbol" w:hint="default"/>
+      </w:rPr>
+    </w:lvl>
+    <w:lvl w:ilvl="1" w:tplc="04190003" w:tentative="1">
+      <w:start w:val="1"/>
+      <w:numFmt w:val="bullet"/>
+      <w:lvlText w:val="o"/>
+      <w:lvlJc w:val="left"/>
+      <w:pPr>
+        <w:ind w:left="1440" w:hanging="360"/>
+      </w:pPr>
+      <w:rPr>
+        <w:rFonts w:ascii="Courier New" w:hAnsi="Courier New" w:cs="Courier New" w:hint="default"/>
+      </w:rPr>
+    </w:lvl>
+    <w:lvl w:ilvl="2" w:tplc="04190005" w:tentative="1">
+      <w:start w:val="1"/>
+      <w:numFmt w:val="bullet"/>
+      <w:lvlText w:val=""/>
+      <w:lvlJc w:val="left"/>
+      <w:pPr>
+        <w:ind w:left="2160" w:hanging="360"/>
+      </w:pPr>
+      <w:rPr>
+        <w:rFonts w:ascii="Wingdings" w:hAnsi="Wingdings" w:hint="default"/>
+      </w:rPr>
+    </w:lvl>
+    <w:lvl w:ilvl="3" w:tplc="04190001" w:tentative="1">
+      <w:start w:val="1"/>
+      <w:numFmt w:val="bullet"/>
+      <w:lvlText w:val=""/>
+      <w:lvlJc w:val="left"/>
+      <w:pPr>
+        <w:ind w:left="2880" w:hanging="360"/>
+      </w:pPr>
+      <w:rPr>
+        <w:rFonts w:ascii="Symbol" w:hAnsi="Symbol" w:hint="default"/>
+      </w:rPr>
+    </w:lvl>
+    <w:lvl w:ilvl="4" w:tplc="04190003" w:tentative="1">
+      <w:start w:val="1"/>
+      <w:numFmt w:val="bullet"/>
+      <w:lvlText w:val="o"/>
+      <w:lvlJc w:val="left"/>
+      <w:pPr>
+        <w:ind w:left="3600" w:hanging="360"/>
+      </w:pPr>
+      <w:rPr>
+        <w:rFonts w:ascii="Courier New" w:hAnsi="Courier New" w:cs="Courier New" w:hint="default"/>
+      </w:rPr>
+    </w:lvl>
+    <w:lvl w:ilvl="5" w:tplc="04190005" w:tentative="1">
+      <w:start w:val="1"/>
+      <w:numFmt w:val="bullet"/>
+      <w:lvlText w:val=""/>
+      <w:lvlJc w:val="left"/>
+      <w:pPr>
+        <w:ind w:left="4320" w:hanging="360"/>
+      </w:pPr>
+      <w:rPr>
+        <w:rFonts w:ascii="Wingdings" w:hAnsi="Wingdings" w:hint="default"/>
+      </w:rPr>
+    </w:lvl>
+    <w:lvl w:ilvl="6" w:tplc="04190001" w:tentative="1">
+      <w:start w:val="1"/>
+      <w:numFmt w:val="bullet"/>
+      <w:lvlText w:val=""/>
+      <w:lvlJc w:val="left"/>
+      <w:pPr>
+        <w:ind w:left="5040" w:hanging="360"/>
+      </w:pPr>
+      <w:rPr>
+        <w:rFonts w:ascii="Symbol" w:hAnsi="Symbol" w:hint="default"/>
+      </w:rPr>
+    </w:lvl>
+    <w:lvl w:ilvl="7" w:tplc="04190003" w:tentative="1">
+      <w:start w:val="1"/>
+      <w:numFmt w:val="bullet"/>
+      <w:lvlText w:val="o"/>
+      <w:lvlJc w:val="left"/>
+      <w:pPr>
+        <w:ind w:left="5760" w:hanging="360"/>
+      </w:pPr>
+      <w:rPr>
+        <w:rFonts w:ascii="Courier New" w:hAnsi="Courier New" w:cs="Courier New" w:hint="default"/>
+      </w:rPr>
+    </w:lvl>
+    <w:lvl w:ilvl="8" w:tplc="04190005" w:tentative="1">
+      <w:start w:val="1"/>
+      <w:numFmt w:val="bullet"/>
+      <w:lvlText w:val=""/>
+      <w:lvlJc w:val="left"/>
+      <w:pPr>
+        <w:ind w:left="6480" w:hanging="360"/>
+      </w:pPr>
+      <w:rPr>
+        <w:rFonts w:ascii="Wingdings" w:hAnsi="Wingdings" w:hint="default"/>
+      </w:rPr>
+    </w:lvl>
+  </w:abstractNum>
+  <w:abstractNum w:abstractNumId="4" w15:restartNumberingAfterBreak="0">
+    <w:nsid w:val="09CA4AB5"/>
+    <w:multiLevelType w:val="hybridMultilevel"/>
+    <w:tmpl w:val="A89CEED2"/>
+    <w:lvl w:ilvl="0" w:tplc="E3F6E87A">
+      <w:start w:val="1"/>
+      <w:numFmt w:val="bullet"/>
+      <w:lvlText w:val=""/>
+      <w:lvlJc w:val="left"/>
+      <w:pPr>
+        <w:ind w:left="720" w:hanging="360"/>
+      </w:pPr>
+      <w:rPr>
+        <w:rFonts w:ascii="Symbol" w:hAnsi="Symbol" w:hint="default"/>
+      </w:rPr>
+    </w:lvl>
+    <w:lvl w:ilvl="1" w:tplc="04190003" w:tentative="1">
+      <w:start w:val="1"/>
+      <w:numFmt w:val="bullet"/>
+      <w:lvlText w:val="o"/>
+      <w:lvlJc w:val="left"/>
+      <w:pPr>
+        <w:ind w:left="1440" w:hanging="360"/>
+      </w:pPr>
+      <w:rPr>
+        <w:rFonts w:ascii="Courier New" w:hAnsi="Courier New" w:cs="Courier New" w:hint="default"/>
+      </w:rPr>
+    </w:lvl>
+    <w:lvl w:ilvl="2" w:tplc="04190005" w:tentative="1">
+      <w:start w:val="1"/>
+      <w:numFmt w:val="bullet"/>
+      <w:lvlText w:val=""/>
+      <w:lvlJc w:val="left"/>
+      <w:pPr>
+        <w:ind w:left="2160" w:hanging="360"/>
+      </w:pPr>
+      <w:rPr>
+        <w:rFonts w:ascii="Wingdings" w:hAnsi="Wingdings" w:hint="default"/>
+      </w:rPr>
+    </w:lvl>
+    <w:lvl w:ilvl="3" w:tplc="04190001" w:tentative="1">
+      <w:start w:val="1"/>
+      <w:numFmt w:val="bullet"/>
+      <w:lvlText w:val=""/>
+      <w:lvlJc w:val="left"/>
+      <w:pPr>
+        <w:ind w:left="2880" w:hanging="360"/>
+      </w:pPr>
+      <w:rPr>
+        <w:rFonts w:ascii="Symbol" w:hAnsi="Symbol" w:hint="default"/>
+      </w:rPr>
+    </w:lvl>
+    <w:lvl w:ilvl="4" w:tplc="04190003" w:tentative="1">
+      <w:start w:val="1"/>
+      <w:numFmt w:val="bullet"/>
+      <w:lvlText w:val="o"/>
+      <w:lvlJc w:val="left"/>
+      <w:pPr>
+        <w:ind w:left="3600" w:hanging="360"/>
+      </w:pPr>
+      <w:rPr>
+        <w:rFonts w:ascii="Courier New" w:hAnsi="Courier New" w:cs="Courier New" w:hint="default"/>
+      </w:rPr>
+    </w:lvl>
+    <w:lvl w:ilvl="5" w:tplc="04190005" w:tentative="1">
+      <w:start w:val="1"/>
+      <w:numFmt w:val="bullet"/>
+      <w:lvlText w:val=""/>
+      <w:lvlJc w:val="left"/>
+      <w:pPr>
+        <w:ind w:left="4320" w:hanging="360"/>
+      </w:pPr>
+      <w:rPr>
+        <w:rFonts w:ascii="Wingdings" w:hAnsi="Wingdings" w:hint="default"/>
+      </w:rPr>
+    </w:lvl>
+    <w:lvl w:ilvl="6" w:tplc="04190001" w:tentative="1">
+      <w:start w:val="1"/>
+      <w:numFmt w:val="bullet"/>
+      <w:lvlText w:val=""/>
+      <w:lvlJc w:val="left"/>
+      <w:pPr>
+        <w:ind w:left="5040" w:hanging="360"/>
+      </w:pPr>
+      <w:rPr>
+        <w:rFonts w:ascii="Symbol" w:hAnsi="Symbol" w:hint="default"/>
+      </w:rPr>
+    </w:lvl>
+    <w:lvl w:ilvl="7" w:tplc="04190003" w:tentative="1">
+      <w:start w:val="1"/>
+      <w:numFmt w:val="bullet"/>
+      <w:lvlText w:val="o"/>
+      <w:lvlJc w:val="left"/>
+      <w:pPr>
+        <w:ind w:left="5760" w:hanging="360"/>
+      </w:pPr>
+      <w:rPr>
+        <w:rFonts w:ascii="Courier New" w:hAnsi="Courier New" w:cs="Courier New" w:hint="default"/>
+      </w:rPr>
+    </w:lvl>
+    <w:lvl w:ilvl="8" w:tplc="04190005" w:tentative="1">
+      <w:start w:val="1"/>
+      <w:numFmt w:val="bullet"/>
+      <w:lvlText w:val=""/>
+      <w:lvlJc w:val="left"/>
+      <w:pPr>
+        <w:ind w:left="6480" w:hanging="360"/>
+      </w:pPr>
+      <w:rPr>
+        <w:rFonts w:ascii="Wingdings" w:hAnsi="Wingdings" w:hint="default"/>
+      </w:rPr>
+    </w:lvl>
+  </w:abstractNum>
+  <w:abstractNum w:abstractNumId="5" w15:restartNumberingAfterBreak="0">
+    <w:nsid w:val="15522133"/>
+    <w:multiLevelType w:val="hybridMultilevel"/>
+    <w:tmpl w:val="5140665E"/>
+    <w:lvl w:ilvl="0" w:tplc="025E25B4">
+      <w:start w:val="1"/>
+      <w:numFmt w:val="bullet"/>
+      <w:lvlText w:val=""/>
+      <w:lvlJc w:val="left"/>
+      <w:pPr>
+        <w:ind w:left="720" w:hanging="360"/>
+      </w:pPr>
+      <w:rPr>
+        <w:rFonts w:ascii="Symbol" w:hAnsi="Symbol" w:hint="default"/>
+      </w:rPr>
+    </w:lvl>
+    <w:lvl w:ilvl="1" w:tplc="FFFFFFFF" w:tentative="1">
+      <w:start w:val="1"/>
+      <w:numFmt w:val="bullet"/>
+      <w:lvlText w:val="o"/>
+      <w:lvlJc w:val="left"/>
+      <w:pPr>
+        <w:ind w:left="1440" w:hanging="360"/>
+      </w:pPr>
+      <w:rPr>
+        <w:rFonts w:ascii="Courier New" w:hAnsi="Courier New" w:cs="Courier New" w:hint="default"/>
+      </w:rPr>
+    </w:lvl>
+    <w:lvl w:ilvl="2" w:tplc="FFFFFFFF" w:tentative="1">
+      <w:start w:val="1"/>
+      <w:numFmt w:val="bullet"/>
+      <w:lvlText w:val=""/>
+      <w:lvlJc w:val="left"/>
+      <w:pPr>
+        <w:ind w:left="2160" w:hanging="360"/>
+      </w:pPr>
+      <w:rPr>
+        <w:rFonts w:ascii="Wingdings" w:hAnsi="Wingdings" w:hint="default"/>
+      </w:rPr>
+    </w:lvl>
+    <w:lvl w:ilvl="3" w:tplc="FFFFFFFF" w:tentative="1">
+      <w:start w:val="1"/>
+      <w:numFmt w:val="bullet"/>
+      <w:lvlText w:val=""/>
+      <w:lvlJc w:val="left"/>
+      <w:pPr>
+        <w:ind w:left="2880" w:hanging="360"/>
+      </w:pPr>
+      <w:rPr>
+        <w:rFonts w:ascii="Symbol" w:hAnsi="Symbol" w:hint="default"/>
+      </w:rPr>
+    </w:lvl>
+    <w:lvl w:ilvl="4" w:tplc="FFFFFFFF" w:tentative="1">
+      <w:start w:val="1"/>
+      <w:numFmt w:val="bullet"/>
+      <w:lvlText w:val="o"/>
+      <w:lvlJc w:val="left"/>
+      <w:pPr>
+        <w:ind w:left="3600" w:hanging="360"/>
+      </w:pPr>
+      <w:rPr>
+        <w:rFonts w:ascii="Courier New" w:hAnsi="Courier New" w:cs="Courier New" w:hint="default"/>
+      </w:rPr>
+    </w:lvl>
+    <w:lvl w:ilvl="5" w:tplc="FFFFFFFF" w:tentative="1">
+      <w:start w:val="1"/>
+      <w:numFmt w:val="bullet"/>
+      <w:lvlText w:val=""/>
+      <w:lvlJc w:val="left"/>
+      <w:pPr>
+        <w:ind w:left="4320" w:hanging="360"/>
+      </w:pPr>
+      <w:rPr>
+        <w:rFonts w:ascii="Wingdings" w:hAnsi="Wingdings" w:hint="default"/>
+      </w:rPr>
+    </w:lvl>
+    <w:lvl w:ilvl="6" w:tplc="FFFFFFFF" w:tentative="1">
+      <w:start w:val="1"/>
+      <w:numFmt w:val="bullet"/>
+      <w:lvlText w:val=""/>
+      <w:lvlJc w:val="left"/>
+      <w:pPr>
+        <w:ind w:left="5040" w:hanging="360"/>
+      </w:pPr>
+      <w:rPr>
+        <w:rFonts w:ascii="Symbol" w:hAnsi="Symbol" w:hint="default"/>
+      </w:rPr>
+    </w:lvl>
+    <w:lvl w:ilvl="7" w:tplc="FFFFFFFF" w:tentative="1">
+      <w:start w:val="1"/>
+      <w:numFmt w:val="bullet"/>
+      <w:lvlText w:val="o"/>
+      <w:lvlJc w:val="left"/>
+      <w:pPr>
+        <w:ind w:left="5760" w:hanging="360"/>
+      </w:pPr>
+      <w:rPr>
+        <w:rFonts w:ascii="Courier New" w:hAnsi="Courier New" w:cs="Courier New" w:hint="default"/>
+      </w:rPr>
+    </w:lvl>
+    <w:lvl w:ilvl="8" w:tplc="FFFFFFFF" w:tentative="1">
+      <w:start w:val="1"/>
+      <w:numFmt w:val="bullet"/>
+      <w:lvlText w:val=""/>
+      <w:lvlJc w:val="left"/>
+      <w:pPr>
+        <w:ind w:left="6480" w:hanging="360"/>
+      </w:pPr>
+      <w:rPr>
+        <w:rFonts w:ascii="Wingdings" w:hAnsi="Wingdings" w:hint="default"/>
+      </w:rPr>
+    </w:lvl>
+  </w:abstractNum>
+  <w:abstractNum w:abstractNumId="6" w15:restartNumberingAfterBreak="0">
+    <w:nsid w:val="16282D1D"/>
+    <w:multiLevelType w:val="hybridMultilevel"/>
+    <w:tmpl w:val="DC52CEEE"/>
+    <w:lvl w:ilvl="0" w:tplc="E3F6E87A">
+      <w:start w:val="1"/>
+      <w:numFmt w:val="bullet"/>
+      <w:lvlText w:val=""/>
+      <w:lvlJc w:val="left"/>
+      <w:pPr>
+        <w:ind w:left="720" w:hanging="360"/>
+      </w:pPr>
+      <w:rPr>
+        <w:rFonts w:ascii="Symbol" w:hAnsi="Symbol" w:hint="default"/>
+      </w:rPr>
+    </w:lvl>
+    <w:lvl w:ilvl="1" w:tplc="04190003" w:tentative="1">
+      <w:start w:val="1"/>
+      <w:numFmt w:val="bullet"/>
+      <w:lvlText w:val="o"/>
+      <w:lvlJc w:val="left"/>
+      <w:pPr>
+        <w:ind w:left="1440" w:hanging="360"/>
+      </w:pPr>
+      <w:rPr>
+        <w:rFonts w:ascii="Courier New" w:hAnsi="Courier New" w:cs="Courier New" w:hint="default"/>
+      </w:rPr>
+    </w:lvl>
+    <w:lvl w:ilvl="2" w:tplc="04190005" w:tentative="1">
+      <w:start w:val="1"/>
+      <w:numFmt w:val="bullet"/>
+      <w:lvlText w:val=""/>
+      <w:lvlJc w:val="left"/>
+      <w:pPr>
+        <w:ind w:left="2160" w:hanging="360"/>
+      </w:pPr>
+      <w:rPr>
+        <w:rFonts w:ascii="Wingdings" w:hAnsi="Wingdings" w:hint="default"/>
+      </w:rPr>
+    </w:lvl>
+    <w:lvl w:ilvl="3" w:tplc="04190001" w:tentative="1">
+      <w:start w:val="1"/>
+      <w:numFmt w:val="bullet"/>
+      <w:lvlText w:val=""/>
+      <w:lvlJc w:val="left"/>
+      <w:pPr>
+        <w:ind w:left="2880" w:hanging="360"/>
+      </w:pPr>
+      <w:rPr>
+        <w:rFonts w:ascii="Symbol" w:hAnsi="Symbol" w:hint="default"/>
+      </w:rPr>
+    </w:lvl>
+    <w:lvl w:ilvl="4" w:tplc="04190003" w:tentative="1">
+      <w:start w:val="1"/>
+      <w:numFmt w:val="bullet"/>
+      <w:lvlText w:val="o"/>
+      <w:lvlJc w:val="left"/>
+      <w:pPr>
+        <w:ind w:left="3600" w:hanging="360"/>
+      </w:pPr>
+      <w:rPr>
+        <w:rFonts w:ascii="Courier New" w:hAnsi="Courier New" w:cs="Courier New" w:hint="default"/>
+      </w:rPr>
+    </w:lvl>
+    <w:lvl w:ilvl="5" w:tplc="04190005" w:tentative="1">
+      <w:start w:val="1"/>
+      <w:numFmt w:val="bullet"/>
+      <w:lvlText w:val=""/>
+      <w:lvlJc w:val="left"/>
+      <w:pPr>
+        <w:ind w:left="4320" w:hanging="360"/>
+      </w:pPr>
+      <w:rPr>
+        <w:rFonts w:ascii="Wingdings" w:hAnsi="Wingdings" w:hint="default"/>
+      </w:rPr>
+    </w:lvl>
+    <w:lvl w:ilvl="6" w:tplc="04190001" w:tentative="1">
+      <w:start w:val="1"/>
+      <w:numFmt w:val="bullet"/>
+      <w:lvlText w:val=""/>
+      <w:lvlJc w:val="left"/>
+      <w:pPr>
+        <w:ind w:left="5040" w:hanging="360"/>
+      </w:pPr>
+      <w:rPr>
+        <w:rFonts w:ascii="Symbol" w:hAnsi="Symbol" w:hint="default"/>
+      </w:rPr>
+    </w:lvl>
+    <w:lvl w:ilvl="7" w:tplc="04190003" w:tentative="1">
+      <w:start w:val="1"/>
+      <w:numFmt w:val="bullet"/>
+      <w:lvlText w:val="o"/>
+      <w:lvlJc w:val="left"/>
+      <w:pPr>
+        <w:ind w:left="5760" w:hanging="360"/>
+      </w:pPr>
+      <w:rPr>
+        <w:rFonts w:ascii="Courier New" w:hAnsi="Courier New" w:cs="Courier New" w:hint="default"/>
+      </w:rPr>
+    </w:lvl>
+    <w:lvl w:ilvl="8" w:tplc="04190005" w:tentative="1">
+      <w:start w:val="1"/>
+      <w:numFmt w:val="bullet"/>
+      <w:lvlText w:val=""/>
+      <w:lvlJc w:val="left"/>
+      <w:pPr>
+        <w:ind w:left="6480" w:hanging="360"/>
+      </w:pPr>
+      <w:rPr>
+        <w:rFonts w:ascii="Wingdings" w:hAnsi="Wingdings" w:hint="default"/>
+      </w:rPr>
+    </w:lvl>
+  </w:abstractNum>
+  <w:abstractNum w:abstractNumId="7" w15:restartNumberingAfterBreak="0">
+    <w:nsid w:val="18884F41"/>
+    <w:multiLevelType w:val="hybridMultilevel"/>
+    <w:tmpl w:val="6518D8D8"/>
+    <w:lvl w:ilvl="0" w:tplc="E3F6E87A">
+      <w:start w:val="1"/>
+      <w:numFmt w:val="bullet"/>
+      <w:lvlText w:val=""/>
+      <w:lvlJc w:val="left"/>
+      <w:pPr>
+        <w:ind w:left="720" w:hanging="360"/>
+      </w:pPr>
+      <w:rPr>
+        <w:rFonts w:ascii="Symbol" w:hAnsi="Symbol" w:hint="default"/>
+      </w:rPr>
+    </w:lvl>
+    <w:lvl w:ilvl="1" w:tplc="04190003" w:tentative="1">
+      <w:start w:val="1"/>
+      <w:numFmt w:val="bullet"/>
+      <w:lvlText w:val="o"/>
+      <w:lvlJc w:val="left"/>
+      <w:pPr>
+        <w:ind w:left="1440" w:hanging="360"/>
+      </w:pPr>
+      <w:rPr>
+        <w:rFonts w:ascii="Courier New" w:hAnsi="Courier New" w:cs="Courier New" w:hint="default"/>
+      </w:rPr>
+    </w:lvl>
+    <w:lvl w:ilvl="2" w:tplc="04190005" w:tentative="1">
+      <w:start w:val="1"/>
+      <w:numFmt w:val="bullet"/>
+      <w:lvlText w:val=""/>
+      <w:lvlJc w:val="left"/>
+      <w:pPr>
+        <w:ind w:left="2160" w:hanging="360"/>
+      </w:pPr>
+      <w:rPr>
+        <w:rFonts w:ascii="Wingdings" w:hAnsi="Wingdings" w:hint="default"/>
+      </w:rPr>
+    </w:lvl>
+    <w:lvl w:ilvl="3" w:tplc="04190001" w:tentative="1">
+      <w:start w:val="1"/>
+      <w:numFmt w:val="bullet"/>
+      <w:lvlText w:val=""/>
+      <w:lvlJc w:val="left"/>
+      <w:pPr>
+        <w:ind w:left="2880" w:hanging="360"/>
+      </w:pPr>
+      <w:rPr>
+        <w:rFonts w:ascii="Symbol" w:hAnsi="Symbol" w:hint="default"/>
+      </w:rPr>
+    </w:lvl>
+    <w:lvl w:ilvl="4" w:tplc="04190003" w:tentative="1">
+      <w:start w:val="1"/>
+      <w:numFmt w:val="bullet"/>
+      <w:lvlText w:val="o"/>
+      <w:lvlJc w:val="left"/>
+      <w:pPr>
+        <w:ind w:left="3600" w:hanging="360"/>
+      </w:pPr>
+      <w:rPr>
+        <w:rFonts w:ascii="Courier New" w:hAnsi="Courier New" w:cs="Courier New" w:hint="default"/>
+      </w:rPr>
+    </w:lvl>
+    <w:lvl w:ilvl="5" w:tplc="04190005" w:tentative="1">
+      <w:start w:val="1"/>
+      <w:numFmt w:val="bullet"/>
+      <w:lvlText w:val=""/>
+      <w:lvlJc w:val="left"/>
+      <w:pPr>
+        <w:ind w:left="4320" w:hanging="360"/>
+      </w:pPr>
+      <w:rPr>
+        <w:rFonts w:ascii="Wingdings" w:hAnsi="Wingdings" w:hint="default"/>
+      </w:rPr>
+    </w:lvl>
+    <w:lvl w:ilvl="6" w:tplc="04190001" w:tentative="1">
+      <w:start w:val="1"/>
+      <w:numFmt w:val="bullet"/>
+      <w:lvlText w:val=""/>
+      <w:lvlJc w:val="left"/>
+      <w:pPr>
+        <w:ind w:left="5040" w:hanging="360"/>
+      </w:pPr>
+      <w:rPr>
+        <w:rFonts w:ascii="Symbol" w:hAnsi="Symbol" w:hint="default"/>
+      </w:rPr>
+    </w:lvl>
+    <w:lvl w:ilvl="7" w:tplc="04190003" w:tentative="1">
+      <w:start w:val="1"/>
+      <w:numFmt w:val="bullet"/>
+      <w:lvlText w:val="o"/>
+      <w:lvlJc w:val="left"/>
+      <w:pPr>
+        <w:ind w:left="5760" w:hanging="360"/>
+      </w:pPr>
+      <w:rPr>
+        <w:rFonts w:ascii="Courier New" w:hAnsi="Courier New" w:cs="Courier New" w:hint="default"/>
+      </w:rPr>
+    </w:lvl>
+    <w:lvl w:ilvl="8" w:tplc="04190005" w:tentative="1">
+      <w:start w:val="1"/>
+      <w:numFmt w:val="bullet"/>
+      <w:lvlText w:val=""/>
+      <w:lvlJc w:val="left"/>
+      <w:pPr>
+        <w:ind w:left="6480" w:hanging="360"/>
+      </w:pPr>
+      <w:rPr>
+        <w:rFonts w:ascii="Wingdings" w:hAnsi="Wingdings" w:hint="default"/>
+      </w:rPr>
+    </w:lvl>
+  </w:abstractNum>
+  <w:abstractNum w:abstractNumId="8" w15:restartNumberingAfterBreak="0">
+    <w:nsid w:val="19267650"/>
+    <w:multiLevelType w:val="hybridMultilevel"/>
+    <w:tmpl w:val="5B2C1CBA"/>
+    <w:lvl w:ilvl="0" w:tplc="E3F6E87A">
+      <w:start w:val="1"/>
+      <w:numFmt w:val="bullet"/>
+      <w:lvlText w:val=""/>
+      <w:lvlJc w:val="left"/>
+      <w:pPr>
+        <w:ind w:left="720" w:hanging="360"/>
+      </w:pPr>
+      <w:rPr>
+        <w:rFonts w:ascii="Symbol" w:hAnsi="Symbol" w:hint="default"/>
+      </w:rPr>
+    </w:lvl>
+    <w:lvl w:ilvl="1" w:tplc="04190003" w:tentative="1">
+      <w:start w:val="1"/>
+      <w:numFmt w:val="bullet"/>
+      <w:lvlText w:val="o"/>
+      <w:lvlJc w:val="left"/>
+      <w:pPr>
+        <w:ind w:left="1440" w:hanging="360"/>
+      </w:pPr>
+      <w:rPr>
+        <w:rFonts w:ascii="Courier New" w:hAnsi="Courier New" w:cs="Courier New" w:hint="default"/>
+      </w:rPr>
+    </w:lvl>
+    <w:lvl w:ilvl="2" w:tplc="04190005" w:tentative="1">
+      <w:start w:val="1"/>
+      <w:numFmt w:val="bullet"/>
+      <w:lvlText w:val=""/>
+      <w:lvlJc w:val="left"/>
+      <w:pPr>
+        <w:ind w:left="2160" w:hanging="360"/>
+      </w:pPr>
+      <w:rPr>
+        <w:rFonts w:ascii="Wingdings" w:hAnsi="Wingdings" w:hint="default"/>
+      </w:rPr>
+    </w:lvl>
+    <w:lvl w:ilvl="3" w:tplc="04190001" w:tentative="1">
+      <w:start w:val="1"/>
+      <w:numFmt w:val="bullet"/>
+      <w:lvlText w:val=""/>
+      <w:lvlJc w:val="left"/>
+      <w:pPr>
+        <w:ind w:left="2880" w:hanging="360"/>
+      </w:pPr>
+      <w:rPr>
+        <w:rFonts w:ascii="Symbol" w:hAnsi="Symbol" w:hint="default"/>
+      </w:rPr>
+    </w:lvl>
+    <w:lvl w:ilvl="4" w:tplc="04190003" w:tentative="1">
+      <w:start w:val="1"/>
+      <w:numFmt w:val="bullet"/>
+      <w:lvlText w:val="o"/>
+      <w:lvlJc w:val="left"/>
+      <w:pPr>
+        <w:ind w:left="3600" w:hanging="360"/>
+      </w:pPr>
+      <w:rPr>
+        <w:rFonts w:ascii="Courier New" w:hAnsi="Courier New" w:cs="Courier New" w:hint="default"/>
+      </w:rPr>
+    </w:lvl>
+    <w:lvl w:ilvl="5" w:tplc="04190005" w:tentative="1">
+      <w:start w:val="1"/>
+      <w:numFmt w:val="bullet"/>
+      <w:lvlText w:val=""/>
+      <w:lvlJc w:val="left"/>
+      <w:pPr>
+        <w:ind w:left="4320" w:hanging="360"/>
+      </w:pPr>
+      <w:rPr>
+        <w:rFonts w:ascii="Wingdings" w:hAnsi="Wingdings" w:hint="default"/>
+      </w:rPr>
+    </w:lvl>
+    <w:lvl w:ilvl="6" w:tplc="04190001" w:tentative="1">
+      <w:start w:val="1"/>
+      <w:numFmt w:val="bullet"/>
+      <w:lvlText w:val=""/>
+      <w:lvlJc w:val="left"/>
+      <w:pPr>
+        <w:ind w:left="5040" w:hanging="360"/>
+      </w:pPr>
+      <w:rPr>
+        <w:rFonts w:ascii="Symbol" w:hAnsi="Symbol" w:hint="default"/>
+      </w:rPr>
+    </w:lvl>
+    <w:lvl w:ilvl="7" w:tplc="04190003" w:tentative="1">
+      <w:start w:val="1"/>
+      <w:numFmt w:val="bullet"/>
+      <w:lvlText w:val="o"/>
+      <w:lvlJc w:val="left"/>
+      <w:pPr>
+        <w:ind w:left="5760" w:hanging="360"/>
+      </w:pPr>
+      <w:rPr>
+        <w:rFonts w:ascii="Courier New" w:hAnsi="Courier New" w:cs="Courier New" w:hint="default"/>
+      </w:rPr>
+    </w:lvl>
+    <w:lvl w:ilvl="8" w:tplc="04190005" w:tentative="1">
+      <w:start w:val="1"/>
+      <w:numFmt w:val="bullet"/>
+      <w:lvlText w:val=""/>
+      <w:lvlJc w:val="left"/>
+      <w:pPr>
+        <w:ind w:left="6480" w:hanging="360"/>
+      </w:pPr>
+      <w:rPr>
+        <w:rFonts w:ascii="Wingdings" w:hAnsi="Wingdings" w:hint="default"/>
+      </w:rPr>
+    </w:lvl>
+  </w:abstractNum>
+  <w:abstractNum w:abstractNumId="9" w15:restartNumberingAfterBreak="0">
+    <w:nsid w:val="1CA05697"/>
+    <w:multiLevelType w:val="hybridMultilevel"/>
+    <w:tmpl w:val="433A6B80"/>
+    <w:lvl w:ilvl="0" w:tplc="E3F6E87A">
+      <w:start w:val="1"/>
+      <w:numFmt w:val="bullet"/>
+      <w:lvlText w:val=""/>
+      <w:lvlJc w:val="left"/>
+      <w:pPr>
+        <w:ind w:left="720" w:hanging="360"/>
+      </w:pPr>
+      <w:rPr>
+        <w:rFonts w:ascii="Symbol" w:hAnsi="Symbol" w:hint="default"/>
+      </w:rPr>
+    </w:lvl>
+    <w:lvl w:ilvl="1" w:tplc="04190003" w:tentative="1">
+      <w:start w:val="1"/>
+      <w:numFmt w:val="bullet"/>
+      <w:lvlText w:val="o"/>
+      <w:lvlJc w:val="left"/>
+      <w:pPr>
+        <w:ind w:left="1440" w:hanging="360"/>
+      </w:pPr>
+      <w:rPr>
+        <w:rFonts w:ascii="Courier New" w:hAnsi="Courier New" w:cs="Courier New" w:hint="default"/>
+      </w:rPr>
+    </w:lvl>
+    <w:lvl w:ilvl="2" w:tplc="04190005" w:tentative="1">
+      <w:start w:val="1"/>
+      <w:numFmt w:val="bullet"/>
+      <w:lvlText w:val=""/>
+      <w:lvlJc w:val="left"/>
+      <w:pPr>
+        <w:ind w:left="2160" w:hanging="360"/>
+      </w:pPr>
+      <w:rPr>
+        <w:rFonts w:ascii="Wingdings" w:hAnsi="Wingdings" w:hint="default"/>
+      </w:rPr>
+    </w:lvl>
+    <w:lvl w:ilvl="3" w:tplc="04190001" w:tentative="1">
+      <w:start w:val="1"/>
+      <w:numFmt w:val="bullet"/>
+      <w:lvlText w:val=""/>
+      <w:lvlJc w:val="left"/>
+      <w:pPr>
+        <w:ind w:left="2880" w:hanging="360"/>
+      </w:pPr>
+      <w:rPr>
+        <w:rFonts w:ascii="Symbol" w:hAnsi="Symbol" w:hint="default"/>
+      </w:rPr>
+    </w:lvl>
+    <w:lvl w:ilvl="4" w:tplc="04190003" w:tentative="1">
+      <w:start w:val="1"/>
+      <w:numFmt w:val="bullet"/>
+      <w:lvlText w:val="o"/>
+      <w:lvlJc w:val="left"/>
+      <w:pPr>
+        <w:ind w:left="3600" w:hanging="360"/>
+      </w:pPr>
+      <w:rPr>
+        <w:rFonts w:ascii="Courier New" w:hAnsi="Courier New" w:cs="Courier New" w:hint="default"/>
+      </w:rPr>
+    </w:lvl>
+    <w:lvl w:ilvl="5" w:tplc="04190005" w:tentative="1">
+      <w:start w:val="1"/>
+      <w:numFmt w:val="bullet"/>
+      <w:lvlText w:val=""/>
+      <w:lvlJc w:val="left"/>
+      <w:pPr>
+        <w:ind w:left="4320" w:hanging="360"/>
+      </w:pPr>
+      <w:rPr>
+        <w:rFonts w:ascii="Wingdings" w:hAnsi="Wingdings" w:hint="default"/>
+      </w:rPr>
+    </w:lvl>
+    <w:lvl w:ilvl="6" w:tplc="04190001" w:tentative="1">
+      <w:start w:val="1"/>
+      <w:numFmt w:val="bullet"/>
+      <w:lvlText w:val=""/>
+      <w:lvlJc w:val="left"/>
+      <w:pPr>
+        <w:ind w:left="5040" w:hanging="360"/>
+      </w:pPr>
+      <w:rPr>
+        <w:rFonts w:ascii="Symbol" w:hAnsi="Symbol" w:hint="default"/>
+      </w:rPr>
+    </w:lvl>
+    <w:lvl w:ilvl="7" w:tplc="04190003" w:tentative="1">
+      <w:start w:val="1"/>
+      <w:numFmt w:val="bullet"/>
+      <w:lvlText w:val="o"/>
+      <w:lvlJc w:val="left"/>
+      <w:pPr>
+        <w:ind w:left="5760" w:hanging="360"/>
+      </w:pPr>
+      <w:rPr>
+        <w:rFonts w:ascii="Courier New" w:hAnsi="Courier New" w:cs="Courier New" w:hint="default"/>
+      </w:rPr>
+    </w:lvl>
+    <w:lvl w:ilvl="8" w:tplc="04190005" w:tentative="1">
+      <w:start w:val="1"/>
+      <w:numFmt w:val="bullet"/>
+      <w:lvlText w:val=""/>
+      <w:lvlJc w:val="left"/>
+      <w:pPr>
+        <w:ind w:left="6480" w:hanging="360"/>
+      </w:pPr>
+      <w:rPr>
+        <w:rFonts w:ascii="Wingdings" w:hAnsi="Wingdings" w:hint="default"/>
+      </w:rPr>
+    </w:lvl>
+  </w:abstractNum>
+  <w:abstractNum w:abstractNumId="10" w15:restartNumberingAfterBreak="0">
+    <w:nsid w:val="1D9479C1"/>
+    <w:multiLevelType w:val="hybridMultilevel"/>
+    <w:tmpl w:val="252C7128"/>
+    <w:lvl w:ilvl="0" w:tplc="025E25B4">
+      <w:start w:val="1"/>
+      <w:numFmt w:val="bullet"/>
+      <w:lvlText w:val=""/>
+      <w:lvlJc w:val="left"/>
+      <w:pPr>
+        <w:ind w:left="720" w:hanging="360"/>
+      </w:pPr>
+      <w:rPr>
+        <w:rFonts w:ascii="Symbol" w:hAnsi="Symbol" w:hint="default"/>
+      </w:rPr>
+    </w:lvl>
+    <w:lvl w:ilvl="1" w:tplc="04190003" w:tentative="1">
+      <w:start w:val="1"/>
+      <w:numFmt w:val="bullet"/>
+      <w:lvlText w:val="o"/>
+      <w:lvlJc w:val="left"/>
+      <w:pPr>
+        <w:ind w:left="1440" w:hanging="360"/>
+      </w:pPr>
+      <w:rPr>
+        <w:rFonts w:ascii="Courier New" w:hAnsi="Courier New" w:cs="Courier New" w:hint="default"/>
+      </w:rPr>
+    </w:lvl>
+    <w:lvl w:ilvl="2" w:tplc="04190005" w:tentative="1">
+      <w:start w:val="1"/>
+      <w:numFmt w:val="bullet"/>
+      <w:lvlText w:val=""/>
+      <w:lvlJc w:val="left"/>
+      <w:pPr>
+        <w:ind w:left="2160" w:hanging="360"/>
+      </w:pPr>
+      <w:rPr>
+        <w:rFonts w:ascii="Wingdings" w:hAnsi="Wingdings" w:hint="default"/>
+      </w:rPr>
+    </w:lvl>
+    <w:lvl w:ilvl="3" w:tplc="04190001" w:tentative="1">
+      <w:start w:val="1"/>
+      <w:numFmt w:val="bullet"/>
+      <w:lvlText w:val=""/>
+      <w:lvlJc w:val="left"/>
+      <w:pPr>
+        <w:ind w:left="2880" w:hanging="360"/>
+      </w:pPr>
+      <w:rPr>
+        <w:rFonts w:ascii="Symbol" w:hAnsi="Symbol" w:hint="default"/>
+      </w:rPr>
+    </w:lvl>
+    <w:lvl w:ilvl="4" w:tplc="04190003" w:tentative="1">
+      <w:start w:val="1"/>
+      <w:numFmt w:val="bullet"/>
+      <w:lvlText w:val="o"/>
+      <w:lvlJc w:val="left"/>
+      <w:pPr>
+        <w:ind w:left="3600" w:hanging="360"/>
+      </w:pPr>
+      <w:rPr>
+        <w:rFonts w:ascii="Courier New" w:hAnsi="Courier New" w:cs="Courier New" w:hint="default"/>
+      </w:rPr>
+    </w:lvl>
+    <w:lvl w:ilvl="5" w:tplc="04190005" w:tentative="1">
+      <w:start w:val="1"/>
+      <w:numFmt w:val="bullet"/>
+      <w:lvlText w:val=""/>
+      <w:lvlJc w:val="left"/>
+      <w:pPr>
+        <w:ind w:left="4320" w:hanging="360"/>
+      </w:pPr>
+      <w:rPr>
+        <w:rFonts w:ascii="Wingdings" w:hAnsi="Wingdings" w:hint="default"/>
+      </w:rPr>
+    </w:lvl>
+    <w:lvl w:ilvl="6" w:tplc="04190001" w:tentative="1">
+      <w:start w:val="1"/>
+      <w:numFmt w:val="bullet"/>
+      <w:lvlText w:val=""/>
+      <w:lvlJc w:val="left"/>
+      <w:pPr>
+        <w:ind w:left="5040" w:hanging="360"/>
+      </w:pPr>
+      <w:rPr>
+        <w:rFonts w:ascii="Symbol" w:hAnsi="Symbol" w:hint="default"/>
+      </w:rPr>
+    </w:lvl>
+    <w:lvl w:ilvl="7" w:tplc="04190003" w:tentative="1">
+      <w:start w:val="1"/>
+      <w:numFmt w:val="bullet"/>
+      <w:lvlText w:val="o"/>
+      <w:lvlJc w:val="left"/>
+      <w:pPr>
+        <w:ind w:left="5760" w:hanging="360"/>
+      </w:pPr>
+      <w:rPr>
+        <w:rFonts w:ascii="Courier New" w:hAnsi="Courier New" w:cs="Courier New" w:hint="default"/>
+      </w:rPr>
+    </w:lvl>
+    <w:lvl w:ilvl="8" w:tplc="04190005" w:tentative="1">
+      <w:start w:val="1"/>
+      <w:numFmt w:val="bullet"/>
+      <w:lvlText w:val=""/>
+      <w:lvlJc w:val="left"/>
+      <w:pPr>
+        <w:ind w:left="6480" w:hanging="360"/>
+      </w:pPr>
+      <w:rPr>
+        <w:rFonts w:ascii="Wingdings" w:hAnsi="Wingdings" w:hint="default"/>
+      </w:rPr>
+    </w:lvl>
+  </w:abstractNum>
+  <w:abstractNum w:abstractNumId="11" w15:restartNumberingAfterBreak="0">
+    <w:nsid w:val="1FD265A0"/>
+    <w:multiLevelType w:val="hybridMultilevel"/>
+    <w:tmpl w:val="E4E0E2F6"/>
+    <w:lvl w:ilvl="0" w:tplc="025E25B4">
+      <w:start w:val="1"/>
+      <w:numFmt w:val="bullet"/>
+      <w:lvlText w:val=""/>
+      <w:lvlJc w:val="left"/>
+      <w:pPr>
+        <w:ind w:left="720" w:hanging="360"/>
+      </w:pPr>
+      <w:rPr>
+        <w:rFonts w:ascii="Symbol" w:hAnsi="Symbol" w:hint="default"/>
+      </w:rPr>
+    </w:lvl>
+    <w:lvl w:ilvl="1" w:tplc="04190003" w:tentative="1">
+      <w:start w:val="1"/>
+      <w:numFmt w:val="bullet"/>
+      <w:lvlText w:val="o"/>
+      <w:lvlJc w:val="left"/>
+      <w:pPr>
+        <w:ind w:left="1440" w:hanging="360"/>
+      </w:pPr>
+      <w:rPr>
+        <w:rFonts w:ascii="Courier New" w:hAnsi="Courier New" w:cs="Courier New" w:hint="default"/>
+      </w:rPr>
+    </w:lvl>
+    <w:lvl w:ilvl="2" w:tplc="04190005" w:tentative="1">
+      <w:start w:val="1"/>
+      <w:numFmt w:val="bullet"/>
+      <w:lvlText w:val=""/>
+      <w:lvlJc w:val="left"/>
+      <w:pPr>
+        <w:ind w:left="2160" w:hanging="360"/>
+      </w:pPr>
+      <w:rPr>
+        <w:rFonts w:ascii="Wingdings" w:hAnsi="Wingdings" w:hint="default"/>
+      </w:rPr>
+    </w:lvl>
+    <w:lvl w:ilvl="3" w:tplc="04190001" w:tentative="1">
+      <w:start w:val="1"/>
+      <w:numFmt w:val="bullet"/>
+      <w:lvlText w:val=""/>
+      <w:lvlJc w:val="left"/>
+      <w:pPr>
+        <w:ind w:left="2880" w:hanging="360"/>
+      </w:pPr>
+      <w:rPr>
+        <w:rFonts w:ascii="Symbol" w:hAnsi="Symbol" w:hint="default"/>
+      </w:rPr>
+    </w:lvl>
+    <w:lvl w:ilvl="4" w:tplc="04190003" w:tentative="1">
+      <w:start w:val="1"/>
+      <w:numFmt w:val="bullet"/>
+      <w:lvlText w:val="o"/>
+      <w:lvlJc w:val="left"/>
+      <w:pPr>
+        <w:ind w:left="3600" w:hanging="360"/>
+      </w:pPr>
+      <w:rPr>
+        <w:rFonts w:ascii="Courier New" w:hAnsi="Courier New" w:cs="Courier New" w:hint="default"/>
+      </w:rPr>
+    </w:lvl>
+    <w:lvl w:ilvl="5" w:tplc="04190005" w:tentative="1">
+      <w:start w:val="1"/>
+      <w:numFmt w:val="bullet"/>
+      <w:lvlText w:val=""/>
+      <w:lvlJc w:val="left"/>
+      <w:pPr>
+        <w:ind w:left="4320" w:hanging="360"/>
+      </w:pPr>
+      <w:rPr>
+        <w:rFonts w:ascii="Wingdings" w:hAnsi="Wingdings" w:hint="default"/>
+      </w:rPr>
+    </w:lvl>
+    <w:lvl w:ilvl="6" w:tplc="04190001" w:tentative="1">
+      <w:start w:val="1"/>
+      <w:numFmt w:val="bullet"/>
+      <w:lvlText w:val=""/>
+      <w:lvlJc w:val="left"/>
+      <w:pPr>
+        <w:ind w:left="5040" w:hanging="360"/>
+      </w:pPr>
+      <w:rPr>
+        <w:rFonts w:ascii="Symbol" w:hAnsi="Symbol" w:hint="default"/>
+      </w:rPr>
+    </w:lvl>
+    <w:lvl w:ilvl="7" w:tplc="04190003" w:tentative="1">
+      <w:start w:val="1"/>
+      <w:numFmt w:val="bullet"/>
+      <w:lvlText w:val="o"/>
+      <w:lvlJc w:val="left"/>
+      <w:pPr>
+        <w:ind w:left="5760" w:hanging="360"/>
+      </w:pPr>
+      <w:rPr>
+        <w:rFonts w:ascii="Courier New" w:hAnsi="Courier New" w:cs="Courier New" w:hint="default"/>
+      </w:rPr>
+    </w:lvl>
+    <w:lvl w:ilvl="8" w:tplc="04190005" w:tentative="1">
+      <w:start w:val="1"/>
+      <w:numFmt w:val="bullet"/>
+      <w:lvlText w:val=""/>
+      <w:lvlJc w:val="left"/>
+      <w:pPr>
+        <w:ind w:left="6480" w:hanging="360"/>
+      </w:pPr>
+      <w:rPr>
+        <w:rFonts w:ascii="Wingdings" w:hAnsi="Wingdings" w:hint="default"/>
+      </w:rPr>
+    </w:lvl>
+  </w:abstractNum>
+  <w:abstractNum w:abstractNumId="12" w15:restartNumberingAfterBreak="0">
+    <w:nsid w:val="203664F4"/>
+    <w:multiLevelType w:val="hybridMultilevel"/>
+    <w:tmpl w:val="C67E74BC"/>
+    <w:lvl w:ilvl="0" w:tplc="025E25B4">
+      <w:start w:val="1"/>
+      <w:numFmt w:val="bullet"/>
+      <w:lvlText w:val=""/>
+      <w:lvlJc w:val="left"/>
+      <w:pPr>
+        <w:ind w:left="720" w:hanging="360"/>
+      </w:pPr>
+      <w:rPr>
+        <w:rFonts w:ascii="Symbol" w:hAnsi="Symbol" w:hint="default"/>
+      </w:rPr>
+    </w:lvl>
+    <w:lvl w:ilvl="1" w:tplc="FFFFFFFF" w:tentative="1">
+      <w:start w:val="1"/>
+      <w:numFmt w:val="bullet"/>
+      <w:lvlText w:val="o"/>
+      <w:lvlJc w:val="left"/>
+      <w:pPr>
+        <w:ind w:left="1440" w:hanging="360"/>
+      </w:pPr>
+      <w:rPr>
+        <w:rFonts w:ascii="Courier New" w:hAnsi="Courier New" w:cs="Courier New" w:hint="default"/>
+      </w:rPr>
+    </w:lvl>
+    <w:lvl w:ilvl="2" w:tplc="FFFFFFFF" w:tentative="1">
+      <w:start w:val="1"/>
+      <w:numFmt w:val="bullet"/>
+      <w:lvlText w:val=""/>
+      <w:lvlJc w:val="left"/>
+      <w:pPr>
+        <w:ind w:left="2160" w:hanging="360"/>
+      </w:pPr>
+      <w:rPr>
+        <w:rFonts w:ascii="Wingdings" w:hAnsi="Wingdings" w:hint="default"/>
+      </w:rPr>
+    </w:lvl>
+    <w:lvl w:ilvl="3" w:tplc="FFFFFFFF" w:tentative="1">
+      <w:start w:val="1"/>
+      <w:numFmt w:val="bullet"/>
+      <w:lvlText w:val=""/>
+      <w:lvlJc w:val="left"/>
+      <w:pPr>
+        <w:ind w:left="2880" w:hanging="360"/>
+      </w:pPr>
+      <w:rPr>
+        <w:rFonts w:ascii="Symbol" w:hAnsi="Symbol" w:hint="default"/>
+      </w:rPr>
+    </w:lvl>
+    <w:lvl w:ilvl="4" w:tplc="FFFFFFFF" w:tentative="1">
+      <w:start w:val="1"/>
+      <w:numFmt w:val="bullet"/>
+      <w:lvlText w:val="o"/>
+      <w:lvlJc w:val="left"/>
+      <w:pPr>
+        <w:ind w:left="3600" w:hanging="360"/>
+      </w:pPr>
+      <w:rPr>
+        <w:rFonts w:ascii="Courier New" w:hAnsi="Courier New" w:cs="Courier New" w:hint="default"/>
+      </w:rPr>
+    </w:lvl>
+    <w:lvl w:ilvl="5" w:tplc="FFFFFFFF" w:tentative="1">
+      <w:start w:val="1"/>
+      <w:numFmt w:val="bullet"/>
+      <w:lvlText w:val=""/>
+      <w:lvlJc w:val="left"/>
+      <w:pPr>
+        <w:ind w:left="4320" w:hanging="360"/>
+      </w:pPr>
+      <w:rPr>
+        <w:rFonts w:ascii="Wingdings" w:hAnsi="Wingdings" w:hint="default"/>
+      </w:rPr>
+    </w:lvl>
+    <w:lvl w:ilvl="6" w:tplc="FFFFFFFF" w:tentative="1">
+      <w:start w:val="1"/>
+      <w:numFmt w:val="bullet"/>
+      <w:lvlText w:val=""/>
+      <w:lvlJc w:val="left"/>
+      <w:pPr>
+        <w:ind w:left="5040" w:hanging="360"/>
+      </w:pPr>
+      <w:rPr>
+        <w:rFonts w:ascii="Symbol" w:hAnsi="Symbol" w:hint="default"/>
+      </w:rPr>
+    </w:lvl>
+    <w:lvl w:ilvl="7" w:tplc="FFFFFFFF" w:tentative="1">
+      <w:start w:val="1"/>
+      <w:numFmt w:val="bullet"/>
+      <w:lvlText w:val="o"/>
+      <w:lvlJc w:val="left"/>
+      <w:pPr>
+        <w:ind w:left="5760" w:hanging="360"/>
+      </w:pPr>
+      <w:rPr>
+        <w:rFonts w:ascii="Courier New" w:hAnsi="Courier New" w:cs="Courier New" w:hint="default"/>
+      </w:rPr>
+    </w:lvl>
+    <w:lvl w:ilvl="8" w:tplc="FFFFFFFF" w:tentative="1">
+      <w:start w:val="1"/>
+      <w:numFmt w:val="bullet"/>
+      <w:lvlText w:val=""/>
+      <w:lvlJc w:val="left"/>
+      <w:pPr>
+        <w:ind w:left="6480" w:hanging="360"/>
+      </w:pPr>
+      <w:rPr>
+        <w:rFonts w:ascii="Wingdings" w:hAnsi="Wingdings" w:hint="default"/>
+      </w:rPr>
+    </w:lvl>
+  </w:abstractNum>
+  <w:abstractNum w:abstractNumId="13" w15:restartNumberingAfterBreak="0">
+    <w:nsid w:val="20BD261C"/>
+    <w:multiLevelType w:val="hybridMultilevel"/>
+    <w:tmpl w:val="94609160"/>
+    <w:lvl w:ilvl="0" w:tplc="025E25B4">
+      <w:start w:val="1"/>
+      <w:numFmt w:val="bullet"/>
+      <w:lvlText w:val=""/>
+      <w:lvlJc w:val="left"/>
+      <w:pPr>
+        <w:ind w:left="720" w:hanging="360"/>
+      </w:pPr>
+      <w:rPr>
+        <w:rFonts w:ascii="Symbol" w:hAnsi="Symbol" w:hint="default"/>
+      </w:rPr>
+    </w:lvl>
+    <w:lvl w:ilvl="1" w:tplc="04190003" w:tentative="1">
+      <w:start w:val="1"/>
+      <w:numFmt w:val="bullet"/>
+      <w:lvlText w:val="o"/>
+      <w:lvlJc w:val="left"/>
+      <w:pPr>
+        <w:ind w:left="1440" w:hanging="360"/>
+      </w:pPr>
+      <w:rPr>
+        <w:rFonts w:ascii="Courier New" w:hAnsi="Courier New" w:cs="Courier New" w:hint="default"/>
+      </w:rPr>
+    </w:lvl>
+    <w:lvl w:ilvl="2" w:tplc="04190005" w:tentative="1">
+      <w:start w:val="1"/>
+      <w:numFmt w:val="bullet"/>
+      <w:lvlText w:val=""/>
+      <w:lvlJc w:val="left"/>
+      <w:pPr>
+        <w:ind w:left="2160" w:hanging="360"/>
+      </w:pPr>
+      <w:rPr>
+        <w:rFonts w:ascii="Wingdings" w:hAnsi="Wingdings" w:hint="default"/>
+      </w:rPr>
+    </w:lvl>
+    <w:lvl w:ilvl="3" w:tplc="04190001" w:tentative="1">
+      <w:start w:val="1"/>
+      <w:numFmt w:val="bullet"/>
+      <w:lvlText w:val=""/>
+      <w:lvlJc w:val="left"/>
+      <w:pPr>
+        <w:ind w:left="2880" w:hanging="360"/>
+      </w:pPr>
+      <w:rPr>
+        <w:rFonts w:ascii="Symbol" w:hAnsi="Symbol" w:hint="default"/>
+      </w:rPr>
+    </w:lvl>
+    <w:lvl w:ilvl="4" w:tplc="04190003" w:tentative="1">
+      <w:start w:val="1"/>
+      <w:numFmt w:val="bullet"/>
+      <w:lvlText w:val="o"/>
+      <w:lvlJc w:val="left"/>
+      <w:pPr>
+        <w:ind w:left="3600" w:hanging="360"/>
+      </w:pPr>
+      <w:rPr>
+        <w:rFonts w:ascii="Courier New" w:hAnsi="Courier New" w:cs="Courier New" w:hint="default"/>
+      </w:rPr>
+    </w:lvl>
+    <w:lvl w:ilvl="5" w:tplc="04190005" w:tentative="1">
+      <w:start w:val="1"/>
+      <w:numFmt w:val="bullet"/>
+      <w:lvlText w:val=""/>
+      <w:lvlJc w:val="left"/>
+      <w:pPr>
+        <w:ind w:left="4320" w:hanging="360"/>
+      </w:pPr>
+      <w:rPr>
+        <w:rFonts w:ascii="Wingdings" w:hAnsi="Wingdings" w:hint="default"/>
+      </w:rPr>
+    </w:lvl>
+    <w:lvl w:ilvl="6" w:tplc="04190001" w:tentative="1">
+      <w:start w:val="1"/>
+      <w:numFmt w:val="bullet"/>
+      <w:lvlText w:val=""/>
+      <w:lvlJc w:val="left"/>
+      <w:pPr>
+        <w:ind w:left="5040" w:hanging="360"/>
+      </w:pPr>
+      <w:rPr>
+        <w:rFonts w:ascii="Symbol" w:hAnsi="Symbol" w:hint="default"/>
+      </w:rPr>
+    </w:lvl>
+    <w:lvl w:ilvl="7" w:tplc="04190003" w:tentative="1">
+      <w:start w:val="1"/>
+      <w:numFmt w:val="bullet"/>
+      <w:lvlText w:val="o"/>
+      <w:lvlJc w:val="left"/>
+      <w:pPr>
+        <w:ind w:left="5760" w:hanging="360"/>
+      </w:pPr>
+      <w:rPr>
+        <w:rFonts w:ascii="Courier New" w:hAnsi="Courier New" w:cs="Courier New" w:hint="default"/>
+      </w:rPr>
+    </w:lvl>
+    <w:lvl w:ilvl="8" w:tplc="04190005" w:tentative="1">
+      <w:start w:val="1"/>
+      <w:numFmt w:val="bullet"/>
+      <w:lvlText w:val=""/>
+      <w:lvlJc w:val="left"/>
+      <w:pPr>
+        <w:ind w:left="6480" w:hanging="360"/>
+      </w:pPr>
+      <w:rPr>
+        <w:rFonts w:ascii="Wingdings" w:hAnsi="Wingdings" w:hint="default"/>
+      </w:rPr>
+    </w:lvl>
+  </w:abstractNum>
+  <w:abstractNum w:abstractNumId="14" w15:restartNumberingAfterBreak="0">
+    <w:nsid w:val="24311AAB"/>
+    <w:multiLevelType w:val="hybridMultilevel"/>
+    <w:tmpl w:val="91224A8C"/>
+    <w:lvl w:ilvl="0" w:tplc="025E25B4">
+      <w:start w:val="1"/>
+      <w:numFmt w:val="bullet"/>
+      <w:lvlText w:val=""/>
+      <w:lvlJc w:val="left"/>
+      <w:pPr>
+        <w:ind w:left="720" w:hanging="360"/>
+      </w:pPr>
+      <w:rPr>
+        <w:rFonts w:ascii="Symbol" w:hAnsi="Symbol" w:hint="default"/>
+      </w:rPr>
+    </w:lvl>
+    <w:lvl w:ilvl="1" w:tplc="04190003" w:tentative="1">
+      <w:start w:val="1"/>
+      <w:numFmt w:val="bullet"/>
+      <w:lvlText w:val="o"/>
+      <w:lvlJc w:val="left"/>
+      <w:pPr>
+        <w:ind w:left="1440" w:hanging="360"/>
+      </w:pPr>
+      <w:rPr>
+        <w:rFonts w:ascii="Courier New" w:hAnsi="Courier New" w:cs="Courier New" w:hint="default"/>
+      </w:rPr>
+    </w:lvl>
+    <w:lvl w:ilvl="2" w:tplc="04190005" w:tentative="1">
+      <w:start w:val="1"/>
+      <w:numFmt w:val="bullet"/>
+      <w:lvlText w:val=""/>
+      <w:lvlJc w:val="left"/>
+      <w:pPr>
+        <w:ind w:left="2160" w:hanging="360"/>
+      </w:pPr>
+      <w:rPr>
+        <w:rFonts w:ascii="Wingdings" w:hAnsi="Wingdings" w:hint="default"/>
+      </w:rPr>
+    </w:lvl>
+    <w:lvl w:ilvl="3" w:tplc="04190001" w:tentative="1">
+      <w:start w:val="1"/>
+      <w:numFmt w:val="bullet"/>
+      <w:lvlText w:val=""/>
+      <w:lvlJc w:val="left"/>
+      <w:pPr>
+        <w:ind w:left="2880" w:hanging="360"/>
+      </w:pPr>
+      <w:rPr>
+        <w:rFonts w:ascii="Symbol" w:hAnsi="Symbol" w:hint="default"/>
+      </w:rPr>
+    </w:lvl>
+    <w:lvl w:ilvl="4" w:tplc="04190003" w:tentative="1">
+      <w:start w:val="1"/>
+      <w:numFmt w:val="bullet"/>
+      <w:lvlText w:val="o"/>
+      <w:lvlJc w:val="left"/>
+      <w:pPr>
+        <w:ind w:left="3600" w:hanging="360"/>
+      </w:pPr>
+      <w:rPr>
+        <w:rFonts w:ascii="Courier New" w:hAnsi="Courier New" w:cs="Courier New" w:hint="default"/>
+      </w:rPr>
+    </w:lvl>
+    <w:lvl w:ilvl="5" w:tplc="04190005" w:tentative="1">
+      <w:start w:val="1"/>
+      <w:numFmt w:val="bullet"/>
+      <w:lvlText w:val=""/>
+      <w:lvlJc w:val="left"/>
+      <w:pPr>
+        <w:ind w:left="4320" w:hanging="360"/>
+      </w:pPr>
+      <w:rPr>
+        <w:rFonts w:ascii="Wingdings" w:hAnsi="Wingdings" w:hint="default"/>
+      </w:rPr>
+    </w:lvl>
+    <w:lvl w:ilvl="6" w:tplc="04190001" w:tentative="1">
+      <w:start w:val="1"/>
+      <w:numFmt w:val="bullet"/>
+      <w:lvlText w:val=""/>
+      <w:lvlJc w:val="left"/>
+      <w:pPr>
+        <w:ind w:left="5040" w:hanging="360"/>
+      </w:pPr>
+      <w:rPr>
+        <w:rFonts w:ascii="Symbol" w:hAnsi="Symbol" w:hint="default"/>
+      </w:rPr>
+    </w:lvl>
+    <w:lvl w:ilvl="7" w:tplc="04190003" w:tentative="1">
+      <w:start w:val="1"/>
+      <w:numFmt w:val="bullet"/>
+      <w:lvlText w:val="o"/>
+      <w:lvlJc w:val="left"/>
+      <w:pPr>
+        <w:ind w:left="5760" w:hanging="360"/>
+      </w:pPr>
+      <w:rPr>
+        <w:rFonts w:ascii="Courier New" w:hAnsi="Courier New" w:cs="Courier New" w:hint="default"/>
+      </w:rPr>
+    </w:lvl>
+    <w:lvl w:ilvl="8" w:tplc="04190005" w:tentative="1">
+      <w:start w:val="1"/>
+      <w:numFmt w:val="bullet"/>
+      <w:lvlText w:val=""/>
+      <w:lvlJc w:val="left"/>
+      <w:pPr>
+        <w:ind w:left="6480" w:hanging="360"/>
+      </w:pPr>
+      <w:rPr>
+        <w:rFonts w:ascii="Wingdings" w:hAnsi="Wingdings" w:hint="default"/>
+      </w:rPr>
+    </w:lvl>
+  </w:abstractNum>
+  <w:abstractNum w:abstractNumId="15" w15:restartNumberingAfterBreak="0">
+    <w:nsid w:val="26DB4999"/>
+    <w:multiLevelType w:val="hybridMultilevel"/>
+    <w:tmpl w:val="6C16F002"/>
+    <w:lvl w:ilvl="0" w:tplc="E3F6E87A">
+      <w:start w:val="1"/>
+      <w:numFmt w:val="bullet"/>
+      <w:lvlText w:val=""/>
+      <w:lvlJc w:val="left"/>
+      <w:pPr>
+        <w:ind w:left="720" w:hanging="360"/>
+      </w:pPr>
+      <w:rPr>
+        <w:rFonts w:ascii="Symbol" w:hAnsi="Symbol" w:hint="default"/>
+      </w:rPr>
+    </w:lvl>
+    <w:lvl w:ilvl="1" w:tplc="04190003" w:tentative="1">
+      <w:start w:val="1"/>
+      <w:numFmt w:val="bullet"/>
+      <w:lvlText w:val="o"/>
+      <w:lvlJc w:val="left"/>
+      <w:pPr>
+        <w:ind w:left="1440" w:hanging="360"/>
+      </w:pPr>
+      <w:rPr>
+        <w:rFonts w:ascii="Courier New" w:hAnsi="Courier New" w:cs="Courier New" w:hint="default"/>
+      </w:rPr>
+    </w:lvl>
+    <w:lvl w:ilvl="2" w:tplc="04190005" w:tentative="1">
+      <w:start w:val="1"/>
+      <w:numFmt w:val="bullet"/>
+      <w:lvlText w:val=""/>
+      <w:lvlJc w:val="left"/>
+      <w:pPr>
+        <w:ind w:left="2160" w:hanging="360"/>
+      </w:pPr>
+      <w:rPr>
+        <w:rFonts w:ascii="Wingdings" w:hAnsi="Wingdings" w:hint="default"/>
+      </w:rPr>
+    </w:lvl>
+    <w:lvl w:ilvl="3" w:tplc="04190001" w:tentative="1">
+      <w:start w:val="1"/>
+      <w:numFmt w:val="bullet"/>
+      <w:lvlText w:val=""/>
+      <w:lvlJc w:val="left"/>
+      <w:pPr>
+        <w:ind w:left="2880" w:hanging="360"/>
+      </w:pPr>
+      <w:rPr>
+        <w:rFonts w:ascii="Symbol" w:hAnsi="Symbol" w:hint="default"/>
+      </w:rPr>
+    </w:lvl>
+    <w:lvl w:ilvl="4" w:tplc="04190003" w:tentative="1">
+      <w:start w:val="1"/>
+      <w:numFmt w:val="bullet"/>
+      <w:lvlText w:val="o"/>
+      <w:lvlJc w:val="left"/>
+      <w:pPr>
+        <w:ind w:left="3600" w:hanging="360"/>
+      </w:pPr>
+      <w:rPr>
+        <w:rFonts w:ascii="Courier New" w:hAnsi="Courier New" w:cs="Courier New" w:hint="default"/>
+      </w:rPr>
+    </w:lvl>
+    <w:lvl w:ilvl="5" w:tplc="04190005" w:tentative="1">
+      <w:start w:val="1"/>
+      <w:numFmt w:val="bullet"/>
+      <w:lvlText w:val=""/>
+      <w:lvlJc w:val="left"/>
+      <w:pPr>
+        <w:ind w:left="4320" w:hanging="360"/>
+      </w:pPr>
+      <w:rPr>
+        <w:rFonts w:ascii="Wingdings" w:hAnsi="Wingdings" w:hint="default"/>
+      </w:rPr>
+    </w:lvl>
+    <w:lvl w:ilvl="6" w:tplc="04190001" w:tentative="1">
+      <w:start w:val="1"/>
+      <w:numFmt w:val="bullet"/>
+      <w:lvlText w:val=""/>
+      <w:lvlJc w:val="left"/>
+      <w:pPr>
+        <w:ind w:left="5040" w:hanging="360"/>
+      </w:pPr>
+      <w:rPr>
+        <w:rFonts w:ascii="Symbol" w:hAnsi="Symbol" w:hint="default"/>
+      </w:rPr>
+    </w:lvl>
+    <w:lvl w:ilvl="7" w:tplc="04190003" w:tentative="1">
+      <w:start w:val="1"/>
+      <w:numFmt w:val="bullet"/>
+      <w:lvlText w:val="o"/>
+      <w:lvlJc w:val="left"/>
+      <w:pPr>
+        <w:ind w:left="5760" w:hanging="360"/>
+      </w:pPr>
+      <w:rPr>
+        <w:rFonts w:ascii="Courier New" w:hAnsi="Courier New" w:cs="Courier New" w:hint="default"/>
+      </w:rPr>
+    </w:lvl>
+    <w:lvl w:ilvl="8" w:tplc="04190005" w:tentative="1">
+      <w:start w:val="1"/>
+      <w:numFmt w:val="bullet"/>
+      <w:lvlText w:val=""/>
+      <w:lvlJc w:val="left"/>
+      <w:pPr>
+        <w:ind w:left="6480" w:hanging="360"/>
+      </w:pPr>
+      <w:rPr>
+        <w:rFonts w:ascii="Wingdings" w:hAnsi="Wingdings" w:hint="default"/>
+      </w:rPr>
+    </w:lvl>
+  </w:abstractNum>
+  <w:abstractNum w:abstractNumId="16" w15:restartNumberingAfterBreak="0">
+    <w:nsid w:val="28DB1899"/>
+    <w:multiLevelType w:val="hybridMultilevel"/>
+    <w:tmpl w:val="DDAE068E"/>
+    <w:lvl w:ilvl="0" w:tplc="FE84907A">
+      <w:start w:val="1"/>
+      <w:numFmt w:val="bullet"/>
+      <w:lvlText w:val=""/>
+      <w:lvlJc w:val="left"/>
+      <w:pPr>
+        <w:ind w:left="720" w:hanging="360"/>
+      </w:pPr>
+      <w:rPr>
+        <w:rFonts w:ascii="Symbol" w:hAnsi="Symbol" w:hint="default"/>
+      </w:rPr>
+    </w:lvl>
+    <w:lvl w:ilvl="1" w:tplc="FFFFFFFF" w:tentative="1">
+      <w:start w:val="1"/>
+      <w:numFmt w:val="bullet"/>
+      <w:lvlText w:val="o"/>
+      <w:lvlJc w:val="left"/>
+      <w:pPr>
+        <w:ind w:left="1440" w:hanging="360"/>
+      </w:pPr>
+      <w:rPr>
+        <w:rFonts w:ascii="Courier New" w:hAnsi="Courier New" w:cs="Courier New" w:hint="default"/>
+      </w:rPr>
+    </w:lvl>
+    <w:lvl w:ilvl="2" w:tplc="FFFFFFFF" w:tentative="1">
+      <w:start w:val="1"/>
+      <w:numFmt w:val="bullet"/>
+      <w:lvlText w:val=""/>
+      <w:lvlJc w:val="left"/>
+      <w:pPr>
+        <w:ind w:left="2160" w:hanging="360"/>
+      </w:pPr>
+      <w:rPr>
+        <w:rFonts w:ascii="Wingdings" w:hAnsi="Wingdings" w:hint="default"/>
+      </w:rPr>
+    </w:lvl>
+    <w:lvl w:ilvl="3" w:tplc="FFFFFFFF" w:tentative="1">
+      <w:start w:val="1"/>
+      <w:numFmt w:val="bullet"/>
+      <w:lvlText w:val=""/>
+      <w:lvlJc w:val="left"/>
+      <w:pPr>
+        <w:ind w:left="2880" w:hanging="360"/>
+      </w:pPr>
+      <w:rPr>
+        <w:rFonts w:ascii="Symbol" w:hAnsi="Symbol" w:hint="default"/>
+      </w:rPr>
+    </w:lvl>
+    <w:lvl w:ilvl="4" w:tplc="FFFFFFFF" w:tentative="1">
+      <w:start w:val="1"/>
+      <w:numFmt w:val="bullet"/>
+      <w:lvlText w:val="o"/>
+      <w:lvlJc w:val="left"/>
+      <w:pPr>
+        <w:ind w:left="3600" w:hanging="360"/>
+      </w:pPr>
+      <w:rPr>
+        <w:rFonts w:ascii="Courier New" w:hAnsi="Courier New" w:cs="Courier New" w:hint="default"/>
+      </w:rPr>
+    </w:lvl>
+    <w:lvl w:ilvl="5" w:tplc="FFFFFFFF" w:tentative="1">
+      <w:start w:val="1"/>
+      <w:numFmt w:val="bullet"/>
+      <w:lvlText w:val=""/>
+      <w:lvlJc w:val="left"/>
+      <w:pPr>
+        <w:ind w:left="4320" w:hanging="360"/>
+      </w:pPr>
+      <w:rPr>
+        <w:rFonts w:ascii="Wingdings" w:hAnsi="Wingdings" w:hint="default"/>
+      </w:rPr>
+    </w:lvl>
+    <w:lvl w:ilvl="6" w:tplc="FFFFFFFF" w:tentative="1">
+      <w:start w:val="1"/>
+      <w:numFmt w:val="bullet"/>
+      <w:lvlText w:val=""/>
+      <w:lvlJc w:val="left"/>
+      <w:pPr>
+        <w:ind w:left="5040" w:hanging="360"/>
+      </w:pPr>
+      <w:rPr>
+        <w:rFonts w:ascii="Symbol" w:hAnsi="Symbol" w:hint="default"/>
+      </w:rPr>
+    </w:lvl>
+    <w:lvl w:ilvl="7" w:tplc="FFFFFFFF" w:tentative="1">
+      <w:start w:val="1"/>
+      <w:numFmt w:val="bullet"/>
+      <w:lvlText w:val="o"/>
+      <w:lvlJc w:val="left"/>
+      <w:pPr>
+        <w:ind w:left="5760" w:hanging="360"/>
+      </w:pPr>
+      <w:rPr>
+        <w:rFonts w:ascii="Courier New" w:hAnsi="Courier New" w:cs="Courier New" w:hint="default"/>
+      </w:rPr>
+    </w:lvl>
+    <w:lvl w:ilvl="8" w:tplc="FFFFFFFF" w:tentative="1">
+      <w:start w:val="1"/>
+      <w:numFmt w:val="bullet"/>
+      <w:lvlText w:val=""/>
+      <w:lvlJc w:val="left"/>
+      <w:pPr>
+        <w:ind w:left="6480" w:hanging="360"/>
+      </w:pPr>
+      <w:rPr>
+        <w:rFonts w:ascii="Wingdings" w:hAnsi="Wingdings" w:hint="default"/>
+      </w:rPr>
+    </w:lvl>
+  </w:abstractNum>
+  <w:abstractNum w:abstractNumId="17" w15:restartNumberingAfterBreak="0">
+    <w:nsid w:val="2DDE687F"/>
+    <w:multiLevelType w:val="hybridMultilevel"/>
+    <w:tmpl w:val="1728AC8A"/>
+    <w:lvl w:ilvl="0" w:tplc="025E25B4">
+      <w:start w:val="1"/>
+      <w:numFmt w:val="bullet"/>
+      <w:lvlText w:val=""/>
+      <w:lvlJc w:val="left"/>
+      <w:pPr>
+        <w:ind w:left="720" w:hanging="360"/>
+      </w:pPr>
+      <w:rPr>
+        <w:rFonts w:ascii="Symbol" w:hAnsi="Symbol" w:hint="default"/>
+      </w:rPr>
+    </w:lvl>
+    <w:lvl w:ilvl="1" w:tplc="04190003" w:tentative="1">
+      <w:start w:val="1"/>
+      <w:numFmt w:val="bullet"/>
+      <w:lvlText w:val="o"/>
+      <w:lvlJc w:val="left"/>
+      <w:pPr>
+        <w:ind w:left="1440" w:hanging="360"/>
+      </w:pPr>
+      <w:rPr>
+        <w:rFonts w:ascii="Courier New" w:hAnsi="Courier New" w:cs="Courier New" w:hint="default"/>
+      </w:rPr>
+    </w:lvl>
+    <w:lvl w:ilvl="2" w:tplc="04190005" w:tentative="1">
+      <w:start w:val="1"/>
+      <w:numFmt w:val="bullet"/>
+      <w:lvlText w:val=""/>
+      <w:lvlJc w:val="left"/>
+      <w:pPr>
+        <w:ind w:left="2160" w:hanging="360"/>
+      </w:pPr>
+      <w:rPr>
+        <w:rFonts w:ascii="Wingdings" w:hAnsi="Wingdings" w:hint="default"/>
+      </w:rPr>
+    </w:lvl>
+    <w:lvl w:ilvl="3" w:tplc="04190001" w:tentative="1">
+      <w:start w:val="1"/>
+      <w:numFmt w:val="bullet"/>
+      <w:lvlText w:val=""/>
+      <w:lvlJc w:val="left"/>
+      <w:pPr>
+        <w:ind w:left="2880" w:hanging="360"/>
+      </w:pPr>
+      <w:rPr>
+        <w:rFonts w:ascii="Symbol" w:hAnsi="Symbol" w:hint="default"/>
+      </w:rPr>
+    </w:lvl>
+    <w:lvl w:ilvl="4" w:tplc="04190003" w:tentative="1">
+      <w:start w:val="1"/>
+      <w:numFmt w:val="bullet"/>
+      <w:lvlText w:val="o"/>
+      <w:lvlJc w:val="left"/>
+      <w:pPr>
+        <w:ind w:left="3600" w:hanging="360"/>
+      </w:pPr>
+      <w:rPr>
+        <w:rFonts w:ascii="Courier New" w:hAnsi="Courier New" w:cs="Courier New" w:hint="default"/>
+      </w:rPr>
+    </w:lvl>
+    <w:lvl w:ilvl="5" w:tplc="04190005" w:tentative="1">
+      <w:start w:val="1"/>
+      <w:numFmt w:val="bullet"/>
+      <w:lvlText w:val=""/>
+      <w:lvlJc w:val="left"/>
+      <w:pPr>
+        <w:ind w:left="4320" w:hanging="360"/>
+      </w:pPr>
+      <w:rPr>
+        <w:rFonts w:ascii="Wingdings" w:hAnsi="Wingdings" w:hint="default"/>
+      </w:rPr>
+    </w:lvl>
+    <w:lvl w:ilvl="6" w:tplc="04190001" w:tentative="1">
+      <w:start w:val="1"/>
+      <w:numFmt w:val="bullet"/>
+      <w:lvlText w:val=""/>
+      <w:lvlJc w:val="left"/>
+      <w:pPr>
+        <w:ind w:left="5040" w:hanging="360"/>
+      </w:pPr>
+      <w:rPr>
+        <w:rFonts w:ascii="Symbol" w:hAnsi="Symbol" w:hint="default"/>
+      </w:rPr>
+    </w:lvl>
+    <w:lvl w:ilvl="7" w:tplc="04190003" w:tentative="1">
+      <w:start w:val="1"/>
+      <w:numFmt w:val="bullet"/>
+      <w:lvlText w:val="o"/>
+      <w:lvlJc w:val="left"/>
+      <w:pPr>
+        <w:ind w:left="5760" w:hanging="360"/>
+      </w:pPr>
+      <w:rPr>
+        <w:rFonts w:ascii="Courier New" w:hAnsi="Courier New" w:cs="Courier New" w:hint="default"/>
+      </w:rPr>
+    </w:lvl>
+    <w:lvl w:ilvl="8" w:tplc="04190005" w:tentative="1">
+      <w:start w:val="1"/>
+      <w:numFmt w:val="bullet"/>
+      <w:lvlText w:val=""/>
+      <w:lvlJc w:val="left"/>
+      <w:pPr>
+        <w:ind w:left="6480" w:hanging="360"/>
+      </w:pPr>
+      <w:rPr>
+        <w:rFonts w:ascii="Wingdings" w:hAnsi="Wingdings" w:hint="default"/>
+      </w:rPr>
+    </w:lvl>
+  </w:abstractNum>
+  <w:abstractNum w:abstractNumId="18" w15:restartNumberingAfterBreak="0">
+    <w:nsid w:val="2DF96CFD"/>
+    <w:multiLevelType w:val="hybridMultilevel"/>
+    <w:tmpl w:val="DCF64860"/>
+    <w:lvl w:ilvl="0" w:tplc="E3F6E87A">
+      <w:start w:val="1"/>
+      <w:numFmt w:val="bullet"/>
+      <w:lvlText w:val=""/>
+      <w:lvlJc w:val="left"/>
+      <w:pPr>
+        <w:ind w:left="720" w:hanging="360"/>
+      </w:pPr>
+      <w:rPr>
+        <w:rFonts w:ascii="Symbol" w:hAnsi="Symbol" w:hint="default"/>
+      </w:rPr>
+    </w:lvl>
+    <w:lvl w:ilvl="1" w:tplc="04190003" w:tentative="1">
+      <w:start w:val="1"/>
+      <w:numFmt w:val="bullet"/>
+      <w:lvlText w:val="o"/>
+      <w:lvlJc w:val="left"/>
+      <w:pPr>
+        <w:ind w:left="1440" w:hanging="360"/>
+      </w:pPr>
+      <w:rPr>
+        <w:rFonts w:ascii="Courier New" w:hAnsi="Courier New" w:cs="Courier New" w:hint="default"/>
+      </w:rPr>
+    </w:lvl>
+    <w:lvl w:ilvl="2" w:tplc="04190005" w:tentative="1">
+      <w:start w:val="1"/>
+      <w:numFmt w:val="bullet"/>
+      <w:lvlText w:val=""/>
+      <w:lvlJc w:val="left"/>
+      <w:pPr>
+        <w:ind w:left="2160" w:hanging="360"/>
+      </w:pPr>
+      <w:rPr>
+        <w:rFonts w:ascii="Wingdings" w:hAnsi="Wingdings" w:hint="default"/>
+      </w:rPr>
+    </w:lvl>
+    <w:lvl w:ilvl="3" w:tplc="04190001" w:tentative="1">
+      <w:start w:val="1"/>
+      <w:numFmt w:val="bullet"/>
+      <w:lvlText w:val=""/>
+      <w:lvlJc w:val="left"/>
+      <w:pPr>
+        <w:ind w:left="2880" w:hanging="360"/>
+      </w:pPr>
+      <w:rPr>
+        <w:rFonts w:ascii="Symbol" w:hAnsi="Symbol" w:hint="default"/>
+      </w:rPr>
+    </w:lvl>
+    <w:lvl w:ilvl="4" w:tplc="04190003" w:tentative="1">
+      <w:start w:val="1"/>
+      <w:numFmt w:val="bullet"/>
+      <w:lvlText w:val="o"/>
+      <w:lvlJc w:val="left"/>
+      <w:pPr>
+        <w:ind w:left="3600" w:hanging="360"/>
+      </w:pPr>
+      <w:rPr>
+        <w:rFonts w:ascii="Courier New" w:hAnsi="Courier New" w:cs="Courier New" w:hint="default"/>
+      </w:rPr>
+    </w:lvl>
+    <w:lvl w:ilvl="5" w:tplc="04190005" w:tentative="1">
+      <w:start w:val="1"/>
+      <w:numFmt w:val="bullet"/>
+      <w:lvlText w:val=""/>
+      <w:lvlJc w:val="left"/>
+      <w:pPr>
+        <w:ind w:left="4320" w:hanging="360"/>
+      </w:pPr>
+      <w:rPr>
+        <w:rFonts w:ascii="Wingdings" w:hAnsi="Wingdings" w:hint="default"/>
+      </w:rPr>
+    </w:lvl>
+    <w:lvl w:ilvl="6" w:tplc="04190001" w:tentative="1">
+      <w:start w:val="1"/>
+      <w:numFmt w:val="bullet"/>
+      <w:lvlText w:val=""/>
+      <w:lvlJc w:val="left"/>
+      <w:pPr>
+        <w:ind w:left="5040" w:hanging="360"/>
+      </w:pPr>
+      <w:rPr>
+        <w:rFonts w:ascii="Symbol" w:hAnsi="Symbol" w:hint="default"/>
+      </w:rPr>
+    </w:lvl>
+    <w:lvl w:ilvl="7" w:tplc="04190003" w:tentative="1">
+      <w:start w:val="1"/>
+      <w:numFmt w:val="bullet"/>
+      <w:lvlText w:val="o"/>
+      <w:lvlJc w:val="left"/>
+      <w:pPr>
+        <w:ind w:left="5760" w:hanging="360"/>
+      </w:pPr>
+      <w:rPr>
+        <w:rFonts w:ascii="Courier New" w:hAnsi="Courier New" w:cs="Courier New" w:hint="default"/>
+      </w:rPr>
+    </w:lvl>
+    <w:lvl w:ilvl="8" w:tplc="04190005" w:tentative="1">
+      <w:start w:val="1"/>
+      <w:numFmt w:val="bullet"/>
+      <w:lvlText w:val=""/>
+      <w:lvlJc w:val="left"/>
+      <w:pPr>
+        <w:ind w:left="6480" w:hanging="360"/>
+      </w:pPr>
+      <w:rPr>
+        <w:rFonts w:ascii="Wingdings" w:hAnsi="Wingdings" w:hint="default"/>
+      </w:rPr>
+    </w:lvl>
+  </w:abstractNum>
+  <w:abstractNum w:abstractNumId="19" w15:restartNumberingAfterBreak="0">
+    <w:nsid w:val="2F354CC2"/>
+    <w:multiLevelType w:val="hybridMultilevel"/>
+    <w:tmpl w:val="E600329A"/>
+    <w:lvl w:ilvl="0" w:tplc="E3F6E87A">
+      <w:start w:val="1"/>
+      <w:numFmt w:val="bullet"/>
+      <w:lvlText w:val=""/>
+      <w:lvlJc w:val="left"/>
+      <w:pPr>
+        <w:ind w:left="720" w:hanging="360"/>
+      </w:pPr>
+      <w:rPr>
+        <w:rFonts w:ascii="Symbol" w:hAnsi="Symbol" w:hint="default"/>
+      </w:rPr>
+    </w:lvl>
+    <w:lvl w:ilvl="1" w:tplc="04190003" w:tentative="1">
+      <w:start w:val="1"/>
+      <w:numFmt w:val="bullet"/>
+      <w:lvlText w:val="o"/>
+      <w:lvlJc w:val="left"/>
+      <w:pPr>
+        <w:ind w:left="1440" w:hanging="360"/>
+      </w:pPr>
+      <w:rPr>
+        <w:rFonts w:ascii="Courier New" w:hAnsi="Courier New" w:cs="Courier New" w:hint="default"/>
+      </w:rPr>
+    </w:lvl>
+    <w:lvl w:ilvl="2" w:tplc="04190005" w:tentative="1">
+      <w:start w:val="1"/>
+      <w:numFmt w:val="bullet"/>
+      <w:lvlText w:val=""/>
+      <w:lvlJc w:val="left"/>
+      <w:pPr>
+        <w:ind w:left="2160" w:hanging="360"/>
+      </w:pPr>
+      <w:rPr>
+        <w:rFonts w:ascii="Wingdings" w:hAnsi="Wingdings" w:hint="default"/>
+      </w:rPr>
+    </w:lvl>
+    <w:lvl w:ilvl="3" w:tplc="04190001" w:tentative="1">
+      <w:start w:val="1"/>
+      <w:numFmt w:val="bullet"/>
+      <w:lvlText w:val=""/>
+      <w:lvlJc w:val="left"/>
+      <w:pPr>
+        <w:ind w:left="2880" w:hanging="360"/>
+      </w:pPr>
+      <w:rPr>
+        <w:rFonts w:ascii="Symbol" w:hAnsi="Symbol" w:hint="default"/>
+      </w:rPr>
+    </w:lvl>
+    <w:lvl w:ilvl="4" w:tplc="04190003" w:tentative="1">
+      <w:start w:val="1"/>
+      <w:numFmt w:val="bullet"/>
+      <w:lvlText w:val="o"/>
+      <w:lvlJc w:val="left"/>
+      <w:pPr>
+        <w:ind w:left="3600" w:hanging="360"/>
+      </w:pPr>
+      <w:rPr>
+        <w:rFonts w:ascii="Courier New" w:hAnsi="Courier New" w:cs="Courier New" w:hint="default"/>
+      </w:rPr>
+    </w:lvl>
+    <w:lvl w:ilvl="5" w:tplc="04190005" w:tentative="1">
+      <w:start w:val="1"/>
+      <w:numFmt w:val="bullet"/>
+      <w:lvlText w:val=""/>
+      <w:lvlJc w:val="left"/>
+      <w:pPr>
+        <w:ind w:left="4320" w:hanging="360"/>
+      </w:pPr>
+      <w:rPr>
+        <w:rFonts w:ascii="Wingdings" w:hAnsi="Wingdings" w:hint="default"/>
+      </w:rPr>
+    </w:lvl>
+    <w:lvl w:ilvl="6" w:tplc="04190001" w:tentative="1">
+      <w:start w:val="1"/>
+      <w:numFmt w:val="bullet"/>
+      <w:lvlText w:val=""/>
+      <w:lvlJc w:val="left"/>
+      <w:pPr>
+        <w:ind w:left="5040" w:hanging="360"/>
+      </w:pPr>
+      <w:rPr>
+        <w:rFonts w:ascii="Symbol" w:hAnsi="Symbol" w:hint="default"/>
+      </w:rPr>
+    </w:lvl>
+    <w:lvl w:ilvl="7" w:tplc="04190003" w:tentative="1">
+      <w:start w:val="1"/>
+      <w:numFmt w:val="bullet"/>
+      <w:lvlText w:val="o"/>
+      <w:lvlJc w:val="left"/>
+      <w:pPr>
+        <w:ind w:left="5760" w:hanging="360"/>
+      </w:pPr>
+      <w:rPr>
+        <w:rFonts w:ascii="Courier New" w:hAnsi="Courier New" w:cs="Courier New" w:hint="default"/>
+      </w:rPr>
+    </w:lvl>
+    <w:lvl w:ilvl="8" w:tplc="04190005" w:tentative="1">
+      <w:start w:val="1"/>
+      <w:numFmt w:val="bullet"/>
+      <w:lvlText w:val=""/>
+      <w:lvlJc w:val="left"/>
+      <w:pPr>
+        <w:ind w:left="6480" w:hanging="360"/>
+      </w:pPr>
+      <w:rPr>
+        <w:rFonts w:ascii="Wingdings" w:hAnsi="Wingdings" w:hint="default"/>
+      </w:rPr>
+    </w:lvl>
+  </w:abstractNum>
+  <w:abstractNum w:abstractNumId="20" w15:restartNumberingAfterBreak="0">
+    <w:nsid w:val="2F8A7324"/>
+    <w:multiLevelType w:val="hybridMultilevel"/>
+    <w:tmpl w:val="6648402E"/>
+    <w:lvl w:ilvl="0" w:tplc="025E25B4">
+      <w:start w:val="1"/>
+      <w:numFmt w:val="bullet"/>
+      <w:lvlText w:val=""/>
+      <w:lvlJc w:val="left"/>
+      <w:pPr>
+        <w:ind w:left="720" w:hanging="360"/>
+      </w:pPr>
+      <w:rPr>
+        <w:rFonts w:ascii="Symbol" w:hAnsi="Symbol" w:hint="default"/>
+      </w:rPr>
+    </w:lvl>
+    <w:lvl w:ilvl="1" w:tplc="04190003" w:tentative="1">
+      <w:start w:val="1"/>
+      <w:numFmt w:val="bullet"/>
+      <w:lvlText w:val="o"/>
+      <w:lvlJc w:val="left"/>
+      <w:pPr>
+        <w:ind w:left="1440" w:hanging="360"/>
+      </w:pPr>
+      <w:rPr>
+        <w:rFonts w:ascii="Courier New" w:hAnsi="Courier New" w:cs="Courier New" w:hint="default"/>
+      </w:rPr>
+    </w:lvl>
+    <w:lvl w:ilvl="2" w:tplc="04190005" w:tentative="1">
+      <w:start w:val="1"/>
+      <w:numFmt w:val="bullet"/>
+      <w:lvlText w:val=""/>
+      <w:lvlJc w:val="left"/>
+      <w:pPr>
+        <w:ind w:left="2160" w:hanging="360"/>
+      </w:pPr>
+      <w:rPr>
+        <w:rFonts w:ascii="Wingdings" w:hAnsi="Wingdings" w:hint="default"/>
+      </w:rPr>
+    </w:lvl>
+    <w:lvl w:ilvl="3" w:tplc="04190001" w:tentative="1">
+      <w:start w:val="1"/>
+      <w:numFmt w:val="bullet"/>
+      <w:lvlText w:val=""/>
+      <w:lvlJc w:val="left"/>
+      <w:pPr>
+        <w:ind w:left="2880" w:hanging="360"/>
+      </w:pPr>
+      <w:rPr>
+        <w:rFonts w:ascii="Symbol" w:hAnsi="Symbol" w:hint="default"/>
+      </w:rPr>
+    </w:lvl>
+    <w:lvl w:ilvl="4" w:tplc="04190003" w:tentative="1">
+      <w:start w:val="1"/>
+      <w:numFmt w:val="bullet"/>
+      <w:lvlText w:val="o"/>
+      <w:lvlJc w:val="left"/>
+      <w:pPr>
+        <w:ind w:left="3600" w:hanging="360"/>
+      </w:pPr>
+      <w:rPr>
+        <w:rFonts w:ascii="Courier New" w:hAnsi="Courier New" w:cs="Courier New" w:hint="default"/>
+      </w:rPr>
+    </w:lvl>
+    <w:lvl w:ilvl="5" w:tplc="04190005" w:tentative="1">
+      <w:start w:val="1"/>
+      <w:numFmt w:val="bullet"/>
+      <w:lvlText w:val=""/>
+      <w:lvlJc w:val="left"/>
+      <w:pPr>
+        <w:ind w:left="4320" w:hanging="360"/>
+      </w:pPr>
+      <w:rPr>
+        <w:rFonts w:ascii="Wingdings" w:hAnsi="Wingdings" w:hint="default"/>
+      </w:rPr>
+    </w:lvl>
+    <w:lvl w:ilvl="6" w:tplc="04190001" w:tentative="1">
+      <w:start w:val="1"/>
+      <w:numFmt w:val="bullet"/>
+      <w:lvlText w:val=""/>
+      <w:lvlJc w:val="left"/>
+      <w:pPr>
+        <w:ind w:left="5040" w:hanging="360"/>
+      </w:pPr>
+      <w:rPr>
+        <w:rFonts w:ascii="Symbol" w:hAnsi="Symbol" w:hint="default"/>
+      </w:rPr>
+    </w:lvl>
+    <w:lvl w:ilvl="7" w:tplc="04190003" w:tentative="1">
+      <w:start w:val="1"/>
+      <w:numFmt w:val="bullet"/>
+      <w:lvlText w:val="o"/>
+      <w:lvlJc w:val="left"/>
+      <w:pPr>
+        <w:ind w:left="5760" w:hanging="360"/>
+      </w:pPr>
+      <w:rPr>
+        <w:rFonts w:ascii="Courier New" w:hAnsi="Courier New" w:cs="Courier New" w:hint="default"/>
+      </w:rPr>
+    </w:lvl>
+    <w:lvl w:ilvl="8" w:tplc="04190005" w:tentative="1">
+      <w:start w:val="1"/>
+      <w:numFmt w:val="bullet"/>
+      <w:lvlText w:val=""/>
+      <w:lvlJc w:val="left"/>
+      <w:pPr>
+        <w:ind w:left="6480" w:hanging="360"/>
+      </w:pPr>
+      <w:rPr>
+        <w:rFonts w:ascii="Wingdings" w:hAnsi="Wingdings" w:hint="default"/>
+      </w:rPr>
+    </w:lvl>
+  </w:abstractNum>
+  <w:abstractNum w:abstractNumId="21" w15:restartNumberingAfterBreak="0">
+    <w:nsid w:val="32EA060D"/>
+    <w:multiLevelType w:val="hybridMultilevel"/>
+    <w:tmpl w:val="579C5072"/>
+    <w:lvl w:ilvl="0" w:tplc="025E25B4">
+      <w:start w:val="1"/>
+      <w:numFmt w:val="bullet"/>
+      <w:lvlText w:val=""/>
+      <w:lvlJc w:val="left"/>
+      <w:pPr>
+        <w:ind w:left="720" w:hanging="360"/>
+      </w:pPr>
+      <w:rPr>
+        <w:rFonts w:ascii="Symbol" w:hAnsi="Symbol" w:hint="default"/>
+      </w:rPr>
+    </w:lvl>
+    <w:lvl w:ilvl="1" w:tplc="04190003" w:tentative="1">
+      <w:start w:val="1"/>
+      <w:numFmt w:val="bullet"/>
+      <w:lvlText w:val="o"/>
+      <w:lvlJc w:val="left"/>
+      <w:pPr>
+        <w:ind w:left="1440" w:hanging="360"/>
+      </w:pPr>
+      <w:rPr>
+        <w:rFonts w:ascii="Courier New" w:hAnsi="Courier New" w:cs="Courier New" w:hint="default"/>
+      </w:rPr>
+    </w:lvl>
+    <w:lvl w:ilvl="2" w:tplc="04190005" w:tentative="1">
+      <w:start w:val="1"/>
+      <w:numFmt w:val="bullet"/>
+      <w:lvlText w:val=""/>
+      <w:lvlJc w:val="left"/>
+      <w:pPr>
+        <w:ind w:left="2160" w:hanging="360"/>
+      </w:pPr>
+      <w:rPr>
+        <w:rFonts w:ascii="Wingdings" w:hAnsi="Wingdings" w:hint="default"/>
+      </w:rPr>
+    </w:lvl>
+    <w:lvl w:ilvl="3" w:tplc="04190001" w:tentative="1">
+      <w:start w:val="1"/>
+      <w:numFmt w:val="bullet"/>
+      <w:lvlText w:val=""/>
+      <w:lvlJc w:val="left"/>
+      <w:pPr>
+        <w:ind w:left="2880" w:hanging="360"/>
+      </w:pPr>
+      <w:rPr>
+        <w:rFonts w:ascii="Symbol" w:hAnsi="Symbol" w:hint="default"/>
+      </w:rPr>
+    </w:lvl>
+    <w:lvl w:ilvl="4" w:tplc="04190003" w:tentative="1">
+      <w:start w:val="1"/>
+      <w:numFmt w:val="bullet"/>
+      <w:lvlText w:val="o"/>
+      <w:lvlJc w:val="left"/>
+      <w:pPr>
+        <w:ind w:left="3600" w:hanging="360"/>
+      </w:pPr>
+      <w:rPr>
+        <w:rFonts w:ascii="Courier New" w:hAnsi="Courier New" w:cs="Courier New" w:hint="default"/>
+      </w:rPr>
+    </w:lvl>
+    <w:lvl w:ilvl="5" w:tplc="04190005" w:tentative="1">
+      <w:start w:val="1"/>
+      <w:numFmt w:val="bullet"/>
+      <w:lvlText w:val=""/>
+      <w:lvlJc w:val="left"/>
+      <w:pPr>
+        <w:ind w:left="4320" w:hanging="360"/>
+      </w:pPr>
+      <w:rPr>
+        <w:rFonts w:ascii="Wingdings" w:hAnsi="Wingdings" w:hint="default"/>
+      </w:rPr>
+    </w:lvl>
+    <w:lvl w:ilvl="6" w:tplc="04190001" w:tentative="1">
+      <w:start w:val="1"/>
+      <w:numFmt w:val="bullet"/>
+      <w:lvlText w:val=""/>
+      <w:lvlJc w:val="left"/>
+      <w:pPr>
+        <w:ind w:left="5040" w:hanging="360"/>
+      </w:pPr>
+      <w:rPr>
+        <w:rFonts w:ascii="Symbol" w:hAnsi="Symbol" w:hint="default"/>
+      </w:rPr>
+    </w:lvl>
+    <w:lvl w:ilvl="7" w:tplc="04190003" w:tentative="1">
+      <w:start w:val="1"/>
+      <w:numFmt w:val="bullet"/>
+      <w:lvlText w:val="o"/>
+      <w:lvlJc w:val="left"/>
+      <w:pPr>
+        <w:ind w:left="5760" w:hanging="360"/>
+      </w:pPr>
+      <w:rPr>
+        <w:rFonts w:ascii="Courier New" w:hAnsi="Courier New" w:cs="Courier New" w:hint="default"/>
+      </w:rPr>
+    </w:lvl>
+    <w:lvl w:ilvl="8" w:tplc="04190005" w:tentative="1">
+      <w:start w:val="1"/>
+      <w:numFmt w:val="bullet"/>
+      <w:lvlText w:val=""/>
+      <w:lvlJc w:val="left"/>
+      <w:pPr>
+        <w:ind w:left="6480" w:hanging="360"/>
+      </w:pPr>
+      <w:rPr>
+        <w:rFonts w:ascii="Wingdings" w:hAnsi="Wingdings" w:hint="default"/>
+      </w:rPr>
+    </w:lvl>
+  </w:abstractNum>
+  <w:abstractNum w:abstractNumId="22" w15:restartNumberingAfterBreak="0">
+    <w:nsid w:val="33562BAE"/>
+    <w:multiLevelType w:val="hybridMultilevel"/>
+    <w:tmpl w:val="E6AAB44E"/>
+    <w:lvl w:ilvl="0" w:tplc="E3F6E87A">
+      <w:start w:val="1"/>
+      <w:numFmt w:val="bullet"/>
+      <w:lvlText w:val=""/>
+      <w:lvlJc w:val="left"/>
+      <w:pPr>
+        <w:ind w:left="720" w:hanging="360"/>
+      </w:pPr>
+      <w:rPr>
+        <w:rFonts w:ascii="Symbol" w:hAnsi="Symbol" w:hint="default"/>
+      </w:rPr>
+    </w:lvl>
+    <w:lvl w:ilvl="1" w:tplc="04190003" w:tentative="1">
+      <w:start w:val="1"/>
+      <w:numFmt w:val="bullet"/>
+      <w:lvlText w:val="o"/>
+      <w:lvlJc w:val="left"/>
+      <w:pPr>
+        <w:ind w:left="1440" w:hanging="360"/>
+      </w:pPr>
+      <w:rPr>
+        <w:rFonts w:ascii="Courier New" w:hAnsi="Courier New" w:cs="Courier New" w:hint="default"/>
+      </w:rPr>
+    </w:lvl>
+    <w:lvl w:ilvl="2" w:tplc="04190005" w:tentative="1">
+      <w:start w:val="1"/>
+      <w:numFmt w:val="bullet"/>
+      <w:lvlText w:val=""/>
+      <w:lvlJc w:val="left"/>
+      <w:pPr>
+        <w:ind w:left="2160" w:hanging="360"/>
+      </w:pPr>
+      <w:rPr>
+        <w:rFonts w:ascii="Wingdings" w:hAnsi="Wingdings" w:hint="default"/>
+      </w:rPr>
+    </w:lvl>
+    <w:lvl w:ilvl="3" w:tplc="04190001" w:tentative="1">
+      <w:start w:val="1"/>
+      <w:numFmt w:val="bullet"/>
+      <w:lvlText w:val=""/>
+      <w:lvlJc w:val="left"/>
+      <w:pPr>
+        <w:ind w:left="2880" w:hanging="360"/>
+      </w:pPr>
+      <w:rPr>
+        <w:rFonts w:ascii="Symbol" w:hAnsi="Symbol" w:hint="default"/>
+      </w:rPr>
+    </w:lvl>
+    <w:lvl w:ilvl="4" w:tplc="04190003" w:tentative="1">
+      <w:start w:val="1"/>
+      <w:numFmt w:val="bullet"/>
+      <w:lvlText w:val="o"/>
+      <w:lvlJc w:val="left"/>
+      <w:pPr>
+        <w:ind w:left="3600" w:hanging="360"/>
+      </w:pPr>
+      <w:rPr>
+        <w:rFonts w:ascii="Courier New" w:hAnsi="Courier New" w:cs="Courier New" w:hint="default"/>
+      </w:rPr>
+    </w:lvl>
+    <w:lvl w:ilvl="5" w:tplc="04190005" w:tentative="1">
+      <w:start w:val="1"/>
+      <w:numFmt w:val="bullet"/>
+      <w:lvlText w:val=""/>
+      <w:lvlJc w:val="left"/>
+      <w:pPr>
+        <w:ind w:left="4320" w:hanging="360"/>
+      </w:pPr>
+      <w:rPr>
+        <w:rFonts w:ascii="Wingdings" w:hAnsi="Wingdings" w:hint="default"/>
+      </w:rPr>
+    </w:lvl>
+    <w:lvl w:ilvl="6" w:tplc="04190001" w:tentative="1">
+      <w:start w:val="1"/>
+      <w:numFmt w:val="bullet"/>
+      <w:lvlText w:val=""/>
+      <w:lvlJc w:val="left"/>
+      <w:pPr>
+        <w:ind w:left="5040" w:hanging="360"/>
+      </w:pPr>
+      <w:rPr>
+        <w:rFonts w:ascii="Symbol" w:hAnsi="Symbol" w:hint="default"/>
+      </w:rPr>
+    </w:lvl>
+    <w:lvl w:ilvl="7" w:tplc="04190003" w:tentative="1">
+      <w:start w:val="1"/>
+      <w:numFmt w:val="bullet"/>
+      <w:lvlText w:val="o"/>
+      <w:lvlJc w:val="left"/>
+      <w:pPr>
+        <w:ind w:left="5760" w:hanging="360"/>
+      </w:pPr>
+      <w:rPr>
+        <w:rFonts w:ascii="Courier New" w:hAnsi="Courier New" w:cs="Courier New" w:hint="default"/>
+      </w:rPr>
+    </w:lvl>
+    <w:lvl w:ilvl="8" w:tplc="04190005" w:tentative="1">
+      <w:start w:val="1"/>
+      <w:numFmt w:val="bullet"/>
+      <w:lvlText w:val=""/>
+      <w:lvlJc w:val="left"/>
+      <w:pPr>
+        <w:ind w:left="6480" w:hanging="360"/>
+      </w:pPr>
+      <w:rPr>
+        <w:rFonts w:ascii="Wingdings" w:hAnsi="Wingdings" w:hint="default"/>
+      </w:rPr>
+    </w:lvl>
+  </w:abstractNum>
+  <w:abstractNum w:abstractNumId="23" w15:restartNumberingAfterBreak="0">
+    <w:nsid w:val="38277CDD"/>
+    <w:multiLevelType w:val="hybridMultilevel"/>
+    <w:tmpl w:val="0A4A0758"/>
+    <w:lvl w:ilvl="0" w:tplc="E3F6E87A">
+      <w:start w:val="1"/>
+      <w:numFmt w:val="bullet"/>
+      <w:lvlText w:val=""/>
+      <w:lvlJc w:val="left"/>
+      <w:pPr>
+        <w:ind w:left="720" w:hanging="360"/>
+      </w:pPr>
+      <w:rPr>
+        <w:rFonts w:ascii="Symbol" w:hAnsi="Symbol" w:hint="default"/>
+      </w:rPr>
+    </w:lvl>
+    <w:lvl w:ilvl="1" w:tplc="04190003" w:tentative="1">
+      <w:start w:val="1"/>
+      <w:numFmt w:val="bullet"/>
+      <w:lvlText w:val="o"/>
+      <w:lvlJc w:val="left"/>
+      <w:pPr>
+        <w:ind w:left="1440" w:hanging="360"/>
+      </w:pPr>
+      <w:rPr>
+        <w:rFonts w:ascii="Courier New" w:hAnsi="Courier New" w:cs="Courier New" w:hint="default"/>
+      </w:rPr>
+    </w:lvl>
+    <w:lvl w:ilvl="2" w:tplc="04190005" w:tentative="1">
+      <w:start w:val="1"/>
+      <w:numFmt w:val="bullet"/>
+      <w:lvlText w:val=""/>
+      <w:lvlJc w:val="left"/>
+      <w:pPr>
+        <w:ind w:left="2160" w:hanging="360"/>
+      </w:pPr>
+      <w:rPr>
+        <w:rFonts w:ascii="Wingdings" w:hAnsi="Wingdings" w:hint="default"/>
+      </w:rPr>
+    </w:lvl>
+    <w:lvl w:ilvl="3" w:tplc="04190001" w:tentative="1">
+      <w:start w:val="1"/>
+      <w:numFmt w:val="bullet"/>
+      <w:lvlText w:val=""/>
+      <w:lvlJc w:val="left"/>
+      <w:pPr>
+        <w:ind w:left="2880" w:hanging="360"/>
+      </w:pPr>
+      <w:rPr>
+        <w:rFonts w:ascii="Symbol" w:hAnsi="Symbol" w:hint="default"/>
+      </w:rPr>
+    </w:lvl>
+    <w:lvl w:ilvl="4" w:tplc="04190003" w:tentative="1">
+      <w:start w:val="1"/>
+      <w:numFmt w:val="bullet"/>
+      <w:lvlText w:val="o"/>
+      <w:lvlJc w:val="left"/>
+      <w:pPr>
+        <w:ind w:left="3600" w:hanging="360"/>
+      </w:pPr>
+      <w:rPr>
+        <w:rFonts w:ascii="Courier New" w:hAnsi="Courier New" w:cs="Courier New" w:hint="default"/>
+      </w:rPr>
+    </w:lvl>
+    <w:lvl w:ilvl="5" w:tplc="04190005" w:tentative="1">
+      <w:start w:val="1"/>
+      <w:numFmt w:val="bullet"/>
+      <w:lvlText w:val=""/>
+      <w:lvlJc w:val="left"/>
+      <w:pPr>
+        <w:ind w:left="4320" w:hanging="360"/>
+      </w:pPr>
+      <w:rPr>
+        <w:rFonts w:ascii="Wingdings" w:hAnsi="Wingdings" w:hint="default"/>
+      </w:rPr>
+    </w:lvl>
+    <w:lvl w:ilvl="6" w:tplc="04190001" w:tentative="1">
+      <w:start w:val="1"/>
+      <w:numFmt w:val="bullet"/>
+      <w:lvlText w:val=""/>
+      <w:lvlJc w:val="left"/>
+      <w:pPr>
+        <w:ind w:left="5040" w:hanging="360"/>
+      </w:pPr>
+      <w:rPr>
+        <w:rFonts w:ascii="Symbol" w:hAnsi="Symbol" w:hint="default"/>
+      </w:rPr>
+    </w:lvl>
+    <w:lvl w:ilvl="7" w:tplc="04190003" w:tentative="1">
+      <w:start w:val="1"/>
+      <w:numFmt w:val="bullet"/>
+      <w:lvlText w:val="o"/>
+      <w:lvlJc w:val="left"/>
+      <w:pPr>
+        <w:ind w:left="5760" w:hanging="360"/>
+      </w:pPr>
+      <w:rPr>
+        <w:rFonts w:ascii="Courier New" w:hAnsi="Courier New" w:cs="Courier New" w:hint="default"/>
+      </w:rPr>
+    </w:lvl>
+    <w:lvl w:ilvl="8" w:tplc="04190005" w:tentative="1">
+      <w:start w:val="1"/>
+      <w:numFmt w:val="bullet"/>
+      <w:lvlText w:val=""/>
+      <w:lvlJc w:val="left"/>
+      <w:pPr>
+        <w:ind w:left="6480" w:hanging="360"/>
+      </w:pPr>
+      <w:rPr>
+        <w:rFonts w:ascii="Wingdings" w:hAnsi="Wingdings" w:hint="default"/>
+      </w:rPr>
+    </w:lvl>
+  </w:abstractNum>
+  <w:abstractNum w:abstractNumId="24" w15:restartNumberingAfterBreak="0">
+    <w:nsid w:val="3C9D149B"/>
     <w:multiLevelType w:val="multilevel"/>
-    <w:tmpl w:val="FEACDAC6"/>
+    <w:tmpl w:val="8020DE18"/>
     <w:lvl w:ilvl="0">
       <w:start w:val="1"/>
       <w:numFmt w:val="bullet"/>
@@ -658,148 +3439,714 @@
       <w:lvlJc w:val="left"/>
       <w:pPr>
         <w:tabs>
-          <w:tab w:val="left" w:pos="720"/>
+          <w:tab w:val="num" w:pos="720"/>
         </w:tabs>
         <w:ind w:left="720" w:hanging="360"/>
       </w:pPr>
       <w:rPr>
         <w:rFonts w:ascii="Symbol" w:hAnsi="Symbol" w:hint="default"/>
-        <w:sz w:val="20"/>
-      </w:rPr>
-    </w:lvl>
-    <w:lvl w:ilvl="1">
-      <w:start w:val="1"/>
-      <w:numFmt w:val="bullet"/>
-      <w:lvlText w:val=""/>
+        <w:sz w:val="28"/>
+        <w:szCs w:val="30"/>
+      </w:rPr>
+    </w:lvl>
+    <w:lvl w:ilvl="1" w:tentative="1">
+      <w:start w:val="1"/>
+      <w:numFmt w:val="bullet"/>
+      <w:lvlText w:val="o"/>
       <w:lvlJc w:val="left"/>
       <w:pPr>
         <w:tabs>
-          <w:tab w:val="left" w:pos="1440"/>
+          <w:tab w:val="num" w:pos="1440"/>
         </w:tabs>
         <w:ind w:left="1440" w:hanging="360"/>
       </w:pPr>
       <w:rPr>
-        <w:rFonts w:ascii="Symbol" w:hAnsi="Symbol" w:hint="default"/>
+        <w:rFonts w:ascii="Courier New" w:hAnsi="Courier New" w:hint="default"/>
         <w:sz w:val="20"/>
       </w:rPr>
     </w:lvl>
-    <w:lvl w:ilvl="2">
-      <w:start w:val="1"/>
-      <w:numFmt w:val="bullet"/>
-      <w:lvlText w:val=""/>
+    <w:lvl w:ilvl="2" w:tentative="1">
+      <w:start w:val="1"/>
+      <w:numFmt w:val="bullet"/>
+      <w:lvlText w:val=""/>
       <w:lvlJc w:val="left"/>
       <w:pPr>
         <w:tabs>
-          <w:tab w:val="left" w:pos="2160"/>
+          <w:tab w:val="num" w:pos="2160"/>
         </w:tabs>
         <w:ind w:left="2160" w:hanging="360"/>
       </w:pPr>
       <w:rPr>
-        <w:rFonts w:ascii="Symbol" w:hAnsi="Symbol" w:hint="default"/>
+        <w:rFonts w:ascii="Wingdings" w:hAnsi="Wingdings" w:hint="default"/>
         <w:sz w:val="20"/>
       </w:rPr>
     </w:lvl>
-    <w:lvl w:ilvl="3">
-      <w:start w:val="1"/>
-      <w:numFmt w:val="bullet"/>
-      <w:lvlText w:val=""/>
+    <w:lvl w:ilvl="3" w:tentative="1">
+      <w:start w:val="1"/>
+      <w:numFmt w:val="bullet"/>
+      <w:lvlText w:val=""/>
       <w:lvlJc w:val="left"/>
       <w:pPr>
         <w:tabs>
-          <w:tab w:val="left" w:pos="2880"/>
+          <w:tab w:val="num" w:pos="2880"/>
         </w:tabs>
         <w:ind w:left="2880" w:hanging="360"/>
       </w:pPr>
       <w:rPr>
-        <w:rFonts w:ascii="Symbol" w:hAnsi="Symbol" w:hint="default"/>
+        <w:rFonts w:ascii="Wingdings" w:hAnsi="Wingdings" w:hint="default"/>
         <w:sz w:val="20"/>
       </w:rPr>
     </w:lvl>
-    <w:lvl w:ilvl="4">
-      <w:start w:val="1"/>
-      <w:numFmt w:val="bullet"/>
-      <w:lvlText w:val=""/>
+    <w:lvl w:ilvl="4" w:tentative="1">
+      <w:start w:val="1"/>
+      <w:numFmt w:val="bullet"/>
+      <w:lvlText w:val=""/>
       <w:lvlJc w:val="left"/>
       <w:pPr>
         <w:tabs>
-          <w:tab w:val="left" w:pos="3600"/>
+          <w:tab w:val="num" w:pos="3600"/>
         </w:tabs>
         <w:ind w:left="3600" w:hanging="360"/>
       </w:pPr>
       <w:rPr>
-        <w:rFonts w:ascii="Symbol" w:hAnsi="Symbol" w:hint="default"/>
+        <w:rFonts w:ascii="Wingdings" w:hAnsi="Wingdings" w:hint="default"/>
         <w:sz w:val="20"/>
       </w:rPr>
     </w:lvl>
-    <w:lvl w:ilvl="5">
-      <w:start w:val="1"/>
-      <w:numFmt w:val="bullet"/>
-      <w:lvlText w:val=""/>
+    <w:lvl w:ilvl="5" w:tentative="1">
+      <w:start w:val="1"/>
+      <w:numFmt w:val="bullet"/>
+      <w:lvlText w:val=""/>
       <w:lvlJc w:val="left"/>
       <w:pPr>
         <w:tabs>
-          <w:tab w:val="left" w:pos="4320"/>
+          <w:tab w:val="num" w:pos="4320"/>
         </w:tabs>
         <w:ind w:left="4320" w:hanging="360"/>
       </w:pPr>
       <w:rPr>
-        <w:rFonts w:ascii="Symbol" w:hAnsi="Symbol" w:hint="default"/>
+        <w:rFonts w:ascii="Wingdings" w:hAnsi="Wingdings" w:hint="default"/>
         <w:sz w:val="20"/>
       </w:rPr>
     </w:lvl>
-    <w:lvl w:ilvl="6">
-      <w:start w:val="1"/>
-      <w:numFmt w:val="bullet"/>
-      <w:lvlText w:val=""/>
+    <w:lvl w:ilvl="6" w:tentative="1">
+      <w:start w:val="1"/>
+      <w:numFmt w:val="bullet"/>
+      <w:lvlText w:val=""/>
       <w:lvlJc w:val="left"/>
       <w:pPr>
         <w:tabs>
-          <w:tab w:val="left" w:pos="5040"/>
+          <w:tab w:val="num" w:pos="5040"/>
         </w:tabs>
         <w:ind w:left="5040" w:hanging="360"/>
       </w:pPr>
       <w:rPr>
-        <w:rFonts w:ascii="Symbol" w:hAnsi="Symbol" w:hint="default"/>
+        <w:rFonts w:ascii="Wingdings" w:hAnsi="Wingdings" w:hint="default"/>
         <w:sz w:val="20"/>
       </w:rPr>
     </w:lvl>
-    <w:lvl w:ilvl="7">
-      <w:start w:val="1"/>
-      <w:numFmt w:val="bullet"/>
-      <w:lvlText w:val=""/>
+    <w:lvl w:ilvl="7" w:tentative="1">
+      <w:start w:val="1"/>
+      <w:numFmt w:val="bullet"/>
+      <w:lvlText w:val=""/>
       <w:lvlJc w:val="left"/>
       <w:pPr>
         <w:tabs>
-          <w:tab w:val="left" w:pos="5760"/>
+          <w:tab w:val="num" w:pos="5760"/>
         </w:tabs>
         <w:ind w:left="5760" w:hanging="360"/>
       </w:pPr>
       <w:rPr>
-        <w:rFonts w:ascii="Symbol" w:hAnsi="Symbol" w:hint="default"/>
+        <w:rFonts w:ascii="Wingdings" w:hAnsi="Wingdings" w:hint="default"/>
         <w:sz w:val="20"/>
       </w:rPr>
     </w:lvl>
-    <w:lvl w:ilvl="8">
-      <w:start w:val="1"/>
-      <w:numFmt w:val="bullet"/>
-      <w:lvlText w:val=""/>
+    <w:lvl w:ilvl="8" w:tentative="1">
+      <w:start w:val="1"/>
+      <w:numFmt w:val="bullet"/>
+      <w:lvlText w:val=""/>
       <w:lvlJc w:val="left"/>
       <w:pPr>
         <w:tabs>
-          <w:tab w:val="left" w:pos="6480"/>
+          <w:tab w:val="num" w:pos="6480"/>
         </w:tabs>
         <w:ind w:left="6480" w:hanging="360"/>
       </w:pPr>
       <w:rPr>
-        <w:rFonts w:ascii="Symbol" w:hAnsi="Symbol" w:hint="default"/>
+        <w:rFonts w:ascii="Wingdings" w:hAnsi="Wingdings" w:hint="default"/>
         <w:sz w:val="20"/>
       </w:rPr>
     </w:lvl>
   </w:abstractNum>
-  <w:abstractNum w:abstractNumId="1" w15:restartNumberingAfterBreak="0">
-    <w:nsid w:val="19C000D1"/>
+  <w:abstractNum w:abstractNumId="25" w15:restartNumberingAfterBreak="0">
+    <w:nsid w:val="3F6A0A00"/>
+    <w:multiLevelType w:val="hybridMultilevel"/>
+    <w:tmpl w:val="B0F8A04C"/>
+    <w:lvl w:ilvl="0" w:tplc="025E25B4">
+      <w:start w:val="1"/>
+      <w:numFmt w:val="bullet"/>
+      <w:lvlText w:val=""/>
+      <w:lvlJc w:val="left"/>
+      <w:pPr>
+        <w:ind w:left="720" w:hanging="360"/>
+      </w:pPr>
+      <w:rPr>
+        <w:rFonts w:ascii="Symbol" w:hAnsi="Symbol" w:hint="default"/>
+      </w:rPr>
+    </w:lvl>
+    <w:lvl w:ilvl="1" w:tplc="04190003" w:tentative="1">
+      <w:start w:val="1"/>
+      <w:numFmt w:val="bullet"/>
+      <w:lvlText w:val="o"/>
+      <w:lvlJc w:val="left"/>
+      <w:pPr>
+        <w:ind w:left="1440" w:hanging="360"/>
+      </w:pPr>
+      <w:rPr>
+        <w:rFonts w:ascii="Courier New" w:hAnsi="Courier New" w:cs="Courier New" w:hint="default"/>
+      </w:rPr>
+    </w:lvl>
+    <w:lvl w:ilvl="2" w:tplc="04190005" w:tentative="1">
+      <w:start w:val="1"/>
+      <w:numFmt w:val="bullet"/>
+      <w:lvlText w:val=""/>
+      <w:lvlJc w:val="left"/>
+      <w:pPr>
+        <w:ind w:left="2160" w:hanging="360"/>
+      </w:pPr>
+      <w:rPr>
+        <w:rFonts w:ascii="Wingdings" w:hAnsi="Wingdings" w:hint="default"/>
+      </w:rPr>
+    </w:lvl>
+    <w:lvl w:ilvl="3" w:tplc="04190001" w:tentative="1">
+      <w:start w:val="1"/>
+      <w:numFmt w:val="bullet"/>
+      <w:lvlText w:val=""/>
+      <w:lvlJc w:val="left"/>
+      <w:pPr>
+        <w:ind w:left="2880" w:hanging="360"/>
+      </w:pPr>
+      <w:rPr>
+        <w:rFonts w:ascii="Symbol" w:hAnsi="Symbol" w:hint="default"/>
+      </w:rPr>
+    </w:lvl>
+    <w:lvl w:ilvl="4" w:tplc="04190003" w:tentative="1">
+      <w:start w:val="1"/>
+      <w:numFmt w:val="bullet"/>
+      <w:lvlText w:val="o"/>
+      <w:lvlJc w:val="left"/>
+      <w:pPr>
+        <w:ind w:left="3600" w:hanging="360"/>
+      </w:pPr>
+      <w:rPr>
+        <w:rFonts w:ascii="Courier New" w:hAnsi="Courier New" w:cs="Courier New" w:hint="default"/>
+      </w:rPr>
+    </w:lvl>
+    <w:lvl w:ilvl="5" w:tplc="04190005" w:tentative="1">
+      <w:start w:val="1"/>
+      <w:numFmt w:val="bullet"/>
+      <w:lvlText w:val=""/>
+      <w:lvlJc w:val="left"/>
+      <w:pPr>
+        <w:ind w:left="4320" w:hanging="360"/>
+      </w:pPr>
+      <w:rPr>
+        <w:rFonts w:ascii="Wingdings" w:hAnsi="Wingdings" w:hint="default"/>
+      </w:rPr>
+    </w:lvl>
+    <w:lvl w:ilvl="6" w:tplc="04190001" w:tentative="1">
+      <w:start w:val="1"/>
+      <w:numFmt w:val="bullet"/>
+      <w:lvlText w:val=""/>
+      <w:lvlJc w:val="left"/>
+      <w:pPr>
+        <w:ind w:left="5040" w:hanging="360"/>
+      </w:pPr>
+      <w:rPr>
+        <w:rFonts w:ascii="Symbol" w:hAnsi="Symbol" w:hint="default"/>
+      </w:rPr>
+    </w:lvl>
+    <w:lvl w:ilvl="7" w:tplc="04190003" w:tentative="1">
+      <w:start w:val="1"/>
+      <w:numFmt w:val="bullet"/>
+      <w:lvlText w:val="o"/>
+      <w:lvlJc w:val="left"/>
+      <w:pPr>
+        <w:ind w:left="5760" w:hanging="360"/>
+      </w:pPr>
+      <w:rPr>
+        <w:rFonts w:ascii="Courier New" w:hAnsi="Courier New" w:cs="Courier New" w:hint="default"/>
+      </w:rPr>
+    </w:lvl>
+    <w:lvl w:ilvl="8" w:tplc="04190005" w:tentative="1">
+      <w:start w:val="1"/>
+      <w:numFmt w:val="bullet"/>
+      <w:lvlText w:val=""/>
+      <w:lvlJc w:val="left"/>
+      <w:pPr>
+        <w:ind w:left="6480" w:hanging="360"/>
+      </w:pPr>
+      <w:rPr>
+        <w:rFonts w:ascii="Wingdings" w:hAnsi="Wingdings" w:hint="default"/>
+      </w:rPr>
+    </w:lvl>
+  </w:abstractNum>
+  <w:abstractNum w:abstractNumId="26" w15:restartNumberingAfterBreak="0">
+    <w:nsid w:val="3F932FE6"/>
+    <w:multiLevelType w:val="hybridMultilevel"/>
+    <w:tmpl w:val="74CC56A0"/>
+    <w:lvl w:ilvl="0" w:tplc="E3F6E87A">
+      <w:start w:val="1"/>
+      <w:numFmt w:val="bullet"/>
+      <w:lvlText w:val=""/>
+      <w:lvlJc w:val="left"/>
+      <w:pPr>
+        <w:ind w:left="720" w:hanging="360"/>
+      </w:pPr>
+      <w:rPr>
+        <w:rFonts w:ascii="Symbol" w:hAnsi="Symbol" w:hint="default"/>
+      </w:rPr>
+    </w:lvl>
+    <w:lvl w:ilvl="1" w:tplc="04190003" w:tentative="1">
+      <w:start w:val="1"/>
+      <w:numFmt w:val="bullet"/>
+      <w:lvlText w:val="o"/>
+      <w:lvlJc w:val="left"/>
+      <w:pPr>
+        <w:ind w:left="1440" w:hanging="360"/>
+      </w:pPr>
+      <w:rPr>
+        <w:rFonts w:ascii="Courier New" w:hAnsi="Courier New" w:cs="Courier New" w:hint="default"/>
+      </w:rPr>
+    </w:lvl>
+    <w:lvl w:ilvl="2" w:tplc="04190005" w:tentative="1">
+      <w:start w:val="1"/>
+      <w:numFmt w:val="bullet"/>
+      <w:lvlText w:val=""/>
+      <w:lvlJc w:val="left"/>
+      <w:pPr>
+        <w:ind w:left="2160" w:hanging="360"/>
+      </w:pPr>
+      <w:rPr>
+        <w:rFonts w:ascii="Wingdings" w:hAnsi="Wingdings" w:hint="default"/>
+      </w:rPr>
+    </w:lvl>
+    <w:lvl w:ilvl="3" w:tplc="04190001" w:tentative="1">
+      <w:start w:val="1"/>
+      <w:numFmt w:val="bullet"/>
+      <w:lvlText w:val=""/>
+      <w:lvlJc w:val="left"/>
+      <w:pPr>
+        <w:ind w:left="2880" w:hanging="360"/>
+      </w:pPr>
+      <w:rPr>
+        <w:rFonts w:ascii="Symbol" w:hAnsi="Symbol" w:hint="default"/>
+      </w:rPr>
+    </w:lvl>
+    <w:lvl w:ilvl="4" w:tplc="04190003" w:tentative="1">
+      <w:start w:val="1"/>
+      <w:numFmt w:val="bullet"/>
+      <w:lvlText w:val="o"/>
+      <w:lvlJc w:val="left"/>
+      <w:pPr>
+        <w:ind w:left="3600" w:hanging="360"/>
+      </w:pPr>
+      <w:rPr>
+        <w:rFonts w:ascii="Courier New" w:hAnsi="Courier New" w:cs="Courier New" w:hint="default"/>
+      </w:rPr>
+    </w:lvl>
+    <w:lvl w:ilvl="5" w:tplc="04190005" w:tentative="1">
+      <w:start w:val="1"/>
+      <w:numFmt w:val="bullet"/>
+      <w:lvlText w:val=""/>
+      <w:lvlJc w:val="left"/>
+      <w:pPr>
+        <w:ind w:left="4320" w:hanging="360"/>
+      </w:pPr>
+      <w:rPr>
+        <w:rFonts w:ascii="Wingdings" w:hAnsi="Wingdings" w:hint="default"/>
+      </w:rPr>
+    </w:lvl>
+    <w:lvl w:ilvl="6" w:tplc="04190001" w:tentative="1">
+      <w:start w:val="1"/>
+      <w:numFmt w:val="bullet"/>
+      <w:lvlText w:val=""/>
+      <w:lvlJc w:val="left"/>
+      <w:pPr>
+        <w:ind w:left="5040" w:hanging="360"/>
+      </w:pPr>
+      <w:rPr>
+        <w:rFonts w:ascii="Symbol" w:hAnsi="Symbol" w:hint="default"/>
+      </w:rPr>
+    </w:lvl>
+    <w:lvl w:ilvl="7" w:tplc="04190003" w:tentative="1">
+      <w:start w:val="1"/>
+      <w:numFmt w:val="bullet"/>
+      <w:lvlText w:val="o"/>
+      <w:lvlJc w:val="left"/>
+      <w:pPr>
+        <w:ind w:left="5760" w:hanging="360"/>
+      </w:pPr>
+      <w:rPr>
+        <w:rFonts w:ascii="Courier New" w:hAnsi="Courier New" w:cs="Courier New" w:hint="default"/>
+      </w:rPr>
+    </w:lvl>
+    <w:lvl w:ilvl="8" w:tplc="04190005" w:tentative="1">
+      <w:start w:val="1"/>
+      <w:numFmt w:val="bullet"/>
+      <w:lvlText w:val=""/>
+      <w:lvlJc w:val="left"/>
+      <w:pPr>
+        <w:ind w:left="6480" w:hanging="360"/>
+      </w:pPr>
+      <w:rPr>
+        <w:rFonts w:ascii="Wingdings" w:hAnsi="Wingdings" w:hint="default"/>
+      </w:rPr>
+    </w:lvl>
+  </w:abstractNum>
+  <w:abstractNum w:abstractNumId="27" w15:restartNumberingAfterBreak="0">
+    <w:nsid w:val="40287D68"/>
+    <w:multiLevelType w:val="hybridMultilevel"/>
+    <w:tmpl w:val="CAFEEA02"/>
+    <w:lvl w:ilvl="0" w:tplc="E3F6E87A">
+      <w:start w:val="1"/>
+      <w:numFmt w:val="bullet"/>
+      <w:lvlText w:val=""/>
+      <w:lvlJc w:val="left"/>
+      <w:pPr>
+        <w:ind w:left="720" w:hanging="360"/>
+      </w:pPr>
+      <w:rPr>
+        <w:rFonts w:ascii="Symbol" w:hAnsi="Symbol" w:hint="default"/>
+      </w:rPr>
+    </w:lvl>
+    <w:lvl w:ilvl="1" w:tplc="04190003" w:tentative="1">
+      <w:start w:val="1"/>
+      <w:numFmt w:val="bullet"/>
+      <w:lvlText w:val="o"/>
+      <w:lvlJc w:val="left"/>
+      <w:pPr>
+        <w:ind w:left="1440" w:hanging="360"/>
+      </w:pPr>
+      <w:rPr>
+        <w:rFonts w:ascii="Courier New" w:hAnsi="Courier New" w:cs="Courier New" w:hint="default"/>
+      </w:rPr>
+    </w:lvl>
+    <w:lvl w:ilvl="2" w:tplc="04190005" w:tentative="1">
+      <w:start w:val="1"/>
+      <w:numFmt w:val="bullet"/>
+      <w:lvlText w:val=""/>
+      <w:lvlJc w:val="left"/>
+      <w:pPr>
+        <w:ind w:left="2160" w:hanging="360"/>
+      </w:pPr>
+      <w:rPr>
+        <w:rFonts w:ascii="Wingdings" w:hAnsi="Wingdings" w:hint="default"/>
+      </w:rPr>
+    </w:lvl>
+    <w:lvl w:ilvl="3" w:tplc="04190001" w:tentative="1">
+      <w:start w:val="1"/>
+      <w:numFmt w:val="bullet"/>
+      <w:lvlText w:val=""/>
+      <w:lvlJc w:val="left"/>
+      <w:pPr>
+        <w:ind w:left="2880" w:hanging="360"/>
+      </w:pPr>
+      <w:rPr>
+        <w:rFonts w:ascii="Symbol" w:hAnsi="Symbol" w:hint="default"/>
+      </w:rPr>
+    </w:lvl>
+    <w:lvl w:ilvl="4" w:tplc="04190003" w:tentative="1">
+      <w:start w:val="1"/>
+      <w:numFmt w:val="bullet"/>
+      <w:lvlText w:val="o"/>
+      <w:lvlJc w:val="left"/>
+      <w:pPr>
+        <w:ind w:left="3600" w:hanging="360"/>
+      </w:pPr>
+      <w:rPr>
+        <w:rFonts w:ascii="Courier New" w:hAnsi="Courier New" w:cs="Courier New" w:hint="default"/>
+      </w:rPr>
+    </w:lvl>
+    <w:lvl w:ilvl="5" w:tplc="04190005" w:tentative="1">
+      <w:start w:val="1"/>
+      <w:numFmt w:val="bullet"/>
+      <w:lvlText w:val=""/>
+      <w:lvlJc w:val="left"/>
+      <w:pPr>
+        <w:ind w:left="4320" w:hanging="360"/>
+      </w:pPr>
+      <w:rPr>
+        <w:rFonts w:ascii="Wingdings" w:hAnsi="Wingdings" w:hint="default"/>
+      </w:rPr>
+    </w:lvl>
+    <w:lvl w:ilvl="6" w:tplc="04190001" w:tentative="1">
+      <w:start w:val="1"/>
+      <w:numFmt w:val="bullet"/>
+      <w:lvlText w:val=""/>
+      <w:lvlJc w:val="left"/>
+      <w:pPr>
+        <w:ind w:left="5040" w:hanging="360"/>
+      </w:pPr>
+      <w:rPr>
+        <w:rFonts w:ascii="Symbol" w:hAnsi="Symbol" w:hint="default"/>
+      </w:rPr>
+    </w:lvl>
+    <w:lvl w:ilvl="7" w:tplc="04190003" w:tentative="1">
+      <w:start w:val="1"/>
+      <w:numFmt w:val="bullet"/>
+      <w:lvlText w:val="o"/>
+      <w:lvlJc w:val="left"/>
+      <w:pPr>
+        <w:ind w:left="5760" w:hanging="360"/>
+      </w:pPr>
+      <w:rPr>
+        <w:rFonts w:ascii="Courier New" w:hAnsi="Courier New" w:cs="Courier New" w:hint="default"/>
+      </w:rPr>
+    </w:lvl>
+    <w:lvl w:ilvl="8" w:tplc="04190005" w:tentative="1">
+      <w:start w:val="1"/>
+      <w:numFmt w:val="bullet"/>
+      <w:lvlText w:val=""/>
+      <w:lvlJc w:val="left"/>
+      <w:pPr>
+        <w:ind w:left="6480" w:hanging="360"/>
+      </w:pPr>
+      <w:rPr>
+        <w:rFonts w:ascii="Wingdings" w:hAnsi="Wingdings" w:hint="default"/>
+      </w:rPr>
+    </w:lvl>
+  </w:abstractNum>
+  <w:abstractNum w:abstractNumId="28" w15:restartNumberingAfterBreak="0">
+    <w:nsid w:val="418A02CB"/>
+    <w:multiLevelType w:val="hybridMultilevel"/>
+    <w:tmpl w:val="84181880"/>
+    <w:lvl w:ilvl="0" w:tplc="04190001">
+      <w:start w:val="1"/>
+      <w:numFmt w:val="bullet"/>
+      <w:lvlText w:val=""/>
+      <w:lvlJc w:val="left"/>
+      <w:pPr>
+        <w:ind w:left="720" w:hanging="360"/>
+      </w:pPr>
+      <w:rPr>
+        <w:rFonts w:ascii="Symbol" w:hAnsi="Symbol" w:hint="default"/>
+      </w:rPr>
+    </w:lvl>
+    <w:lvl w:ilvl="1" w:tplc="04190003" w:tentative="1">
+      <w:start w:val="1"/>
+      <w:numFmt w:val="bullet"/>
+      <w:lvlText w:val="o"/>
+      <w:lvlJc w:val="left"/>
+      <w:pPr>
+        <w:ind w:left="1440" w:hanging="360"/>
+      </w:pPr>
+      <w:rPr>
+        <w:rFonts w:ascii="Courier New" w:hAnsi="Courier New" w:cs="Courier New" w:hint="default"/>
+      </w:rPr>
+    </w:lvl>
+    <w:lvl w:ilvl="2" w:tplc="04190005" w:tentative="1">
+      <w:start w:val="1"/>
+      <w:numFmt w:val="bullet"/>
+      <w:lvlText w:val=""/>
+      <w:lvlJc w:val="left"/>
+      <w:pPr>
+        <w:ind w:left="2160" w:hanging="360"/>
+      </w:pPr>
+      <w:rPr>
+        <w:rFonts w:ascii="Wingdings" w:hAnsi="Wingdings" w:hint="default"/>
+      </w:rPr>
+    </w:lvl>
+    <w:lvl w:ilvl="3" w:tplc="04190001" w:tentative="1">
+      <w:start w:val="1"/>
+      <w:numFmt w:val="bullet"/>
+      <w:lvlText w:val=""/>
+      <w:lvlJc w:val="left"/>
+      <w:pPr>
+        <w:ind w:left="2880" w:hanging="360"/>
+      </w:pPr>
+      <w:rPr>
+        <w:rFonts w:ascii="Symbol" w:hAnsi="Symbol" w:hint="default"/>
+      </w:rPr>
+    </w:lvl>
+    <w:lvl w:ilvl="4" w:tplc="04190003" w:tentative="1">
+      <w:start w:val="1"/>
+      <w:numFmt w:val="bullet"/>
+      <w:lvlText w:val="o"/>
+      <w:lvlJc w:val="left"/>
+      <w:pPr>
+        <w:ind w:left="3600" w:hanging="360"/>
+      </w:pPr>
+      <w:rPr>
+        <w:rFonts w:ascii="Courier New" w:hAnsi="Courier New" w:cs="Courier New" w:hint="default"/>
+      </w:rPr>
+    </w:lvl>
+    <w:lvl w:ilvl="5" w:tplc="04190005" w:tentative="1">
+      <w:start w:val="1"/>
+      <w:numFmt w:val="bullet"/>
+      <w:lvlText w:val=""/>
+      <w:lvlJc w:val="left"/>
+      <w:pPr>
+        <w:ind w:left="4320" w:hanging="360"/>
+      </w:pPr>
+      <w:rPr>
+        <w:rFonts w:ascii="Wingdings" w:hAnsi="Wingdings" w:hint="default"/>
+      </w:rPr>
+    </w:lvl>
+    <w:lvl w:ilvl="6" w:tplc="04190001" w:tentative="1">
+      <w:start w:val="1"/>
+      <w:numFmt w:val="bullet"/>
+      <w:lvlText w:val=""/>
+      <w:lvlJc w:val="left"/>
+      <w:pPr>
+        <w:ind w:left="5040" w:hanging="360"/>
+      </w:pPr>
+      <w:rPr>
+        <w:rFonts w:ascii="Symbol" w:hAnsi="Symbol" w:hint="default"/>
+      </w:rPr>
+    </w:lvl>
+    <w:lvl w:ilvl="7" w:tplc="04190003" w:tentative="1">
+      <w:start w:val="1"/>
+      <w:numFmt w:val="bullet"/>
+      <w:lvlText w:val="o"/>
+      <w:lvlJc w:val="left"/>
+      <w:pPr>
+        <w:ind w:left="5760" w:hanging="360"/>
+      </w:pPr>
+      <w:rPr>
+        <w:rFonts w:ascii="Courier New" w:hAnsi="Courier New" w:cs="Courier New" w:hint="default"/>
+      </w:rPr>
+    </w:lvl>
+    <w:lvl w:ilvl="8" w:tplc="04190005" w:tentative="1">
+      <w:start w:val="1"/>
+      <w:numFmt w:val="bullet"/>
+      <w:lvlText w:val=""/>
+      <w:lvlJc w:val="left"/>
+      <w:pPr>
+        <w:ind w:left="6480" w:hanging="360"/>
+      </w:pPr>
+      <w:rPr>
+        <w:rFonts w:ascii="Wingdings" w:hAnsi="Wingdings" w:hint="default"/>
+      </w:rPr>
+    </w:lvl>
+  </w:abstractNum>
+  <w:abstractNum w:abstractNumId="29" w15:restartNumberingAfterBreak="0">
+    <w:nsid w:val="41B17840"/>
+    <w:multiLevelType w:val="hybridMultilevel"/>
+    <w:tmpl w:val="18A61680"/>
+    <w:lvl w:ilvl="0" w:tplc="025E25B4">
+      <w:start w:val="1"/>
+      <w:numFmt w:val="bullet"/>
+      <w:lvlText w:val=""/>
+      <w:lvlJc w:val="left"/>
+      <w:pPr>
+        <w:ind w:left="720" w:hanging="360"/>
+      </w:pPr>
+      <w:rPr>
+        <w:rFonts w:ascii="Symbol" w:hAnsi="Symbol" w:hint="default"/>
+      </w:rPr>
+    </w:lvl>
+    <w:lvl w:ilvl="1" w:tplc="04190003" w:tentative="1">
+      <w:start w:val="1"/>
+      <w:numFmt w:val="bullet"/>
+      <w:lvlText w:val="o"/>
+      <w:lvlJc w:val="left"/>
+      <w:pPr>
+        <w:ind w:left="1440" w:hanging="360"/>
+      </w:pPr>
+      <w:rPr>
+        <w:rFonts w:ascii="Courier New" w:hAnsi="Courier New" w:cs="Courier New" w:hint="default"/>
+      </w:rPr>
+    </w:lvl>
+    <w:lvl w:ilvl="2" w:tplc="04190005" w:tentative="1">
+      <w:start w:val="1"/>
+      <w:numFmt w:val="bullet"/>
+      <w:lvlText w:val=""/>
+      <w:lvlJc w:val="left"/>
+      <w:pPr>
+        <w:ind w:left="2160" w:hanging="360"/>
+      </w:pPr>
+      <w:rPr>
+        <w:rFonts w:ascii="Wingdings" w:hAnsi="Wingdings" w:hint="default"/>
+      </w:rPr>
+    </w:lvl>
+    <w:lvl w:ilvl="3" w:tplc="04190001" w:tentative="1">
+      <w:start w:val="1"/>
+      <w:numFmt w:val="bullet"/>
+      <w:lvlText w:val=""/>
+      <w:lvlJc w:val="left"/>
+      <w:pPr>
+        <w:ind w:left="2880" w:hanging="360"/>
+      </w:pPr>
+      <w:rPr>
+        <w:rFonts w:ascii="Symbol" w:hAnsi="Symbol" w:hint="default"/>
+      </w:rPr>
+    </w:lvl>
+    <w:lvl w:ilvl="4" w:tplc="04190003" w:tentative="1">
+      <w:start w:val="1"/>
+      <w:numFmt w:val="bullet"/>
+      <w:lvlText w:val="o"/>
+      <w:lvlJc w:val="left"/>
+      <w:pPr>
+        <w:ind w:left="3600" w:hanging="360"/>
+      </w:pPr>
+      <w:rPr>
+        <w:rFonts w:ascii="Courier New" w:hAnsi="Courier New" w:cs="Courier New" w:hint="default"/>
+      </w:rPr>
+    </w:lvl>
+    <w:lvl w:ilvl="5" w:tplc="04190005" w:tentative="1">
+      <w:start w:val="1"/>
+      <w:numFmt w:val="bullet"/>
+      <w:lvlText w:val=""/>
+      <w:lvlJc w:val="left"/>
+      <w:pPr>
+        <w:ind w:left="4320" w:hanging="360"/>
+      </w:pPr>
+      <w:rPr>
+        <w:rFonts w:ascii="Wingdings" w:hAnsi="Wingdings" w:hint="default"/>
+      </w:rPr>
+    </w:lvl>
+    <w:lvl w:ilvl="6" w:tplc="04190001" w:tentative="1">
+      <w:start w:val="1"/>
+      <w:numFmt w:val="bullet"/>
+      <w:lvlText w:val=""/>
+      <w:lvlJc w:val="left"/>
+      <w:pPr>
+        <w:ind w:left="5040" w:hanging="360"/>
+      </w:pPr>
+      <w:rPr>
+        <w:rFonts w:ascii="Symbol" w:hAnsi="Symbol" w:hint="default"/>
+      </w:rPr>
+    </w:lvl>
+    <w:lvl w:ilvl="7" w:tplc="04190003" w:tentative="1">
+      <w:start w:val="1"/>
+      <w:numFmt w:val="bullet"/>
+      <w:lvlText w:val="o"/>
+      <w:lvlJc w:val="left"/>
+      <w:pPr>
+        <w:ind w:left="5760" w:hanging="360"/>
+      </w:pPr>
+      <w:rPr>
+        <w:rFonts w:ascii="Courier New" w:hAnsi="Courier New" w:cs="Courier New" w:hint="default"/>
+      </w:rPr>
+    </w:lvl>
+    <w:lvl w:ilvl="8" w:tplc="04190005" w:tentative="1">
+      <w:start w:val="1"/>
+      <w:numFmt w:val="bullet"/>
+      <w:lvlText w:val=""/>
+      <w:lvlJc w:val="left"/>
+      <w:pPr>
+        <w:ind w:left="6480" w:hanging="360"/>
+      </w:pPr>
+      <w:rPr>
+        <w:rFonts w:ascii="Wingdings" w:hAnsi="Wingdings" w:hint="default"/>
+      </w:rPr>
+    </w:lvl>
+  </w:abstractNum>
+  <w:abstractNum w:abstractNumId="30" w15:restartNumberingAfterBreak="0">
+    <w:nsid w:val="46AF6F82"/>
     <w:multiLevelType w:val="multilevel"/>
-    <w:tmpl w:val="1DD6EF7E"/>
+    <w:tmpl w:val="4BC8A5D6"/>
     <w:lvl w:ilvl="0">
       <w:start w:val="1"/>
       <w:numFmt w:val="bullet"/>
@@ -807,148 +4154,827 @@
       <w:lvlJc w:val="left"/>
       <w:pPr>
         <w:tabs>
-          <w:tab w:val="left" w:pos="720"/>
+          <w:tab w:val="num" w:pos="720"/>
         </w:tabs>
         <w:ind w:left="720" w:hanging="360"/>
       </w:pPr>
       <w:rPr>
         <w:rFonts w:ascii="Symbol" w:hAnsi="Symbol" w:hint="default"/>
-        <w:sz w:val="20"/>
-      </w:rPr>
-    </w:lvl>
-    <w:lvl w:ilvl="1">
-      <w:start w:val="1"/>
-      <w:numFmt w:val="bullet"/>
-      <w:lvlText w:val=""/>
+        <w:sz w:val="28"/>
+        <w:szCs w:val="28"/>
+      </w:rPr>
+    </w:lvl>
+    <w:lvl w:ilvl="1" w:tentative="1">
+      <w:start w:val="1"/>
+      <w:numFmt w:val="bullet"/>
+      <w:lvlText w:val="o"/>
       <w:lvlJc w:val="left"/>
       <w:pPr>
         <w:tabs>
-          <w:tab w:val="left" w:pos="1440"/>
+          <w:tab w:val="num" w:pos="1440"/>
         </w:tabs>
         <w:ind w:left="1440" w:hanging="360"/>
       </w:pPr>
       <w:rPr>
-        <w:rFonts w:ascii="Symbol" w:hAnsi="Symbol" w:hint="default"/>
+        <w:rFonts w:ascii="Courier New" w:hAnsi="Courier New" w:hint="default"/>
         <w:sz w:val="20"/>
       </w:rPr>
     </w:lvl>
-    <w:lvl w:ilvl="2">
-      <w:start w:val="1"/>
-      <w:numFmt w:val="bullet"/>
-      <w:lvlText w:val=""/>
+    <w:lvl w:ilvl="2" w:tentative="1">
+      <w:start w:val="1"/>
+      <w:numFmt w:val="bullet"/>
+      <w:lvlText w:val=""/>
       <w:lvlJc w:val="left"/>
       <w:pPr>
         <w:tabs>
-          <w:tab w:val="left" w:pos="2160"/>
+          <w:tab w:val="num" w:pos="2160"/>
         </w:tabs>
         <w:ind w:left="2160" w:hanging="360"/>
       </w:pPr>
       <w:rPr>
-        <w:rFonts w:ascii="Symbol" w:hAnsi="Symbol" w:hint="default"/>
+        <w:rFonts w:ascii="Wingdings" w:hAnsi="Wingdings" w:hint="default"/>
         <w:sz w:val="20"/>
       </w:rPr>
     </w:lvl>
-    <w:lvl w:ilvl="3">
-      <w:start w:val="1"/>
-      <w:numFmt w:val="bullet"/>
-      <w:lvlText w:val=""/>
+    <w:lvl w:ilvl="3" w:tentative="1">
+      <w:start w:val="1"/>
+      <w:numFmt w:val="bullet"/>
+      <w:lvlText w:val=""/>
       <w:lvlJc w:val="left"/>
       <w:pPr>
         <w:tabs>
-          <w:tab w:val="left" w:pos="2880"/>
+          <w:tab w:val="num" w:pos="2880"/>
         </w:tabs>
         <w:ind w:left="2880" w:hanging="360"/>
       </w:pPr>
       <w:rPr>
-        <w:rFonts w:ascii="Symbol" w:hAnsi="Symbol" w:hint="default"/>
+        <w:rFonts w:ascii="Wingdings" w:hAnsi="Wingdings" w:hint="default"/>
         <w:sz w:val="20"/>
       </w:rPr>
     </w:lvl>
-    <w:lvl w:ilvl="4">
-      <w:start w:val="1"/>
-      <w:numFmt w:val="bullet"/>
-      <w:lvlText w:val=""/>
+    <w:lvl w:ilvl="4" w:tentative="1">
+      <w:start w:val="1"/>
+      <w:numFmt w:val="bullet"/>
+      <w:lvlText w:val=""/>
       <w:lvlJc w:val="left"/>
       <w:pPr>
         <w:tabs>
-          <w:tab w:val="left" w:pos="3600"/>
+          <w:tab w:val="num" w:pos="3600"/>
         </w:tabs>
         <w:ind w:left="3600" w:hanging="360"/>
       </w:pPr>
       <w:rPr>
-        <w:rFonts w:ascii="Symbol" w:hAnsi="Symbol" w:hint="default"/>
+        <w:rFonts w:ascii="Wingdings" w:hAnsi="Wingdings" w:hint="default"/>
         <w:sz w:val="20"/>
       </w:rPr>
     </w:lvl>
-    <w:lvl w:ilvl="5">
-      <w:start w:val="1"/>
-      <w:numFmt w:val="bullet"/>
-      <w:lvlText w:val=""/>
+    <w:lvl w:ilvl="5" w:tentative="1">
+      <w:start w:val="1"/>
+      <w:numFmt w:val="bullet"/>
+      <w:lvlText w:val=""/>
       <w:lvlJc w:val="left"/>
       <w:pPr>
         <w:tabs>
-          <w:tab w:val="left" w:pos="4320"/>
+          <w:tab w:val="num" w:pos="4320"/>
         </w:tabs>
         <w:ind w:left="4320" w:hanging="360"/>
       </w:pPr>
       <w:rPr>
-        <w:rFonts w:ascii="Symbol" w:hAnsi="Symbol" w:hint="default"/>
+        <w:rFonts w:ascii="Wingdings" w:hAnsi="Wingdings" w:hint="default"/>
         <w:sz w:val="20"/>
       </w:rPr>
     </w:lvl>
-    <w:lvl w:ilvl="6">
-      <w:start w:val="1"/>
-      <w:numFmt w:val="bullet"/>
-      <w:lvlText w:val=""/>
+    <w:lvl w:ilvl="6" w:tentative="1">
+      <w:start w:val="1"/>
+      <w:numFmt w:val="bullet"/>
+      <w:lvlText w:val=""/>
       <w:lvlJc w:val="left"/>
       <w:pPr>
         <w:tabs>
-          <w:tab w:val="left" w:pos="5040"/>
+          <w:tab w:val="num" w:pos="5040"/>
         </w:tabs>
         <w:ind w:left="5040" w:hanging="360"/>
       </w:pPr>
       <w:rPr>
-        <w:rFonts w:ascii="Symbol" w:hAnsi="Symbol" w:hint="default"/>
+        <w:rFonts w:ascii="Wingdings" w:hAnsi="Wingdings" w:hint="default"/>
         <w:sz w:val="20"/>
       </w:rPr>
     </w:lvl>
-    <w:lvl w:ilvl="7">
-      <w:start w:val="1"/>
-      <w:numFmt w:val="bullet"/>
-      <w:lvlText w:val=""/>
+    <w:lvl w:ilvl="7" w:tentative="1">
+      <w:start w:val="1"/>
+      <w:numFmt w:val="bullet"/>
+      <w:lvlText w:val=""/>
       <w:lvlJc w:val="left"/>
       <w:pPr>
         <w:tabs>
-          <w:tab w:val="left" w:pos="5760"/>
+          <w:tab w:val="num" w:pos="5760"/>
         </w:tabs>
         <w:ind w:left="5760" w:hanging="360"/>
       </w:pPr>
       <w:rPr>
-        <w:rFonts w:ascii="Symbol" w:hAnsi="Symbol" w:hint="default"/>
+        <w:rFonts w:ascii="Wingdings" w:hAnsi="Wingdings" w:hint="default"/>
         <w:sz w:val="20"/>
       </w:rPr>
     </w:lvl>
-    <w:lvl w:ilvl="8">
-      <w:start w:val="1"/>
-      <w:numFmt w:val="bullet"/>
-      <w:lvlText w:val=""/>
+    <w:lvl w:ilvl="8" w:tentative="1">
+      <w:start w:val="1"/>
+      <w:numFmt w:val="bullet"/>
+      <w:lvlText w:val=""/>
       <w:lvlJc w:val="left"/>
       <w:pPr>
         <w:tabs>
-          <w:tab w:val="left" w:pos="6480"/>
+          <w:tab w:val="num" w:pos="6480"/>
         </w:tabs>
         <w:ind w:left="6480" w:hanging="360"/>
       </w:pPr>
       <w:rPr>
-        <w:rFonts w:ascii="Symbol" w:hAnsi="Symbol" w:hint="default"/>
+        <w:rFonts w:ascii="Wingdings" w:hAnsi="Wingdings" w:hint="default"/>
         <w:sz w:val="20"/>
       </w:rPr>
     </w:lvl>
   </w:abstractNum>
-  <w:abstractNum w:abstractNumId="2" w15:restartNumberingAfterBreak="0">
-    <w:nsid w:val="5F94034E"/>
+  <w:abstractNum w:abstractNumId="31" w15:restartNumberingAfterBreak="0">
+    <w:nsid w:val="4BAE221A"/>
+    <w:multiLevelType w:val="hybridMultilevel"/>
+    <w:tmpl w:val="BCC2DDB8"/>
+    <w:lvl w:ilvl="0" w:tplc="025E25B4">
+      <w:start w:val="1"/>
+      <w:numFmt w:val="bullet"/>
+      <w:lvlText w:val=""/>
+      <w:lvlJc w:val="left"/>
+      <w:pPr>
+        <w:ind w:left="720" w:hanging="360"/>
+      </w:pPr>
+      <w:rPr>
+        <w:rFonts w:ascii="Symbol" w:hAnsi="Symbol" w:hint="default"/>
+      </w:rPr>
+    </w:lvl>
+    <w:lvl w:ilvl="1" w:tplc="04190003" w:tentative="1">
+      <w:start w:val="1"/>
+      <w:numFmt w:val="bullet"/>
+      <w:lvlText w:val="o"/>
+      <w:lvlJc w:val="left"/>
+      <w:pPr>
+        <w:ind w:left="1440" w:hanging="360"/>
+      </w:pPr>
+      <w:rPr>
+        <w:rFonts w:ascii="Courier New" w:hAnsi="Courier New" w:cs="Courier New" w:hint="default"/>
+      </w:rPr>
+    </w:lvl>
+    <w:lvl w:ilvl="2" w:tplc="04190005" w:tentative="1">
+      <w:start w:val="1"/>
+      <w:numFmt w:val="bullet"/>
+      <w:lvlText w:val=""/>
+      <w:lvlJc w:val="left"/>
+      <w:pPr>
+        <w:ind w:left="2160" w:hanging="360"/>
+      </w:pPr>
+      <w:rPr>
+        <w:rFonts w:ascii="Wingdings" w:hAnsi="Wingdings" w:hint="default"/>
+      </w:rPr>
+    </w:lvl>
+    <w:lvl w:ilvl="3" w:tplc="04190001" w:tentative="1">
+      <w:start w:val="1"/>
+      <w:numFmt w:val="bullet"/>
+      <w:lvlText w:val=""/>
+      <w:lvlJc w:val="left"/>
+      <w:pPr>
+        <w:ind w:left="2880" w:hanging="360"/>
+      </w:pPr>
+      <w:rPr>
+        <w:rFonts w:ascii="Symbol" w:hAnsi="Symbol" w:hint="default"/>
+      </w:rPr>
+    </w:lvl>
+    <w:lvl w:ilvl="4" w:tplc="04190003" w:tentative="1">
+      <w:start w:val="1"/>
+      <w:numFmt w:val="bullet"/>
+      <w:lvlText w:val="o"/>
+      <w:lvlJc w:val="left"/>
+      <w:pPr>
+        <w:ind w:left="3600" w:hanging="360"/>
+      </w:pPr>
+      <w:rPr>
+        <w:rFonts w:ascii="Courier New" w:hAnsi="Courier New" w:cs="Courier New" w:hint="default"/>
+      </w:rPr>
+    </w:lvl>
+    <w:lvl w:ilvl="5" w:tplc="04190005" w:tentative="1">
+      <w:start w:val="1"/>
+      <w:numFmt w:val="bullet"/>
+      <w:lvlText w:val=""/>
+      <w:lvlJc w:val="left"/>
+      <w:pPr>
+        <w:ind w:left="4320" w:hanging="360"/>
+      </w:pPr>
+      <w:rPr>
+        <w:rFonts w:ascii="Wingdings" w:hAnsi="Wingdings" w:hint="default"/>
+      </w:rPr>
+    </w:lvl>
+    <w:lvl w:ilvl="6" w:tplc="04190001" w:tentative="1">
+      <w:start w:val="1"/>
+      <w:numFmt w:val="bullet"/>
+      <w:lvlText w:val=""/>
+      <w:lvlJc w:val="left"/>
+      <w:pPr>
+        <w:ind w:left="5040" w:hanging="360"/>
+      </w:pPr>
+      <w:rPr>
+        <w:rFonts w:ascii="Symbol" w:hAnsi="Symbol" w:hint="default"/>
+      </w:rPr>
+    </w:lvl>
+    <w:lvl w:ilvl="7" w:tplc="04190003" w:tentative="1">
+      <w:start w:val="1"/>
+      <w:numFmt w:val="bullet"/>
+      <w:lvlText w:val="o"/>
+      <w:lvlJc w:val="left"/>
+      <w:pPr>
+        <w:ind w:left="5760" w:hanging="360"/>
+      </w:pPr>
+      <w:rPr>
+        <w:rFonts w:ascii="Courier New" w:hAnsi="Courier New" w:cs="Courier New" w:hint="default"/>
+      </w:rPr>
+    </w:lvl>
+    <w:lvl w:ilvl="8" w:tplc="04190005" w:tentative="1">
+      <w:start w:val="1"/>
+      <w:numFmt w:val="bullet"/>
+      <w:lvlText w:val=""/>
+      <w:lvlJc w:val="left"/>
+      <w:pPr>
+        <w:ind w:left="6480" w:hanging="360"/>
+      </w:pPr>
+      <w:rPr>
+        <w:rFonts w:ascii="Wingdings" w:hAnsi="Wingdings" w:hint="default"/>
+      </w:rPr>
+    </w:lvl>
+  </w:abstractNum>
+  <w:abstractNum w:abstractNumId="32" w15:restartNumberingAfterBreak="0">
+    <w:nsid w:val="51CD6E00"/>
+    <w:multiLevelType w:val="hybridMultilevel"/>
+    <w:tmpl w:val="825472D6"/>
+    <w:lvl w:ilvl="0" w:tplc="025E25B4">
+      <w:start w:val="1"/>
+      <w:numFmt w:val="bullet"/>
+      <w:lvlText w:val=""/>
+      <w:lvlJc w:val="left"/>
+      <w:pPr>
+        <w:ind w:left="720" w:hanging="360"/>
+      </w:pPr>
+      <w:rPr>
+        <w:rFonts w:ascii="Symbol" w:hAnsi="Symbol" w:hint="default"/>
+      </w:rPr>
+    </w:lvl>
+    <w:lvl w:ilvl="1" w:tplc="04190003" w:tentative="1">
+      <w:start w:val="1"/>
+      <w:numFmt w:val="bullet"/>
+      <w:lvlText w:val="o"/>
+      <w:lvlJc w:val="left"/>
+      <w:pPr>
+        <w:ind w:left="1440" w:hanging="360"/>
+      </w:pPr>
+      <w:rPr>
+        <w:rFonts w:ascii="Courier New" w:hAnsi="Courier New" w:cs="Courier New" w:hint="default"/>
+      </w:rPr>
+    </w:lvl>
+    <w:lvl w:ilvl="2" w:tplc="04190005" w:tentative="1">
+      <w:start w:val="1"/>
+      <w:numFmt w:val="bullet"/>
+      <w:lvlText w:val=""/>
+      <w:lvlJc w:val="left"/>
+      <w:pPr>
+        <w:ind w:left="2160" w:hanging="360"/>
+      </w:pPr>
+      <w:rPr>
+        <w:rFonts w:ascii="Wingdings" w:hAnsi="Wingdings" w:hint="default"/>
+      </w:rPr>
+    </w:lvl>
+    <w:lvl w:ilvl="3" w:tplc="04190001" w:tentative="1">
+      <w:start w:val="1"/>
+      <w:numFmt w:val="bullet"/>
+      <w:lvlText w:val=""/>
+      <w:lvlJc w:val="left"/>
+      <w:pPr>
+        <w:ind w:left="2880" w:hanging="360"/>
+      </w:pPr>
+      <w:rPr>
+        <w:rFonts w:ascii="Symbol" w:hAnsi="Symbol" w:hint="default"/>
+      </w:rPr>
+    </w:lvl>
+    <w:lvl w:ilvl="4" w:tplc="04190003" w:tentative="1">
+      <w:start w:val="1"/>
+      <w:numFmt w:val="bullet"/>
+      <w:lvlText w:val="o"/>
+      <w:lvlJc w:val="left"/>
+      <w:pPr>
+        <w:ind w:left="3600" w:hanging="360"/>
+      </w:pPr>
+      <w:rPr>
+        <w:rFonts w:ascii="Courier New" w:hAnsi="Courier New" w:cs="Courier New" w:hint="default"/>
+      </w:rPr>
+    </w:lvl>
+    <w:lvl w:ilvl="5" w:tplc="04190005" w:tentative="1">
+      <w:start w:val="1"/>
+      <w:numFmt w:val="bullet"/>
+      <w:lvlText w:val=""/>
+      <w:lvlJc w:val="left"/>
+      <w:pPr>
+        <w:ind w:left="4320" w:hanging="360"/>
+      </w:pPr>
+      <w:rPr>
+        <w:rFonts w:ascii="Wingdings" w:hAnsi="Wingdings" w:hint="default"/>
+      </w:rPr>
+    </w:lvl>
+    <w:lvl w:ilvl="6" w:tplc="04190001" w:tentative="1">
+      <w:start w:val="1"/>
+      <w:numFmt w:val="bullet"/>
+      <w:lvlText w:val=""/>
+      <w:lvlJc w:val="left"/>
+      <w:pPr>
+        <w:ind w:left="5040" w:hanging="360"/>
+      </w:pPr>
+      <w:rPr>
+        <w:rFonts w:ascii="Symbol" w:hAnsi="Symbol" w:hint="default"/>
+      </w:rPr>
+    </w:lvl>
+    <w:lvl w:ilvl="7" w:tplc="04190003" w:tentative="1">
+      <w:start w:val="1"/>
+      <w:numFmt w:val="bullet"/>
+      <w:lvlText w:val="o"/>
+      <w:lvlJc w:val="left"/>
+      <w:pPr>
+        <w:ind w:left="5760" w:hanging="360"/>
+      </w:pPr>
+      <w:rPr>
+        <w:rFonts w:ascii="Courier New" w:hAnsi="Courier New" w:cs="Courier New" w:hint="default"/>
+      </w:rPr>
+    </w:lvl>
+    <w:lvl w:ilvl="8" w:tplc="04190005" w:tentative="1">
+      <w:start w:val="1"/>
+      <w:numFmt w:val="bullet"/>
+      <w:lvlText w:val=""/>
+      <w:lvlJc w:val="left"/>
+      <w:pPr>
+        <w:ind w:left="6480" w:hanging="360"/>
+      </w:pPr>
+      <w:rPr>
+        <w:rFonts w:ascii="Wingdings" w:hAnsi="Wingdings" w:hint="default"/>
+      </w:rPr>
+    </w:lvl>
+  </w:abstractNum>
+  <w:abstractNum w:abstractNumId="33" w15:restartNumberingAfterBreak="0">
+    <w:nsid w:val="54853A74"/>
+    <w:multiLevelType w:val="hybridMultilevel"/>
+    <w:tmpl w:val="824061BE"/>
+    <w:lvl w:ilvl="0" w:tplc="025E25B4">
+      <w:start w:val="1"/>
+      <w:numFmt w:val="bullet"/>
+      <w:lvlText w:val=""/>
+      <w:lvlJc w:val="left"/>
+      <w:pPr>
+        <w:ind w:left="720" w:hanging="360"/>
+      </w:pPr>
+      <w:rPr>
+        <w:rFonts w:ascii="Symbol" w:hAnsi="Symbol" w:hint="default"/>
+      </w:rPr>
+    </w:lvl>
+    <w:lvl w:ilvl="1" w:tplc="04190003" w:tentative="1">
+      <w:start w:val="1"/>
+      <w:numFmt w:val="bullet"/>
+      <w:lvlText w:val="o"/>
+      <w:lvlJc w:val="left"/>
+      <w:pPr>
+        <w:ind w:left="1440" w:hanging="360"/>
+      </w:pPr>
+      <w:rPr>
+        <w:rFonts w:ascii="Courier New" w:hAnsi="Courier New" w:cs="Courier New" w:hint="default"/>
+      </w:rPr>
+    </w:lvl>
+    <w:lvl w:ilvl="2" w:tplc="04190005" w:tentative="1">
+      <w:start w:val="1"/>
+      <w:numFmt w:val="bullet"/>
+      <w:lvlText w:val=""/>
+      <w:lvlJc w:val="left"/>
+      <w:pPr>
+        <w:ind w:left="2160" w:hanging="360"/>
+      </w:pPr>
+      <w:rPr>
+        <w:rFonts w:ascii="Wingdings" w:hAnsi="Wingdings" w:hint="default"/>
+      </w:rPr>
+    </w:lvl>
+    <w:lvl w:ilvl="3" w:tplc="04190001" w:tentative="1">
+      <w:start w:val="1"/>
+      <w:numFmt w:val="bullet"/>
+      <w:lvlText w:val=""/>
+      <w:lvlJc w:val="left"/>
+      <w:pPr>
+        <w:ind w:left="2880" w:hanging="360"/>
+      </w:pPr>
+      <w:rPr>
+        <w:rFonts w:ascii="Symbol" w:hAnsi="Symbol" w:hint="default"/>
+      </w:rPr>
+    </w:lvl>
+    <w:lvl w:ilvl="4" w:tplc="04190003" w:tentative="1">
+      <w:start w:val="1"/>
+      <w:numFmt w:val="bullet"/>
+      <w:lvlText w:val="o"/>
+      <w:lvlJc w:val="left"/>
+      <w:pPr>
+        <w:ind w:left="3600" w:hanging="360"/>
+      </w:pPr>
+      <w:rPr>
+        <w:rFonts w:ascii="Courier New" w:hAnsi="Courier New" w:cs="Courier New" w:hint="default"/>
+      </w:rPr>
+    </w:lvl>
+    <w:lvl w:ilvl="5" w:tplc="04190005" w:tentative="1">
+      <w:start w:val="1"/>
+      <w:numFmt w:val="bullet"/>
+      <w:lvlText w:val=""/>
+      <w:lvlJc w:val="left"/>
+      <w:pPr>
+        <w:ind w:left="4320" w:hanging="360"/>
+      </w:pPr>
+      <w:rPr>
+        <w:rFonts w:ascii="Wingdings" w:hAnsi="Wingdings" w:hint="default"/>
+      </w:rPr>
+    </w:lvl>
+    <w:lvl w:ilvl="6" w:tplc="04190001" w:tentative="1">
+      <w:start w:val="1"/>
+      <w:numFmt w:val="bullet"/>
+      <w:lvlText w:val=""/>
+      <w:lvlJc w:val="left"/>
+      <w:pPr>
+        <w:ind w:left="5040" w:hanging="360"/>
+      </w:pPr>
+      <w:rPr>
+        <w:rFonts w:ascii="Symbol" w:hAnsi="Symbol" w:hint="default"/>
+      </w:rPr>
+    </w:lvl>
+    <w:lvl w:ilvl="7" w:tplc="04190003" w:tentative="1">
+      <w:start w:val="1"/>
+      <w:numFmt w:val="bullet"/>
+      <w:lvlText w:val="o"/>
+      <w:lvlJc w:val="left"/>
+      <w:pPr>
+        <w:ind w:left="5760" w:hanging="360"/>
+      </w:pPr>
+      <w:rPr>
+        <w:rFonts w:ascii="Courier New" w:hAnsi="Courier New" w:cs="Courier New" w:hint="default"/>
+      </w:rPr>
+    </w:lvl>
+    <w:lvl w:ilvl="8" w:tplc="04190005" w:tentative="1">
+      <w:start w:val="1"/>
+      <w:numFmt w:val="bullet"/>
+      <w:lvlText w:val=""/>
+      <w:lvlJc w:val="left"/>
+      <w:pPr>
+        <w:ind w:left="6480" w:hanging="360"/>
+      </w:pPr>
+      <w:rPr>
+        <w:rFonts w:ascii="Wingdings" w:hAnsi="Wingdings" w:hint="default"/>
+      </w:rPr>
+    </w:lvl>
+  </w:abstractNum>
+  <w:abstractNum w:abstractNumId="34" w15:restartNumberingAfterBreak="0">
+    <w:nsid w:val="58197990"/>
+    <w:multiLevelType w:val="hybridMultilevel"/>
+    <w:tmpl w:val="D0106EC8"/>
+    <w:lvl w:ilvl="0" w:tplc="E3F6E87A">
+      <w:start w:val="1"/>
+      <w:numFmt w:val="bullet"/>
+      <w:lvlText w:val=""/>
+      <w:lvlJc w:val="left"/>
+      <w:pPr>
+        <w:ind w:left="720" w:hanging="360"/>
+      </w:pPr>
+      <w:rPr>
+        <w:rFonts w:ascii="Symbol" w:hAnsi="Symbol" w:hint="default"/>
+      </w:rPr>
+    </w:lvl>
+    <w:lvl w:ilvl="1" w:tplc="04190003" w:tentative="1">
+      <w:start w:val="1"/>
+      <w:numFmt w:val="bullet"/>
+      <w:lvlText w:val="o"/>
+      <w:lvlJc w:val="left"/>
+      <w:pPr>
+        <w:ind w:left="1440" w:hanging="360"/>
+      </w:pPr>
+      <w:rPr>
+        <w:rFonts w:ascii="Courier New" w:hAnsi="Courier New" w:cs="Courier New" w:hint="default"/>
+      </w:rPr>
+    </w:lvl>
+    <w:lvl w:ilvl="2" w:tplc="04190005" w:tentative="1">
+      <w:start w:val="1"/>
+      <w:numFmt w:val="bullet"/>
+      <w:lvlText w:val=""/>
+      <w:lvlJc w:val="left"/>
+      <w:pPr>
+        <w:ind w:left="2160" w:hanging="360"/>
+      </w:pPr>
+      <w:rPr>
+        <w:rFonts w:ascii="Wingdings" w:hAnsi="Wingdings" w:hint="default"/>
+      </w:rPr>
+    </w:lvl>
+    <w:lvl w:ilvl="3" w:tplc="04190001" w:tentative="1">
+      <w:start w:val="1"/>
+      <w:numFmt w:val="bullet"/>
+      <w:lvlText w:val=""/>
+      <w:lvlJc w:val="left"/>
+      <w:pPr>
+        <w:ind w:left="2880" w:hanging="360"/>
+      </w:pPr>
+      <w:rPr>
+        <w:rFonts w:ascii="Symbol" w:hAnsi="Symbol" w:hint="default"/>
+      </w:rPr>
+    </w:lvl>
+    <w:lvl w:ilvl="4" w:tplc="04190003" w:tentative="1">
+      <w:start w:val="1"/>
+      <w:numFmt w:val="bullet"/>
+      <w:lvlText w:val="o"/>
+      <w:lvlJc w:val="left"/>
+      <w:pPr>
+        <w:ind w:left="3600" w:hanging="360"/>
+      </w:pPr>
+      <w:rPr>
+        <w:rFonts w:ascii="Courier New" w:hAnsi="Courier New" w:cs="Courier New" w:hint="default"/>
+      </w:rPr>
+    </w:lvl>
+    <w:lvl w:ilvl="5" w:tplc="04190005" w:tentative="1">
+      <w:start w:val="1"/>
+      <w:numFmt w:val="bullet"/>
+      <w:lvlText w:val=""/>
+      <w:lvlJc w:val="left"/>
+      <w:pPr>
+        <w:ind w:left="4320" w:hanging="360"/>
+      </w:pPr>
+      <w:rPr>
+        <w:rFonts w:ascii="Wingdings" w:hAnsi="Wingdings" w:hint="default"/>
+      </w:rPr>
+    </w:lvl>
+    <w:lvl w:ilvl="6" w:tplc="04190001" w:tentative="1">
+      <w:start w:val="1"/>
+      <w:numFmt w:val="bullet"/>
+      <w:lvlText w:val=""/>
+      <w:lvlJc w:val="left"/>
+      <w:pPr>
+        <w:ind w:left="5040" w:hanging="360"/>
+      </w:pPr>
+      <w:rPr>
+        <w:rFonts w:ascii="Symbol" w:hAnsi="Symbol" w:hint="default"/>
+      </w:rPr>
+    </w:lvl>
+    <w:lvl w:ilvl="7" w:tplc="04190003" w:tentative="1">
+      <w:start w:val="1"/>
+      <w:numFmt w:val="bullet"/>
+      <w:lvlText w:val="o"/>
+      <w:lvlJc w:val="left"/>
+      <w:pPr>
+        <w:ind w:left="5760" w:hanging="360"/>
+      </w:pPr>
+      <w:rPr>
+        <w:rFonts w:ascii="Courier New" w:hAnsi="Courier New" w:cs="Courier New" w:hint="default"/>
+      </w:rPr>
+    </w:lvl>
+    <w:lvl w:ilvl="8" w:tplc="04190005" w:tentative="1">
+      <w:start w:val="1"/>
+      <w:numFmt w:val="bullet"/>
+      <w:lvlText w:val=""/>
+      <w:lvlJc w:val="left"/>
+      <w:pPr>
+        <w:ind w:left="6480" w:hanging="360"/>
+      </w:pPr>
+      <w:rPr>
+        <w:rFonts w:ascii="Wingdings" w:hAnsi="Wingdings" w:hint="default"/>
+      </w:rPr>
+    </w:lvl>
+  </w:abstractNum>
+  <w:abstractNum w:abstractNumId="35" w15:restartNumberingAfterBreak="0">
+    <w:nsid w:val="5921003E"/>
+    <w:multiLevelType w:val="hybridMultilevel"/>
+    <w:tmpl w:val="F822F2D6"/>
+    <w:lvl w:ilvl="0" w:tplc="025E25B4">
+      <w:start w:val="1"/>
+      <w:numFmt w:val="bullet"/>
+      <w:lvlText w:val=""/>
+      <w:lvlJc w:val="left"/>
+      <w:pPr>
+        <w:ind w:left="720" w:hanging="360"/>
+      </w:pPr>
+      <w:rPr>
+        <w:rFonts w:ascii="Symbol" w:hAnsi="Symbol" w:hint="default"/>
+      </w:rPr>
+    </w:lvl>
+    <w:lvl w:ilvl="1" w:tplc="04190003" w:tentative="1">
+      <w:start w:val="1"/>
+      <w:numFmt w:val="bullet"/>
+      <w:lvlText w:val="o"/>
+      <w:lvlJc w:val="left"/>
+      <w:pPr>
+        <w:ind w:left="1440" w:hanging="360"/>
+      </w:pPr>
+      <w:rPr>
+        <w:rFonts w:ascii="Courier New" w:hAnsi="Courier New" w:cs="Courier New" w:hint="default"/>
+      </w:rPr>
+    </w:lvl>
+    <w:lvl w:ilvl="2" w:tplc="04190005" w:tentative="1">
+      <w:start w:val="1"/>
+      <w:numFmt w:val="bullet"/>
+      <w:lvlText w:val=""/>
+      <w:lvlJc w:val="left"/>
+      <w:pPr>
+        <w:ind w:left="2160" w:hanging="360"/>
+      </w:pPr>
+      <w:rPr>
+        <w:rFonts w:ascii="Wingdings" w:hAnsi="Wingdings" w:hint="default"/>
+      </w:rPr>
+    </w:lvl>
+    <w:lvl w:ilvl="3" w:tplc="04190001" w:tentative="1">
+      <w:start w:val="1"/>
+      <w:numFmt w:val="bullet"/>
+      <w:lvlText w:val=""/>
+      <w:lvlJc w:val="left"/>
+      <w:pPr>
+        <w:ind w:left="2880" w:hanging="360"/>
+      </w:pPr>
+      <w:rPr>
+        <w:rFonts w:ascii="Symbol" w:hAnsi="Symbol" w:hint="default"/>
+      </w:rPr>
+    </w:lvl>
+    <w:lvl w:ilvl="4" w:tplc="04190003" w:tentative="1">
+      <w:start w:val="1"/>
+      <w:numFmt w:val="bullet"/>
+      <w:lvlText w:val="o"/>
+      <w:lvlJc w:val="left"/>
+      <w:pPr>
+        <w:ind w:left="3600" w:hanging="360"/>
+      </w:pPr>
+      <w:rPr>
+        <w:rFonts w:ascii="Courier New" w:hAnsi="Courier New" w:cs="Courier New" w:hint="default"/>
+      </w:rPr>
+    </w:lvl>
+    <w:lvl w:ilvl="5" w:tplc="04190005" w:tentative="1">
+      <w:start w:val="1"/>
+      <w:numFmt w:val="bullet"/>
+      <w:lvlText w:val=""/>
+      <w:lvlJc w:val="left"/>
+      <w:pPr>
+        <w:ind w:left="4320" w:hanging="360"/>
+      </w:pPr>
+      <w:rPr>
+        <w:rFonts w:ascii="Wingdings" w:hAnsi="Wingdings" w:hint="default"/>
+      </w:rPr>
+    </w:lvl>
+    <w:lvl w:ilvl="6" w:tplc="04190001" w:tentative="1">
+      <w:start w:val="1"/>
+      <w:numFmt w:val="bullet"/>
+      <w:lvlText w:val=""/>
+      <w:lvlJc w:val="left"/>
+      <w:pPr>
+        <w:ind w:left="5040" w:hanging="360"/>
+      </w:pPr>
+      <w:rPr>
+        <w:rFonts w:ascii="Symbol" w:hAnsi="Symbol" w:hint="default"/>
+      </w:rPr>
+    </w:lvl>
+    <w:lvl w:ilvl="7" w:tplc="04190003" w:tentative="1">
+      <w:start w:val="1"/>
+      <w:numFmt w:val="bullet"/>
+      <w:lvlText w:val="o"/>
+      <w:lvlJc w:val="left"/>
+      <w:pPr>
+        <w:ind w:left="5760" w:hanging="360"/>
+      </w:pPr>
+      <w:rPr>
+        <w:rFonts w:ascii="Courier New" w:hAnsi="Courier New" w:cs="Courier New" w:hint="default"/>
+      </w:rPr>
+    </w:lvl>
+    <w:lvl w:ilvl="8" w:tplc="04190005" w:tentative="1">
+      <w:start w:val="1"/>
+      <w:numFmt w:val="bullet"/>
+      <w:lvlText w:val=""/>
+      <w:lvlJc w:val="left"/>
+      <w:pPr>
+        <w:ind w:left="6480" w:hanging="360"/>
+      </w:pPr>
+      <w:rPr>
+        <w:rFonts w:ascii="Wingdings" w:hAnsi="Wingdings" w:hint="default"/>
+      </w:rPr>
+    </w:lvl>
+  </w:abstractNum>
+  <w:abstractNum w:abstractNumId="36" w15:restartNumberingAfterBreak="0">
+    <w:nsid w:val="5B063257"/>
+    <w:multiLevelType w:val="hybridMultilevel"/>
+    <w:tmpl w:val="F12A87FC"/>
+    <w:lvl w:ilvl="0" w:tplc="E3F6E87A">
+      <w:start w:val="1"/>
+      <w:numFmt w:val="bullet"/>
+      <w:lvlText w:val=""/>
+      <w:lvlJc w:val="left"/>
+      <w:pPr>
+        <w:ind w:left="720" w:hanging="360"/>
+      </w:pPr>
+      <w:rPr>
+        <w:rFonts w:ascii="Symbol" w:hAnsi="Symbol" w:hint="default"/>
+      </w:rPr>
+    </w:lvl>
+    <w:lvl w:ilvl="1" w:tplc="04190003" w:tentative="1">
+      <w:start w:val="1"/>
+      <w:numFmt w:val="bullet"/>
+      <w:lvlText w:val="o"/>
+      <w:lvlJc w:val="left"/>
+      <w:pPr>
+        <w:ind w:left="1440" w:hanging="360"/>
+      </w:pPr>
+      <w:rPr>
+        <w:rFonts w:ascii="Courier New" w:hAnsi="Courier New" w:cs="Courier New" w:hint="default"/>
+      </w:rPr>
+    </w:lvl>
+    <w:lvl w:ilvl="2" w:tplc="04190005" w:tentative="1">
+      <w:start w:val="1"/>
+      <w:numFmt w:val="bullet"/>
+      <w:lvlText w:val=""/>
+      <w:lvlJc w:val="left"/>
+      <w:pPr>
+        <w:ind w:left="2160" w:hanging="360"/>
+      </w:pPr>
+      <w:rPr>
+        <w:rFonts w:ascii="Wingdings" w:hAnsi="Wingdings" w:hint="default"/>
+      </w:rPr>
+    </w:lvl>
+    <w:lvl w:ilvl="3" w:tplc="04190001" w:tentative="1">
+      <w:start w:val="1"/>
+      <w:numFmt w:val="bullet"/>
+      <w:lvlText w:val=""/>
+      <w:lvlJc w:val="left"/>
+      <w:pPr>
+        <w:ind w:left="2880" w:hanging="360"/>
+      </w:pPr>
+      <w:rPr>
+        <w:rFonts w:ascii="Symbol" w:hAnsi="Symbol" w:hint="default"/>
+      </w:rPr>
+    </w:lvl>
+    <w:lvl w:ilvl="4" w:tplc="04190003" w:tentative="1">
+      <w:start w:val="1"/>
+      <w:numFmt w:val="bullet"/>
+      <w:lvlText w:val="o"/>
+      <w:lvlJc w:val="left"/>
+      <w:pPr>
+        <w:ind w:left="3600" w:hanging="360"/>
+      </w:pPr>
+      <w:rPr>
+        <w:rFonts w:ascii="Courier New" w:hAnsi="Courier New" w:cs="Courier New" w:hint="default"/>
+      </w:rPr>
+    </w:lvl>
+    <w:lvl w:ilvl="5" w:tplc="04190005" w:tentative="1">
+      <w:start w:val="1"/>
+      <w:numFmt w:val="bullet"/>
+      <w:lvlText w:val=""/>
+      <w:lvlJc w:val="left"/>
+      <w:pPr>
+        <w:ind w:left="4320" w:hanging="360"/>
+      </w:pPr>
+      <w:rPr>
+        <w:rFonts w:ascii="Wingdings" w:hAnsi="Wingdings" w:hint="default"/>
+      </w:rPr>
+    </w:lvl>
+    <w:lvl w:ilvl="6" w:tplc="04190001" w:tentative="1">
+      <w:start w:val="1"/>
+      <w:numFmt w:val="bullet"/>
+      <w:lvlText w:val=""/>
+      <w:lvlJc w:val="left"/>
+      <w:pPr>
+        <w:ind w:left="5040" w:hanging="360"/>
+      </w:pPr>
+      <w:rPr>
+        <w:rFonts w:ascii="Symbol" w:hAnsi="Symbol" w:hint="default"/>
+      </w:rPr>
+    </w:lvl>
+    <w:lvl w:ilvl="7" w:tplc="04190003" w:tentative="1">
+      <w:start w:val="1"/>
+      <w:numFmt w:val="bullet"/>
+      <w:lvlText w:val="o"/>
+      <w:lvlJc w:val="left"/>
+      <w:pPr>
+        <w:ind w:left="5760" w:hanging="360"/>
+      </w:pPr>
+      <w:rPr>
+        <w:rFonts w:ascii="Courier New" w:hAnsi="Courier New" w:cs="Courier New" w:hint="default"/>
+      </w:rPr>
+    </w:lvl>
+    <w:lvl w:ilvl="8" w:tplc="04190005" w:tentative="1">
+      <w:start w:val="1"/>
+      <w:numFmt w:val="bullet"/>
+      <w:lvlText w:val=""/>
+      <w:lvlJc w:val="left"/>
+      <w:pPr>
+        <w:ind w:left="6480" w:hanging="360"/>
+      </w:pPr>
+      <w:rPr>
+        <w:rFonts w:ascii="Wingdings" w:hAnsi="Wingdings" w:hint="default"/>
+      </w:rPr>
+    </w:lvl>
+  </w:abstractNum>
+  <w:abstractNum w:abstractNumId="37" w15:restartNumberingAfterBreak="0">
+    <w:nsid w:val="69CF0429"/>
     <w:multiLevelType w:val="multilevel"/>
-    <w:tmpl w:val="FEACDAC6"/>
+    <w:tmpl w:val="8020DE18"/>
     <w:lvl w:ilvl="0">
       <w:start w:val="1"/>
       <w:numFmt w:val="bullet"/>
@@ -956,153 +4982,1299 @@
       <w:lvlJc w:val="left"/>
       <w:pPr>
         <w:tabs>
-          <w:tab w:val="left" w:pos="720"/>
+          <w:tab w:val="num" w:pos="720"/>
         </w:tabs>
         <w:ind w:left="720" w:hanging="360"/>
       </w:pPr>
       <w:rPr>
         <w:rFonts w:ascii="Symbol" w:hAnsi="Symbol" w:hint="default"/>
-        <w:sz w:val="20"/>
-      </w:rPr>
-    </w:lvl>
-    <w:lvl w:ilvl="1">
-      <w:start w:val="1"/>
-      <w:numFmt w:val="bullet"/>
-      <w:lvlText w:val=""/>
+        <w:sz w:val="28"/>
+        <w:szCs w:val="30"/>
+      </w:rPr>
+    </w:lvl>
+    <w:lvl w:ilvl="1" w:tentative="1">
+      <w:start w:val="1"/>
+      <w:numFmt w:val="bullet"/>
+      <w:lvlText w:val="o"/>
       <w:lvlJc w:val="left"/>
       <w:pPr>
         <w:tabs>
-          <w:tab w:val="left" w:pos="1440"/>
+          <w:tab w:val="num" w:pos="1440"/>
         </w:tabs>
         <w:ind w:left="1440" w:hanging="360"/>
       </w:pPr>
       <w:rPr>
-        <w:rFonts w:ascii="Symbol" w:hAnsi="Symbol" w:hint="default"/>
+        <w:rFonts w:ascii="Courier New" w:hAnsi="Courier New" w:hint="default"/>
         <w:sz w:val="20"/>
       </w:rPr>
     </w:lvl>
-    <w:lvl w:ilvl="2">
-      <w:start w:val="1"/>
-      <w:numFmt w:val="bullet"/>
-      <w:lvlText w:val=""/>
+    <w:lvl w:ilvl="2" w:tentative="1">
+      <w:start w:val="1"/>
+      <w:numFmt w:val="bullet"/>
+      <w:lvlText w:val=""/>
       <w:lvlJc w:val="left"/>
       <w:pPr>
         <w:tabs>
-          <w:tab w:val="left" w:pos="2160"/>
+          <w:tab w:val="num" w:pos="2160"/>
         </w:tabs>
         <w:ind w:left="2160" w:hanging="360"/>
       </w:pPr>
       <w:rPr>
-        <w:rFonts w:ascii="Symbol" w:hAnsi="Symbol" w:hint="default"/>
+        <w:rFonts w:ascii="Wingdings" w:hAnsi="Wingdings" w:hint="default"/>
         <w:sz w:val="20"/>
       </w:rPr>
     </w:lvl>
-    <w:lvl w:ilvl="3">
-      <w:start w:val="1"/>
-      <w:numFmt w:val="bullet"/>
-      <w:lvlText w:val=""/>
+    <w:lvl w:ilvl="3" w:tentative="1">
+      <w:start w:val="1"/>
+      <w:numFmt w:val="bullet"/>
+      <w:lvlText w:val=""/>
       <w:lvlJc w:val="left"/>
       <w:pPr>
         <w:tabs>
-          <w:tab w:val="left" w:pos="2880"/>
+          <w:tab w:val="num" w:pos="2880"/>
         </w:tabs>
         <w:ind w:left="2880" w:hanging="360"/>
       </w:pPr>
       <w:rPr>
-        <w:rFonts w:ascii="Symbol" w:hAnsi="Symbol" w:hint="default"/>
+        <w:rFonts w:ascii="Wingdings" w:hAnsi="Wingdings" w:hint="default"/>
         <w:sz w:val="20"/>
       </w:rPr>
     </w:lvl>
-    <w:lvl w:ilvl="4">
-      <w:start w:val="1"/>
-      <w:numFmt w:val="bullet"/>
-      <w:lvlText w:val=""/>
+    <w:lvl w:ilvl="4" w:tentative="1">
+      <w:start w:val="1"/>
+      <w:numFmt w:val="bullet"/>
+      <w:lvlText w:val=""/>
       <w:lvlJc w:val="left"/>
       <w:pPr>
         <w:tabs>
-          <w:tab w:val="left" w:pos="3600"/>
+          <w:tab w:val="num" w:pos="3600"/>
         </w:tabs>
         <w:ind w:left="3600" w:hanging="360"/>
       </w:pPr>
       <w:rPr>
-        <w:rFonts w:ascii="Symbol" w:hAnsi="Symbol" w:hint="default"/>
+        <w:rFonts w:ascii="Wingdings" w:hAnsi="Wingdings" w:hint="default"/>
         <w:sz w:val="20"/>
       </w:rPr>
     </w:lvl>
-    <w:lvl w:ilvl="5">
-      <w:start w:val="1"/>
-      <w:numFmt w:val="bullet"/>
-      <w:lvlText w:val=""/>
+    <w:lvl w:ilvl="5" w:tentative="1">
+      <w:start w:val="1"/>
+      <w:numFmt w:val="bullet"/>
+      <w:lvlText w:val=""/>
       <w:lvlJc w:val="left"/>
       <w:pPr>
         <w:tabs>
-          <w:tab w:val="left" w:pos="4320"/>
+          <w:tab w:val="num" w:pos="4320"/>
         </w:tabs>
         <w:ind w:left="4320" w:hanging="360"/>
       </w:pPr>
       <w:rPr>
-        <w:rFonts w:ascii="Symbol" w:hAnsi="Symbol" w:hint="default"/>
+        <w:rFonts w:ascii="Wingdings" w:hAnsi="Wingdings" w:hint="default"/>
         <w:sz w:val="20"/>
       </w:rPr>
     </w:lvl>
-    <w:lvl w:ilvl="6">
-      <w:start w:val="1"/>
-      <w:numFmt w:val="bullet"/>
-      <w:lvlText w:val=""/>
+    <w:lvl w:ilvl="6" w:tentative="1">
+      <w:start w:val="1"/>
+      <w:numFmt w:val="bullet"/>
+      <w:lvlText w:val=""/>
       <w:lvlJc w:val="left"/>
       <w:pPr>
         <w:tabs>
-          <w:tab w:val="left" w:pos="5040"/>
+          <w:tab w:val="num" w:pos="5040"/>
         </w:tabs>
         <w:ind w:left="5040" w:hanging="360"/>
       </w:pPr>
       <w:rPr>
-        <w:rFonts w:ascii="Symbol" w:hAnsi="Symbol" w:hint="default"/>
+        <w:rFonts w:ascii="Wingdings" w:hAnsi="Wingdings" w:hint="default"/>
         <w:sz w:val="20"/>
       </w:rPr>
     </w:lvl>
-    <w:lvl w:ilvl="7">
-      <w:start w:val="1"/>
-      <w:numFmt w:val="bullet"/>
-      <w:lvlText w:val=""/>
+    <w:lvl w:ilvl="7" w:tentative="1">
+      <w:start w:val="1"/>
+      <w:numFmt w:val="bullet"/>
+      <w:lvlText w:val=""/>
       <w:lvlJc w:val="left"/>
       <w:pPr>
         <w:tabs>
-          <w:tab w:val="left" w:pos="5760"/>
+          <w:tab w:val="num" w:pos="5760"/>
         </w:tabs>
         <w:ind w:left="5760" w:hanging="360"/>
       </w:pPr>
       <w:rPr>
-        <w:rFonts w:ascii="Symbol" w:hAnsi="Symbol" w:hint="default"/>
+        <w:rFonts w:ascii="Wingdings" w:hAnsi="Wingdings" w:hint="default"/>
         <w:sz w:val="20"/>
       </w:rPr>
     </w:lvl>
-    <w:lvl w:ilvl="8">
-      <w:start w:val="1"/>
-      <w:numFmt w:val="bullet"/>
-      <w:lvlText w:val=""/>
+    <w:lvl w:ilvl="8" w:tentative="1">
+      <w:start w:val="1"/>
+      <w:numFmt w:val="bullet"/>
+      <w:lvlText w:val=""/>
       <w:lvlJc w:val="left"/>
       <w:pPr>
         <w:tabs>
-          <w:tab w:val="left" w:pos="6480"/>
+          <w:tab w:val="num" w:pos="6480"/>
         </w:tabs>
         <w:ind w:left="6480" w:hanging="360"/>
       </w:pPr>
       <w:rPr>
-        <w:rFonts w:ascii="Symbol" w:hAnsi="Symbol" w:hint="default"/>
+        <w:rFonts w:ascii="Wingdings" w:hAnsi="Wingdings" w:hint="default"/>
         <w:sz w:val="20"/>
       </w:rPr>
     </w:lvl>
   </w:abstractNum>
-  <w:num w:numId="1" w16cid:durableId="1545869053">
+  <w:abstractNum w:abstractNumId="38" w15:restartNumberingAfterBreak="0">
+    <w:nsid w:val="6D477995"/>
+    <w:multiLevelType w:val="multilevel"/>
+    <w:tmpl w:val="8020DE18"/>
+    <w:lvl w:ilvl="0">
+      <w:start w:val="1"/>
+      <w:numFmt w:val="bullet"/>
+      <w:lvlText w:val=""/>
+      <w:lvlJc w:val="left"/>
+      <w:pPr>
+        <w:tabs>
+          <w:tab w:val="num" w:pos="720"/>
+        </w:tabs>
+        <w:ind w:left="720" w:hanging="360"/>
+      </w:pPr>
+      <w:rPr>
+        <w:rFonts w:ascii="Symbol" w:hAnsi="Symbol" w:hint="default"/>
+        <w:sz w:val="28"/>
+        <w:szCs w:val="30"/>
+      </w:rPr>
+    </w:lvl>
+    <w:lvl w:ilvl="1" w:tentative="1">
+      <w:start w:val="1"/>
+      <w:numFmt w:val="bullet"/>
+      <w:lvlText w:val="o"/>
+      <w:lvlJc w:val="left"/>
+      <w:pPr>
+        <w:tabs>
+          <w:tab w:val="num" w:pos="1440"/>
+        </w:tabs>
+        <w:ind w:left="1440" w:hanging="360"/>
+      </w:pPr>
+      <w:rPr>
+        <w:rFonts w:ascii="Courier New" w:hAnsi="Courier New" w:hint="default"/>
+        <w:sz w:val="20"/>
+      </w:rPr>
+    </w:lvl>
+    <w:lvl w:ilvl="2" w:tentative="1">
+      <w:start w:val="1"/>
+      <w:numFmt w:val="bullet"/>
+      <w:lvlText w:val=""/>
+      <w:lvlJc w:val="left"/>
+      <w:pPr>
+        <w:tabs>
+          <w:tab w:val="num" w:pos="2160"/>
+        </w:tabs>
+        <w:ind w:left="2160" w:hanging="360"/>
+      </w:pPr>
+      <w:rPr>
+        <w:rFonts w:ascii="Wingdings" w:hAnsi="Wingdings" w:hint="default"/>
+        <w:sz w:val="20"/>
+      </w:rPr>
+    </w:lvl>
+    <w:lvl w:ilvl="3" w:tentative="1">
+      <w:start w:val="1"/>
+      <w:numFmt w:val="bullet"/>
+      <w:lvlText w:val=""/>
+      <w:lvlJc w:val="left"/>
+      <w:pPr>
+        <w:tabs>
+          <w:tab w:val="num" w:pos="2880"/>
+        </w:tabs>
+        <w:ind w:left="2880" w:hanging="360"/>
+      </w:pPr>
+      <w:rPr>
+        <w:rFonts w:ascii="Wingdings" w:hAnsi="Wingdings" w:hint="default"/>
+        <w:sz w:val="20"/>
+      </w:rPr>
+    </w:lvl>
+    <w:lvl w:ilvl="4" w:tentative="1">
+      <w:start w:val="1"/>
+      <w:numFmt w:val="bullet"/>
+      <w:lvlText w:val=""/>
+      <w:lvlJc w:val="left"/>
+      <w:pPr>
+        <w:tabs>
+          <w:tab w:val="num" w:pos="3600"/>
+        </w:tabs>
+        <w:ind w:left="3600" w:hanging="360"/>
+      </w:pPr>
+      <w:rPr>
+        <w:rFonts w:ascii="Wingdings" w:hAnsi="Wingdings" w:hint="default"/>
+        <w:sz w:val="20"/>
+      </w:rPr>
+    </w:lvl>
+    <w:lvl w:ilvl="5" w:tentative="1">
+      <w:start w:val="1"/>
+      <w:numFmt w:val="bullet"/>
+      <w:lvlText w:val=""/>
+      <w:lvlJc w:val="left"/>
+      <w:pPr>
+        <w:tabs>
+          <w:tab w:val="num" w:pos="4320"/>
+        </w:tabs>
+        <w:ind w:left="4320" w:hanging="360"/>
+      </w:pPr>
+      <w:rPr>
+        <w:rFonts w:ascii="Wingdings" w:hAnsi="Wingdings" w:hint="default"/>
+        <w:sz w:val="20"/>
+      </w:rPr>
+    </w:lvl>
+    <w:lvl w:ilvl="6" w:tentative="1">
+      <w:start w:val="1"/>
+      <w:numFmt w:val="bullet"/>
+      <w:lvlText w:val=""/>
+      <w:lvlJc w:val="left"/>
+      <w:pPr>
+        <w:tabs>
+          <w:tab w:val="num" w:pos="5040"/>
+        </w:tabs>
+        <w:ind w:left="5040" w:hanging="360"/>
+      </w:pPr>
+      <w:rPr>
+        <w:rFonts w:ascii="Wingdings" w:hAnsi="Wingdings" w:hint="default"/>
+        <w:sz w:val="20"/>
+      </w:rPr>
+    </w:lvl>
+    <w:lvl w:ilvl="7" w:tentative="1">
+      <w:start w:val="1"/>
+      <w:numFmt w:val="bullet"/>
+      <w:lvlText w:val=""/>
+      <w:lvlJc w:val="left"/>
+      <w:pPr>
+        <w:tabs>
+          <w:tab w:val="num" w:pos="5760"/>
+        </w:tabs>
+        <w:ind w:left="5760" w:hanging="360"/>
+      </w:pPr>
+      <w:rPr>
+        <w:rFonts w:ascii="Wingdings" w:hAnsi="Wingdings" w:hint="default"/>
+        <w:sz w:val="20"/>
+      </w:rPr>
+    </w:lvl>
+    <w:lvl w:ilvl="8" w:tentative="1">
+      <w:start w:val="1"/>
+      <w:numFmt w:val="bullet"/>
+      <w:lvlText w:val=""/>
+      <w:lvlJc w:val="left"/>
+      <w:pPr>
+        <w:tabs>
+          <w:tab w:val="num" w:pos="6480"/>
+        </w:tabs>
+        <w:ind w:left="6480" w:hanging="360"/>
+      </w:pPr>
+      <w:rPr>
+        <w:rFonts w:ascii="Wingdings" w:hAnsi="Wingdings" w:hint="default"/>
+        <w:sz w:val="20"/>
+      </w:rPr>
+    </w:lvl>
+  </w:abstractNum>
+  <w:abstractNum w:abstractNumId="39" w15:restartNumberingAfterBreak="0">
+    <w:nsid w:val="6E8F280F"/>
+    <w:multiLevelType w:val="hybridMultilevel"/>
+    <w:tmpl w:val="ECB44DEE"/>
+    <w:lvl w:ilvl="0" w:tplc="025E25B4">
+      <w:start w:val="1"/>
+      <w:numFmt w:val="bullet"/>
+      <w:lvlText w:val=""/>
+      <w:lvlJc w:val="left"/>
+      <w:pPr>
+        <w:ind w:left="720" w:hanging="360"/>
+      </w:pPr>
+      <w:rPr>
+        <w:rFonts w:ascii="Symbol" w:hAnsi="Symbol" w:hint="default"/>
+      </w:rPr>
+    </w:lvl>
+    <w:lvl w:ilvl="1" w:tplc="04190003" w:tentative="1">
+      <w:start w:val="1"/>
+      <w:numFmt w:val="bullet"/>
+      <w:lvlText w:val="o"/>
+      <w:lvlJc w:val="left"/>
+      <w:pPr>
+        <w:ind w:left="1440" w:hanging="360"/>
+      </w:pPr>
+      <w:rPr>
+        <w:rFonts w:ascii="Courier New" w:hAnsi="Courier New" w:cs="Courier New" w:hint="default"/>
+      </w:rPr>
+    </w:lvl>
+    <w:lvl w:ilvl="2" w:tplc="04190005" w:tentative="1">
+      <w:start w:val="1"/>
+      <w:numFmt w:val="bullet"/>
+      <w:lvlText w:val=""/>
+      <w:lvlJc w:val="left"/>
+      <w:pPr>
+        <w:ind w:left="2160" w:hanging="360"/>
+      </w:pPr>
+      <w:rPr>
+        <w:rFonts w:ascii="Wingdings" w:hAnsi="Wingdings" w:hint="default"/>
+      </w:rPr>
+    </w:lvl>
+    <w:lvl w:ilvl="3" w:tplc="04190001" w:tentative="1">
+      <w:start w:val="1"/>
+      <w:numFmt w:val="bullet"/>
+      <w:lvlText w:val=""/>
+      <w:lvlJc w:val="left"/>
+      <w:pPr>
+        <w:ind w:left="2880" w:hanging="360"/>
+      </w:pPr>
+      <w:rPr>
+        <w:rFonts w:ascii="Symbol" w:hAnsi="Symbol" w:hint="default"/>
+      </w:rPr>
+    </w:lvl>
+    <w:lvl w:ilvl="4" w:tplc="04190003" w:tentative="1">
+      <w:start w:val="1"/>
+      <w:numFmt w:val="bullet"/>
+      <w:lvlText w:val="o"/>
+      <w:lvlJc w:val="left"/>
+      <w:pPr>
+        <w:ind w:left="3600" w:hanging="360"/>
+      </w:pPr>
+      <w:rPr>
+        <w:rFonts w:ascii="Courier New" w:hAnsi="Courier New" w:cs="Courier New" w:hint="default"/>
+      </w:rPr>
+    </w:lvl>
+    <w:lvl w:ilvl="5" w:tplc="04190005" w:tentative="1">
+      <w:start w:val="1"/>
+      <w:numFmt w:val="bullet"/>
+      <w:lvlText w:val=""/>
+      <w:lvlJc w:val="left"/>
+      <w:pPr>
+        <w:ind w:left="4320" w:hanging="360"/>
+      </w:pPr>
+      <w:rPr>
+        <w:rFonts w:ascii="Wingdings" w:hAnsi="Wingdings" w:hint="default"/>
+      </w:rPr>
+    </w:lvl>
+    <w:lvl w:ilvl="6" w:tplc="04190001" w:tentative="1">
+      <w:start w:val="1"/>
+      <w:numFmt w:val="bullet"/>
+      <w:lvlText w:val=""/>
+      <w:lvlJc w:val="left"/>
+      <w:pPr>
+        <w:ind w:left="5040" w:hanging="360"/>
+      </w:pPr>
+      <w:rPr>
+        <w:rFonts w:ascii="Symbol" w:hAnsi="Symbol" w:hint="default"/>
+      </w:rPr>
+    </w:lvl>
+    <w:lvl w:ilvl="7" w:tplc="04190003" w:tentative="1">
+      <w:start w:val="1"/>
+      <w:numFmt w:val="bullet"/>
+      <w:lvlText w:val="o"/>
+      <w:lvlJc w:val="left"/>
+      <w:pPr>
+        <w:ind w:left="5760" w:hanging="360"/>
+      </w:pPr>
+      <w:rPr>
+        <w:rFonts w:ascii="Courier New" w:hAnsi="Courier New" w:cs="Courier New" w:hint="default"/>
+      </w:rPr>
+    </w:lvl>
+    <w:lvl w:ilvl="8" w:tplc="04190005" w:tentative="1">
+      <w:start w:val="1"/>
+      <w:numFmt w:val="bullet"/>
+      <w:lvlText w:val=""/>
+      <w:lvlJc w:val="left"/>
+      <w:pPr>
+        <w:ind w:left="6480" w:hanging="360"/>
+      </w:pPr>
+      <w:rPr>
+        <w:rFonts w:ascii="Wingdings" w:hAnsi="Wingdings" w:hint="default"/>
+      </w:rPr>
+    </w:lvl>
+  </w:abstractNum>
+  <w:abstractNum w:abstractNumId="40" w15:restartNumberingAfterBreak="0">
+    <w:nsid w:val="718A0975"/>
+    <w:multiLevelType w:val="multilevel"/>
+    <w:tmpl w:val="8020DE18"/>
+    <w:lvl w:ilvl="0">
+      <w:start w:val="1"/>
+      <w:numFmt w:val="bullet"/>
+      <w:lvlText w:val=""/>
+      <w:lvlJc w:val="left"/>
+      <w:pPr>
+        <w:tabs>
+          <w:tab w:val="num" w:pos="720"/>
+        </w:tabs>
+        <w:ind w:left="720" w:hanging="360"/>
+      </w:pPr>
+      <w:rPr>
+        <w:rFonts w:ascii="Symbol" w:hAnsi="Symbol" w:hint="default"/>
+        <w:sz w:val="28"/>
+        <w:szCs w:val="30"/>
+      </w:rPr>
+    </w:lvl>
+    <w:lvl w:ilvl="1" w:tentative="1">
+      <w:start w:val="1"/>
+      <w:numFmt w:val="bullet"/>
+      <w:lvlText w:val="o"/>
+      <w:lvlJc w:val="left"/>
+      <w:pPr>
+        <w:tabs>
+          <w:tab w:val="num" w:pos="1440"/>
+        </w:tabs>
+        <w:ind w:left="1440" w:hanging="360"/>
+      </w:pPr>
+      <w:rPr>
+        <w:rFonts w:ascii="Courier New" w:hAnsi="Courier New" w:hint="default"/>
+        <w:sz w:val="20"/>
+      </w:rPr>
+    </w:lvl>
+    <w:lvl w:ilvl="2" w:tentative="1">
+      <w:start w:val="1"/>
+      <w:numFmt w:val="bullet"/>
+      <w:lvlText w:val=""/>
+      <w:lvlJc w:val="left"/>
+      <w:pPr>
+        <w:tabs>
+          <w:tab w:val="num" w:pos="2160"/>
+        </w:tabs>
+        <w:ind w:left="2160" w:hanging="360"/>
+      </w:pPr>
+      <w:rPr>
+        <w:rFonts w:ascii="Wingdings" w:hAnsi="Wingdings" w:hint="default"/>
+        <w:sz w:val="20"/>
+      </w:rPr>
+    </w:lvl>
+    <w:lvl w:ilvl="3" w:tentative="1">
+      <w:start w:val="1"/>
+      <w:numFmt w:val="bullet"/>
+      <w:lvlText w:val=""/>
+      <w:lvlJc w:val="left"/>
+      <w:pPr>
+        <w:tabs>
+          <w:tab w:val="num" w:pos="2880"/>
+        </w:tabs>
+        <w:ind w:left="2880" w:hanging="360"/>
+      </w:pPr>
+      <w:rPr>
+        <w:rFonts w:ascii="Wingdings" w:hAnsi="Wingdings" w:hint="default"/>
+        <w:sz w:val="20"/>
+      </w:rPr>
+    </w:lvl>
+    <w:lvl w:ilvl="4" w:tentative="1">
+      <w:start w:val="1"/>
+      <w:numFmt w:val="bullet"/>
+      <w:lvlText w:val=""/>
+      <w:lvlJc w:val="left"/>
+      <w:pPr>
+        <w:tabs>
+          <w:tab w:val="num" w:pos="3600"/>
+        </w:tabs>
+        <w:ind w:left="3600" w:hanging="360"/>
+      </w:pPr>
+      <w:rPr>
+        <w:rFonts w:ascii="Wingdings" w:hAnsi="Wingdings" w:hint="default"/>
+        <w:sz w:val="20"/>
+      </w:rPr>
+    </w:lvl>
+    <w:lvl w:ilvl="5" w:tentative="1">
+      <w:start w:val="1"/>
+      <w:numFmt w:val="bullet"/>
+      <w:lvlText w:val=""/>
+      <w:lvlJc w:val="left"/>
+      <w:pPr>
+        <w:tabs>
+          <w:tab w:val="num" w:pos="4320"/>
+        </w:tabs>
+        <w:ind w:left="4320" w:hanging="360"/>
+      </w:pPr>
+      <w:rPr>
+        <w:rFonts w:ascii="Wingdings" w:hAnsi="Wingdings" w:hint="default"/>
+        <w:sz w:val="20"/>
+      </w:rPr>
+    </w:lvl>
+    <w:lvl w:ilvl="6" w:tentative="1">
+      <w:start w:val="1"/>
+      <w:numFmt w:val="bullet"/>
+      <w:lvlText w:val=""/>
+      <w:lvlJc w:val="left"/>
+      <w:pPr>
+        <w:tabs>
+          <w:tab w:val="num" w:pos="5040"/>
+        </w:tabs>
+        <w:ind w:left="5040" w:hanging="360"/>
+      </w:pPr>
+      <w:rPr>
+        <w:rFonts w:ascii="Wingdings" w:hAnsi="Wingdings" w:hint="default"/>
+        <w:sz w:val="20"/>
+      </w:rPr>
+    </w:lvl>
+    <w:lvl w:ilvl="7" w:tentative="1">
+      <w:start w:val="1"/>
+      <w:numFmt w:val="bullet"/>
+      <w:lvlText w:val=""/>
+      <w:lvlJc w:val="left"/>
+      <w:pPr>
+        <w:tabs>
+          <w:tab w:val="num" w:pos="5760"/>
+        </w:tabs>
+        <w:ind w:left="5760" w:hanging="360"/>
+      </w:pPr>
+      <w:rPr>
+        <w:rFonts w:ascii="Wingdings" w:hAnsi="Wingdings" w:hint="default"/>
+        <w:sz w:val="20"/>
+      </w:rPr>
+    </w:lvl>
+    <w:lvl w:ilvl="8" w:tentative="1">
+      <w:start w:val="1"/>
+      <w:numFmt w:val="bullet"/>
+      <w:lvlText w:val=""/>
+      <w:lvlJc w:val="left"/>
+      <w:pPr>
+        <w:tabs>
+          <w:tab w:val="num" w:pos="6480"/>
+        </w:tabs>
+        <w:ind w:left="6480" w:hanging="360"/>
+      </w:pPr>
+      <w:rPr>
+        <w:rFonts w:ascii="Wingdings" w:hAnsi="Wingdings" w:hint="default"/>
+        <w:sz w:val="20"/>
+      </w:rPr>
+    </w:lvl>
+  </w:abstractNum>
+  <w:abstractNum w:abstractNumId="41" w15:restartNumberingAfterBreak="0">
+    <w:nsid w:val="752D0D66"/>
+    <w:multiLevelType w:val="hybridMultilevel"/>
+    <w:tmpl w:val="6A8CD404"/>
+    <w:lvl w:ilvl="0" w:tplc="025E25B4">
+      <w:start w:val="1"/>
+      <w:numFmt w:val="bullet"/>
+      <w:lvlText w:val=""/>
+      <w:lvlJc w:val="left"/>
+      <w:pPr>
+        <w:ind w:left="720" w:hanging="360"/>
+      </w:pPr>
+      <w:rPr>
+        <w:rFonts w:ascii="Symbol" w:hAnsi="Symbol" w:hint="default"/>
+      </w:rPr>
+    </w:lvl>
+    <w:lvl w:ilvl="1" w:tplc="04190003" w:tentative="1">
+      <w:start w:val="1"/>
+      <w:numFmt w:val="bullet"/>
+      <w:lvlText w:val="o"/>
+      <w:lvlJc w:val="left"/>
+      <w:pPr>
+        <w:ind w:left="1440" w:hanging="360"/>
+      </w:pPr>
+      <w:rPr>
+        <w:rFonts w:ascii="Courier New" w:hAnsi="Courier New" w:cs="Courier New" w:hint="default"/>
+      </w:rPr>
+    </w:lvl>
+    <w:lvl w:ilvl="2" w:tplc="04190005" w:tentative="1">
+      <w:start w:val="1"/>
+      <w:numFmt w:val="bullet"/>
+      <w:lvlText w:val=""/>
+      <w:lvlJc w:val="left"/>
+      <w:pPr>
+        <w:ind w:left="2160" w:hanging="360"/>
+      </w:pPr>
+      <w:rPr>
+        <w:rFonts w:ascii="Wingdings" w:hAnsi="Wingdings" w:hint="default"/>
+      </w:rPr>
+    </w:lvl>
+    <w:lvl w:ilvl="3" w:tplc="04190001" w:tentative="1">
+      <w:start w:val="1"/>
+      <w:numFmt w:val="bullet"/>
+      <w:lvlText w:val=""/>
+      <w:lvlJc w:val="left"/>
+      <w:pPr>
+        <w:ind w:left="2880" w:hanging="360"/>
+      </w:pPr>
+      <w:rPr>
+        <w:rFonts w:ascii="Symbol" w:hAnsi="Symbol" w:hint="default"/>
+      </w:rPr>
+    </w:lvl>
+    <w:lvl w:ilvl="4" w:tplc="04190003" w:tentative="1">
+      <w:start w:val="1"/>
+      <w:numFmt w:val="bullet"/>
+      <w:lvlText w:val="o"/>
+      <w:lvlJc w:val="left"/>
+      <w:pPr>
+        <w:ind w:left="3600" w:hanging="360"/>
+      </w:pPr>
+      <w:rPr>
+        <w:rFonts w:ascii="Courier New" w:hAnsi="Courier New" w:cs="Courier New" w:hint="default"/>
+      </w:rPr>
+    </w:lvl>
+    <w:lvl w:ilvl="5" w:tplc="04190005" w:tentative="1">
+      <w:start w:val="1"/>
+      <w:numFmt w:val="bullet"/>
+      <w:lvlText w:val=""/>
+      <w:lvlJc w:val="left"/>
+      <w:pPr>
+        <w:ind w:left="4320" w:hanging="360"/>
+      </w:pPr>
+      <w:rPr>
+        <w:rFonts w:ascii="Wingdings" w:hAnsi="Wingdings" w:hint="default"/>
+      </w:rPr>
+    </w:lvl>
+    <w:lvl w:ilvl="6" w:tplc="04190001" w:tentative="1">
+      <w:start w:val="1"/>
+      <w:numFmt w:val="bullet"/>
+      <w:lvlText w:val=""/>
+      <w:lvlJc w:val="left"/>
+      <w:pPr>
+        <w:ind w:left="5040" w:hanging="360"/>
+      </w:pPr>
+      <w:rPr>
+        <w:rFonts w:ascii="Symbol" w:hAnsi="Symbol" w:hint="default"/>
+      </w:rPr>
+    </w:lvl>
+    <w:lvl w:ilvl="7" w:tplc="04190003" w:tentative="1">
+      <w:start w:val="1"/>
+      <w:numFmt w:val="bullet"/>
+      <w:lvlText w:val="o"/>
+      <w:lvlJc w:val="left"/>
+      <w:pPr>
+        <w:ind w:left="5760" w:hanging="360"/>
+      </w:pPr>
+      <w:rPr>
+        <w:rFonts w:ascii="Courier New" w:hAnsi="Courier New" w:cs="Courier New" w:hint="default"/>
+      </w:rPr>
+    </w:lvl>
+    <w:lvl w:ilvl="8" w:tplc="04190005" w:tentative="1">
+      <w:start w:val="1"/>
+      <w:numFmt w:val="bullet"/>
+      <w:lvlText w:val=""/>
+      <w:lvlJc w:val="left"/>
+      <w:pPr>
+        <w:ind w:left="6480" w:hanging="360"/>
+      </w:pPr>
+      <w:rPr>
+        <w:rFonts w:ascii="Wingdings" w:hAnsi="Wingdings" w:hint="default"/>
+      </w:rPr>
+    </w:lvl>
+  </w:abstractNum>
+  <w:abstractNum w:abstractNumId="42" w15:restartNumberingAfterBreak="0">
+    <w:nsid w:val="76ED2B79"/>
+    <w:multiLevelType w:val="hybridMultilevel"/>
+    <w:tmpl w:val="F6B04A54"/>
+    <w:lvl w:ilvl="0" w:tplc="E3F6E87A">
+      <w:start w:val="1"/>
+      <w:numFmt w:val="bullet"/>
+      <w:lvlText w:val=""/>
+      <w:lvlJc w:val="left"/>
+      <w:pPr>
+        <w:ind w:left="720" w:hanging="360"/>
+      </w:pPr>
+      <w:rPr>
+        <w:rFonts w:ascii="Symbol" w:hAnsi="Symbol" w:hint="default"/>
+      </w:rPr>
+    </w:lvl>
+    <w:lvl w:ilvl="1" w:tplc="04190003" w:tentative="1">
+      <w:start w:val="1"/>
+      <w:numFmt w:val="bullet"/>
+      <w:lvlText w:val="o"/>
+      <w:lvlJc w:val="left"/>
+      <w:pPr>
+        <w:ind w:left="1440" w:hanging="360"/>
+      </w:pPr>
+      <w:rPr>
+        <w:rFonts w:ascii="Courier New" w:hAnsi="Courier New" w:cs="Courier New" w:hint="default"/>
+      </w:rPr>
+    </w:lvl>
+    <w:lvl w:ilvl="2" w:tplc="04190005" w:tentative="1">
+      <w:start w:val="1"/>
+      <w:numFmt w:val="bullet"/>
+      <w:lvlText w:val=""/>
+      <w:lvlJc w:val="left"/>
+      <w:pPr>
+        <w:ind w:left="2160" w:hanging="360"/>
+      </w:pPr>
+      <w:rPr>
+        <w:rFonts w:ascii="Wingdings" w:hAnsi="Wingdings" w:hint="default"/>
+      </w:rPr>
+    </w:lvl>
+    <w:lvl w:ilvl="3" w:tplc="04190001" w:tentative="1">
+      <w:start w:val="1"/>
+      <w:numFmt w:val="bullet"/>
+      <w:lvlText w:val=""/>
+      <w:lvlJc w:val="left"/>
+      <w:pPr>
+        <w:ind w:left="2880" w:hanging="360"/>
+      </w:pPr>
+      <w:rPr>
+        <w:rFonts w:ascii="Symbol" w:hAnsi="Symbol" w:hint="default"/>
+      </w:rPr>
+    </w:lvl>
+    <w:lvl w:ilvl="4" w:tplc="04190003" w:tentative="1">
+      <w:start w:val="1"/>
+      <w:numFmt w:val="bullet"/>
+      <w:lvlText w:val="o"/>
+      <w:lvlJc w:val="left"/>
+      <w:pPr>
+        <w:ind w:left="3600" w:hanging="360"/>
+      </w:pPr>
+      <w:rPr>
+        <w:rFonts w:ascii="Courier New" w:hAnsi="Courier New" w:cs="Courier New" w:hint="default"/>
+      </w:rPr>
+    </w:lvl>
+    <w:lvl w:ilvl="5" w:tplc="04190005" w:tentative="1">
+      <w:start w:val="1"/>
+      <w:numFmt w:val="bullet"/>
+      <w:lvlText w:val=""/>
+      <w:lvlJc w:val="left"/>
+      <w:pPr>
+        <w:ind w:left="4320" w:hanging="360"/>
+      </w:pPr>
+      <w:rPr>
+        <w:rFonts w:ascii="Wingdings" w:hAnsi="Wingdings" w:hint="default"/>
+      </w:rPr>
+    </w:lvl>
+    <w:lvl w:ilvl="6" w:tplc="04190001" w:tentative="1">
+      <w:start w:val="1"/>
+      <w:numFmt w:val="bullet"/>
+      <w:lvlText w:val=""/>
+      <w:lvlJc w:val="left"/>
+      <w:pPr>
+        <w:ind w:left="5040" w:hanging="360"/>
+      </w:pPr>
+      <w:rPr>
+        <w:rFonts w:ascii="Symbol" w:hAnsi="Symbol" w:hint="default"/>
+      </w:rPr>
+    </w:lvl>
+    <w:lvl w:ilvl="7" w:tplc="04190003" w:tentative="1">
+      <w:start w:val="1"/>
+      <w:numFmt w:val="bullet"/>
+      <w:lvlText w:val="o"/>
+      <w:lvlJc w:val="left"/>
+      <w:pPr>
+        <w:ind w:left="5760" w:hanging="360"/>
+      </w:pPr>
+      <w:rPr>
+        <w:rFonts w:ascii="Courier New" w:hAnsi="Courier New" w:cs="Courier New" w:hint="default"/>
+      </w:rPr>
+    </w:lvl>
+    <w:lvl w:ilvl="8" w:tplc="04190005" w:tentative="1">
+      <w:start w:val="1"/>
+      <w:numFmt w:val="bullet"/>
+      <w:lvlText w:val=""/>
+      <w:lvlJc w:val="left"/>
+      <w:pPr>
+        <w:ind w:left="6480" w:hanging="360"/>
+      </w:pPr>
+      <w:rPr>
+        <w:rFonts w:ascii="Wingdings" w:hAnsi="Wingdings" w:hint="default"/>
+      </w:rPr>
+    </w:lvl>
+  </w:abstractNum>
+  <w:abstractNum w:abstractNumId="43" w15:restartNumberingAfterBreak="0">
+    <w:nsid w:val="795D48D2"/>
+    <w:multiLevelType w:val="hybridMultilevel"/>
+    <w:tmpl w:val="C08C6092"/>
+    <w:lvl w:ilvl="0" w:tplc="E3F6E87A">
+      <w:start w:val="1"/>
+      <w:numFmt w:val="bullet"/>
+      <w:lvlText w:val=""/>
+      <w:lvlJc w:val="left"/>
+      <w:pPr>
+        <w:ind w:left="720" w:hanging="360"/>
+      </w:pPr>
+      <w:rPr>
+        <w:rFonts w:ascii="Symbol" w:hAnsi="Symbol" w:hint="default"/>
+      </w:rPr>
+    </w:lvl>
+    <w:lvl w:ilvl="1" w:tplc="04190003" w:tentative="1">
+      <w:start w:val="1"/>
+      <w:numFmt w:val="bullet"/>
+      <w:lvlText w:val="o"/>
+      <w:lvlJc w:val="left"/>
+      <w:pPr>
+        <w:ind w:left="1440" w:hanging="360"/>
+      </w:pPr>
+      <w:rPr>
+        <w:rFonts w:ascii="Courier New" w:hAnsi="Courier New" w:cs="Courier New" w:hint="default"/>
+      </w:rPr>
+    </w:lvl>
+    <w:lvl w:ilvl="2" w:tplc="04190005" w:tentative="1">
+      <w:start w:val="1"/>
+      <w:numFmt w:val="bullet"/>
+      <w:lvlText w:val=""/>
+      <w:lvlJc w:val="left"/>
+      <w:pPr>
+        <w:ind w:left="2160" w:hanging="360"/>
+      </w:pPr>
+      <w:rPr>
+        <w:rFonts w:ascii="Wingdings" w:hAnsi="Wingdings" w:hint="default"/>
+      </w:rPr>
+    </w:lvl>
+    <w:lvl w:ilvl="3" w:tplc="04190001" w:tentative="1">
+      <w:start w:val="1"/>
+      <w:numFmt w:val="bullet"/>
+      <w:lvlText w:val=""/>
+      <w:lvlJc w:val="left"/>
+      <w:pPr>
+        <w:ind w:left="2880" w:hanging="360"/>
+      </w:pPr>
+      <w:rPr>
+        <w:rFonts w:ascii="Symbol" w:hAnsi="Symbol" w:hint="default"/>
+      </w:rPr>
+    </w:lvl>
+    <w:lvl w:ilvl="4" w:tplc="04190003" w:tentative="1">
+      <w:start w:val="1"/>
+      <w:numFmt w:val="bullet"/>
+      <w:lvlText w:val="o"/>
+      <w:lvlJc w:val="left"/>
+      <w:pPr>
+        <w:ind w:left="3600" w:hanging="360"/>
+      </w:pPr>
+      <w:rPr>
+        <w:rFonts w:ascii="Courier New" w:hAnsi="Courier New" w:cs="Courier New" w:hint="default"/>
+      </w:rPr>
+    </w:lvl>
+    <w:lvl w:ilvl="5" w:tplc="04190005" w:tentative="1">
+      <w:start w:val="1"/>
+      <w:numFmt w:val="bullet"/>
+      <w:lvlText w:val=""/>
+      <w:lvlJc w:val="left"/>
+      <w:pPr>
+        <w:ind w:left="4320" w:hanging="360"/>
+      </w:pPr>
+      <w:rPr>
+        <w:rFonts w:ascii="Wingdings" w:hAnsi="Wingdings" w:hint="default"/>
+      </w:rPr>
+    </w:lvl>
+    <w:lvl w:ilvl="6" w:tplc="04190001" w:tentative="1">
+      <w:start w:val="1"/>
+      <w:numFmt w:val="bullet"/>
+      <w:lvlText w:val=""/>
+      <w:lvlJc w:val="left"/>
+      <w:pPr>
+        <w:ind w:left="5040" w:hanging="360"/>
+      </w:pPr>
+      <w:rPr>
+        <w:rFonts w:ascii="Symbol" w:hAnsi="Symbol" w:hint="default"/>
+      </w:rPr>
+    </w:lvl>
+    <w:lvl w:ilvl="7" w:tplc="04190003" w:tentative="1">
+      <w:start w:val="1"/>
+      <w:numFmt w:val="bullet"/>
+      <w:lvlText w:val="o"/>
+      <w:lvlJc w:val="left"/>
+      <w:pPr>
+        <w:ind w:left="5760" w:hanging="360"/>
+      </w:pPr>
+      <w:rPr>
+        <w:rFonts w:ascii="Courier New" w:hAnsi="Courier New" w:cs="Courier New" w:hint="default"/>
+      </w:rPr>
+    </w:lvl>
+    <w:lvl w:ilvl="8" w:tplc="04190005" w:tentative="1">
+      <w:start w:val="1"/>
+      <w:numFmt w:val="bullet"/>
+      <w:lvlText w:val=""/>
+      <w:lvlJc w:val="left"/>
+      <w:pPr>
+        <w:ind w:left="6480" w:hanging="360"/>
+      </w:pPr>
+      <w:rPr>
+        <w:rFonts w:ascii="Wingdings" w:hAnsi="Wingdings" w:hint="default"/>
+      </w:rPr>
+    </w:lvl>
+  </w:abstractNum>
+  <w:abstractNum w:abstractNumId="44" w15:restartNumberingAfterBreak="0">
+    <w:nsid w:val="79D3650C"/>
+    <w:multiLevelType w:val="multilevel"/>
+    <w:tmpl w:val="8020DE18"/>
+    <w:lvl w:ilvl="0">
+      <w:start w:val="1"/>
+      <w:numFmt w:val="bullet"/>
+      <w:lvlText w:val=""/>
+      <w:lvlJc w:val="left"/>
+      <w:pPr>
+        <w:tabs>
+          <w:tab w:val="num" w:pos="720"/>
+        </w:tabs>
+        <w:ind w:left="720" w:hanging="360"/>
+      </w:pPr>
+      <w:rPr>
+        <w:rFonts w:ascii="Symbol" w:hAnsi="Symbol" w:hint="default"/>
+        <w:sz w:val="28"/>
+        <w:szCs w:val="30"/>
+      </w:rPr>
+    </w:lvl>
+    <w:lvl w:ilvl="1" w:tentative="1">
+      <w:start w:val="1"/>
+      <w:numFmt w:val="bullet"/>
+      <w:lvlText w:val="o"/>
+      <w:lvlJc w:val="left"/>
+      <w:pPr>
+        <w:tabs>
+          <w:tab w:val="num" w:pos="1440"/>
+        </w:tabs>
+        <w:ind w:left="1440" w:hanging="360"/>
+      </w:pPr>
+      <w:rPr>
+        <w:rFonts w:ascii="Courier New" w:hAnsi="Courier New" w:hint="default"/>
+        <w:sz w:val="20"/>
+      </w:rPr>
+    </w:lvl>
+    <w:lvl w:ilvl="2" w:tentative="1">
+      <w:start w:val="1"/>
+      <w:numFmt w:val="bullet"/>
+      <w:lvlText w:val=""/>
+      <w:lvlJc w:val="left"/>
+      <w:pPr>
+        <w:tabs>
+          <w:tab w:val="num" w:pos="2160"/>
+        </w:tabs>
+        <w:ind w:left="2160" w:hanging="360"/>
+      </w:pPr>
+      <w:rPr>
+        <w:rFonts w:ascii="Wingdings" w:hAnsi="Wingdings" w:hint="default"/>
+        <w:sz w:val="20"/>
+      </w:rPr>
+    </w:lvl>
+    <w:lvl w:ilvl="3" w:tentative="1">
+      <w:start w:val="1"/>
+      <w:numFmt w:val="bullet"/>
+      <w:lvlText w:val=""/>
+      <w:lvlJc w:val="left"/>
+      <w:pPr>
+        <w:tabs>
+          <w:tab w:val="num" w:pos="2880"/>
+        </w:tabs>
+        <w:ind w:left="2880" w:hanging="360"/>
+      </w:pPr>
+      <w:rPr>
+        <w:rFonts w:ascii="Wingdings" w:hAnsi="Wingdings" w:hint="default"/>
+        <w:sz w:val="20"/>
+      </w:rPr>
+    </w:lvl>
+    <w:lvl w:ilvl="4" w:tentative="1">
+      <w:start w:val="1"/>
+      <w:numFmt w:val="bullet"/>
+      <w:lvlText w:val=""/>
+      <w:lvlJc w:val="left"/>
+      <w:pPr>
+        <w:tabs>
+          <w:tab w:val="num" w:pos="3600"/>
+        </w:tabs>
+        <w:ind w:left="3600" w:hanging="360"/>
+      </w:pPr>
+      <w:rPr>
+        <w:rFonts w:ascii="Wingdings" w:hAnsi="Wingdings" w:hint="default"/>
+        <w:sz w:val="20"/>
+      </w:rPr>
+    </w:lvl>
+    <w:lvl w:ilvl="5" w:tentative="1">
+      <w:start w:val="1"/>
+      <w:numFmt w:val="bullet"/>
+      <w:lvlText w:val=""/>
+      <w:lvlJc w:val="left"/>
+      <w:pPr>
+        <w:tabs>
+          <w:tab w:val="num" w:pos="4320"/>
+        </w:tabs>
+        <w:ind w:left="4320" w:hanging="360"/>
+      </w:pPr>
+      <w:rPr>
+        <w:rFonts w:ascii="Wingdings" w:hAnsi="Wingdings" w:hint="default"/>
+        <w:sz w:val="20"/>
+      </w:rPr>
+    </w:lvl>
+    <w:lvl w:ilvl="6" w:tentative="1">
+      <w:start w:val="1"/>
+      <w:numFmt w:val="bullet"/>
+      <w:lvlText w:val=""/>
+      <w:lvlJc w:val="left"/>
+      <w:pPr>
+        <w:tabs>
+          <w:tab w:val="num" w:pos="5040"/>
+        </w:tabs>
+        <w:ind w:left="5040" w:hanging="360"/>
+      </w:pPr>
+      <w:rPr>
+        <w:rFonts w:ascii="Wingdings" w:hAnsi="Wingdings" w:hint="default"/>
+        <w:sz w:val="20"/>
+      </w:rPr>
+    </w:lvl>
+    <w:lvl w:ilvl="7" w:tentative="1">
+      <w:start w:val="1"/>
+      <w:numFmt w:val="bullet"/>
+      <w:lvlText w:val=""/>
+      <w:lvlJc w:val="left"/>
+      <w:pPr>
+        <w:tabs>
+          <w:tab w:val="num" w:pos="5760"/>
+        </w:tabs>
+        <w:ind w:left="5760" w:hanging="360"/>
+      </w:pPr>
+      <w:rPr>
+        <w:rFonts w:ascii="Wingdings" w:hAnsi="Wingdings" w:hint="default"/>
+        <w:sz w:val="20"/>
+      </w:rPr>
+    </w:lvl>
+    <w:lvl w:ilvl="8" w:tentative="1">
+      <w:start w:val="1"/>
+      <w:numFmt w:val="bullet"/>
+      <w:lvlText w:val=""/>
+      <w:lvlJc w:val="left"/>
+      <w:pPr>
+        <w:tabs>
+          <w:tab w:val="num" w:pos="6480"/>
+        </w:tabs>
+        <w:ind w:left="6480" w:hanging="360"/>
+      </w:pPr>
+      <w:rPr>
+        <w:rFonts w:ascii="Wingdings" w:hAnsi="Wingdings" w:hint="default"/>
+        <w:sz w:val="20"/>
+      </w:rPr>
+    </w:lvl>
+  </w:abstractNum>
+  <w:abstractNum w:abstractNumId="45" w15:restartNumberingAfterBreak="0">
+    <w:nsid w:val="7E1250C0"/>
+    <w:multiLevelType w:val="hybridMultilevel"/>
+    <w:tmpl w:val="21F05132"/>
+    <w:lvl w:ilvl="0" w:tplc="025E25B4">
+      <w:start w:val="1"/>
+      <w:numFmt w:val="bullet"/>
+      <w:lvlText w:val=""/>
+      <w:lvlJc w:val="left"/>
+      <w:pPr>
+        <w:ind w:left="720" w:hanging="360"/>
+      </w:pPr>
+      <w:rPr>
+        <w:rFonts w:ascii="Symbol" w:hAnsi="Symbol" w:hint="default"/>
+      </w:rPr>
+    </w:lvl>
+    <w:lvl w:ilvl="1" w:tplc="04190003" w:tentative="1">
+      <w:start w:val="1"/>
+      <w:numFmt w:val="bullet"/>
+      <w:lvlText w:val="o"/>
+      <w:lvlJc w:val="left"/>
+      <w:pPr>
+        <w:ind w:left="1440" w:hanging="360"/>
+      </w:pPr>
+      <w:rPr>
+        <w:rFonts w:ascii="Courier New" w:hAnsi="Courier New" w:cs="Courier New" w:hint="default"/>
+      </w:rPr>
+    </w:lvl>
+    <w:lvl w:ilvl="2" w:tplc="04190005" w:tentative="1">
+      <w:start w:val="1"/>
+      <w:numFmt w:val="bullet"/>
+      <w:lvlText w:val=""/>
+      <w:lvlJc w:val="left"/>
+      <w:pPr>
+        <w:ind w:left="2160" w:hanging="360"/>
+      </w:pPr>
+      <w:rPr>
+        <w:rFonts w:ascii="Wingdings" w:hAnsi="Wingdings" w:hint="default"/>
+      </w:rPr>
+    </w:lvl>
+    <w:lvl w:ilvl="3" w:tplc="04190001" w:tentative="1">
+      <w:start w:val="1"/>
+      <w:numFmt w:val="bullet"/>
+      <w:lvlText w:val=""/>
+      <w:lvlJc w:val="left"/>
+      <w:pPr>
+        <w:ind w:left="2880" w:hanging="360"/>
+      </w:pPr>
+      <w:rPr>
+        <w:rFonts w:ascii="Symbol" w:hAnsi="Symbol" w:hint="default"/>
+      </w:rPr>
+    </w:lvl>
+    <w:lvl w:ilvl="4" w:tplc="04190003" w:tentative="1">
+      <w:start w:val="1"/>
+      <w:numFmt w:val="bullet"/>
+      <w:lvlText w:val="o"/>
+      <w:lvlJc w:val="left"/>
+      <w:pPr>
+        <w:ind w:left="3600" w:hanging="360"/>
+      </w:pPr>
+      <w:rPr>
+        <w:rFonts w:ascii="Courier New" w:hAnsi="Courier New" w:cs="Courier New" w:hint="default"/>
+      </w:rPr>
+    </w:lvl>
+    <w:lvl w:ilvl="5" w:tplc="04190005" w:tentative="1">
+      <w:start w:val="1"/>
+      <w:numFmt w:val="bullet"/>
+      <w:lvlText w:val=""/>
+      <w:lvlJc w:val="left"/>
+      <w:pPr>
+        <w:ind w:left="4320" w:hanging="360"/>
+      </w:pPr>
+      <w:rPr>
+        <w:rFonts w:ascii="Wingdings" w:hAnsi="Wingdings" w:hint="default"/>
+      </w:rPr>
+    </w:lvl>
+    <w:lvl w:ilvl="6" w:tplc="04190001" w:tentative="1">
+      <w:start w:val="1"/>
+      <w:numFmt w:val="bullet"/>
+      <w:lvlText w:val=""/>
+      <w:lvlJc w:val="left"/>
+      <w:pPr>
+        <w:ind w:left="5040" w:hanging="360"/>
+      </w:pPr>
+      <w:rPr>
+        <w:rFonts w:ascii="Symbol" w:hAnsi="Symbol" w:hint="default"/>
+      </w:rPr>
+    </w:lvl>
+    <w:lvl w:ilvl="7" w:tplc="04190003" w:tentative="1">
+      <w:start w:val="1"/>
+      <w:numFmt w:val="bullet"/>
+      <w:lvlText w:val="o"/>
+      <w:lvlJc w:val="left"/>
+      <w:pPr>
+        <w:ind w:left="5760" w:hanging="360"/>
+      </w:pPr>
+      <w:rPr>
+        <w:rFonts w:ascii="Courier New" w:hAnsi="Courier New" w:cs="Courier New" w:hint="default"/>
+      </w:rPr>
+    </w:lvl>
+    <w:lvl w:ilvl="8" w:tplc="04190005" w:tentative="1">
+      <w:start w:val="1"/>
+      <w:numFmt w:val="bullet"/>
+      <w:lvlText w:val=""/>
+      <w:lvlJc w:val="left"/>
+      <w:pPr>
+        <w:ind w:left="6480" w:hanging="360"/>
+      </w:pPr>
+      <w:rPr>
+        <w:rFonts w:ascii="Wingdings" w:hAnsi="Wingdings" w:hint="default"/>
+      </w:rPr>
+    </w:lvl>
+  </w:abstractNum>
+  <w:num w:numId="1" w16cid:durableId="581063725">
+    <w:abstractNumId w:val="9"/>
+  </w:num>
+  <w:num w:numId="2" w16cid:durableId="1174078528">
+    <w:abstractNumId w:val="18"/>
+  </w:num>
+  <w:num w:numId="3" w16cid:durableId="846360834">
+    <w:abstractNumId w:val="15"/>
+  </w:num>
+  <w:num w:numId="4" w16cid:durableId="1224216222">
+    <w:abstractNumId w:val="42"/>
+  </w:num>
+  <w:num w:numId="5" w16cid:durableId="904028460">
+    <w:abstractNumId w:val="7"/>
+  </w:num>
+  <w:num w:numId="6" w16cid:durableId="2023504403">
+    <w:abstractNumId w:val="19"/>
+  </w:num>
+  <w:num w:numId="7" w16cid:durableId="619919053">
+    <w:abstractNumId w:val="3"/>
+  </w:num>
+  <w:num w:numId="8" w16cid:durableId="1342930346">
+    <w:abstractNumId w:val="23"/>
+  </w:num>
+  <w:num w:numId="9" w16cid:durableId="1700549228">
+    <w:abstractNumId w:val="27"/>
+  </w:num>
+  <w:num w:numId="10" w16cid:durableId="1522892582">
+    <w:abstractNumId w:val="8"/>
+  </w:num>
+  <w:num w:numId="11" w16cid:durableId="359283382">
+    <w:abstractNumId w:val="4"/>
+  </w:num>
+  <w:num w:numId="12" w16cid:durableId="1773237711">
+    <w:abstractNumId w:val="34"/>
+  </w:num>
+  <w:num w:numId="13" w16cid:durableId="1525292368">
+    <w:abstractNumId w:val="22"/>
+  </w:num>
+  <w:num w:numId="14" w16cid:durableId="306714658">
+    <w:abstractNumId w:val="6"/>
+  </w:num>
+  <w:num w:numId="15" w16cid:durableId="1753623652">
+    <w:abstractNumId w:val="26"/>
+  </w:num>
+  <w:num w:numId="16" w16cid:durableId="1680236507">
+    <w:abstractNumId w:val="30"/>
+  </w:num>
+  <w:num w:numId="17" w16cid:durableId="448402142">
+    <w:abstractNumId w:val="43"/>
+  </w:num>
+  <w:num w:numId="18" w16cid:durableId="666590252">
+    <w:abstractNumId w:val="36"/>
+  </w:num>
+  <w:num w:numId="19" w16cid:durableId="1114519394">
+    <w:abstractNumId w:val="39"/>
+  </w:num>
+  <w:num w:numId="20" w16cid:durableId="1407797234">
+    <w:abstractNumId w:val="35"/>
+  </w:num>
+  <w:num w:numId="21" w16cid:durableId="205727447">
+    <w:abstractNumId w:val="20"/>
+  </w:num>
+  <w:num w:numId="22" w16cid:durableId="1150828174">
+    <w:abstractNumId w:val="10"/>
+  </w:num>
+  <w:num w:numId="23" w16cid:durableId="12852183">
+    <w:abstractNumId w:val="21"/>
+  </w:num>
+  <w:num w:numId="24" w16cid:durableId="2023580820">
+    <w:abstractNumId w:val="31"/>
+  </w:num>
+  <w:num w:numId="25" w16cid:durableId="3627394">
+    <w:abstractNumId w:val="13"/>
+  </w:num>
+  <w:num w:numId="26" w16cid:durableId="1393313828">
+    <w:abstractNumId w:val="25"/>
+  </w:num>
+  <w:num w:numId="27" w16cid:durableId="1792478929">
+    <w:abstractNumId w:val="11"/>
+  </w:num>
+  <w:num w:numId="28" w16cid:durableId="656223261">
+    <w:abstractNumId w:val="2"/>
+  </w:num>
+  <w:num w:numId="29" w16cid:durableId="980497039">
+    <w:abstractNumId w:val="12"/>
+  </w:num>
+  <w:num w:numId="30" w16cid:durableId="1715810566">
+    <w:abstractNumId w:val="38"/>
+  </w:num>
+  <w:num w:numId="31" w16cid:durableId="972370628">
+    <w:abstractNumId w:val="24"/>
+  </w:num>
+  <w:num w:numId="32" w16cid:durableId="303242814">
+    <w:abstractNumId w:val="37"/>
+  </w:num>
+  <w:num w:numId="33" w16cid:durableId="1715157812">
+    <w:abstractNumId w:val="44"/>
+  </w:num>
+  <w:num w:numId="34" w16cid:durableId="1788045344">
+    <w:abstractNumId w:val="40"/>
+  </w:num>
+  <w:num w:numId="35" w16cid:durableId="1811090710">
+    <w:abstractNumId w:val="14"/>
+  </w:num>
+  <w:num w:numId="36" w16cid:durableId="1909457799">
+    <w:abstractNumId w:val="0"/>
+  </w:num>
+  <w:num w:numId="37" w16cid:durableId="710497445">
+    <w:abstractNumId w:val="45"/>
+  </w:num>
+  <w:num w:numId="38" w16cid:durableId="685987488">
+    <w:abstractNumId w:val="41"/>
+  </w:num>
+  <w:num w:numId="39" w16cid:durableId="1184171745">
     <w:abstractNumId w:val="1"/>
   </w:num>
-  <w:num w:numId="2" w16cid:durableId="1329869694">
-    <w:abstractNumId w:val="0"/>
+  <w:num w:numId="40" w16cid:durableId="529878406">
+    <w:abstractNumId w:val="33"/>
   </w:num>
-  <w:num w:numId="3" w16cid:durableId="93284537">
-    <w:abstractNumId w:val="2"/>
+  <w:num w:numId="41" w16cid:durableId="1326084805">
+    <w:abstractNumId w:val="32"/>
   </w:num>
+  <w:num w:numId="42" w16cid:durableId="1502312036">
+    <w:abstractNumId w:val="17"/>
+  </w:num>
+  <w:num w:numId="43" w16cid:durableId="1782728322">
+    <w:abstractNumId w:val="5"/>
+  </w:num>
+  <w:num w:numId="44" w16cid:durableId="2075883509">
+    <w:abstractNumId w:val="29"/>
+  </w:num>
+  <w:num w:numId="45" w16cid:durableId="1346403090">
+    <w:abstractNumId w:val="28"/>
+  </w:num>
+  <w:num w:numId="46" w16cid:durableId="1378890347">
+    <w:abstractNumId w:val="16"/>
+  </w:num>
+  <w:numIdMacAtCleanup w:val="44"/>
 </w:numbering>
 </file>
 
@@ -1118,11 +6290,11 @@
     <w:pPrDefault/>
   </w:docDefaults>
   <w:latentStyles w:defLockedState="0" w:defUIPriority="99" w:defSemiHidden="0" w:defUnhideWhenUsed="0" w:defQFormat="0" w:count="376">
-    <w:lsdException w:name="Normal" w:uiPriority="0" w:qFormat="1"/>
+    <w:lsdException w:name="Normal" w:uiPriority="0"/>
     <w:lsdException w:name="heading 1" w:uiPriority="9" w:qFormat="1"/>
     <w:lsdException w:name="heading 2" w:uiPriority="9" w:unhideWhenUsed="1" w:qFormat="1"/>
-    <w:lsdException w:name="heading 3" w:uiPriority="9" w:unhideWhenUsed="1" w:qFormat="1"/>
-    <w:lsdException w:name="heading 4" w:semiHidden="1" w:uiPriority="9" w:unhideWhenUsed="1" w:qFormat="1"/>
+    <w:lsdException w:name="heading 3" w:uiPriority="0" w:qFormat="1"/>
+    <w:lsdException w:name="heading 4" w:uiPriority="9" w:unhideWhenUsed="1" w:qFormat="1"/>
     <w:lsdException w:name="heading 5" w:semiHidden="1" w:uiPriority="9" w:unhideWhenUsed="1" w:qFormat="1"/>
     <w:lsdException w:name="heading 6" w:semiHidden="1" w:uiPriority="9" w:unhideWhenUsed="1" w:qFormat="1"/>
     <w:lsdException w:name="heading 7" w:semiHidden="1" w:uiPriority="9" w:unhideWhenUsed="1" w:qFormat="1"/>
@@ -1137,10 +6309,10 @@
     <w:lsdException w:name="index 7" w:semiHidden="1" w:unhideWhenUsed="1"/>
     <w:lsdException w:name="index 8" w:semiHidden="1" w:unhideWhenUsed="1"/>
     <w:lsdException w:name="index 9" w:semiHidden="1" w:unhideWhenUsed="1"/>
-    <w:lsdException w:name="toc 1" w:uiPriority="39" w:unhideWhenUsed="1" w:qFormat="1"/>
-    <w:lsdException w:name="toc 2" w:uiPriority="39" w:unhideWhenUsed="1" w:qFormat="1"/>
-    <w:lsdException w:name="toc 3" w:uiPriority="39" w:unhideWhenUsed="1" w:qFormat="1"/>
-    <w:lsdException w:name="toc 4" w:semiHidden="1" w:uiPriority="39" w:unhideWhenUsed="1"/>
+    <w:lsdException w:name="toc 1" w:uiPriority="39" w:unhideWhenUsed="1"/>
+    <w:lsdException w:name="toc 2" w:uiPriority="39" w:unhideWhenUsed="1"/>
+    <w:lsdException w:name="toc 3" w:uiPriority="39" w:unhideWhenUsed="1"/>
+    <w:lsdException w:name="toc 4" w:uiPriority="39" w:unhideWhenUsed="1"/>
     <w:lsdException w:name="toc 5" w:semiHidden="1" w:uiPriority="39" w:unhideWhenUsed="1"/>
     <w:lsdException w:name="toc 6" w:semiHidden="1" w:uiPriority="39" w:unhideWhenUsed="1"/>
     <w:lsdException w:name="toc 7" w:semiHidden="1" w:uiPriority="39" w:unhideWhenUsed="1"/>
@@ -1149,10 +6321,10 @@
     <w:lsdException w:name="Normal Indent" w:semiHidden="1" w:unhideWhenUsed="1"/>
     <w:lsdException w:name="footnote text" w:semiHidden="1" w:unhideWhenUsed="1"/>
     <w:lsdException w:name="annotation text" w:semiHidden="1" w:unhideWhenUsed="1"/>
-    <w:lsdException w:name="header" w:unhideWhenUsed="1" w:qFormat="1"/>
-    <w:lsdException w:name="footer" w:unhideWhenUsed="1" w:qFormat="1"/>
-    <w:lsdException w:name="index heading" w:uiPriority="0" w:qFormat="1"/>
-    <w:lsdException w:name="caption" w:uiPriority="0" w:qFormat="1"/>
+    <w:lsdException w:name="header" w:unhideWhenUsed="1"/>
+    <w:lsdException w:name="footer" w:unhideWhenUsed="1"/>
+    <w:lsdException w:name="index heading" w:uiPriority="0"/>
+    <w:lsdException w:name="caption" w:uiPriority="0"/>
     <w:lsdException w:name="table of figures" w:semiHidden="1" w:unhideWhenUsed="1"/>
     <w:lsdException w:name="envelope address" w:semiHidden="1" w:unhideWhenUsed="1"/>
     <w:lsdException w:name="envelope return" w:semiHidden="1" w:unhideWhenUsed="1"/>
@@ -1180,10 +6352,10 @@
     <w:lsdException w:name="List Number 3" w:semiHidden="1" w:unhideWhenUsed="1"/>
     <w:lsdException w:name="List Number 4" w:semiHidden="1" w:unhideWhenUsed="1"/>
     <w:lsdException w:name="List Number 5" w:semiHidden="1" w:unhideWhenUsed="1"/>
-    <w:lsdException w:name="Title" w:uiPriority="0" w:qFormat="1"/>
+    <w:lsdException w:name="Title" w:uiPriority="0"/>
     <w:lsdException w:name="Closing" w:semiHidden="1" w:unhideWhenUsed="1"/>
     <w:lsdException w:name="Signature" w:semiHidden="1" w:unhideWhenUsed="1"/>
-    <w:lsdException w:name="Default Paragraph Font" w:semiHidden="1" w:uiPriority="1" w:unhideWhenUsed="1" w:qFormat="1"/>
+    <w:lsdException w:name="Default Paragraph Font" w:semiHidden="1" w:uiPriority="1" w:unhideWhenUsed="1"/>
     <w:lsdException w:name="Body Text" w:uiPriority="0" w:qFormat="1"/>
     <w:lsdException w:name="Body Text Indent" w:semiHidden="1" w:unhideWhenUsed="1"/>
     <w:lsdException w:name="List Continue" w:semiHidden="1" w:unhideWhenUsed="1"/>
@@ -1192,7 +6364,7 @@
     <w:lsdException w:name="List Continue 4" w:semiHidden="1" w:unhideWhenUsed="1"/>
     <w:lsdException w:name="List Continue 5" w:semiHidden="1" w:unhideWhenUsed="1"/>
     <w:lsdException w:name="Message Header" w:semiHidden="1" w:unhideWhenUsed="1"/>
-    <w:lsdException w:name="Subtitle" w:uiPriority="11" w:qFormat="1"/>
+    <w:lsdException w:name="Subtitle" w:uiPriority="11"/>
     <w:lsdException w:name="Salutation" w:semiHidden="1" w:unhideWhenUsed="1"/>
     <w:lsdException w:name="Date" w:semiHidden="1" w:unhideWhenUsed="1"/>
     <w:lsdException w:name="Body Text First Indent" w:semiHidden="1" w:unhideWhenUsed="1"/>
@@ -1203,20 +6375,20 @@
     <w:lsdException w:name="Body Text Indent 2" w:semiHidden="1" w:unhideWhenUsed="1"/>
     <w:lsdException w:name="Body Text Indent 3" w:semiHidden="1" w:unhideWhenUsed="1"/>
     <w:lsdException w:name="Block Text" w:semiHidden="1" w:unhideWhenUsed="1"/>
-    <w:lsdException w:name="Hyperlink" w:unhideWhenUsed="1" w:qFormat="1"/>
-    <w:lsdException w:name="FollowedHyperlink" w:semiHidden="1" w:unhideWhenUsed="1"/>
-    <w:lsdException w:name="Strong" w:uiPriority="22" w:qFormat="1"/>
-    <w:lsdException w:name="Emphasis" w:uiPriority="20" w:qFormat="1"/>
+    <w:lsdException w:name="Hyperlink" w:unhideWhenUsed="1"/>
+    <w:lsdException w:name="FollowedHyperlink" w:semiHidden="1" w:unhideWhenUsed="1" w:qFormat="1"/>
+    <w:lsdException w:name="Strong" w:uiPriority="22"/>
+    <w:lsdException w:name="Emphasis" w:uiPriority="20"/>
     <w:lsdException w:name="Document Map" w:semiHidden="1" w:unhideWhenUsed="1"/>
     <w:lsdException w:name="Plain Text" w:semiHidden="1" w:unhideWhenUsed="1"/>
     <w:lsdException w:name="E-mail Signature" w:semiHidden="1" w:unhideWhenUsed="1"/>
     <w:lsdException w:name="HTML Top of Form" w:semiHidden="1" w:unhideWhenUsed="1"/>
     <w:lsdException w:name="HTML Bottom of Form" w:semiHidden="1" w:unhideWhenUsed="1"/>
-    <w:lsdException w:name="Normal (Web)" w:semiHidden="1" w:unhideWhenUsed="1"/>
+    <w:lsdException w:name="Normal (Web)" w:unhideWhenUsed="1"/>
     <w:lsdException w:name="HTML Acronym" w:semiHidden="1" w:unhideWhenUsed="1"/>
     <w:lsdException w:name="HTML Address" w:semiHidden="1" w:unhideWhenUsed="1"/>
     <w:lsdException w:name="HTML Cite" w:semiHidden="1" w:unhideWhenUsed="1"/>
-    <w:lsdException w:name="HTML Code" w:semiHidden="1" w:unhideWhenUsed="1"/>
+    <w:lsdException w:name="HTML Code" w:semiHidden="1" w:unhideWhenUsed="1" w:qFormat="1"/>
     <w:lsdException w:name="HTML Definition" w:semiHidden="1" w:unhideWhenUsed="1"/>
     <w:lsdException w:name="HTML Keyboard" w:semiHidden="1" w:unhideWhenUsed="1"/>
     <w:lsdException w:name="HTML Preformatted" w:semiHidden="1" w:unhideWhenUsed="1"/>
@@ -1274,7 +6446,8 @@
     <w:lsdException w:name="Balloon Text" w:semiHidden="1" w:unhideWhenUsed="1" w:qFormat="1"/>
     <w:lsdException w:name="Table Grid" w:uiPriority="39"/>
     <w:lsdException w:name="Table Theme" w:semiHidden="1" w:unhideWhenUsed="1"/>
-    <w:lsdException w:name="Placeholder Text" w:semiHidden="1"/>
+    <w:lsdException w:name="Placeholder Text" w:semiHidden="1" w:qFormat="1"/>
+    <w:lsdException w:name="No Spacing" w:uiPriority="1"/>
     <w:lsdException w:name="Light Shading"/>
     <w:lsdException w:name="Light List"/>
     <w:lsdException w:name="Light Grid"/>
@@ -1295,8 +6468,10 @@
     <w:lsdException w:name="Medium Shading 1 Accent 1"/>
     <w:lsdException w:name="Medium Shading 2 Accent 1"/>
     <w:lsdException w:name="Medium List 1 Accent 1"/>
-    <w:lsdException w:name="Revision" w:semiHidden="1"/>
-    <w:lsdException w:name="List Paragraph" w:uiPriority="34" w:qFormat="1"/>
+    <w:lsdException w:name="Revision" w:semiHidden="1" w:unhideWhenUsed="1"/>
+    <w:lsdException w:name="List Paragraph" w:uiPriority="34"/>
+    <w:lsdException w:name="Quote" w:semiHidden="1" w:unhideWhenUsed="1"/>
+    <w:lsdException w:name="Intense Quote" w:semiHidden="1" w:unhideWhenUsed="1"/>
     <w:lsdException w:name="Medium List 2 Accent 1"/>
     <w:lsdException w:name="Medium Grid 1 Accent 1"/>
     <w:lsdException w:name="Medium Grid 2 Accent 1"/>
@@ -1375,11 +6550,11 @@
     <w:lsdException w:name="Colorful Shading Accent 6"/>
     <w:lsdException w:name="Colorful List Accent 6"/>
     <w:lsdException w:name="Colorful Grid Accent 6"/>
-    <w:lsdException w:name="Subtle Emphasis" w:uiPriority="19" w:qFormat="1"/>
-    <w:lsdException w:name="Intense Emphasis" w:uiPriority="21" w:qFormat="1"/>
-    <w:lsdException w:name="Subtle Reference" w:uiPriority="31" w:qFormat="1"/>
-    <w:lsdException w:name="Intense Reference" w:uiPriority="32" w:qFormat="1"/>
-    <w:lsdException w:name="Book Title" w:uiPriority="33" w:qFormat="1"/>
+    <w:lsdException w:name="Subtle Emphasis" w:uiPriority="19"/>
+    <w:lsdException w:name="Intense Emphasis" w:uiPriority="21"/>
+    <w:lsdException w:name="Subtle Reference" w:uiPriority="31"/>
+    <w:lsdException w:name="Intense Reference" w:uiPriority="32"/>
+    <w:lsdException w:name="Book Title" w:uiPriority="33"/>
     <w:lsdException w:name="Bibliography" w:semiHidden="1" w:uiPriority="37" w:unhideWhenUsed="1"/>
     <w:lsdException w:name="TOC Heading" w:semiHidden="1" w:uiPriority="39" w:unhideWhenUsed="1" w:qFormat="1"/>
     <w:lsdException w:name="Plain Table 1" w:uiPriority="41"/>
@@ -1494,15 +6669,14 @@
   </w:latentStyles>
   <w:style w:type="paragraph" w:default="1" w:styleId="a">
     <w:name w:val="Normal"/>
-    <w:qFormat/>
-    <w:rsid w:val="00B55332"/>
+    <w:rsid w:val="00EF775B"/>
     <w:pPr>
       <w:suppressAutoHyphens/>
       <w:spacing w:line="100" w:lineRule="atLeast"/>
     </w:pPr>
     <w:rPr>
       <w:rFonts w:eastAsia="Times New Roman"/>
-      <w:sz w:val="24"/>
+      <w:sz w:val="28"/>
       <w:szCs w:val="24"/>
       <w:lang w:eastAsia="ar-SA"/>
     </w:rPr>
@@ -1514,7 +6688,7 @@
     <w:link w:val="10"/>
     <w:uiPriority w:val="9"/>
     <w:qFormat/>
-    <w:rsid w:val="00B55332"/>
+    <w:rsid w:val="00A90C0A"/>
     <w:pPr>
       <w:keepNext/>
       <w:keepLines/>
@@ -1538,51 +6712,95 @@
     <w:uiPriority w:val="9"/>
     <w:unhideWhenUsed/>
     <w:qFormat/>
-    <w:rsid w:val="00B55332"/>
+    <w:rsid w:val="005B0642"/>
     <w:pPr>
       <w:keepNext/>
       <w:keepLines/>
-      <w:spacing w:before="200"/>
+      <w:spacing w:before="240" w:after="240"/>
       <w:outlineLvl w:val="1"/>
     </w:pPr>
     <w:rPr>
-      <w:rFonts w:asciiTheme="majorHAnsi" w:eastAsiaTheme="majorEastAsia" w:hAnsiTheme="majorHAnsi" w:cstheme="majorBidi"/>
+      <w:rFonts w:eastAsiaTheme="majorEastAsia" w:cstheme="majorBidi"/>
       <w:b/>
       <w:bCs/>
-      <w:color w:val="5B9BD5" w:themeColor="accent1"/>
-      <w:sz w:val="26"/>
       <w:szCs w:val="26"/>
     </w:rPr>
   </w:style>
   <w:style w:type="paragraph" w:styleId="3">
     <w:name w:val="heading 3"/>
     <w:basedOn w:val="a"/>
+    <w:next w:val="a0"/>
+    <w:link w:val="30"/>
+    <w:qFormat/>
+    <w:rsid w:val="006F1A2A"/>
+    <w:pPr>
+      <w:keepNext/>
+      <w:widowControl w:val="0"/>
+      <w:tabs>
+        <w:tab w:val="left" w:pos="0"/>
+      </w:tabs>
+      <w:spacing w:before="240" w:after="120" w:line="360" w:lineRule="auto"/>
+      <w:outlineLvl w:val="2"/>
+    </w:pPr>
+    <w:rPr>
+      <w:rFonts w:eastAsia="Lucida Sans Unicode" w:cs="Tahoma"/>
+      <w:b/>
+      <w:bCs/>
+      <w:kern w:val="2"/>
+      <w:szCs w:val="28"/>
+    </w:rPr>
+  </w:style>
+  <w:style w:type="paragraph" w:styleId="4">
+    <w:name w:val="heading 4"/>
+    <w:basedOn w:val="a"/>
     <w:next w:val="a"/>
-    <w:link w:val="30"/>
+    <w:link w:val="40"/>
     <w:uiPriority w:val="9"/>
     <w:unhideWhenUsed/>
     <w:qFormat/>
-    <w:rsid w:val="00B55332"/>
+    <w:rsid w:val="00A90C0A"/>
     <w:pPr>
       <w:keepNext/>
       <w:keepLines/>
-      <w:spacing w:before="200"/>
-      <w:outlineLvl w:val="2"/>
+      <w:spacing w:before="40" w:line="360" w:lineRule="auto"/>
+      <w:jc w:val="center"/>
+      <w:outlineLvl w:val="3"/>
     </w:pPr>
     <w:rPr>
-      <w:rFonts w:asciiTheme="majorHAnsi" w:eastAsiaTheme="majorEastAsia" w:hAnsiTheme="majorHAnsi" w:cstheme="majorBidi"/>
+      <w:rFonts w:eastAsiaTheme="majorEastAsia" w:cstheme="majorBidi"/>
       <w:b/>
-      <w:bCs/>
-      <w:color w:val="5B9BD5" w:themeColor="accent1"/>
+      <w:iCs/>
     </w:rPr>
   </w:style>
-  <w:style w:type="character" w:default="1" w:styleId="a0">
+  <w:style w:type="paragraph" w:styleId="5">
+    <w:name w:val="heading 5"/>
+    <w:basedOn w:val="a"/>
+    <w:next w:val="a"/>
+    <w:link w:val="50"/>
+    <w:uiPriority w:val="9"/>
+    <w:semiHidden/>
+    <w:unhideWhenUsed/>
+    <w:qFormat/>
+    <w:rsid w:val="00A90C0A"/>
+    <w:pPr>
+      <w:keepNext/>
+      <w:keepLines/>
+      <w:spacing w:before="40" w:line="360" w:lineRule="auto"/>
+      <w:jc w:val="center"/>
+      <w:outlineLvl w:val="4"/>
+    </w:pPr>
+    <w:rPr>
+      <w:rFonts w:eastAsiaTheme="majorEastAsia" w:cstheme="majorBidi"/>
+      <w:b/>
+    </w:rPr>
+  </w:style>
+  <w:style w:type="character" w:default="1" w:styleId="a1">
     <w:name w:val="Default Paragraph Font"/>
     <w:uiPriority w:val="1"/>
     <w:semiHidden/>
     <w:unhideWhenUsed/>
   </w:style>
-  <w:style w:type="table" w:default="1" w:styleId="a1">
+  <w:style w:type="table" w:default="1" w:styleId="a2">
     <w:name w:val="Normal Table"/>
     <w:uiPriority w:val="99"/>
     <w:semiHidden/>
@@ -1597,32 +6815,93 @@
       </w:tblCellMar>
     </w:tblPr>
   </w:style>
-  <w:style w:type="numbering" w:default="1" w:styleId="a2">
+  <w:style w:type="numbering" w:default="1" w:styleId="a3">
     <w:name w:val="No List"/>
     <w:uiPriority w:val="99"/>
     <w:semiHidden/>
     <w:unhideWhenUsed/>
   </w:style>
-  <w:style w:type="character" w:styleId="a3">
+  <w:style w:type="paragraph" w:styleId="a0">
+    <w:name w:val="Body Text"/>
+    <w:basedOn w:val="a"/>
+    <w:qFormat/>
+    <w:rsid w:val="00A451E9"/>
+    <w:pPr>
+      <w:widowControl w:val="0"/>
+      <w:spacing w:after="120" w:line="360" w:lineRule="auto"/>
+      <w:jc w:val="both"/>
+    </w:pPr>
+    <w:rPr>
+      <w:rFonts w:eastAsia="Lucida Sans Unicode"/>
+      <w:kern w:val="2"/>
+    </w:rPr>
+  </w:style>
+  <w:style w:type="character" w:styleId="a4">
+    <w:name w:val="FollowedHyperlink"/>
+    <w:basedOn w:val="a1"/>
+    <w:uiPriority w:val="99"/>
+    <w:semiHidden/>
+    <w:unhideWhenUsed/>
+    <w:qFormat/>
+    <w:rsid w:val="00A90C0A"/>
+    <w:rPr>
+      <w:color w:val="954F72" w:themeColor="followedHyperlink"/>
+      <w:u w:val="single"/>
+    </w:rPr>
+  </w:style>
+  <w:style w:type="character" w:styleId="a5">
+    <w:name w:val="Emphasis"/>
+    <w:basedOn w:val="a1"/>
+    <w:uiPriority w:val="20"/>
+    <w:rsid w:val="00A90C0A"/>
+    <w:rPr>
+      <w:i/>
+      <w:iCs/>
+    </w:rPr>
+  </w:style>
+  <w:style w:type="character" w:styleId="a6">
     <w:name w:val="Hyperlink"/>
-    <w:basedOn w:val="a0"/>
+    <w:basedOn w:val="a1"/>
     <w:uiPriority w:val="99"/>
     <w:unhideWhenUsed/>
-    <w:qFormat/>
-    <w:rsid w:val="00B55332"/>
+    <w:rsid w:val="00A90C0A"/>
     <w:rPr>
       <w:color w:val="0563C1" w:themeColor="hyperlink"/>
       <w:u w:val="single"/>
     </w:rPr>
   </w:style>
-  <w:style w:type="paragraph" w:styleId="a4">
+  <w:style w:type="character" w:styleId="HTML">
+    <w:name w:val="HTML Code"/>
+    <w:basedOn w:val="a1"/>
+    <w:uiPriority w:val="99"/>
+    <w:semiHidden/>
+    <w:unhideWhenUsed/>
+    <w:qFormat/>
+    <w:rsid w:val="00A90C0A"/>
+    <w:rPr>
+      <w:rFonts w:ascii="Courier New" w:eastAsia="Times New Roman" w:hAnsi="Courier New" w:cs="Courier New"/>
+      <w:sz w:val="20"/>
+      <w:szCs w:val="20"/>
+    </w:rPr>
+  </w:style>
+  <w:style w:type="character" w:styleId="a7">
+    <w:name w:val="Strong"/>
+    <w:basedOn w:val="a1"/>
+    <w:uiPriority w:val="22"/>
+    <w:rsid w:val="00A90C0A"/>
+    <w:rPr>
+      <w:b/>
+      <w:bCs/>
+    </w:rPr>
+  </w:style>
+  <w:style w:type="paragraph" w:styleId="a8">
     <w:name w:val="Balloon Text"/>
     <w:basedOn w:val="a"/>
     <w:uiPriority w:val="99"/>
     <w:semiHidden/>
     <w:unhideWhenUsed/>
     <w:qFormat/>
-    <w:rsid w:val="00B55332"/>
+    <w:rsid w:val="00A90C0A"/>
     <w:pPr>
       <w:spacing w:line="240" w:lineRule="auto"/>
     </w:pPr>
@@ -1632,11 +6911,10 @@
       <w:szCs w:val="16"/>
     </w:rPr>
   </w:style>
-  <w:style w:type="paragraph" w:styleId="a5">
+  <w:style w:type="paragraph" w:styleId="a9">
     <w:name w:val="caption"/>
     <w:basedOn w:val="a"/>
-    <w:qFormat/>
-    <w:rsid w:val="00B55332"/>
+    <w:rsid w:val="00A90C0A"/>
     <w:pPr>
       <w:suppressLineNumbers/>
       <w:spacing w:before="120" w:after="120"/>
@@ -1645,15 +6923,15 @@
       <w:rFonts w:cs="Lohit Devanagari"/>
       <w:i/>
       <w:iCs/>
+      <w:sz w:val="24"/>
     </w:rPr>
   </w:style>
-  <w:style w:type="paragraph" w:styleId="a6">
+  <w:style w:type="paragraph" w:styleId="aa">
     <w:name w:val="header"/>
     <w:basedOn w:val="a"/>
     <w:uiPriority w:val="99"/>
     <w:unhideWhenUsed/>
-    <w:qFormat/>
-    <w:rsid w:val="00B55332"/>
+    <w:rsid w:val="00A90C0A"/>
     <w:pPr>
       <w:tabs>
         <w:tab w:val="center" w:pos="4677"/>
@@ -1662,30 +6940,23 @@
       <w:spacing w:line="240" w:lineRule="auto"/>
     </w:pPr>
   </w:style>
-  <w:style w:type="paragraph" w:styleId="a7">
-    <w:name w:val="Body Text"/>
+  <w:style w:type="paragraph" w:styleId="ab">
+    <w:name w:val="index heading"/>
+    <w:basedOn w:val="ac"/>
+    <w:rsid w:val="00A90C0A"/>
+  </w:style>
+  <w:style w:type="paragraph" w:styleId="ac">
+    <w:name w:val="Title"/>
     <w:basedOn w:val="a"/>
-    <w:qFormat/>
-    <w:rsid w:val="00B55332"/>
+    <w:next w:val="a0"/>
+    <w:rsid w:val="00A90C0A"/>
     <w:pPr>
-      <w:widowControl w:val="0"/>
-      <w:spacing w:after="120" w:line="240" w:lineRule="auto"/>
+      <w:keepNext/>
+      <w:spacing w:before="240" w:after="120"/>
     </w:pPr>
     <w:rPr>
-      <w:rFonts w:eastAsia="Lucida Sans Unicode"/>
-      <w:kern w:val="2"/>
-    </w:rPr>
-  </w:style>
-  <w:style w:type="paragraph" w:styleId="a8">
-    <w:name w:val="index heading"/>
-    <w:basedOn w:val="a"/>
-    <w:qFormat/>
-    <w:rsid w:val="00B55332"/>
-    <w:pPr>
-      <w:suppressLineNumbers/>
-    </w:pPr>
-    <w:rPr>
-      <w:rFonts w:cs="Lohit Devanagari"/>
+      <w:rFonts w:ascii="Liberation Sans" w:eastAsia="Noto Sans CJK SC" w:hAnsi="Liberation Sans" w:cs="Lohit Devanagari"/>
+      <w:szCs w:val="28"/>
     </w:rPr>
   </w:style>
   <w:style w:type="paragraph" w:styleId="11">
@@ -1694,8 +6965,7 @@
     <w:next w:val="a"/>
     <w:uiPriority w:val="39"/>
     <w:unhideWhenUsed/>
-    <w:qFormat/>
-    <w:rsid w:val="00B55332"/>
+    <w:rsid w:val="00A90C0A"/>
     <w:pPr>
       <w:spacing w:after="100"/>
     </w:pPr>
@@ -1706,11 +6976,10 @@
     <w:next w:val="a"/>
     <w:uiPriority w:val="39"/>
     <w:unhideWhenUsed/>
-    <w:qFormat/>
-    <w:rsid w:val="00B55332"/>
+    <w:rsid w:val="00A90C0A"/>
     <w:pPr>
       <w:spacing w:after="100"/>
-      <w:ind w:left="480"/>
+      <w:ind w:left="560"/>
     </w:pPr>
   </w:style>
   <w:style w:type="paragraph" w:styleId="21">
@@ -1719,36 +6988,30 @@
     <w:next w:val="a"/>
     <w:uiPriority w:val="39"/>
     <w:unhideWhenUsed/>
-    <w:qFormat/>
-    <w:rsid w:val="00B55332"/>
+    <w:rsid w:val="00A90C0A"/>
     <w:pPr>
       <w:spacing w:after="100"/>
       <w:ind w:left="240"/>
     </w:pPr>
   </w:style>
-  <w:style w:type="paragraph" w:styleId="a9">
-    <w:name w:val="Title"/>
+  <w:style w:type="paragraph" w:styleId="41">
+    <w:name w:val="toc 4"/>
     <w:basedOn w:val="a"/>
-    <w:next w:val="a7"/>
-    <w:qFormat/>
-    <w:rsid w:val="00B55332"/>
+    <w:next w:val="a"/>
+    <w:uiPriority w:val="39"/>
+    <w:unhideWhenUsed/>
+    <w:rsid w:val="00A90C0A"/>
     <w:pPr>
-      <w:keepNext/>
-      <w:spacing w:before="240" w:after="120"/>
+      <w:spacing w:after="100"/>
+      <w:ind w:left="840"/>
     </w:pPr>
-    <w:rPr>
-      <w:rFonts w:ascii="Liberation Sans" w:eastAsia="Noto Sans CJK SC" w:hAnsi="Liberation Sans" w:cs="Lohit Devanagari"/>
-      <w:sz w:val="28"/>
-      <w:szCs w:val="28"/>
-    </w:rPr>
   </w:style>
-  <w:style w:type="paragraph" w:styleId="aa">
+  <w:style w:type="paragraph" w:styleId="ad">
     <w:name w:val="footer"/>
     <w:basedOn w:val="a"/>
     <w:uiPriority w:val="99"/>
     <w:unhideWhenUsed/>
-    <w:qFormat/>
-    <w:rsid w:val="00B55332"/>
+    <w:rsid w:val="00A90C0A"/>
     <w:pPr>
       <w:tabs>
         <w:tab w:val="center" w:pos="4677"/>
@@ -1757,21 +7020,90 @@
       <w:spacing w:line="240" w:lineRule="auto"/>
     </w:pPr>
   </w:style>
-  <w:style w:type="paragraph" w:styleId="ab">
+  <w:style w:type="paragraph" w:styleId="ae">
     <w:name w:val="List"/>
-    <w:basedOn w:val="a7"/>
+    <w:basedOn w:val="a0"/>
     <w:qFormat/>
-    <w:rsid w:val="00B55332"/>
+    <w:rsid w:val="00A65A38"/>
+    <w:pPr>
+      <w:contextualSpacing/>
+    </w:pPr>
     <w:rPr>
       <w:rFonts w:cs="Lohit Devanagari"/>
     </w:rPr>
   </w:style>
-  <w:style w:type="character" w:customStyle="1" w:styleId="ac">
+  <w:style w:type="paragraph" w:styleId="af">
+    <w:name w:val="Normal (Web)"/>
+    <w:basedOn w:val="a"/>
+    <w:uiPriority w:val="99"/>
+    <w:unhideWhenUsed/>
+    <w:rsid w:val="00A90C0A"/>
+    <w:pPr>
+      <w:suppressAutoHyphens w:val="0"/>
+      <w:spacing w:beforeAutospacing="1" w:afterAutospacing="1" w:line="240" w:lineRule="auto"/>
+    </w:pPr>
+    <w:rPr>
+      <w:lang w:eastAsia="ru-RU"/>
+    </w:rPr>
+  </w:style>
+  <w:style w:type="paragraph" w:styleId="HTML0">
+    <w:name w:val="HTML Preformatted"/>
+    <w:basedOn w:val="a"/>
+    <w:link w:val="HTML1"/>
+    <w:uiPriority w:val="99"/>
+    <w:semiHidden/>
+    <w:unhideWhenUsed/>
+    <w:rsid w:val="00A90C0A"/>
+    <w:pPr>
+      <w:tabs>
+        <w:tab w:val="left" w:pos="916"/>
+        <w:tab w:val="left" w:pos="1832"/>
+        <w:tab w:val="left" w:pos="2748"/>
+        <w:tab w:val="left" w:pos="3664"/>
+        <w:tab w:val="left" w:pos="4580"/>
+        <w:tab w:val="left" w:pos="5496"/>
+        <w:tab w:val="left" w:pos="6412"/>
+        <w:tab w:val="left" w:pos="7328"/>
+        <w:tab w:val="left" w:pos="8244"/>
+        <w:tab w:val="left" w:pos="9160"/>
+        <w:tab w:val="left" w:pos="10076"/>
+        <w:tab w:val="left" w:pos="10992"/>
+        <w:tab w:val="left" w:pos="11908"/>
+        <w:tab w:val="left" w:pos="12824"/>
+        <w:tab w:val="left" w:pos="13740"/>
+        <w:tab w:val="left" w:pos="14656"/>
+      </w:tabs>
+      <w:suppressAutoHyphens w:val="0"/>
+      <w:spacing w:line="240" w:lineRule="auto"/>
+    </w:pPr>
+    <w:rPr>
+      <w:rFonts w:ascii="Courier New" w:hAnsi="Courier New" w:cs="Courier New"/>
+      <w:sz w:val="20"/>
+      <w:szCs w:val="20"/>
+      <w:lang w:eastAsia="ru-RU"/>
+    </w:rPr>
+  </w:style>
+  <w:style w:type="table" w:styleId="af0">
+    <w:name w:val="Table Grid"/>
+    <w:basedOn w:val="a2"/>
+    <w:uiPriority w:val="39"/>
+    <w:rsid w:val="00A90C0A"/>
+    <w:tblPr>
+      <w:tblBorders>
+        <w:top w:val="single" w:sz="4" w:space="0" w:color="auto"/>
+        <w:left w:val="single" w:sz="4" w:space="0" w:color="auto"/>
+        <w:bottom w:val="single" w:sz="4" w:space="0" w:color="auto"/>
+        <w:right w:val="single" w:sz="4" w:space="0" w:color="auto"/>
+        <w:insideH w:val="single" w:sz="4" w:space="0" w:color="auto"/>
+        <w:insideV w:val="single" w:sz="4" w:space="0" w:color="auto"/>
+      </w:tblBorders>
+    </w:tblPr>
+  </w:style>
+  <w:style w:type="character" w:customStyle="1" w:styleId="af1">
     <w:name w:val="Верхний колонтитул Знак"/>
-    <w:basedOn w:val="a0"/>
+    <w:basedOn w:val="a1"/>
     <w:uiPriority w:val="99"/>
-    <w:qFormat/>
-    <w:rsid w:val="00B55332"/>
+    <w:rsid w:val="00A90C0A"/>
     <w:rPr>
       <w:rFonts w:ascii="Times New Roman" w:eastAsia="Times New Roman" w:hAnsi="Times New Roman" w:cs="Times New Roman"/>
       <w:sz w:val="24"/>
@@ -1779,12 +7111,11 @@
       <w:lang w:eastAsia="ar-SA"/>
     </w:rPr>
   </w:style>
-  <w:style w:type="character" w:customStyle="1" w:styleId="ad">
+  <w:style w:type="character" w:customStyle="1" w:styleId="af2">
     <w:name w:val="Нижний колонтитул Знак"/>
-    <w:basedOn w:val="a0"/>
+    <w:basedOn w:val="a1"/>
     <w:uiPriority w:val="99"/>
-    <w:qFormat/>
-    <w:rsid w:val="00B55332"/>
+    <w:rsid w:val="00A90C0A"/>
     <w:rPr>
       <w:rFonts w:ascii="Times New Roman" w:eastAsia="Times New Roman" w:hAnsi="Times New Roman" w:cs="Times New Roman"/>
       <w:sz w:val="24"/>
@@ -1792,26 +7123,65 @@
       <w:lang w:eastAsia="ar-SA"/>
     </w:rPr>
   </w:style>
-  <w:style w:type="character" w:customStyle="1" w:styleId="ae">
+  <w:style w:type="character" w:customStyle="1" w:styleId="af3">
     <w:name w:val="Основной текст Знак"/>
-    <w:basedOn w:val="a0"/>
-    <w:qFormat/>
-    <w:rsid w:val="00B55332"/>
+    <w:basedOn w:val="a1"/>
+    <w:rsid w:val="00A90C0A"/>
     <w:rPr>
       <w:rFonts w:ascii="Times New Roman" w:eastAsia="Lucida Sans Unicode" w:hAnsi="Times New Roman" w:cs="Times New Roman"/>
       <w:kern w:val="2"/>
       <w:sz w:val="24"/>
       <w:szCs w:val="24"/>
+    </w:rPr>
+  </w:style>
+  <w:style w:type="character" w:customStyle="1" w:styleId="30">
+    <w:name w:val="Заголовок 3 Знак"/>
+    <w:basedOn w:val="a1"/>
+    <w:link w:val="3"/>
+    <w:qFormat/>
+    <w:rsid w:val="006F1A2A"/>
+    <w:rPr>
+      <w:rFonts w:eastAsia="Lucida Sans Unicode" w:cs="Tahoma"/>
+      <w:b/>
+      <w:bCs/>
+      <w:kern w:val="2"/>
+      <w:sz w:val="28"/>
+      <w:szCs w:val="28"/>
+      <w:lang w:eastAsia="ar-SA"/>
+    </w:rPr>
+  </w:style>
+  <w:style w:type="character" w:styleId="af4">
+    <w:name w:val="Placeholder Text"/>
+    <w:basedOn w:val="a1"/>
+    <w:uiPriority w:val="99"/>
+    <w:semiHidden/>
+    <w:qFormat/>
+    <w:rsid w:val="00A90C0A"/>
+    <w:rPr>
+      <w:color w:val="808080"/>
+    </w:rPr>
+  </w:style>
+  <w:style w:type="character" w:customStyle="1" w:styleId="af5">
+    <w:name w:val="Текст выноски Знак"/>
+    <w:basedOn w:val="a1"/>
+    <w:uiPriority w:val="99"/>
+    <w:semiHidden/>
+    <w:qFormat/>
+    <w:rsid w:val="00A90C0A"/>
+    <w:rPr>
+      <w:rFonts w:ascii="Tahoma" w:eastAsia="Times New Roman" w:hAnsi="Tahoma" w:cs="Tahoma"/>
+      <w:sz w:val="16"/>
+      <w:szCs w:val="16"/>
       <w:lang w:eastAsia="ar-SA"/>
     </w:rPr>
   </w:style>
   <w:style w:type="character" w:customStyle="1" w:styleId="10">
     <w:name w:val="Заголовок 1 Знак"/>
-    <w:basedOn w:val="a0"/>
+    <w:basedOn w:val="a1"/>
     <w:link w:val="1"/>
     <w:uiPriority w:val="9"/>
     <w:qFormat/>
-    <w:rsid w:val="00B55332"/>
+    <w:rsid w:val="00A90C0A"/>
     <w:rPr>
       <w:rFonts w:ascii="Times New Roman" w:eastAsiaTheme="majorEastAsia" w:hAnsi="Times New Roman" w:cstheme="majorBidi"/>
       <w:b/>
@@ -1823,132 +7193,279 @@
   </w:style>
   <w:style w:type="character" w:customStyle="1" w:styleId="20">
     <w:name w:val="Заголовок 2 Знак"/>
-    <w:basedOn w:val="a0"/>
+    <w:basedOn w:val="a1"/>
     <w:link w:val="2"/>
     <w:uiPriority w:val="9"/>
     <w:qFormat/>
-    <w:rsid w:val="00B55332"/>
+    <w:rsid w:val="005B0642"/>
     <w:rPr>
-      <w:rFonts w:asciiTheme="majorHAnsi" w:eastAsiaTheme="majorEastAsia" w:hAnsiTheme="majorHAnsi" w:cstheme="majorBidi"/>
+      <w:rFonts w:eastAsiaTheme="majorEastAsia" w:cstheme="majorBidi"/>
       <w:b/>
       <w:bCs/>
-      <w:color w:val="5B9BD5" w:themeColor="accent1"/>
-      <w:sz w:val="26"/>
+      <w:sz w:val="28"/>
       <w:szCs w:val="26"/>
       <w:lang w:eastAsia="ar-SA"/>
     </w:rPr>
   </w:style>
-  <w:style w:type="character" w:customStyle="1" w:styleId="30">
-    <w:name w:val="Заголовок 3 Знак"/>
-    <w:basedOn w:val="a0"/>
-    <w:link w:val="3"/>
+  <w:style w:type="character" w:customStyle="1" w:styleId="-">
+    <w:name w:val="Интернет-ссылка"/>
+    <w:basedOn w:val="a1"/>
+    <w:uiPriority w:val="99"/>
+    <w:unhideWhenUsed/>
+    <w:rsid w:val="00A90C0A"/>
+    <w:rPr>
+      <w:color w:val="0563C1" w:themeColor="hyperlink"/>
+      <w:u w:val="single"/>
+    </w:rPr>
+  </w:style>
+  <w:style w:type="character" w:customStyle="1" w:styleId="af6">
+    <w:name w:val="Ссылка указателя"/>
+    <w:rsid w:val="00A90C0A"/>
+  </w:style>
+  <w:style w:type="character" w:customStyle="1" w:styleId="40">
+    <w:name w:val="Заголовок 4 Знак"/>
+    <w:basedOn w:val="a1"/>
+    <w:link w:val="4"/>
     <w:uiPriority w:val="9"/>
     <w:qFormat/>
-    <w:rsid w:val="00B55332"/>
+    <w:rsid w:val="00A90C0A"/>
     <w:rPr>
-      <w:rFonts w:asciiTheme="majorHAnsi" w:eastAsiaTheme="majorEastAsia" w:hAnsiTheme="majorHAnsi" w:cstheme="majorBidi"/>
+      <w:rFonts w:ascii="Times New Roman" w:eastAsiaTheme="majorEastAsia" w:hAnsi="Times New Roman" w:cstheme="majorBidi"/>
       <w:b/>
-      <w:bCs/>
-      <w:color w:val="5B9BD5" w:themeColor="accent1"/>
+      <w:iCs/>
+      <w:sz w:val="28"/>
+      <w:szCs w:val="24"/>
+      <w:lang w:eastAsia="ar-SA"/>
+    </w:rPr>
+  </w:style>
+  <w:style w:type="character" w:customStyle="1" w:styleId="12">
+    <w:name w:val="Неразрешенное упоминание1"/>
+    <w:basedOn w:val="a1"/>
+    <w:uiPriority w:val="99"/>
+    <w:semiHidden/>
+    <w:unhideWhenUsed/>
+    <w:qFormat/>
+    <w:rsid w:val="00A90C0A"/>
+    <w:rPr>
+      <w:color w:val="605E5C"/>
+      <w:shd w:val="clear" w:color="auto" w:fill="E1DFDD"/>
+    </w:rPr>
+  </w:style>
+  <w:style w:type="character" w:customStyle="1" w:styleId="50">
+    <w:name w:val="Заголовок 5 Знак"/>
+    <w:basedOn w:val="a1"/>
+    <w:link w:val="5"/>
+    <w:uiPriority w:val="9"/>
+    <w:semiHidden/>
+    <w:qFormat/>
+    <w:rsid w:val="00A90C0A"/>
+    <w:rPr>
+      <w:rFonts w:ascii="Times New Roman" w:eastAsiaTheme="majorEastAsia" w:hAnsi="Times New Roman" w:cstheme="majorBidi"/>
+      <w:b/>
+      <w:sz w:val="28"/>
+      <w:szCs w:val="24"/>
+      <w:lang w:eastAsia="ar-SA"/>
+    </w:rPr>
+  </w:style>
+  <w:style w:type="character" w:customStyle="1" w:styleId="af7">
+    <w:name w:val="Заголовок Знак"/>
+    <w:basedOn w:val="a1"/>
+    <w:rsid w:val="00A90C0A"/>
+    <w:rPr>
+      <w:rFonts w:ascii="Liberation Sans" w:eastAsia="Noto Sans CJK SC" w:hAnsi="Liberation Sans" w:cs="Lohit Devanagari"/>
+      <w:sz w:val="28"/>
+      <w:szCs w:val="28"/>
+      <w:lang w:eastAsia="ar-SA"/>
+    </w:rPr>
+  </w:style>
+  <w:style w:type="paragraph" w:customStyle="1" w:styleId="af8">
+    <w:name w:val="Колонтитул"/>
+    <w:basedOn w:val="a"/>
+    <w:rsid w:val="00A90C0A"/>
+  </w:style>
+  <w:style w:type="paragraph" w:customStyle="1" w:styleId="13">
+    <w:name w:val="Заголовок оглавления1"/>
+    <w:basedOn w:val="1"/>
+    <w:next w:val="a"/>
+    <w:uiPriority w:val="39"/>
+    <w:unhideWhenUsed/>
+    <w:rsid w:val="00A90C0A"/>
+    <w:pPr>
+      <w:suppressAutoHyphens w:val="0"/>
+      <w:spacing w:line="276" w:lineRule="auto"/>
+      <w:outlineLvl w:val="9"/>
+    </w:pPr>
+    <w:rPr>
+      <w:lang w:eastAsia="ru-RU"/>
+    </w:rPr>
+  </w:style>
+  <w:style w:type="paragraph" w:styleId="af9">
+    <w:name w:val="List Paragraph"/>
+    <w:basedOn w:val="a"/>
+    <w:uiPriority w:val="34"/>
+    <w:rsid w:val="00A90C0A"/>
+    <w:pPr>
+      <w:ind w:left="720"/>
+      <w:contextualSpacing/>
+    </w:pPr>
+  </w:style>
+  <w:style w:type="paragraph" w:styleId="afa">
+    <w:name w:val="No Spacing"/>
+    <w:uiPriority w:val="1"/>
+    <w:rsid w:val="00A90C0A"/>
+    <w:pPr>
+      <w:suppressAutoHyphens/>
+    </w:pPr>
+    <w:rPr>
+      <w:rFonts w:eastAsia="Times New Roman"/>
       <w:sz w:val="24"/>
       <w:szCs w:val="24"/>
       <w:lang w:eastAsia="ar-SA"/>
     </w:rPr>
   </w:style>
-  <w:style w:type="character" w:customStyle="1" w:styleId="-">
-    <w:name w:val="Интернет-ссылка"/>
-    <w:basedOn w:val="a0"/>
-    <w:uiPriority w:val="99"/>
-    <w:unhideWhenUsed/>
-    <w:qFormat/>
-    <w:rsid w:val="00B55332"/>
-    <w:rPr>
-      <w:color w:val="0563C1" w:themeColor="hyperlink"/>
-      <w:u w:val="single"/>
-    </w:rPr>
-  </w:style>
-  <w:style w:type="character" w:customStyle="1" w:styleId="af">
-    <w:name w:val="Текст выноски Знак"/>
-    <w:basedOn w:val="a0"/>
-    <w:uiPriority w:val="99"/>
-    <w:semiHidden/>
-    <w:qFormat/>
-    <w:rsid w:val="00B55332"/>
-    <w:rPr>
-      <w:rFonts w:ascii="Tahoma" w:eastAsia="Times New Roman" w:hAnsi="Tahoma" w:cs="Tahoma"/>
-      <w:sz w:val="16"/>
-      <w:szCs w:val="16"/>
-      <w:lang w:eastAsia="ar-SA"/>
-    </w:rPr>
-  </w:style>
-  <w:style w:type="character" w:customStyle="1" w:styleId="af0">
-    <w:name w:val="Ссылка указателя"/>
-    <w:qFormat/>
-    <w:rsid w:val="00B55332"/>
-  </w:style>
-  <w:style w:type="paragraph" w:customStyle="1" w:styleId="af1">
-    <w:name w:val="Колонтитул"/>
-    <w:basedOn w:val="a"/>
-    <w:qFormat/>
-    <w:rsid w:val="00B55332"/>
-  </w:style>
-  <w:style w:type="paragraph" w:styleId="af2">
-    <w:name w:val="List Paragraph"/>
-    <w:basedOn w:val="a"/>
-    <w:uiPriority w:val="34"/>
-    <w:qFormat/>
-    <w:rsid w:val="00B55332"/>
-    <w:pPr>
-      <w:ind w:left="720"/>
-      <w:contextualSpacing/>
-    </w:pPr>
-  </w:style>
-  <w:style w:type="paragraph" w:customStyle="1" w:styleId="12">
-    <w:name w:val="Заголовок оглавления1"/>
-    <w:basedOn w:val="1"/>
-    <w:next w:val="a"/>
-    <w:uiPriority w:val="39"/>
-    <w:unhideWhenUsed/>
-    <w:qFormat/>
-    <w:rsid w:val="00B55332"/>
-    <w:pPr>
-      <w:suppressAutoHyphens w:val="0"/>
-      <w:spacing w:line="276" w:lineRule="auto"/>
-    </w:pPr>
-    <w:rPr>
-      <w:lang w:eastAsia="ru-RU"/>
-    </w:rPr>
-  </w:style>
   <w:style w:type="character" w:customStyle="1" w:styleId="normaltextrun">
     <w:name w:val="normaltextrun"/>
-    <w:basedOn w:val="a0"/>
-    <w:qFormat/>
-    <w:rsid w:val="00B55332"/>
+    <w:basedOn w:val="a1"/>
+    <w:rsid w:val="00A90C0A"/>
   </w:style>
   <w:style w:type="character" w:customStyle="1" w:styleId="eop">
     <w:name w:val="eop"/>
-    <w:basedOn w:val="a0"/>
-    <w:qFormat/>
-    <w:rsid w:val="00B55332"/>
+    <w:basedOn w:val="a1"/>
+    <w:rsid w:val="00A90C0A"/>
   </w:style>
   <w:style w:type="paragraph" w:customStyle="1" w:styleId="paragraph">
     <w:name w:val="paragraph"/>
     <w:basedOn w:val="a"/>
-    <w:qFormat/>
-    <w:rsid w:val="00B55332"/>
+    <w:rsid w:val="00A90C0A"/>
     <w:pPr>
       <w:suppressAutoHyphens w:val="0"/>
       <w:spacing w:before="100" w:beforeAutospacing="1" w:after="100" w:afterAutospacing="1" w:line="240" w:lineRule="auto"/>
     </w:pPr>
     <w:rPr>
+      <w:sz w:val="24"/>
       <w:lang w:eastAsia="ru-RU"/>
     </w:rPr>
   </w:style>
-  <w:style w:type="character" w:customStyle="1" w:styleId="spellingerror">
-    <w:name w:val="spellingerror"/>
-    <w:basedOn w:val="a0"/>
+  <w:style w:type="character" w:customStyle="1" w:styleId="HTML1">
+    <w:name w:val="Стандартный HTML Знак"/>
+    <w:basedOn w:val="a1"/>
+    <w:link w:val="HTML0"/>
+    <w:uiPriority w:val="99"/>
+    <w:semiHidden/>
     <w:qFormat/>
-    <w:rsid w:val="00B55332"/>
+    <w:rsid w:val="00A90C0A"/>
+    <w:rPr>
+      <w:rFonts w:ascii="Courier New" w:eastAsia="Times New Roman" w:hAnsi="Courier New" w:cs="Courier New"/>
+      <w:sz w:val="20"/>
+      <w:szCs w:val="20"/>
+      <w:lang w:eastAsia="ru-RU"/>
+    </w:rPr>
+  </w:style>
+  <w:style w:type="character" w:customStyle="1" w:styleId="mclose">
+    <w:name w:val="mclose"/>
+    <w:basedOn w:val="a1"/>
+    <w:rsid w:val="00F02DD1"/>
+    <w:rPr>
+      <w:rFonts w:cs="Times New Roman"/>
+    </w:rPr>
+  </w:style>
+  <w:style w:type="table" w:styleId="-2">
+    <w:name w:val="Grid Table 2"/>
+    <w:basedOn w:val="a2"/>
+    <w:uiPriority w:val="47"/>
+    <w:rsid w:val="002C27D6"/>
+    <w:tblPr>
+      <w:tblStyleRowBandSize w:val="1"/>
+      <w:tblStyleColBandSize w:val="1"/>
+      <w:tblBorders>
+        <w:top w:val="single" w:sz="2" w:space="0" w:color="666666" w:themeColor="text1" w:themeTint="99"/>
+        <w:bottom w:val="single" w:sz="2" w:space="0" w:color="666666" w:themeColor="text1" w:themeTint="99"/>
+        <w:insideH w:val="single" w:sz="2" w:space="0" w:color="666666" w:themeColor="text1" w:themeTint="99"/>
+        <w:insideV w:val="single" w:sz="2" w:space="0" w:color="666666" w:themeColor="text1" w:themeTint="99"/>
+      </w:tblBorders>
+    </w:tblPr>
+    <w:tblStylePr w:type="firstRow">
+      <w:rPr>
+        <w:b/>
+        <w:bCs/>
+      </w:rPr>
+      <w:tblPr/>
+      <w:tcPr>
+        <w:tcBorders>
+          <w:top w:val="nil"/>
+          <w:bottom w:val="single" w:sz="12" w:space="0" w:color="666666" w:themeColor="text1" w:themeTint="99"/>
+          <w:insideH w:val="nil"/>
+          <w:insideV w:val="nil"/>
+        </w:tcBorders>
+        <w:shd w:val="clear" w:color="auto" w:fill="FFFFFF" w:themeFill="background1"/>
+      </w:tcPr>
+    </w:tblStylePr>
+    <w:tblStylePr w:type="lastRow">
+      <w:rPr>
+        <w:b/>
+        <w:bCs/>
+      </w:rPr>
+      <w:tblPr/>
+      <w:tcPr>
+        <w:tcBorders>
+          <w:top w:val="double" w:sz="2" w:space="0" w:color="666666" w:themeColor="text1" w:themeTint="99"/>
+          <w:bottom w:val="nil"/>
+          <w:insideH w:val="nil"/>
+          <w:insideV w:val="nil"/>
+        </w:tcBorders>
+        <w:shd w:val="clear" w:color="auto" w:fill="FFFFFF" w:themeFill="background1"/>
+      </w:tcPr>
+    </w:tblStylePr>
+    <w:tblStylePr w:type="firstCol">
+      <w:rPr>
+        <w:b/>
+        <w:bCs/>
+      </w:rPr>
+    </w:tblStylePr>
+    <w:tblStylePr w:type="lastCol">
+      <w:rPr>
+        <w:b/>
+        <w:bCs/>
+      </w:rPr>
+    </w:tblStylePr>
+    <w:tblStylePr w:type="band1Vert">
+      <w:tblPr/>
+      <w:tcPr>
+        <w:shd w:val="clear" w:color="auto" w:fill="CCCCCC" w:themeFill="text1" w:themeFillTint="33"/>
+      </w:tcPr>
+    </w:tblStylePr>
+    <w:tblStylePr w:type="band1Horz">
+      <w:tblPr/>
+      <w:tcPr>
+        <w:shd w:val="clear" w:color="auto" w:fill="CCCCCC" w:themeFill="text1" w:themeFillTint="33"/>
+      </w:tcPr>
+    </w:tblStylePr>
+  </w:style>
+  <w:style w:type="paragraph" w:customStyle="1" w:styleId="afb">
+    <w:name w:val="Код"/>
+    <w:link w:val="afc"/>
+    <w:qFormat/>
+    <w:rsid w:val="000F2741"/>
+    <w:rPr>
+      <w:rFonts w:ascii="Courier New" w:eastAsia="Lucida Sans Unicode" w:hAnsi="Courier New"/>
+      <w:kern w:val="2"/>
+      <w:sz w:val="24"/>
+      <w:szCs w:val="24"/>
+      <w:lang w:val="en-US" w:eastAsia="ar-SA"/>
+    </w:rPr>
+  </w:style>
+  <w:style w:type="character" w:customStyle="1" w:styleId="afc">
+    <w:name w:val="Код Знак"/>
+    <w:basedOn w:val="a1"/>
+    <w:link w:val="afb"/>
+    <w:rsid w:val="000F2741"/>
+    <w:rPr>
+      <w:rFonts w:ascii="Courier New" w:eastAsia="Lucida Sans Unicode" w:hAnsi="Courier New"/>
+      <w:kern w:val="2"/>
+      <w:sz w:val="24"/>
+      <w:szCs w:val="24"/>
+      <w:lang w:val="en-US" w:eastAsia="ar-SA"/>
+    </w:rPr>
   </w:style>
 </w:styles>
 </file>
@@ -2210,11 +7727,11 @@
 </file>
 
 <file path=customXml/item1.xml><?xml version="1.0" encoding="utf-8"?>
-<b:Sources xmlns:b="http://schemas.openxmlformats.org/officeDocument/2006/bibliography" xmlns="http://schemas.openxmlformats.org/officeDocument/2006/bibliography" SelectedStyle="\APA.XSL" StyleName="APA"/>
+<b:Sources xmlns:b="http://schemas.openxmlformats.org/officeDocument/2006/bibliography" xmlns="http://schemas.openxmlformats.org/officeDocument/2006/bibliography" SelectedStyle="\APASixthEditionOfficeOnline.xsl" StyleName="APA" Version="6"/>
 </file>
 
 <file path=customXml/itemProps1.xml><?xml version="1.0" encoding="utf-8"?>
-<ds:datastoreItem xmlns:ds="http://schemas.openxmlformats.org/officeDocument/2006/customXml" ds:itemID="{3E154CF0-2908-475D-8091-544BC004C2CA}">
+<ds:datastoreItem xmlns:ds="http://schemas.openxmlformats.org/officeDocument/2006/customXml" ds:itemID="{588B0155-76EE-4995-A394-5B5C0853134E}">
   <ds:schemaRefs>
     <ds:schemaRef ds:uri="http://schemas.openxmlformats.org/officeDocument/2006/bibliography"/>
   </ds:schemaRefs>

--- a/ЕСПД_ДОКУМЕНТАЦИЯ/8. Руководство администратора.docx
+++ b/ЕСПД_ДОКУМЕНТАЦИЯ/8. Руководство администратора.docx
@@ -586,11 +586,11 @@
       <w:footerReference w:type="default" r:id="rId8"/>
       <w:footerReference w:type="first" r:id="rId9"/>
       <w:pgSz w:w="11906" w:h="16838"/>
-      <w:pgMar w:top="1134" w:right="850" w:bottom="1134" w:left="1701" w:header="708" w:footer="708" w:gutter="0"/>
+      <w:pgMar w:top="1418" w:right="567" w:bottom="851" w:left="1418" w:header="708" w:footer="708" w:gutter="0"/>
       <w:cols w:space="720"/>
       <w:formProt w:val="0"/>
       <w:titlePg/>
-      <w:docGrid w:linePitch="360"/>
+      <w:docGrid w:linePitch="381"/>
     </w:sectPr>
   </w:body>
 </w:document>

--- a/ЕСПД_ДОКУМЕНТАЦИЯ/8. Руководство администратора.docx
+++ b/ЕСПД_ДОКУМЕНТАЦИЯ/8. Руководство администратора.docx
@@ -403,9 +403,8 @@
           <w:b/>
           <w:bCs/>
           <w:szCs w:val="28"/>
-          <w:lang w:val="en-US"/>
         </w:rPr>
-        <w:t>&lt;&gt;</w:t>
+        <w:t>17</w:t>
       </w:r>
     </w:p>
     <w:p>
@@ -570,21 +569,3050 @@
     <w:bookmarkEnd w:id="0"/>
     <w:p>
       <w:pPr>
+        <w:pStyle w:val="1"/>
+      </w:pPr>
+      <w:r>
+        <w:br w:type="page"/>
+      </w:r>
+      <w:bookmarkStart w:id="1" w:name="_Toc230041465"/>
+      <w:r>
+        <w:lastRenderedPageBreak/>
+        <w:t>АННОТАЦИЯ</w:t>
+      </w:r>
+      <w:bookmarkEnd w:id="1"/>
+    </w:p>
+    <w:p/>
+    <w:p>
+      <w:pPr>
+        <w:pStyle w:val="a0"/>
+      </w:pPr>
+      <w:r>
+        <w:t>В документе приведены сведения, необходимые для установки, настройки и сопровождения базы данных библиотечного сервиса. Описаны процедуры создания базы данных, выполнения SQL-скриптов, настройки индексных структур, контроля целостности данных, резервного копирования и восстановления средствами СУБД Microsoft SQL Server.</w:t>
+      </w:r>
+    </w:p>
+    <w:p>
+      <w:pPr>
+        <w:pStyle w:val="a0"/>
+      </w:pPr>
+      <w:r>
+        <w:br w:type="page"/>
+      </w:r>
+    </w:p>
+    <w:sdt>
+      <w:sdtPr>
+        <w:id w:val="266508700"/>
+        <w:docPartObj>
+          <w:docPartGallery w:val="Table of Contents"/>
+          <w:docPartUnique/>
+        </w:docPartObj>
+      </w:sdtPr>
+      <w:sdtEndPr>
+        <w:rPr>
+          <w:rFonts w:ascii="Times New Roman" w:eastAsia="Times New Roman" w:hAnsi="Times New Roman" w:cs="Times New Roman"/>
+          <w:b/>
+          <w:bCs/>
+          <w:color w:val="auto"/>
+          <w:sz w:val="28"/>
+          <w:szCs w:val="24"/>
+          <w:lang w:eastAsia="ar-SA"/>
+        </w:rPr>
+      </w:sdtEndPr>
+      <w:sdtContent>
+        <w:p>
+          <w:pPr>
+            <w:pStyle w:val="afd"/>
+            <w:jc w:val="center"/>
+            <w:rPr>
+              <w:rStyle w:val="10"/>
+              <w:color w:val="auto"/>
+            </w:rPr>
+          </w:pPr>
+          <w:r>
+            <w:rPr>
+              <w:rStyle w:val="10"/>
+              <w:color w:val="auto"/>
+            </w:rPr>
+            <w:t>СОДЕРЖАНИЕ</w:t>
+          </w:r>
+        </w:p>
+        <w:p>
+          <w:pPr>
+            <w:pStyle w:val="11"/>
+            <w:tabs>
+              <w:tab w:val="right" w:leader="dot" w:pos="9911"/>
+            </w:tabs>
+            <w:rPr>
+              <w:rFonts w:asciiTheme="minorHAnsi" w:eastAsiaTheme="minorEastAsia" w:hAnsiTheme="minorHAnsi" w:cstheme="minorBidi"/>
+              <w:noProof/>
+              <w:kern w:val="2"/>
+              <w:sz w:val="24"/>
+              <w:lang w:eastAsia="ru-RU"/>
+              <w14:ligatures w14:val="standardContextual"/>
+            </w:rPr>
+          </w:pPr>
+          <w:r>
+            <w:fldChar w:fldCharType="begin"/>
+          </w:r>
+          <w:r>
+            <w:instrText xml:space="preserve"> TOC \o "1-3" \h \z \u </w:instrText>
+          </w:r>
+          <w:r>
+            <w:fldChar w:fldCharType="separate"/>
+          </w:r>
+          <w:hyperlink w:anchor="_Toc230041465" w:history="1">
+            <w:r>
+              <w:rPr>
+                <w:rStyle w:val="a6"/>
+                <w:noProof/>
+              </w:rPr>
+              <w:t>АННОТАЦИЯ</w:t>
+            </w:r>
+            <w:r>
+              <w:rPr>
+                <w:noProof/>
+                <w:webHidden/>
+              </w:rPr>
+              <w:tab/>
+            </w:r>
+            <w:r>
+              <w:rPr>
+                <w:noProof/>
+                <w:webHidden/>
+              </w:rPr>
+              <w:fldChar w:fldCharType="begin"/>
+            </w:r>
+            <w:r>
+              <w:rPr>
+                <w:noProof/>
+                <w:webHidden/>
+              </w:rPr>
+              <w:instrText xml:space="preserve"> PAGEREF _Toc230041465 \h </w:instrText>
+            </w:r>
+            <w:r>
+              <w:rPr>
+                <w:noProof/>
+                <w:webHidden/>
+              </w:rPr>
+            </w:r>
+            <w:r>
+              <w:rPr>
+                <w:noProof/>
+                <w:webHidden/>
+              </w:rPr>
+              <w:fldChar w:fldCharType="separate"/>
+            </w:r>
+            <w:r>
+              <w:rPr>
+                <w:noProof/>
+                <w:webHidden/>
+              </w:rPr>
+              <w:t>2</w:t>
+            </w:r>
+            <w:r>
+              <w:rPr>
+                <w:noProof/>
+                <w:webHidden/>
+              </w:rPr>
+              <w:fldChar w:fldCharType="end"/>
+            </w:r>
+          </w:hyperlink>
+        </w:p>
+        <w:p>
+          <w:pPr>
+            <w:pStyle w:val="11"/>
+            <w:tabs>
+              <w:tab w:val="right" w:leader="dot" w:pos="9911"/>
+            </w:tabs>
+            <w:rPr>
+              <w:rFonts w:asciiTheme="minorHAnsi" w:eastAsiaTheme="minorEastAsia" w:hAnsiTheme="minorHAnsi" w:cstheme="minorBidi"/>
+              <w:noProof/>
+              <w:kern w:val="2"/>
+              <w:sz w:val="24"/>
+              <w:lang w:eastAsia="ru-RU"/>
+              <w14:ligatures w14:val="standardContextual"/>
+            </w:rPr>
+          </w:pPr>
+          <w:hyperlink w:anchor="_Toc230041466" w:history="1">
+            <w:r>
+              <w:rPr>
+                <w:rStyle w:val="a6"/>
+                <w:noProof/>
+              </w:rPr>
+              <w:t>1 ОБЩИЕ СВЕДЕНИЯ</w:t>
+            </w:r>
+            <w:r>
+              <w:rPr>
+                <w:noProof/>
+                <w:webHidden/>
+              </w:rPr>
+              <w:tab/>
+            </w:r>
+            <w:r>
+              <w:rPr>
+                <w:noProof/>
+                <w:webHidden/>
+              </w:rPr>
+              <w:fldChar w:fldCharType="begin"/>
+            </w:r>
+            <w:r>
+              <w:rPr>
+                <w:noProof/>
+                <w:webHidden/>
+              </w:rPr>
+              <w:instrText xml:space="preserve"> PAGEREF _Toc230041466 \h </w:instrText>
+            </w:r>
+            <w:r>
+              <w:rPr>
+                <w:noProof/>
+                <w:webHidden/>
+              </w:rPr>
+            </w:r>
+            <w:r>
+              <w:rPr>
+                <w:noProof/>
+                <w:webHidden/>
+              </w:rPr>
+              <w:fldChar w:fldCharType="separate"/>
+            </w:r>
+            <w:r>
+              <w:rPr>
+                <w:noProof/>
+                <w:webHidden/>
+              </w:rPr>
+              <w:t>4</w:t>
+            </w:r>
+            <w:r>
+              <w:rPr>
+                <w:noProof/>
+                <w:webHidden/>
+              </w:rPr>
+              <w:fldChar w:fldCharType="end"/>
+            </w:r>
+          </w:hyperlink>
+        </w:p>
+        <w:p>
+          <w:pPr>
+            <w:pStyle w:val="21"/>
+            <w:tabs>
+              <w:tab w:val="right" w:leader="dot" w:pos="9911"/>
+            </w:tabs>
+            <w:rPr>
+              <w:rFonts w:asciiTheme="minorHAnsi" w:eastAsiaTheme="minorEastAsia" w:hAnsiTheme="minorHAnsi" w:cstheme="minorBidi"/>
+              <w:noProof/>
+              <w:kern w:val="2"/>
+              <w:sz w:val="24"/>
+              <w:lang w:eastAsia="ru-RU"/>
+              <w14:ligatures w14:val="standardContextual"/>
+            </w:rPr>
+          </w:pPr>
+          <w:hyperlink w:anchor="_Toc230041467" w:history="1">
+            <w:r>
+              <w:rPr>
+                <w:rStyle w:val="a6"/>
+                <w:noProof/>
+              </w:rPr>
+              <w:t>1.1 Назначение базы данных</w:t>
+            </w:r>
+            <w:r>
+              <w:rPr>
+                <w:noProof/>
+                <w:webHidden/>
+              </w:rPr>
+              <w:tab/>
+            </w:r>
+            <w:r>
+              <w:rPr>
+                <w:noProof/>
+                <w:webHidden/>
+              </w:rPr>
+              <w:fldChar w:fldCharType="begin"/>
+            </w:r>
+            <w:r>
+              <w:rPr>
+                <w:noProof/>
+                <w:webHidden/>
+              </w:rPr>
+              <w:instrText xml:space="preserve"> PAGEREF _Toc230041467 \h </w:instrText>
+            </w:r>
+            <w:r>
+              <w:rPr>
+                <w:noProof/>
+                <w:webHidden/>
+              </w:rPr>
+            </w:r>
+            <w:r>
+              <w:rPr>
+                <w:noProof/>
+                <w:webHidden/>
+              </w:rPr>
+              <w:fldChar w:fldCharType="separate"/>
+            </w:r>
+            <w:r>
+              <w:rPr>
+                <w:noProof/>
+                <w:webHidden/>
+              </w:rPr>
+              <w:t>4</w:t>
+            </w:r>
+            <w:r>
+              <w:rPr>
+                <w:noProof/>
+                <w:webHidden/>
+              </w:rPr>
+              <w:fldChar w:fldCharType="end"/>
+            </w:r>
+          </w:hyperlink>
+        </w:p>
+        <w:p>
+          <w:pPr>
+            <w:pStyle w:val="21"/>
+            <w:tabs>
+              <w:tab w:val="right" w:leader="dot" w:pos="9911"/>
+            </w:tabs>
+            <w:rPr>
+              <w:rFonts w:asciiTheme="minorHAnsi" w:eastAsiaTheme="minorEastAsia" w:hAnsiTheme="minorHAnsi" w:cstheme="minorBidi"/>
+              <w:noProof/>
+              <w:kern w:val="2"/>
+              <w:sz w:val="24"/>
+              <w:lang w:eastAsia="ru-RU"/>
+              <w14:ligatures w14:val="standardContextual"/>
+            </w:rPr>
+          </w:pPr>
+          <w:hyperlink w:anchor="_Toc230041468" w:history="1">
+            <w:r>
+              <w:rPr>
+                <w:rStyle w:val="a6"/>
+                <w:noProof/>
+              </w:rPr>
+              <w:t>1.2 Область применения</w:t>
+            </w:r>
+            <w:r>
+              <w:rPr>
+                <w:noProof/>
+                <w:webHidden/>
+              </w:rPr>
+              <w:tab/>
+            </w:r>
+            <w:r>
+              <w:rPr>
+                <w:noProof/>
+                <w:webHidden/>
+              </w:rPr>
+              <w:fldChar w:fldCharType="begin"/>
+            </w:r>
+            <w:r>
+              <w:rPr>
+                <w:noProof/>
+                <w:webHidden/>
+              </w:rPr>
+              <w:instrText xml:space="preserve"> PAGEREF _Toc230041468 \h </w:instrText>
+            </w:r>
+            <w:r>
+              <w:rPr>
+                <w:noProof/>
+                <w:webHidden/>
+              </w:rPr>
+            </w:r>
+            <w:r>
+              <w:rPr>
+                <w:noProof/>
+                <w:webHidden/>
+              </w:rPr>
+              <w:fldChar w:fldCharType="separate"/>
+            </w:r>
+            <w:r>
+              <w:rPr>
+                <w:noProof/>
+                <w:webHidden/>
+              </w:rPr>
+              <w:t>4</w:t>
+            </w:r>
+            <w:r>
+              <w:rPr>
+                <w:noProof/>
+                <w:webHidden/>
+              </w:rPr>
+              <w:fldChar w:fldCharType="end"/>
+            </w:r>
+          </w:hyperlink>
+        </w:p>
+        <w:p>
+          <w:pPr>
+            <w:pStyle w:val="21"/>
+            <w:tabs>
+              <w:tab w:val="right" w:leader="dot" w:pos="9911"/>
+            </w:tabs>
+            <w:rPr>
+              <w:rFonts w:asciiTheme="minorHAnsi" w:eastAsiaTheme="minorEastAsia" w:hAnsiTheme="minorHAnsi" w:cstheme="minorBidi"/>
+              <w:noProof/>
+              <w:kern w:val="2"/>
+              <w:sz w:val="24"/>
+              <w:lang w:eastAsia="ru-RU"/>
+              <w14:ligatures w14:val="standardContextual"/>
+            </w:rPr>
+          </w:pPr>
+          <w:hyperlink w:anchor="_Toc230041469" w:history="1">
+            <w:r>
+              <w:rPr>
+                <w:rStyle w:val="a6"/>
+                <w:noProof/>
+              </w:rPr>
+              <w:t>1.3 Требования к программным средствам</w:t>
+            </w:r>
+            <w:r>
+              <w:rPr>
+                <w:noProof/>
+                <w:webHidden/>
+              </w:rPr>
+              <w:tab/>
+            </w:r>
+            <w:r>
+              <w:rPr>
+                <w:noProof/>
+                <w:webHidden/>
+              </w:rPr>
+              <w:fldChar w:fldCharType="begin"/>
+            </w:r>
+            <w:r>
+              <w:rPr>
+                <w:noProof/>
+                <w:webHidden/>
+              </w:rPr>
+              <w:instrText xml:space="preserve"> PAGEREF _Toc230041469 \h </w:instrText>
+            </w:r>
+            <w:r>
+              <w:rPr>
+                <w:noProof/>
+                <w:webHidden/>
+              </w:rPr>
+            </w:r>
+            <w:r>
+              <w:rPr>
+                <w:noProof/>
+                <w:webHidden/>
+              </w:rPr>
+              <w:fldChar w:fldCharType="separate"/>
+            </w:r>
+            <w:r>
+              <w:rPr>
+                <w:noProof/>
+                <w:webHidden/>
+              </w:rPr>
+              <w:t>4</w:t>
+            </w:r>
+            <w:r>
+              <w:rPr>
+                <w:noProof/>
+                <w:webHidden/>
+              </w:rPr>
+              <w:fldChar w:fldCharType="end"/>
+            </w:r>
+          </w:hyperlink>
+        </w:p>
+        <w:p>
+          <w:pPr>
+            <w:pStyle w:val="21"/>
+            <w:tabs>
+              <w:tab w:val="right" w:leader="dot" w:pos="9911"/>
+            </w:tabs>
+            <w:rPr>
+              <w:rFonts w:asciiTheme="minorHAnsi" w:eastAsiaTheme="minorEastAsia" w:hAnsiTheme="minorHAnsi" w:cstheme="minorBidi"/>
+              <w:noProof/>
+              <w:kern w:val="2"/>
+              <w:sz w:val="24"/>
+              <w:lang w:eastAsia="ru-RU"/>
+              <w14:ligatures w14:val="standardContextual"/>
+            </w:rPr>
+          </w:pPr>
+          <w:hyperlink w:anchor="_Toc230041470" w:history="1">
+            <w:r>
+              <w:rPr>
+                <w:rStyle w:val="a6"/>
+                <w:noProof/>
+              </w:rPr>
+              <w:t>1.4 Требования к техническим средствам</w:t>
+            </w:r>
+            <w:r>
+              <w:rPr>
+                <w:noProof/>
+                <w:webHidden/>
+              </w:rPr>
+              <w:tab/>
+            </w:r>
+            <w:r>
+              <w:rPr>
+                <w:noProof/>
+                <w:webHidden/>
+              </w:rPr>
+              <w:fldChar w:fldCharType="begin"/>
+            </w:r>
+            <w:r>
+              <w:rPr>
+                <w:noProof/>
+                <w:webHidden/>
+              </w:rPr>
+              <w:instrText xml:space="preserve"> PAGEREF _Toc230041470 \h </w:instrText>
+            </w:r>
+            <w:r>
+              <w:rPr>
+                <w:noProof/>
+                <w:webHidden/>
+              </w:rPr>
+            </w:r>
+            <w:r>
+              <w:rPr>
+                <w:noProof/>
+                <w:webHidden/>
+              </w:rPr>
+              <w:fldChar w:fldCharType="separate"/>
+            </w:r>
+            <w:r>
+              <w:rPr>
+                <w:noProof/>
+                <w:webHidden/>
+              </w:rPr>
+              <w:t>5</w:t>
+            </w:r>
+            <w:r>
+              <w:rPr>
+                <w:noProof/>
+                <w:webHidden/>
+              </w:rPr>
+              <w:fldChar w:fldCharType="end"/>
+            </w:r>
+          </w:hyperlink>
+        </w:p>
+        <w:p>
+          <w:pPr>
+            <w:pStyle w:val="11"/>
+            <w:tabs>
+              <w:tab w:val="right" w:leader="dot" w:pos="9911"/>
+            </w:tabs>
+            <w:rPr>
+              <w:rFonts w:asciiTheme="minorHAnsi" w:eastAsiaTheme="minorEastAsia" w:hAnsiTheme="minorHAnsi" w:cstheme="minorBidi"/>
+              <w:noProof/>
+              <w:kern w:val="2"/>
+              <w:sz w:val="24"/>
+              <w:lang w:eastAsia="ru-RU"/>
+              <w14:ligatures w14:val="standardContextual"/>
+            </w:rPr>
+          </w:pPr>
+          <w:hyperlink w:anchor="_Toc230041471" w:history="1">
+            <w:r>
+              <w:rPr>
+                <w:rStyle w:val="a6"/>
+                <w:noProof/>
+              </w:rPr>
+              <w:t>2 УСТАНОВКА И НАСТРОЙКА БАЗЫ ДАННЫХ</w:t>
+            </w:r>
+            <w:r>
+              <w:rPr>
+                <w:noProof/>
+                <w:webHidden/>
+              </w:rPr>
+              <w:tab/>
+            </w:r>
+            <w:r>
+              <w:rPr>
+                <w:noProof/>
+                <w:webHidden/>
+              </w:rPr>
+              <w:fldChar w:fldCharType="begin"/>
+            </w:r>
+            <w:r>
+              <w:rPr>
+                <w:noProof/>
+                <w:webHidden/>
+              </w:rPr>
+              <w:instrText xml:space="preserve"> PAGEREF _Toc230041471 \h </w:instrText>
+            </w:r>
+            <w:r>
+              <w:rPr>
+                <w:noProof/>
+                <w:webHidden/>
+              </w:rPr>
+            </w:r>
+            <w:r>
+              <w:rPr>
+                <w:noProof/>
+                <w:webHidden/>
+              </w:rPr>
+              <w:fldChar w:fldCharType="separate"/>
+            </w:r>
+            <w:r>
+              <w:rPr>
+                <w:noProof/>
+                <w:webHidden/>
+              </w:rPr>
+              <w:t>6</w:t>
+            </w:r>
+            <w:r>
+              <w:rPr>
+                <w:noProof/>
+                <w:webHidden/>
+              </w:rPr>
+              <w:fldChar w:fldCharType="end"/>
+            </w:r>
+          </w:hyperlink>
+        </w:p>
+        <w:p>
+          <w:pPr>
+            <w:pStyle w:val="21"/>
+            <w:tabs>
+              <w:tab w:val="right" w:leader="dot" w:pos="9911"/>
+            </w:tabs>
+            <w:rPr>
+              <w:rFonts w:asciiTheme="minorHAnsi" w:eastAsiaTheme="minorEastAsia" w:hAnsiTheme="minorHAnsi" w:cstheme="minorBidi"/>
+              <w:noProof/>
+              <w:kern w:val="2"/>
+              <w:sz w:val="24"/>
+              <w:lang w:eastAsia="ru-RU"/>
+              <w14:ligatures w14:val="standardContextual"/>
+            </w:rPr>
+          </w:pPr>
+          <w:hyperlink w:anchor="_Toc230041472" w:history="1">
+            <w:r>
+              <w:rPr>
+                <w:rStyle w:val="a6"/>
+                <w:noProof/>
+              </w:rPr>
+              <w:t>2.1 Создание базы данных</w:t>
+            </w:r>
+            <w:r>
+              <w:rPr>
+                <w:noProof/>
+                <w:webHidden/>
+              </w:rPr>
+              <w:tab/>
+            </w:r>
+            <w:r>
+              <w:rPr>
+                <w:noProof/>
+                <w:webHidden/>
+              </w:rPr>
+              <w:fldChar w:fldCharType="begin"/>
+            </w:r>
+            <w:r>
+              <w:rPr>
+                <w:noProof/>
+                <w:webHidden/>
+              </w:rPr>
+              <w:instrText xml:space="preserve"> PAGEREF _Toc230041472 \h </w:instrText>
+            </w:r>
+            <w:r>
+              <w:rPr>
+                <w:noProof/>
+                <w:webHidden/>
+              </w:rPr>
+            </w:r>
+            <w:r>
+              <w:rPr>
+                <w:noProof/>
+                <w:webHidden/>
+              </w:rPr>
+              <w:fldChar w:fldCharType="separate"/>
+            </w:r>
+            <w:r>
+              <w:rPr>
+                <w:noProof/>
+                <w:webHidden/>
+              </w:rPr>
+              <w:t>6</w:t>
+            </w:r>
+            <w:r>
+              <w:rPr>
+                <w:noProof/>
+                <w:webHidden/>
+              </w:rPr>
+              <w:fldChar w:fldCharType="end"/>
+            </w:r>
+          </w:hyperlink>
+        </w:p>
+        <w:p>
+          <w:pPr>
+            <w:pStyle w:val="21"/>
+            <w:tabs>
+              <w:tab w:val="right" w:leader="dot" w:pos="9911"/>
+            </w:tabs>
+            <w:rPr>
+              <w:rFonts w:asciiTheme="minorHAnsi" w:eastAsiaTheme="minorEastAsia" w:hAnsiTheme="minorHAnsi" w:cstheme="minorBidi"/>
+              <w:noProof/>
+              <w:kern w:val="2"/>
+              <w:sz w:val="24"/>
+              <w:lang w:eastAsia="ru-RU"/>
+              <w14:ligatures w14:val="standardContextual"/>
+            </w:rPr>
+          </w:pPr>
+          <w:hyperlink w:anchor="_Toc230041473" w:history="1">
+            <w:r>
+              <w:rPr>
+                <w:rStyle w:val="a6"/>
+                <w:noProof/>
+              </w:rPr>
+              <w:t xml:space="preserve">2.2 Выполнение </w:t>
+            </w:r>
+            <w:r>
+              <w:rPr>
+                <w:rStyle w:val="a6"/>
+                <w:noProof/>
+                <w:lang w:val="en-US"/>
+              </w:rPr>
+              <w:t>SQL</w:t>
+            </w:r>
+            <w:r>
+              <w:rPr>
+                <w:rStyle w:val="a6"/>
+                <w:noProof/>
+              </w:rPr>
+              <w:t>-скриптов</w:t>
+            </w:r>
+            <w:r>
+              <w:rPr>
+                <w:noProof/>
+                <w:webHidden/>
+              </w:rPr>
+              <w:tab/>
+            </w:r>
+            <w:r>
+              <w:rPr>
+                <w:noProof/>
+                <w:webHidden/>
+              </w:rPr>
+              <w:fldChar w:fldCharType="begin"/>
+            </w:r>
+            <w:r>
+              <w:rPr>
+                <w:noProof/>
+                <w:webHidden/>
+              </w:rPr>
+              <w:instrText xml:space="preserve"> PAGEREF _Toc230041473 \h </w:instrText>
+            </w:r>
+            <w:r>
+              <w:rPr>
+                <w:noProof/>
+                <w:webHidden/>
+              </w:rPr>
+            </w:r>
+            <w:r>
+              <w:rPr>
+                <w:noProof/>
+                <w:webHidden/>
+              </w:rPr>
+              <w:fldChar w:fldCharType="separate"/>
+            </w:r>
+            <w:r>
+              <w:rPr>
+                <w:noProof/>
+                <w:webHidden/>
+              </w:rPr>
+              <w:t>9</w:t>
+            </w:r>
+            <w:r>
+              <w:rPr>
+                <w:noProof/>
+                <w:webHidden/>
+              </w:rPr>
+              <w:fldChar w:fldCharType="end"/>
+            </w:r>
+          </w:hyperlink>
+        </w:p>
+        <w:p>
+          <w:pPr>
+            <w:pStyle w:val="11"/>
+            <w:tabs>
+              <w:tab w:val="right" w:leader="dot" w:pos="9911"/>
+            </w:tabs>
+            <w:rPr>
+              <w:rFonts w:asciiTheme="minorHAnsi" w:eastAsiaTheme="minorEastAsia" w:hAnsiTheme="minorHAnsi" w:cstheme="minorBidi"/>
+              <w:noProof/>
+              <w:kern w:val="2"/>
+              <w:sz w:val="24"/>
+              <w:lang w:eastAsia="ru-RU"/>
+              <w14:ligatures w14:val="standardContextual"/>
+            </w:rPr>
+          </w:pPr>
+          <w:hyperlink w:anchor="_Toc230041474" w:history="1">
+            <w:r>
+              <w:rPr>
+                <w:rStyle w:val="a6"/>
+                <w:noProof/>
+              </w:rPr>
+              <w:t>3 РЕЗЕРВНОЕ КОПИРОВАНИЕ И ВОССТАНОВЛЕНИЕ</w:t>
+            </w:r>
+            <w:r>
+              <w:rPr>
+                <w:noProof/>
+                <w:webHidden/>
+              </w:rPr>
+              <w:tab/>
+            </w:r>
+            <w:r>
+              <w:rPr>
+                <w:noProof/>
+                <w:webHidden/>
+              </w:rPr>
+              <w:fldChar w:fldCharType="begin"/>
+            </w:r>
+            <w:r>
+              <w:rPr>
+                <w:noProof/>
+                <w:webHidden/>
+              </w:rPr>
+              <w:instrText xml:space="preserve"> PAGEREF _Toc230041474 \h </w:instrText>
+            </w:r>
+            <w:r>
+              <w:rPr>
+                <w:noProof/>
+                <w:webHidden/>
+              </w:rPr>
+            </w:r>
+            <w:r>
+              <w:rPr>
+                <w:noProof/>
+                <w:webHidden/>
+              </w:rPr>
+              <w:fldChar w:fldCharType="separate"/>
+            </w:r>
+            <w:r>
+              <w:rPr>
+                <w:noProof/>
+                <w:webHidden/>
+              </w:rPr>
+              <w:t>13</w:t>
+            </w:r>
+            <w:r>
+              <w:rPr>
+                <w:noProof/>
+                <w:webHidden/>
+              </w:rPr>
+              <w:fldChar w:fldCharType="end"/>
+            </w:r>
+          </w:hyperlink>
+        </w:p>
+        <w:p>
+          <w:pPr>
+            <w:rPr>
+              <w:b/>
+              <w:bCs/>
+            </w:rPr>
+          </w:pPr>
+          <w:r>
+            <w:rPr>
+              <w:b/>
+              <w:bCs/>
+            </w:rPr>
+            <w:fldChar w:fldCharType="end"/>
+          </w:r>
+        </w:p>
+      </w:sdtContent>
+    </w:sdt>
+    <w:p>
+      <w:pPr>
+        <w:suppressAutoHyphens w:val="0"/>
+        <w:spacing w:line="240" w:lineRule="auto"/>
+        <w:rPr>
+          <w:b/>
+          <w:bCs/>
+        </w:rPr>
+      </w:pPr>
+      <w:r>
+        <w:rPr>
+          <w:b/>
+          <w:bCs/>
+        </w:rPr>
+        <w:br w:type="page"/>
+      </w:r>
+    </w:p>
+    <w:p>
+      <w:pPr>
+        <w:pStyle w:val="1"/>
+      </w:pPr>
+      <w:bookmarkStart w:id="2" w:name="_Toc230041466"/>
+      <w:r>
+        <w:t>1 ОБЩИЕ СВЕДЕНИЯ</w:t>
+      </w:r>
+      <w:bookmarkEnd w:id="2"/>
+    </w:p>
+    <w:p>
+      <w:pPr>
+        <w:pStyle w:val="2"/>
+      </w:pPr>
+      <w:bookmarkStart w:id="3" w:name="_Toc230041467"/>
+      <w:r>
+        <w:t>1.1 Назначение базы данных</w:t>
+      </w:r>
+      <w:bookmarkEnd w:id="3"/>
+    </w:p>
+    <w:p>
+      <w:pPr>
+        <w:pStyle w:val="a0"/>
+      </w:pPr>
+      <w:r>
+        <w:tab/>
+      </w:r>
+      <w:r>
+        <w:t>База данных предназначена для хранения, обработки и сопровождения данных библиотечного сервиса средствами системы управления базами данных Microsoft SQL Server.</w:t>
+      </w:r>
+    </w:p>
+    <w:p>
+      <w:pPr>
+        <w:pStyle w:val="a0"/>
+      </w:pPr>
+      <w:r>
+        <w:tab/>
+      </w:r>
+      <w:r>
+        <w:t>База данных обеспечивает хранение сведений о библиотечном фонде, физических и электронных ресурсах, авторах, издательствах, периодических изданиях, читателях, сотрудниках и операциях движения фонда.</w:t>
+      </w:r>
+    </w:p>
+    <w:p>
+      <w:pPr>
+        <w:pStyle w:val="a0"/>
+      </w:pPr>
+      <w:r>
+        <w:tab/>
+      </w:r>
+      <w:r>
+        <w:t>Эксплуатация базы данных предусматривает выполнение процедур установки, настройки, резервного копирования, восстановления и сопровождения средствами администрирования СУБД Microsoft SQL Server.</w:t>
+      </w:r>
+    </w:p>
+    <w:p/>
+    <w:p>
+      <w:pPr>
+        <w:pStyle w:val="2"/>
+      </w:pPr>
+      <w:bookmarkStart w:id="4" w:name="_Toc230041468"/>
+      <w:r>
+        <w:t>1.2 Область применения</w:t>
+      </w:r>
+      <w:bookmarkEnd w:id="4"/>
+    </w:p>
+    <w:p>
+      <w:pPr>
+        <w:pStyle w:val="a0"/>
+      </w:pPr>
+      <w:r>
+        <w:tab/>
+      </w:r>
+      <w:r>
+        <w:t>База данных применяется для автоматизированного хранения и обработки данных библиотечного сервиса в организациях, использующих централизованный учёт библиотечного фонда.</w:t>
+      </w:r>
+    </w:p>
+    <w:p>
+      <w:pPr>
+        <w:pStyle w:val="a0"/>
+      </w:pPr>
+      <w:r>
+        <w:tab/>
+      </w:r>
+      <w:r>
+        <w:t>База данных может использоваться для сопровождения операций учёта физических и электронных ресурсов, регистрации выдачи экземпляров, хранения сведений о периодических изданиях и выполнения поисковых запросов по различным критериям.</w:t>
+      </w:r>
+    </w:p>
+    <w:p>
+      <w:pPr>
+        <w:pStyle w:val="a0"/>
+      </w:pPr>
+      <w:r>
+        <w:tab/>
+      </w:r>
+      <w:r>
+        <w:t>Эксплуатация базы данных предполагает использование СУБД Microsoft SQL Server и средства администрирования Microsoft SQL Server Management Studio.</w:t>
+      </w:r>
+    </w:p>
+    <w:p>
+      <w:pPr>
+        <w:pStyle w:val="2"/>
+      </w:pPr>
+      <w:bookmarkStart w:id="5" w:name="_Toc230041469"/>
+      <w:r>
+        <w:t xml:space="preserve">1.3 </w:t>
+      </w:r>
+      <w:r>
+        <w:t>Требования к программным средствам</w:t>
+      </w:r>
+      <w:bookmarkEnd w:id="5"/>
+    </w:p>
+    <w:p>
+      <w:pPr>
+        <w:pStyle w:val="a0"/>
+      </w:pPr>
+      <w:r>
+        <w:t>Для функционирования базы данных требуется следующее программное обеспечение:</w:t>
+      </w:r>
+    </w:p>
+    <w:p>
+      <w:pPr>
+        <w:pStyle w:val="ae"/>
+        <w:numPr>
+          <w:ilvl w:val="0"/>
+          <w:numId w:val="48"/>
+        </w:numPr>
+      </w:pPr>
+      <w:r>
+        <w:t>операционная система Microsoft Windows 10 или более поздней версии;</w:t>
+      </w:r>
+    </w:p>
+    <w:p>
+      <w:pPr>
+        <w:pStyle w:val="ae"/>
+        <w:numPr>
+          <w:ilvl w:val="0"/>
+          <w:numId w:val="48"/>
+        </w:numPr>
+      </w:pPr>
+      <w:r>
+        <w:t>система управления базами данных Microsoft SQL Server 2019 или более поздней версии;</w:t>
+      </w:r>
+    </w:p>
+    <w:p>
+      <w:pPr>
+        <w:pStyle w:val="ae"/>
+        <w:numPr>
+          <w:ilvl w:val="0"/>
+          <w:numId w:val="48"/>
+        </w:numPr>
+        <w:rPr>
+          <w:lang w:val="en-US"/>
+        </w:rPr>
+      </w:pPr>
+      <w:r>
+        <w:t>средство</w:t>
+      </w:r>
+      <w:r>
+        <w:rPr>
+          <w:lang w:val="en-US"/>
+        </w:rPr>
+        <w:t xml:space="preserve"> </w:t>
+      </w:r>
+      <w:r>
+        <w:t>администрирования</w:t>
+      </w:r>
+      <w:r>
+        <w:rPr>
+          <w:lang w:val="en-US"/>
+        </w:rPr>
+        <w:t xml:space="preserve"> Microsoft SQL Server Management Studio (SSMS).</w:t>
+      </w:r>
+    </w:p>
+    <w:p>
+      <w:pPr>
+        <w:rPr>
+          <w:lang w:val="en-US"/>
+        </w:rPr>
+      </w:pPr>
+    </w:p>
+    <w:p>
+      <w:pPr>
+        <w:pStyle w:val="2"/>
+      </w:pPr>
+      <w:bookmarkStart w:id="6" w:name="_Toc230041470"/>
+      <w:r>
+        <w:t>1.4</w:t>
+      </w:r>
+      <w:r>
+        <w:t xml:space="preserve"> </w:t>
+      </w:r>
+      <w:r>
+        <w:t>Требования к техническим средствам</w:t>
+      </w:r>
+      <w:bookmarkEnd w:id="6"/>
+    </w:p>
+    <w:p>
+      <w:pPr>
+        <w:pStyle w:val="a0"/>
+      </w:pPr>
+      <w:r>
+        <w:t>Для функционирования базы данных используются персональные электронно-вычислительные машины IBM PC-совместимой архитектуры.</w:t>
+      </w:r>
+    </w:p>
+    <w:p>
+      <w:pPr>
+        <w:pStyle w:val="a0"/>
+      </w:pPr>
+      <w:r>
+        <w:t>Технические средства должны обеспечивать функционирование операционной системы Microsoft Windows, системы управления базами данных Microsoft SQL Server и средства администрирования Microsoft SQL Server Management Studio.</w:t>
+      </w:r>
+    </w:p>
+    <w:p>
+      <w:pPr>
+        <w:pStyle w:val="a0"/>
+      </w:pPr>
+      <w:r>
+        <w:t>Минимальные технические требования:</w:t>
+      </w:r>
+    </w:p>
+    <w:p>
+      <w:pPr>
+        <w:pStyle w:val="ae"/>
+        <w:numPr>
+          <w:ilvl w:val="0"/>
+          <w:numId w:val="49"/>
+        </w:numPr>
+      </w:pPr>
+      <w:r>
+        <w:t>процессор с тактовой частотой не менее 2 ГГц;</w:t>
+      </w:r>
+    </w:p>
+    <w:p>
+      <w:pPr>
+        <w:pStyle w:val="ae"/>
+        <w:numPr>
+          <w:ilvl w:val="0"/>
+          <w:numId w:val="49"/>
+        </w:numPr>
+      </w:pPr>
+      <w:r>
+        <w:t>оперативная память объёмом не менее 8 ГБ;</w:t>
+      </w:r>
+    </w:p>
+    <w:p>
+      <w:pPr>
+        <w:pStyle w:val="ae"/>
+        <w:numPr>
+          <w:ilvl w:val="0"/>
+          <w:numId w:val="49"/>
+        </w:numPr>
+      </w:pPr>
+      <w:r>
+        <w:t>свободное место на накопителе не менее 40 ГБ;</w:t>
+      </w:r>
+    </w:p>
+    <w:p>
+      <w:pPr>
+        <w:pStyle w:val="ae"/>
+        <w:numPr>
+          <w:ilvl w:val="0"/>
+          <w:numId w:val="49"/>
+        </w:numPr>
+      </w:pPr>
+      <w:r>
+        <w:t>устройство отображения информации и устройства ввода.</w:t>
+      </w:r>
+    </w:p>
+    <w:p/>
+    <w:p>
+      <w:pPr>
+        <w:suppressAutoHyphens w:val="0"/>
+        <w:spacing w:line="240" w:lineRule="auto"/>
+      </w:pPr>
+      <w:r>
+        <w:br w:type="page"/>
+      </w:r>
+    </w:p>
+    <w:p>
+      <w:pPr>
+        <w:pStyle w:val="1"/>
+      </w:pPr>
+      <w:bookmarkStart w:id="7" w:name="_Toc230041471"/>
+      <w:r>
+        <w:t>2</w:t>
+      </w:r>
+      <w:r>
+        <w:t xml:space="preserve"> УСТАНОВКА И НАСТРОЙКА БАЗЫ ДАННЫХ</w:t>
+      </w:r>
+      <w:bookmarkEnd w:id="7"/>
+    </w:p>
+    <w:p/>
+    <w:p>
+      <w:pPr>
+        <w:pStyle w:val="a0"/>
+      </w:pPr>
+      <w:r>
+        <w:t>В данном разделе приводятся сведения о создании базы данных, выполнении SQL-скриптов, настройке параметров базы данных и формировании файловой структуры</w:t>
+      </w:r>
+      <w:r>
+        <w:t>.</w:t>
+      </w:r>
+    </w:p>
+    <w:p>
+      <w:pPr>
+        <w:pStyle w:val="a0"/>
+      </w:pPr>
+      <w:r>
+        <w:t>Установка и настройка базы данных выполняются средствами Microsoft SQL Server Management Studio (SSMS) пользователем, обладающим правами администратора базы данных.</w:t>
+      </w:r>
+    </w:p>
+    <w:p>
+      <w:pPr>
+        <w:pStyle w:val="2"/>
         <w:spacing w:line="360" w:lineRule="auto"/>
-        <w:ind w:firstLine="709"/>
+      </w:pPr>
+      <w:bookmarkStart w:id="8" w:name="_Toc230041472"/>
+      <w:r>
+        <w:t>2</w:t>
+      </w:r>
+      <w:r>
+        <w:t>.1 Создание базы данных</w:t>
+      </w:r>
+      <w:bookmarkEnd w:id="8"/>
+    </w:p>
+    <w:p>
+      <w:pPr>
+        <w:pStyle w:val="a0"/>
+      </w:pPr>
+      <w:r>
+        <w:t>Для создания базы данных необходимо выполнить следующие действия:</w:t>
+      </w:r>
+    </w:p>
+    <w:p>
+      <w:pPr>
+        <w:pStyle w:val="ae"/>
+        <w:numPr>
+          <w:ilvl w:val="0"/>
+          <w:numId w:val="60"/>
+        </w:numPr>
+      </w:pPr>
+      <w:r>
+        <w:drawing>
+          <wp:anchor distT="0" distB="0" distL="114300" distR="114300" simplePos="0" relativeHeight="251657216" behindDoc="0" locked="0" layoutInCell="1" allowOverlap="1" wp14:anchorId="3F06EC66" wp14:editId="25452731">
+            <wp:simplePos x="0" y="0"/>
+            <wp:positionH relativeFrom="column">
+              <wp:posOffset>1320800</wp:posOffset>
+            </wp:positionH>
+            <wp:positionV relativeFrom="paragraph">
+              <wp:posOffset>696595</wp:posOffset>
+            </wp:positionV>
+            <wp:extent cx="3653790" cy="4452620"/>
+            <wp:effectExtent l="0" t="0" r="0" b="0"/>
+            <wp:wrapTopAndBottom/>
+            <wp:docPr id="1" name="Рисунок 1"/>
+            <wp:cNvGraphicFramePr>
+              <a:graphicFrameLocks xmlns:a="http://schemas.openxmlformats.org/drawingml/2006/main" noChangeAspect="1"/>
+            </wp:cNvGraphicFramePr>
+            <a:graphic xmlns:a="http://schemas.openxmlformats.org/drawingml/2006/main">
+              <a:graphicData uri="http://schemas.openxmlformats.org/drawingml/2006/picture">
+                <pic:pic xmlns:pic="http://schemas.openxmlformats.org/drawingml/2006/picture">
+                  <pic:nvPicPr>
+                    <pic:cNvPr id="1" name="Рисунок 1"/>
+                    <pic:cNvPicPr/>
+                  </pic:nvPicPr>
+                  <pic:blipFill>
+                    <a:blip r:embed="rId8">
+                      <a:extLst>
+                        <a:ext uri="{28A0092B-C50C-407E-A947-70E740481C1C}">
+                          <a14:useLocalDpi xmlns:a14="http://schemas.microsoft.com/office/drawing/2010/main" val="0"/>
+                        </a:ext>
+                      </a:extLst>
+                    </a:blip>
+                    <a:stretch>
+                      <a:fillRect/>
+                    </a:stretch>
+                  </pic:blipFill>
+                  <pic:spPr>
+                    <a:xfrm>
+                      <a:off x="0" y="0"/>
+                      <a:ext cx="3653790" cy="4452620"/>
+                    </a:xfrm>
+                    <a:prstGeom prst="rect">
+                      <a:avLst/>
+                    </a:prstGeom>
+                  </pic:spPr>
+                </pic:pic>
+              </a:graphicData>
+            </a:graphic>
+            <wp14:sizeRelH relativeFrom="margin">
+              <wp14:pctWidth>0</wp14:pctWidth>
+            </wp14:sizeRelH>
+            <wp14:sizeRelV relativeFrom="margin">
+              <wp14:pctHeight>0</wp14:pctHeight>
+            </wp14:sizeRelV>
+          </wp:anchor>
+        </w:drawing>
+      </w:r>
+      <w:r>
+        <w:t xml:space="preserve">Запустить Microsoft SQL Server Management Studio и выполнить подключение к </w:t>
+      </w:r>
+      <w:r>
+        <w:t xml:space="preserve">заранее подготовленному </w:t>
+      </w:r>
+      <w:r>
+        <w:t>серверу баз данных.</w:t>
+      </w:r>
+    </w:p>
+    <w:p>
+      <w:pPr>
+        <w:pStyle w:val="a0"/>
+        <w:jc w:val="center"/>
+      </w:pPr>
+      <w:r>
+        <w:t>Рисунок 1 — Подключение к серверу Microsoft SQL Server.</w:t>
+      </w:r>
+    </w:p>
+    <w:p>
+      <w:pPr>
+        <w:pStyle w:val="ae"/>
+        <w:numPr>
+          <w:ilvl w:val="0"/>
+          <w:numId w:val="60"/>
+        </w:numPr>
+      </w:pPr>
+      <w:r>
+        <w:t xml:space="preserve">В обозревателе объектов выбрать пункт «Базы данных» </w:t>
+      </w:r>
+      <w:r>
+        <w:t xml:space="preserve">щелкнуть правой кнопкой мыши </w:t>
+      </w:r>
+      <w:r>
+        <w:t xml:space="preserve">и </w:t>
+      </w:r>
+      <w:r>
+        <w:t>в появившемся контекстном меню нажать</w:t>
+      </w:r>
+      <w:r>
+        <w:t xml:space="preserve"> «Создать базу данных».</w:t>
+      </w:r>
+    </w:p>
+    <w:p>
+      <w:pPr>
+        <w:pStyle w:val="ae"/>
+        <w:ind w:left="720"/>
+        <w:jc w:val="center"/>
+      </w:pPr>
+      <w:r>
+        <w:drawing>
+          <wp:inline distT="0" distB="0" distL="0" distR="0" wp14:anchorId="47779167" wp14:editId="704A6D81">
+            <wp:extent cx="2878790" cy="3495675"/>
+            <wp:effectExtent l="0" t="0" r="0" b="0"/>
+            <wp:docPr id="2" name="Рисунок 2"/>
+            <wp:cNvGraphicFramePr>
+              <a:graphicFrameLocks xmlns:a="http://schemas.openxmlformats.org/drawingml/2006/main" noChangeAspect="1"/>
+            </wp:cNvGraphicFramePr>
+            <a:graphic xmlns:a="http://schemas.openxmlformats.org/drawingml/2006/main">
+              <a:graphicData uri="http://schemas.openxmlformats.org/drawingml/2006/picture">
+                <pic:pic xmlns:pic="http://schemas.openxmlformats.org/drawingml/2006/picture">
+                  <pic:nvPicPr>
+                    <pic:cNvPr id="2" name="Рисунок 2"/>
+                    <pic:cNvPicPr/>
+                  </pic:nvPicPr>
+                  <pic:blipFill>
+                    <a:blip r:embed="rId9">
+                      <a:extLst>
+                        <a:ext uri="{28A0092B-C50C-407E-A947-70E740481C1C}">
+                          <a14:useLocalDpi xmlns:a14="http://schemas.microsoft.com/office/drawing/2010/main" val="0"/>
+                        </a:ext>
+                      </a:extLst>
+                    </a:blip>
+                    <a:stretch>
+                      <a:fillRect/>
+                    </a:stretch>
+                  </pic:blipFill>
+                  <pic:spPr>
+                    <a:xfrm>
+                      <a:off x="0" y="0"/>
+                      <a:ext cx="2878790" cy="3495675"/>
+                    </a:xfrm>
+                    <a:prstGeom prst="rect">
+                      <a:avLst/>
+                    </a:prstGeom>
+                  </pic:spPr>
+                </pic:pic>
+              </a:graphicData>
+            </a:graphic>
+          </wp:inline>
+        </w:drawing>
+      </w:r>
+    </w:p>
+    <w:p>
+      <w:pPr>
+        <w:pStyle w:val="a0"/>
+        <w:jc w:val="center"/>
+      </w:pPr>
+      <w:r>
+        <w:t>Рисунок 2 — Создание новой базы данных.</w:t>
+      </w:r>
+    </w:p>
+    <w:p>
+      <w:pPr>
+        <w:pStyle w:val="a0"/>
+        <w:jc w:val="center"/>
+      </w:pPr>
+    </w:p>
+    <w:p>
+      <w:pPr>
+        <w:pStyle w:val="a0"/>
+        <w:numPr>
+          <w:ilvl w:val="0"/>
+          <w:numId w:val="55"/>
+        </w:numPr>
+      </w:pPr>
+      <w:r>
+        <w:t>В окне создания базы данных указать имя базы данных.</w:t>
+      </w:r>
+    </w:p>
+    <w:p>
+      <w:pPr>
+        <w:pStyle w:val="a0"/>
+        <w:ind w:left="720"/>
+        <w:jc w:val="center"/>
+      </w:pPr>
+      <w:r>
+        <w:drawing>
+          <wp:inline distT="0" distB="0" distL="0" distR="0" wp14:anchorId="1C4F74CA" wp14:editId="44F695A6">
+            <wp:extent cx="5966886" cy="3874522"/>
+            <wp:effectExtent l="0" t="0" r="0" b="0"/>
+            <wp:docPr id="5" name="Рисунок 5"/>
+            <wp:cNvGraphicFramePr>
+              <a:graphicFrameLocks xmlns:a="http://schemas.openxmlformats.org/drawingml/2006/main" noChangeAspect="1"/>
+            </wp:cNvGraphicFramePr>
+            <a:graphic xmlns:a="http://schemas.openxmlformats.org/drawingml/2006/main">
+              <a:graphicData uri="http://schemas.openxmlformats.org/drawingml/2006/picture">
+                <pic:pic xmlns:pic="http://schemas.openxmlformats.org/drawingml/2006/picture">
+                  <pic:nvPicPr>
+                    <pic:cNvPr id="5" name="Рисунок 5"/>
+                    <pic:cNvPicPr/>
+                  </pic:nvPicPr>
+                  <pic:blipFill>
+                    <a:blip r:embed="rId10">
+                      <a:extLst>
+                        <a:ext uri="{28A0092B-C50C-407E-A947-70E740481C1C}">
+                          <a14:useLocalDpi xmlns:a14="http://schemas.microsoft.com/office/drawing/2010/main" val="0"/>
+                        </a:ext>
+                      </a:extLst>
+                    </a:blip>
+                    <a:stretch>
+                      <a:fillRect/>
+                    </a:stretch>
+                  </pic:blipFill>
+                  <pic:spPr>
+                    <a:xfrm>
+                      <a:off x="0" y="0"/>
+                      <a:ext cx="5966886" cy="3874522"/>
+                    </a:xfrm>
+                    <a:prstGeom prst="rect">
+                      <a:avLst/>
+                    </a:prstGeom>
+                  </pic:spPr>
+                </pic:pic>
+              </a:graphicData>
+            </a:graphic>
+          </wp:inline>
+        </w:drawing>
+      </w:r>
+    </w:p>
+    <w:p>
+      <w:pPr>
+        <w:pStyle w:val="a0"/>
+        <w:ind w:left="720"/>
+        <w:jc w:val="center"/>
+      </w:pPr>
+      <w:r>
+        <w:t>Рисунок 3 — Настройка параметров базы данных.</w:t>
+      </w:r>
+    </w:p>
+    <w:p>
+      <w:pPr>
+        <w:pStyle w:val="a0"/>
+        <w:numPr>
+          <w:ilvl w:val="0"/>
+          <w:numId w:val="56"/>
+        </w:numPr>
+      </w:pPr>
+      <w:r>
+        <w:t>В разделе настройки файлов базы данных создать:</w:t>
+      </w:r>
+      <w:r>
+        <w:br/>
+      </w:r>
+      <w:r>
+        <w:sym w:font="Symbol" w:char="F02D"/>
+      </w:r>
+      <w:r>
+        <w:t xml:space="preserve"> основную файловую группу PRIMARY для хранения таблиц базы данных;</w:t>
+      </w:r>
+      <w:r>
+        <w:br/>
+      </w:r>
+      <w:r>
+        <w:sym w:font="Symbol" w:char="F02D"/>
+      </w:r>
+      <w:r>
+        <w:t xml:space="preserve"> дополнительную файловую группу INDEXES для размещения индексных структур. </w:t>
+      </w:r>
+    </w:p>
+    <w:p>
+      <w:pPr>
+        <w:pStyle w:val="a0"/>
+        <w:ind w:left="720"/>
+        <w:jc w:val="center"/>
+      </w:pPr>
+      <w:r>
+        <w:drawing>
+          <wp:inline distT="0" distB="0" distL="0" distR="0" wp14:anchorId="4189FE9F" wp14:editId="68665C35">
+            <wp:extent cx="3922005" cy="2486680"/>
+            <wp:effectExtent l="0" t="0" r="0" b="0"/>
+            <wp:docPr id="7" name="Рисунок 7"/>
+            <wp:cNvGraphicFramePr>
+              <a:graphicFrameLocks xmlns:a="http://schemas.openxmlformats.org/drawingml/2006/main" noChangeAspect="1"/>
+            </wp:cNvGraphicFramePr>
+            <a:graphic xmlns:a="http://schemas.openxmlformats.org/drawingml/2006/main">
+              <a:graphicData uri="http://schemas.openxmlformats.org/drawingml/2006/picture">
+                <pic:pic xmlns:pic="http://schemas.openxmlformats.org/drawingml/2006/picture">
+                  <pic:nvPicPr>
+                    <pic:cNvPr id="1" name=""/>
+                    <pic:cNvPicPr/>
+                  </pic:nvPicPr>
+                  <pic:blipFill>
+                    <a:blip r:embed="rId11"/>
+                    <a:stretch>
+                      <a:fillRect/>
+                    </a:stretch>
+                  </pic:blipFill>
+                  <pic:spPr>
+                    <a:xfrm>
+                      <a:off x="0" y="0"/>
+                      <a:ext cx="3925150" cy="2488674"/>
+                    </a:xfrm>
+                    <a:prstGeom prst="rect">
+                      <a:avLst/>
+                    </a:prstGeom>
+                  </pic:spPr>
+                </pic:pic>
+              </a:graphicData>
+            </a:graphic>
+          </wp:inline>
+        </w:drawing>
+      </w:r>
+    </w:p>
+    <w:p>
+      <w:pPr>
+        <w:pStyle w:val="a0"/>
+        <w:jc w:val="center"/>
+      </w:pPr>
+      <w:r>
+        <w:t>Рисунок 4 — Создание файловой группы INDEXES.</w:t>
+      </w:r>
+    </w:p>
+    <w:p>
+      <w:pPr>
+        <w:pStyle w:val="a0"/>
+        <w:numPr>
+          <w:ilvl w:val="0"/>
+          <w:numId w:val="57"/>
+        </w:numPr>
+      </w:pPr>
+      <w:r>
+        <w:t>Настроить параметры файлов базы данных:</w:t>
+      </w:r>
+      <w:r>
+        <w:br/>
+      </w:r>
+      <w:r>
+        <w:sym w:font="Symbol" w:char="F02D"/>
+      </w:r>
+      <w:r>
+        <w:t xml:space="preserve"> основной файл данных MDF;</w:t>
+      </w:r>
+      <w:r>
+        <w:br/>
+      </w:r>
+      <w:r>
+        <w:sym w:font="Symbol" w:char="F02D"/>
+      </w:r>
+      <w:r>
+        <w:t xml:space="preserve"> файл журнала транзакций LDF;</w:t>
+      </w:r>
+      <w:r>
+        <w:br/>
+      </w:r>
+      <w:r>
+        <w:sym w:font="Symbol" w:char="F02D"/>
+      </w:r>
+      <w:r>
+        <w:t xml:space="preserve"> параметры автоматического увеличения файлов базы данных. </w:t>
+      </w:r>
+    </w:p>
+    <w:p>
+      <w:pPr>
+        <w:pStyle w:val="a0"/>
+        <w:ind w:left="720"/>
+        <w:jc w:val="center"/>
+      </w:pPr>
+      <w:r>
+        <w:drawing>
+          <wp:inline distT="0" distB="0" distL="0" distR="0" wp14:anchorId="423D0349" wp14:editId="32E582EB">
+            <wp:extent cx="5430008" cy="897703"/>
+            <wp:effectExtent l="0" t="0" r="0" b="0"/>
+            <wp:docPr id="8" name="Рисунок 8"/>
+            <wp:cNvGraphicFramePr>
+              <a:graphicFrameLocks xmlns:a="http://schemas.openxmlformats.org/drawingml/2006/main" noChangeAspect="1"/>
+            </wp:cNvGraphicFramePr>
+            <a:graphic xmlns:a="http://schemas.openxmlformats.org/drawingml/2006/main">
+              <a:graphicData uri="http://schemas.openxmlformats.org/drawingml/2006/picture">
+                <pic:pic xmlns:pic="http://schemas.openxmlformats.org/drawingml/2006/picture">
+                  <pic:nvPicPr>
+                    <pic:cNvPr id="8" name="Рисунок 8"/>
+                    <pic:cNvPicPr/>
+                  </pic:nvPicPr>
+                  <pic:blipFill>
+                    <a:blip r:embed="rId12">
+                      <a:extLst>
+                        <a:ext uri="{28A0092B-C50C-407E-A947-70E740481C1C}">
+                          <a14:useLocalDpi xmlns:a14="http://schemas.microsoft.com/office/drawing/2010/main" val="0"/>
+                        </a:ext>
+                      </a:extLst>
+                    </a:blip>
+                    <a:stretch>
+                      <a:fillRect/>
+                    </a:stretch>
+                  </pic:blipFill>
+                  <pic:spPr>
+                    <a:xfrm>
+                      <a:off x="0" y="0"/>
+                      <a:ext cx="5430008" cy="897703"/>
+                    </a:xfrm>
+                    <a:prstGeom prst="rect">
+                      <a:avLst/>
+                    </a:prstGeom>
+                  </pic:spPr>
+                </pic:pic>
+              </a:graphicData>
+            </a:graphic>
+          </wp:inline>
+        </w:drawing>
+      </w:r>
+    </w:p>
+    <w:p>
+      <w:pPr>
+        <w:pStyle w:val="a0"/>
+        <w:jc w:val="center"/>
+      </w:pPr>
+      <w:r>
+        <w:t>Рисунок 5 — Настройка файлов базы данных.</w:t>
+      </w:r>
+    </w:p>
+    <w:p>
+      <w:pPr>
+        <w:pStyle w:val="a0"/>
+        <w:numPr>
+          <w:ilvl w:val="0"/>
+          <w:numId w:val="58"/>
+        </w:numPr>
+      </w:pPr>
+      <w:r>
+        <w:t xml:space="preserve">Подтвердить создание базы данных. </w:t>
+      </w:r>
+    </w:p>
+    <w:p>
+      <w:pPr>
+        <w:pStyle w:val="a0"/>
+      </w:pPr>
+      <w:r>
+        <w:t>После завершения операции база данных становится доступной для выполнения SQL-скриптов и создания объектов базы данных.</w:t>
+      </w:r>
+    </w:p>
+    <w:p>
+      <w:pPr>
+        <w:pStyle w:val="a0"/>
+        <w:jc w:val="center"/>
+      </w:pPr>
+      <w:r>
+        <w:drawing>
+          <wp:inline distT="0" distB="0" distL="0" distR="0" wp14:anchorId="372BAD06" wp14:editId="738E8538">
+            <wp:extent cx="2905990" cy="1916935"/>
+            <wp:effectExtent l="0" t="0" r="0" b="0"/>
+            <wp:docPr id="9" name="Рисунок 9"/>
+            <wp:cNvGraphicFramePr>
+              <a:graphicFrameLocks xmlns:a="http://schemas.openxmlformats.org/drawingml/2006/main" noChangeAspect="1"/>
+            </wp:cNvGraphicFramePr>
+            <a:graphic xmlns:a="http://schemas.openxmlformats.org/drawingml/2006/main">
+              <a:graphicData uri="http://schemas.openxmlformats.org/drawingml/2006/picture">
+                <pic:pic xmlns:pic="http://schemas.openxmlformats.org/drawingml/2006/picture">
+                  <pic:nvPicPr>
+                    <pic:cNvPr id="9" name="Рисунок 9"/>
+                    <pic:cNvPicPr/>
+                  </pic:nvPicPr>
+                  <pic:blipFill>
+                    <a:blip r:embed="rId13">
+                      <a:extLst>
+                        <a:ext uri="{28A0092B-C50C-407E-A947-70E740481C1C}">
+                          <a14:useLocalDpi xmlns:a14="http://schemas.microsoft.com/office/drawing/2010/main" val="0"/>
+                        </a:ext>
+                      </a:extLst>
+                    </a:blip>
+                    <a:stretch>
+                      <a:fillRect/>
+                    </a:stretch>
+                  </pic:blipFill>
+                  <pic:spPr>
+                    <a:xfrm>
+                      <a:off x="0" y="0"/>
+                      <a:ext cx="2923748" cy="1928649"/>
+                    </a:xfrm>
+                    <a:prstGeom prst="rect">
+                      <a:avLst/>
+                    </a:prstGeom>
+                  </pic:spPr>
+                </pic:pic>
+              </a:graphicData>
+            </a:graphic>
+          </wp:inline>
+        </w:drawing>
+      </w:r>
+    </w:p>
+    <w:p>
+      <w:pPr>
+        <w:pStyle w:val="a0"/>
+        <w:jc w:val="center"/>
+      </w:pPr>
+      <w:r>
+        <w:t>Рисунок 6 — Созданная база данных в обозревателе объектов Microsoft SQL Server Management Studio.</w:t>
+      </w:r>
+    </w:p>
+    <w:p/>
+    <w:p>
+      <w:pPr>
+        <w:pStyle w:val="2"/>
+      </w:pPr>
+      <w:bookmarkStart w:id="9" w:name="_Toc230041473"/>
+      <w:r>
+        <w:t>2</w:t>
+      </w:r>
+      <w:r>
+        <w:t xml:space="preserve">.2 Выполнение </w:t>
+      </w:r>
+      <w:r>
+        <w:rPr>
+          <w:lang w:val="en-US"/>
+        </w:rPr>
+        <w:t>SQL</w:t>
+      </w:r>
+      <w:r>
+        <w:t>-</w:t>
+      </w:r>
+      <w:r>
+        <w:t>скриптов</w:t>
+      </w:r>
+      <w:bookmarkEnd w:id="9"/>
+    </w:p>
+    <w:p>
+      <w:pPr>
+        <w:pStyle w:val="a0"/>
+      </w:pPr>
+      <w:r>
+        <w:t>После создания базы данных необходимо выполнить SQL-скрипты, содержащие описание объектов базы данных.</w:t>
+      </w:r>
+    </w:p>
+    <w:p>
+      <w:pPr>
+        <w:pStyle w:val="a0"/>
+      </w:pPr>
+      <w:r>
+        <w:t>Выполнение SQL-скриптов осуществлять последовательно по разделам документа «Текст программы»:</w:t>
+      </w:r>
+    </w:p>
+    <w:p>
+      <w:pPr>
+        <w:pStyle w:val="ae"/>
+        <w:numPr>
+          <w:ilvl w:val="0"/>
+          <w:numId w:val="75"/>
+        </w:numPr>
+      </w:pPr>
+      <w:r>
+        <w:t>«1 Таблицы базы данных»;</w:t>
+      </w:r>
+    </w:p>
+    <w:p>
+      <w:pPr>
+        <w:pStyle w:val="ae"/>
+        <w:numPr>
+          <w:ilvl w:val="0"/>
+          <w:numId w:val="75"/>
+        </w:numPr>
+      </w:pPr>
+      <w:r>
+        <w:t>«2 Ограничения и индексы»;</w:t>
+      </w:r>
+    </w:p>
+    <w:p>
+      <w:pPr>
+        <w:pStyle w:val="ae"/>
+        <w:numPr>
+          <w:ilvl w:val="0"/>
+          <w:numId w:val="75"/>
+        </w:numPr>
+      </w:pPr>
+      <w:r>
+        <w:t>«3 Представления»;</w:t>
+      </w:r>
+    </w:p>
+    <w:p>
+      <w:pPr>
+        <w:pStyle w:val="ae"/>
+        <w:numPr>
+          <w:ilvl w:val="0"/>
+          <w:numId w:val="75"/>
+        </w:numPr>
+      </w:pPr>
+      <w:r>
+        <w:t>«4 Хранимые процедуры».</w:t>
+      </w:r>
+    </w:p>
+    <w:p>
+      <w:pPr>
+        <w:pStyle w:val="a0"/>
+      </w:pPr>
+      <w:r>
+        <w:t>Для выполнения SQL-скриптов необходимо выполнить следующие действия:</w:t>
+      </w:r>
+    </w:p>
+    <w:p>
+      <w:pPr>
+        <w:pStyle w:val="a0"/>
+        <w:numPr>
+          <w:ilvl w:val="0"/>
+          <w:numId w:val="71"/>
+        </w:numPr>
+      </w:pPr>
+      <w:r>
+        <w:t xml:space="preserve">Создать новое окно SQL-запроса. </w:t>
+      </w:r>
+    </w:p>
+    <w:p>
+      <w:pPr>
+        <w:pStyle w:val="a0"/>
+        <w:jc w:val="center"/>
+      </w:pPr>
+      <w:r>
+        <w:drawing>
+          <wp:inline distT="0" distB="0" distL="0" distR="0" wp14:anchorId="70D84D96" wp14:editId="35256C21">
+            <wp:extent cx="6106377" cy="3315163"/>
+            <wp:effectExtent l="0" t="0" r="0" b="0"/>
+            <wp:docPr id="13" name="Рисунок 13"/>
+            <wp:cNvGraphicFramePr>
+              <a:graphicFrameLocks xmlns:a="http://schemas.openxmlformats.org/drawingml/2006/main" noChangeAspect="1"/>
+            </wp:cNvGraphicFramePr>
+            <a:graphic xmlns:a="http://schemas.openxmlformats.org/drawingml/2006/main">
+              <a:graphicData uri="http://schemas.openxmlformats.org/drawingml/2006/picture">
+                <pic:pic xmlns:pic="http://schemas.openxmlformats.org/drawingml/2006/picture">
+                  <pic:nvPicPr>
+                    <pic:cNvPr id="1" name=""/>
+                    <pic:cNvPicPr/>
+                  </pic:nvPicPr>
+                  <pic:blipFill>
+                    <a:blip r:embed="rId14"/>
+                    <a:stretch>
+                      <a:fillRect/>
+                    </a:stretch>
+                  </pic:blipFill>
+                  <pic:spPr>
+                    <a:xfrm>
+                      <a:off x="0" y="0"/>
+                      <a:ext cx="6106377" cy="3315163"/>
+                    </a:xfrm>
+                    <a:prstGeom prst="rect">
+                      <a:avLst/>
+                    </a:prstGeom>
+                  </pic:spPr>
+                </pic:pic>
+              </a:graphicData>
+            </a:graphic>
+          </wp:inline>
+        </w:drawing>
+      </w:r>
+      <w:r>
+        <w:t>Рисунок 7 — Создание нового SQL-запроса.</w:t>
+      </w:r>
+    </w:p>
+    <w:p>
+      <w:pPr>
+        <w:pStyle w:val="a0"/>
+        <w:numPr>
+          <w:ilvl w:val="0"/>
+          <w:numId w:val="71"/>
+        </w:numPr>
+      </w:pPr>
+      <w:r>
+        <w:t>Скопировать SQL-код из документа «Текст программы» и вставить его в окно SQL-запроса.</w:t>
+      </w:r>
+    </w:p>
+    <w:p>
+      <w:pPr>
+        <w:pStyle w:val="a0"/>
+        <w:ind w:left="720"/>
+        <w:jc w:val="center"/>
+      </w:pPr>
+      <w:r>
+        <w:drawing>
+          <wp:inline distT="0" distB="0" distL="0" distR="0" wp14:anchorId="122ED6B1" wp14:editId="3E5E1929">
+            <wp:extent cx="5936279" cy="3055200"/>
+            <wp:effectExtent l="0" t="0" r="0" b="0"/>
+            <wp:docPr id="15" name="Рисунок 15"/>
+            <wp:cNvGraphicFramePr>
+              <a:graphicFrameLocks xmlns:a="http://schemas.openxmlformats.org/drawingml/2006/main" noChangeAspect="1"/>
+            </wp:cNvGraphicFramePr>
+            <a:graphic xmlns:a="http://schemas.openxmlformats.org/drawingml/2006/main">
+              <a:graphicData uri="http://schemas.openxmlformats.org/drawingml/2006/picture">
+                <pic:pic xmlns:pic="http://schemas.openxmlformats.org/drawingml/2006/picture">
+                  <pic:nvPicPr>
+                    <pic:cNvPr id="1" name=""/>
+                    <pic:cNvPicPr/>
+                  </pic:nvPicPr>
+                  <pic:blipFill>
+                    <a:blip r:embed="rId15"/>
+                    <a:stretch>
+                      <a:fillRect/>
+                    </a:stretch>
+                  </pic:blipFill>
+                  <pic:spPr>
+                    <a:xfrm>
+                      <a:off x="0" y="0"/>
+                      <a:ext cx="5951721" cy="3063148"/>
+                    </a:xfrm>
+                    <a:prstGeom prst="rect">
+                      <a:avLst/>
+                    </a:prstGeom>
+                  </pic:spPr>
+                </pic:pic>
+              </a:graphicData>
+            </a:graphic>
+          </wp:inline>
+        </w:drawing>
+      </w:r>
+    </w:p>
+    <w:p>
+      <w:pPr>
+        <w:pStyle w:val="a0"/>
+        <w:jc w:val="center"/>
+      </w:pPr>
+      <w:r>
+        <w:t>Рисунок 8 — Вставка SQL-скрипта в окно запроса.</w:t>
+      </w:r>
+    </w:p>
+    <w:p>
+      <w:pPr>
+        <w:pStyle w:val="a0"/>
+        <w:numPr>
+          <w:ilvl w:val="0"/>
+          <w:numId w:val="76"/>
+        </w:numPr>
+      </w:pPr>
+      <w:r>
+        <w:t xml:space="preserve">Выполнить </w:t>
+      </w:r>
+      <w:r>
+        <w:rPr>
+          <w:lang w:val="en-US"/>
+        </w:rPr>
+        <w:t>SQL</w:t>
+      </w:r>
+      <w:r>
+        <w:t xml:space="preserve">-скрипт средствами </w:t>
+      </w:r>
+      <w:r>
+        <w:rPr>
+          <w:lang w:val="en-US"/>
+        </w:rPr>
+        <w:t>Microsoft</w:t>
+      </w:r>
+      <w:r>
+        <w:t xml:space="preserve"> </w:t>
+      </w:r>
+      <w:r>
+        <w:rPr>
+          <w:lang w:val="en-US"/>
+        </w:rPr>
+        <w:t>SQL</w:t>
+      </w:r>
+      <w:r>
+        <w:t xml:space="preserve"> </w:t>
+      </w:r>
+      <w:r>
+        <w:rPr>
+          <w:lang w:val="en-US"/>
+        </w:rPr>
+        <w:t>Server</w:t>
+      </w:r>
+      <w:r>
+        <w:t xml:space="preserve"> </w:t>
+      </w:r>
+      <w:r>
+        <w:rPr>
+          <w:lang w:val="en-US"/>
+        </w:rPr>
+        <w:t>Management</w:t>
+      </w:r>
+      <w:r>
+        <w:t xml:space="preserve"> </w:t>
+      </w:r>
+      <w:r>
+        <w:rPr>
+          <w:lang w:val="en-US"/>
+        </w:rPr>
+        <w:t>Studio</w:t>
+      </w:r>
+      <w:r>
+        <w:t xml:space="preserve"> </w:t>
+      </w:r>
+      <w:r>
+        <w:t>и</w:t>
+      </w:r>
+      <w:r>
+        <w:t xml:space="preserve"> </w:t>
+      </w:r>
+      <w:r>
+        <w:t>дождаться завершения</w:t>
+      </w:r>
+    </w:p>
+    <w:p>
+      <w:pPr>
+        <w:pStyle w:val="a0"/>
+        <w:ind w:left="720"/>
+        <w:jc w:val="center"/>
+        <w:rPr>
+          <w:lang w:val="en-US"/>
+        </w:rPr>
+      </w:pPr>
+      <w:r>
+        <w:rPr>
+          <w:lang w:val="en-US"/>
+        </w:rPr>
+        <w:drawing>
+          <wp:inline distT="0" distB="0" distL="0" distR="0" wp14:anchorId="27F86620" wp14:editId="6FF72964">
+            <wp:extent cx="5384609" cy="1340024"/>
+            <wp:effectExtent l="0" t="0" r="0" b="0"/>
+            <wp:docPr id="16" name="Рисунок 16"/>
+            <wp:cNvGraphicFramePr>
+              <a:graphicFrameLocks xmlns:a="http://schemas.openxmlformats.org/drawingml/2006/main" noChangeAspect="1"/>
+            </wp:cNvGraphicFramePr>
+            <a:graphic xmlns:a="http://schemas.openxmlformats.org/drawingml/2006/main">
+              <a:graphicData uri="http://schemas.openxmlformats.org/drawingml/2006/picture">
+                <pic:pic xmlns:pic="http://schemas.openxmlformats.org/drawingml/2006/picture">
+                  <pic:nvPicPr>
+                    <pic:cNvPr id="1" name=""/>
+                    <pic:cNvPicPr/>
+                  </pic:nvPicPr>
+                  <pic:blipFill>
+                    <a:blip r:embed="rId16"/>
+                    <a:stretch>
+                      <a:fillRect/>
+                    </a:stretch>
+                  </pic:blipFill>
+                  <pic:spPr>
+                    <a:xfrm>
+                      <a:off x="0" y="0"/>
+                      <a:ext cx="5396561" cy="1342998"/>
+                    </a:xfrm>
+                    <a:prstGeom prst="rect">
+                      <a:avLst/>
+                    </a:prstGeom>
+                  </pic:spPr>
+                </pic:pic>
+              </a:graphicData>
+            </a:graphic>
+          </wp:inline>
+        </w:drawing>
+      </w:r>
+    </w:p>
+    <w:p>
+      <w:pPr>
+        <w:pStyle w:val="a0"/>
+        <w:jc w:val="center"/>
+      </w:pPr>
+      <w:r>
+        <w:t>Рисунок 9 — Выполнение SQL-скрипта.</w:t>
+      </w:r>
+    </w:p>
+    <w:p>
+      <w:pPr>
+        <w:pStyle w:val="a0"/>
+        <w:numPr>
+          <w:ilvl w:val="0"/>
+          <w:numId w:val="76"/>
+        </w:numPr>
+      </w:pPr>
+      <w:r>
+        <w:t xml:space="preserve">Повторить с остальными </w:t>
+      </w:r>
+      <w:r>
+        <w:rPr>
+          <w:lang w:val="en-US"/>
+        </w:rPr>
+        <w:t>SQL</w:t>
+      </w:r>
+      <w:r>
+        <w:t xml:space="preserve">-скриптами из </w:t>
+      </w:r>
+      <w:r>
+        <w:t>документа «Текст программы»:</w:t>
+      </w:r>
+    </w:p>
+    <w:p>
+      <w:pPr>
+        <w:pStyle w:val="a0"/>
+        <w:jc w:val="center"/>
+      </w:pPr>
+    </w:p>
+    <w:p>
+      <w:pPr>
+        <w:pStyle w:val="a0"/>
+      </w:pPr>
+      <w:r>
+        <w:t>После выполнения SQL-скриптов в базе данных создаются таблицы, ограничения целостности, индексные структуры, представления и хранимые процедуры.</w:t>
+      </w:r>
+    </w:p>
+    <w:p>
+      <w:pPr>
+        <w:pStyle w:val="a0"/>
+      </w:pPr>
+      <w:r>
+        <w:t>База данных готова к заполнению и эксплуатации.</w:t>
+      </w:r>
+      <w:r>
+        <w:t xml:space="preserve"> </w:t>
+      </w:r>
+    </w:p>
+    <w:p>
+      <w:pPr>
+        <w:pStyle w:val="a0"/>
+        <w:jc w:val="center"/>
+      </w:pPr>
+      <w:r>
+        <w:drawing>
+          <wp:inline distT="0" distB="0" distL="0" distR="0" wp14:anchorId="7F488607" wp14:editId="25DC9B09">
+            <wp:extent cx="2787268" cy="6726471"/>
+            <wp:effectExtent l="0" t="0" r="0" b="0"/>
+            <wp:docPr id="17" name="Рисунок 17"/>
+            <wp:cNvGraphicFramePr>
+              <a:graphicFrameLocks xmlns:a="http://schemas.openxmlformats.org/drawingml/2006/main" noChangeAspect="1"/>
+            </wp:cNvGraphicFramePr>
+            <a:graphic xmlns:a="http://schemas.openxmlformats.org/drawingml/2006/main">
+              <a:graphicData uri="http://schemas.openxmlformats.org/drawingml/2006/picture">
+                <pic:pic xmlns:pic="http://schemas.openxmlformats.org/drawingml/2006/picture">
+                  <pic:nvPicPr>
+                    <pic:cNvPr id="1" name=""/>
+                    <pic:cNvPicPr/>
+                  </pic:nvPicPr>
+                  <pic:blipFill>
+                    <a:blip r:embed="rId17"/>
+                    <a:stretch>
+                      <a:fillRect/>
+                    </a:stretch>
+                  </pic:blipFill>
+                  <pic:spPr>
+                    <a:xfrm>
+                      <a:off x="0" y="0"/>
+                      <a:ext cx="2797432" cy="6750999"/>
+                    </a:xfrm>
+                    <a:prstGeom prst="rect">
+                      <a:avLst/>
+                    </a:prstGeom>
+                  </pic:spPr>
+                </pic:pic>
+              </a:graphicData>
+            </a:graphic>
+          </wp:inline>
+        </w:drawing>
+      </w:r>
+    </w:p>
+    <w:p>
+      <w:pPr>
+        <w:pStyle w:val="a0"/>
+        <w:jc w:val="center"/>
+      </w:pPr>
+      <w:r>
+        <w:t>Рисунок 1</w:t>
+      </w:r>
+      <w:r>
+        <w:t>0</w:t>
+      </w:r>
+      <w:r>
+        <w:t xml:space="preserve"> — Созданные объекты базы данных в обозревателе объектов Microsoft SQL Server Management Studio.</w:t>
+      </w:r>
+    </w:p>
+    <w:p>
+      <w:pPr>
+        <w:pStyle w:val="a0"/>
+      </w:pPr>
+    </w:p>
+    <w:p>
+      <w:pPr>
+        <w:suppressAutoHyphens w:val="0"/>
+        <w:spacing w:line="240" w:lineRule="auto"/>
+      </w:pPr>
+      <w:r>
+        <w:br w:type="page"/>
+      </w:r>
+    </w:p>
+    <w:p>
+      <w:pPr>
+        <w:pStyle w:val="1"/>
+      </w:pPr>
+      <w:bookmarkStart w:id="10" w:name="_Toc230041474"/>
+      <w:r>
+        <w:t xml:space="preserve">3 </w:t>
+      </w:r>
+      <w:r>
+        <w:t>РЕЗЕРВНОЕ КОПИРОВАНИЕ И ВОССТАНОВЛЕНИЕ</w:t>
+      </w:r>
+      <w:bookmarkEnd w:id="10"/>
+    </w:p>
+    <w:p/>
+    <w:p>
+      <w:pPr>
+        <w:spacing w:line="360" w:lineRule="auto"/>
         <w:jc w:val="both"/>
         <w:rPr>
-          <w:b/>
-          <w:szCs w:val="28"/>
+          <w:rFonts w:eastAsia="Lucida Sans Unicode"/>
+          <w:kern w:val="2"/>
         </w:rPr>
       </w:pPr>
       <w:r>
+        <w:rPr>
+          <w:rFonts w:eastAsia="Lucida Sans Unicode"/>
+          <w:kern w:val="2"/>
+        </w:rPr>
+        <w:t>Резервное копирование базы данных выполняется средствами Microsoft SQL Server Management Studio.</w:t>
+      </w:r>
+    </w:p>
+    <w:p>
+      <w:pPr>
+        <w:spacing w:line="360" w:lineRule="auto"/>
+        <w:jc w:val="both"/>
+        <w:rPr>
+          <w:rFonts w:eastAsia="Lucida Sans Unicode"/>
+          <w:kern w:val="2"/>
+        </w:rPr>
+      </w:pPr>
+      <w:r>
+        <w:rPr>
+          <w:rFonts w:eastAsia="Lucida Sans Unicode"/>
+          <w:kern w:val="2"/>
+        </w:rPr>
+        <w:t>Для создания резервной копии базы данных необходимо выполнить следующие действия:</w:t>
+      </w:r>
+    </w:p>
+    <w:p>
+      <w:pPr>
+        <w:numPr>
+          <w:ilvl w:val="0"/>
+          <w:numId w:val="87"/>
+        </w:numPr>
+        <w:spacing w:line="360" w:lineRule="auto"/>
+        <w:jc w:val="both"/>
+        <w:rPr>
+          <w:rFonts w:eastAsia="Lucida Sans Unicode"/>
+          <w:kern w:val="2"/>
+        </w:rPr>
+      </w:pPr>
+      <w:r>
+        <w:rPr>
+          <w:rFonts w:eastAsia="Lucida Sans Unicode"/>
+          <w:kern w:val="2"/>
+        </w:rPr>
+        <w:t>В обозревателе объектов выбрать базу данных, нажать правой кнопкой мыши и</w:t>
+      </w:r>
+      <w:r>
+        <w:rPr>
+          <w:rFonts w:eastAsia="Lucida Sans Unicode"/>
+          <w:kern w:val="2"/>
+        </w:rPr>
+        <w:t xml:space="preserve"> навести на Задачи, в появившемся меню </w:t>
+      </w:r>
+      <w:proofErr w:type="gramStart"/>
+      <w:r>
+        <w:rPr>
+          <w:rFonts w:eastAsia="Lucida Sans Unicode"/>
+          <w:kern w:val="2"/>
+        </w:rPr>
+        <w:t>выбрать</w:t>
+      </w:r>
+      <w:proofErr w:type="gramEnd"/>
+      <w:r>
+        <w:rPr>
+          <w:rFonts w:eastAsia="Lucida Sans Unicode"/>
+          <w:kern w:val="2"/>
+        </w:rPr>
+        <w:t xml:space="preserve"> Создать резервную копию</w:t>
+      </w:r>
+      <w:r>
+        <w:rPr>
+          <w:rFonts w:eastAsia="Lucida Sans Unicode"/>
+          <w:kern w:val="2"/>
+        </w:rPr>
+        <w:t>:</w:t>
+      </w:r>
+    </w:p>
+    <w:p>
+      <w:pPr>
+        <w:spacing w:line="360" w:lineRule="auto"/>
+        <w:ind w:left="360"/>
+        <w:jc w:val="center"/>
+        <w:rPr>
+          <w:rFonts w:eastAsia="Lucida Sans Unicode"/>
+          <w:kern w:val="2"/>
+        </w:rPr>
+      </w:pPr>
+      <w:r>
+        <w:rPr>
+          <w:rFonts w:eastAsia="Lucida Sans Unicode"/>
+          <w:kern w:val="2"/>
+        </w:rPr>
+        <w:drawing>
+          <wp:inline distT="0" distB="0" distL="0" distR="0" wp14:anchorId="6B4CA8ED" wp14:editId="3A9923FA">
+            <wp:extent cx="6299835" cy="3037205"/>
+            <wp:effectExtent l="0" t="0" r="0" b="0"/>
+            <wp:docPr id="19" name="Рисунок 19"/>
+            <wp:cNvGraphicFramePr>
+              <a:graphicFrameLocks xmlns:a="http://schemas.openxmlformats.org/drawingml/2006/main" noChangeAspect="1"/>
+            </wp:cNvGraphicFramePr>
+            <a:graphic xmlns:a="http://schemas.openxmlformats.org/drawingml/2006/main">
+              <a:graphicData uri="http://schemas.openxmlformats.org/drawingml/2006/picture">
+                <pic:pic xmlns:pic="http://schemas.openxmlformats.org/drawingml/2006/picture">
+                  <pic:nvPicPr>
+                    <pic:cNvPr id="1" name=""/>
+                    <pic:cNvPicPr/>
+                  </pic:nvPicPr>
+                  <pic:blipFill>
+                    <a:blip r:embed="rId18"/>
+                    <a:stretch>
+                      <a:fillRect/>
+                    </a:stretch>
+                  </pic:blipFill>
+                  <pic:spPr>
+                    <a:xfrm>
+                      <a:off x="0" y="0"/>
+                      <a:ext cx="6299835" cy="3037205"/>
+                    </a:xfrm>
+                    <a:prstGeom prst="rect">
+                      <a:avLst/>
+                    </a:prstGeom>
+                  </pic:spPr>
+                </pic:pic>
+              </a:graphicData>
+            </a:graphic>
+          </wp:inline>
+        </w:drawing>
+      </w:r>
+    </w:p>
+    <w:p>
+      <w:pPr>
+        <w:spacing w:line="360" w:lineRule="auto"/>
+        <w:jc w:val="center"/>
+        <w:rPr>
+          <w:rFonts w:eastAsia="Lucida Sans Unicode"/>
+          <w:kern w:val="2"/>
+        </w:rPr>
+      </w:pPr>
+      <w:r>
+        <w:rPr>
+          <w:rFonts w:eastAsia="Lucida Sans Unicode"/>
+          <w:kern w:val="2"/>
+        </w:rPr>
+        <w:t>Рисунок 11 — Открытие окна создания резервной копии базы данных.</w:t>
+      </w:r>
+    </w:p>
+    <w:p>
+      <w:pPr>
+        <w:suppressAutoHyphens w:val="0"/>
+        <w:spacing w:line="240" w:lineRule="auto"/>
+        <w:rPr>
+          <w:rFonts w:eastAsia="Lucida Sans Unicode"/>
+          <w:kern w:val="2"/>
+        </w:rPr>
+      </w:pPr>
+      <w:r>
+        <w:rPr>
+          <w:rFonts w:eastAsia="Lucida Sans Unicode"/>
+          <w:kern w:val="2"/>
+        </w:rPr>
         <w:br w:type="page"/>
       </w:r>
     </w:p>
+    <w:p>
+      <w:pPr>
+        <w:spacing w:line="360" w:lineRule="auto"/>
+        <w:jc w:val="center"/>
+        <w:rPr>
+          <w:rFonts w:eastAsia="Lucida Sans Unicode"/>
+          <w:kern w:val="2"/>
+        </w:rPr>
+      </w:pPr>
+    </w:p>
+    <w:p>
+      <w:pPr>
+        <w:numPr>
+          <w:ilvl w:val="0"/>
+          <w:numId w:val="88"/>
+        </w:numPr>
+        <w:spacing w:line="360" w:lineRule="auto"/>
+        <w:jc w:val="both"/>
+        <w:rPr>
+          <w:rFonts w:eastAsia="Lucida Sans Unicode"/>
+          <w:kern w:val="2"/>
+        </w:rPr>
+      </w:pPr>
+      <w:r>
+        <w:rPr>
+          <w:rFonts w:eastAsia="Lucida Sans Unicode"/>
+          <w:kern w:val="2"/>
+        </w:rPr>
+        <w:t xml:space="preserve">В окне создания резервной копии в поле Тип резервной копии выбрать значение Полное. </w:t>
+      </w:r>
+    </w:p>
+    <w:p>
+      <w:pPr>
+        <w:spacing w:line="360" w:lineRule="auto"/>
+        <w:ind w:left="720"/>
+        <w:jc w:val="center"/>
+        <w:rPr>
+          <w:rFonts w:eastAsia="Lucida Sans Unicode"/>
+          <w:kern w:val="2"/>
+        </w:rPr>
+      </w:pPr>
+      <w:r>
+        <w:rPr>
+          <w:rFonts w:eastAsia="Lucida Sans Unicode"/>
+          <w:kern w:val="2"/>
+        </w:rPr>
+        <w:drawing>
+          <wp:inline distT="0" distB="0" distL="0" distR="0" wp14:anchorId="0765C830" wp14:editId="751D3A31">
+            <wp:extent cx="5904225" cy="4379293"/>
+            <wp:effectExtent l="0" t="0" r="0" b="0"/>
+            <wp:docPr id="18" name="Рисунок 18"/>
+            <wp:cNvGraphicFramePr>
+              <a:graphicFrameLocks xmlns:a="http://schemas.openxmlformats.org/drawingml/2006/main" noChangeAspect="1"/>
+            </wp:cNvGraphicFramePr>
+            <a:graphic xmlns:a="http://schemas.openxmlformats.org/drawingml/2006/main">
+              <a:graphicData uri="http://schemas.openxmlformats.org/drawingml/2006/picture">
+                <pic:pic xmlns:pic="http://schemas.openxmlformats.org/drawingml/2006/picture">
+                  <pic:nvPicPr>
+                    <pic:cNvPr id="18" name="Рисунок 18"/>
+                    <pic:cNvPicPr/>
+                  </pic:nvPicPr>
+                  <pic:blipFill>
+                    <a:blip r:embed="rId19">
+                      <a:extLst>
+                        <a:ext uri="{28A0092B-C50C-407E-A947-70E740481C1C}">
+                          <a14:useLocalDpi xmlns:a14="http://schemas.microsoft.com/office/drawing/2010/main" val="0"/>
+                        </a:ext>
+                      </a:extLst>
+                    </a:blip>
+                    <a:stretch>
+                      <a:fillRect/>
+                    </a:stretch>
+                  </pic:blipFill>
+                  <pic:spPr>
+                    <a:xfrm>
+                      <a:off x="0" y="0"/>
+                      <a:ext cx="5904225" cy="4379293"/>
+                    </a:xfrm>
+                    <a:prstGeom prst="rect">
+                      <a:avLst/>
+                    </a:prstGeom>
+                  </pic:spPr>
+                </pic:pic>
+              </a:graphicData>
+            </a:graphic>
+          </wp:inline>
+        </w:drawing>
+      </w:r>
+    </w:p>
+    <w:p>
+      <w:pPr>
+        <w:spacing w:line="360" w:lineRule="auto"/>
+        <w:jc w:val="center"/>
+        <w:rPr>
+          <w:rFonts w:eastAsia="Lucida Sans Unicode"/>
+          <w:kern w:val="2"/>
+        </w:rPr>
+      </w:pPr>
+      <w:r>
+        <w:rPr>
+          <w:rFonts w:eastAsia="Lucida Sans Unicode"/>
+          <w:kern w:val="2"/>
+        </w:rPr>
+        <w:t>Рисунок 12 — Настройка параметров резервного копирования.</w:t>
+      </w:r>
+    </w:p>
+    <w:p>
+      <w:pPr>
+        <w:numPr>
+          <w:ilvl w:val="0"/>
+          <w:numId w:val="89"/>
+        </w:numPr>
+        <w:spacing w:line="360" w:lineRule="auto"/>
+        <w:jc w:val="both"/>
+        <w:rPr>
+          <w:rFonts w:eastAsia="Lucida Sans Unicode"/>
+          <w:kern w:val="2"/>
+        </w:rPr>
+      </w:pPr>
+      <w:r>
+        <w:rPr>
+          <w:rFonts w:eastAsia="Lucida Sans Unicode"/>
+          <w:kern w:val="2"/>
+        </w:rPr>
+        <w:t xml:space="preserve">В разделе выбора устройства хранения указать путь сохранения файла резервной копии с </w:t>
+      </w:r>
+      <w:proofErr w:type="gramStart"/>
+      <w:r>
+        <w:rPr>
+          <w:rFonts w:eastAsia="Lucida Sans Unicode"/>
+          <w:kern w:val="2"/>
+        </w:rPr>
+        <w:t>расширением .</w:t>
+      </w:r>
+      <w:proofErr w:type="spellStart"/>
+      <w:proofErr w:type="gramEnd"/>
+      <w:r>
+        <w:rPr>
+          <w:rFonts w:eastAsia="Lucida Sans Unicode"/>
+          <w:kern w:val="2"/>
+        </w:rPr>
+        <w:t>bak</w:t>
+      </w:r>
+      <w:proofErr w:type="spellEnd"/>
+      <w:r>
+        <w:rPr>
+          <w:rFonts w:eastAsia="Lucida Sans Unicode"/>
+          <w:kern w:val="2"/>
+        </w:rPr>
+        <w:t>,</w:t>
+      </w:r>
+      <w:r>
+        <w:rPr>
+          <w:rFonts w:eastAsia="Lucida Sans Unicode"/>
+          <w:kern w:val="2"/>
+        </w:rPr>
+        <w:t xml:space="preserve">. </w:t>
+      </w:r>
+    </w:p>
+    <w:p>
+      <w:pPr>
+        <w:spacing w:line="360" w:lineRule="auto"/>
+        <w:ind w:left="720"/>
+        <w:jc w:val="center"/>
+        <w:rPr>
+          <w:rFonts w:eastAsia="Lucida Sans Unicode"/>
+          <w:kern w:val="2"/>
+        </w:rPr>
+      </w:pPr>
+      <w:r>
+        <w:rPr>
+          <w:rFonts w:eastAsia="Lucida Sans Unicode"/>
+          <w:kern w:val="2"/>
+        </w:rPr>
+        <w:drawing>
+          <wp:inline distT="0" distB="0" distL="0" distR="0" wp14:anchorId="0E73A2C9" wp14:editId="0538B258">
+            <wp:extent cx="4601217" cy="2762636"/>
+            <wp:effectExtent l="0" t="0" r="0" b="0"/>
+            <wp:docPr id="20" name="Рисунок 20"/>
+            <wp:cNvGraphicFramePr>
+              <a:graphicFrameLocks xmlns:a="http://schemas.openxmlformats.org/drawingml/2006/main" noChangeAspect="1"/>
+            </wp:cNvGraphicFramePr>
+            <a:graphic xmlns:a="http://schemas.openxmlformats.org/drawingml/2006/main">
+              <a:graphicData uri="http://schemas.openxmlformats.org/drawingml/2006/picture">
+                <pic:pic xmlns:pic="http://schemas.openxmlformats.org/drawingml/2006/picture">
+                  <pic:nvPicPr>
+                    <pic:cNvPr id="1" name=""/>
+                    <pic:cNvPicPr/>
+                  </pic:nvPicPr>
+                  <pic:blipFill>
+                    <a:blip r:embed="rId20"/>
+                    <a:stretch>
+                      <a:fillRect/>
+                    </a:stretch>
+                  </pic:blipFill>
+                  <pic:spPr>
+                    <a:xfrm>
+                      <a:off x="0" y="0"/>
+                      <a:ext cx="4601217" cy="2762636"/>
+                    </a:xfrm>
+                    <a:prstGeom prst="rect">
+                      <a:avLst/>
+                    </a:prstGeom>
+                  </pic:spPr>
+                </pic:pic>
+              </a:graphicData>
+            </a:graphic>
+          </wp:inline>
+        </w:drawing>
+      </w:r>
+    </w:p>
+    <w:p>
+      <w:pPr>
+        <w:spacing w:line="360" w:lineRule="auto"/>
+        <w:jc w:val="center"/>
+        <w:rPr>
+          <w:rFonts w:eastAsia="Lucida Sans Unicode"/>
+          <w:kern w:val="2"/>
+        </w:rPr>
+      </w:pPr>
+      <w:r>
+        <w:rPr>
+          <w:rFonts w:eastAsia="Lucida Sans Unicode"/>
+          <w:kern w:val="2"/>
+        </w:rPr>
+        <w:t>Рисунок 13 — Выбор расположения файла резервной копии.</w:t>
+      </w:r>
+    </w:p>
+    <w:p>
+      <w:pPr>
+        <w:numPr>
+          <w:ilvl w:val="0"/>
+          <w:numId w:val="90"/>
+        </w:numPr>
+        <w:spacing w:line="360" w:lineRule="auto"/>
+        <w:jc w:val="both"/>
+        <w:rPr>
+          <w:rFonts w:eastAsia="Lucida Sans Unicode"/>
+          <w:kern w:val="2"/>
+        </w:rPr>
+      </w:pPr>
+      <w:r>
+        <w:rPr>
+          <w:rFonts w:eastAsia="Lucida Sans Unicode"/>
+          <w:kern w:val="2"/>
+        </w:rPr>
+        <w:t xml:space="preserve">После выбора места расположения резервной копии нажать кнопку ОК </w:t>
+      </w:r>
+      <w:r>
+        <w:rPr>
+          <w:rFonts w:eastAsia="Lucida Sans Unicode"/>
+          <w:kern w:val="2"/>
+        </w:rPr>
+        <w:t xml:space="preserve">и дождаться завершения процедуры резервного копирования. </w:t>
+      </w:r>
+    </w:p>
+    <w:p>
+      <w:pPr>
+        <w:spacing w:line="360" w:lineRule="auto"/>
+        <w:ind w:left="720"/>
+        <w:jc w:val="center"/>
+        <w:rPr>
+          <w:rFonts w:eastAsia="Lucida Sans Unicode"/>
+          <w:kern w:val="2"/>
+        </w:rPr>
+      </w:pPr>
+      <w:r>
+        <w:rPr>
+          <w:rFonts w:eastAsia="Lucida Sans Unicode"/>
+          <w:kern w:val="2"/>
+        </w:rPr>
+        <w:drawing>
+          <wp:inline distT="0" distB="0" distL="0" distR="0" wp14:anchorId="39A516FD" wp14:editId="169002E0">
+            <wp:extent cx="5991282" cy="4390950"/>
+            <wp:effectExtent l="0" t="0" r="0" b="0"/>
+            <wp:docPr id="21" name="Рисунок 21"/>
+            <wp:cNvGraphicFramePr>
+              <a:graphicFrameLocks xmlns:a="http://schemas.openxmlformats.org/drawingml/2006/main" noChangeAspect="1"/>
+            </wp:cNvGraphicFramePr>
+            <a:graphic xmlns:a="http://schemas.openxmlformats.org/drawingml/2006/main">
+              <a:graphicData uri="http://schemas.openxmlformats.org/drawingml/2006/picture">
+                <pic:pic xmlns:pic="http://schemas.openxmlformats.org/drawingml/2006/picture">
+                  <pic:nvPicPr>
+                    <pic:cNvPr id="1" name=""/>
+                    <pic:cNvPicPr/>
+                  </pic:nvPicPr>
+                  <pic:blipFill>
+                    <a:blip r:embed="rId21"/>
+                    <a:stretch>
+                      <a:fillRect/>
+                    </a:stretch>
+                  </pic:blipFill>
+                  <pic:spPr>
+                    <a:xfrm>
+                      <a:off x="0" y="0"/>
+                      <a:ext cx="6008524" cy="4403587"/>
+                    </a:xfrm>
+                    <a:prstGeom prst="rect">
+                      <a:avLst/>
+                    </a:prstGeom>
+                  </pic:spPr>
+                </pic:pic>
+              </a:graphicData>
+            </a:graphic>
+          </wp:inline>
+        </w:drawing>
+      </w:r>
+    </w:p>
+    <w:p>
+      <w:pPr>
+        <w:spacing w:line="360" w:lineRule="auto"/>
+        <w:jc w:val="center"/>
+        <w:rPr>
+          <w:rFonts w:eastAsia="Lucida Sans Unicode"/>
+          <w:kern w:val="2"/>
+        </w:rPr>
+      </w:pPr>
+      <w:r>
+        <w:rPr>
+          <w:rFonts w:eastAsia="Lucida Sans Unicode"/>
+          <w:kern w:val="2"/>
+        </w:rPr>
+        <w:t>Рисунок 14 — Успешное создание резервной копии базы данных.</w:t>
+      </w:r>
+    </w:p>
+    <w:p>
+      <w:pPr>
+        <w:spacing w:line="360" w:lineRule="auto"/>
+        <w:jc w:val="both"/>
+        <w:rPr>
+          <w:rFonts w:eastAsia="Lucida Sans Unicode"/>
+          <w:kern w:val="2"/>
+        </w:rPr>
+      </w:pPr>
+    </w:p>
+    <w:p>
+      <w:pPr>
+        <w:spacing w:line="360" w:lineRule="auto"/>
+        <w:jc w:val="both"/>
+        <w:rPr>
+          <w:rFonts w:eastAsia="Lucida Sans Unicode"/>
+          <w:kern w:val="2"/>
+        </w:rPr>
+      </w:pPr>
+      <w:r>
+        <w:rPr>
+          <w:rFonts w:eastAsia="Lucida Sans Unicode"/>
+          <w:kern w:val="2"/>
+        </w:rPr>
+        <w:t>Для восстановления базы данных необходимо выполнить следующие действия:</w:t>
+      </w:r>
+    </w:p>
+    <w:p>
+      <w:pPr>
+        <w:numPr>
+          <w:ilvl w:val="0"/>
+          <w:numId w:val="91"/>
+        </w:numPr>
+        <w:spacing w:line="360" w:lineRule="auto"/>
+        <w:jc w:val="both"/>
+        <w:rPr>
+          <w:rFonts w:eastAsia="Lucida Sans Unicode"/>
+          <w:kern w:val="2"/>
+        </w:rPr>
+      </w:pPr>
+      <w:r>
+        <w:rPr>
+          <w:rFonts w:eastAsia="Lucida Sans Unicode"/>
+          <w:kern w:val="2"/>
+        </w:rPr>
+        <w:t xml:space="preserve">В обозревателе объектов нажать правой кнопкой мыши на пункт Базы данных и </w:t>
+      </w:r>
+      <w:proofErr w:type="gramStart"/>
+      <w:r>
+        <w:rPr>
+          <w:rFonts w:eastAsia="Lucida Sans Unicode"/>
+          <w:kern w:val="2"/>
+        </w:rPr>
+        <w:t>выбрать</w:t>
+      </w:r>
+      <w:proofErr w:type="gramEnd"/>
+      <w:r>
+        <w:rPr>
+          <w:rFonts w:eastAsia="Lucida Sans Unicode"/>
+          <w:kern w:val="2"/>
+        </w:rPr>
+        <w:t xml:space="preserve"> </w:t>
+      </w:r>
+      <w:r>
+        <w:rPr>
+          <w:rFonts w:eastAsia="Lucida Sans Unicode"/>
+          <w:kern w:val="2"/>
+        </w:rPr>
+        <w:t xml:space="preserve">Восстановить базу данных. </w:t>
+      </w:r>
+    </w:p>
+    <w:p>
+      <w:pPr>
+        <w:spacing w:line="360" w:lineRule="auto"/>
+        <w:ind w:left="720"/>
+        <w:jc w:val="both"/>
+        <w:rPr>
+          <w:rFonts w:eastAsia="Lucida Sans Unicode"/>
+          <w:kern w:val="2"/>
+        </w:rPr>
+      </w:pPr>
+      <w:r>
+        <w:rPr>
+          <w:rFonts w:eastAsia="Lucida Sans Unicode"/>
+          <w:kern w:val="2"/>
+        </w:rPr>
+        <w:drawing>
+          <wp:inline distT="0" distB="0" distL="0" distR="0" wp14:anchorId="532C720E" wp14:editId="47BE8B14">
+            <wp:extent cx="6299835" cy="2103755"/>
+            <wp:effectExtent l="0" t="0" r="0" b="0"/>
+            <wp:docPr id="22" name="Рисунок 22"/>
+            <wp:cNvGraphicFramePr>
+              <a:graphicFrameLocks xmlns:a="http://schemas.openxmlformats.org/drawingml/2006/main" noChangeAspect="1"/>
+            </wp:cNvGraphicFramePr>
+            <a:graphic xmlns:a="http://schemas.openxmlformats.org/drawingml/2006/main">
+              <a:graphicData uri="http://schemas.openxmlformats.org/drawingml/2006/picture">
+                <pic:pic xmlns:pic="http://schemas.openxmlformats.org/drawingml/2006/picture">
+                  <pic:nvPicPr>
+                    <pic:cNvPr id="1" name=""/>
+                    <pic:cNvPicPr/>
+                  </pic:nvPicPr>
+                  <pic:blipFill>
+                    <a:blip r:embed="rId22"/>
+                    <a:stretch>
+                      <a:fillRect/>
+                    </a:stretch>
+                  </pic:blipFill>
+                  <pic:spPr>
+                    <a:xfrm>
+                      <a:off x="0" y="0"/>
+                      <a:ext cx="6299835" cy="2103755"/>
+                    </a:xfrm>
+                    <a:prstGeom prst="rect">
+                      <a:avLst/>
+                    </a:prstGeom>
+                  </pic:spPr>
+                </pic:pic>
+              </a:graphicData>
+            </a:graphic>
+          </wp:inline>
+        </w:drawing>
+      </w:r>
+    </w:p>
+    <w:p>
+      <w:pPr>
+        <w:spacing w:line="360" w:lineRule="auto"/>
+        <w:jc w:val="both"/>
+        <w:rPr>
+          <w:rFonts w:eastAsia="Lucida Sans Unicode"/>
+          <w:kern w:val="2"/>
+        </w:rPr>
+      </w:pPr>
+      <w:r>
+        <w:rPr>
+          <w:rFonts w:eastAsia="Lucida Sans Unicode"/>
+          <w:kern w:val="2"/>
+        </w:rPr>
+        <w:t>Рисунок 15 — Открытие окна восстановления базы данных.</w:t>
+      </w:r>
+    </w:p>
+    <w:p>
+      <w:pPr>
+        <w:numPr>
+          <w:ilvl w:val="0"/>
+          <w:numId w:val="92"/>
+        </w:numPr>
+        <w:spacing w:line="360" w:lineRule="auto"/>
+        <w:jc w:val="both"/>
+        <w:rPr>
+          <w:rFonts w:eastAsia="Lucida Sans Unicode"/>
+          <w:kern w:val="2"/>
+        </w:rPr>
+      </w:pPr>
+      <w:r>
+        <w:rPr>
+          <w:rFonts w:eastAsia="Lucida Sans Unicode"/>
+          <w:kern w:val="2"/>
+        </w:rPr>
+        <w:t>В окне восстановления базы данных выбрать пункт Устройство и указать файл резервной копии с расширением .</w:t>
+      </w:r>
+      <w:proofErr w:type="spellStart"/>
+      <w:r>
+        <w:rPr>
+          <w:rFonts w:eastAsia="Lucida Sans Unicode"/>
+          <w:kern w:val="2"/>
+        </w:rPr>
+        <w:t>bak</w:t>
+      </w:r>
+      <w:proofErr w:type="spellEnd"/>
+      <w:r>
+        <w:rPr>
+          <w:rFonts w:eastAsia="Lucida Sans Unicode"/>
+          <w:kern w:val="2"/>
+        </w:rPr>
+        <w:t xml:space="preserve">. </w:t>
+      </w:r>
+    </w:p>
+    <w:p>
+      <w:pPr>
+        <w:spacing w:line="360" w:lineRule="auto"/>
+        <w:ind w:left="720"/>
+        <w:jc w:val="both"/>
+        <w:rPr>
+          <w:rFonts w:eastAsia="Lucida Sans Unicode"/>
+          <w:kern w:val="2"/>
+        </w:rPr>
+      </w:pPr>
+      <w:r>
+        <w:rPr>
+          <w:rFonts w:eastAsia="Lucida Sans Unicode"/>
+          <w:kern w:val="2"/>
+        </w:rPr>
+        <w:drawing>
+          <wp:inline distT="0" distB="0" distL="0" distR="0" wp14:anchorId="5CA940E0" wp14:editId="52B5B845">
+            <wp:extent cx="5600588" cy="3945984"/>
+            <wp:effectExtent l="0" t="0" r="0" b="0"/>
+            <wp:docPr id="23" name="Рисунок 23"/>
+            <wp:cNvGraphicFramePr>
+              <a:graphicFrameLocks xmlns:a="http://schemas.openxmlformats.org/drawingml/2006/main" noChangeAspect="1"/>
+            </wp:cNvGraphicFramePr>
+            <a:graphic xmlns:a="http://schemas.openxmlformats.org/drawingml/2006/main">
+              <a:graphicData uri="http://schemas.openxmlformats.org/drawingml/2006/picture">
+                <pic:pic xmlns:pic="http://schemas.openxmlformats.org/drawingml/2006/picture">
+                  <pic:nvPicPr>
+                    <pic:cNvPr id="1" name=""/>
+                    <pic:cNvPicPr/>
+                  </pic:nvPicPr>
+                  <pic:blipFill>
+                    <a:blip r:embed="rId23"/>
+                    <a:stretch>
+                      <a:fillRect/>
+                    </a:stretch>
+                  </pic:blipFill>
+                  <pic:spPr>
+                    <a:xfrm>
+                      <a:off x="0" y="0"/>
+                      <a:ext cx="5606730" cy="3950311"/>
+                    </a:xfrm>
+                    <a:prstGeom prst="rect">
+                      <a:avLst/>
+                    </a:prstGeom>
+                  </pic:spPr>
+                </pic:pic>
+              </a:graphicData>
+            </a:graphic>
+          </wp:inline>
+        </w:drawing>
+      </w:r>
+    </w:p>
+    <w:p>
+      <w:pPr>
+        <w:spacing w:line="360" w:lineRule="auto"/>
+        <w:jc w:val="both"/>
+        <w:rPr>
+          <w:rFonts w:eastAsia="Lucida Sans Unicode"/>
+          <w:kern w:val="2"/>
+        </w:rPr>
+      </w:pPr>
+      <w:r>
+        <w:rPr>
+          <w:rFonts w:eastAsia="Lucida Sans Unicode"/>
+          <w:kern w:val="2"/>
+        </w:rPr>
+        <w:t>Рисунок 16 — Выбор файла резервной копии базы данных.</w:t>
+      </w:r>
+    </w:p>
+    <w:p>
+      <w:pPr>
+        <w:numPr>
+          <w:ilvl w:val="0"/>
+          <w:numId w:val="93"/>
+        </w:numPr>
+        <w:spacing w:line="360" w:lineRule="auto"/>
+        <w:jc w:val="both"/>
+        <w:rPr>
+          <w:rFonts w:eastAsia="Lucida Sans Unicode"/>
+          <w:kern w:val="2"/>
+        </w:rPr>
+      </w:pPr>
+      <w:r>
+        <w:rPr>
+          <w:rFonts w:eastAsia="Lucida Sans Unicode"/>
+          <w:kern w:val="2"/>
+        </w:rPr>
+        <w:t xml:space="preserve">Нажать кнопку ОК и дождаться завершения процедуры восстановления базы данных. </w:t>
+      </w:r>
+    </w:p>
+    <w:p>
+      <w:pPr>
+        <w:spacing w:line="360" w:lineRule="auto"/>
+        <w:ind w:left="360"/>
+        <w:jc w:val="center"/>
+        <w:rPr>
+          <w:rFonts w:eastAsia="Lucida Sans Unicode"/>
+          <w:kern w:val="2"/>
+        </w:rPr>
+      </w:pPr>
+      <w:r>
+        <w:rPr>
+          <w:rFonts w:eastAsia="Lucida Sans Unicode"/>
+          <w:kern w:val="2"/>
+        </w:rPr>
+        <w:drawing>
+          <wp:inline distT="0" distB="0" distL="0" distR="0" wp14:anchorId="6690C94F" wp14:editId="5B87CA97">
+            <wp:extent cx="3886742" cy="1695687"/>
+            <wp:effectExtent l="0" t="0" r="0" b="0"/>
+            <wp:docPr id="24" name="Рисунок 24"/>
+            <wp:cNvGraphicFramePr>
+              <a:graphicFrameLocks xmlns:a="http://schemas.openxmlformats.org/drawingml/2006/main" noChangeAspect="1"/>
+            </wp:cNvGraphicFramePr>
+            <a:graphic xmlns:a="http://schemas.openxmlformats.org/drawingml/2006/main">
+              <a:graphicData uri="http://schemas.openxmlformats.org/drawingml/2006/picture">
+                <pic:pic xmlns:pic="http://schemas.openxmlformats.org/drawingml/2006/picture">
+                  <pic:nvPicPr>
+                    <pic:cNvPr id="1" name=""/>
+                    <pic:cNvPicPr/>
+                  </pic:nvPicPr>
+                  <pic:blipFill>
+                    <a:blip r:embed="rId24"/>
+                    <a:stretch>
+                      <a:fillRect/>
+                    </a:stretch>
+                  </pic:blipFill>
+                  <pic:spPr>
+                    <a:xfrm>
+                      <a:off x="0" y="0"/>
+                      <a:ext cx="3886742" cy="1695687"/>
+                    </a:xfrm>
+                    <a:prstGeom prst="rect">
+                      <a:avLst/>
+                    </a:prstGeom>
+                  </pic:spPr>
+                </pic:pic>
+              </a:graphicData>
+            </a:graphic>
+          </wp:inline>
+        </w:drawing>
+      </w:r>
+    </w:p>
+    <w:p>
+      <w:pPr>
+        <w:spacing w:line="360" w:lineRule="auto"/>
+        <w:jc w:val="center"/>
+        <w:rPr>
+          <w:rFonts w:eastAsia="Lucida Sans Unicode"/>
+          <w:kern w:val="2"/>
+        </w:rPr>
+      </w:pPr>
+      <w:r>
+        <w:rPr>
+          <w:rFonts w:eastAsia="Lucida Sans Unicode"/>
+          <w:kern w:val="2"/>
+        </w:rPr>
+        <w:t>Рисунок 17 — Восстановление базы данных средствами Microsoft SQL Server Management Studio.</w:t>
+      </w:r>
+    </w:p>
+    <w:p>
+      <w:pPr>
+        <w:spacing w:line="360" w:lineRule="auto"/>
+        <w:jc w:val="both"/>
+        <w:rPr>
+          <w:rFonts w:eastAsia="Lucida Sans Unicode"/>
+          <w:kern w:val="2"/>
+        </w:rPr>
+      </w:pPr>
+    </w:p>
+    <w:p>
+      <w:pPr>
+        <w:spacing w:line="360" w:lineRule="auto"/>
+        <w:jc w:val="both"/>
+        <w:rPr>
+          <w:rFonts w:eastAsia="Lucida Sans Unicode"/>
+          <w:kern w:val="2"/>
+        </w:rPr>
+      </w:pPr>
+      <w:r>
+        <w:rPr>
+          <w:rFonts w:eastAsia="Lucida Sans Unicode"/>
+          <w:kern w:val="2"/>
+        </w:rPr>
+        <w:t>После завершения процедуры восстановления база данных становится доступной для дальнейшей эксплуатации средствами СУБД Microsoft SQL Server.</w:t>
+      </w:r>
+    </w:p>
+    <w:p/>
     <w:sectPr>
-      <w:footerReference w:type="default" r:id="rId8"/>
-      <w:footerReference w:type="first" r:id="rId9"/>
+      <w:headerReference w:type="default" r:id="rId25"/>
+      <w:footerReference w:type="default" r:id="rId26"/>
+      <w:footerReference w:type="first" r:id="rId27"/>
       <w:pgSz w:w="11906" w:h="16838"/>
       <w:pgMar w:top="1418" w:right="567" w:bottom="851" w:left="1418" w:header="708" w:footer="708" w:gutter="0"/>
       <w:cols w:space="720"/>
@@ -714,6 +3742,23 @@
 </w:footnotes>
 </file>
 
+<file path=word/header1.xml><?xml version="1.0" encoding="utf-8"?>
+<w:hdr xmlns:wpc="http://schemas.microsoft.com/office/word/2010/wordprocessingCanvas" xmlns:cx="http://schemas.microsoft.com/office/drawing/2014/chartex" xmlns:cx1="http://schemas.microsoft.com/office/drawing/2015/9/8/chartex" xmlns:cx2="http://schemas.microsoft.com/office/drawing/2015/10/21/chartex" xmlns:cx3="http://schemas.microsoft.com/office/drawing/2016/5/9/chartex" xmlns:cx4="http://schemas.microsoft.com/office/drawing/2016/5/10/chartex" xmlns:cx5="http://schemas.microsoft.com/office/drawing/2016/5/11/chartex" xmlns:cx6="http://schemas.microsoft.com/office/drawing/2016/5/12/chartex" xmlns:cx7="http://schemas.microsoft.com/office/drawing/2016/5/13/chartex" xmlns:cx8="http://schemas.microsoft.com/office/drawing/2016/5/14/chartex" xmlns:mc="http://schemas.openxmlformats.org/markup-compatibility/2006" xmlns:aink="http://schemas.microsoft.com/office/drawing/2016/ink" xmlns:am3d="http://schemas.microsoft.com/office/drawing/2017/model3d" xmlns:o="urn:schemas-microsoft-com:office:office" xmlns:oel="http://schemas.microsoft.com/office/2019/extlst" xmlns:r="http://schemas.openxmlformats.org/officeDocument/2006/relationships" xmlns:m="http://schemas.openxmlformats.org/officeDocument/2006/math" xmlns:v="urn:schemas-microsoft-com:vml" xmlns:wp14="http://schemas.microsoft.com/office/word/2010/wordprocessingDrawing" xmlns:wp="http://schemas.openxmlformats.org/drawingml/2006/wordprocessingDrawing" xmlns:w10="urn:schemas-microsoft-com:office:word" xmlns:w="http://schemas.openxmlformats.org/wordprocessingml/2006/main" xmlns:w14="http://schemas.microsoft.com/office/word/2010/wordml" xmlns:w15="http://schemas.microsoft.com/office/word/2012/wordml" xmlns:w16cex="http://schemas.microsoft.com/office/word/2018/wordml/cex" xmlns:w16cid="http://schemas.microsoft.com/office/word/2016/wordml/cid" xmlns:w16="http://schemas.microsoft.com/office/word/2018/wordml" xmlns:w16sdtdh="http://schemas.microsoft.com/office/word/2020/wordml/sdtdatahash" xmlns:w16se="http://schemas.microsoft.com/office/word/2015/wordml/symex" xmlns:wpg="http://schemas.microsoft.com/office/word/2010/wordprocessingGroup" xmlns:wpi="http://schemas.microsoft.com/office/word/2010/wordprocessingInk" xmlns:wne="http://schemas.microsoft.com/office/word/2006/wordml" xmlns:wps="http://schemas.microsoft.com/office/word/2010/wordprocessingShape" mc:Ignorable="w14 w15 w16se w16cid w16 w16cex w16sdtdh wp14">
+  <w:p>
+    <w:pPr>
+      <w:pStyle w:val="a0"/>
+      <w:jc w:val="center"/>
+    </w:pPr>
+    <w:r>
+      <w:t xml:space="preserve">41287462.КП26.102360091 </w:t>
+    </w:r>
+    <w:r>
+      <w:t>32</w:t>
+    </w:r>
+  </w:p>
+</w:hdr>
+</file>
+
 <file path=word/numbering.xml><?xml version="1.0" encoding="utf-8"?>
 <w:numbering xmlns:wpc="http://schemas.microsoft.com/office/word/2010/wordprocessingCanvas" xmlns:cx="http://schemas.microsoft.com/office/drawing/2014/chartex" xmlns:cx1="http://schemas.microsoft.com/office/drawing/2015/9/8/chartex" xmlns:cx2="http://schemas.microsoft.com/office/drawing/2015/10/21/chartex" xmlns:cx3="http://schemas.microsoft.com/office/drawing/2016/5/9/chartex" xmlns:cx4="http://schemas.microsoft.com/office/drawing/2016/5/10/chartex" xmlns:cx5="http://schemas.microsoft.com/office/drawing/2016/5/11/chartex" xmlns:cx6="http://schemas.microsoft.com/office/drawing/2016/5/12/chartex" xmlns:cx7="http://schemas.microsoft.com/office/drawing/2016/5/13/chartex" xmlns:cx8="http://schemas.microsoft.com/office/drawing/2016/5/14/chartex" xmlns:mc="http://schemas.openxmlformats.org/markup-compatibility/2006" xmlns:aink="http://schemas.microsoft.com/office/drawing/2016/ink" xmlns:am3d="http://schemas.microsoft.com/office/drawing/2017/model3d" xmlns:o="urn:schemas-microsoft-com:office:office" xmlns:oel="http://schemas.microsoft.com/office/2019/extlst" xmlns:r="http://schemas.openxmlformats.org/officeDocument/2006/relationships" xmlns:m="http://schemas.openxmlformats.org/officeDocument/2006/math" xmlns:v="urn:schemas-microsoft-com:vml" xmlns:wp14="http://schemas.microsoft.com/office/word/2010/wordprocessingDrawing" xmlns:wp="http://schemas.openxmlformats.org/drawingml/2006/wordprocessingDrawing" xmlns:w10="urn:schemas-microsoft-com:office:word" xmlns:w="http://schemas.openxmlformats.org/wordprocessingml/2006/main" xmlns:w14="http://schemas.microsoft.com/office/word/2010/wordml" xmlns:w15="http://schemas.microsoft.com/office/word/2012/wordml" xmlns:w16cex="http://schemas.microsoft.com/office/word/2018/wordml/cex" xmlns:w16cid="http://schemas.microsoft.com/office/word/2016/wordml/cid" xmlns:w16="http://schemas.microsoft.com/office/word/2018/wordml" xmlns:w16sdtdh="http://schemas.microsoft.com/office/word/2020/wordml/sdtdatahash" xmlns:w16se="http://schemas.microsoft.com/office/word/2015/wordml/symex" xmlns:wpg="http://schemas.microsoft.com/office/word/2010/wordprocessingGroup" xmlns:wpi="http://schemas.microsoft.com/office/word/2010/wordprocessingInk" xmlns:wne="http://schemas.microsoft.com/office/word/2006/wordml" xmlns:wps="http://schemas.microsoft.com/office/word/2010/wordprocessingShape" mc:Ignorable="w14 w15 w16se w16cid w16 w16cex w16sdtdh wp14">
   <w:abstractNum w:abstractNumId="0" w15:restartNumberingAfterBreak="0">
@@ -830,6 +3875,232 @@
     </w:lvl>
   </w:abstractNum>
   <w:abstractNum w:abstractNumId="1" w15:restartNumberingAfterBreak="0">
+    <w:nsid w:val="019B362C"/>
+    <w:multiLevelType w:val="hybridMultilevel"/>
+    <w:tmpl w:val="05F29190"/>
+    <w:lvl w:ilvl="0" w:tplc="E3F6E87A">
+      <w:start w:val="1"/>
+      <w:numFmt w:val="bullet"/>
+      <w:lvlText w:val=""/>
+      <w:lvlJc w:val="left"/>
+      <w:pPr>
+        <w:ind w:left="720" w:hanging="360"/>
+      </w:pPr>
+      <w:rPr>
+        <w:rFonts w:ascii="Symbol" w:hAnsi="Symbol" w:hint="default"/>
+      </w:rPr>
+    </w:lvl>
+    <w:lvl w:ilvl="1" w:tplc="04190003" w:tentative="1">
+      <w:start w:val="1"/>
+      <w:numFmt w:val="bullet"/>
+      <w:lvlText w:val="o"/>
+      <w:lvlJc w:val="left"/>
+      <w:pPr>
+        <w:ind w:left="1440" w:hanging="360"/>
+      </w:pPr>
+      <w:rPr>
+        <w:rFonts w:ascii="Courier New" w:hAnsi="Courier New" w:cs="Courier New" w:hint="default"/>
+      </w:rPr>
+    </w:lvl>
+    <w:lvl w:ilvl="2" w:tplc="04190005" w:tentative="1">
+      <w:start w:val="1"/>
+      <w:numFmt w:val="bullet"/>
+      <w:lvlText w:val=""/>
+      <w:lvlJc w:val="left"/>
+      <w:pPr>
+        <w:ind w:left="2160" w:hanging="360"/>
+      </w:pPr>
+      <w:rPr>
+        <w:rFonts w:ascii="Wingdings" w:hAnsi="Wingdings" w:hint="default"/>
+      </w:rPr>
+    </w:lvl>
+    <w:lvl w:ilvl="3" w:tplc="04190001" w:tentative="1">
+      <w:start w:val="1"/>
+      <w:numFmt w:val="bullet"/>
+      <w:lvlText w:val=""/>
+      <w:lvlJc w:val="left"/>
+      <w:pPr>
+        <w:ind w:left="2880" w:hanging="360"/>
+      </w:pPr>
+      <w:rPr>
+        <w:rFonts w:ascii="Symbol" w:hAnsi="Symbol" w:hint="default"/>
+      </w:rPr>
+    </w:lvl>
+    <w:lvl w:ilvl="4" w:tplc="04190003" w:tentative="1">
+      <w:start w:val="1"/>
+      <w:numFmt w:val="bullet"/>
+      <w:lvlText w:val="o"/>
+      <w:lvlJc w:val="left"/>
+      <w:pPr>
+        <w:ind w:left="3600" w:hanging="360"/>
+      </w:pPr>
+      <w:rPr>
+        <w:rFonts w:ascii="Courier New" w:hAnsi="Courier New" w:cs="Courier New" w:hint="default"/>
+      </w:rPr>
+    </w:lvl>
+    <w:lvl w:ilvl="5" w:tplc="04190005" w:tentative="1">
+      <w:start w:val="1"/>
+      <w:numFmt w:val="bullet"/>
+      <w:lvlText w:val=""/>
+      <w:lvlJc w:val="left"/>
+      <w:pPr>
+        <w:ind w:left="4320" w:hanging="360"/>
+      </w:pPr>
+      <w:rPr>
+        <w:rFonts w:ascii="Wingdings" w:hAnsi="Wingdings" w:hint="default"/>
+      </w:rPr>
+    </w:lvl>
+    <w:lvl w:ilvl="6" w:tplc="04190001" w:tentative="1">
+      <w:start w:val="1"/>
+      <w:numFmt w:val="bullet"/>
+      <w:lvlText w:val=""/>
+      <w:lvlJc w:val="left"/>
+      <w:pPr>
+        <w:ind w:left="5040" w:hanging="360"/>
+      </w:pPr>
+      <w:rPr>
+        <w:rFonts w:ascii="Symbol" w:hAnsi="Symbol" w:hint="default"/>
+      </w:rPr>
+    </w:lvl>
+    <w:lvl w:ilvl="7" w:tplc="04190003" w:tentative="1">
+      <w:start w:val="1"/>
+      <w:numFmt w:val="bullet"/>
+      <w:lvlText w:val="o"/>
+      <w:lvlJc w:val="left"/>
+      <w:pPr>
+        <w:ind w:left="5760" w:hanging="360"/>
+      </w:pPr>
+      <w:rPr>
+        <w:rFonts w:ascii="Courier New" w:hAnsi="Courier New" w:cs="Courier New" w:hint="default"/>
+      </w:rPr>
+    </w:lvl>
+    <w:lvl w:ilvl="8" w:tplc="04190005" w:tentative="1">
+      <w:start w:val="1"/>
+      <w:numFmt w:val="bullet"/>
+      <w:lvlText w:val=""/>
+      <w:lvlJc w:val="left"/>
+      <w:pPr>
+        <w:ind w:left="6480" w:hanging="360"/>
+      </w:pPr>
+      <w:rPr>
+        <w:rFonts w:ascii="Wingdings" w:hAnsi="Wingdings" w:hint="default"/>
+      </w:rPr>
+    </w:lvl>
+  </w:abstractNum>
+  <w:abstractNum w:abstractNumId="2" w15:restartNumberingAfterBreak="0">
+    <w:nsid w:val="03551358"/>
+    <w:multiLevelType w:val="multilevel"/>
+    <w:tmpl w:val="BBFADD72"/>
+    <w:lvl w:ilvl="0">
+      <w:start w:val="2"/>
+      <w:numFmt w:val="decimal"/>
+      <w:lvlText w:val="%1."/>
+      <w:lvlJc w:val="left"/>
+      <w:pPr>
+        <w:tabs>
+          <w:tab w:val="num" w:pos="720"/>
+        </w:tabs>
+        <w:ind w:left="720" w:hanging="360"/>
+      </w:pPr>
+    </w:lvl>
+    <w:lvl w:ilvl="1" w:tentative="1">
+      <w:start w:val="1"/>
+      <w:numFmt w:val="decimal"/>
+      <w:lvlText w:val="%2."/>
+      <w:lvlJc w:val="left"/>
+      <w:pPr>
+        <w:tabs>
+          <w:tab w:val="num" w:pos="1440"/>
+        </w:tabs>
+        <w:ind w:left="1440" w:hanging="360"/>
+      </w:pPr>
+    </w:lvl>
+    <w:lvl w:ilvl="2" w:tentative="1">
+      <w:start w:val="1"/>
+      <w:numFmt w:val="decimal"/>
+      <w:lvlText w:val="%3."/>
+      <w:lvlJc w:val="left"/>
+      <w:pPr>
+        <w:tabs>
+          <w:tab w:val="num" w:pos="2160"/>
+        </w:tabs>
+        <w:ind w:left="2160" w:hanging="360"/>
+      </w:pPr>
+    </w:lvl>
+    <w:lvl w:ilvl="3" w:tentative="1">
+      <w:start w:val="1"/>
+      <w:numFmt w:val="decimal"/>
+      <w:lvlText w:val="%4."/>
+      <w:lvlJc w:val="left"/>
+      <w:pPr>
+        <w:tabs>
+          <w:tab w:val="num" w:pos="2880"/>
+        </w:tabs>
+        <w:ind w:left="2880" w:hanging="360"/>
+      </w:pPr>
+    </w:lvl>
+    <w:lvl w:ilvl="4" w:tentative="1">
+      <w:start w:val="1"/>
+      <w:numFmt w:val="decimal"/>
+      <w:lvlText w:val="%5."/>
+      <w:lvlJc w:val="left"/>
+      <w:pPr>
+        <w:tabs>
+          <w:tab w:val="num" w:pos="3600"/>
+        </w:tabs>
+        <w:ind w:left="3600" w:hanging="360"/>
+      </w:pPr>
+    </w:lvl>
+    <w:lvl w:ilvl="5" w:tentative="1">
+      <w:start w:val="1"/>
+      <w:numFmt w:val="decimal"/>
+      <w:lvlText w:val="%6."/>
+      <w:lvlJc w:val="left"/>
+      <w:pPr>
+        <w:tabs>
+          <w:tab w:val="num" w:pos="4320"/>
+        </w:tabs>
+        <w:ind w:left="4320" w:hanging="360"/>
+      </w:pPr>
+    </w:lvl>
+    <w:lvl w:ilvl="6" w:tentative="1">
+      <w:start w:val="1"/>
+      <w:numFmt w:val="decimal"/>
+      <w:lvlText w:val="%7."/>
+      <w:lvlJc w:val="left"/>
+      <w:pPr>
+        <w:tabs>
+          <w:tab w:val="num" w:pos="5040"/>
+        </w:tabs>
+        <w:ind w:left="5040" w:hanging="360"/>
+      </w:pPr>
+    </w:lvl>
+    <w:lvl w:ilvl="7" w:tentative="1">
+      <w:start w:val="1"/>
+      <w:numFmt w:val="decimal"/>
+      <w:lvlText w:val="%8."/>
+      <w:lvlJc w:val="left"/>
+      <w:pPr>
+        <w:tabs>
+          <w:tab w:val="num" w:pos="5760"/>
+        </w:tabs>
+        <w:ind w:left="5760" w:hanging="360"/>
+      </w:pPr>
+    </w:lvl>
+    <w:lvl w:ilvl="8" w:tentative="1">
+      <w:start w:val="1"/>
+      <w:numFmt w:val="decimal"/>
+      <w:lvlText w:val="%9."/>
+      <w:lvlJc w:val="left"/>
+      <w:pPr>
+        <w:tabs>
+          <w:tab w:val="num" w:pos="6480"/>
+        </w:tabs>
+        <w:ind w:left="6480" w:hanging="360"/>
+      </w:pPr>
+    </w:lvl>
+  </w:abstractNum>
+  <w:abstractNum w:abstractNumId="3" w15:restartNumberingAfterBreak="0">
     <w:nsid w:val="036D15CF"/>
     <w:multiLevelType w:val="hybridMultilevel"/>
     <w:tmpl w:val="C9C292C2"/>
@@ -942,7 +4213,120 @@
       </w:rPr>
     </w:lvl>
   </w:abstractNum>
-  <w:abstractNum w:abstractNumId="2" w15:restartNumberingAfterBreak="0">
+  <w:abstractNum w:abstractNumId="4" w15:restartNumberingAfterBreak="0">
+    <w:nsid w:val="0389493A"/>
+    <w:multiLevelType w:val="multilevel"/>
+    <w:tmpl w:val="BBFADD72"/>
+    <w:lvl w:ilvl="0">
+      <w:start w:val="3"/>
+      <w:numFmt w:val="decimal"/>
+      <w:lvlText w:val="%1."/>
+      <w:lvlJc w:val="left"/>
+      <w:pPr>
+        <w:tabs>
+          <w:tab w:val="num" w:pos="720"/>
+        </w:tabs>
+        <w:ind w:left="720" w:hanging="360"/>
+      </w:pPr>
+    </w:lvl>
+    <w:lvl w:ilvl="1" w:tentative="1">
+      <w:start w:val="1"/>
+      <w:numFmt w:val="decimal"/>
+      <w:lvlText w:val="%2."/>
+      <w:lvlJc w:val="left"/>
+      <w:pPr>
+        <w:tabs>
+          <w:tab w:val="num" w:pos="1440"/>
+        </w:tabs>
+        <w:ind w:left="1440" w:hanging="360"/>
+      </w:pPr>
+    </w:lvl>
+    <w:lvl w:ilvl="2" w:tentative="1">
+      <w:start w:val="1"/>
+      <w:numFmt w:val="decimal"/>
+      <w:lvlText w:val="%3."/>
+      <w:lvlJc w:val="left"/>
+      <w:pPr>
+        <w:tabs>
+          <w:tab w:val="num" w:pos="2160"/>
+        </w:tabs>
+        <w:ind w:left="2160" w:hanging="360"/>
+      </w:pPr>
+    </w:lvl>
+    <w:lvl w:ilvl="3" w:tentative="1">
+      <w:start w:val="1"/>
+      <w:numFmt w:val="decimal"/>
+      <w:lvlText w:val="%4."/>
+      <w:lvlJc w:val="left"/>
+      <w:pPr>
+        <w:tabs>
+          <w:tab w:val="num" w:pos="2880"/>
+        </w:tabs>
+        <w:ind w:left="2880" w:hanging="360"/>
+      </w:pPr>
+    </w:lvl>
+    <w:lvl w:ilvl="4" w:tentative="1">
+      <w:start w:val="1"/>
+      <w:numFmt w:val="decimal"/>
+      <w:lvlText w:val="%5."/>
+      <w:lvlJc w:val="left"/>
+      <w:pPr>
+        <w:tabs>
+          <w:tab w:val="num" w:pos="3600"/>
+        </w:tabs>
+        <w:ind w:left="3600" w:hanging="360"/>
+      </w:pPr>
+    </w:lvl>
+    <w:lvl w:ilvl="5" w:tentative="1">
+      <w:start w:val="1"/>
+      <w:numFmt w:val="decimal"/>
+      <w:lvlText w:val="%6."/>
+      <w:lvlJc w:val="left"/>
+      <w:pPr>
+        <w:tabs>
+          <w:tab w:val="num" w:pos="4320"/>
+        </w:tabs>
+        <w:ind w:left="4320" w:hanging="360"/>
+      </w:pPr>
+    </w:lvl>
+    <w:lvl w:ilvl="6" w:tentative="1">
+      <w:start w:val="1"/>
+      <w:numFmt w:val="decimal"/>
+      <w:lvlText w:val="%7."/>
+      <w:lvlJc w:val="left"/>
+      <w:pPr>
+        <w:tabs>
+          <w:tab w:val="num" w:pos="5040"/>
+        </w:tabs>
+        <w:ind w:left="5040" w:hanging="360"/>
+      </w:pPr>
+    </w:lvl>
+    <w:lvl w:ilvl="7" w:tentative="1">
+      <w:start w:val="1"/>
+      <w:numFmt w:val="decimal"/>
+      <w:lvlText w:val="%8."/>
+      <w:lvlJc w:val="left"/>
+      <w:pPr>
+        <w:tabs>
+          <w:tab w:val="num" w:pos="5760"/>
+        </w:tabs>
+        <w:ind w:left="5760" w:hanging="360"/>
+      </w:pPr>
+    </w:lvl>
+    <w:lvl w:ilvl="8" w:tentative="1">
+      <w:start w:val="1"/>
+      <w:numFmt w:val="decimal"/>
+      <w:lvlText w:val="%9."/>
+      <w:lvlJc w:val="left"/>
+      <w:pPr>
+        <w:tabs>
+          <w:tab w:val="num" w:pos="6480"/>
+        </w:tabs>
+        <w:ind w:left="6480" w:hanging="360"/>
+      </w:pPr>
+    </w:lvl>
+  </w:abstractNum>
+  <w:abstractNum w:abstractNumId="5" w15:restartNumberingAfterBreak="0">
     <w:nsid w:val="04B6737E"/>
     <w:multiLevelType w:val="hybridMultilevel"/>
     <w:tmpl w:val="CFD234D4"/>
@@ -1055,7 +4439,7 @@
       </w:rPr>
     </w:lvl>
   </w:abstractNum>
-  <w:abstractNum w:abstractNumId="3" w15:restartNumberingAfterBreak="0">
+  <w:abstractNum w:abstractNumId="6" w15:restartNumberingAfterBreak="0">
     <w:nsid w:val="057C25BB"/>
     <w:multiLevelType w:val="hybridMultilevel"/>
     <w:tmpl w:val="7A8CC878"/>
@@ -1168,7 +4552,7 @@
       </w:rPr>
     </w:lvl>
   </w:abstractNum>
-  <w:abstractNum w:abstractNumId="4" w15:restartNumberingAfterBreak="0">
+  <w:abstractNum w:abstractNumId="7" w15:restartNumberingAfterBreak="0">
     <w:nsid w:val="09CA4AB5"/>
     <w:multiLevelType w:val="hybridMultilevel"/>
     <w:tmpl w:val="A89CEED2"/>
@@ -1281,7 +4665,658 @@
       </w:rPr>
     </w:lvl>
   </w:abstractNum>
-  <w:abstractNum w:abstractNumId="5" w15:restartNumberingAfterBreak="0">
+  <w:abstractNum w:abstractNumId="8" w15:restartNumberingAfterBreak="0">
+    <w:nsid w:val="0A702A25"/>
+    <w:multiLevelType w:val="multilevel"/>
+    <w:tmpl w:val="089808A6"/>
+    <w:lvl w:ilvl="0">
+      <w:start w:val="1"/>
+      <w:numFmt w:val="decimal"/>
+      <w:lvlText w:val="%1."/>
+      <w:lvlJc w:val="left"/>
+      <w:pPr>
+        <w:tabs>
+          <w:tab w:val="num" w:pos="720"/>
+        </w:tabs>
+        <w:ind w:left="720" w:hanging="360"/>
+      </w:pPr>
+    </w:lvl>
+    <w:lvl w:ilvl="1" w:tentative="1">
+      <w:start w:val="1"/>
+      <w:numFmt w:val="decimal"/>
+      <w:lvlText w:val="%2."/>
+      <w:lvlJc w:val="left"/>
+      <w:pPr>
+        <w:tabs>
+          <w:tab w:val="num" w:pos="1440"/>
+        </w:tabs>
+        <w:ind w:left="1440" w:hanging="360"/>
+      </w:pPr>
+    </w:lvl>
+    <w:lvl w:ilvl="2" w:tentative="1">
+      <w:start w:val="1"/>
+      <w:numFmt w:val="decimal"/>
+      <w:lvlText w:val="%3."/>
+      <w:lvlJc w:val="left"/>
+      <w:pPr>
+        <w:tabs>
+          <w:tab w:val="num" w:pos="2160"/>
+        </w:tabs>
+        <w:ind w:left="2160" w:hanging="360"/>
+      </w:pPr>
+    </w:lvl>
+    <w:lvl w:ilvl="3" w:tentative="1">
+      <w:start w:val="1"/>
+      <w:numFmt w:val="decimal"/>
+      <w:lvlText w:val="%4."/>
+      <w:lvlJc w:val="left"/>
+      <w:pPr>
+        <w:tabs>
+          <w:tab w:val="num" w:pos="2880"/>
+        </w:tabs>
+        <w:ind w:left="2880" w:hanging="360"/>
+      </w:pPr>
+    </w:lvl>
+    <w:lvl w:ilvl="4" w:tentative="1">
+      <w:start w:val="1"/>
+      <w:numFmt w:val="decimal"/>
+      <w:lvlText w:val="%5."/>
+      <w:lvlJc w:val="left"/>
+      <w:pPr>
+        <w:tabs>
+          <w:tab w:val="num" w:pos="3600"/>
+        </w:tabs>
+        <w:ind w:left="3600" w:hanging="360"/>
+      </w:pPr>
+    </w:lvl>
+    <w:lvl w:ilvl="5" w:tentative="1">
+      <w:start w:val="1"/>
+      <w:numFmt w:val="decimal"/>
+      <w:lvlText w:val="%6."/>
+      <w:lvlJc w:val="left"/>
+      <w:pPr>
+        <w:tabs>
+          <w:tab w:val="num" w:pos="4320"/>
+        </w:tabs>
+        <w:ind w:left="4320" w:hanging="360"/>
+      </w:pPr>
+    </w:lvl>
+    <w:lvl w:ilvl="6" w:tentative="1">
+      <w:start w:val="1"/>
+      <w:numFmt w:val="decimal"/>
+      <w:lvlText w:val="%7."/>
+      <w:lvlJc w:val="left"/>
+      <w:pPr>
+        <w:tabs>
+          <w:tab w:val="num" w:pos="5040"/>
+        </w:tabs>
+        <w:ind w:left="5040" w:hanging="360"/>
+      </w:pPr>
+    </w:lvl>
+    <w:lvl w:ilvl="7" w:tentative="1">
+      <w:start w:val="1"/>
+      <w:numFmt w:val="decimal"/>
+      <w:lvlText w:val="%8."/>
+      <w:lvlJc w:val="left"/>
+      <w:pPr>
+        <w:tabs>
+          <w:tab w:val="num" w:pos="5760"/>
+        </w:tabs>
+        <w:ind w:left="5760" w:hanging="360"/>
+      </w:pPr>
+    </w:lvl>
+    <w:lvl w:ilvl="8" w:tentative="1">
+      <w:start w:val="1"/>
+      <w:numFmt w:val="decimal"/>
+      <w:lvlText w:val="%9."/>
+      <w:lvlJc w:val="left"/>
+      <w:pPr>
+        <w:tabs>
+          <w:tab w:val="num" w:pos="6480"/>
+        </w:tabs>
+        <w:ind w:left="6480" w:hanging="360"/>
+      </w:pPr>
+    </w:lvl>
+  </w:abstractNum>
+  <w:abstractNum w:abstractNumId="9" w15:restartNumberingAfterBreak="0">
+    <w:nsid w:val="0B78365D"/>
+    <w:multiLevelType w:val="multilevel"/>
+    <w:tmpl w:val="A4EA3584"/>
+    <w:lvl w:ilvl="0">
+      <w:start w:val="4"/>
+      <w:numFmt w:val="decimal"/>
+      <w:lvlText w:val="%1."/>
+      <w:lvlJc w:val="left"/>
+      <w:pPr>
+        <w:tabs>
+          <w:tab w:val="num" w:pos="720"/>
+        </w:tabs>
+        <w:ind w:left="720" w:hanging="360"/>
+      </w:pPr>
+    </w:lvl>
+    <w:lvl w:ilvl="1" w:tentative="1">
+      <w:start w:val="1"/>
+      <w:numFmt w:val="decimal"/>
+      <w:lvlText w:val="%2."/>
+      <w:lvlJc w:val="left"/>
+      <w:pPr>
+        <w:tabs>
+          <w:tab w:val="num" w:pos="1440"/>
+        </w:tabs>
+        <w:ind w:left="1440" w:hanging="360"/>
+      </w:pPr>
+    </w:lvl>
+    <w:lvl w:ilvl="2" w:tentative="1">
+      <w:start w:val="1"/>
+      <w:numFmt w:val="decimal"/>
+      <w:lvlText w:val="%3."/>
+      <w:lvlJc w:val="left"/>
+      <w:pPr>
+        <w:tabs>
+          <w:tab w:val="num" w:pos="2160"/>
+        </w:tabs>
+        <w:ind w:left="2160" w:hanging="360"/>
+      </w:pPr>
+    </w:lvl>
+    <w:lvl w:ilvl="3" w:tentative="1">
+      <w:start w:val="1"/>
+      <w:numFmt w:val="decimal"/>
+      <w:lvlText w:val="%4."/>
+      <w:lvlJc w:val="left"/>
+      <w:pPr>
+        <w:tabs>
+          <w:tab w:val="num" w:pos="2880"/>
+        </w:tabs>
+        <w:ind w:left="2880" w:hanging="360"/>
+      </w:pPr>
+    </w:lvl>
+    <w:lvl w:ilvl="4" w:tentative="1">
+      <w:start w:val="1"/>
+      <w:numFmt w:val="decimal"/>
+      <w:lvlText w:val="%5."/>
+      <w:lvlJc w:val="left"/>
+      <w:pPr>
+        <w:tabs>
+          <w:tab w:val="num" w:pos="3600"/>
+        </w:tabs>
+        <w:ind w:left="3600" w:hanging="360"/>
+      </w:pPr>
+    </w:lvl>
+    <w:lvl w:ilvl="5" w:tentative="1">
+      <w:start w:val="1"/>
+      <w:numFmt w:val="decimal"/>
+      <w:lvlText w:val="%6."/>
+      <w:lvlJc w:val="left"/>
+      <w:pPr>
+        <w:tabs>
+          <w:tab w:val="num" w:pos="4320"/>
+        </w:tabs>
+        <w:ind w:left="4320" w:hanging="360"/>
+      </w:pPr>
+    </w:lvl>
+    <w:lvl w:ilvl="6" w:tentative="1">
+      <w:start w:val="1"/>
+      <w:numFmt w:val="decimal"/>
+      <w:lvlText w:val="%7."/>
+      <w:lvlJc w:val="left"/>
+      <w:pPr>
+        <w:tabs>
+          <w:tab w:val="num" w:pos="5040"/>
+        </w:tabs>
+        <w:ind w:left="5040" w:hanging="360"/>
+      </w:pPr>
+    </w:lvl>
+    <w:lvl w:ilvl="7" w:tentative="1">
+      <w:start w:val="1"/>
+      <w:numFmt w:val="decimal"/>
+      <w:lvlText w:val="%8."/>
+      <w:lvlJc w:val="left"/>
+      <w:pPr>
+        <w:tabs>
+          <w:tab w:val="num" w:pos="5760"/>
+        </w:tabs>
+        <w:ind w:left="5760" w:hanging="360"/>
+      </w:pPr>
+    </w:lvl>
+    <w:lvl w:ilvl="8" w:tentative="1">
+      <w:start w:val="1"/>
+      <w:numFmt w:val="decimal"/>
+      <w:lvlText w:val="%9."/>
+      <w:lvlJc w:val="left"/>
+      <w:pPr>
+        <w:tabs>
+          <w:tab w:val="num" w:pos="6480"/>
+        </w:tabs>
+        <w:ind w:left="6480" w:hanging="360"/>
+      </w:pPr>
+    </w:lvl>
+  </w:abstractNum>
+  <w:abstractNum w:abstractNumId="10" w15:restartNumberingAfterBreak="0">
+    <w:nsid w:val="0B852194"/>
+    <w:multiLevelType w:val="multilevel"/>
+    <w:tmpl w:val="A1FE12DC"/>
+    <w:lvl w:ilvl="0">
+      <w:start w:val="5"/>
+      <w:numFmt w:val="decimal"/>
+      <w:lvlText w:val="%1."/>
+      <w:lvlJc w:val="left"/>
+      <w:pPr>
+        <w:tabs>
+          <w:tab w:val="num" w:pos="720"/>
+        </w:tabs>
+        <w:ind w:left="720" w:hanging="360"/>
+      </w:pPr>
+    </w:lvl>
+    <w:lvl w:ilvl="1" w:tentative="1">
+      <w:start w:val="1"/>
+      <w:numFmt w:val="decimal"/>
+      <w:lvlText w:val="%2."/>
+      <w:lvlJc w:val="left"/>
+      <w:pPr>
+        <w:tabs>
+          <w:tab w:val="num" w:pos="1440"/>
+        </w:tabs>
+        <w:ind w:left="1440" w:hanging="360"/>
+      </w:pPr>
+    </w:lvl>
+    <w:lvl w:ilvl="2" w:tentative="1">
+      <w:start w:val="1"/>
+      <w:numFmt w:val="decimal"/>
+      <w:lvlText w:val="%3."/>
+      <w:lvlJc w:val="left"/>
+      <w:pPr>
+        <w:tabs>
+          <w:tab w:val="num" w:pos="2160"/>
+        </w:tabs>
+        <w:ind w:left="2160" w:hanging="360"/>
+      </w:pPr>
+    </w:lvl>
+    <w:lvl w:ilvl="3" w:tentative="1">
+      <w:start w:val="1"/>
+      <w:numFmt w:val="decimal"/>
+      <w:lvlText w:val="%4."/>
+      <w:lvlJc w:val="left"/>
+      <w:pPr>
+        <w:tabs>
+          <w:tab w:val="num" w:pos="2880"/>
+        </w:tabs>
+        <w:ind w:left="2880" w:hanging="360"/>
+      </w:pPr>
+    </w:lvl>
+    <w:lvl w:ilvl="4" w:tentative="1">
+      <w:start w:val="1"/>
+      <w:numFmt w:val="decimal"/>
+      <w:lvlText w:val="%5."/>
+      <w:lvlJc w:val="left"/>
+      <w:pPr>
+        <w:tabs>
+          <w:tab w:val="num" w:pos="3600"/>
+        </w:tabs>
+        <w:ind w:left="3600" w:hanging="360"/>
+      </w:pPr>
+    </w:lvl>
+    <w:lvl w:ilvl="5" w:tentative="1">
+      <w:start w:val="1"/>
+      <w:numFmt w:val="decimal"/>
+      <w:lvlText w:val="%6."/>
+      <w:lvlJc w:val="left"/>
+      <w:pPr>
+        <w:tabs>
+          <w:tab w:val="num" w:pos="4320"/>
+        </w:tabs>
+        <w:ind w:left="4320" w:hanging="360"/>
+      </w:pPr>
+    </w:lvl>
+    <w:lvl w:ilvl="6" w:tentative="1">
+      <w:start w:val="1"/>
+      <w:numFmt w:val="decimal"/>
+      <w:lvlText w:val="%7."/>
+      <w:lvlJc w:val="left"/>
+      <w:pPr>
+        <w:tabs>
+          <w:tab w:val="num" w:pos="5040"/>
+        </w:tabs>
+        <w:ind w:left="5040" w:hanging="360"/>
+      </w:pPr>
+    </w:lvl>
+    <w:lvl w:ilvl="7" w:tentative="1">
+      <w:start w:val="1"/>
+      <w:numFmt w:val="decimal"/>
+      <w:lvlText w:val="%8."/>
+      <w:lvlJc w:val="left"/>
+      <w:pPr>
+        <w:tabs>
+          <w:tab w:val="num" w:pos="5760"/>
+        </w:tabs>
+        <w:ind w:left="5760" w:hanging="360"/>
+      </w:pPr>
+    </w:lvl>
+    <w:lvl w:ilvl="8" w:tentative="1">
+      <w:start w:val="1"/>
+      <w:numFmt w:val="decimal"/>
+      <w:lvlText w:val="%9."/>
+      <w:lvlJc w:val="left"/>
+      <w:pPr>
+        <w:tabs>
+          <w:tab w:val="num" w:pos="6480"/>
+        </w:tabs>
+        <w:ind w:left="6480" w:hanging="360"/>
+      </w:pPr>
+    </w:lvl>
+  </w:abstractNum>
+  <w:abstractNum w:abstractNumId="11" w15:restartNumberingAfterBreak="0">
+    <w:nsid w:val="11505CDB"/>
+    <w:multiLevelType w:val="multilevel"/>
+    <w:tmpl w:val="2954F972"/>
+    <w:lvl w:ilvl="0">
+      <w:start w:val="5"/>
+      <w:numFmt w:val="decimal"/>
+      <w:lvlText w:val="%1."/>
+      <w:lvlJc w:val="left"/>
+      <w:pPr>
+        <w:tabs>
+          <w:tab w:val="num" w:pos="720"/>
+        </w:tabs>
+        <w:ind w:left="720" w:hanging="360"/>
+      </w:pPr>
+    </w:lvl>
+    <w:lvl w:ilvl="1" w:tentative="1">
+      <w:start w:val="1"/>
+      <w:numFmt w:val="decimal"/>
+      <w:lvlText w:val="%2."/>
+      <w:lvlJc w:val="left"/>
+      <w:pPr>
+        <w:tabs>
+          <w:tab w:val="num" w:pos="1440"/>
+        </w:tabs>
+        <w:ind w:left="1440" w:hanging="360"/>
+      </w:pPr>
+    </w:lvl>
+    <w:lvl w:ilvl="2" w:tentative="1">
+      <w:start w:val="1"/>
+      <w:numFmt w:val="decimal"/>
+      <w:lvlText w:val="%3."/>
+      <w:lvlJc w:val="left"/>
+      <w:pPr>
+        <w:tabs>
+          <w:tab w:val="num" w:pos="2160"/>
+        </w:tabs>
+        <w:ind w:left="2160" w:hanging="360"/>
+      </w:pPr>
+    </w:lvl>
+    <w:lvl w:ilvl="3" w:tentative="1">
+      <w:start w:val="1"/>
+      <w:numFmt w:val="decimal"/>
+      <w:lvlText w:val="%4."/>
+      <w:lvlJc w:val="left"/>
+      <w:pPr>
+        <w:tabs>
+          <w:tab w:val="num" w:pos="2880"/>
+        </w:tabs>
+        <w:ind w:left="2880" w:hanging="360"/>
+      </w:pPr>
+    </w:lvl>
+    <w:lvl w:ilvl="4" w:tentative="1">
+      <w:start w:val="1"/>
+      <w:numFmt w:val="decimal"/>
+      <w:lvlText w:val="%5."/>
+      <w:lvlJc w:val="left"/>
+      <w:pPr>
+        <w:tabs>
+          <w:tab w:val="num" w:pos="3600"/>
+        </w:tabs>
+        <w:ind w:left="3600" w:hanging="360"/>
+      </w:pPr>
+    </w:lvl>
+    <w:lvl w:ilvl="5" w:tentative="1">
+      <w:start w:val="1"/>
+      <w:numFmt w:val="decimal"/>
+      <w:lvlText w:val="%6."/>
+      <w:lvlJc w:val="left"/>
+      <w:pPr>
+        <w:tabs>
+          <w:tab w:val="num" w:pos="4320"/>
+        </w:tabs>
+        <w:ind w:left="4320" w:hanging="360"/>
+      </w:pPr>
+    </w:lvl>
+    <w:lvl w:ilvl="6" w:tentative="1">
+      <w:start w:val="1"/>
+      <w:numFmt w:val="decimal"/>
+      <w:lvlText w:val="%7."/>
+      <w:lvlJc w:val="left"/>
+      <w:pPr>
+        <w:tabs>
+          <w:tab w:val="num" w:pos="5040"/>
+        </w:tabs>
+        <w:ind w:left="5040" w:hanging="360"/>
+      </w:pPr>
+    </w:lvl>
+    <w:lvl w:ilvl="7" w:tentative="1">
+      <w:start w:val="1"/>
+      <w:numFmt w:val="decimal"/>
+      <w:lvlText w:val="%8."/>
+      <w:lvlJc w:val="left"/>
+      <w:pPr>
+        <w:tabs>
+          <w:tab w:val="num" w:pos="5760"/>
+        </w:tabs>
+        <w:ind w:left="5760" w:hanging="360"/>
+      </w:pPr>
+    </w:lvl>
+    <w:lvl w:ilvl="8" w:tentative="1">
+      <w:start w:val="1"/>
+      <w:numFmt w:val="decimal"/>
+      <w:lvlText w:val="%9."/>
+      <w:lvlJc w:val="left"/>
+      <w:pPr>
+        <w:tabs>
+          <w:tab w:val="num" w:pos="6480"/>
+        </w:tabs>
+        <w:ind w:left="6480" w:hanging="360"/>
+      </w:pPr>
+    </w:lvl>
+  </w:abstractNum>
+  <w:abstractNum w:abstractNumId="12" w15:restartNumberingAfterBreak="0">
+    <w:nsid w:val="123E19D3"/>
+    <w:multiLevelType w:val="hybridMultilevel"/>
+    <w:tmpl w:val="C7047F28"/>
+    <w:lvl w:ilvl="0" w:tplc="0419000F">
+      <w:start w:val="1"/>
+      <w:numFmt w:val="decimal"/>
+      <w:lvlText w:val="%1."/>
+      <w:lvlJc w:val="left"/>
+      <w:pPr>
+        <w:ind w:left="720" w:hanging="360"/>
+      </w:pPr>
+    </w:lvl>
+    <w:lvl w:ilvl="1" w:tplc="04190019" w:tentative="1">
+      <w:start w:val="1"/>
+      <w:numFmt w:val="lowerLetter"/>
+      <w:lvlText w:val="%2."/>
+      <w:lvlJc w:val="left"/>
+      <w:pPr>
+        <w:ind w:left="1440" w:hanging="360"/>
+      </w:pPr>
+    </w:lvl>
+    <w:lvl w:ilvl="2" w:tplc="0419001B" w:tentative="1">
+      <w:start w:val="1"/>
+      <w:numFmt w:val="lowerRoman"/>
+      <w:lvlText w:val="%3."/>
+      <w:lvlJc w:val="right"/>
+      <w:pPr>
+        <w:ind w:left="2160" w:hanging="180"/>
+      </w:pPr>
+    </w:lvl>
+    <w:lvl w:ilvl="3" w:tplc="0419000F" w:tentative="1">
+      <w:start w:val="1"/>
+      <w:numFmt w:val="decimal"/>
+      <w:lvlText w:val="%4."/>
+      <w:lvlJc w:val="left"/>
+      <w:pPr>
+        <w:ind w:left="2880" w:hanging="360"/>
+      </w:pPr>
+    </w:lvl>
+    <w:lvl w:ilvl="4" w:tplc="04190019" w:tentative="1">
+      <w:start w:val="1"/>
+      <w:numFmt w:val="lowerLetter"/>
+      <w:lvlText w:val="%5."/>
+      <w:lvlJc w:val="left"/>
+      <w:pPr>
+        <w:ind w:left="3600" w:hanging="360"/>
+      </w:pPr>
+    </w:lvl>
+    <w:lvl w:ilvl="5" w:tplc="0419001B" w:tentative="1">
+      <w:start w:val="1"/>
+      <w:numFmt w:val="lowerRoman"/>
+      <w:lvlText w:val="%6."/>
+      <w:lvlJc w:val="right"/>
+      <w:pPr>
+        <w:ind w:left="4320" w:hanging="180"/>
+      </w:pPr>
+    </w:lvl>
+    <w:lvl w:ilvl="6" w:tplc="0419000F" w:tentative="1">
+      <w:start w:val="1"/>
+      <w:numFmt w:val="decimal"/>
+      <w:lvlText w:val="%7."/>
+      <w:lvlJc w:val="left"/>
+      <w:pPr>
+        <w:ind w:left="5040" w:hanging="360"/>
+      </w:pPr>
+    </w:lvl>
+    <w:lvl w:ilvl="7" w:tplc="04190019" w:tentative="1">
+      <w:start w:val="1"/>
+      <w:numFmt w:val="lowerLetter"/>
+      <w:lvlText w:val="%8."/>
+      <w:lvlJc w:val="left"/>
+      <w:pPr>
+        <w:ind w:left="5760" w:hanging="360"/>
+      </w:pPr>
+    </w:lvl>
+    <w:lvl w:ilvl="8" w:tplc="0419001B" w:tentative="1">
+      <w:start w:val="1"/>
+      <w:numFmt w:val="lowerRoman"/>
+      <w:lvlText w:val="%9."/>
+      <w:lvlJc w:val="right"/>
+      <w:pPr>
+        <w:ind w:left="6480" w:hanging="180"/>
+      </w:pPr>
+    </w:lvl>
+  </w:abstractNum>
+  <w:abstractNum w:abstractNumId="13" w15:restartNumberingAfterBreak="0">
+    <w:nsid w:val="13FC4FF6"/>
+    <w:multiLevelType w:val="multilevel"/>
+    <w:tmpl w:val="BBFADD72"/>
+    <w:lvl w:ilvl="0">
+      <w:start w:val="3"/>
+      <w:numFmt w:val="decimal"/>
+      <w:lvlText w:val="%1."/>
+      <w:lvlJc w:val="left"/>
+      <w:pPr>
+        <w:tabs>
+          <w:tab w:val="num" w:pos="720"/>
+        </w:tabs>
+        <w:ind w:left="720" w:hanging="360"/>
+      </w:pPr>
+    </w:lvl>
+    <w:lvl w:ilvl="1" w:tentative="1">
+      <w:start w:val="1"/>
+      <w:numFmt w:val="decimal"/>
+      <w:lvlText w:val="%2."/>
+      <w:lvlJc w:val="left"/>
+      <w:pPr>
+        <w:tabs>
+          <w:tab w:val="num" w:pos="1440"/>
+        </w:tabs>
+        <w:ind w:left="1440" w:hanging="360"/>
+      </w:pPr>
+    </w:lvl>
+    <w:lvl w:ilvl="2" w:tentative="1">
+      <w:start w:val="1"/>
+      <w:numFmt w:val="decimal"/>
+      <w:lvlText w:val="%3."/>
+      <w:lvlJc w:val="left"/>
+      <w:pPr>
+        <w:tabs>
+          <w:tab w:val="num" w:pos="2160"/>
+        </w:tabs>
+        <w:ind w:left="2160" w:hanging="360"/>
+      </w:pPr>
+    </w:lvl>
+    <w:lvl w:ilvl="3" w:tentative="1">
+      <w:start w:val="1"/>
+      <w:numFmt w:val="decimal"/>
+      <w:lvlText w:val="%4."/>
+      <w:lvlJc w:val="left"/>
+      <w:pPr>
+        <w:tabs>
+          <w:tab w:val="num" w:pos="2880"/>
+        </w:tabs>
+        <w:ind w:left="2880" w:hanging="360"/>
+      </w:pPr>
+    </w:lvl>
+    <w:lvl w:ilvl="4" w:tentative="1">
+      <w:start w:val="1"/>
+      <w:numFmt w:val="decimal"/>
+      <w:lvlText w:val="%5."/>
+      <w:lvlJc w:val="left"/>
+      <w:pPr>
+        <w:tabs>
+          <w:tab w:val="num" w:pos="3600"/>
+        </w:tabs>
+        <w:ind w:left="3600" w:hanging="360"/>
+      </w:pPr>
+    </w:lvl>
+    <w:lvl w:ilvl="5" w:tentative="1">
+      <w:start w:val="1"/>
+      <w:numFmt w:val="decimal"/>
+      <w:lvlText w:val="%6."/>
+      <w:lvlJc w:val="left"/>
+      <w:pPr>
+        <w:tabs>
+          <w:tab w:val="num" w:pos="4320"/>
+        </w:tabs>
+        <w:ind w:left="4320" w:hanging="360"/>
+      </w:pPr>
+    </w:lvl>
+    <w:lvl w:ilvl="6" w:tentative="1">
+      <w:start w:val="1"/>
+      <w:numFmt w:val="decimal"/>
+      <w:lvlText w:val="%7."/>
+      <w:lvlJc w:val="left"/>
+      <w:pPr>
+        <w:tabs>
+          <w:tab w:val="num" w:pos="5040"/>
+        </w:tabs>
+        <w:ind w:left="5040" w:hanging="360"/>
+      </w:pPr>
+    </w:lvl>
+    <w:lvl w:ilvl="7" w:tentative="1">
+      <w:start w:val="1"/>
+      <w:numFmt w:val="decimal"/>
+      <w:lvlText w:val="%8."/>
+      <w:lvlJc w:val="left"/>
+      <w:pPr>
+        <w:tabs>
+          <w:tab w:val="num" w:pos="5760"/>
+        </w:tabs>
+        <w:ind w:left="5760" w:hanging="360"/>
+      </w:pPr>
+    </w:lvl>
+    <w:lvl w:ilvl="8" w:tentative="1">
+      <w:start w:val="1"/>
+      <w:numFmt w:val="decimal"/>
+      <w:lvlText w:val="%9."/>
+      <w:lvlJc w:val="left"/>
+      <w:pPr>
+        <w:tabs>
+          <w:tab w:val="num" w:pos="6480"/>
+        </w:tabs>
+        <w:ind w:left="6480" w:hanging="360"/>
+      </w:pPr>
+    </w:lvl>
+  </w:abstractNum>
+  <w:abstractNum w:abstractNumId="14" w15:restartNumberingAfterBreak="0">
     <w:nsid w:val="15522133"/>
     <w:multiLevelType w:val="hybridMultilevel"/>
     <w:tmpl w:val="5140665E"/>
@@ -1394,7 +5429,7 @@
       </w:rPr>
     </w:lvl>
   </w:abstractNum>
-  <w:abstractNum w:abstractNumId="6" w15:restartNumberingAfterBreak="0">
+  <w:abstractNum w:abstractNumId="15" w15:restartNumberingAfterBreak="0">
     <w:nsid w:val="16282D1D"/>
     <w:multiLevelType w:val="hybridMultilevel"/>
     <w:tmpl w:val="DC52CEEE"/>
@@ -1507,7 +5542,7 @@
       </w:rPr>
     </w:lvl>
   </w:abstractNum>
-  <w:abstractNum w:abstractNumId="7" w15:restartNumberingAfterBreak="0">
+  <w:abstractNum w:abstractNumId="16" w15:restartNumberingAfterBreak="0">
     <w:nsid w:val="18884F41"/>
     <w:multiLevelType w:val="hybridMultilevel"/>
     <w:tmpl w:val="6518D8D8"/>
@@ -1620,7 +5655,7 @@
       </w:rPr>
     </w:lvl>
   </w:abstractNum>
-  <w:abstractNum w:abstractNumId="8" w15:restartNumberingAfterBreak="0">
+  <w:abstractNum w:abstractNumId="17" w15:restartNumberingAfterBreak="0">
     <w:nsid w:val="19267650"/>
     <w:multiLevelType w:val="hybridMultilevel"/>
     <w:tmpl w:val="5B2C1CBA"/>
@@ -1733,7 +5768,233 @@
       </w:rPr>
     </w:lvl>
   </w:abstractNum>
-  <w:abstractNum w:abstractNumId="9" w15:restartNumberingAfterBreak="0">
+  <w:abstractNum w:abstractNumId="18" w15:restartNumberingAfterBreak="0">
+    <w:nsid w:val="1A0F72B2"/>
+    <w:multiLevelType w:val="hybridMultilevel"/>
+    <w:tmpl w:val="4242325E"/>
+    <w:lvl w:ilvl="0" w:tplc="E3F6E87A">
+      <w:start w:val="1"/>
+      <w:numFmt w:val="bullet"/>
+      <w:lvlText w:val=""/>
+      <w:lvlJc w:val="left"/>
+      <w:pPr>
+        <w:ind w:left="720" w:hanging="360"/>
+      </w:pPr>
+      <w:rPr>
+        <w:rFonts w:ascii="Symbol" w:hAnsi="Symbol" w:hint="default"/>
+      </w:rPr>
+    </w:lvl>
+    <w:lvl w:ilvl="1" w:tplc="FFFFFFFF" w:tentative="1">
+      <w:start w:val="1"/>
+      <w:numFmt w:val="bullet"/>
+      <w:lvlText w:val="o"/>
+      <w:lvlJc w:val="left"/>
+      <w:pPr>
+        <w:ind w:left="1440" w:hanging="360"/>
+      </w:pPr>
+      <w:rPr>
+        <w:rFonts w:ascii="Courier New" w:hAnsi="Courier New" w:cs="Courier New" w:hint="default"/>
+      </w:rPr>
+    </w:lvl>
+    <w:lvl w:ilvl="2" w:tplc="FFFFFFFF" w:tentative="1">
+      <w:start w:val="1"/>
+      <w:numFmt w:val="bullet"/>
+      <w:lvlText w:val=""/>
+      <w:lvlJc w:val="left"/>
+      <w:pPr>
+        <w:ind w:left="2160" w:hanging="360"/>
+      </w:pPr>
+      <w:rPr>
+        <w:rFonts w:ascii="Wingdings" w:hAnsi="Wingdings" w:hint="default"/>
+      </w:rPr>
+    </w:lvl>
+    <w:lvl w:ilvl="3" w:tplc="FFFFFFFF" w:tentative="1">
+      <w:start w:val="1"/>
+      <w:numFmt w:val="bullet"/>
+      <w:lvlText w:val=""/>
+      <w:lvlJc w:val="left"/>
+      <w:pPr>
+        <w:ind w:left="2880" w:hanging="360"/>
+      </w:pPr>
+      <w:rPr>
+        <w:rFonts w:ascii="Symbol" w:hAnsi="Symbol" w:hint="default"/>
+      </w:rPr>
+    </w:lvl>
+    <w:lvl w:ilvl="4" w:tplc="FFFFFFFF" w:tentative="1">
+      <w:start w:val="1"/>
+      <w:numFmt w:val="bullet"/>
+      <w:lvlText w:val="o"/>
+      <w:lvlJc w:val="left"/>
+      <w:pPr>
+        <w:ind w:left="3600" w:hanging="360"/>
+      </w:pPr>
+      <w:rPr>
+        <w:rFonts w:ascii="Courier New" w:hAnsi="Courier New" w:cs="Courier New" w:hint="default"/>
+      </w:rPr>
+    </w:lvl>
+    <w:lvl w:ilvl="5" w:tplc="FFFFFFFF" w:tentative="1">
+      <w:start w:val="1"/>
+      <w:numFmt w:val="bullet"/>
+      <w:lvlText w:val=""/>
+      <w:lvlJc w:val="left"/>
+      <w:pPr>
+        <w:ind w:left="4320" w:hanging="360"/>
+      </w:pPr>
+      <w:rPr>
+        <w:rFonts w:ascii="Wingdings" w:hAnsi="Wingdings" w:hint="default"/>
+      </w:rPr>
+    </w:lvl>
+    <w:lvl w:ilvl="6" w:tplc="FFFFFFFF" w:tentative="1">
+      <w:start w:val="1"/>
+      <w:numFmt w:val="bullet"/>
+      <w:lvlText w:val=""/>
+      <w:lvlJc w:val="left"/>
+      <w:pPr>
+        <w:ind w:left="5040" w:hanging="360"/>
+      </w:pPr>
+      <w:rPr>
+        <w:rFonts w:ascii="Symbol" w:hAnsi="Symbol" w:hint="default"/>
+      </w:rPr>
+    </w:lvl>
+    <w:lvl w:ilvl="7" w:tplc="FFFFFFFF" w:tentative="1">
+      <w:start w:val="1"/>
+      <w:numFmt w:val="bullet"/>
+      <w:lvlText w:val="o"/>
+      <w:lvlJc w:val="left"/>
+      <w:pPr>
+        <w:ind w:left="5760" w:hanging="360"/>
+      </w:pPr>
+      <w:rPr>
+        <w:rFonts w:ascii="Courier New" w:hAnsi="Courier New" w:cs="Courier New" w:hint="default"/>
+      </w:rPr>
+    </w:lvl>
+    <w:lvl w:ilvl="8" w:tplc="FFFFFFFF" w:tentative="1">
+      <w:start w:val="1"/>
+      <w:numFmt w:val="bullet"/>
+      <w:lvlText w:val=""/>
+      <w:lvlJc w:val="left"/>
+      <w:pPr>
+        <w:ind w:left="6480" w:hanging="360"/>
+      </w:pPr>
+      <w:rPr>
+        <w:rFonts w:ascii="Wingdings" w:hAnsi="Wingdings" w:hint="default"/>
+      </w:rPr>
+    </w:lvl>
+  </w:abstractNum>
+  <w:abstractNum w:abstractNumId="19" w15:restartNumberingAfterBreak="0">
+    <w:nsid w:val="1A444ED1"/>
+    <w:multiLevelType w:val="multilevel"/>
+    <w:tmpl w:val="021420CC"/>
+    <w:lvl w:ilvl="0">
+      <w:start w:val="2"/>
+      <w:numFmt w:val="decimal"/>
+      <w:lvlText w:val="%1."/>
+      <w:lvlJc w:val="left"/>
+      <w:pPr>
+        <w:tabs>
+          <w:tab w:val="num" w:pos="720"/>
+        </w:tabs>
+        <w:ind w:left="720" w:hanging="360"/>
+      </w:pPr>
+    </w:lvl>
+    <w:lvl w:ilvl="1" w:tentative="1">
+      <w:start w:val="1"/>
+      <w:numFmt w:val="decimal"/>
+      <w:lvlText w:val="%2."/>
+      <w:lvlJc w:val="left"/>
+      <w:pPr>
+        <w:tabs>
+          <w:tab w:val="num" w:pos="1440"/>
+        </w:tabs>
+        <w:ind w:left="1440" w:hanging="360"/>
+      </w:pPr>
+    </w:lvl>
+    <w:lvl w:ilvl="2" w:tentative="1">
+      <w:start w:val="1"/>
+      <w:numFmt w:val="decimal"/>
+      <w:lvlText w:val="%3."/>
+      <w:lvlJc w:val="left"/>
+      <w:pPr>
+        <w:tabs>
+          <w:tab w:val="num" w:pos="2160"/>
+        </w:tabs>
+        <w:ind w:left="2160" w:hanging="360"/>
+      </w:pPr>
+    </w:lvl>
+    <w:lvl w:ilvl="3" w:tentative="1">
+      <w:start w:val="1"/>
+      <w:numFmt w:val="decimal"/>
+      <w:lvlText w:val="%4."/>
+      <w:lvlJc w:val="left"/>
+      <w:pPr>
+        <w:tabs>
+          <w:tab w:val="num" w:pos="2880"/>
+        </w:tabs>
+        <w:ind w:left="2880" w:hanging="360"/>
+      </w:pPr>
+    </w:lvl>
+    <w:lvl w:ilvl="4" w:tentative="1">
+      <w:start w:val="1"/>
+      <w:numFmt w:val="decimal"/>
+      <w:lvlText w:val="%5."/>
+      <w:lvlJc w:val="left"/>
+      <w:pPr>
+        <w:tabs>
+          <w:tab w:val="num" w:pos="3600"/>
+        </w:tabs>
+        <w:ind w:left="3600" w:hanging="360"/>
+      </w:pPr>
+    </w:lvl>
+    <w:lvl w:ilvl="5" w:tentative="1">
+      <w:start w:val="1"/>
+      <w:numFmt w:val="decimal"/>
+      <w:lvlText w:val="%6."/>
+      <w:lvlJc w:val="left"/>
+      <w:pPr>
+        <w:tabs>
+          <w:tab w:val="num" w:pos="4320"/>
+        </w:tabs>
+        <w:ind w:left="4320" w:hanging="360"/>
+      </w:pPr>
+    </w:lvl>
+    <w:lvl w:ilvl="6" w:tentative="1">
+      <w:start w:val="1"/>
+      <w:numFmt w:val="decimal"/>
+      <w:lvlText w:val="%7."/>
+      <w:lvlJc w:val="left"/>
+      <w:pPr>
+        <w:tabs>
+          <w:tab w:val="num" w:pos="5040"/>
+        </w:tabs>
+        <w:ind w:left="5040" w:hanging="360"/>
+      </w:pPr>
+    </w:lvl>
+    <w:lvl w:ilvl="7" w:tentative="1">
+      <w:start w:val="1"/>
+      <w:numFmt w:val="decimal"/>
+      <w:lvlText w:val="%8."/>
+      <w:lvlJc w:val="left"/>
+      <w:pPr>
+        <w:tabs>
+          <w:tab w:val="num" w:pos="5760"/>
+        </w:tabs>
+        <w:ind w:left="5760" w:hanging="360"/>
+      </w:pPr>
+    </w:lvl>
+    <w:lvl w:ilvl="8" w:tentative="1">
+      <w:start w:val="1"/>
+      <w:numFmt w:val="decimal"/>
+      <w:lvlText w:val="%9."/>
+      <w:lvlJc w:val="left"/>
+      <w:pPr>
+        <w:tabs>
+          <w:tab w:val="num" w:pos="6480"/>
+        </w:tabs>
+        <w:ind w:left="6480" w:hanging="360"/>
+      </w:pPr>
+    </w:lvl>
+  </w:abstractNum>
+  <w:abstractNum w:abstractNumId="20" w15:restartNumberingAfterBreak="0">
     <w:nsid w:val="1CA05697"/>
     <w:multiLevelType w:val="hybridMultilevel"/>
     <w:tmpl w:val="433A6B80"/>
@@ -1846,7 +6107,7 @@
       </w:rPr>
     </w:lvl>
   </w:abstractNum>
-  <w:abstractNum w:abstractNumId="10" w15:restartNumberingAfterBreak="0">
+  <w:abstractNum w:abstractNumId="21" w15:restartNumberingAfterBreak="0">
     <w:nsid w:val="1D9479C1"/>
     <w:multiLevelType w:val="hybridMultilevel"/>
     <w:tmpl w:val="252C7128"/>
@@ -1959,7 +6220,147 @@
       </w:rPr>
     </w:lvl>
   </w:abstractNum>
-  <w:abstractNum w:abstractNumId="11" w15:restartNumberingAfterBreak="0">
+  <w:abstractNum w:abstractNumId="22" w15:restartNumberingAfterBreak="0">
+    <w:nsid w:val="1EF31209"/>
+    <w:multiLevelType w:val="multilevel"/>
+    <w:tmpl w:val="BBFADD72"/>
+    <w:lvl w:ilvl="0">
+      <w:start w:val="3"/>
+      <w:numFmt w:val="decimal"/>
+      <w:lvlText w:val="%1."/>
+      <w:lvlJc w:val="left"/>
+      <w:pPr>
+        <w:tabs>
+          <w:tab w:val="num" w:pos="720"/>
+        </w:tabs>
+        <w:ind w:left="720" w:hanging="360"/>
+      </w:pPr>
+      <w:rPr>
+        <w:rFonts w:hint="default"/>
+      </w:rPr>
+    </w:lvl>
+    <w:lvl w:ilvl="1">
+      <w:start w:val="1"/>
+      <w:numFmt w:val="decimal"/>
+      <w:lvlText w:val="%2."/>
+      <w:lvlJc w:val="left"/>
+      <w:pPr>
+        <w:tabs>
+          <w:tab w:val="num" w:pos="1440"/>
+        </w:tabs>
+        <w:ind w:left="1440" w:hanging="360"/>
+      </w:pPr>
+      <w:rPr>
+        <w:rFonts w:hint="default"/>
+      </w:rPr>
+    </w:lvl>
+    <w:lvl w:ilvl="2">
+      <w:start w:val="1"/>
+      <w:numFmt w:val="decimal"/>
+      <w:lvlText w:val="%3."/>
+      <w:lvlJc w:val="left"/>
+      <w:pPr>
+        <w:tabs>
+          <w:tab w:val="num" w:pos="2160"/>
+        </w:tabs>
+        <w:ind w:left="2160" w:hanging="360"/>
+      </w:pPr>
+      <w:rPr>
+        <w:rFonts w:hint="default"/>
+      </w:rPr>
+    </w:lvl>
+    <w:lvl w:ilvl="3">
+      <w:start w:val="1"/>
+      <w:numFmt w:val="decimal"/>
+      <w:lvlText w:val="%4."/>
+      <w:lvlJc w:val="left"/>
+      <w:pPr>
+        <w:tabs>
+          <w:tab w:val="num" w:pos="2880"/>
+        </w:tabs>
+        <w:ind w:left="2880" w:hanging="360"/>
+      </w:pPr>
+      <w:rPr>
+        <w:rFonts w:hint="default"/>
+      </w:rPr>
+    </w:lvl>
+    <w:lvl w:ilvl="4">
+      <w:start w:val="1"/>
+      <w:numFmt w:val="decimal"/>
+      <w:lvlText w:val="%5."/>
+      <w:lvlJc w:val="left"/>
+      <w:pPr>
+        <w:tabs>
+          <w:tab w:val="num" w:pos="3600"/>
+        </w:tabs>
+        <w:ind w:left="3600" w:hanging="360"/>
+      </w:pPr>
+      <w:rPr>
+        <w:rFonts w:hint="default"/>
+      </w:rPr>
+    </w:lvl>
+    <w:lvl w:ilvl="5">
+      <w:start w:val="1"/>
+      <w:numFmt w:val="decimal"/>
+      <w:lvlText w:val="%6."/>
+      <w:lvlJc w:val="left"/>
+      <w:pPr>
+        <w:tabs>
+          <w:tab w:val="num" w:pos="4320"/>
+        </w:tabs>
+        <w:ind w:left="4320" w:hanging="360"/>
+      </w:pPr>
+      <w:rPr>
+        <w:rFonts w:hint="default"/>
+      </w:rPr>
+    </w:lvl>
+    <w:lvl w:ilvl="6">
+      <w:start w:val="1"/>
+      <w:numFmt w:val="decimal"/>
+      <w:lvlText w:val="%7."/>
+      <w:lvlJc w:val="left"/>
+      <w:pPr>
+        <w:tabs>
+          <w:tab w:val="num" w:pos="5040"/>
+        </w:tabs>
+        <w:ind w:left="5040" w:hanging="360"/>
+      </w:pPr>
+      <w:rPr>
+        <w:rFonts w:hint="default"/>
+      </w:rPr>
+    </w:lvl>
+    <w:lvl w:ilvl="7">
+      <w:start w:val="1"/>
+      <w:numFmt w:val="decimal"/>
+      <w:lvlText w:val="%8."/>
+      <w:lvlJc w:val="left"/>
+      <w:pPr>
+        <w:tabs>
+          <w:tab w:val="num" w:pos="5760"/>
+        </w:tabs>
+        <w:ind w:left="5760" w:hanging="360"/>
+      </w:pPr>
+      <w:rPr>
+        <w:rFonts w:hint="default"/>
+      </w:rPr>
+    </w:lvl>
+    <w:lvl w:ilvl="8">
+      <w:start w:val="1"/>
+      <w:numFmt w:val="decimal"/>
+      <w:lvlText w:val="%9."/>
+      <w:lvlJc w:val="left"/>
+      <w:pPr>
+        <w:tabs>
+          <w:tab w:val="num" w:pos="6480"/>
+        </w:tabs>
+        <w:ind w:left="6480" w:hanging="360"/>
+      </w:pPr>
+      <w:rPr>
+        <w:rFonts w:hint="default"/>
+      </w:rPr>
+    </w:lvl>
+  </w:abstractNum>
+  <w:abstractNum w:abstractNumId="23" w15:restartNumberingAfterBreak="0">
     <w:nsid w:val="1FD265A0"/>
     <w:multiLevelType w:val="hybridMultilevel"/>
     <w:tmpl w:val="E4E0E2F6"/>
@@ -2072,7 +6473,7 @@
       </w:rPr>
     </w:lvl>
   </w:abstractNum>
-  <w:abstractNum w:abstractNumId="12" w15:restartNumberingAfterBreak="0">
+  <w:abstractNum w:abstractNumId="24" w15:restartNumberingAfterBreak="0">
     <w:nsid w:val="203664F4"/>
     <w:multiLevelType w:val="hybridMultilevel"/>
     <w:tmpl w:val="C67E74BC"/>
@@ -2185,7 +6586,7 @@
       </w:rPr>
     </w:lvl>
   </w:abstractNum>
-  <w:abstractNum w:abstractNumId="13" w15:restartNumberingAfterBreak="0">
+  <w:abstractNum w:abstractNumId="25" w15:restartNumberingAfterBreak="0">
     <w:nsid w:val="20BD261C"/>
     <w:multiLevelType w:val="hybridMultilevel"/>
     <w:tmpl w:val="94609160"/>
@@ -2298,7 +6699,7 @@
       </w:rPr>
     </w:lvl>
   </w:abstractNum>
-  <w:abstractNum w:abstractNumId="14" w15:restartNumberingAfterBreak="0">
+  <w:abstractNum w:abstractNumId="26" w15:restartNumberingAfterBreak="0">
     <w:nsid w:val="24311AAB"/>
     <w:multiLevelType w:val="hybridMultilevel"/>
     <w:tmpl w:val="91224A8C"/>
@@ -2411,7 +6812,120 @@
       </w:rPr>
     </w:lvl>
   </w:abstractNum>
-  <w:abstractNum w:abstractNumId="15" w15:restartNumberingAfterBreak="0">
+  <w:abstractNum w:abstractNumId="27" w15:restartNumberingAfterBreak="0">
+    <w:nsid w:val="24504AA2"/>
+    <w:multiLevelType w:val="multilevel"/>
+    <w:tmpl w:val="F0A0D764"/>
+    <w:lvl w:ilvl="0">
+      <w:start w:val="5"/>
+      <w:numFmt w:val="decimal"/>
+      <w:lvlText w:val="%1."/>
+      <w:lvlJc w:val="left"/>
+      <w:pPr>
+        <w:tabs>
+          <w:tab w:val="num" w:pos="720"/>
+        </w:tabs>
+        <w:ind w:left="720" w:hanging="360"/>
+      </w:pPr>
+    </w:lvl>
+    <w:lvl w:ilvl="1" w:tentative="1">
+      <w:start w:val="1"/>
+      <w:numFmt w:val="decimal"/>
+      <w:lvlText w:val="%2."/>
+      <w:lvlJc w:val="left"/>
+      <w:pPr>
+        <w:tabs>
+          <w:tab w:val="num" w:pos="1440"/>
+        </w:tabs>
+        <w:ind w:left="1440" w:hanging="360"/>
+      </w:pPr>
+    </w:lvl>
+    <w:lvl w:ilvl="2" w:tentative="1">
+      <w:start w:val="1"/>
+      <w:numFmt w:val="decimal"/>
+      <w:lvlText w:val="%3."/>
+      <w:lvlJc w:val="left"/>
+      <w:pPr>
+        <w:tabs>
+          <w:tab w:val="num" w:pos="2160"/>
+        </w:tabs>
+        <w:ind w:left="2160" w:hanging="360"/>
+      </w:pPr>
+    </w:lvl>
+    <w:lvl w:ilvl="3" w:tentative="1">
+      <w:start w:val="1"/>
+      <w:numFmt w:val="decimal"/>
+      <w:lvlText w:val="%4."/>
+      <w:lvlJc w:val="left"/>
+      <w:pPr>
+        <w:tabs>
+          <w:tab w:val="num" w:pos="2880"/>
+        </w:tabs>
+        <w:ind w:left="2880" w:hanging="360"/>
+      </w:pPr>
+    </w:lvl>
+    <w:lvl w:ilvl="4" w:tentative="1">
+      <w:start w:val="1"/>
+      <w:numFmt w:val="decimal"/>
+      <w:lvlText w:val="%5."/>
+      <w:lvlJc w:val="left"/>
+      <w:pPr>
+        <w:tabs>
+          <w:tab w:val="num" w:pos="3600"/>
+        </w:tabs>
+        <w:ind w:left="3600" w:hanging="360"/>
+      </w:pPr>
+    </w:lvl>
+    <w:lvl w:ilvl="5" w:tentative="1">
+      <w:start w:val="1"/>
+      <w:numFmt w:val="decimal"/>
+      <w:lvlText w:val="%6."/>
+      <w:lvlJc w:val="left"/>
+      <w:pPr>
+        <w:tabs>
+          <w:tab w:val="num" w:pos="4320"/>
+        </w:tabs>
+        <w:ind w:left="4320" w:hanging="360"/>
+      </w:pPr>
+    </w:lvl>
+    <w:lvl w:ilvl="6" w:tentative="1">
+      <w:start w:val="1"/>
+      <w:numFmt w:val="decimal"/>
+      <w:lvlText w:val="%7."/>
+      <w:lvlJc w:val="left"/>
+      <w:pPr>
+        <w:tabs>
+          <w:tab w:val="num" w:pos="5040"/>
+        </w:tabs>
+        <w:ind w:left="5040" w:hanging="360"/>
+      </w:pPr>
+    </w:lvl>
+    <w:lvl w:ilvl="7" w:tentative="1">
+      <w:start w:val="1"/>
+      <w:numFmt w:val="decimal"/>
+      <w:lvlText w:val="%8."/>
+      <w:lvlJc w:val="left"/>
+      <w:pPr>
+        <w:tabs>
+          <w:tab w:val="num" w:pos="5760"/>
+        </w:tabs>
+        <w:ind w:left="5760" w:hanging="360"/>
+      </w:pPr>
+    </w:lvl>
+    <w:lvl w:ilvl="8" w:tentative="1">
+      <w:start w:val="1"/>
+      <w:numFmt w:val="decimal"/>
+      <w:lvlText w:val="%9."/>
+      <w:lvlJc w:val="left"/>
+      <w:pPr>
+        <w:tabs>
+          <w:tab w:val="num" w:pos="6480"/>
+        </w:tabs>
+        <w:ind w:left="6480" w:hanging="360"/>
+      </w:pPr>
+    </w:lvl>
+  </w:abstractNum>
+  <w:abstractNum w:abstractNumId="28" w15:restartNumberingAfterBreak="0">
     <w:nsid w:val="26DB4999"/>
     <w:multiLevelType w:val="hybridMultilevel"/>
     <w:tmpl w:val="6C16F002"/>
@@ -2524,7 +7038,233 @@
       </w:rPr>
     </w:lvl>
   </w:abstractNum>
-  <w:abstractNum w:abstractNumId="16" w15:restartNumberingAfterBreak="0">
+  <w:abstractNum w:abstractNumId="29" w15:restartNumberingAfterBreak="0">
+    <w:nsid w:val="26E4447C"/>
+    <w:multiLevelType w:val="multilevel"/>
+    <w:tmpl w:val="021420CC"/>
+    <w:lvl w:ilvl="0">
+      <w:start w:val="3"/>
+      <w:numFmt w:val="decimal"/>
+      <w:lvlText w:val="%1."/>
+      <w:lvlJc w:val="left"/>
+      <w:pPr>
+        <w:tabs>
+          <w:tab w:val="num" w:pos="720"/>
+        </w:tabs>
+        <w:ind w:left="720" w:hanging="360"/>
+      </w:pPr>
+    </w:lvl>
+    <w:lvl w:ilvl="1" w:tentative="1">
+      <w:start w:val="1"/>
+      <w:numFmt w:val="decimal"/>
+      <w:lvlText w:val="%2."/>
+      <w:lvlJc w:val="left"/>
+      <w:pPr>
+        <w:tabs>
+          <w:tab w:val="num" w:pos="1440"/>
+        </w:tabs>
+        <w:ind w:left="1440" w:hanging="360"/>
+      </w:pPr>
+    </w:lvl>
+    <w:lvl w:ilvl="2" w:tentative="1">
+      <w:start w:val="1"/>
+      <w:numFmt w:val="decimal"/>
+      <w:lvlText w:val="%3."/>
+      <w:lvlJc w:val="left"/>
+      <w:pPr>
+        <w:tabs>
+          <w:tab w:val="num" w:pos="2160"/>
+        </w:tabs>
+        <w:ind w:left="2160" w:hanging="360"/>
+      </w:pPr>
+    </w:lvl>
+    <w:lvl w:ilvl="3" w:tentative="1">
+      <w:start w:val="1"/>
+      <w:numFmt w:val="decimal"/>
+      <w:lvlText w:val="%4."/>
+      <w:lvlJc w:val="left"/>
+      <w:pPr>
+        <w:tabs>
+          <w:tab w:val="num" w:pos="2880"/>
+        </w:tabs>
+        <w:ind w:left="2880" w:hanging="360"/>
+      </w:pPr>
+    </w:lvl>
+    <w:lvl w:ilvl="4" w:tentative="1">
+      <w:start w:val="1"/>
+      <w:numFmt w:val="decimal"/>
+      <w:lvlText w:val="%5."/>
+      <w:lvlJc w:val="left"/>
+      <w:pPr>
+        <w:tabs>
+          <w:tab w:val="num" w:pos="3600"/>
+        </w:tabs>
+        <w:ind w:left="3600" w:hanging="360"/>
+      </w:pPr>
+    </w:lvl>
+    <w:lvl w:ilvl="5" w:tentative="1">
+      <w:start w:val="1"/>
+      <w:numFmt w:val="decimal"/>
+      <w:lvlText w:val="%6."/>
+      <w:lvlJc w:val="left"/>
+      <w:pPr>
+        <w:tabs>
+          <w:tab w:val="num" w:pos="4320"/>
+        </w:tabs>
+        <w:ind w:left="4320" w:hanging="360"/>
+      </w:pPr>
+    </w:lvl>
+    <w:lvl w:ilvl="6" w:tentative="1">
+      <w:start w:val="1"/>
+      <w:numFmt w:val="decimal"/>
+      <w:lvlText w:val="%7."/>
+      <w:lvlJc w:val="left"/>
+      <w:pPr>
+        <w:tabs>
+          <w:tab w:val="num" w:pos="5040"/>
+        </w:tabs>
+        <w:ind w:left="5040" w:hanging="360"/>
+      </w:pPr>
+    </w:lvl>
+    <w:lvl w:ilvl="7" w:tentative="1">
+      <w:start w:val="1"/>
+      <w:numFmt w:val="decimal"/>
+      <w:lvlText w:val="%8."/>
+      <w:lvlJc w:val="left"/>
+      <w:pPr>
+        <w:tabs>
+          <w:tab w:val="num" w:pos="5760"/>
+        </w:tabs>
+        <w:ind w:left="5760" w:hanging="360"/>
+      </w:pPr>
+    </w:lvl>
+    <w:lvl w:ilvl="8" w:tentative="1">
+      <w:start w:val="1"/>
+      <w:numFmt w:val="decimal"/>
+      <w:lvlText w:val="%9."/>
+      <w:lvlJc w:val="left"/>
+      <w:pPr>
+        <w:tabs>
+          <w:tab w:val="num" w:pos="6480"/>
+        </w:tabs>
+        <w:ind w:left="6480" w:hanging="360"/>
+      </w:pPr>
+    </w:lvl>
+  </w:abstractNum>
+  <w:abstractNum w:abstractNumId="30" w15:restartNumberingAfterBreak="0">
+    <w:nsid w:val="2792583D"/>
+    <w:multiLevelType w:val="multilevel"/>
+    <w:tmpl w:val="D9CE3E42"/>
+    <w:lvl w:ilvl="0">
+      <w:start w:val="3"/>
+      <w:numFmt w:val="decimal"/>
+      <w:lvlText w:val="%1."/>
+      <w:lvlJc w:val="left"/>
+      <w:pPr>
+        <w:tabs>
+          <w:tab w:val="num" w:pos="720"/>
+        </w:tabs>
+        <w:ind w:left="720" w:hanging="360"/>
+      </w:pPr>
+    </w:lvl>
+    <w:lvl w:ilvl="1" w:tentative="1">
+      <w:start w:val="1"/>
+      <w:numFmt w:val="decimal"/>
+      <w:lvlText w:val="%2."/>
+      <w:lvlJc w:val="left"/>
+      <w:pPr>
+        <w:tabs>
+          <w:tab w:val="num" w:pos="1440"/>
+        </w:tabs>
+        <w:ind w:left="1440" w:hanging="360"/>
+      </w:pPr>
+    </w:lvl>
+    <w:lvl w:ilvl="2" w:tentative="1">
+      <w:start w:val="1"/>
+      <w:numFmt w:val="decimal"/>
+      <w:lvlText w:val="%3."/>
+      <w:lvlJc w:val="left"/>
+      <w:pPr>
+        <w:tabs>
+          <w:tab w:val="num" w:pos="2160"/>
+        </w:tabs>
+        <w:ind w:left="2160" w:hanging="360"/>
+      </w:pPr>
+    </w:lvl>
+    <w:lvl w:ilvl="3" w:tentative="1">
+      <w:start w:val="1"/>
+      <w:numFmt w:val="decimal"/>
+      <w:lvlText w:val="%4."/>
+      <w:lvlJc w:val="left"/>
+      <w:pPr>
+        <w:tabs>
+          <w:tab w:val="num" w:pos="2880"/>
+        </w:tabs>
+        <w:ind w:left="2880" w:hanging="360"/>
+      </w:pPr>
+    </w:lvl>
+    <w:lvl w:ilvl="4" w:tentative="1">
+      <w:start w:val="1"/>
+      <w:numFmt w:val="decimal"/>
+      <w:lvlText w:val="%5."/>
+      <w:lvlJc w:val="left"/>
+      <w:pPr>
+        <w:tabs>
+          <w:tab w:val="num" w:pos="3600"/>
+        </w:tabs>
+        <w:ind w:left="3600" w:hanging="360"/>
+      </w:pPr>
+    </w:lvl>
+    <w:lvl w:ilvl="5" w:tentative="1">
+      <w:start w:val="1"/>
+      <w:numFmt w:val="decimal"/>
+      <w:lvlText w:val="%6."/>
+      <w:lvlJc w:val="left"/>
+      <w:pPr>
+        <w:tabs>
+          <w:tab w:val="num" w:pos="4320"/>
+        </w:tabs>
+        <w:ind w:left="4320" w:hanging="360"/>
+      </w:pPr>
+    </w:lvl>
+    <w:lvl w:ilvl="6" w:tentative="1">
+      <w:start w:val="1"/>
+      <w:numFmt w:val="decimal"/>
+      <w:lvlText w:val="%7."/>
+      <w:lvlJc w:val="left"/>
+      <w:pPr>
+        <w:tabs>
+          <w:tab w:val="num" w:pos="5040"/>
+        </w:tabs>
+        <w:ind w:left="5040" w:hanging="360"/>
+      </w:pPr>
+    </w:lvl>
+    <w:lvl w:ilvl="7" w:tentative="1">
+      <w:start w:val="1"/>
+      <w:numFmt w:val="decimal"/>
+      <w:lvlText w:val="%8."/>
+      <w:lvlJc w:val="left"/>
+      <w:pPr>
+        <w:tabs>
+          <w:tab w:val="num" w:pos="5760"/>
+        </w:tabs>
+        <w:ind w:left="5760" w:hanging="360"/>
+      </w:pPr>
+    </w:lvl>
+    <w:lvl w:ilvl="8" w:tentative="1">
+      <w:start w:val="1"/>
+      <w:numFmt w:val="decimal"/>
+      <w:lvlText w:val="%9."/>
+      <w:lvlJc w:val="left"/>
+      <w:pPr>
+        <w:tabs>
+          <w:tab w:val="num" w:pos="6480"/>
+        </w:tabs>
+        <w:ind w:left="6480" w:hanging="360"/>
+      </w:pPr>
+    </w:lvl>
+  </w:abstractNum>
+  <w:abstractNum w:abstractNumId="31" w15:restartNumberingAfterBreak="0">
     <w:nsid w:val="28DB1899"/>
     <w:multiLevelType w:val="hybridMultilevel"/>
     <w:tmpl w:val="DDAE068E"/>
@@ -2637,7 +7377,459 @@
       </w:rPr>
     </w:lvl>
   </w:abstractNum>
-  <w:abstractNum w:abstractNumId="17" w15:restartNumberingAfterBreak="0">
+  <w:abstractNum w:abstractNumId="32" w15:restartNumberingAfterBreak="0">
+    <w:nsid w:val="291410F7"/>
+    <w:multiLevelType w:val="multilevel"/>
+    <w:tmpl w:val="BBFADD72"/>
+    <w:lvl w:ilvl="0">
+      <w:start w:val="5"/>
+      <w:numFmt w:val="decimal"/>
+      <w:lvlText w:val="%1."/>
+      <w:lvlJc w:val="left"/>
+      <w:pPr>
+        <w:tabs>
+          <w:tab w:val="num" w:pos="720"/>
+        </w:tabs>
+        <w:ind w:left="720" w:hanging="360"/>
+      </w:pPr>
+    </w:lvl>
+    <w:lvl w:ilvl="1" w:tentative="1">
+      <w:start w:val="1"/>
+      <w:numFmt w:val="decimal"/>
+      <w:lvlText w:val="%2."/>
+      <w:lvlJc w:val="left"/>
+      <w:pPr>
+        <w:tabs>
+          <w:tab w:val="num" w:pos="1440"/>
+        </w:tabs>
+        <w:ind w:left="1440" w:hanging="360"/>
+      </w:pPr>
+    </w:lvl>
+    <w:lvl w:ilvl="2" w:tentative="1">
+      <w:start w:val="1"/>
+      <w:numFmt w:val="decimal"/>
+      <w:lvlText w:val="%3."/>
+      <w:lvlJc w:val="left"/>
+      <w:pPr>
+        <w:tabs>
+          <w:tab w:val="num" w:pos="2160"/>
+        </w:tabs>
+        <w:ind w:left="2160" w:hanging="360"/>
+      </w:pPr>
+    </w:lvl>
+    <w:lvl w:ilvl="3" w:tentative="1">
+      <w:start w:val="1"/>
+      <w:numFmt w:val="decimal"/>
+      <w:lvlText w:val="%4."/>
+      <w:lvlJc w:val="left"/>
+      <w:pPr>
+        <w:tabs>
+          <w:tab w:val="num" w:pos="2880"/>
+        </w:tabs>
+        <w:ind w:left="2880" w:hanging="360"/>
+      </w:pPr>
+    </w:lvl>
+    <w:lvl w:ilvl="4" w:tentative="1">
+      <w:start w:val="1"/>
+      <w:numFmt w:val="decimal"/>
+      <w:lvlText w:val="%5."/>
+      <w:lvlJc w:val="left"/>
+      <w:pPr>
+        <w:tabs>
+          <w:tab w:val="num" w:pos="3600"/>
+        </w:tabs>
+        <w:ind w:left="3600" w:hanging="360"/>
+      </w:pPr>
+    </w:lvl>
+    <w:lvl w:ilvl="5" w:tentative="1">
+      <w:start w:val="1"/>
+      <w:numFmt w:val="decimal"/>
+      <w:lvlText w:val="%6."/>
+      <w:lvlJc w:val="left"/>
+      <w:pPr>
+        <w:tabs>
+          <w:tab w:val="num" w:pos="4320"/>
+        </w:tabs>
+        <w:ind w:left="4320" w:hanging="360"/>
+      </w:pPr>
+    </w:lvl>
+    <w:lvl w:ilvl="6" w:tentative="1">
+      <w:start w:val="1"/>
+      <w:numFmt w:val="decimal"/>
+      <w:lvlText w:val="%7."/>
+      <w:lvlJc w:val="left"/>
+      <w:pPr>
+        <w:tabs>
+          <w:tab w:val="num" w:pos="5040"/>
+        </w:tabs>
+        <w:ind w:left="5040" w:hanging="360"/>
+      </w:pPr>
+    </w:lvl>
+    <w:lvl w:ilvl="7" w:tentative="1">
+      <w:start w:val="1"/>
+      <w:numFmt w:val="decimal"/>
+      <w:lvlText w:val="%8."/>
+      <w:lvlJc w:val="left"/>
+      <w:pPr>
+        <w:tabs>
+          <w:tab w:val="num" w:pos="5760"/>
+        </w:tabs>
+        <w:ind w:left="5760" w:hanging="360"/>
+      </w:pPr>
+    </w:lvl>
+    <w:lvl w:ilvl="8" w:tentative="1">
+      <w:start w:val="1"/>
+      <w:numFmt w:val="decimal"/>
+      <w:lvlText w:val="%9."/>
+      <w:lvlJc w:val="left"/>
+      <w:pPr>
+        <w:tabs>
+          <w:tab w:val="num" w:pos="6480"/>
+        </w:tabs>
+        <w:ind w:left="6480" w:hanging="360"/>
+      </w:pPr>
+    </w:lvl>
+  </w:abstractNum>
+  <w:abstractNum w:abstractNumId="33" w15:restartNumberingAfterBreak="0">
+    <w:nsid w:val="29166868"/>
+    <w:multiLevelType w:val="multilevel"/>
+    <w:tmpl w:val="021420CC"/>
+    <w:lvl w:ilvl="0">
+      <w:start w:val="1"/>
+      <w:numFmt w:val="decimal"/>
+      <w:lvlText w:val="%1."/>
+      <w:lvlJc w:val="left"/>
+      <w:pPr>
+        <w:tabs>
+          <w:tab w:val="num" w:pos="720"/>
+        </w:tabs>
+        <w:ind w:left="720" w:hanging="360"/>
+      </w:pPr>
+    </w:lvl>
+    <w:lvl w:ilvl="1" w:tentative="1">
+      <w:start w:val="1"/>
+      <w:numFmt w:val="decimal"/>
+      <w:lvlText w:val="%2."/>
+      <w:lvlJc w:val="left"/>
+      <w:pPr>
+        <w:tabs>
+          <w:tab w:val="num" w:pos="1440"/>
+        </w:tabs>
+        <w:ind w:left="1440" w:hanging="360"/>
+      </w:pPr>
+    </w:lvl>
+    <w:lvl w:ilvl="2" w:tentative="1">
+      <w:start w:val="1"/>
+      <w:numFmt w:val="decimal"/>
+      <w:lvlText w:val="%3."/>
+      <w:lvlJc w:val="left"/>
+      <w:pPr>
+        <w:tabs>
+          <w:tab w:val="num" w:pos="2160"/>
+        </w:tabs>
+        <w:ind w:left="2160" w:hanging="360"/>
+      </w:pPr>
+    </w:lvl>
+    <w:lvl w:ilvl="3" w:tentative="1">
+      <w:start w:val="1"/>
+      <w:numFmt w:val="decimal"/>
+      <w:lvlText w:val="%4."/>
+      <w:lvlJc w:val="left"/>
+      <w:pPr>
+        <w:tabs>
+          <w:tab w:val="num" w:pos="2880"/>
+        </w:tabs>
+        <w:ind w:left="2880" w:hanging="360"/>
+      </w:pPr>
+    </w:lvl>
+    <w:lvl w:ilvl="4" w:tentative="1">
+      <w:start w:val="1"/>
+      <w:numFmt w:val="decimal"/>
+      <w:lvlText w:val="%5."/>
+      <w:lvlJc w:val="left"/>
+      <w:pPr>
+        <w:tabs>
+          <w:tab w:val="num" w:pos="3600"/>
+        </w:tabs>
+        <w:ind w:left="3600" w:hanging="360"/>
+      </w:pPr>
+    </w:lvl>
+    <w:lvl w:ilvl="5" w:tentative="1">
+      <w:start w:val="1"/>
+      <w:numFmt w:val="decimal"/>
+      <w:lvlText w:val="%6."/>
+      <w:lvlJc w:val="left"/>
+      <w:pPr>
+        <w:tabs>
+          <w:tab w:val="num" w:pos="4320"/>
+        </w:tabs>
+        <w:ind w:left="4320" w:hanging="360"/>
+      </w:pPr>
+    </w:lvl>
+    <w:lvl w:ilvl="6" w:tentative="1">
+      <w:start w:val="1"/>
+      <w:numFmt w:val="decimal"/>
+      <w:lvlText w:val="%7."/>
+      <w:lvlJc w:val="left"/>
+      <w:pPr>
+        <w:tabs>
+          <w:tab w:val="num" w:pos="5040"/>
+        </w:tabs>
+        <w:ind w:left="5040" w:hanging="360"/>
+      </w:pPr>
+    </w:lvl>
+    <w:lvl w:ilvl="7" w:tentative="1">
+      <w:start w:val="1"/>
+      <w:numFmt w:val="decimal"/>
+      <w:lvlText w:val="%8."/>
+      <w:lvlJc w:val="left"/>
+      <w:pPr>
+        <w:tabs>
+          <w:tab w:val="num" w:pos="5760"/>
+        </w:tabs>
+        <w:ind w:left="5760" w:hanging="360"/>
+      </w:pPr>
+    </w:lvl>
+    <w:lvl w:ilvl="8" w:tentative="1">
+      <w:start w:val="1"/>
+      <w:numFmt w:val="decimal"/>
+      <w:lvlText w:val="%9."/>
+      <w:lvlJc w:val="left"/>
+      <w:pPr>
+        <w:tabs>
+          <w:tab w:val="num" w:pos="6480"/>
+        </w:tabs>
+        <w:ind w:left="6480" w:hanging="360"/>
+      </w:pPr>
+    </w:lvl>
+  </w:abstractNum>
+  <w:abstractNum w:abstractNumId="34" w15:restartNumberingAfterBreak="0">
+    <w:nsid w:val="2A0D755F"/>
+    <w:multiLevelType w:val="multilevel"/>
+    <w:tmpl w:val="BBFADD72"/>
+    <w:lvl w:ilvl="0">
+      <w:start w:val="4"/>
+      <w:numFmt w:val="decimal"/>
+      <w:lvlText w:val="%1."/>
+      <w:lvlJc w:val="left"/>
+      <w:pPr>
+        <w:tabs>
+          <w:tab w:val="num" w:pos="720"/>
+        </w:tabs>
+        <w:ind w:left="720" w:hanging="360"/>
+      </w:pPr>
+    </w:lvl>
+    <w:lvl w:ilvl="1" w:tentative="1">
+      <w:start w:val="1"/>
+      <w:numFmt w:val="decimal"/>
+      <w:lvlText w:val="%2."/>
+      <w:lvlJc w:val="left"/>
+      <w:pPr>
+        <w:tabs>
+          <w:tab w:val="num" w:pos="1440"/>
+        </w:tabs>
+        <w:ind w:left="1440" w:hanging="360"/>
+      </w:pPr>
+    </w:lvl>
+    <w:lvl w:ilvl="2" w:tentative="1">
+      <w:start w:val="1"/>
+      <w:numFmt w:val="decimal"/>
+      <w:lvlText w:val="%3."/>
+      <w:lvlJc w:val="left"/>
+      <w:pPr>
+        <w:tabs>
+          <w:tab w:val="num" w:pos="2160"/>
+        </w:tabs>
+        <w:ind w:left="2160" w:hanging="360"/>
+      </w:pPr>
+    </w:lvl>
+    <w:lvl w:ilvl="3" w:tentative="1">
+      <w:start w:val="1"/>
+      <w:numFmt w:val="decimal"/>
+      <w:lvlText w:val="%4."/>
+      <w:lvlJc w:val="left"/>
+      <w:pPr>
+        <w:tabs>
+          <w:tab w:val="num" w:pos="2880"/>
+        </w:tabs>
+        <w:ind w:left="2880" w:hanging="360"/>
+      </w:pPr>
+    </w:lvl>
+    <w:lvl w:ilvl="4" w:tentative="1">
+      <w:start w:val="1"/>
+      <w:numFmt w:val="decimal"/>
+      <w:lvlText w:val="%5."/>
+      <w:lvlJc w:val="left"/>
+      <w:pPr>
+        <w:tabs>
+          <w:tab w:val="num" w:pos="3600"/>
+        </w:tabs>
+        <w:ind w:left="3600" w:hanging="360"/>
+      </w:pPr>
+    </w:lvl>
+    <w:lvl w:ilvl="5" w:tentative="1">
+      <w:start w:val="1"/>
+      <w:numFmt w:val="decimal"/>
+      <w:lvlText w:val="%6."/>
+      <w:lvlJc w:val="left"/>
+      <w:pPr>
+        <w:tabs>
+          <w:tab w:val="num" w:pos="4320"/>
+        </w:tabs>
+        <w:ind w:left="4320" w:hanging="360"/>
+      </w:pPr>
+    </w:lvl>
+    <w:lvl w:ilvl="6" w:tentative="1">
+      <w:start w:val="1"/>
+      <w:numFmt w:val="decimal"/>
+      <w:lvlText w:val="%7."/>
+      <w:lvlJc w:val="left"/>
+      <w:pPr>
+        <w:tabs>
+          <w:tab w:val="num" w:pos="5040"/>
+        </w:tabs>
+        <w:ind w:left="5040" w:hanging="360"/>
+      </w:pPr>
+    </w:lvl>
+    <w:lvl w:ilvl="7" w:tentative="1">
+      <w:start w:val="1"/>
+      <w:numFmt w:val="decimal"/>
+      <w:lvlText w:val="%8."/>
+      <w:lvlJc w:val="left"/>
+      <w:pPr>
+        <w:tabs>
+          <w:tab w:val="num" w:pos="5760"/>
+        </w:tabs>
+        <w:ind w:left="5760" w:hanging="360"/>
+      </w:pPr>
+    </w:lvl>
+    <w:lvl w:ilvl="8" w:tentative="1">
+      <w:start w:val="1"/>
+      <w:numFmt w:val="decimal"/>
+      <w:lvlText w:val="%9."/>
+      <w:lvlJc w:val="left"/>
+      <w:pPr>
+        <w:tabs>
+          <w:tab w:val="num" w:pos="6480"/>
+        </w:tabs>
+        <w:ind w:left="6480" w:hanging="360"/>
+      </w:pPr>
+    </w:lvl>
+  </w:abstractNum>
+  <w:abstractNum w:abstractNumId="35" w15:restartNumberingAfterBreak="0">
+    <w:nsid w:val="2D677EC0"/>
+    <w:multiLevelType w:val="multilevel"/>
+    <w:tmpl w:val="B0BCBE4A"/>
+    <w:lvl w:ilvl="0">
+      <w:start w:val="4"/>
+      <w:numFmt w:val="decimal"/>
+      <w:lvlText w:val="%1."/>
+      <w:lvlJc w:val="left"/>
+      <w:pPr>
+        <w:tabs>
+          <w:tab w:val="num" w:pos="720"/>
+        </w:tabs>
+        <w:ind w:left="720" w:hanging="360"/>
+      </w:pPr>
+    </w:lvl>
+    <w:lvl w:ilvl="1" w:tentative="1">
+      <w:start w:val="1"/>
+      <w:numFmt w:val="decimal"/>
+      <w:lvlText w:val="%2."/>
+      <w:lvlJc w:val="left"/>
+      <w:pPr>
+        <w:tabs>
+          <w:tab w:val="num" w:pos="1440"/>
+        </w:tabs>
+        <w:ind w:left="1440" w:hanging="360"/>
+      </w:pPr>
+    </w:lvl>
+    <w:lvl w:ilvl="2" w:tentative="1">
+      <w:start w:val="1"/>
+      <w:numFmt w:val="decimal"/>
+      <w:lvlText w:val="%3."/>
+      <w:lvlJc w:val="left"/>
+      <w:pPr>
+        <w:tabs>
+          <w:tab w:val="num" w:pos="2160"/>
+        </w:tabs>
+        <w:ind w:left="2160" w:hanging="360"/>
+      </w:pPr>
+    </w:lvl>
+    <w:lvl w:ilvl="3" w:tentative="1">
+      <w:start w:val="1"/>
+      <w:numFmt w:val="decimal"/>
+      <w:lvlText w:val="%4."/>
+      <w:lvlJc w:val="left"/>
+      <w:pPr>
+        <w:tabs>
+          <w:tab w:val="num" w:pos="2880"/>
+        </w:tabs>
+        <w:ind w:left="2880" w:hanging="360"/>
+      </w:pPr>
+    </w:lvl>
+    <w:lvl w:ilvl="4" w:tentative="1">
+      <w:start w:val="1"/>
+      <w:numFmt w:val="decimal"/>
+      <w:lvlText w:val="%5."/>
+      <w:lvlJc w:val="left"/>
+      <w:pPr>
+        <w:tabs>
+          <w:tab w:val="num" w:pos="3600"/>
+        </w:tabs>
+        <w:ind w:left="3600" w:hanging="360"/>
+      </w:pPr>
+    </w:lvl>
+    <w:lvl w:ilvl="5" w:tentative="1">
+      <w:start w:val="1"/>
+      <w:numFmt w:val="decimal"/>
+      <w:lvlText w:val="%6."/>
+      <w:lvlJc w:val="left"/>
+      <w:pPr>
+        <w:tabs>
+          <w:tab w:val="num" w:pos="4320"/>
+        </w:tabs>
+        <w:ind w:left="4320" w:hanging="360"/>
+      </w:pPr>
+    </w:lvl>
+    <w:lvl w:ilvl="6" w:tentative="1">
+      <w:start w:val="1"/>
+      <w:numFmt w:val="decimal"/>
+      <w:lvlText w:val="%7."/>
+      <w:lvlJc w:val="left"/>
+      <w:pPr>
+        <w:tabs>
+          <w:tab w:val="num" w:pos="5040"/>
+        </w:tabs>
+        <w:ind w:left="5040" w:hanging="360"/>
+      </w:pPr>
+    </w:lvl>
+    <w:lvl w:ilvl="7" w:tentative="1">
+      <w:start w:val="1"/>
+      <w:numFmt w:val="decimal"/>
+      <w:lvlText w:val="%8."/>
+      <w:lvlJc w:val="left"/>
+      <w:pPr>
+        <w:tabs>
+          <w:tab w:val="num" w:pos="5760"/>
+        </w:tabs>
+        <w:ind w:left="5760" w:hanging="360"/>
+      </w:pPr>
+    </w:lvl>
+    <w:lvl w:ilvl="8" w:tentative="1">
+      <w:start w:val="1"/>
+      <w:numFmt w:val="decimal"/>
+      <w:lvlText w:val="%9."/>
+      <w:lvlJc w:val="left"/>
+      <w:pPr>
+        <w:tabs>
+          <w:tab w:val="num" w:pos="6480"/>
+        </w:tabs>
+        <w:ind w:left="6480" w:hanging="360"/>
+      </w:pPr>
+    </w:lvl>
+  </w:abstractNum>
+  <w:abstractNum w:abstractNumId="36" w15:restartNumberingAfterBreak="0">
     <w:nsid w:val="2DDE687F"/>
     <w:multiLevelType w:val="hybridMultilevel"/>
     <w:tmpl w:val="1728AC8A"/>
@@ -2750,7 +7942,7 @@
       </w:rPr>
     </w:lvl>
   </w:abstractNum>
-  <w:abstractNum w:abstractNumId="18" w15:restartNumberingAfterBreak="0">
+  <w:abstractNum w:abstractNumId="37" w15:restartNumberingAfterBreak="0">
     <w:nsid w:val="2DF96CFD"/>
     <w:multiLevelType w:val="hybridMultilevel"/>
     <w:tmpl w:val="DCF64860"/>
@@ -2863,7 +8055,120 @@
       </w:rPr>
     </w:lvl>
   </w:abstractNum>
-  <w:abstractNum w:abstractNumId="19" w15:restartNumberingAfterBreak="0">
+  <w:abstractNum w:abstractNumId="38" w15:restartNumberingAfterBreak="0">
+    <w:nsid w:val="2F33759E"/>
+    <w:multiLevelType w:val="multilevel"/>
+    <w:tmpl w:val="082256E0"/>
+    <w:lvl w:ilvl="0">
+      <w:start w:val="4"/>
+      <w:numFmt w:val="decimal"/>
+      <w:lvlText w:val="%1."/>
+      <w:lvlJc w:val="left"/>
+      <w:pPr>
+        <w:tabs>
+          <w:tab w:val="num" w:pos="720"/>
+        </w:tabs>
+        <w:ind w:left="720" w:hanging="360"/>
+      </w:pPr>
+    </w:lvl>
+    <w:lvl w:ilvl="1" w:tentative="1">
+      <w:start w:val="1"/>
+      <w:numFmt w:val="decimal"/>
+      <w:lvlText w:val="%2."/>
+      <w:lvlJc w:val="left"/>
+      <w:pPr>
+        <w:tabs>
+          <w:tab w:val="num" w:pos="1440"/>
+        </w:tabs>
+        <w:ind w:left="1440" w:hanging="360"/>
+      </w:pPr>
+    </w:lvl>
+    <w:lvl w:ilvl="2" w:tentative="1">
+      <w:start w:val="1"/>
+      <w:numFmt w:val="decimal"/>
+      <w:lvlText w:val="%3."/>
+      <w:lvlJc w:val="left"/>
+      <w:pPr>
+        <w:tabs>
+          <w:tab w:val="num" w:pos="2160"/>
+        </w:tabs>
+        <w:ind w:left="2160" w:hanging="360"/>
+      </w:pPr>
+    </w:lvl>
+    <w:lvl w:ilvl="3" w:tentative="1">
+      <w:start w:val="1"/>
+      <w:numFmt w:val="decimal"/>
+      <w:lvlText w:val="%4."/>
+      <w:lvlJc w:val="left"/>
+      <w:pPr>
+        <w:tabs>
+          <w:tab w:val="num" w:pos="2880"/>
+        </w:tabs>
+        <w:ind w:left="2880" w:hanging="360"/>
+      </w:pPr>
+    </w:lvl>
+    <w:lvl w:ilvl="4" w:tentative="1">
+      <w:start w:val="1"/>
+      <w:numFmt w:val="decimal"/>
+      <w:lvlText w:val="%5."/>
+      <w:lvlJc w:val="left"/>
+      <w:pPr>
+        <w:tabs>
+          <w:tab w:val="num" w:pos="3600"/>
+        </w:tabs>
+        <w:ind w:left="3600" w:hanging="360"/>
+      </w:pPr>
+    </w:lvl>
+    <w:lvl w:ilvl="5" w:tentative="1">
+      <w:start w:val="1"/>
+      <w:numFmt w:val="decimal"/>
+      <w:lvlText w:val="%6."/>
+      <w:lvlJc w:val="left"/>
+      <w:pPr>
+        <w:tabs>
+          <w:tab w:val="num" w:pos="4320"/>
+        </w:tabs>
+        <w:ind w:left="4320" w:hanging="360"/>
+      </w:pPr>
+    </w:lvl>
+    <w:lvl w:ilvl="6" w:tentative="1">
+      <w:start w:val="1"/>
+      <w:numFmt w:val="decimal"/>
+      <w:lvlText w:val="%7."/>
+      <w:lvlJc w:val="left"/>
+      <w:pPr>
+        <w:tabs>
+          <w:tab w:val="num" w:pos="5040"/>
+        </w:tabs>
+        <w:ind w:left="5040" w:hanging="360"/>
+      </w:pPr>
+    </w:lvl>
+    <w:lvl w:ilvl="7" w:tentative="1">
+      <w:start w:val="1"/>
+      <w:numFmt w:val="decimal"/>
+      <w:lvlText w:val="%8."/>
+      <w:lvlJc w:val="left"/>
+      <w:pPr>
+        <w:tabs>
+          <w:tab w:val="num" w:pos="5760"/>
+        </w:tabs>
+        <w:ind w:left="5760" w:hanging="360"/>
+      </w:pPr>
+    </w:lvl>
+    <w:lvl w:ilvl="8" w:tentative="1">
+      <w:start w:val="1"/>
+      <w:numFmt w:val="decimal"/>
+      <w:lvlText w:val="%9."/>
+      <w:lvlJc w:val="left"/>
+      <w:pPr>
+        <w:tabs>
+          <w:tab w:val="num" w:pos="6480"/>
+        </w:tabs>
+        <w:ind w:left="6480" w:hanging="360"/>
+      </w:pPr>
+    </w:lvl>
+  </w:abstractNum>
+  <w:abstractNum w:abstractNumId="39" w15:restartNumberingAfterBreak="0">
     <w:nsid w:val="2F354CC2"/>
     <w:multiLevelType w:val="hybridMultilevel"/>
     <w:tmpl w:val="E600329A"/>
@@ -2976,7 +8281,7 @@
       </w:rPr>
     </w:lvl>
   </w:abstractNum>
-  <w:abstractNum w:abstractNumId="20" w15:restartNumberingAfterBreak="0">
+  <w:abstractNum w:abstractNumId="40" w15:restartNumberingAfterBreak="0">
     <w:nsid w:val="2F8A7324"/>
     <w:multiLevelType w:val="hybridMultilevel"/>
     <w:tmpl w:val="6648402E"/>
@@ -3089,7 +8394,120 @@
       </w:rPr>
     </w:lvl>
   </w:abstractNum>
-  <w:abstractNum w:abstractNumId="21" w15:restartNumberingAfterBreak="0">
+  <w:abstractNum w:abstractNumId="41" w15:restartNumberingAfterBreak="0">
+    <w:nsid w:val="30653F31"/>
+    <w:multiLevelType w:val="multilevel"/>
+    <w:tmpl w:val="00B216EA"/>
+    <w:lvl w:ilvl="0">
+      <w:start w:val="1"/>
+      <w:numFmt w:val="decimal"/>
+      <w:lvlText w:val="%1."/>
+      <w:lvlJc w:val="left"/>
+      <w:pPr>
+        <w:tabs>
+          <w:tab w:val="num" w:pos="720"/>
+        </w:tabs>
+        <w:ind w:left="720" w:hanging="360"/>
+      </w:pPr>
+    </w:lvl>
+    <w:lvl w:ilvl="1" w:tentative="1">
+      <w:start w:val="1"/>
+      <w:numFmt w:val="decimal"/>
+      <w:lvlText w:val="%2."/>
+      <w:lvlJc w:val="left"/>
+      <w:pPr>
+        <w:tabs>
+          <w:tab w:val="num" w:pos="1440"/>
+        </w:tabs>
+        <w:ind w:left="1440" w:hanging="360"/>
+      </w:pPr>
+    </w:lvl>
+    <w:lvl w:ilvl="2" w:tentative="1">
+      <w:start w:val="1"/>
+      <w:numFmt w:val="decimal"/>
+      <w:lvlText w:val="%3."/>
+      <w:lvlJc w:val="left"/>
+      <w:pPr>
+        <w:tabs>
+          <w:tab w:val="num" w:pos="2160"/>
+        </w:tabs>
+        <w:ind w:left="2160" w:hanging="360"/>
+      </w:pPr>
+    </w:lvl>
+    <w:lvl w:ilvl="3" w:tentative="1">
+      <w:start w:val="1"/>
+      <w:numFmt w:val="decimal"/>
+      <w:lvlText w:val="%4."/>
+      <w:lvlJc w:val="left"/>
+      <w:pPr>
+        <w:tabs>
+          <w:tab w:val="num" w:pos="2880"/>
+        </w:tabs>
+        <w:ind w:left="2880" w:hanging="360"/>
+      </w:pPr>
+    </w:lvl>
+    <w:lvl w:ilvl="4" w:tentative="1">
+      <w:start w:val="1"/>
+      <w:numFmt w:val="decimal"/>
+      <w:lvlText w:val="%5."/>
+      <w:lvlJc w:val="left"/>
+      <w:pPr>
+        <w:tabs>
+          <w:tab w:val="num" w:pos="3600"/>
+        </w:tabs>
+        <w:ind w:left="3600" w:hanging="360"/>
+      </w:pPr>
+    </w:lvl>
+    <w:lvl w:ilvl="5" w:tentative="1">
+      <w:start w:val="1"/>
+      <w:numFmt w:val="decimal"/>
+      <w:lvlText w:val="%6."/>
+      <w:lvlJc w:val="left"/>
+      <w:pPr>
+        <w:tabs>
+          <w:tab w:val="num" w:pos="4320"/>
+        </w:tabs>
+        <w:ind w:left="4320" w:hanging="360"/>
+      </w:pPr>
+    </w:lvl>
+    <w:lvl w:ilvl="6" w:tentative="1">
+      <w:start w:val="1"/>
+      <w:numFmt w:val="decimal"/>
+      <w:lvlText w:val="%7."/>
+      <w:lvlJc w:val="left"/>
+      <w:pPr>
+        <w:tabs>
+          <w:tab w:val="num" w:pos="5040"/>
+        </w:tabs>
+        <w:ind w:left="5040" w:hanging="360"/>
+      </w:pPr>
+    </w:lvl>
+    <w:lvl w:ilvl="7" w:tentative="1">
+      <w:start w:val="1"/>
+      <w:numFmt w:val="decimal"/>
+      <w:lvlText w:val="%8."/>
+      <w:lvlJc w:val="left"/>
+      <w:pPr>
+        <w:tabs>
+          <w:tab w:val="num" w:pos="5760"/>
+        </w:tabs>
+        <w:ind w:left="5760" w:hanging="360"/>
+      </w:pPr>
+    </w:lvl>
+    <w:lvl w:ilvl="8" w:tentative="1">
+      <w:start w:val="1"/>
+      <w:numFmt w:val="decimal"/>
+      <w:lvlText w:val="%9."/>
+      <w:lvlJc w:val="left"/>
+      <w:pPr>
+        <w:tabs>
+          <w:tab w:val="num" w:pos="6480"/>
+        </w:tabs>
+        <w:ind w:left="6480" w:hanging="360"/>
+      </w:pPr>
+    </w:lvl>
+  </w:abstractNum>
+  <w:abstractNum w:abstractNumId="42" w15:restartNumberingAfterBreak="0">
     <w:nsid w:val="32EA060D"/>
     <w:multiLevelType w:val="hybridMultilevel"/>
     <w:tmpl w:val="579C5072"/>
@@ -3202,7 +8620,120 @@
       </w:rPr>
     </w:lvl>
   </w:abstractNum>
-  <w:abstractNum w:abstractNumId="22" w15:restartNumberingAfterBreak="0">
+  <w:abstractNum w:abstractNumId="43" w15:restartNumberingAfterBreak="0">
+    <w:nsid w:val="33336413"/>
+    <w:multiLevelType w:val="hybridMultilevel"/>
+    <w:tmpl w:val="DBB2F1AA"/>
+    <w:lvl w:ilvl="0" w:tplc="E3F6E87A">
+      <w:start w:val="1"/>
+      <w:numFmt w:val="bullet"/>
+      <w:lvlText w:val=""/>
+      <w:lvlJc w:val="left"/>
+      <w:pPr>
+        <w:ind w:left="720" w:hanging="360"/>
+      </w:pPr>
+      <w:rPr>
+        <w:rFonts w:ascii="Symbol" w:hAnsi="Symbol" w:hint="default"/>
+      </w:rPr>
+    </w:lvl>
+    <w:lvl w:ilvl="1" w:tplc="04190003" w:tentative="1">
+      <w:start w:val="1"/>
+      <w:numFmt w:val="bullet"/>
+      <w:lvlText w:val="o"/>
+      <w:lvlJc w:val="left"/>
+      <w:pPr>
+        <w:ind w:left="1440" w:hanging="360"/>
+      </w:pPr>
+      <w:rPr>
+        <w:rFonts w:ascii="Courier New" w:hAnsi="Courier New" w:cs="Courier New" w:hint="default"/>
+      </w:rPr>
+    </w:lvl>
+    <w:lvl w:ilvl="2" w:tplc="04190005" w:tentative="1">
+      <w:start w:val="1"/>
+      <w:numFmt w:val="bullet"/>
+      <w:lvlText w:val=""/>
+      <w:lvlJc w:val="left"/>
+      <w:pPr>
+        <w:ind w:left="2160" w:hanging="360"/>
+      </w:pPr>
+      <w:rPr>
+        <w:rFonts w:ascii="Wingdings" w:hAnsi="Wingdings" w:hint="default"/>
+      </w:rPr>
+    </w:lvl>
+    <w:lvl w:ilvl="3" w:tplc="04190001" w:tentative="1">
+      <w:start w:val="1"/>
+      <w:numFmt w:val="bullet"/>
+      <w:lvlText w:val=""/>
+      <w:lvlJc w:val="left"/>
+      <w:pPr>
+        <w:ind w:left="2880" w:hanging="360"/>
+      </w:pPr>
+      <w:rPr>
+        <w:rFonts w:ascii="Symbol" w:hAnsi="Symbol" w:hint="default"/>
+      </w:rPr>
+    </w:lvl>
+    <w:lvl w:ilvl="4" w:tplc="04190003" w:tentative="1">
+      <w:start w:val="1"/>
+      <w:numFmt w:val="bullet"/>
+      <w:lvlText w:val="o"/>
+      <w:lvlJc w:val="left"/>
+      <w:pPr>
+        <w:ind w:left="3600" w:hanging="360"/>
+      </w:pPr>
+      <w:rPr>
+        <w:rFonts w:ascii="Courier New" w:hAnsi="Courier New" w:cs="Courier New" w:hint="default"/>
+      </w:rPr>
+    </w:lvl>
+    <w:lvl w:ilvl="5" w:tplc="04190005" w:tentative="1">
+      <w:start w:val="1"/>
+      <w:numFmt w:val="bullet"/>
+      <w:lvlText w:val=""/>
+      <w:lvlJc w:val="left"/>
+      <w:pPr>
+        <w:ind w:left="4320" w:hanging="360"/>
+      </w:pPr>
+      <w:rPr>
+        <w:rFonts w:ascii="Wingdings" w:hAnsi="Wingdings" w:hint="default"/>
+      </w:rPr>
+    </w:lvl>
+    <w:lvl w:ilvl="6" w:tplc="04190001" w:tentative="1">
+      <w:start w:val="1"/>
+      <w:numFmt w:val="bullet"/>
+      <w:lvlText w:val=""/>
+      <w:lvlJc w:val="left"/>
+      <w:pPr>
+        <w:ind w:left="5040" w:hanging="360"/>
+      </w:pPr>
+      <w:rPr>
+        <w:rFonts w:ascii="Symbol" w:hAnsi="Symbol" w:hint="default"/>
+      </w:rPr>
+    </w:lvl>
+    <w:lvl w:ilvl="7" w:tplc="04190003" w:tentative="1">
+      <w:start w:val="1"/>
+      <w:numFmt w:val="bullet"/>
+      <w:lvlText w:val="o"/>
+      <w:lvlJc w:val="left"/>
+      <w:pPr>
+        <w:ind w:left="5760" w:hanging="360"/>
+      </w:pPr>
+      <w:rPr>
+        <w:rFonts w:ascii="Courier New" w:hAnsi="Courier New" w:cs="Courier New" w:hint="default"/>
+      </w:rPr>
+    </w:lvl>
+    <w:lvl w:ilvl="8" w:tplc="04190005" w:tentative="1">
+      <w:start w:val="1"/>
+      <w:numFmt w:val="bullet"/>
+      <w:lvlText w:val=""/>
+      <w:lvlJc w:val="left"/>
+      <w:pPr>
+        <w:ind w:left="6480" w:hanging="360"/>
+      </w:pPr>
+      <w:rPr>
+        <w:rFonts w:ascii="Wingdings" w:hAnsi="Wingdings" w:hint="default"/>
+      </w:rPr>
+    </w:lvl>
+  </w:abstractNum>
+  <w:abstractNum w:abstractNumId="44" w15:restartNumberingAfterBreak="0">
     <w:nsid w:val="33562BAE"/>
     <w:multiLevelType w:val="hybridMultilevel"/>
     <w:tmpl w:val="E6AAB44E"/>
@@ -3315,7 +8846,346 @@
       </w:rPr>
     </w:lvl>
   </w:abstractNum>
-  <w:abstractNum w:abstractNumId="23" w15:restartNumberingAfterBreak="0">
+  <w:abstractNum w:abstractNumId="45" w15:restartNumberingAfterBreak="0">
+    <w:nsid w:val="35EA16BA"/>
+    <w:multiLevelType w:val="multilevel"/>
+    <w:tmpl w:val="021420CC"/>
+    <w:lvl w:ilvl="0">
+      <w:start w:val="1"/>
+      <w:numFmt w:val="decimal"/>
+      <w:lvlText w:val="%1."/>
+      <w:lvlJc w:val="left"/>
+      <w:pPr>
+        <w:tabs>
+          <w:tab w:val="num" w:pos="720"/>
+        </w:tabs>
+        <w:ind w:left="720" w:hanging="360"/>
+      </w:pPr>
+    </w:lvl>
+    <w:lvl w:ilvl="1" w:tentative="1">
+      <w:start w:val="1"/>
+      <w:numFmt w:val="decimal"/>
+      <w:lvlText w:val="%2."/>
+      <w:lvlJc w:val="left"/>
+      <w:pPr>
+        <w:tabs>
+          <w:tab w:val="num" w:pos="1440"/>
+        </w:tabs>
+        <w:ind w:left="1440" w:hanging="360"/>
+      </w:pPr>
+    </w:lvl>
+    <w:lvl w:ilvl="2" w:tentative="1">
+      <w:start w:val="1"/>
+      <w:numFmt w:val="decimal"/>
+      <w:lvlText w:val="%3."/>
+      <w:lvlJc w:val="left"/>
+      <w:pPr>
+        <w:tabs>
+          <w:tab w:val="num" w:pos="2160"/>
+        </w:tabs>
+        <w:ind w:left="2160" w:hanging="360"/>
+      </w:pPr>
+    </w:lvl>
+    <w:lvl w:ilvl="3" w:tentative="1">
+      <w:start w:val="1"/>
+      <w:numFmt w:val="decimal"/>
+      <w:lvlText w:val="%4."/>
+      <w:lvlJc w:val="left"/>
+      <w:pPr>
+        <w:tabs>
+          <w:tab w:val="num" w:pos="2880"/>
+        </w:tabs>
+        <w:ind w:left="2880" w:hanging="360"/>
+      </w:pPr>
+    </w:lvl>
+    <w:lvl w:ilvl="4" w:tentative="1">
+      <w:start w:val="1"/>
+      <w:numFmt w:val="decimal"/>
+      <w:lvlText w:val="%5."/>
+      <w:lvlJc w:val="left"/>
+      <w:pPr>
+        <w:tabs>
+          <w:tab w:val="num" w:pos="3600"/>
+        </w:tabs>
+        <w:ind w:left="3600" w:hanging="360"/>
+      </w:pPr>
+    </w:lvl>
+    <w:lvl w:ilvl="5" w:tentative="1">
+      <w:start w:val="1"/>
+      <w:numFmt w:val="decimal"/>
+      <w:lvlText w:val="%6."/>
+      <w:lvlJc w:val="left"/>
+      <w:pPr>
+        <w:tabs>
+          <w:tab w:val="num" w:pos="4320"/>
+        </w:tabs>
+        <w:ind w:left="4320" w:hanging="360"/>
+      </w:pPr>
+    </w:lvl>
+    <w:lvl w:ilvl="6" w:tentative="1">
+      <w:start w:val="1"/>
+      <w:numFmt w:val="decimal"/>
+      <w:lvlText w:val="%7."/>
+      <w:lvlJc w:val="left"/>
+      <w:pPr>
+        <w:tabs>
+          <w:tab w:val="num" w:pos="5040"/>
+        </w:tabs>
+        <w:ind w:left="5040" w:hanging="360"/>
+      </w:pPr>
+    </w:lvl>
+    <w:lvl w:ilvl="7" w:tentative="1">
+      <w:start w:val="1"/>
+      <w:numFmt w:val="decimal"/>
+      <w:lvlText w:val="%8."/>
+      <w:lvlJc w:val="left"/>
+      <w:pPr>
+        <w:tabs>
+          <w:tab w:val="num" w:pos="5760"/>
+        </w:tabs>
+        <w:ind w:left="5760" w:hanging="360"/>
+      </w:pPr>
+    </w:lvl>
+    <w:lvl w:ilvl="8" w:tentative="1">
+      <w:start w:val="1"/>
+      <w:numFmt w:val="decimal"/>
+      <w:lvlText w:val="%9."/>
+      <w:lvlJc w:val="left"/>
+      <w:pPr>
+        <w:tabs>
+          <w:tab w:val="num" w:pos="6480"/>
+        </w:tabs>
+        <w:ind w:left="6480" w:hanging="360"/>
+      </w:pPr>
+    </w:lvl>
+  </w:abstractNum>
+  <w:abstractNum w:abstractNumId="46" w15:restartNumberingAfterBreak="0">
+    <w:nsid w:val="36510AA4"/>
+    <w:multiLevelType w:val="multilevel"/>
+    <w:tmpl w:val="DC3C9A84"/>
+    <w:lvl w:ilvl="0">
+      <w:start w:val="1"/>
+      <w:numFmt w:val="decimal"/>
+      <w:lvlText w:val="%1."/>
+      <w:lvlJc w:val="left"/>
+      <w:pPr>
+        <w:tabs>
+          <w:tab w:val="num" w:pos="720"/>
+        </w:tabs>
+        <w:ind w:left="720" w:hanging="360"/>
+      </w:pPr>
+    </w:lvl>
+    <w:lvl w:ilvl="1" w:tentative="1">
+      <w:start w:val="1"/>
+      <w:numFmt w:val="decimal"/>
+      <w:lvlText w:val="%2."/>
+      <w:lvlJc w:val="left"/>
+      <w:pPr>
+        <w:tabs>
+          <w:tab w:val="num" w:pos="1440"/>
+        </w:tabs>
+        <w:ind w:left="1440" w:hanging="360"/>
+      </w:pPr>
+    </w:lvl>
+    <w:lvl w:ilvl="2" w:tentative="1">
+      <w:start w:val="1"/>
+      <w:numFmt w:val="decimal"/>
+      <w:lvlText w:val="%3."/>
+      <w:lvlJc w:val="left"/>
+      <w:pPr>
+        <w:tabs>
+          <w:tab w:val="num" w:pos="2160"/>
+        </w:tabs>
+        <w:ind w:left="2160" w:hanging="360"/>
+      </w:pPr>
+    </w:lvl>
+    <w:lvl w:ilvl="3" w:tentative="1">
+      <w:start w:val="1"/>
+      <w:numFmt w:val="decimal"/>
+      <w:lvlText w:val="%4."/>
+      <w:lvlJc w:val="left"/>
+      <w:pPr>
+        <w:tabs>
+          <w:tab w:val="num" w:pos="2880"/>
+        </w:tabs>
+        <w:ind w:left="2880" w:hanging="360"/>
+      </w:pPr>
+    </w:lvl>
+    <w:lvl w:ilvl="4" w:tentative="1">
+      <w:start w:val="1"/>
+      <w:numFmt w:val="decimal"/>
+      <w:lvlText w:val="%5."/>
+      <w:lvlJc w:val="left"/>
+      <w:pPr>
+        <w:tabs>
+          <w:tab w:val="num" w:pos="3600"/>
+        </w:tabs>
+        <w:ind w:left="3600" w:hanging="360"/>
+      </w:pPr>
+    </w:lvl>
+    <w:lvl w:ilvl="5" w:tentative="1">
+      <w:start w:val="1"/>
+      <w:numFmt w:val="decimal"/>
+      <w:lvlText w:val="%6."/>
+      <w:lvlJc w:val="left"/>
+      <w:pPr>
+        <w:tabs>
+          <w:tab w:val="num" w:pos="4320"/>
+        </w:tabs>
+        <w:ind w:left="4320" w:hanging="360"/>
+      </w:pPr>
+    </w:lvl>
+    <w:lvl w:ilvl="6" w:tentative="1">
+      <w:start w:val="1"/>
+      <w:numFmt w:val="decimal"/>
+      <w:lvlText w:val="%7."/>
+      <w:lvlJc w:val="left"/>
+      <w:pPr>
+        <w:tabs>
+          <w:tab w:val="num" w:pos="5040"/>
+        </w:tabs>
+        <w:ind w:left="5040" w:hanging="360"/>
+      </w:pPr>
+    </w:lvl>
+    <w:lvl w:ilvl="7" w:tentative="1">
+      <w:start w:val="1"/>
+      <w:numFmt w:val="decimal"/>
+      <w:lvlText w:val="%8."/>
+      <w:lvlJc w:val="left"/>
+      <w:pPr>
+        <w:tabs>
+          <w:tab w:val="num" w:pos="5760"/>
+        </w:tabs>
+        <w:ind w:left="5760" w:hanging="360"/>
+      </w:pPr>
+    </w:lvl>
+    <w:lvl w:ilvl="8" w:tentative="1">
+      <w:start w:val="1"/>
+      <w:numFmt w:val="decimal"/>
+      <w:lvlText w:val="%9."/>
+      <w:lvlJc w:val="left"/>
+      <w:pPr>
+        <w:tabs>
+          <w:tab w:val="num" w:pos="6480"/>
+        </w:tabs>
+        <w:ind w:left="6480" w:hanging="360"/>
+      </w:pPr>
+    </w:lvl>
+  </w:abstractNum>
+  <w:abstractNum w:abstractNumId="47" w15:restartNumberingAfterBreak="0">
+    <w:nsid w:val="373D57EF"/>
+    <w:multiLevelType w:val="multilevel"/>
+    <w:tmpl w:val="4740BC7A"/>
+    <w:lvl w:ilvl="0">
+      <w:start w:val="3"/>
+      <w:numFmt w:val="decimal"/>
+      <w:lvlText w:val="%1."/>
+      <w:lvlJc w:val="left"/>
+      <w:pPr>
+        <w:tabs>
+          <w:tab w:val="num" w:pos="720"/>
+        </w:tabs>
+        <w:ind w:left="720" w:hanging="360"/>
+      </w:pPr>
+    </w:lvl>
+    <w:lvl w:ilvl="1" w:tentative="1">
+      <w:start w:val="1"/>
+      <w:numFmt w:val="decimal"/>
+      <w:lvlText w:val="%2."/>
+      <w:lvlJc w:val="left"/>
+      <w:pPr>
+        <w:tabs>
+          <w:tab w:val="num" w:pos="1440"/>
+        </w:tabs>
+        <w:ind w:left="1440" w:hanging="360"/>
+      </w:pPr>
+    </w:lvl>
+    <w:lvl w:ilvl="2" w:tentative="1">
+      <w:start w:val="1"/>
+      <w:numFmt w:val="decimal"/>
+      <w:lvlText w:val="%3."/>
+      <w:lvlJc w:val="left"/>
+      <w:pPr>
+        <w:tabs>
+          <w:tab w:val="num" w:pos="2160"/>
+        </w:tabs>
+        <w:ind w:left="2160" w:hanging="360"/>
+      </w:pPr>
+    </w:lvl>
+    <w:lvl w:ilvl="3" w:tentative="1">
+      <w:start w:val="1"/>
+      <w:numFmt w:val="decimal"/>
+      <w:lvlText w:val="%4."/>
+      <w:lvlJc w:val="left"/>
+      <w:pPr>
+        <w:tabs>
+          <w:tab w:val="num" w:pos="2880"/>
+        </w:tabs>
+        <w:ind w:left="2880" w:hanging="360"/>
+      </w:pPr>
+    </w:lvl>
+    <w:lvl w:ilvl="4" w:tentative="1">
+      <w:start w:val="1"/>
+      <w:numFmt w:val="decimal"/>
+      <w:lvlText w:val="%5."/>
+      <w:lvlJc w:val="left"/>
+      <w:pPr>
+        <w:tabs>
+          <w:tab w:val="num" w:pos="3600"/>
+        </w:tabs>
+        <w:ind w:left="3600" w:hanging="360"/>
+      </w:pPr>
+    </w:lvl>
+    <w:lvl w:ilvl="5" w:tentative="1">
+      <w:start w:val="1"/>
+      <w:numFmt w:val="decimal"/>
+      <w:lvlText w:val="%6."/>
+      <w:lvlJc w:val="left"/>
+      <w:pPr>
+        <w:tabs>
+          <w:tab w:val="num" w:pos="4320"/>
+        </w:tabs>
+        <w:ind w:left="4320" w:hanging="360"/>
+      </w:pPr>
+    </w:lvl>
+    <w:lvl w:ilvl="6" w:tentative="1">
+      <w:start w:val="1"/>
+      <w:numFmt w:val="decimal"/>
+      <w:lvlText w:val="%7."/>
+      <w:lvlJc w:val="left"/>
+      <w:pPr>
+        <w:tabs>
+          <w:tab w:val="num" w:pos="5040"/>
+        </w:tabs>
+        <w:ind w:left="5040" w:hanging="360"/>
+      </w:pPr>
+    </w:lvl>
+    <w:lvl w:ilvl="7" w:tentative="1">
+      <w:start w:val="1"/>
+      <w:numFmt w:val="decimal"/>
+      <w:lvlText w:val="%8."/>
+      <w:lvlJc w:val="left"/>
+      <w:pPr>
+        <w:tabs>
+          <w:tab w:val="num" w:pos="5760"/>
+        </w:tabs>
+        <w:ind w:left="5760" w:hanging="360"/>
+      </w:pPr>
+    </w:lvl>
+    <w:lvl w:ilvl="8" w:tentative="1">
+      <w:start w:val="1"/>
+      <w:numFmt w:val="decimal"/>
+      <w:lvlText w:val="%9."/>
+      <w:lvlJc w:val="left"/>
+      <w:pPr>
+        <w:tabs>
+          <w:tab w:val="num" w:pos="6480"/>
+        </w:tabs>
+        <w:ind w:left="6480" w:hanging="360"/>
+      </w:pPr>
+    </w:lvl>
+  </w:abstractNum>
+  <w:abstractNum w:abstractNumId="48" w15:restartNumberingAfterBreak="0">
     <w:nsid w:val="38277CDD"/>
     <w:multiLevelType w:val="hybridMultilevel"/>
     <w:tmpl w:val="0A4A0758"/>
@@ -3428,7 +9298,260 @@
       </w:rPr>
     </w:lvl>
   </w:abstractNum>
-  <w:abstractNum w:abstractNumId="24" w15:restartNumberingAfterBreak="0">
+  <w:abstractNum w:abstractNumId="49" w15:restartNumberingAfterBreak="0">
+    <w:nsid w:val="3B0C7AD9"/>
+    <w:multiLevelType w:val="multilevel"/>
+    <w:tmpl w:val="021420CC"/>
+    <w:lvl w:ilvl="0">
+      <w:start w:val="1"/>
+      <w:numFmt w:val="decimal"/>
+      <w:lvlText w:val="%1."/>
+      <w:lvlJc w:val="left"/>
+      <w:pPr>
+        <w:tabs>
+          <w:tab w:val="num" w:pos="720"/>
+        </w:tabs>
+        <w:ind w:left="720" w:hanging="360"/>
+      </w:pPr>
+      <w:rPr>
+        <w:rFonts w:hint="default"/>
+      </w:rPr>
+    </w:lvl>
+    <w:lvl w:ilvl="1">
+      <w:start w:val="1"/>
+      <w:numFmt w:val="decimal"/>
+      <w:lvlText w:val="%2."/>
+      <w:lvlJc w:val="left"/>
+      <w:pPr>
+        <w:tabs>
+          <w:tab w:val="num" w:pos="1440"/>
+        </w:tabs>
+        <w:ind w:left="1440" w:hanging="360"/>
+      </w:pPr>
+      <w:rPr>
+        <w:rFonts w:hint="default"/>
+      </w:rPr>
+    </w:lvl>
+    <w:lvl w:ilvl="2">
+      <w:start w:val="1"/>
+      <w:numFmt w:val="decimal"/>
+      <w:lvlText w:val="%3."/>
+      <w:lvlJc w:val="left"/>
+      <w:pPr>
+        <w:tabs>
+          <w:tab w:val="num" w:pos="2160"/>
+        </w:tabs>
+        <w:ind w:left="2160" w:hanging="360"/>
+      </w:pPr>
+      <w:rPr>
+        <w:rFonts w:hint="default"/>
+      </w:rPr>
+    </w:lvl>
+    <w:lvl w:ilvl="3">
+      <w:start w:val="1"/>
+      <w:numFmt w:val="decimal"/>
+      <w:lvlText w:val="%4."/>
+      <w:lvlJc w:val="left"/>
+      <w:pPr>
+        <w:tabs>
+          <w:tab w:val="num" w:pos="2880"/>
+        </w:tabs>
+        <w:ind w:left="2880" w:hanging="360"/>
+      </w:pPr>
+      <w:rPr>
+        <w:rFonts w:hint="default"/>
+      </w:rPr>
+    </w:lvl>
+    <w:lvl w:ilvl="4">
+      <w:start w:val="1"/>
+      <w:numFmt w:val="decimal"/>
+      <w:lvlText w:val="%5."/>
+      <w:lvlJc w:val="left"/>
+      <w:pPr>
+        <w:tabs>
+          <w:tab w:val="num" w:pos="3600"/>
+        </w:tabs>
+        <w:ind w:left="3600" w:hanging="360"/>
+      </w:pPr>
+      <w:rPr>
+        <w:rFonts w:hint="default"/>
+      </w:rPr>
+    </w:lvl>
+    <w:lvl w:ilvl="5">
+      <w:start w:val="1"/>
+      <w:numFmt w:val="decimal"/>
+      <w:lvlText w:val="%6."/>
+      <w:lvlJc w:val="left"/>
+      <w:pPr>
+        <w:tabs>
+          <w:tab w:val="num" w:pos="4320"/>
+        </w:tabs>
+        <w:ind w:left="4320" w:hanging="360"/>
+      </w:pPr>
+      <w:rPr>
+        <w:rFonts w:hint="default"/>
+      </w:rPr>
+    </w:lvl>
+    <w:lvl w:ilvl="6">
+      <w:start w:val="1"/>
+      <w:numFmt w:val="decimal"/>
+      <w:lvlText w:val="%7."/>
+      <w:lvlJc w:val="left"/>
+      <w:pPr>
+        <w:tabs>
+          <w:tab w:val="num" w:pos="5040"/>
+        </w:tabs>
+        <w:ind w:left="5040" w:hanging="360"/>
+      </w:pPr>
+      <w:rPr>
+        <w:rFonts w:hint="default"/>
+      </w:rPr>
+    </w:lvl>
+    <w:lvl w:ilvl="7">
+      <w:start w:val="1"/>
+      <w:numFmt w:val="decimal"/>
+      <w:lvlText w:val="%8."/>
+      <w:lvlJc w:val="left"/>
+      <w:pPr>
+        <w:tabs>
+          <w:tab w:val="num" w:pos="5760"/>
+        </w:tabs>
+        <w:ind w:left="5760" w:hanging="360"/>
+      </w:pPr>
+      <w:rPr>
+        <w:rFonts w:hint="default"/>
+      </w:rPr>
+    </w:lvl>
+    <w:lvl w:ilvl="8">
+      <w:start w:val="1"/>
+      <w:numFmt w:val="decimal"/>
+      <w:lvlText w:val="%9."/>
+      <w:lvlJc w:val="left"/>
+      <w:pPr>
+        <w:tabs>
+          <w:tab w:val="num" w:pos="6480"/>
+        </w:tabs>
+        <w:ind w:left="6480" w:hanging="360"/>
+      </w:pPr>
+      <w:rPr>
+        <w:rFonts w:hint="default"/>
+      </w:rPr>
+    </w:lvl>
+  </w:abstractNum>
+  <w:abstractNum w:abstractNumId="50" w15:restartNumberingAfterBreak="0">
+    <w:nsid w:val="3BE460A0"/>
+    <w:multiLevelType w:val="multilevel"/>
+    <w:tmpl w:val="2F3098AA"/>
+    <w:lvl w:ilvl="0">
+      <w:start w:val="1"/>
+      <w:numFmt w:val="decimal"/>
+      <w:lvlText w:val="%1."/>
+      <w:lvlJc w:val="left"/>
+      <w:pPr>
+        <w:tabs>
+          <w:tab w:val="num" w:pos="720"/>
+        </w:tabs>
+        <w:ind w:left="720" w:hanging="360"/>
+      </w:pPr>
+    </w:lvl>
+    <w:lvl w:ilvl="1" w:tentative="1">
+      <w:start w:val="1"/>
+      <w:numFmt w:val="decimal"/>
+      <w:lvlText w:val="%2."/>
+      <w:lvlJc w:val="left"/>
+      <w:pPr>
+        <w:tabs>
+          <w:tab w:val="num" w:pos="1440"/>
+        </w:tabs>
+        <w:ind w:left="1440" w:hanging="360"/>
+      </w:pPr>
+    </w:lvl>
+    <w:lvl w:ilvl="2" w:tentative="1">
+      <w:start w:val="1"/>
+      <w:numFmt w:val="decimal"/>
+      <w:lvlText w:val="%3."/>
+      <w:lvlJc w:val="left"/>
+      <w:pPr>
+        <w:tabs>
+          <w:tab w:val="num" w:pos="2160"/>
+        </w:tabs>
+        <w:ind w:left="2160" w:hanging="360"/>
+      </w:pPr>
+    </w:lvl>
+    <w:lvl w:ilvl="3" w:tentative="1">
+      <w:start w:val="1"/>
+      <w:numFmt w:val="decimal"/>
+      <w:lvlText w:val="%4."/>
+      <w:lvlJc w:val="left"/>
+      <w:pPr>
+        <w:tabs>
+          <w:tab w:val="num" w:pos="2880"/>
+        </w:tabs>
+        <w:ind w:left="2880" w:hanging="360"/>
+      </w:pPr>
+    </w:lvl>
+    <w:lvl w:ilvl="4" w:tentative="1">
+      <w:start w:val="1"/>
+      <w:numFmt w:val="decimal"/>
+      <w:lvlText w:val="%5."/>
+      <w:lvlJc w:val="left"/>
+      <w:pPr>
+        <w:tabs>
+          <w:tab w:val="num" w:pos="3600"/>
+        </w:tabs>
+        <w:ind w:left="3600" w:hanging="360"/>
+      </w:pPr>
+    </w:lvl>
+    <w:lvl w:ilvl="5" w:tentative="1">
+      <w:start w:val="1"/>
+      <w:numFmt w:val="decimal"/>
+      <w:lvlText w:val="%6."/>
+      <w:lvlJc w:val="left"/>
+      <w:pPr>
+        <w:tabs>
+          <w:tab w:val="num" w:pos="4320"/>
+        </w:tabs>
+        <w:ind w:left="4320" w:hanging="360"/>
+      </w:pPr>
+    </w:lvl>
+    <w:lvl w:ilvl="6" w:tentative="1">
+      <w:start w:val="1"/>
+      <w:numFmt w:val="decimal"/>
+      <w:lvlText w:val="%7."/>
+      <w:lvlJc w:val="left"/>
+      <w:pPr>
+        <w:tabs>
+          <w:tab w:val="num" w:pos="5040"/>
+        </w:tabs>
+        <w:ind w:left="5040" w:hanging="360"/>
+      </w:pPr>
+    </w:lvl>
+    <w:lvl w:ilvl="7" w:tentative="1">
+      <w:start w:val="1"/>
+      <w:numFmt w:val="decimal"/>
+      <w:lvlText w:val="%8."/>
+      <w:lvlJc w:val="left"/>
+      <w:pPr>
+        <w:tabs>
+          <w:tab w:val="num" w:pos="5760"/>
+        </w:tabs>
+        <w:ind w:left="5760" w:hanging="360"/>
+      </w:pPr>
+    </w:lvl>
+    <w:lvl w:ilvl="8" w:tentative="1">
+      <w:start w:val="1"/>
+      <w:numFmt w:val="decimal"/>
+      <w:lvlText w:val="%9."/>
+      <w:lvlJc w:val="left"/>
+      <w:pPr>
+        <w:tabs>
+          <w:tab w:val="num" w:pos="6480"/>
+        </w:tabs>
+        <w:ind w:left="6480" w:hanging="360"/>
+      </w:pPr>
+    </w:lvl>
+  </w:abstractNum>
+  <w:abstractNum w:abstractNumId="51" w15:restartNumberingAfterBreak="0">
     <w:nsid w:val="3C9D149B"/>
     <w:multiLevelType w:val="multilevel"/>
     <w:tmpl w:val="8020DE18"/>
@@ -3578,7 +9701,147 @@
       </w:rPr>
     </w:lvl>
   </w:abstractNum>
-  <w:abstractNum w:abstractNumId="25" w15:restartNumberingAfterBreak="0">
+  <w:abstractNum w:abstractNumId="52" w15:restartNumberingAfterBreak="0">
+    <w:nsid w:val="3E6B4140"/>
+    <w:multiLevelType w:val="multilevel"/>
+    <w:tmpl w:val="BBFADD72"/>
+    <w:lvl w:ilvl="0">
+      <w:start w:val="3"/>
+      <w:numFmt w:val="decimal"/>
+      <w:lvlText w:val="%1."/>
+      <w:lvlJc w:val="left"/>
+      <w:pPr>
+        <w:tabs>
+          <w:tab w:val="num" w:pos="720"/>
+        </w:tabs>
+        <w:ind w:left="720" w:hanging="360"/>
+      </w:pPr>
+      <w:rPr>
+        <w:rFonts w:hint="default"/>
+      </w:rPr>
+    </w:lvl>
+    <w:lvl w:ilvl="1">
+      <w:start w:val="1"/>
+      <w:numFmt w:val="decimal"/>
+      <w:lvlText w:val="%2."/>
+      <w:lvlJc w:val="left"/>
+      <w:pPr>
+        <w:tabs>
+          <w:tab w:val="num" w:pos="1440"/>
+        </w:tabs>
+        <w:ind w:left="1440" w:hanging="360"/>
+      </w:pPr>
+      <w:rPr>
+        <w:rFonts w:hint="default"/>
+      </w:rPr>
+    </w:lvl>
+    <w:lvl w:ilvl="2">
+      <w:start w:val="1"/>
+      <w:numFmt w:val="decimal"/>
+      <w:lvlText w:val="%3."/>
+      <w:lvlJc w:val="left"/>
+      <w:pPr>
+        <w:tabs>
+          <w:tab w:val="num" w:pos="2160"/>
+        </w:tabs>
+        <w:ind w:left="2160" w:hanging="360"/>
+      </w:pPr>
+      <w:rPr>
+        <w:rFonts w:hint="default"/>
+      </w:rPr>
+    </w:lvl>
+    <w:lvl w:ilvl="3">
+      <w:start w:val="1"/>
+      <w:numFmt w:val="decimal"/>
+      <w:lvlText w:val="%4."/>
+      <w:lvlJc w:val="left"/>
+      <w:pPr>
+        <w:tabs>
+          <w:tab w:val="num" w:pos="2880"/>
+        </w:tabs>
+        <w:ind w:left="2880" w:hanging="360"/>
+      </w:pPr>
+      <w:rPr>
+        <w:rFonts w:hint="default"/>
+      </w:rPr>
+    </w:lvl>
+    <w:lvl w:ilvl="4">
+      <w:start w:val="1"/>
+      <w:numFmt w:val="decimal"/>
+      <w:lvlText w:val="%5."/>
+      <w:lvlJc w:val="left"/>
+      <w:pPr>
+        <w:tabs>
+          <w:tab w:val="num" w:pos="3600"/>
+        </w:tabs>
+        <w:ind w:left="3600" w:hanging="360"/>
+      </w:pPr>
+      <w:rPr>
+        <w:rFonts w:hint="default"/>
+      </w:rPr>
+    </w:lvl>
+    <w:lvl w:ilvl="5">
+      <w:start w:val="1"/>
+      <w:numFmt w:val="decimal"/>
+      <w:lvlText w:val="%6."/>
+      <w:lvlJc w:val="left"/>
+      <w:pPr>
+        <w:tabs>
+          <w:tab w:val="num" w:pos="4320"/>
+        </w:tabs>
+        <w:ind w:left="4320" w:hanging="360"/>
+      </w:pPr>
+      <w:rPr>
+        <w:rFonts w:hint="default"/>
+      </w:rPr>
+    </w:lvl>
+    <w:lvl w:ilvl="6">
+      <w:start w:val="1"/>
+      <w:numFmt w:val="decimal"/>
+      <w:lvlText w:val="%7."/>
+      <w:lvlJc w:val="left"/>
+      <w:pPr>
+        <w:tabs>
+          <w:tab w:val="num" w:pos="5040"/>
+        </w:tabs>
+        <w:ind w:left="5040" w:hanging="360"/>
+      </w:pPr>
+      <w:rPr>
+        <w:rFonts w:hint="default"/>
+      </w:rPr>
+    </w:lvl>
+    <w:lvl w:ilvl="7">
+      <w:start w:val="1"/>
+      <w:numFmt w:val="decimal"/>
+      <w:lvlText w:val="%8."/>
+      <w:lvlJc w:val="left"/>
+      <w:pPr>
+        <w:tabs>
+          <w:tab w:val="num" w:pos="5760"/>
+        </w:tabs>
+        <w:ind w:left="5760" w:hanging="360"/>
+      </w:pPr>
+      <w:rPr>
+        <w:rFonts w:hint="default"/>
+      </w:rPr>
+    </w:lvl>
+    <w:lvl w:ilvl="8">
+      <w:start w:val="1"/>
+      <w:numFmt w:val="decimal"/>
+      <w:lvlText w:val="%9."/>
+      <w:lvlJc w:val="left"/>
+      <w:pPr>
+        <w:tabs>
+          <w:tab w:val="num" w:pos="6480"/>
+        </w:tabs>
+        <w:ind w:left="6480" w:hanging="360"/>
+      </w:pPr>
+      <w:rPr>
+        <w:rFonts w:hint="default"/>
+      </w:rPr>
+    </w:lvl>
+  </w:abstractNum>
+  <w:abstractNum w:abstractNumId="53" w15:restartNumberingAfterBreak="0">
     <w:nsid w:val="3F6A0A00"/>
     <w:multiLevelType w:val="hybridMultilevel"/>
     <w:tmpl w:val="B0F8A04C"/>
@@ -3691,7 +9954,7 @@
       </w:rPr>
     </w:lvl>
   </w:abstractNum>
-  <w:abstractNum w:abstractNumId="26" w15:restartNumberingAfterBreak="0">
+  <w:abstractNum w:abstractNumId="54" w15:restartNumberingAfterBreak="0">
     <w:nsid w:val="3F932FE6"/>
     <w:multiLevelType w:val="hybridMultilevel"/>
     <w:tmpl w:val="74CC56A0"/>
@@ -3804,7 +10067,7 @@
       </w:rPr>
     </w:lvl>
   </w:abstractNum>
-  <w:abstractNum w:abstractNumId="27" w15:restartNumberingAfterBreak="0">
+  <w:abstractNum w:abstractNumId="55" w15:restartNumberingAfterBreak="0">
     <w:nsid w:val="40287D68"/>
     <w:multiLevelType w:val="hybridMultilevel"/>
     <w:tmpl w:val="CAFEEA02"/>
@@ -3917,7 +10180,120 @@
       </w:rPr>
     </w:lvl>
   </w:abstractNum>
-  <w:abstractNum w:abstractNumId="28" w15:restartNumberingAfterBreak="0">
+  <w:abstractNum w:abstractNumId="56" w15:restartNumberingAfterBreak="0">
+    <w:nsid w:val="407C298E"/>
+    <w:multiLevelType w:val="multilevel"/>
+    <w:tmpl w:val="DBF006F2"/>
+    <w:lvl w:ilvl="0">
+      <w:start w:val="3"/>
+      <w:numFmt w:val="decimal"/>
+      <w:lvlText w:val="%1."/>
+      <w:lvlJc w:val="left"/>
+      <w:pPr>
+        <w:tabs>
+          <w:tab w:val="num" w:pos="720"/>
+        </w:tabs>
+        <w:ind w:left="720" w:hanging="360"/>
+      </w:pPr>
+    </w:lvl>
+    <w:lvl w:ilvl="1" w:tentative="1">
+      <w:start w:val="1"/>
+      <w:numFmt w:val="decimal"/>
+      <w:lvlText w:val="%2."/>
+      <w:lvlJc w:val="left"/>
+      <w:pPr>
+        <w:tabs>
+          <w:tab w:val="num" w:pos="1440"/>
+        </w:tabs>
+        <w:ind w:left="1440" w:hanging="360"/>
+      </w:pPr>
+    </w:lvl>
+    <w:lvl w:ilvl="2" w:tentative="1">
+      <w:start w:val="1"/>
+      <w:numFmt w:val="decimal"/>
+      <w:lvlText w:val="%3."/>
+      <w:lvlJc w:val="left"/>
+      <w:pPr>
+        <w:tabs>
+          <w:tab w:val="num" w:pos="2160"/>
+        </w:tabs>
+        <w:ind w:left="2160" w:hanging="360"/>
+      </w:pPr>
+    </w:lvl>
+    <w:lvl w:ilvl="3" w:tentative="1">
+      <w:start w:val="1"/>
+      <w:numFmt w:val="decimal"/>
+      <w:lvlText w:val="%4."/>
+      <w:lvlJc w:val="left"/>
+      <w:pPr>
+        <w:tabs>
+          <w:tab w:val="num" w:pos="2880"/>
+        </w:tabs>
+        <w:ind w:left="2880" w:hanging="360"/>
+      </w:pPr>
+    </w:lvl>
+    <w:lvl w:ilvl="4" w:tentative="1">
+      <w:start w:val="1"/>
+      <w:numFmt w:val="decimal"/>
+      <w:lvlText w:val="%5."/>
+      <w:lvlJc w:val="left"/>
+      <w:pPr>
+        <w:tabs>
+          <w:tab w:val="num" w:pos="3600"/>
+        </w:tabs>
+        <w:ind w:left="3600" w:hanging="360"/>
+      </w:pPr>
+    </w:lvl>
+    <w:lvl w:ilvl="5" w:tentative="1">
+      <w:start w:val="1"/>
+      <w:numFmt w:val="decimal"/>
+      <w:lvlText w:val="%6."/>
+      <w:lvlJc w:val="left"/>
+      <w:pPr>
+        <w:tabs>
+          <w:tab w:val="num" w:pos="4320"/>
+        </w:tabs>
+        <w:ind w:left="4320" w:hanging="360"/>
+      </w:pPr>
+    </w:lvl>
+    <w:lvl w:ilvl="6" w:tentative="1">
+      <w:start w:val="1"/>
+      <w:numFmt w:val="decimal"/>
+      <w:lvlText w:val="%7."/>
+      <w:lvlJc w:val="left"/>
+      <w:pPr>
+        <w:tabs>
+          <w:tab w:val="num" w:pos="5040"/>
+        </w:tabs>
+        <w:ind w:left="5040" w:hanging="360"/>
+      </w:pPr>
+    </w:lvl>
+    <w:lvl w:ilvl="7" w:tentative="1">
+      <w:start w:val="1"/>
+      <w:numFmt w:val="decimal"/>
+      <w:lvlText w:val="%8."/>
+      <w:lvlJc w:val="left"/>
+      <w:pPr>
+        <w:tabs>
+          <w:tab w:val="num" w:pos="5760"/>
+        </w:tabs>
+        <w:ind w:left="5760" w:hanging="360"/>
+      </w:pPr>
+    </w:lvl>
+    <w:lvl w:ilvl="8" w:tentative="1">
+      <w:start w:val="1"/>
+      <w:numFmt w:val="decimal"/>
+      <w:lvlText w:val="%9."/>
+      <w:lvlJc w:val="left"/>
+      <w:pPr>
+        <w:tabs>
+          <w:tab w:val="num" w:pos="6480"/>
+        </w:tabs>
+        <w:ind w:left="6480" w:hanging="360"/>
+      </w:pPr>
+    </w:lvl>
+  </w:abstractNum>
+  <w:abstractNum w:abstractNumId="57" w15:restartNumberingAfterBreak="0">
     <w:nsid w:val="418A02CB"/>
     <w:multiLevelType w:val="hybridMultilevel"/>
     <w:tmpl w:val="84181880"/>
@@ -4030,7 +10406,7 @@
       </w:rPr>
     </w:lvl>
   </w:abstractNum>
-  <w:abstractNum w:abstractNumId="29" w15:restartNumberingAfterBreak="0">
+  <w:abstractNum w:abstractNumId="58" w15:restartNumberingAfterBreak="0">
     <w:nsid w:val="41B17840"/>
     <w:multiLevelType w:val="hybridMultilevel"/>
     <w:tmpl w:val="18A61680"/>
@@ -4143,7 +10519,233 @@
       </w:rPr>
     </w:lvl>
   </w:abstractNum>
-  <w:abstractNum w:abstractNumId="30" w15:restartNumberingAfterBreak="0">
+  <w:abstractNum w:abstractNumId="59" w15:restartNumberingAfterBreak="0">
+    <w:nsid w:val="428D6104"/>
+    <w:multiLevelType w:val="multilevel"/>
+    <w:tmpl w:val="4DD8D036"/>
+    <w:lvl w:ilvl="0">
+      <w:start w:val="2"/>
+      <w:numFmt w:val="decimal"/>
+      <w:lvlText w:val="%1."/>
+      <w:lvlJc w:val="left"/>
+      <w:pPr>
+        <w:tabs>
+          <w:tab w:val="num" w:pos="720"/>
+        </w:tabs>
+        <w:ind w:left="720" w:hanging="360"/>
+      </w:pPr>
+    </w:lvl>
+    <w:lvl w:ilvl="1" w:tentative="1">
+      <w:start w:val="1"/>
+      <w:numFmt w:val="decimal"/>
+      <w:lvlText w:val="%2."/>
+      <w:lvlJc w:val="left"/>
+      <w:pPr>
+        <w:tabs>
+          <w:tab w:val="num" w:pos="1440"/>
+        </w:tabs>
+        <w:ind w:left="1440" w:hanging="360"/>
+      </w:pPr>
+    </w:lvl>
+    <w:lvl w:ilvl="2" w:tentative="1">
+      <w:start w:val="1"/>
+      <w:numFmt w:val="decimal"/>
+      <w:lvlText w:val="%3."/>
+      <w:lvlJc w:val="left"/>
+      <w:pPr>
+        <w:tabs>
+          <w:tab w:val="num" w:pos="2160"/>
+        </w:tabs>
+        <w:ind w:left="2160" w:hanging="360"/>
+      </w:pPr>
+    </w:lvl>
+    <w:lvl w:ilvl="3" w:tentative="1">
+      <w:start w:val="1"/>
+      <w:numFmt w:val="decimal"/>
+      <w:lvlText w:val="%4."/>
+      <w:lvlJc w:val="left"/>
+      <w:pPr>
+        <w:tabs>
+          <w:tab w:val="num" w:pos="2880"/>
+        </w:tabs>
+        <w:ind w:left="2880" w:hanging="360"/>
+      </w:pPr>
+    </w:lvl>
+    <w:lvl w:ilvl="4" w:tentative="1">
+      <w:start w:val="1"/>
+      <w:numFmt w:val="decimal"/>
+      <w:lvlText w:val="%5."/>
+      <w:lvlJc w:val="left"/>
+      <w:pPr>
+        <w:tabs>
+          <w:tab w:val="num" w:pos="3600"/>
+        </w:tabs>
+        <w:ind w:left="3600" w:hanging="360"/>
+      </w:pPr>
+    </w:lvl>
+    <w:lvl w:ilvl="5" w:tentative="1">
+      <w:start w:val="1"/>
+      <w:numFmt w:val="decimal"/>
+      <w:lvlText w:val="%6."/>
+      <w:lvlJc w:val="left"/>
+      <w:pPr>
+        <w:tabs>
+          <w:tab w:val="num" w:pos="4320"/>
+        </w:tabs>
+        <w:ind w:left="4320" w:hanging="360"/>
+      </w:pPr>
+    </w:lvl>
+    <w:lvl w:ilvl="6" w:tentative="1">
+      <w:start w:val="1"/>
+      <w:numFmt w:val="decimal"/>
+      <w:lvlText w:val="%7."/>
+      <w:lvlJc w:val="left"/>
+      <w:pPr>
+        <w:tabs>
+          <w:tab w:val="num" w:pos="5040"/>
+        </w:tabs>
+        <w:ind w:left="5040" w:hanging="360"/>
+      </w:pPr>
+    </w:lvl>
+    <w:lvl w:ilvl="7" w:tentative="1">
+      <w:start w:val="1"/>
+      <w:numFmt w:val="decimal"/>
+      <w:lvlText w:val="%8."/>
+      <w:lvlJc w:val="left"/>
+      <w:pPr>
+        <w:tabs>
+          <w:tab w:val="num" w:pos="5760"/>
+        </w:tabs>
+        <w:ind w:left="5760" w:hanging="360"/>
+      </w:pPr>
+    </w:lvl>
+    <w:lvl w:ilvl="8" w:tentative="1">
+      <w:start w:val="1"/>
+      <w:numFmt w:val="decimal"/>
+      <w:lvlText w:val="%9."/>
+      <w:lvlJc w:val="left"/>
+      <w:pPr>
+        <w:tabs>
+          <w:tab w:val="num" w:pos="6480"/>
+        </w:tabs>
+        <w:ind w:left="6480" w:hanging="360"/>
+      </w:pPr>
+    </w:lvl>
+  </w:abstractNum>
+  <w:abstractNum w:abstractNumId="60" w15:restartNumberingAfterBreak="0">
+    <w:nsid w:val="436F328E"/>
+    <w:multiLevelType w:val="multilevel"/>
+    <w:tmpl w:val="021420CC"/>
+    <w:lvl w:ilvl="0">
+      <w:start w:val="3"/>
+      <w:numFmt w:val="decimal"/>
+      <w:lvlText w:val="%1."/>
+      <w:lvlJc w:val="left"/>
+      <w:pPr>
+        <w:tabs>
+          <w:tab w:val="num" w:pos="720"/>
+        </w:tabs>
+        <w:ind w:left="720" w:hanging="360"/>
+      </w:pPr>
+    </w:lvl>
+    <w:lvl w:ilvl="1" w:tentative="1">
+      <w:start w:val="1"/>
+      <w:numFmt w:val="decimal"/>
+      <w:lvlText w:val="%2."/>
+      <w:lvlJc w:val="left"/>
+      <w:pPr>
+        <w:tabs>
+          <w:tab w:val="num" w:pos="1440"/>
+        </w:tabs>
+        <w:ind w:left="1440" w:hanging="360"/>
+      </w:pPr>
+    </w:lvl>
+    <w:lvl w:ilvl="2" w:tentative="1">
+      <w:start w:val="1"/>
+      <w:numFmt w:val="decimal"/>
+      <w:lvlText w:val="%3."/>
+      <w:lvlJc w:val="left"/>
+      <w:pPr>
+        <w:tabs>
+          <w:tab w:val="num" w:pos="2160"/>
+        </w:tabs>
+        <w:ind w:left="2160" w:hanging="360"/>
+      </w:pPr>
+    </w:lvl>
+    <w:lvl w:ilvl="3" w:tentative="1">
+      <w:start w:val="1"/>
+      <w:numFmt w:val="decimal"/>
+      <w:lvlText w:val="%4."/>
+      <w:lvlJc w:val="left"/>
+      <w:pPr>
+        <w:tabs>
+          <w:tab w:val="num" w:pos="2880"/>
+        </w:tabs>
+        <w:ind w:left="2880" w:hanging="360"/>
+      </w:pPr>
+    </w:lvl>
+    <w:lvl w:ilvl="4" w:tentative="1">
+      <w:start w:val="1"/>
+      <w:numFmt w:val="decimal"/>
+      <w:lvlText w:val="%5."/>
+      <w:lvlJc w:val="left"/>
+      <w:pPr>
+        <w:tabs>
+          <w:tab w:val="num" w:pos="3600"/>
+        </w:tabs>
+        <w:ind w:left="3600" w:hanging="360"/>
+      </w:pPr>
+    </w:lvl>
+    <w:lvl w:ilvl="5" w:tentative="1">
+      <w:start w:val="1"/>
+      <w:numFmt w:val="decimal"/>
+      <w:lvlText w:val="%6."/>
+      <w:lvlJc w:val="left"/>
+      <w:pPr>
+        <w:tabs>
+          <w:tab w:val="num" w:pos="4320"/>
+        </w:tabs>
+        <w:ind w:left="4320" w:hanging="360"/>
+      </w:pPr>
+    </w:lvl>
+    <w:lvl w:ilvl="6" w:tentative="1">
+      <w:start w:val="1"/>
+      <w:numFmt w:val="decimal"/>
+      <w:lvlText w:val="%7."/>
+      <w:lvlJc w:val="left"/>
+      <w:pPr>
+        <w:tabs>
+          <w:tab w:val="num" w:pos="5040"/>
+        </w:tabs>
+        <w:ind w:left="5040" w:hanging="360"/>
+      </w:pPr>
+    </w:lvl>
+    <w:lvl w:ilvl="7" w:tentative="1">
+      <w:start w:val="1"/>
+      <w:numFmt w:val="decimal"/>
+      <w:lvlText w:val="%8."/>
+      <w:lvlJc w:val="left"/>
+      <w:pPr>
+        <w:tabs>
+          <w:tab w:val="num" w:pos="5760"/>
+        </w:tabs>
+        <w:ind w:left="5760" w:hanging="360"/>
+      </w:pPr>
+    </w:lvl>
+    <w:lvl w:ilvl="8" w:tentative="1">
+      <w:start w:val="1"/>
+      <w:numFmt w:val="decimal"/>
+      <w:lvlText w:val="%9."/>
+      <w:lvlJc w:val="left"/>
+      <w:pPr>
+        <w:tabs>
+          <w:tab w:val="num" w:pos="6480"/>
+        </w:tabs>
+        <w:ind w:left="6480" w:hanging="360"/>
+      </w:pPr>
+    </w:lvl>
+  </w:abstractNum>
+  <w:abstractNum w:abstractNumId="61" w15:restartNumberingAfterBreak="0">
     <w:nsid w:val="46AF6F82"/>
     <w:multiLevelType w:val="multilevel"/>
     <w:tmpl w:val="4BC8A5D6"/>
@@ -4293,7 +10895,120 @@
       </w:rPr>
     </w:lvl>
   </w:abstractNum>
-  <w:abstractNum w:abstractNumId="31" w15:restartNumberingAfterBreak="0">
+  <w:abstractNum w:abstractNumId="62" w15:restartNumberingAfterBreak="0">
+    <w:nsid w:val="48343D6C"/>
+    <w:multiLevelType w:val="multilevel"/>
+    <w:tmpl w:val="BBFADD72"/>
+    <w:lvl w:ilvl="0">
+      <w:start w:val="1"/>
+      <w:numFmt w:val="decimal"/>
+      <w:lvlText w:val="%1."/>
+      <w:lvlJc w:val="left"/>
+      <w:pPr>
+        <w:tabs>
+          <w:tab w:val="num" w:pos="720"/>
+        </w:tabs>
+        <w:ind w:left="720" w:hanging="360"/>
+      </w:pPr>
+    </w:lvl>
+    <w:lvl w:ilvl="1" w:tentative="1">
+      <w:start w:val="1"/>
+      <w:numFmt w:val="decimal"/>
+      <w:lvlText w:val="%2."/>
+      <w:lvlJc w:val="left"/>
+      <w:pPr>
+        <w:tabs>
+          <w:tab w:val="num" w:pos="1440"/>
+        </w:tabs>
+        <w:ind w:left="1440" w:hanging="360"/>
+      </w:pPr>
+    </w:lvl>
+    <w:lvl w:ilvl="2" w:tentative="1">
+      <w:start w:val="1"/>
+      <w:numFmt w:val="decimal"/>
+      <w:lvlText w:val="%3."/>
+      <w:lvlJc w:val="left"/>
+      <w:pPr>
+        <w:tabs>
+          <w:tab w:val="num" w:pos="2160"/>
+        </w:tabs>
+        <w:ind w:left="2160" w:hanging="360"/>
+      </w:pPr>
+    </w:lvl>
+    <w:lvl w:ilvl="3" w:tentative="1">
+      <w:start w:val="1"/>
+      <w:numFmt w:val="decimal"/>
+      <w:lvlText w:val="%4."/>
+      <w:lvlJc w:val="left"/>
+      <w:pPr>
+        <w:tabs>
+          <w:tab w:val="num" w:pos="2880"/>
+        </w:tabs>
+        <w:ind w:left="2880" w:hanging="360"/>
+      </w:pPr>
+    </w:lvl>
+    <w:lvl w:ilvl="4" w:tentative="1">
+      <w:start w:val="1"/>
+      <w:numFmt w:val="decimal"/>
+      <w:lvlText w:val="%5."/>
+      <w:lvlJc w:val="left"/>
+      <w:pPr>
+        <w:tabs>
+          <w:tab w:val="num" w:pos="3600"/>
+        </w:tabs>
+        <w:ind w:left="3600" w:hanging="360"/>
+      </w:pPr>
+    </w:lvl>
+    <w:lvl w:ilvl="5" w:tentative="1">
+      <w:start w:val="1"/>
+      <w:numFmt w:val="decimal"/>
+      <w:lvlText w:val="%6."/>
+      <w:lvlJc w:val="left"/>
+      <w:pPr>
+        <w:tabs>
+          <w:tab w:val="num" w:pos="4320"/>
+        </w:tabs>
+        <w:ind w:left="4320" w:hanging="360"/>
+      </w:pPr>
+    </w:lvl>
+    <w:lvl w:ilvl="6" w:tentative="1">
+      <w:start w:val="1"/>
+      <w:numFmt w:val="decimal"/>
+      <w:lvlText w:val="%7."/>
+      <w:lvlJc w:val="left"/>
+      <w:pPr>
+        <w:tabs>
+          <w:tab w:val="num" w:pos="5040"/>
+        </w:tabs>
+        <w:ind w:left="5040" w:hanging="360"/>
+      </w:pPr>
+    </w:lvl>
+    <w:lvl w:ilvl="7" w:tentative="1">
+      <w:start w:val="1"/>
+      <w:numFmt w:val="decimal"/>
+      <w:lvlText w:val="%8."/>
+      <w:lvlJc w:val="left"/>
+      <w:pPr>
+        <w:tabs>
+          <w:tab w:val="num" w:pos="5760"/>
+        </w:tabs>
+        <w:ind w:left="5760" w:hanging="360"/>
+      </w:pPr>
+    </w:lvl>
+    <w:lvl w:ilvl="8" w:tentative="1">
+      <w:start w:val="1"/>
+      <w:numFmt w:val="decimal"/>
+      <w:lvlText w:val="%9."/>
+      <w:lvlJc w:val="left"/>
+      <w:pPr>
+        <w:tabs>
+          <w:tab w:val="num" w:pos="6480"/>
+        </w:tabs>
+        <w:ind w:left="6480" w:hanging="360"/>
+      </w:pPr>
+    </w:lvl>
+  </w:abstractNum>
+  <w:abstractNum w:abstractNumId="63" w15:restartNumberingAfterBreak="0">
     <w:nsid w:val="4BAE221A"/>
     <w:multiLevelType w:val="hybridMultilevel"/>
     <w:tmpl w:val="BCC2DDB8"/>
@@ -4406,7 +11121,233 @@
       </w:rPr>
     </w:lvl>
   </w:abstractNum>
-  <w:abstractNum w:abstractNumId="32" w15:restartNumberingAfterBreak="0">
+  <w:abstractNum w:abstractNumId="64" w15:restartNumberingAfterBreak="0">
+    <w:nsid w:val="4DFE53FA"/>
+    <w:multiLevelType w:val="multilevel"/>
+    <w:tmpl w:val="D046C584"/>
+    <w:lvl w:ilvl="0">
+      <w:start w:val="1"/>
+      <w:numFmt w:val="decimal"/>
+      <w:lvlText w:val="%1."/>
+      <w:lvlJc w:val="left"/>
+      <w:pPr>
+        <w:tabs>
+          <w:tab w:val="num" w:pos="720"/>
+        </w:tabs>
+        <w:ind w:left="720" w:hanging="360"/>
+      </w:pPr>
+    </w:lvl>
+    <w:lvl w:ilvl="1" w:tentative="1">
+      <w:start w:val="1"/>
+      <w:numFmt w:val="decimal"/>
+      <w:lvlText w:val="%2."/>
+      <w:lvlJc w:val="left"/>
+      <w:pPr>
+        <w:tabs>
+          <w:tab w:val="num" w:pos="1440"/>
+        </w:tabs>
+        <w:ind w:left="1440" w:hanging="360"/>
+      </w:pPr>
+    </w:lvl>
+    <w:lvl w:ilvl="2" w:tentative="1">
+      <w:start w:val="1"/>
+      <w:numFmt w:val="decimal"/>
+      <w:lvlText w:val="%3."/>
+      <w:lvlJc w:val="left"/>
+      <w:pPr>
+        <w:tabs>
+          <w:tab w:val="num" w:pos="2160"/>
+        </w:tabs>
+        <w:ind w:left="2160" w:hanging="360"/>
+      </w:pPr>
+    </w:lvl>
+    <w:lvl w:ilvl="3" w:tentative="1">
+      <w:start w:val="1"/>
+      <w:numFmt w:val="decimal"/>
+      <w:lvlText w:val="%4."/>
+      <w:lvlJc w:val="left"/>
+      <w:pPr>
+        <w:tabs>
+          <w:tab w:val="num" w:pos="2880"/>
+        </w:tabs>
+        <w:ind w:left="2880" w:hanging="360"/>
+      </w:pPr>
+    </w:lvl>
+    <w:lvl w:ilvl="4" w:tentative="1">
+      <w:start w:val="1"/>
+      <w:numFmt w:val="decimal"/>
+      <w:lvlText w:val="%5."/>
+      <w:lvlJc w:val="left"/>
+      <w:pPr>
+        <w:tabs>
+          <w:tab w:val="num" w:pos="3600"/>
+        </w:tabs>
+        <w:ind w:left="3600" w:hanging="360"/>
+      </w:pPr>
+    </w:lvl>
+    <w:lvl w:ilvl="5" w:tentative="1">
+      <w:start w:val="1"/>
+      <w:numFmt w:val="decimal"/>
+      <w:lvlText w:val="%6."/>
+      <w:lvlJc w:val="left"/>
+      <w:pPr>
+        <w:tabs>
+          <w:tab w:val="num" w:pos="4320"/>
+        </w:tabs>
+        <w:ind w:left="4320" w:hanging="360"/>
+      </w:pPr>
+    </w:lvl>
+    <w:lvl w:ilvl="6" w:tentative="1">
+      <w:start w:val="1"/>
+      <w:numFmt w:val="decimal"/>
+      <w:lvlText w:val="%7."/>
+      <w:lvlJc w:val="left"/>
+      <w:pPr>
+        <w:tabs>
+          <w:tab w:val="num" w:pos="5040"/>
+        </w:tabs>
+        <w:ind w:left="5040" w:hanging="360"/>
+      </w:pPr>
+    </w:lvl>
+    <w:lvl w:ilvl="7" w:tentative="1">
+      <w:start w:val="1"/>
+      <w:numFmt w:val="decimal"/>
+      <w:lvlText w:val="%8."/>
+      <w:lvlJc w:val="left"/>
+      <w:pPr>
+        <w:tabs>
+          <w:tab w:val="num" w:pos="5760"/>
+        </w:tabs>
+        <w:ind w:left="5760" w:hanging="360"/>
+      </w:pPr>
+    </w:lvl>
+    <w:lvl w:ilvl="8" w:tentative="1">
+      <w:start w:val="1"/>
+      <w:numFmt w:val="decimal"/>
+      <w:lvlText w:val="%9."/>
+      <w:lvlJc w:val="left"/>
+      <w:pPr>
+        <w:tabs>
+          <w:tab w:val="num" w:pos="6480"/>
+        </w:tabs>
+        <w:ind w:left="6480" w:hanging="360"/>
+      </w:pPr>
+    </w:lvl>
+  </w:abstractNum>
+  <w:abstractNum w:abstractNumId="65" w15:restartNumberingAfterBreak="0">
+    <w:nsid w:val="4F9F53A6"/>
+    <w:multiLevelType w:val="hybridMultilevel"/>
+    <w:tmpl w:val="07802F5A"/>
+    <w:lvl w:ilvl="0" w:tplc="0419000F">
+      <w:start w:val="1"/>
+      <w:numFmt w:val="decimal"/>
+      <w:lvlText w:val="%1."/>
+      <w:lvlJc w:val="left"/>
+      <w:pPr>
+        <w:ind w:left="720" w:hanging="360"/>
+      </w:pPr>
+      <w:rPr>
+        <w:rFonts w:hint="default"/>
+      </w:rPr>
+    </w:lvl>
+    <w:lvl w:ilvl="1" w:tplc="FFFFFFFF" w:tentative="1">
+      <w:start w:val="1"/>
+      <w:numFmt w:val="bullet"/>
+      <w:lvlText w:val="o"/>
+      <w:lvlJc w:val="left"/>
+      <w:pPr>
+        <w:ind w:left="1440" w:hanging="360"/>
+      </w:pPr>
+      <w:rPr>
+        <w:rFonts w:ascii="Courier New" w:hAnsi="Courier New" w:cs="Courier New" w:hint="default"/>
+      </w:rPr>
+    </w:lvl>
+    <w:lvl w:ilvl="2" w:tplc="FFFFFFFF" w:tentative="1">
+      <w:start w:val="1"/>
+      <w:numFmt w:val="bullet"/>
+      <w:lvlText w:val=""/>
+      <w:lvlJc w:val="left"/>
+      <w:pPr>
+        <w:ind w:left="2160" w:hanging="360"/>
+      </w:pPr>
+      <w:rPr>
+        <w:rFonts w:ascii="Wingdings" w:hAnsi="Wingdings" w:hint="default"/>
+      </w:rPr>
+    </w:lvl>
+    <w:lvl w:ilvl="3" w:tplc="FFFFFFFF" w:tentative="1">
+      <w:start w:val="1"/>
+      <w:numFmt w:val="bullet"/>
+      <w:lvlText w:val=""/>
+      <w:lvlJc w:val="left"/>
+      <w:pPr>
+        <w:ind w:left="2880" w:hanging="360"/>
+      </w:pPr>
+      <w:rPr>
+        <w:rFonts w:ascii="Symbol" w:hAnsi="Symbol" w:hint="default"/>
+      </w:rPr>
+    </w:lvl>
+    <w:lvl w:ilvl="4" w:tplc="FFFFFFFF" w:tentative="1">
+      <w:start w:val="1"/>
+      <w:numFmt w:val="bullet"/>
+      <w:lvlText w:val="o"/>
+      <w:lvlJc w:val="left"/>
+      <w:pPr>
+        <w:ind w:left="3600" w:hanging="360"/>
+      </w:pPr>
+      <w:rPr>
+        <w:rFonts w:ascii="Courier New" w:hAnsi="Courier New" w:cs="Courier New" w:hint="default"/>
+      </w:rPr>
+    </w:lvl>
+    <w:lvl w:ilvl="5" w:tplc="FFFFFFFF" w:tentative="1">
+      <w:start w:val="1"/>
+      <w:numFmt w:val="bullet"/>
+      <w:lvlText w:val=""/>
+      <w:lvlJc w:val="left"/>
+      <w:pPr>
+        <w:ind w:left="4320" w:hanging="360"/>
+      </w:pPr>
+      <w:rPr>
+        <w:rFonts w:ascii="Wingdings" w:hAnsi="Wingdings" w:hint="default"/>
+      </w:rPr>
+    </w:lvl>
+    <w:lvl w:ilvl="6" w:tplc="FFFFFFFF" w:tentative="1">
+      <w:start w:val="1"/>
+      <w:numFmt w:val="bullet"/>
+      <w:lvlText w:val=""/>
+      <w:lvlJc w:val="left"/>
+      <w:pPr>
+        <w:ind w:left="5040" w:hanging="360"/>
+      </w:pPr>
+      <w:rPr>
+        <w:rFonts w:ascii="Symbol" w:hAnsi="Symbol" w:hint="default"/>
+      </w:rPr>
+    </w:lvl>
+    <w:lvl w:ilvl="7" w:tplc="FFFFFFFF" w:tentative="1">
+      <w:start w:val="1"/>
+      <w:numFmt w:val="bullet"/>
+      <w:lvlText w:val="o"/>
+      <w:lvlJc w:val="left"/>
+      <w:pPr>
+        <w:ind w:left="5760" w:hanging="360"/>
+      </w:pPr>
+      <w:rPr>
+        <w:rFonts w:ascii="Courier New" w:hAnsi="Courier New" w:cs="Courier New" w:hint="default"/>
+      </w:rPr>
+    </w:lvl>
+    <w:lvl w:ilvl="8" w:tplc="FFFFFFFF" w:tentative="1">
+      <w:start w:val="1"/>
+      <w:numFmt w:val="bullet"/>
+      <w:lvlText w:val=""/>
+      <w:lvlJc w:val="left"/>
+      <w:pPr>
+        <w:ind w:left="6480" w:hanging="360"/>
+      </w:pPr>
+      <w:rPr>
+        <w:rFonts w:ascii="Wingdings" w:hAnsi="Wingdings" w:hint="default"/>
+      </w:rPr>
+    </w:lvl>
+  </w:abstractNum>
+  <w:abstractNum w:abstractNumId="66" w15:restartNumberingAfterBreak="0">
     <w:nsid w:val="51CD6E00"/>
     <w:multiLevelType w:val="hybridMultilevel"/>
     <w:tmpl w:val="825472D6"/>
@@ -4519,7 +11460,7 @@
       </w:rPr>
     </w:lvl>
   </w:abstractNum>
-  <w:abstractNum w:abstractNumId="33" w15:restartNumberingAfterBreak="0">
+  <w:abstractNum w:abstractNumId="67" w15:restartNumberingAfterBreak="0">
     <w:nsid w:val="54853A74"/>
     <w:multiLevelType w:val="hybridMultilevel"/>
     <w:tmpl w:val="824061BE"/>
@@ -4632,7 +11573,233 @@
       </w:rPr>
     </w:lvl>
   </w:abstractNum>
-  <w:abstractNum w:abstractNumId="34" w15:restartNumberingAfterBreak="0">
+  <w:abstractNum w:abstractNumId="68" w15:restartNumberingAfterBreak="0">
+    <w:nsid w:val="564564E6"/>
+    <w:multiLevelType w:val="hybridMultilevel"/>
+    <w:tmpl w:val="4718EDFE"/>
+    <w:lvl w:ilvl="0" w:tplc="0419000F">
+      <w:start w:val="1"/>
+      <w:numFmt w:val="decimal"/>
+      <w:lvlText w:val="%1."/>
+      <w:lvlJc w:val="left"/>
+      <w:pPr>
+        <w:ind w:left="720" w:hanging="360"/>
+      </w:pPr>
+    </w:lvl>
+    <w:lvl w:ilvl="1" w:tplc="04190019" w:tentative="1">
+      <w:start w:val="1"/>
+      <w:numFmt w:val="lowerLetter"/>
+      <w:lvlText w:val="%2."/>
+      <w:lvlJc w:val="left"/>
+      <w:pPr>
+        <w:ind w:left="1440" w:hanging="360"/>
+      </w:pPr>
+    </w:lvl>
+    <w:lvl w:ilvl="2" w:tplc="0419001B" w:tentative="1">
+      <w:start w:val="1"/>
+      <w:numFmt w:val="lowerRoman"/>
+      <w:lvlText w:val="%3."/>
+      <w:lvlJc w:val="right"/>
+      <w:pPr>
+        <w:ind w:left="2160" w:hanging="180"/>
+      </w:pPr>
+    </w:lvl>
+    <w:lvl w:ilvl="3" w:tplc="0419000F" w:tentative="1">
+      <w:start w:val="1"/>
+      <w:numFmt w:val="decimal"/>
+      <w:lvlText w:val="%4."/>
+      <w:lvlJc w:val="left"/>
+      <w:pPr>
+        <w:ind w:left="2880" w:hanging="360"/>
+      </w:pPr>
+    </w:lvl>
+    <w:lvl w:ilvl="4" w:tplc="04190019" w:tentative="1">
+      <w:start w:val="1"/>
+      <w:numFmt w:val="lowerLetter"/>
+      <w:lvlText w:val="%5."/>
+      <w:lvlJc w:val="left"/>
+      <w:pPr>
+        <w:ind w:left="3600" w:hanging="360"/>
+      </w:pPr>
+    </w:lvl>
+    <w:lvl w:ilvl="5" w:tplc="0419001B" w:tentative="1">
+      <w:start w:val="1"/>
+      <w:numFmt w:val="lowerRoman"/>
+      <w:lvlText w:val="%6."/>
+      <w:lvlJc w:val="right"/>
+      <w:pPr>
+        <w:ind w:left="4320" w:hanging="180"/>
+      </w:pPr>
+    </w:lvl>
+    <w:lvl w:ilvl="6" w:tplc="0419000F" w:tentative="1">
+      <w:start w:val="1"/>
+      <w:numFmt w:val="decimal"/>
+      <w:lvlText w:val="%7."/>
+      <w:lvlJc w:val="left"/>
+      <w:pPr>
+        <w:ind w:left="5040" w:hanging="360"/>
+      </w:pPr>
+    </w:lvl>
+    <w:lvl w:ilvl="7" w:tplc="04190019" w:tentative="1">
+      <w:start w:val="1"/>
+      <w:numFmt w:val="lowerLetter"/>
+      <w:lvlText w:val="%8."/>
+      <w:lvlJc w:val="left"/>
+      <w:pPr>
+        <w:ind w:left="5760" w:hanging="360"/>
+      </w:pPr>
+    </w:lvl>
+    <w:lvl w:ilvl="8" w:tplc="0419001B" w:tentative="1">
+      <w:start w:val="1"/>
+      <w:numFmt w:val="lowerRoman"/>
+      <w:lvlText w:val="%9."/>
+      <w:lvlJc w:val="right"/>
+      <w:pPr>
+        <w:ind w:left="6480" w:hanging="180"/>
+      </w:pPr>
+    </w:lvl>
+  </w:abstractNum>
+  <w:abstractNum w:abstractNumId="69" w15:restartNumberingAfterBreak="0">
+    <w:nsid w:val="574E1F6B"/>
+    <w:multiLevelType w:val="multilevel"/>
+    <w:tmpl w:val="BBFADD72"/>
+    <w:lvl w:ilvl="0">
+      <w:start w:val="3"/>
+      <w:numFmt w:val="decimal"/>
+      <w:lvlText w:val="%1."/>
+      <w:lvlJc w:val="left"/>
+      <w:pPr>
+        <w:tabs>
+          <w:tab w:val="num" w:pos="720"/>
+        </w:tabs>
+        <w:ind w:left="720" w:hanging="360"/>
+      </w:pPr>
+      <w:rPr>
+        <w:rFonts w:hint="default"/>
+      </w:rPr>
+    </w:lvl>
+    <w:lvl w:ilvl="1">
+      <w:start w:val="1"/>
+      <w:numFmt w:val="decimal"/>
+      <w:lvlText w:val="%2."/>
+      <w:lvlJc w:val="left"/>
+      <w:pPr>
+        <w:tabs>
+          <w:tab w:val="num" w:pos="1440"/>
+        </w:tabs>
+        <w:ind w:left="1440" w:hanging="360"/>
+      </w:pPr>
+      <w:rPr>
+        <w:rFonts w:hint="default"/>
+      </w:rPr>
+    </w:lvl>
+    <w:lvl w:ilvl="2">
+      <w:start w:val="1"/>
+      <w:numFmt w:val="decimal"/>
+      <w:lvlText w:val="%3."/>
+      <w:lvlJc w:val="left"/>
+      <w:pPr>
+        <w:tabs>
+          <w:tab w:val="num" w:pos="2160"/>
+        </w:tabs>
+        <w:ind w:left="2160" w:hanging="360"/>
+      </w:pPr>
+      <w:rPr>
+        <w:rFonts w:hint="default"/>
+      </w:rPr>
+    </w:lvl>
+    <w:lvl w:ilvl="3">
+      <w:start w:val="1"/>
+      <w:numFmt w:val="decimal"/>
+      <w:lvlText w:val="%4."/>
+      <w:lvlJc w:val="left"/>
+      <w:pPr>
+        <w:tabs>
+          <w:tab w:val="num" w:pos="2880"/>
+        </w:tabs>
+        <w:ind w:left="2880" w:hanging="360"/>
+      </w:pPr>
+      <w:rPr>
+        <w:rFonts w:hint="default"/>
+      </w:rPr>
+    </w:lvl>
+    <w:lvl w:ilvl="4">
+      <w:start w:val="1"/>
+      <w:numFmt w:val="decimal"/>
+      <w:lvlText w:val="%5."/>
+      <w:lvlJc w:val="left"/>
+      <w:pPr>
+        <w:tabs>
+          <w:tab w:val="num" w:pos="3600"/>
+        </w:tabs>
+        <w:ind w:left="3600" w:hanging="360"/>
+      </w:pPr>
+      <w:rPr>
+        <w:rFonts w:hint="default"/>
+      </w:rPr>
+    </w:lvl>
+    <w:lvl w:ilvl="5">
+      <w:start w:val="1"/>
+      <w:numFmt w:val="decimal"/>
+      <w:lvlText w:val="%6."/>
+      <w:lvlJc w:val="left"/>
+      <w:pPr>
+        <w:tabs>
+          <w:tab w:val="num" w:pos="4320"/>
+        </w:tabs>
+        <w:ind w:left="4320" w:hanging="360"/>
+      </w:pPr>
+      <w:rPr>
+        <w:rFonts w:hint="default"/>
+      </w:rPr>
+    </w:lvl>
+    <w:lvl w:ilvl="6">
+      <w:start w:val="1"/>
+      <w:numFmt w:val="decimal"/>
+      <w:lvlText w:val="%7."/>
+      <w:lvlJc w:val="left"/>
+      <w:pPr>
+        <w:tabs>
+          <w:tab w:val="num" w:pos="5040"/>
+        </w:tabs>
+        <w:ind w:left="5040" w:hanging="360"/>
+      </w:pPr>
+      <w:rPr>
+        <w:rFonts w:hint="default"/>
+      </w:rPr>
+    </w:lvl>
+    <w:lvl w:ilvl="7">
+      <w:start w:val="1"/>
+      <w:numFmt w:val="decimal"/>
+      <w:lvlText w:val="%8."/>
+      <w:lvlJc w:val="left"/>
+      <w:pPr>
+        <w:tabs>
+          <w:tab w:val="num" w:pos="5760"/>
+        </w:tabs>
+        <w:ind w:left="5760" w:hanging="360"/>
+      </w:pPr>
+      <w:rPr>
+        <w:rFonts w:hint="default"/>
+      </w:rPr>
+    </w:lvl>
+    <w:lvl w:ilvl="8">
+      <w:start w:val="1"/>
+      <w:numFmt w:val="decimal"/>
+      <w:lvlText w:val="%9."/>
+      <w:lvlJc w:val="left"/>
+      <w:pPr>
+        <w:tabs>
+          <w:tab w:val="num" w:pos="6480"/>
+        </w:tabs>
+        <w:ind w:left="6480" w:hanging="360"/>
+      </w:pPr>
+      <w:rPr>
+        <w:rFonts w:hint="default"/>
+      </w:rPr>
+    </w:lvl>
+  </w:abstractNum>
+  <w:abstractNum w:abstractNumId="70" w15:restartNumberingAfterBreak="0">
     <w:nsid w:val="58197990"/>
     <w:multiLevelType w:val="hybridMultilevel"/>
     <w:tmpl w:val="D0106EC8"/>
@@ -4745,7 +11912,120 @@
       </w:rPr>
     </w:lvl>
   </w:abstractNum>
-  <w:abstractNum w:abstractNumId="35" w15:restartNumberingAfterBreak="0">
+  <w:abstractNum w:abstractNumId="71" w15:restartNumberingAfterBreak="0">
+    <w:nsid w:val="58BA331D"/>
+    <w:multiLevelType w:val="multilevel"/>
+    <w:tmpl w:val="182224A8"/>
+    <w:lvl w:ilvl="0">
+      <w:start w:val="5"/>
+      <w:numFmt w:val="decimal"/>
+      <w:lvlText w:val="%1."/>
+      <w:lvlJc w:val="left"/>
+      <w:pPr>
+        <w:tabs>
+          <w:tab w:val="num" w:pos="720"/>
+        </w:tabs>
+        <w:ind w:left="720" w:hanging="360"/>
+      </w:pPr>
+    </w:lvl>
+    <w:lvl w:ilvl="1" w:tentative="1">
+      <w:start w:val="1"/>
+      <w:numFmt w:val="decimal"/>
+      <w:lvlText w:val="%2."/>
+      <w:lvlJc w:val="left"/>
+      <w:pPr>
+        <w:tabs>
+          <w:tab w:val="num" w:pos="1440"/>
+        </w:tabs>
+        <w:ind w:left="1440" w:hanging="360"/>
+      </w:pPr>
+    </w:lvl>
+    <w:lvl w:ilvl="2" w:tentative="1">
+      <w:start w:val="1"/>
+      <w:numFmt w:val="decimal"/>
+      <w:lvlText w:val="%3."/>
+      <w:lvlJc w:val="left"/>
+      <w:pPr>
+        <w:tabs>
+          <w:tab w:val="num" w:pos="2160"/>
+        </w:tabs>
+        <w:ind w:left="2160" w:hanging="360"/>
+      </w:pPr>
+    </w:lvl>
+    <w:lvl w:ilvl="3" w:tentative="1">
+      <w:start w:val="1"/>
+      <w:numFmt w:val="decimal"/>
+      <w:lvlText w:val="%4."/>
+      <w:lvlJc w:val="left"/>
+      <w:pPr>
+        <w:tabs>
+          <w:tab w:val="num" w:pos="2880"/>
+        </w:tabs>
+        <w:ind w:left="2880" w:hanging="360"/>
+      </w:pPr>
+    </w:lvl>
+    <w:lvl w:ilvl="4" w:tentative="1">
+      <w:start w:val="1"/>
+      <w:numFmt w:val="decimal"/>
+      <w:lvlText w:val="%5."/>
+      <w:lvlJc w:val="left"/>
+      <w:pPr>
+        <w:tabs>
+          <w:tab w:val="num" w:pos="3600"/>
+        </w:tabs>
+        <w:ind w:left="3600" w:hanging="360"/>
+      </w:pPr>
+    </w:lvl>
+    <w:lvl w:ilvl="5" w:tentative="1">
+      <w:start w:val="1"/>
+      <w:numFmt w:val="decimal"/>
+      <w:lvlText w:val="%6."/>
+      <w:lvlJc w:val="left"/>
+      <w:pPr>
+        <w:tabs>
+          <w:tab w:val="num" w:pos="4320"/>
+        </w:tabs>
+        <w:ind w:left="4320" w:hanging="360"/>
+      </w:pPr>
+    </w:lvl>
+    <w:lvl w:ilvl="6" w:tentative="1">
+      <w:start w:val="1"/>
+      <w:numFmt w:val="decimal"/>
+      <w:lvlText w:val="%7."/>
+      <w:lvlJc w:val="left"/>
+      <w:pPr>
+        <w:tabs>
+          <w:tab w:val="num" w:pos="5040"/>
+        </w:tabs>
+        <w:ind w:left="5040" w:hanging="360"/>
+      </w:pPr>
+    </w:lvl>
+    <w:lvl w:ilvl="7" w:tentative="1">
+      <w:start w:val="1"/>
+      <w:numFmt w:val="decimal"/>
+      <w:lvlText w:val="%8."/>
+      <w:lvlJc w:val="left"/>
+      <w:pPr>
+        <w:tabs>
+          <w:tab w:val="num" w:pos="5760"/>
+        </w:tabs>
+        <w:ind w:left="5760" w:hanging="360"/>
+      </w:pPr>
+    </w:lvl>
+    <w:lvl w:ilvl="8" w:tentative="1">
+      <w:start w:val="1"/>
+      <w:numFmt w:val="decimal"/>
+      <w:lvlText w:val="%9."/>
+      <w:lvlJc w:val="left"/>
+      <w:pPr>
+        <w:tabs>
+          <w:tab w:val="num" w:pos="6480"/>
+        </w:tabs>
+        <w:ind w:left="6480" w:hanging="360"/>
+      </w:pPr>
+    </w:lvl>
+  </w:abstractNum>
+  <w:abstractNum w:abstractNumId="72" w15:restartNumberingAfterBreak="0">
     <w:nsid w:val="5921003E"/>
     <w:multiLevelType w:val="hybridMultilevel"/>
     <w:tmpl w:val="F822F2D6"/>
@@ -4858,7 +12138,7 @@
       </w:rPr>
     </w:lvl>
   </w:abstractNum>
-  <w:abstractNum w:abstractNumId="36" w15:restartNumberingAfterBreak="0">
+  <w:abstractNum w:abstractNumId="73" w15:restartNumberingAfterBreak="0">
     <w:nsid w:val="5B063257"/>
     <w:multiLevelType w:val="hybridMultilevel"/>
     <w:tmpl w:val="F12A87FC"/>
@@ -4971,7 +12251,658 @@
       </w:rPr>
     </w:lvl>
   </w:abstractNum>
-  <w:abstractNum w:abstractNumId="37" w15:restartNumberingAfterBreak="0">
+  <w:abstractNum w:abstractNumId="74" w15:restartNumberingAfterBreak="0">
+    <w:nsid w:val="5BD25077"/>
+    <w:multiLevelType w:val="multilevel"/>
+    <w:tmpl w:val="76005A8C"/>
+    <w:lvl w:ilvl="0">
+      <w:start w:val="4"/>
+      <w:numFmt w:val="decimal"/>
+      <w:lvlText w:val="%1."/>
+      <w:lvlJc w:val="left"/>
+      <w:pPr>
+        <w:tabs>
+          <w:tab w:val="num" w:pos="720"/>
+        </w:tabs>
+        <w:ind w:left="720" w:hanging="360"/>
+      </w:pPr>
+    </w:lvl>
+    <w:lvl w:ilvl="1" w:tentative="1">
+      <w:start w:val="1"/>
+      <w:numFmt w:val="decimal"/>
+      <w:lvlText w:val="%2."/>
+      <w:lvlJc w:val="left"/>
+      <w:pPr>
+        <w:tabs>
+          <w:tab w:val="num" w:pos="1440"/>
+        </w:tabs>
+        <w:ind w:left="1440" w:hanging="360"/>
+      </w:pPr>
+    </w:lvl>
+    <w:lvl w:ilvl="2" w:tentative="1">
+      <w:start w:val="1"/>
+      <w:numFmt w:val="decimal"/>
+      <w:lvlText w:val="%3."/>
+      <w:lvlJc w:val="left"/>
+      <w:pPr>
+        <w:tabs>
+          <w:tab w:val="num" w:pos="2160"/>
+        </w:tabs>
+        <w:ind w:left="2160" w:hanging="360"/>
+      </w:pPr>
+    </w:lvl>
+    <w:lvl w:ilvl="3" w:tentative="1">
+      <w:start w:val="1"/>
+      <w:numFmt w:val="decimal"/>
+      <w:lvlText w:val="%4."/>
+      <w:lvlJc w:val="left"/>
+      <w:pPr>
+        <w:tabs>
+          <w:tab w:val="num" w:pos="2880"/>
+        </w:tabs>
+        <w:ind w:left="2880" w:hanging="360"/>
+      </w:pPr>
+    </w:lvl>
+    <w:lvl w:ilvl="4" w:tentative="1">
+      <w:start w:val="1"/>
+      <w:numFmt w:val="decimal"/>
+      <w:lvlText w:val="%5."/>
+      <w:lvlJc w:val="left"/>
+      <w:pPr>
+        <w:tabs>
+          <w:tab w:val="num" w:pos="3600"/>
+        </w:tabs>
+        <w:ind w:left="3600" w:hanging="360"/>
+      </w:pPr>
+    </w:lvl>
+    <w:lvl w:ilvl="5" w:tentative="1">
+      <w:start w:val="1"/>
+      <w:numFmt w:val="decimal"/>
+      <w:lvlText w:val="%6."/>
+      <w:lvlJc w:val="left"/>
+      <w:pPr>
+        <w:tabs>
+          <w:tab w:val="num" w:pos="4320"/>
+        </w:tabs>
+        <w:ind w:left="4320" w:hanging="360"/>
+      </w:pPr>
+    </w:lvl>
+    <w:lvl w:ilvl="6" w:tentative="1">
+      <w:start w:val="1"/>
+      <w:numFmt w:val="decimal"/>
+      <w:lvlText w:val="%7."/>
+      <w:lvlJc w:val="left"/>
+      <w:pPr>
+        <w:tabs>
+          <w:tab w:val="num" w:pos="5040"/>
+        </w:tabs>
+        <w:ind w:left="5040" w:hanging="360"/>
+      </w:pPr>
+    </w:lvl>
+    <w:lvl w:ilvl="7" w:tentative="1">
+      <w:start w:val="1"/>
+      <w:numFmt w:val="decimal"/>
+      <w:lvlText w:val="%8."/>
+      <w:lvlJc w:val="left"/>
+      <w:pPr>
+        <w:tabs>
+          <w:tab w:val="num" w:pos="5760"/>
+        </w:tabs>
+        <w:ind w:left="5760" w:hanging="360"/>
+      </w:pPr>
+    </w:lvl>
+    <w:lvl w:ilvl="8" w:tentative="1">
+      <w:start w:val="1"/>
+      <w:numFmt w:val="decimal"/>
+      <w:lvlText w:val="%9."/>
+      <w:lvlJc w:val="left"/>
+      <w:pPr>
+        <w:tabs>
+          <w:tab w:val="num" w:pos="6480"/>
+        </w:tabs>
+        <w:ind w:left="6480" w:hanging="360"/>
+      </w:pPr>
+    </w:lvl>
+  </w:abstractNum>
+  <w:abstractNum w:abstractNumId="75" w15:restartNumberingAfterBreak="0">
+    <w:nsid w:val="5C520F9D"/>
+    <w:multiLevelType w:val="hybridMultilevel"/>
+    <w:tmpl w:val="388A863C"/>
+    <w:lvl w:ilvl="0" w:tplc="0419000F">
+      <w:start w:val="1"/>
+      <w:numFmt w:val="decimal"/>
+      <w:lvlText w:val="%1."/>
+      <w:lvlJc w:val="left"/>
+      <w:pPr>
+        <w:ind w:left="720" w:hanging="360"/>
+      </w:pPr>
+    </w:lvl>
+    <w:lvl w:ilvl="1" w:tplc="04190019" w:tentative="1">
+      <w:start w:val="1"/>
+      <w:numFmt w:val="lowerLetter"/>
+      <w:lvlText w:val="%2."/>
+      <w:lvlJc w:val="left"/>
+      <w:pPr>
+        <w:ind w:left="1440" w:hanging="360"/>
+      </w:pPr>
+    </w:lvl>
+    <w:lvl w:ilvl="2" w:tplc="0419001B" w:tentative="1">
+      <w:start w:val="1"/>
+      <w:numFmt w:val="lowerRoman"/>
+      <w:lvlText w:val="%3."/>
+      <w:lvlJc w:val="right"/>
+      <w:pPr>
+        <w:ind w:left="2160" w:hanging="180"/>
+      </w:pPr>
+    </w:lvl>
+    <w:lvl w:ilvl="3" w:tplc="0419000F" w:tentative="1">
+      <w:start w:val="1"/>
+      <w:numFmt w:val="decimal"/>
+      <w:lvlText w:val="%4."/>
+      <w:lvlJc w:val="left"/>
+      <w:pPr>
+        <w:ind w:left="2880" w:hanging="360"/>
+      </w:pPr>
+    </w:lvl>
+    <w:lvl w:ilvl="4" w:tplc="04190019" w:tentative="1">
+      <w:start w:val="1"/>
+      <w:numFmt w:val="lowerLetter"/>
+      <w:lvlText w:val="%5."/>
+      <w:lvlJc w:val="left"/>
+      <w:pPr>
+        <w:ind w:left="3600" w:hanging="360"/>
+      </w:pPr>
+    </w:lvl>
+    <w:lvl w:ilvl="5" w:tplc="0419001B" w:tentative="1">
+      <w:start w:val="1"/>
+      <w:numFmt w:val="lowerRoman"/>
+      <w:lvlText w:val="%6."/>
+      <w:lvlJc w:val="right"/>
+      <w:pPr>
+        <w:ind w:left="4320" w:hanging="180"/>
+      </w:pPr>
+    </w:lvl>
+    <w:lvl w:ilvl="6" w:tplc="0419000F" w:tentative="1">
+      <w:start w:val="1"/>
+      <w:numFmt w:val="decimal"/>
+      <w:lvlText w:val="%7."/>
+      <w:lvlJc w:val="left"/>
+      <w:pPr>
+        <w:ind w:left="5040" w:hanging="360"/>
+      </w:pPr>
+    </w:lvl>
+    <w:lvl w:ilvl="7" w:tplc="04190019" w:tentative="1">
+      <w:start w:val="1"/>
+      <w:numFmt w:val="lowerLetter"/>
+      <w:lvlText w:val="%8."/>
+      <w:lvlJc w:val="left"/>
+      <w:pPr>
+        <w:ind w:left="5760" w:hanging="360"/>
+      </w:pPr>
+    </w:lvl>
+    <w:lvl w:ilvl="8" w:tplc="0419001B" w:tentative="1">
+      <w:start w:val="1"/>
+      <w:numFmt w:val="lowerRoman"/>
+      <w:lvlText w:val="%9."/>
+      <w:lvlJc w:val="right"/>
+      <w:pPr>
+        <w:ind w:left="6480" w:hanging="180"/>
+      </w:pPr>
+    </w:lvl>
+  </w:abstractNum>
+  <w:abstractNum w:abstractNumId="76" w15:restartNumberingAfterBreak="0">
+    <w:nsid w:val="60933140"/>
+    <w:multiLevelType w:val="hybridMultilevel"/>
+    <w:tmpl w:val="5D3E7494"/>
+    <w:lvl w:ilvl="0" w:tplc="E3F6E87A">
+      <w:start w:val="1"/>
+      <w:numFmt w:val="bullet"/>
+      <w:lvlText w:val=""/>
+      <w:lvlJc w:val="left"/>
+      <w:pPr>
+        <w:ind w:left="720" w:hanging="360"/>
+      </w:pPr>
+      <w:rPr>
+        <w:rFonts w:ascii="Symbol" w:hAnsi="Symbol" w:hint="default"/>
+      </w:rPr>
+    </w:lvl>
+    <w:lvl w:ilvl="1" w:tplc="04190003" w:tentative="1">
+      <w:start w:val="1"/>
+      <w:numFmt w:val="bullet"/>
+      <w:lvlText w:val="o"/>
+      <w:lvlJc w:val="left"/>
+      <w:pPr>
+        <w:ind w:left="1440" w:hanging="360"/>
+      </w:pPr>
+      <w:rPr>
+        <w:rFonts w:ascii="Courier New" w:hAnsi="Courier New" w:cs="Courier New" w:hint="default"/>
+      </w:rPr>
+    </w:lvl>
+    <w:lvl w:ilvl="2" w:tplc="04190005" w:tentative="1">
+      <w:start w:val="1"/>
+      <w:numFmt w:val="bullet"/>
+      <w:lvlText w:val=""/>
+      <w:lvlJc w:val="left"/>
+      <w:pPr>
+        <w:ind w:left="2160" w:hanging="360"/>
+      </w:pPr>
+      <w:rPr>
+        <w:rFonts w:ascii="Wingdings" w:hAnsi="Wingdings" w:hint="default"/>
+      </w:rPr>
+    </w:lvl>
+    <w:lvl w:ilvl="3" w:tplc="04190001" w:tentative="1">
+      <w:start w:val="1"/>
+      <w:numFmt w:val="bullet"/>
+      <w:lvlText w:val=""/>
+      <w:lvlJc w:val="left"/>
+      <w:pPr>
+        <w:ind w:left="2880" w:hanging="360"/>
+      </w:pPr>
+      <w:rPr>
+        <w:rFonts w:ascii="Symbol" w:hAnsi="Symbol" w:hint="default"/>
+      </w:rPr>
+    </w:lvl>
+    <w:lvl w:ilvl="4" w:tplc="04190003" w:tentative="1">
+      <w:start w:val="1"/>
+      <w:numFmt w:val="bullet"/>
+      <w:lvlText w:val="o"/>
+      <w:lvlJc w:val="left"/>
+      <w:pPr>
+        <w:ind w:left="3600" w:hanging="360"/>
+      </w:pPr>
+      <w:rPr>
+        <w:rFonts w:ascii="Courier New" w:hAnsi="Courier New" w:cs="Courier New" w:hint="default"/>
+      </w:rPr>
+    </w:lvl>
+    <w:lvl w:ilvl="5" w:tplc="04190005" w:tentative="1">
+      <w:start w:val="1"/>
+      <w:numFmt w:val="bullet"/>
+      <w:lvlText w:val=""/>
+      <w:lvlJc w:val="left"/>
+      <w:pPr>
+        <w:ind w:left="4320" w:hanging="360"/>
+      </w:pPr>
+      <w:rPr>
+        <w:rFonts w:ascii="Wingdings" w:hAnsi="Wingdings" w:hint="default"/>
+      </w:rPr>
+    </w:lvl>
+    <w:lvl w:ilvl="6" w:tplc="04190001" w:tentative="1">
+      <w:start w:val="1"/>
+      <w:numFmt w:val="bullet"/>
+      <w:lvlText w:val=""/>
+      <w:lvlJc w:val="left"/>
+      <w:pPr>
+        <w:ind w:left="5040" w:hanging="360"/>
+      </w:pPr>
+      <w:rPr>
+        <w:rFonts w:ascii="Symbol" w:hAnsi="Symbol" w:hint="default"/>
+      </w:rPr>
+    </w:lvl>
+    <w:lvl w:ilvl="7" w:tplc="04190003" w:tentative="1">
+      <w:start w:val="1"/>
+      <w:numFmt w:val="bullet"/>
+      <w:lvlText w:val="o"/>
+      <w:lvlJc w:val="left"/>
+      <w:pPr>
+        <w:ind w:left="5760" w:hanging="360"/>
+      </w:pPr>
+      <w:rPr>
+        <w:rFonts w:ascii="Courier New" w:hAnsi="Courier New" w:cs="Courier New" w:hint="default"/>
+      </w:rPr>
+    </w:lvl>
+    <w:lvl w:ilvl="8" w:tplc="04190005" w:tentative="1">
+      <w:start w:val="1"/>
+      <w:numFmt w:val="bullet"/>
+      <w:lvlText w:val=""/>
+      <w:lvlJc w:val="left"/>
+      <w:pPr>
+        <w:ind w:left="6480" w:hanging="360"/>
+      </w:pPr>
+      <w:rPr>
+        <w:rFonts w:ascii="Wingdings" w:hAnsi="Wingdings" w:hint="default"/>
+      </w:rPr>
+    </w:lvl>
+  </w:abstractNum>
+  <w:abstractNum w:abstractNumId="77" w15:restartNumberingAfterBreak="0">
+    <w:nsid w:val="628E3F8F"/>
+    <w:multiLevelType w:val="multilevel"/>
+    <w:tmpl w:val="021420CC"/>
+    <w:lvl w:ilvl="0">
+      <w:start w:val="2"/>
+      <w:numFmt w:val="decimal"/>
+      <w:lvlText w:val="%1."/>
+      <w:lvlJc w:val="left"/>
+      <w:pPr>
+        <w:tabs>
+          <w:tab w:val="num" w:pos="720"/>
+        </w:tabs>
+        <w:ind w:left="720" w:hanging="360"/>
+      </w:pPr>
+    </w:lvl>
+    <w:lvl w:ilvl="1" w:tentative="1">
+      <w:start w:val="1"/>
+      <w:numFmt w:val="decimal"/>
+      <w:lvlText w:val="%2."/>
+      <w:lvlJc w:val="left"/>
+      <w:pPr>
+        <w:tabs>
+          <w:tab w:val="num" w:pos="1440"/>
+        </w:tabs>
+        <w:ind w:left="1440" w:hanging="360"/>
+      </w:pPr>
+    </w:lvl>
+    <w:lvl w:ilvl="2" w:tentative="1">
+      <w:start w:val="1"/>
+      <w:numFmt w:val="decimal"/>
+      <w:lvlText w:val="%3."/>
+      <w:lvlJc w:val="left"/>
+      <w:pPr>
+        <w:tabs>
+          <w:tab w:val="num" w:pos="2160"/>
+        </w:tabs>
+        <w:ind w:left="2160" w:hanging="360"/>
+      </w:pPr>
+    </w:lvl>
+    <w:lvl w:ilvl="3" w:tentative="1">
+      <w:start w:val="1"/>
+      <w:numFmt w:val="decimal"/>
+      <w:lvlText w:val="%4."/>
+      <w:lvlJc w:val="left"/>
+      <w:pPr>
+        <w:tabs>
+          <w:tab w:val="num" w:pos="2880"/>
+        </w:tabs>
+        <w:ind w:left="2880" w:hanging="360"/>
+      </w:pPr>
+    </w:lvl>
+    <w:lvl w:ilvl="4" w:tentative="1">
+      <w:start w:val="1"/>
+      <w:numFmt w:val="decimal"/>
+      <w:lvlText w:val="%5."/>
+      <w:lvlJc w:val="left"/>
+      <w:pPr>
+        <w:tabs>
+          <w:tab w:val="num" w:pos="3600"/>
+        </w:tabs>
+        <w:ind w:left="3600" w:hanging="360"/>
+      </w:pPr>
+    </w:lvl>
+    <w:lvl w:ilvl="5" w:tentative="1">
+      <w:start w:val="1"/>
+      <w:numFmt w:val="decimal"/>
+      <w:lvlText w:val="%6."/>
+      <w:lvlJc w:val="left"/>
+      <w:pPr>
+        <w:tabs>
+          <w:tab w:val="num" w:pos="4320"/>
+        </w:tabs>
+        <w:ind w:left="4320" w:hanging="360"/>
+      </w:pPr>
+    </w:lvl>
+    <w:lvl w:ilvl="6" w:tentative="1">
+      <w:start w:val="1"/>
+      <w:numFmt w:val="decimal"/>
+      <w:lvlText w:val="%7."/>
+      <w:lvlJc w:val="left"/>
+      <w:pPr>
+        <w:tabs>
+          <w:tab w:val="num" w:pos="5040"/>
+        </w:tabs>
+        <w:ind w:left="5040" w:hanging="360"/>
+      </w:pPr>
+    </w:lvl>
+    <w:lvl w:ilvl="7" w:tentative="1">
+      <w:start w:val="1"/>
+      <w:numFmt w:val="decimal"/>
+      <w:lvlText w:val="%8."/>
+      <w:lvlJc w:val="left"/>
+      <w:pPr>
+        <w:tabs>
+          <w:tab w:val="num" w:pos="5760"/>
+        </w:tabs>
+        <w:ind w:left="5760" w:hanging="360"/>
+      </w:pPr>
+    </w:lvl>
+    <w:lvl w:ilvl="8" w:tentative="1">
+      <w:start w:val="1"/>
+      <w:numFmt w:val="decimal"/>
+      <w:lvlText w:val="%9."/>
+      <w:lvlJc w:val="left"/>
+      <w:pPr>
+        <w:tabs>
+          <w:tab w:val="num" w:pos="6480"/>
+        </w:tabs>
+        <w:ind w:left="6480" w:hanging="360"/>
+      </w:pPr>
+    </w:lvl>
+  </w:abstractNum>
+  <w:abstractNum w:abstractNumId="78" w15:restartNumberingAfterBreak="0">
+    <w:nsid w:val="66C555CA"/>
+    <w:multiLevelType w:val="multilevel"/>
+    <w:tmpl w:val="021420CC"/>
+    <w:lvl w:ilvl="0">
+      <w:start w:val="4"/>
+      <w:numFmt w:val="decimal"/>
+      <w:lvlText w:val="%1."/>
+      <w:lvlJc w:val="left"/>
+      <w:pPr>
+        <w:tabs>
+          <w:tab w:val="num" w:pos="720"/>
+        </w:tabs>
+        <w:ind w:left="720" w:hanging="360"/>
+      </w:pPr>
+    </w:lvl>
+    <w:lvl w:ilvl="1" w:tentative="1">
+      <w:start w:val="1"/>
+      <w:numFmt w:val="decimal"/>
+      <w:lvlText w:val="%2."/>
+      <w:lvlJc w:val="left"/>
+      <w:pPr>
+        <w:tabs>
+          <w:tab w:val="num" w:pos="1440"/>
+        </w:tabs>
+        <w:ind w:left="1440" w:hanging="360"/>
+      </w:pPr>
+    </w:lvl>
+    <w:lvl w:ilvl="2" w:tentative="1">
+      <w:start w:val="1"/>
+      <w:numFmt w:val="decimal"/>
+      <w:lvlText w:val="%3."/>
+      <w:lvlJc w:val="left"/>
+      <w:pPr>
+        <w:tabs>
+          <w:tab w:val="num" w:pos="2160"/>
+        </w:tabs>
+        <w:ind w:left="2160" w:hanging="360"/>
+      </w:pPr>
+    </w:lvl>
+    <w:lvl w:ilvl="3" w:tentative="1">
+      <w:start w:val="1"/>
+      <w:numFmt w:val="decimal"/>
+      <w:lvlText w:val="%4."/>
+      <w:lvlJc w:val="left"/>
+      <w:pPr>
+        <w:tabs>
+          <w:tab w:val="num" w:pos="2880"/>
+        </w:tabs>
+        <w:ind w:left="2880" w:hanging="360"/>
+      </w:pPr>
+    </w:lvl>
+    <w:lvl w:ilvl="4" w:tentative="1">
+      <w:start w:val="1"/>
+      <w:numFmt w:val="decimal"/>
+      <w:lvlText w:val="%5."/>
+      <w:lvlJc w:val="left"/>
+      <w:pPr>
+        <w:tabs>
+          <w:tab w:val="num" w:pos="3600"/>
+        </w:tabs>
+        <w:ind w:left="3600" w:hanging="360"/>
+      </w:pPr>
+    </w:lvl>
+    <w:lvl w:ilvl="5" w:tentative="1">
+      <w:start w:val="1"/>
+      <w:numFmt w:val="decimal"/>
+      <w:lvlText w:val="%6."/>
+      <w:lvlJc w:val="left"/>
+      <w:pPr>
+        <w:tabs>
+          <w:tab w:val="num" w:pos="4320"/>
+        </w:tabs>
+        <w:ind w:left="4320" w:hanging="360"/>
+      </w:pPr>
+    </w:lvl>
+    <w:lvl w:ilvl="6" w:tentative="1">
+      <w:start w:val="1"/>
+      <w:numFmt w:val="decimal"/>
+      <w:lvlText w:val="%7."/>
+      <w:lvlJc w:val="left"/>
+      <w:pPr>
+        <w:tabs>
+          <w:tab w:val="num" w:pos="5040"/>
+        </w:tabs>
+        <w:ind w:left="5040" w:hanging="360"/>
+      </w:pPr>
+    </w:lvl>
+    <w:lvl w:ilvl="7" w:tentative="1">
+      <w:start w:val="1"/>
+      <w:numFmt w:val="decimal"/>
+      <w:lvlText w:val="%8."/>
+      <w:lvlJc w:val="left"/>
+      <w:pPr>
+        <w:tabs>
+          <w:tab w:val="num" w:pos="5760"/>
+        </w:tabs>
+        <w:ind w:left="5760" w:hanging="360"/>
+      </w:pPr>
+    </w:lvl>
+    <w:lvl w:ilvl="8" w:tentative="1">
+      <w:start w:val="1"/>
+      <w:numFmt w:val="decimal"/>
+      <w:lvlText w:val="%9."/>
+      <w:lvlJc w:val="left"/>
+      <w:pPr>
+        <w:tabs>
+          <w:tab w:val="num" w:pos="6480"/>
+        </w:tabs>
+        <w:ind w:left="6480" w:hanging="360"/>
+      </w:pPr>
+    </w:lvl>
+  </w:abstractNum>
+  <w:abstractNum w:abstractNumId="79" w15:restartNumberingAfterBreak="0">
+    <w:nsid w:val="691E672C"/>
+    <w:multiLevelType w:val="multilevel"/>
+    <w:tmpl w:val="9DB482BA"/>
+    <w:lvl w:ilvl="0">
+      <w:start w:val="1"/>
+      <w:numFmt w:val="decimal"/>
+      <w:lvlText w:val="%1."/>
+      <w:lvlJc w:val="left"/>
+      <w:pPr>
+        <w:tabs>
+          <w:tab w:val="num" w:pos="720"/>
+        </w:tabs>
+        <w:ind w:left="720" w:hanging="360"/>
+      </w:pPr>
+    </w:lvl>
+    <w:lvl w:ilvl="1" w:tentative="1">
+      <w:start w:val="1"/>
+      <w:numFmt w:val="decimal"/>
+      <w:lvlText w:val="%2."/>
+      <w:lvlJc w:val="left"/>
+      <w:pPr>
+        <w:tabs>
+          <w:tab w:val="num" w:pos="1440"/>
+        </w:tabs>
+        <w:ind w:left="1440" w:hanging="360"/>
+      </w:pPr>
+    </w:lvl>
+    <w:lvl w:ilvl="2" w:tentative="1">
+      <w:start w:val="1"/>
+      <w:numFmt w:val="decimal"/>
+      <w:lvlText w:val="%3."/>
+      <w:lvlJc w:val="left"/>
+      <w:pPr>
+        <w:tabs>
+          <w:tab w:val="num" w:pos="2160"/>
+        </w:tabs>
+        <w:ind w:left="2160" w:hanging="360"/>
+      </w:pPr>
+    </w:lvl>
+    <w:lvl w:ilvl="3" w:tentative="1">
+      <w:start w:val="1"/>
+      <w:numFmt w:val="decimal"/>
+      <w:lvlText w:val="%4."/>
+      <w:lvlJc w:val="left"/>
+      <w:pPr>
+        <w:tabs>
+          <w:tab w:val="num" w:pos="2880"/>
+        </w:tabs>
+        <w:ind w:left="2880" w:hanging="360"/>
+      </w:pPr>
+    </w:lvl>
+    <w:lvl w:ilvl="4" w:tentative="1">
+      <w:start w:val="1"/>
+      <w:numFmt w:val="decimal"/>
+      <w:lvlText w:val="%5."/>
+      <w:lvlJc w:val="left"/>
+      <w:pPr>
+        <w:tabs>
+          <w:tab w:val="num" w:pos="3600"/>
+        </w:tabs>
+        <w:ind w:left="3600" w:hanging="360"/>
+      </w:pPr>
+    </w:lvl>
+    <w:lvl w:ilvl="5" w:tentative="1">
+      <w:start w:val="1"/>
+      <w:numFmt w:val="decimal"/>
+      <w:lvlText w:val="%6."/>
+      <w:lvlJc w:val="left"/>
+      <w:pPr>
+        <w:tabs>
+          <w:tab w:val="num" w:pos="4320"/>
+        </w:tabs>
+        <w:ind w:left="4320" w:hanging="360"/>
+      </w:pPr>
+    </w:lvl>
+    <w:lvl w:ilvl="6" w:tentative="1">
+      <w:start w:val="1"/>
+      <w:numFmt w:val="decimal"/>
+      <w:lvlText w:val="%7."/>
+      <w:lvlJc w:val="left"/>
+      <w:pPr>
+        <w:tabs>
+          <w:tab w:val="num" w:pos="5040"/>
+        </w:tabs>
+        <w:ind w:left="5040" w:hanging="360"/>
+      </w:pPr>
+    </w:lvl>
+    <w:lvl w:ilvl="7" w:tentative="1">
+      <w:start w:val="1"/>
+      <w:numFmt w:val="decimal"/>
+      <w:lvlText w:val="%8."/>
+      <w:lvlJc w:val="left"/>
+      <w:pPr>
+        <w:tabs>
+          <w:tab w:val="num" w:pos="5760"/>
+        </w:tabs>
+        <w:ind w:left="5760" w:hanging="360"/>
+      </w:pPr>
+    </w:lvl>
+    <w:lvl w:ilvl="8" w:tentative="1">
+      <w:start w:val="1"/>
+      <w:numFmt w:val="decimal"/>
+      <w:lvlText w:val="%9."/>
+      <w:lvlJc w:val="left"/>
+      <w:pPr>
+        <w:tabs>
+          <w:tab w:val="num" w:pos="6480"/>
+        </w:tabs>
+        <w:ind w:left="6480" w:hanging="360"/>
+      </w:pPr>
+    </w:lvl>
+  </w:abstractNum>
+  <w:abstractNum w:abstractNumId="80" w15:restartNumberingAfterBreak="0">
     <w:nsid w:val="69CF0429"/>
     <w:multiLevelType w:val="multilevel"/>
     <w:tmpl w:val="8020DE18"/>
@@ -5121,7 +13052,233 @@
       </w:rPr>
     </w:lvl>
   </w:abstractNum>
-  <w:abstractNum w:abstractNumId="38" w15:restartNumberingAfterBreak="0">
+  <w:abstractNum w:abstractNumId="81" w15:restartNumberingAfterBreak="0">
+    <w:nsid w:val="6BF13E18"/>
+    <w:multiLevelType w:val="multilevel"/>
+    <w:tmpl w:val="9E161DA8"/>
+    <w:lvl w:ilvl="0">
+      <w:start w:val="6"/>
+      <w:numFmt w:val="decimal"/>
+      <w:lvlText w:val="%1."/>
+      <w:lvlJc w:val="left"/>
+      <w:pPr>
+        <w:tabs>
+          <w:tab w:val="num" w:pos="720"/>
+        </w:tabs>
+        <w:ind w:left="720" w:hanging="360"/>
+      </w:pPr>
+    </w:lvl>
+    <w:lvl w:ilvl="1" w:tentative="1">
+      <w:start w:val="1"/>
+      <w:numFmt w:val="decimal"/>
+      <w:lvlText w:val="%2."/>
+      <w:lvlJc w:val="left"/>
+      <w:pPr>
+        <w:tabs>
+          <w:tab w:val="num" w:pos="1440"/>
+        </w:tabs>
+        <w:ind w:left="1440" w:hanging="360"/>
+      </w:pPr>
+    </w:lvl>
+    <w:lvl w:ilvl="2" w:tentative="1">
+      <w:start w:val="1"/>
+      <w:numFmt w:val="decimal"/>
+      <w:lvlText w:val="%3."/>
+      <w:lvlJc w:val="left"/>
+      <w:pPr>
+        <w:tabs>
+          <w:tab w:val="num" w:pos="2160"/>
+        </w:tabs>
+        <w:ind w:left="2160" w:hanging="360"/>
+      </w:pPr>
+    </w:lvl>
+    <w:lvl w:ilvl="3" w:tentative="1">
+      <w:start w:val="1"/>
+      <w:numFmt w:val="decimal"/>
+      <w:lvlText w:val="%4."/>
+      <w:lvlJc w:val="left"/>
+      <w:pPr>
+        <w:tabs>
+          <w:tab w:val="num" w:pos="2880"/>
+        </w:tabs>
+        <w:ind w:left="2880" w:hanging="360"/>
+      </w:pPr>
+    </w:lvl>
+    <w:lvl w:ilvl="4" w:tentative="1">
+      <w:start w:val="1"/>
+      <w:numFmt w:val="decimal"/>
+      <w:lvlText w:val="%5."/>
+      <w:lvlJc w:val="left"/>
+      <w:pPr>
+        <w:tabs>
+          <w:tab w:val="num" w:pos="3600"/>
+        </w:tabs>
+        <w:ind w:left="3600" w:hanging="360"/>
+      </w:pPr>
+    </w:lvl>
+    <w:lvl w:ilvl="5" w:tentative="1">
+      <w:start w:val="1"/>
+      <w:numFmt w:val="decimal"/>
+      <w:lvlText w:val="%6."/>
+      <w:lvlJc w:val="left"/>
+      <w:pPr>
+        <w:tabs>
+          <w:tab w:val="num" w:pos="4320"/>
+        </w:tabs>
+        <w:ind w:left="4320" w:hanging="360"/>
+      </w:pPr>
+    </w:lvl>
+    <w:lvl w:ilvl="6" w:tentative="1">
+      <w:start w:val="1"/>
+      <w:numFmt w:val="decimal"/>
+      <w:lvlText w:val="%7."/>
+      <w:lvlJc w:val="left"/>
+      <w:pPr>
+        <w:tabs>
+          <w:tab w:val="num" w:pos="5040"/>
+        </w:tabs>
+        <w:ind w:left="5040" w:hanging="360"/>
+      </w:pPr>
+    </w:lvl>
+    <w:lvl w:ilvl="7" w:tentative="1">
+      <w:start w:val="1"/>
+      <w:numFmt w:val="decimal"/>
+      <w:lvlText w:val="%8."/>
+      <w:lvlJc w:val="left"/>
+      <w:pPr>
+        <w:tabs>
+          <w:tab w:val="num" w:pos="5760"/>
+        </w:tabs>
+        <w:ind w:left="5760" w:hanging="360"/>
+      </w:pPr>
+    </w:lvl>
+    <w:lvl w:ilvl="8" w:tentative="1">
+      <w:start w:val="1"/>
+      <w:numFmt w:val="decimal"/>
+      <w:lvlText w:val="%9."/>
+      <w:lvlJc w:val="left"/>
+      <w:pPr>
+        <w:tabs>
+          <w:tab w:val="num" w:pos="6480"/>
+        </w:tabs>
+        <w:ind w:left="6480" w:hanging="360"/>
+      </w:pPr>
+    </w:lvl>
+  </w:abstractNum>
+  <w:abstractNum w:abstractNumId="82" w15:restartNumberingAfterBreak="0">
+    <w:nsid w:val="6CB05DAA"/>
+    <w:multiLevelType w:val="multilevel"/>
+    <w:tmpl w:val="BBFADD72"/>
+    <w:lvl w:ilvl="0">
+      <w:start w:val="1"/>
+      <w:numFmt w:val="decimal"/>
+      <w:lvlText w:val="%1."/>
+      <w:lvlJc w:val="left"/>
+      <w:pPr>
+        <w:tabs>
+          <w:tab w:val="num" w:pos="720"/>
+        </w:tabs>
+        <w:ind w:left="720" w:hanging="360"/>
+      </w:pPr>
+    </w:lvl>
+    <w:lvl w:ilvl="1" w:tentative="1">
+      <w:start w:val="1"/>
+      <w:numFmt w:val="decimal"/>
+      <w:lvlText w:val="%2."/>
+      <w:lvlJc w:val="left"/>
+      <w:pPr>
+        <w:tabs>
+          <w:tab w:val="num" w:pos="1440"/>
+        </w:tabs>
+        <w:ind w:left="1440" w:hanging="360"/>
+      </w:pPr>
+    </w:lvl>
+    <w:lvl w:ilvl="2" w:tentative="1">
+      <w:start w:val="1"/>
+      <w:numFmt w:val="decimal"/>
+      <w:lvlText w:val="%3."/>
+      <w:lvlJc w:val="left"/>
+      <w:pPr>
+        <w:tabs>
+          <w:tab w:val="num" w:pos="2160"/>
+        </w:tabs>
+        <w:ind w:left="2160" w:hanging="360"/>
+      </w:pPr>
+    </w:lvl>
+    <w:lvl w:ilvl="3" w:tentative="1">
+      <w:start w:val="1"/>
+      <w:numFmt w:val="decimal"/>
+      <w:lvlText w:val="%4."/>
+      <w:lvlJc w:val="left"/>
+      <w:pPr>
+        <w:tabs>
+          <w:tab w:val="num" w:pos="2880"/>
+        </w:tabs>
+        <w:ind w:left="2880" w:hanging="360"/>
+      </w:pPr>
+    </w:lvl>
+    <w:lvl w:ilvl="4" w:tentative="1">
+      <w:start w:val="1"/>
+      <w:numFmt w:val="decimal"/>
+      <w:lvlText w:val="%5."/>
+      <w:lvlJc w:val="left"/>
+      <w:pPr>
+        <w:tabs>
+          <w:tab w:val="num" w:pos="3600"/>
+        </w:tabs>
+        <w:ind w:left="3600" w:hanging="360"/>
+      </w:pPr>
+    </w:lvl>
+    <w:lvl w:ilvl="5" w:tentative="1">
+      <w:start w:val="1"/>
+      <w:numFmt w:val="decimal"/>
+      <w:lvlText w:val="%6."/>
+      <w:lvlJc w:val="left"/>
+      <w:pPr>
+        <w:tabs>
+          <w:tab w:val="num" w:pos="4320"/>
+        </w:tabs>
+        <w:ind w:left="4320" w:hanging="360"/>
+      </w:pPr>
+    </w:lvl>
+    <w:lvl w:ilvl="6" w:tentative="1">
+      <w:start w:val="1"/>
+      <w:numFmt w:val="decimal"/>
+      <w:lvlText w:val="%7."/>
+      <w:lvlJc w:val="left"/>
+      <w:pPr>
+        <w:tabs>
+          <w:tab w:val="num" w:pos="5040"/>
+        </w:tabs>
+        <w:ind w:left="5040" w:hanging="360"/>
+      </w:pPr>
+    </w:lvl>
+    <w:lvl w:ilvl="7" w:tentative="1">
+      <w:start w:val="1"/>
+      <w:numFmt w:val="decimal"/>
+      <w:lvlText w:val="%8."/>
+      <w:lvlJc w:val="left"/>
+      <w:pPr>
+        <w:tabs>
+          <w:tab w:val="num" w:pos="5760"/>
+        </w:tabs>
+        <w:ind w:left="5760" w:hanging="360"/>
+      </w:pPr>
+    </w:lvl>
+    <w:lvl w:ilvl="8" w:tentative="1">
+      <w:start w:val="1"/>
+      <w:numFmt w:val="decimal"/>
+      <w:lvlText w:val="%9."/>
+      <w:lvlJc w:val="left"/>
+      <w:pPr>
+        <w:tabs>
+          <w:tab w:val="num" w:pos="6480"/>
+        </w:tabs>
+        <w:ind w:left="6480" w:hanging="360"/>
+      </w:pPr>
+    </w:lvl>
+  </w:abstractNum>
+  <w:abstractNum w:abstractNumId="83" w15:restartNumberingAfterBreak="0">
     <w:nsid w:val="6D477995"/>
     <w:multiLevelType w:val="multilevel"/>
     <w:tmpl w:val="8020DE18"/>
@@ -5271,7 +13428,7 @@
       </w:rPr>
     </w:lvl>
   </w:abstractNum>
-  <w:abstractNum w:abstractNumId="39" w15:restartNumberingAfterBreak="0">
+  <w:abstractNum w:abstractNumId="84" w15:restartNumberingAfterBreak="0">
     <w:nsid w:val="6E8F280F"/>
     <w:multiLevelType w:val="hybridMultilevel"/>
     <w:tmpl w:val="ECB44DEE"/>
@@ -5384,7 +13541,7 @@
       </w:rPr>
     </w:lvl>
   </w:abstractNum>
-  <w:abstractNum w:abstractNumId="40" w15:restartNumberingAfterBreak="0">
+  <w:abstractNum w:abstractNumId="85" w15:restartNumberingAfterBreak="0">
     <w:nsid w:val="718A0975"/>
     <w:multiLevelType w:val="multilevel"/>
     <w:tmpl w:val="8020DE18"/>
@@ -5534,7 +13691,7 @@
       </w:rPr>
     </w:lvl>
   </w:abstractNum>
-  <w:abstractNum w:abstractNumId="41" w15:restartNumberingAfterBreak="0">
+  <w:abstractNum w:abstractNumId="86" w15:restartNumberingAfterBreak="0">
     <w:nsid w:val="752D0D66"/>
     <w:multiLevelType w:val="hybridMultilevel"/>
     <w:tmpl w:val="6A8CD404"/>
@@ -5647,7 +13804,120 @@
       </w:rPr>
     </w:lvl>
   </w:abstractNum>
-  <w:abstractNum w:abstractNumId="42" w15:restartNumberingAfterBreak="0">
+  <w:abstractNum w:abstractNumId="87" w15:restartNumberingAfterBreak="0">
+    <w:nsid w:val="756D1A5B"/>
+    <w:multiLevelType w:val="multilevel"/>
+    <w:tmpl w:val="9C562838"/>
+    <w:lvl w:ilvl="0">
+      <w:start w:val="3"/>
+      <w:numFmt w:val="decimal"/>
+      <w:lvlText w:val="%1."/>
+      <w:lvlJc w:val="left"/>
+      <w:pPr>
+        <w:tabs>
+          <w:tab w:val="num" w:pos="720"/>
+        </w:tabs>
+        <w:ind w:left="720" w:hanging="360"/>
+      </w:pPr>
+    </w:lvl>
+    <w:lvl w:ilvl="1" w:tentative="1">
+      <w:start w:val="1"/>
+      <w:numFmt w:val="decimal"/>
+      <w:lvlText w:val="%2."/>
+      <w:lvlJc w:val="left"/>
+      <w:pPr>
+        <w:tabs>
+          <w:tab w:val="num" w:pos="1440"/>
+        </w:tabs>
+        <w:ind w:left="1440" w:hanging="360"/>
+      </w:pPr>
+    </w:lvl>
+    <w:lvl w:ilvl="2" w:tentative="1">
+      <w:start w:val="1"/>
+      <w:numFmt w:val="decimal"/>
+      <w:lvlText w:val="%3."/>
+      <w:lvlJc w:val="left"/>
+      <w:pPr>
+        <w:tabs>
+          <w:tab w:val="num" w:pos="2160"/>
+        </w:tabs>
+        <w:ind w:left="2160" w:hanging="360"/>
+      </w:pPr>
+    </w:lvl>
+    <w:lvl w:ilvl="3" w:tentative="1">
+      <w:start w:val="1"/>
+      <w:numFmt w:val="decimal"/>
+      <w:lvlText w:val="%4."/>
+      <w:lvlJc w:val="left"/>
+      <w:pPr>
+        <w:tabs>
+          <w:tab w:val="num" w:pos="2880"/>
+        </w:tabs>
+        <w:ind w:left="2880" w:hanging="360"/>
+      </w:pPr>
+    </w:lvl>
+    <w:lvl w:ilvl="4" w:tentative="1">
+      <w:start w:val="1"/>
+      <w:numFmt w:val="decimal"/>
+      <w:lvlText w:val="%5."/>
+      <w:lvlJc w:val="left"/>
+      <w:pPr>
+        <w:tabs>
+          <w:tab w:val="num" w:pos="3600"/>
+        </w:tabs>
+        <w:ind w:left="3600" w:hanging="360"/>
+      </w:pPr>
+    </w:lvl>
+    <w:lvl w:ilvl="5" w:tentative="1">
+      <w:start w:val="1"/>
+      <w:numFmt w:val="decimal"/>
+      <w:lvlText w:val="%6."/>
+      <w:lvlJc w:val="left"/>
+      <w:pPr>
+        <w:tabs>
+          <w:tab w:val="num" w:pos="4320"/>
+        </w:tabs>
+        <w:ind w:left="4320" w:hanging="360"/>
+      </w:pPr>
+    </w:lvl>
+    <w:lvl w:ilvl="6" w:tentative="1">
+      <w:start w:val="1"/>
+      <w:numFmt w:val="decimal"/>
+      <w:lvlText w:val="%7."/>
+      <w:lvlJc w:val="left"/>
+      <w:pPr>
+        <w:tabs>
+          <w:tab w:val="num" w:pos="5040"/>
+        </w:tabs>
+        <w:ind w:left="5040" w:hanging="360"/>
+      </w:pPr>
+    </w:lvl>
+    <w:lvl w:ilvl="7" w:tentative="1">
+      <w:start w:val="1"/>
+      <w:numFmt w:val="decimal"/>
+      <w:lvlText w:val="%8."/>
+      <w:lvlJc w:val="left"/>
+      <w:pPr>
+        <w:tabs>
+          <w:tab w:val="num" w:pos="5760"/>
+        </w:tabs>
+        <w:ind w:left="5760" w:hanging="360"/>
+      </w:pPr>
+    </w:lvl>
+    <w:lvl w:ilvl="8" w:tentative="1">
+      <w:start w:val="1"/>
+      <w:numFmt w:val="decimal"/>
+      <w:lvlText w:val="%9."/>
+      <w:lvlJc w:val="left"/>
+      <w:pPr>
+        <w:tabs>
+          <w:tab w:val="num" w:pos="6480"/>
+        </w:tabs>
+        <w:ind w:left="6480" w:hanging="360"/>
+      </w:pPr>
+    </w:lvl>
+  </w:abstractNum>
+  <w:abstractNum w:abstractNumId="88" w15:restartNumberingAfterBreak="0">
     <w:nsid w:val="76ED2B79"/>
     <w:multiLevelType w:val="hybridMultilevel"/>
     <w:tmpl w:val="F6B04A54"/>
@@ -5760,7 +14030,7 @@
       </w:rPr>
     </w:lvl>
   </w:abstractNum>
-  <w:abstractNum w:abstractNumId="43" w15:restartNumberingAfterBreak="0">
+  <w:abstractNum w:abstractNumId="89" w15:restartNumberingAfterBreak="0">
     <w:nsid w:val="795D48D2"/>
     <w:multiLevelType w:val="hybridMultilevel"/>
     <w:tmpl w:val="C08C6092"/>
@@ -5873,7 +14143,7 @@
       </w:rPr>
     </w:lvl>
   </w:abstractNum>
-  <w:abstractNum w:abstractNumId="44" w15:restartNumberingAfterBreak="0">
+  <w:abstractNum w:abstractNumId="90" w15:restartNumberingAfterBreak="0">
     <w:nsid w:val="79D3650C"/>
     <w:multiLevelType w:val="multilevel"/>
     <w:tmpl w:val="8020DE18"/>
@@ -6023,7 +14293,120 @@
       </w:rPr>
     </w:lvl>
   </w:abstractNum>
-  <w:abstractNum w:abstractNumId="45" w15:restartNumberingAfterBreak="0">
+  <w:abstractNum w:abstractNumId="91" w15:restartNumberingAfterBreak="0">
+    <w:nsid w:val="7A9B6B76"/>
+    <w:multiLevelType w:val="hybridMultilevel"/>
+    <w:tmpl w:val="B58A0E2C"/>
+    <w:lvl w:ilvl="0" w:tplc="04190001">
+      <w:start w:val="1"/>
+      <w:numFmt w:val="bullet"/>
+      <w:lvlText w:val=""/>
+      <w:lvlJc w:val="left"/>
+      <w:pPr>
+        <w:ind w:left="720" w:hanging="360"/>
+      </w:pPr>
+      <w:rPr>
+        <w:rFonts w:ascii="Symbol" w:hAnsi="Symbol" w:hint="default"/>
+      </w:rPr>
+    </w:lvl>
+    <w:lvl w:ilvl="1" w:tplc="04190003" w:tentative="1">
+      <w:start w:val="1"/>
+      <w:numFmt w:val="bullet"/>
+      <w:lvlText w:val="o"/>
+      <w:lvlJc w:val="left"/>
+      <w:pPr>
+        <w:ind w:left="1440" w:hanging="360"/>
+      </w:pPr>
+      <w:rPr>
+        <w:rFonts w:ascii="Courier New" w:hAnsi="Courier New" w:cs="Courier New" w:hint="default"/>
+      </w:rPr>
+    </w:lvl>
+    <w:lvl w:ilvl="2" w:tplc="04190005" w:tentative="1">
+      <w:start w:val="1"/>
+      <w:numFmt w:val="bullet"/>
+      <w:lvlText w:val=""/>
+      <w:lvlJc w:val="left"/>
+      <w:pPr>
+        <w:ind w:left="2160" w:hanging="360"/>
+      </w:pPr>
+      <w:rPr>
+        <w:rFonts w:ascii="Wingdings" w:hAnsi="Wingdings" w:hint="default"/>
+      </w:rPr>
+    </w:lvl>
+    <w:lvl w:ilvl="3" w:tplc="04190001" w:tentative="1">
+      <w:start w:val="1"/>
+      <w:numFmt w:val="bullet"/>
+      <w:lvlText w:val=""/>
+      <w:lvlJc w:val="left"/>
+      <w:pPr>
+        <w:ind w:left="2880" w:hanging="360"/>
+      </w:pPr>
+      <w:rPr>
+        <w:rFonts w:ascii="Symbol" w:hAnsi="Symbol" w:hint="default"/>
+      </w:rPr>
+    </w:lvl>
+    <w:lvl w:ilvl="4" w:tplc="04190003" w:tentative="1">
+      <w:start w:val="1"/>
+      <w:numFmt w:val="bullet"/>
+      <w:lvlText w:val="o"/>
+      <w:lvlJc w:val="left"/>
+      <w:pPr>
+        <w:ind w:left="3600" w:hanging="360"/>
+      </w:pPr>
+      <w:rPr>
+        <w:rFonts w:ascii="Courier New" w:hAnsi="Courier New" w:cs="Courier New" w:hint="default"/>
+      </w:rPr>
+    </w:lvl>
+    <w:lvl w:ilvl="5" w:tplc="04190005" w:tentative="1">
+      <w:start w:val="1"/>
+      <w:numFmt w:val="bullet"/>
+      <w:lvlText w:val=""/>
+      <w:lvlJc w:val="left"/>
+      <w:pPr>
+        <w:ind w:left="4320" w:hanging="360"/>
+      </w:pPr>
+      <w:rPr>
+        <w:rFonts w:ascii="Wingdings" w:hAnsi="Wingdings" w:hint="default"/>
+      </w:rPr>
+    </w:lvl>
+    <w:lvl w:ilvl="6" w:tplc="04190001" w:tentative="1">
+      <w:start w:val="1"/>
+      <w:numFmt w:val="bullet"/>
+      <w:lvlText w:val=""/>
+      <w:lvlJc w:val="left"/>
+      <w:pPr>
+        <w:ind w:left="5040" w:hanging="360"/>
+      </w:pPr>
+      <w:rPr>
+        <w:rFonts w:ascii="Symbol" w:hAnsi="Symbol" w:hint="default"/>
+      </w:rPr>
+    </w:lvl>
+    <w:lvl w:ilvl="7" w:tplc="04190003" w:tentative="1">
+      <w:start w:val="1"/>
+      <w:numFmt w:val="bullet"/>
+      <w:lvlText w:val="o"/>
+      <w:lvlJc w:val="left"/>
+      <w:pPr>
+        <w:ind w:left="5760" w:hanging="360"/>
+      </w:pPr>
+      <w:rPr>
+        <w:rFonts w:ascii="Courier New" w:hAnsi="Courier New" w:cs="Courier New" w:hint="default"/>
+      </w:rPr>
+    </w:lvl>
+    <w:lvl w:ilvl="8" w:tplc="04190005" w:tentative="1">
+      <w:start w:val="1"/>
+      <w:numFmt w:val="bullet"/>
+      <w:lvlText w:val=""/>
+      <w:lvlJc w:val="left"/>
+      <w:pPr>
+        <w:ind w:left="6480" w:hanging="360"/>
+      </w:pPr>
+      <w:rPr>
+        <w:rFonts w:ascii="Wingdings" w:hAnsi="Wingdings" w:hint="default"/>
+      </w:rPr>
+    </w:lvl>
+  </w:abstractNum>
+  <w:abstractNum w:abstractNumId="92" w15:restartNumberingAfterBreak="0">
     <w:nsid w:val="7E1250C0"/>
     <w:multiLevelType w:val="hybridMultilevel"/>
     <w:tmpl w:val="21F05132"/>
@@ -6137,142 +14520,283 @@
     </w:lvl>
   </w:abstractNum>
   <w:num w:numId="1" w16cid:durableId="581063725">
-    <w:abstractNumId w:val="9"/>
+    <w:abstractNumId w:val="20"/>
   </w:num>
   <w:num w:numId="2" w16cid:durableId="1174078528">
-    <w:abstractNumId w:val="18"/>
+    <w:abstractNumId w:val="37"/>
   </w:num>
   <w:num w:numId="3" w16cid:durableId="846360834">
+    <w:abstractNumId w:val="28"/>
+  </w:num>
+  <w:num w:numId="4" w16cid:durableId="1224216222">
+    <w:abstractNumId w:val="88"/>
+  </w:num>
+  <w:num w:numId="5" w16cid:durableId="904028460">
+    <w:abstractNumId w:val="16"/>
+  </w:num>
+  <w:num w:numId="6" w16cid:durableId="2023504403">
+    <w:abstractNumId w:val="39"/>
+  </w:num>
+  <w:num w:numId="7" w16cid:durableId="619919053">
+    <w:abstractNumId w:val="6"/>
+  </w:num>
+  <w:num w:numId="8" w16cid:durableId="1342930346">
+    <w:abstractNumId w:val="48"/>
+  </w:num>
+  <w:num w:numId="9" w16cid:durableId="1700549228">
+    <w:abstractNumId w:val="55"/>
+  </w:num>
+  <w:num w:numId="10" w16cid:durableId="1522892582">
+    <w:abstractNumId w:val="17"/>
+  </w:num>
+  <w:num w:numId="11" w16cid:durableId="359283382">
+    <w:abstractNumId w:val="7"/>
+  </w:num>
+  <w:num w:numId="12" w16cid:durableId="1773237711">
+    <w:abstractNumId w:val="70"/>
+  </w:num>
+  <w:num w:numId="13" w16cid:durableId="1525292368">
+    <w:abstractNumId w:val="44"/>
+  </w:num>
+  <w:num w:numId="14" w16cid:durableId="306714658">
     <w:abstractNumId w:val="15"/>
   </w:num>
-  <w:num w:numId="4" w16cid:durableId="1224216222">
+  <w:num w:numId="15" w16cid:durableId="1753623652">
+    <w:abstractNumId w:val="54"/>
+  </w:num>
+  <w:num w:numId="16" w16cid:durableId="1680236507">
+    <w:abstractNumId w:val="61"/>
+  </w:num>
+  <w:num w:numId="17" w16cid:durableId="448402142">
+    <w:abstractNumId w:val="89"/>
+  </w:num>
+  <w:num w:numId="18" w16cid:durableId="666590252">
+    <w:abstractNumId w:val="73"/>
+  </w:num>
+  <w:num w:numId="19" w16cid:durableId="1114519394">
+    <w:abstractNumId w:val="84"/>
+  </w:num>
+  <w:num w:numId="20" w16cid:durableId="1407797234">
+    <w:abstractNumId w:val="72"/>
+  </w:num>
+  <w:num w:numId="21" w16cid:durableId="205727447">
+    <w:abstractNumId w:val="40"/>
+  </w:num>
+  <w:num w:numId="22" w16cid:durableId="1150828174">
+    <w:abstractNumId w:val="21"/>
+  </w:num>
+  <w:num w:numId="23" w16cid:durableId="12852183">
     <w:abstractNumId w:val="42"/>
   </w:num>
-  <w:num w:numId="5" w16cid:durableId="904028460">
-    <w:abstractNumId w:val="7"/>
+  <w:num w:numId="24" w16cid:durableId="2023580820">
+    <w:abstractNumId w:val="63"/>
   </w:num>
-  <w:num w:numId="6" w16cid:durableId="2023504403">
-    <w:abstractNumId w:val="19"/>
+  <w:num w:numId="25" w16cid:durableId="3627394">
+    <w:abstractNumId w:val="25"/>
   </w:num>
-  <w:num w:numId="7" w16cid:durableId="619919053">
-    <w:abstractNumId w:val="3"/>
+  <w:num w:numId="26" w16cid:durableId="1393313828">
+    <w:abstractNumId w:val="53"/>
   </w:num>
-  <w:num w:numId="8" w16cid:durableId="1342930346">
+  <w:num w:numId="27" w16cid:durableId="1792478929">
     <w:abstractNumId w:val="23"/>
   </w:num>
-  <w:num w:numId="9" w16cid:durableId="1700549228">
-    <w:abstractNumId w:val="27"/>
-  </w:num>
-  <w:num w:numId="10" w16cid:durableId="1522892582">
-    <w:abstractNumId w:val="8"/>
-  </w:num>
-  <w:num w:numId="11" w16cid:durableId="359283382">
-    <w:abstractNumId w:val="4"/>
-  </w:num>
-  <w:num w:numId="12" w16cid:durableId="1773237711">
-    <w:abstractNumId w:val="34"/>
-  </w:num>
-  <w:num w:numId="13" w16cid:durableId="1525292368">
-    <w:abstractNumId w:val="22"/>
-  </w:num>
-  <w:num w:numId="14" w16cid:durableId="306714658">
-    <w:abstractNumId w:val="6"/>
-  </w:num>
-  <w:num w:numId="15" w16cid:durableId="1753623652">
-    <w:abstractNumId w:val="26"/>
-  </w:num>
-  <w:num w:numId="16" w16cid:durableId="1680236507">
-    <w:abstractNumId w:val="30"/>
-  </w:num>
-  <w:num w:numId="17" w16cid:durableId="448402142">
-    <w:abstractNumId w:val="43"/>
-  </w:num>
-  <w:num w:numId="18" w16cid:durableId="666590252">
-    <w:abstractNumId w:val="36"/>
-  </w:num>
-  <w:num w:numId="19" w16cid:durableId="1114519394">
-    <w:abstractNumId w:val="39"/>
-  </w:num>
-  <w:num w:numId="20" w16cid:durableId="1407797234">
-    <w:abstractNumId w:val="35"/>
-  </w:num>
-  <w:num w:numId="21" w16cid:durableId="205727447">
-    <w:abstractNumId w:val="20"/>
-  </w:num>
-  <w:num w:numId="22" w16cid:durableId="1150828174">
-    <w:abstractNumId w:val="10"/>
-  </w:num>
-  <w:num w:numId="23" w16cid:durableId="12852183">
-    <w:abstractNumId w:val="21"/>
-  </w:num>
-  <w:num w:numId="24" w16cid:durableId="2023580820">
-    <w:abstractNumId w:val="31"/>
-  </w:num>
-  <w:num w:numId="25" w16cid:durableId="3627394">
-    <w:abstractNumId w:val="13"/>
-  </w:num>
-  <w:num w:numId="26" w16cid:durableId="1393313828">
-    <w:abstractNumId w:val="25"/>
-  </w:num>
-  <w:num w:numId="27" w16cid:durableId="1792478929">
-    <w:abstractNumId w:val="11"/>
-  </w:num>
   <w:num w:numId="28" w16cid:durableId="656223261">
-    <w:abstractNumId w:val="2"/>
+    <w:abstractNumId w:val="5"/>
   </w:num>
   <w:num w:numId="29" w16cid:durableId="980497039">
-    <w:abstractNumId w:val="12"/>
+    <w:abstractNumId w:val="24"/>
   </w:num>
   <w:num w:numId="30" w16cid:durableId="1715810566">
-    <w:abstractNumId w:val="38"/>
+    <w:abstractNumId w:val="83"/>
   </w:num>
   <w:num w:numId="31" w16cid:durableId="972370628">
-    <w:abstractNumId w:val="24"/>
+    <w:abstractNumId w:val="51"/>
   </w:num>
   <w:num w:numId="32" w16cid:durableId="303242814">
-    <w:abstractNumId w:val="37"/>
+    <w:abstractNumId w:val="80"/>
   </w:num>
   <w:num w:numId="33" w16cid:durableId="1715157812">
-    <w:abstractNumId w:val="44"/>
+    <w:abstractNumId w:val="90"/>
   </w:num>
   <w:num w:numId="34" w16cid:durableId="1788045344">
-    <w:abstractNumId w:val="40"/>
+    <w:abstractNumId w:val="85"/>
   </w:num>
   <w:num w:numId="35" w16cid:durableId="1811090710">
-    <w:abstractNumId w:val="14"/>
+    <w:abstractNumId w:val="26"/>
   </w:num>
   <w:num w:numId="36" w16cid:durableId="1909457799">
     <w:abstractNumId w:val="0"/>
   </w:num>
   <w:num w:numId="37" w16cid:durableId="710497445">
+    <w:abstractNumId w:val="92"/>
+  </w:num>
+  <w:num w:numId="38" w16cid:durableId="685987488">
+    <w:abstractNumId w:val="86"/>
+  </w:num>
+  <w:num w:numId="39" w16cid:durableId="1184171745">
+    <w:abstractNumId w:val="3"/>
+  </w:num>
+  <w:num w:numId="40" w16cid:durableId="529878406">
+    <w:abstractNumId w:val="67"/>
+  </w:num>
+  <w:num w:numId="41" w16cid:durableId="1326084805">
+    <w:abstractNumId w:val="66"/>
+  </w:num>
+  <w:num w:numId="42" w16cid:durableId="1502312036">
+    <w:abstractNumId w:val="36"/>
+  </w:num>
+  <w:num w:numId="43" w16cid:durableId="1782728322">
+    <w:abstractNumId w:val="14"/>
+  </w:num>
+  <w:num w:numId="44" w16cid:durableId="2075883509">
+    <w:abstractNumId w:val="58"/>
+  </w:num>
+  <w:num w:numId="45" w16cid:durableId="1346403090">
+    <w:abstractNumId w:val="57"/>
+  </w:num>
+  <w:num w:numId="46" w16cid:durableId="1378890347">
+    <w:abstractNumId w:val="31"/>
+  </w:num>
+  <w:num w:numId="47" w16cid:durableId="1172143492">
+    <w:abstractNumId w:val="91"/>
+  </w:num>
+  <w:num w:numId="48" w16cid:durableId="1865511804">
+    <w:abstractNumId w:val="18"/>
+  </w:num>
+  <w:num w:numId="49" w16cid:durableId="60368909">
+    <w:abstractNumId w:val="43"/>
+  </w:num>
+  <w:num w:numId="50" w16cid:durableId="804856793">
+    <w:abstractNumId w:val="50"/>
+  </w:num>
+  <w:num w:numId="51" w16cid:durableId="1332833157">
+    <w:abstractNumId w:val="12"/>
+  </w:num>
+  <w:num w:numId="52" w16cid:durableId="1776246317">
+    <w:abstractNumId w:val="64"/>
+  </w:num>
+  <w:num w:numId="53" w16cid:durableId="1198616411">
+    <w:abstractNumId w:val="41"/>
+  </w:num>
+  <w:num w:numId="54" w16cid:durableId="518590606">
+    <w:abstractNumId w:val="59"/>
+  </w:num>
+  <w:num w:numId="55" w16cid:durableId="1484275853">
+    <w:abstractNumId w:val="56"/>
+  </w:num>
+  <w:num w:numId="56" w16cid:durableId="1681658427">
+    <w:abstractNumId w:val="35"/>
+  </w:num>
+  <w:num w:numId="57" w16cid:durableId="1536306378">
+    <w:abstractNumId w:val="27"/>
+  </w:num>
+  <w:num w:numId="58" w16cid:durableId="2069255832">
+    <w:abstractNumId w:val="81"/>
+  </w:num>
+  <w:num w:numId="59" w16cid:durableId="1730954109">
+    <w:abstractNumId w:val="76"/>
+  </w:num>
+  <w:num w:numId="60" w16cid:durableId="1098410963">
+    <w:abstractNumId w:val="65"/>
+  </w:num>
+  <w:num w:numId="61" w16cid:durableId="1453791341">
+    <w:abstractNumId w:val="68"/>
+  </w:num>
+  <w:num w:numId="62" w16cid:durableId="873888894">
+    <w:abstractNumId w:val="46"/>
+  </w:num>
+  <w:num w:numId="63" w16cid:durableId="419134214">
+    <w:abstractNumId w:val="47"/>
+  </w:num>
+  <w:num w:numId="64" w16cid:durableId="394475602">
+    <w:abstractNumId w:val="74"/>
+  </w:num>
+  <w:num w:numId="65" w16cid:durableId="1307786044">
+    <w:abstractNumId w:val="71"/>
+  </w:num>
+  <w:num w:numId="66" w16cid:durableId="888734041">
+    <w:abstractNumId w:val="75"/>
+  </w:num>
+  <w:num w:numId="67" w16cid:durableId="1588154967">
+    <w:abstractNumId w:val="79"/>
+  </w:num>
+  <w:num w:numId="68" w16cid:durableId="1606886558">
+    <w:abstractNumId w:val="30"/>
+  </w:num>
+  <w:num w:numId="69" w16cid:durableId="914432145">
+    <w:abstractNumId w:val="9"/>
+  </w:num>
+  <w:num w:numId="70" w16cid:durableId="300816136">
+    <w:abstractNumId w:val="11"/>
+  </w:num>
+  <w:num w:numId="71" w16cid:durableId="426463290">
+    <w:abstractNumId w:val="8"/>
+  </w:num>
+  <w:num w:numId="72" w16cid:durableId="517161815">
+    <w:abstractNumId w:val="87"/>
+  </w:num>
+  <w:num w:numId="73" w16cid:durableId="269970442">
+    <w:abstractNumId w:val="38"/>
+  </w:num>
+  <w:num w:numId="74" w16cid:durableId="1640960025">
+    <w:abstractNumId w:val="10"/>
+  </w:num>
+  <w:num w:numId="75" w16cid:durableId="387463301">
+    <w:abstractNumId w:val="1"/>
+  </w:num>
+  <w:num w:numId="76" w16cid:durableId="486244321">
+    <w:abstractNumId w:val="22"/>
+  </w:num>
+  <w:num w:numId="77" w16cid:durableId="56710454">
+    <w:abstractNumId w:val="69"/>
+  </w:num>
+  <w:num w:numId="78" w16cid:durableId="226453774">
+    <w:abstractNumId w:val="62"/>
+  </w:num>
+  <w:num w:numId="79" w16cid:durableId="2143838075">
+    <w:abstractNumId w:val="4"/>
+  </w:num>
+  <w:num w:numId="80" w16cid:durableId="513691710">
+    <w:abstractNumId w:val="34"/>
+  </w:num>
+  <w:num w:numId="81" w16cid:durableId="319620462">
+    <w:abstractNumId w:val="32"/>
+  </w:num>
+  <w:num w:numId="82" w16cid:durableId="540554323">
+    <w:abstractNumId w:val="82"/>
+  </w:num>
+  <w:num w:numId="83" w16cid:durableId="949043087">
+    <w:abstractNumId w:val="2"/>
+  </w:num>
+  <w:num w:numId="84" w16cid:durableId="1763525776">
+    <w:abstractNumId w:val="13"/>
+  </w:num>
+  <w:num w:numId="85" w16cid:durableId="2044818682">
+    <w:abstractNumId w:val="52"/>
+  </w:num>
+  <w:num w:numId="86" w16cid:durableId="974218064">
+    <w:abstractNumId w:val="49"/>
+  </w:num>
+  <w:num w:numId="87" w16cid:durableId="516702539">
+    <w:abstractNumId w:val="33"/>
+  </w:num>
+  <w:num w:numId="88" w16cid:durableId="1863980507">
+    <w:abstractNumId w:val="19"/>
+  </w:num>
+  <w:num w:numId="89" w16cid:durableId="358361693">
+    <w:abstractNumId w:val="29"/>
+  </w:num>
+  <w:num w:numId="90" w16cid:durableId="1720397547">
+    <w:abstractNumId w:val="78"/>
+  </w:num>
+  <w:num w:numId="91" w16cid:durableId="67188404">
     <w:abstractNumId w:val="45"/>
   </w:num>
-  <w:num w:numId="38" w16cid:durableId="685987488">
-    <w:abstractNumId w:val="41"/>
+  <w:num w:numId="92" w16cid:durableId="2145003096">
+    <w:abstractNumId w:val="77"/>
   </w:num>
-  <w:num w:numId="39" w16cid:durableId="1184171745">
-    <w:abstractNumId w:val="1"/>
-  </w:num>
-  <w:num w:numId="40" w16cid:durableId="529878406">
-    <w:abstractNumId w:val="33"/>
-  </w:num>
-  <w:num w:numId="41" w16cid:durableId="1326084805">
-    <w:abstractNumId w:val="32"/>
-  </w:num>
-  <w:num w:numId="42" w16cid:durableId="1502312036">
-    <w:abstractNumId w:val="17"/>
-  </w:num>
-  <w:num w:numId="43" w16cid:durableId="1782728322">
-    <w:abstractNumId w:val="5"/>
-  </w:num>
-  <w:num w:numId="44" w16cid:durableId="2075883509">
-    <w:abstractNumId w:val="29"/>
-  </w:num>
-  <w:num w:numId="45" w16cid:durableId="1346403090">
-    <w:abstractNumId w:val="28"/>
-  </w:num>
-  <w:num w:numId="46" w16cid:durableId="1378890347">
-    <w:abstractNumId w:val="16"/>
+  <w:num w:numId="93" w16cid:durableId="789787395">
+    <w:abstractNumId w:val="60"/>
   </w:num>
   <w:numIdMacAtCleanup w:val="44"/>
 </w:numbering>
@@ -6797,7 +15321,6 @@
   <w:style w:type="character" w:default="1" w:styleId="a1">
     <w:name w:val="Default Paragraph Font"/>
     <w:uiPriority w:val="1"/>
-    <w:semiHidden/>
     <w:unhideWhenUsed/>
   </w:style>
   <w:style w:type="table" w:default="1" w:styleId="a2">
@@ -7467,6 +15990,29 @@
       <w:lang w:val="en-US" w:eastAsia="ar-SA"/>
     </w:rPr>
   </w:style>
+  <w:style w:type="paragraph" w:styleId="afd">
+    <w:name w:val="TOC Heading"/>
+    <w:basedOn w:val="1"/>
+    <w:next w:val="a"/>
+    <w:uiPriority w:val="39"/>
+    <w:unhideWhenUsed/>
+    <w:qFormat/>
+    <w:rsid w:val="007C01B1"/>
+    <w:pPr>
+      <w:suppressAutoHyphens w:val="0"/>
+      <w:spacing w:before="240" w:line="259" w:lineRule="auto"/>
+      <w:jc w:val="left"/>
+      <w:outlineLvl w:val="9"/>
+    </w:pPr>
+    <w:rPr>
+      <w:rFonts w:asciiTheme="majorHAnsi" w:hAnsiTheme="majorHAnsi"/>
+      <w:b w:val="0"/>
+      <w:bCs w:val="0"/>
+      <w:color w:val="2E74B5" w:themeColor="accent1" w:themeShade="BF"/>
+      <w:szCs w:val="32"/>
+      <w:lang w:eastAsia="ru-RU"/>
+    </w:rPr>
+  </w:style>
 </w:styles>
 </file>
 

--- a/ЕСПД_ДОКУМЕНТАЦИЯ/8. Руководство администратора.docx
+++ b/ЕСПД_ДОКУМЕНТАЦИЯ/8. Руководство администратора.docx
@@ -404,7 +404,7 @@
           <w:bCs/>
           <w:szCs w:val="28"/>
         </w:rPr>
-        <w:t>17</w:t>
+        <w:t>21</w:t>
       </w:r>
     </w:p>
     <w:p>
@@ -574,7 +574,7 @@
       <w:r>
         <w:br w:type="page"/>
       </w:r>
-      <w:bookmarkStart w:id="1" w:name="_Toc230041465"/>
+      <w:bookmarkStart w:id="1" w:name="_Toc230200639"/>
       <w:r>
         <w:lastRenderedPageBreak/>
         <w:t>АННОТАЦИЯ</w:t>
@@ -600,6 +600,13 @@
     </w:p>
     <w:sdt>
       <w:sdtPr>
+        <w:rPr>
+          <w:rFonts w:ascii="Times New Roman" w:eastAsia="Times New Roman" w:hAnsi="Times New Roman" w:cs="Times New Roman"/>
+          <w:color w:val="auto"/>
+          <w:sz w:val="28"/>
+          <w:szCs w:val="24"/>
+          <w:lang w:eastAsia="ar-SA"/>
+        </w:rPr>
         <w:id w:val="266508700"/>
         <w:docPartObj>
           <w:docPartGallery w:val="Table of Contents"/>
@@ -608,13 +615,8 @@
       </w:sdtPr>
       <w:sdtEndPr>
         <w:rPr>
-          <w:rFonts w:ascii="Times New Roman" w:eastAsia="Times New Roman" w:hAnsi="Times New Roman" w:cs="Times New Roman"/>
           <w:b/>
           <w:bCs/>
-          <w:color w:val="auto"/>
-          <w:sz w:val="28"/>
-          <w:szCs w:val="24"/>
-          <w:lang w:eastAsia="ar-SA"/>
         </w:rPr>
       </w:sdtEndPr>
       <w:sdtContent>
@@ -659,7 +661,7 @@
           <w:r>
             <w:fldChar w:fldCharType="separate"/>
           </w:r>
-          <w:hyperlink w:anchor="_Toc230041465" w:history="1">
+          <w:hyperlink w:anchor="_Toc230200639" w:history="1">
             <w:r>
               <w:rPr>
                 <w:rStyle w:val="a6"/>
@@ -686,7 +688,7 @@
                 <w:noProof/>
                 <w:webHidden/>
               </w:rPr>
-              <w:instrText xml:space="preserve"> PAGEREF _Toc230041465 \h </w:instrText>
+              <w:instrText xml:space="preserve"> PAGEREF _Toc230200639 \h </w:instrText>
             </w:r>
             <w:r>
               <w:rPr>
@@ -732,7 +734,7 @@
               <w14:ligatures w14:val="standardContextual"/>
             </w:rPr>
           </w:pPr>
-          <w:hyperlink w:anchor="_Toc230041466" w:history="1">
+          <w:hyperlink w:anchor="_Toc230200640" w:history="1">
             <w:r>
               <w:rPr>
                 <w:rStyle w:val="a6"/>
@@ -759,7 +761,7 @@
                 <w:noProof/>
                 <w:webHidden/>
               </w:rPr>
-              <w:instrText xml:space="preserve"> PAGEREF _Toc230041466 \h </w:instrText>
+              <w:instrText xml:space="preserve"> PAGEREF _Toc230200640 \h </w:instrText>
             </w:r>
             <w:r>
               <w:rPr>
@@ -805,7 +807,7 @@
               <w14:ligatures w14:val="standardContextual"/>
             </w:rPr>
           </w:pPr>
-          <w:hyperlink w:anchor="_Toc230041467" w:history="1">
+          <w:hyperlink w:anchor="_Toc230200641" w:history="1">
             <w:r>
               <w:rPr>
                 <w:rStyle w:val="a6"/>
@@ -832,7 +834,7 @@
                 <w:noProof/>
                 <w:webHidden/>
               </w:rPr>
-              <w:instrText xml:space="preserve"> PAGEREF _Toc230041467 \h </w:instrText>
+              <w:instrText xml:space="preserve"> PAGEREF _Toc230200641 \h </w:instrText>
             </w:r>
             <w:r>
               <w:rPr>
@@ -878,7 +880,7 @@
               <w14:ligatures w14:val="standardContextual"/>
             </w:rPr>
           </w:pPr>
-          <w:hyperlink w:anchor="_Toc230041468" w:history="1">
+          <w:hyperlink w:anchor="_Toc230200642" w:history="1">
             <w:r>
               <w:rPr>
                 <w:rStyle w:val="a6"/>
@@ -905,7 +907,7 @@
                 <w:noProof/>
                 <w:webHidden/>
               </w:rPr>
-              <w:instrText xml:space="preserve"> PAGEREF _Toc230041468 \h </w:instrText>
+              <w:instrText xml:space="preserve"> PAGEREF _Toc230200642 \h </w:instrText>
             </w:r>
             <w:r>
               <w:rPr>
@@ -951,7 +953,7 @@
               <w14:ligatures w14:val="standardContextual"/>
             </w:rPr>
           </w:pPr>
-          <w:hyperlink w:anchor="_Toc230041469" w:history="1">
+          <w:hyperlink w:anchor="_Toc230200643" w:history="1">
             <w:r>
               <w:rPr>
                 <w:rStyle w:val="a6"/>
@@ -978,7 +980,7 @@
                 <w:noProof/>
                 <w:webHidden/>
               </w:rPr>
-              <w:instrText xml:space="preserve"> PAGEREF _Toc230041469 \h </w:instrText>
+              <w:instrText xml:space="preserve"> PAGEREF _Toc230200643 \h </w:instrText>
             </w:r>
             <w:r>
               <w:rPr>
@@ -1024,7 +1026,7 @@
               <w14:ligatures w14:val="standardContextual"/>
             </w:rPr>
           </w:pPr>
-          <w:hyperlink w:anchor="_Toc230041470" w:history="1">
+          <w:hyperlink w:anchor="_Toc230200644" w:history="1">
             <w:r>
               <w:rPr>
                 <w:rStyle w:val="a6"/>
@@ -1051,7 +1053,7 @@
                 <w:noProof/>
                 <w:webHidden/>
               </w:rPr>
-              <w:instrText xml:space="preserve"> PAGEREF _Toc230041470 \h </w:instrText>
+              <w:instrText xml:space="preserve"> PAGEREF _Toc230200644 \h </w:instrText>
             </w:r>
             <w:r>
               <w:rPr>
@@ -1097,7 +1099,7 @@
               <w14:ligatures w14:val="standardContextual"/>
             </w:rPr>
           </w:pPr>
-          <w:hyperlink w:anchor="_Toc230041471" w:history="1">
+          <w:hyperlink w:anchor="_Toc230200645" w:history="1">
             <w:r>
               <w:rPr>
                 <w:rStyle w:val="a6"/>
@@ -1124,7 +1126,7 @@
                 <w:noProof/>
                 <w:webHidden/>
               </w:rPr>
-              <w:instrText xml:space="preserve"> PAGEREF _Toc230041471 \h </w:instrText>
+              <w:instrText xml:space="preserve"> PAGEREF _Toc230200645 \h </w:instrText>
             </w:r>
             <w:r>
               <w:rPr>
@@ -1170,7 +1172,7 @@
               <w14:ligatures w14:val="standardContextual"/>
             </w:rPr>
           </w:pPr>
-          <w:hyperlink w:anchor="_Toc230041472" w:history="1">
+          <w:hyperlink w:anchor="_Toc230200646" w:history="1">
             <w:r>
               <w:rPr>
                 <w:rStyle w:val="a6"/>
@@ -1197,7 +1199,7 @@
                 <w:noProof/>
                 <w:webHidden/>
               </w:rPr>
-              <w:instrText xml:space="preserve"> PAGEREF _Toc230041472 \h </w:instrText>
+              <w:instrText xml:space="preserve"> PAGEREF _Toc230200646 \h </w:instrText>
             </w:r>
             <w:r>
               <w:rPr>
@@ -1243,7 +1245,7 @@
               <w14:ligatures w14:val="standardContextual"/>
             </w:rPr>
           </w:pPr>
-          <w:hyperlink w:anchor="_Toc230041473" w:history="1">
+          <w:hyperlink w:anchor="_Toc230200647" w:history="1">
             <w:r>
               <w:rPr>
                 <w:rStyle w:val="a6"/>
@@ -1285,7 +1287,7 @@
                 <w:noProof/>
                 <w:webHidden/>
               </w:rPr>
-              <w:instrText xml:space="preserve"> PAGEREF _Toc230041473 \h </w:instrText>
+              <w:instrText xml:space="preserve"> PAGEREF _Toc230200647 \h </w:instrText>
             </w:r>
             <w:r>
               <w:rPr>
@@ -1331,13 +1333,13 @@
               <w14:ligatures w14:val="standardContextual"/>
             </w:rPr>
           </w:pPr>
-          <w:hyperlink w:anchor="_Toc230041474" w:history="1">
+          <w:hyperlink w:anchor="_Toc230200648" w:history="1">
             <w:r>
               <w:rPr>
                 <w:rStyle w:val="a6"/>
                 <w:noProof/>
               </w:rPr>
-              <w:t>3 РЕЗЕРВНОЕ КОПИРОВАНИЕ И ВОССТАНОВЛЕНИЕ</w:t>
+              <w:t>3 ИСПОЛЬЗОВАНИЕ ПРЕДСТАВЛЕНИЙ И ХРАНИМЫХ ПРОЦЕДУР</w:t>
             </w:r>
             <w:r>
               <w:rPr>
@@ -1358,7 +1360,7 @@
                 <w:noProof/>
                 <w:webHidden/>
               </w:rPr>
-              <w:instrText xml:space="preserve"> PAGEREF _Toc230041474 \h </w:instrText>
+              <w:instrText xml:space="preserve"> PAGEREF _Toc230200648 \h </w:instrText>
             </w:r>
             <w:r>
               <w:rPr>
@@ -1391,6 +1393,590 @@
         </w:p>
         <w:p>
           <w:pPr>
+            <w:pStyle w:val="21"/>
+            <w:tabs>
+              <w:tab w:val="right" w:leader="dot" w:pos="9911"/>
+            </w:tabs>
+            <w:rPr>
+              <w:rFonts w:asciiTheme="minorHAnsi" w:eastAsiaTheme="minorEastAsia" w:hAnsiTheme="minorHAnsi" w:cstheme="minorBidi"/>
+              <w:noProof/>
+              <w:kern w:val="2"/>
+              <w:sz w:val="24"/>
+              <w:lang w:eastAsia="ru-RU"/>
+              <w14:ligatures w14:val="standardContextual"/>
+            </w:rPr>
+          </w:pPr>
+          <w:hyperlink w:anchor="_Toc230200649" w:history="1">
+            <w:r>
+              <w:rPr>
+                <w:rStyle w:val="a6"/>
+                <w:noProof/>
+              </w:rPr>
+              <w:t>3.1 Примеры использования</w:t>
+            </w:r>
+            <w:r>
+              <w:rPr>
+                <w:noProof/>
+                <w:webHidden/>
+              </w:rPr>
+              <w:tab/>
+            </w:r>
+            <w:r>
+              <w:rPr>
+                <w:noProof/>
+                <w:webHidden/>
+              </w:rPr>
+              <w:fldChar w:fldCharType="begin"/>
+            </w:r>
+            <w:r>
+              <w:rPr>
+                <w:noProof/>
+                <w:webHidden/>
+              </w:rPr>
+              <w:instrText xml:space="preserve"> PAGEREF _Toc230200649 \h </w:instrText>
+            </w:r>
+            <w:r>
+              <w:rPr>
+                <w:noProof/>
+                <w:webHidden/>
+              </w:rPr>
+            </w:r>
+            <w:r>
+              <w:rPr>
+                <w:noProof/>
+                <w:webHidden/>
+              </w:rPr>
+              <w:fldChar w:fldCharType="separate"/>
+            </w:r>
+            <w:r>
+              <w:rPr>
+                <w:noProof/>
+                <w:webHidden/>
+              </w:rPr>
+              <w:t>13</w:t>
+            </w:r>
+            <w:r>
+              <w:rPr>
+                <w:noProof/>
+                <w:webHidden/>
+              </w:rPr>
+              <w:fldChar w:fldCharType="end"/>
+            </w:r>
+          </w:hyperlink>
+        </w:p>
+        <w:p>
+          <w:pPr>
+            <w:pStyle w:val="31"/>
+            <w:tabs>
+              <w:tab w:val="right" w:leader="dot" w:pos="9911"/>
+            </w:tabs>
+            <w:rPr>
+              <w:rFonts w:asciiTheme="minorHAnsi" w:eastAsiaTheme="minorEastAsia" w:hAnsiTheme="minorHAnsi" w:cstheme="minorBidi"/>
+              <w:noProof/>
+              <w:kern w:val="2"/>
+              <w:sz w:val="24"/>
+              <w:lang w:eastAsia="ru-RU"/>
+              <w14:ligatures w14:val="standardContextual"/>
+            </w:rPr>
+          </w:pPr>
+          <w:hyperlink w:anchor="_Toc230200650" w:history="1">
+            <w:r>
+              <w:rPr>
+                <w:rStyle w:val="a6"/>
+                <w:noProof/>
+              </w:rPr>
+              <w:t>3.1.1 Получение всех книг конкретного автора</w:t>
+            </w:r>
+            <w:r>
+              <w:rPr>
+                <w:noProof/>
+                <w:webHidden/>
+              </w:rPr>
+              <w:tab/>
+            </w:r>
+            <w:r>
+              <w:rPr>
+                <w:noProof/>
+                <w:webHidden/>
+              </w:rPr>
+              <w:fldChar w:fldCharType="begin"/>
+            </w:r>
+            <w:r>
+              <w:rPr>
+                <w:noProof/>
+                <w:webHidden/>
+              </w:rPr>
+              <w:instrText xml:space="preserve"> PAGEREF _Toc230200650 \h </w:instrText>
+            </w:r>
+            <w:r>
+              <w:rPr>
+                <w:noProof/>
+                <w:webHidden/>
+              </w:rPr>
+            </w:r>
+            <w:r>
+              <w:rPr>
+                <w:noProof/>
+                <w:webHidden/>
+              </w:rPr>
+              <w:fldChar w:fldCharType="separate"/>
+            </w:r>
+            <w:r>
+              <w:rPr>
+                <w:noProof/>
+                <w:webHidden/>
+              </w:rPr>
+              <w:t>13</w:t>
+            </w:r>
+            <w:r>
+              <w:rPr>
+                <w:noProof/>
+                <w:webHidden/>
+              </w:rPr>
+              <w:fldChar w:fldCharType="end"/>
+            </w:r>
+          </w:hyperlink>
+        </w:p>
+        <w:p>
+          <w:pPr>
+            <w:pStyle w:val="31"/>
+            <w:tabs>
+              <w:tab w:val="right" w:leader="dot" w:pos="9911"/>
+            </w:tabs>
+            <w:rPr>
+              <w:rFonts w:asciiTheme="minorHAnsi" w:eastAsiaTheme="minorEastAsia" w:hAnsiTheme="minorHAnsi" w:cstheme="minorBidi"/>
+              <w:noProof/>
+              <w:kern w:val="2"/>
+              <w:sz w:val="24"/>
+              <w:lang w:eastAsia="ru-RU"/>
+              <w14:ligatures w14:val="standardContextual"/>
+            </w:rPr>
+          </w:pPr>
+          <w:hyperlink w:anchor="_Toc230200651" w:history="1">
+            <w:r>
+              <w:rPr>
+                <w:rStyle w:val="a6"/>
+                <w:noProof/>
+              </w:rPr>
+              <w:t>3.1.2 Вывод всех ресурсов автора</w:t>
+            </w:r>
+            <w:r>
+              <w:rPr>
+                <w:noProof/>
+                <w:webHidden/>
+              </w:rPr>
+              <w:tab/>
+            </w:r>
+            <w:r>
+              <w:rPr>
+                <w:noProof/>
+                <w:webHidden/>
+              </w:rPr>
+              <w:fldChar w:fldCharType="begin"/>
+            </w:r>
+            <w:r>
+              <w:rPr>
+                <w:noProof/>
+                <w:webHidden/>
+              </w:rPr>
+              <w:instrText xml:space="preserve"> PAGEREF _Toc230200651 \h </w:instrText>
+            </w:r>
+            <w:r>
+              <w:rPr>
+                <w:noProof/>
+                <w:webHidden/>
+              </w:rPr>
+            </w:r>
+            <w:r>
+              <w:rPr>
+                <w:noProof/>
+                <w:webHidden/>
+              </w:rPr>
+              <w:fldChar w:fldCharType="separate"/>
+            </w:r>
+            <w:r>
+              <w:rPr>
+                <w:noProof/>
+                <w:webHidden/>
+              </w:rPr>
+              <w:t>14</w:t>
+            </w:r>
+            <w:r>
+              <w:rPr>
+                <w:noProof/>
+                <w:webHidden/>
+              </w:rPr>
+              <w:fldChar w:fldCharType="end"/>
+            </w:r>
+          </w:hyperlink>
+        </w:p>
+        <w:p>
+          <w:pPr>
+            <w:pStyle w:val="31"/>
+            <w:tabs>
+              <w:tab w:val="right" w:leader="dot" w:pos="9911"/>
+            </w:tabs>
+            <w:rPr>
+              <w:rFonts w:asciiTheme="minorHAnsi" w:eastAsiaTheme="minorEastAsia" w:hAnsiTheme="minorHAnsi" w:cstheme="minorBidi"/>
+              <w:noProof/>
+              <w:kern w:val="2"/>
+              <w:sz w:val="24"/>
+              <w:lang w:eastAsia="ru-RU"/>
+              <w14:ligatures w14:val="standardContextual"/>
+            </w:rPr>
+          </w:pPr>
+          <w:hyperlink w:anchor="_Toc230200652" w:history="1">
+            <w:r>
+              <w:rPr>
+                <w:rStyle w:val="a6"/>
+                <w:noProof/>
+              </w:rPr>
+              <w:t>3.1.3 Оформление выдачи экземпляра</w:t>
+            </w:r>
+            <w:r>
+              <w:rPr>
+                <w:noProof/>
+                <w:webHidden/>
+              </w:rPr>
+              <w:tab/>
+            </w:r>
+            <w:r>
+              <w:rPr>
+                <w:noProof/>
+                <w:webHidden/>
+              </w:rPr>
+              <w:fldChar w:fldCharType="begin"/>
+            </w:r>
+            <w:r>
+              <w:rPr>
+                <w:noProof/>
+                <w:webHidden/>
+              </w:rPr>
+              <w:instrText xml:space="preserve"> PAGEREF _Toc230200652 \h </w:instrText>
+            </w:r>
+            <w:r>
+              <w:rPr>
+                <w:noProof/>
+                <w:webHidden/>
+              </w:rPr>
+            </w:r>
+            <w:r>
+              <w:rPr>
+                <w:noProof/>
+                <w:webHidden/>
+              </w:rPr>
+              <w:fldChar w:fldCharType="separate"/>
+            </w:r>
+            <w:r>
+              <w:rPr>
+                <w:noProof/>
+                <w:webHidden/>
+              </w:rPr>
+              <w:t>14</w:t>
+            </w:r>
+            <w:r>
+              <w:rPr>
+                <w:noProof/>
+                <w:webHidden/>
+              </w:rPr>
+              <w:fldChar w:fldCharType="end"/>
+            </w:r>
+          </w:hyperlink>
+        </w:p>
+        <w:p>
+          <w:pPr>
+            <w:pStyle w:val="31"/>
+            <w:tabs>
+              <w:tab w:val="right" w:leader="dot" w:pos="9911"/>
+            </w:tabs>
+            <w:rPr>
+              <w:rFonts w:asciiTheme="minorHAnsi" w:eastAsiaTheme="minorEastAsia" w:hAnsiTheme="minorHAnsi" w:cstheme="minorBidi"/>
+              <w:noProof/>
+              <w:kern w:val="2"/>
+              <w:sz w:val="24"/>
+              <w:lang w:eastAsia="ru-RU"/>
+              <w14:ligatures w14:val="standardContextual"/>
+            </w:rPr>
+          </w:pPr>
+          <w:hyperlink w:anchor="_Toc230200653" w:history="1">
+            <w:r>
+              <w:rPr>
+                <w:rStyle w:val="a6"/>
+                <w:noProof/>
+              </w:rPr>
+              <w:t>3.1.4 Анализ популярности ресурсов</w:t>
+            </w:r>
+            <w:r>
+              <w:rPr>
+                <w:noProof/>
+                <w:webHidden/>
+              </w:rPr>
+              <w:tab/>
+            </w:r>
+            <w:r>
+              <w:rPr>
+                <w:noProof/>
+                <w:webHidden/>
+              </w:rPr>
+              <w:fldChar w:fldCharType="begin"/>
+            </w:r>
+            <w:r>
+              <w:rPr>
+                <w:noProof/>
+                <w:webHidden/>
+              </w:rPr>
+              <w:instrText xml:space="preserve"> PAGEREF _Toc230200653 \h </w:instrText>
+            </w:r>
+            <w:r>
+              <w:rPr>
+                <w:noProof/>
+                <w:webHidden/>
+              </w:rPr>
+            </w:r>
+            <w:r>
+              <w:rPr>
+                <w:noProof/>
+                <w:webHidden/>
+              </w:rPr>
+              <w:fldChar w:fldCharType="separate"/>
+            </w:r>
+            <w:r>
+              <w:rPr>
+                <w:noProof/>
+                <w:webHidden/>
+              </w:rPr>
+              <w:t>15</w:t>
+            </w:r>
+            <w:r>
+              <w:rPr>
+                <w:noProof/>
+                <w:webHidden/>
+              </w:rPr>
+              <w:fldChar w:fldCharType="end"/>
+            </w:r>
+          </w:hyperlink>
+        </w:p>
+        <w:p>
+          <w:pPr>
+            <w:pStyle w:val="31"/>
+            <w:tabs>
+              <w:tab w:val="right" w:leader="dot" w:pos="9911"/>
+            </w:tabs>
+            <w:rPr>
+              <w:rFonts w:asciiTheme="minorHAnsi" w:eastAsiaTheme="minorEastAsia" w:hAnsiTheme="minorHAnsi" w:cstheme="minorBidi"/>
+              <w:noProof/>
+              <w:kern w:val="2"/>
+              <w:sz w:val="24"/>
+              <w:lang w:eastAsia="ru-RU"/>
+              <w14:ligatures w14:val="standardContextual"/>
+            </w:rPr>
+          </w:pPr>
+          <w:hyperlink w:anchor="_Toc230200654" w:history="1">
+            <w:r>
+              <w:rPr>
+                <w:rStyle w:val="a6"/>
+                <w:noProof/>
+              </w:rPr>
+              <w:t>3.1.5 Просмотр доступных экземпляров</w:t>
+            </w:r>
+            <w:r>
+              <w:rPr>
+                <w:noProof/>
+                <w:webHidden/>
+              </w:rPr>
+              <w:tab/>
+            </w:r>
+            <w:r>
+              <w:rPr>
+                <w:noProof/>
+                <w:webHidden/>
+              </w:rPr>
+              <w:fldChar w:fldCharType="begin"/>
+            </w:r>
+            <w:r>
+              <w:rPr>
+                <w:noProof/>
+                <w:webHidden/>
+              </w:rPr>
+              <w:instrText xml:space="preserve"> PAGEREF _Toc230200654 \h </w:instrText>
+            </w:r>
+            <w:r>
+              <w:rPr>
+                <w:noProof/>
+                <w:webHidden/>
+              </w:rPr>
+            </w:r>
+            <w:r>
+              <w:rPr>
+                <w:noProof/>
+                <w:webHidden/>
+              </w:rPr>
+              <w:fldChar w:fldCharType="separate"/>
+            </w:r>
+            <w:r>
+              <w:rPr>
+                <w:noProof/>
+                <w:webHidden/>
+              </w:rPr>
+              <w:t>16</w:t>
+            </w:r>
+            <w:r>
+              <w:rPr>
+                <w:noProof/>
+                <w:webHidden/>
+              </w:rPr>
+              <w:fldChar w:fldCharType="end"/>
+            </w:r>
+          </w:hyperlink>
+        </w:p>
+        <w:p>
+          <w:pPr>
+            <w:pStyle w:val="31"/>
+            <w:tabs>
+              <w:tab w:val="right" w:leader="dot" w:pos="9911"/>
+            </w:tabs>
+            <w:rPr>
+              <w:rFonts w:asciiTheme="minorHAnsi" w:eastAsiaTheme="minorEastAsia" w:hAnsiTheme="minorHAnsi" w:cstheme="minorBidi"/>
+              <w:noProof/>
+              <w:kern w:val="2"/>
+              <w:sz w:val="24"/>
+              <w:lang w:eastAsia="ru-RU"/>
+              <w14:ligatures w14:val="standardContextual"/>
+            </w:rPr>
+          </w:pPr>
+          <w:hyperlink w:anchor="_Toc230200655" w:history="1">
+            <w:r>
+              <w:rPr>
+                <w:rStyle w:val="a6"/>
+                <w:noProof/>
+              </w:rPr>
+              <w:t>3.1.6 Поиск ресурсов в каталоге</w:t>
+            </w:r>
+            <w:r>
+              <w:rPr>
+                <w:noProof/>
+                <w:webHidden/>
+              </w:rPr>
+              <w:tab/>
+            </w:r>
+            <w:r>
+              <w:rPr>
+                <w:noProof/>
+                <w:webHidden/>
+              </w:rPr>
+              <w:fldChar w:fldCharType="begin"/>
+            </w:r>
+            <w:r>
+              <w:rPr>
+                <w:noProof/>
+                <w:webHidden/>
+              </w:rPr>
+              <w:instrText xml:space="preserve"> PAGEREF _Toc230200655 \h </w:instrText>
+            </w:r>
+            <w:r>
+              <w:rPr>
+                <w:noProof/>
+                <w:webHidden/>
+              </w:rPr>
+            </w:r>
+            <w:r>
+              <w:rPr>
+                <w:noProof/>
+                <w:webHidden/>
+              </w:rPr>
+              <w:fldChar w:fldCharType="separate"/>
+            </w:r>
+            <w:r>
+              <w:rPr>
+                <w:noProof/>
+                <w:webHidden/>
+              </w:rPr>
+              <w:t>16</w:t>
+            </w:r>
+            <w:r>
+              <w:rPr>
+                <w:noProof/>
+                <w:webHidden/>
+              </w:rPr>
+              <w:fldChar w:fldCharType="end"/>
+            </w:r>
+          </w:hyperlink>
+        </w:p>
+        <w:p>
+          <w:pPr>
+            <w:pStyle w:val="11"/>
+            <w:tabs>
+              <w:tab w:val="right" w:leader="dot" w:pos="9911"/>
+            </w:tabs>
+            <w:rPr>
+              <w:rFonts w:asciiTheme="minorHAnsi" w:eastAsiaTheme="minorEastAsia" w:hAnsiTheme="minorHAnsi" w:cstheme="minorBidi"/>
+              <w:noProof/>
+              <w:kern w:val="2"/>
+              <w:sz w:val="24"/>
+              <w:lang w:eastAsia="ru-RU"/>
+              <w14:ligatures w14:val="standardContextual"/>
+            </w:rPr>
+          </w:pPr>
+          <w:hyperlink w:anchor="_Toc230200656" w:history="1">
+            <w:r>
+              <w:rPr>
+                <w:rStyle w:val="a6"/>
+                <w:noProof/>
+              </w:rPr>
+              <w:t>4 РЕЗЕРВНОЕ КОПИРОВАНИЕ И ВОССТАНОВЛЕНИЕ</w:t>
+            </w:r>
+            <w:r>
+              <w:rPr>
+                <w:noProof/>
+                <w:webHidden/>
+              </w:rPr>
+              <w:tab/>
+            </w:r>
+            <w:r>
+              <w:rPr>
+                <w:noProof/>
+                <w:webHidden/>
+              </w:rPr>
+              <w:fldChar w:fldCharType="begin"/>
+            </w:r>
+            <w:r>
+              <w:rPr>
+                <w:noProof/>
+                <w:webHidden/>
+              </w:rPr>
+              <w:instrText xml:space="preserve"> PAGEREF _Toc230200656 \h </w:instrText>
+            </w:r>
+            <w:r>
+              <w:rPr>
+                <w:noProof/>
+                <w:webHidden/>
+              </w:rPr>
+            </w:r>
+            <w:r>
+              <w:rPr>
+                <w:noProof/>
+                <w:webHidden/>
+              </w:rPr>
+              <w:fldChar w:fldCharType="separate"/>
+            </w:r>
+            <w:r>
+              <w:rPr>
+                <w:noProof/>
+                <w:webHidden/>
+              </w:rPr>
+              <w:t>17</w:t>
+            </w:r>
+            <w:r>
+              <w:rPr>
+                <w:noProof/>
+                <w:webHidden/>
+              </w:rPr>
+              <w:fldChar w:fldCharType="end"/>
+            </w:r>
+          </w:hyperlink>
+        </w:p>
+        <w:p>
+          <w:pPr>
             <w:rPr>
               <w:b/>
               <w:bCs/>
@@ -1427,7 +2013,7 @@
       <w:pPr>
         <w:pStyle w:val="1"/>
       </w:pPr>
-      <w:bookmarkStart w:id="2" w:name="_Toc230041466"/>
+      <w:bookmarkStart w:id="2" w:name="_Toc230200640"/>
       <w:r>
         <w:t>1 ОБЩИЕ СВЕДЕНИЯ</w:t>
       </w:r>
@@ -1437,7 +2023,7 @@
       <w:pPr>
         <w:pStyle w:val="2"/>
       </w:pPr>
-      <w:bookmarkStart w:id="3" w:name="_Toc230041467"/>
+      <w:bookmarkStart w:id="3" w:name="_Toc230200641"/>
       <w:r>
         <w:t>1.1 Назначение базы данных</w:t>
       </w:r>
@@ -1481,7 +2067,7 @@
       <w:pPr>
         <w:pStyle w:val="2"/>
       </w:pPr>
-      <w:bookmarkStart w:id="4" w:name="_Toc230041468"/>
+      <w:bookmarkStart w:id="4" w:name="_Toc230200642"/>
       <w:r>
         <w:t>1.2 Область применения</w:t>
       </w:r>
@@ -1524,7 +2110,7 @@
       <w:pPr>
         <w:pStyle w:val="2"/>
       </w:pPr>
-      <w:bookmarkStart w:id="5" w:name="_Toc230041469"/>
+      <w:bookmarkStart w:id="5" w:name="_Toc230200643"/>
       <w:r>
         <w:t xml:space="preserve">1.3 </w:t>
       </w:r>
@@ -1606,7 +2192,7 @@
       <w:pPr>
         <w:pStyle w:val="2"/>
       </w:pPr>
-      <w:bookmarkStart w:id="6" w:name="_Toc230041470"/>
+      <w:bookmarkStart w:id="6" w:name="_Toc230200644"/>
       <w:r>
         <w:t>1.4</w:t>
       </w:r>
@@ -1704,7 +2290,7 @@
       <w:pPr>
         <w:pStyle w:val="1"/>
       </w:pPr>
-      <w:bookmarkStart w:id="7" w:name="_Toc230041471"/>
+      <w:bookmarkStart w:id="7" w:name="_Toc230200645"/>
       <w:r>
         <w:t>2</w:t>
       </w:r>
@@ -1738,7 +2324,7 @@
         <w:pStyle w:val="2"/>
         <w:spacing w:line="360" w:lineRule="auto"/>
       </w:pPr>
-      <w:bookmarkStart w:id="8" w:name="_Toc230041472"/>
+      <w:bookmarkStart w:id="8" w:name="_Toc230200646"/>
       <w:r>
         <w:t>2</w:t>
       </w:r>
@@ -1764,6 +2350,9 @@
         </w:numPr>
       </w:pPr>
       <w:r>
+        <w:rPr>
+          <w:noProof/>
+        </w:rPr>
         <w:drawing>
           <wp:anchor distT="0" distB="0" distL="114300" distR="114300" simplePos="0" relativeHeight="251657216" behindDoc="0" locked="0" layoutInCell="1" allowOverlap="1" wp14:anchorId="3F06EC66" wp14:editId="25452731">
             <wp:simplePos x="0" y="0"/>
@@ -1870,6 +2459,9 @@
         <w:jc w:val="center"/>
       </w:pPr>
       <w:r>
+        <w:rPr>
+          <w:noProof/>
+        </w:rPr>
         <w:drawing>
           <wp:inline distT="0" distB="0" distL="0" distR="0" wp14:anchorId="47779167" wp14:editId="704A6D81">
             <wp:extent cx="2878790" cy="3495675"/>
@@ -1947,6 +2539,9 @@
         <w:jc w:val="center"/>
       </w:pPr>
       <w:r>
+        <w:rPr>
+          <w:noProof/>
+        </w:rPr>
         <w:drawing>
           <wp:inline distT="0" distB="0" distL="0" distR="0" wp14:anchorId="1C4F74CA" wp14:editId="44F695A6">
             <wp:extent cx="5966886" cy="3874522"/>
@@ -2037,6 +2632,9 @@
         <w:jc w:val="center"/>
       </w:pPr>
       <w:r>
+        <w:rPr>
+          <w:noProof/>
+        </w:rPr>
         <w:drawing>
           <wp:inline distT="0" distB="0" distL="0" distR="0" wp14:anchorId="4189FE9F" wp14:editId="68665C35">
             <wp:extent cx="3922005" cy="2486680"/>
@@ -2129,6 +2727,9 @@
         <w:jc w:val="center"/>
       </w:pPr>
       <w:r>
+        <w:rPr>
+          <w:noProof/>
+        </w:rPr>
         <w:drawing>
           <wp:inline distT="0" distB="0" distL="0" distR="0" wp14:anchorId="423D0349" wp14:editId="32E582EB">
             <wp:extent cx="5430008" cy="897703"/>
@@ -2207,6 +2808,9 @@
         <w:jc w:val="center"/>
       </w:pPr>
       <w:r>
+        <w:rPr>
+          <w:noProof/>
+        </w:rPr>
         <w:drawing>
           <wp:inline distT="0" distB="0" distL="0" distR="0" wp14:anchorId="372BAD06" wp14:editId="738E8538">
             <wp:extent cx="2905990" cy="1916935"/>
@@ -2264,7 +2868,7 @@
       <w:pPr>
         <w:pStyle w:val="2"/>
       </w:pPr>
-      <w:bookmarkStart w:id="9" w:name="_Toc230041473"/>
+      <w:bookmarkStart w:id="9" w:name="_Toc230200647"/>
       <w:r>
         <w:t>2</w:t>
       </w:r>
@@ -2375,6 +2979,9 @@
         <w:jc w:val="center"/>
       </w:pPr>
       <w:r>
+        <w:rPr>
+          <w:noProof/>
+        </w:rPr>
         <w:drawing>
           <wp:inline distT="0" distB="0" distL="0" distR="0" wp14:anchorId="70D84D96" wp14:editId="35256C21">
             <wp:extent cx="6106377" cy="3315163"/>
@@ -2434,6 +3041,9 @@
         <w:jc w:val="center"/>
       </w:pPr>
       <w:r>
+        <w:rPr>
+          <w:noProof/>
+        </w:rPr>
         <w:drawing>
           <wp:inline distT="0" distB="0" distL="0" distR="0" wp14:anchorId="122ED6B1" wp14:editId="3E5E1929">
             <wp:extent cx="5936279" cy="3055200"/>
@@ -2566,6 +3176,7 @@
       </w:pPr>
       <w:r>
         <w:rPr>
+          <w:noProof/>
           <w:lang w:val="en-US"/>
         </w:rPr>
         <w:drawing>
@@ -2669,6 +3280,9 @@
         <w:jc w:val="center"/>
       </w:pPr>
       <w:r>
+        <w:rPr>
+          <w:noProof/>
+        </w:rPr>
         <w:drawing>
           <wp:inline distT="0" distB="0" distL="0" distR="0" wp14:anchorId="7F488607" wp14:editId="25DC9B09">
             <wp:extent cx="2787268" cy="6726471"/>
@@ -2739,121 +3353,246 @@
       <w:pPr>
         <w:pStyle w:val="1"/>
       </w:pPr>
-      <w:bookmarkStart w:id="10" w:name="_Toc230041474"/>
-      <w:r>
-        <w:t xml:space="preserve">3 </w:t>
-      </w:r>
-      <w:r>
-        <w:t>РЕЗЕРВНОЕ КОПИРОВАНИЕ И ВОССТАНОВЛЕНИЕ</w:t>
+      <w:bookmarkStart w:id="10" w:name="_Toc230200648"/>
+      <w:r>
+        <w:t>3 ИСПОЛЬЗОВАНИЕ ПРЕДСТАВЛЕНИЙ И ХРАНИМЫХ ПРОЦЕДУР</w:t>
       </w:r>
       <w:bookmarkEnd w:id="10"/>
     </w:p>
-    <w:p/>
-    <w:p>
-      <w:pPr>
-        <w:spacing w:line="360" w:lineRule="auto"/>
-        <w:jc w:val="both"/>
-        <w:rPr>
-          <w:rFonts w:eastAsia="Lucida Sans Unicode"/>
-          <w:kern w:val="2"/>
-        </w:rPr>
-      </w:pPr>
-      <w:r>
-        <w:rPr>
-          <w:rFonts w:eastAsia="Lucida Sans Unicode"/>
-          <w:kern w:val="2"/>
-        </w:rPr>
-        <w:t>Резервное копирование базы данных выполняется средствами Microsoft SQL Server Management Studio.</w:t>
-      </w:r>
-    </w:p>
-    <w:p>
-      <w:pPr>
-        <w:spacing w:line="360" w:lineRule="auto"/>
-        <w:jc w:val="both"/>
-        <w:rPr>
-          <w:rFonts w:eastAsia="Lucida Sans Unicode"/>
-          <w:kern w:val="2"/>
-        </w:rPr>
-      </w:pPr>
-      <w:r>
-        <w:rPr>
-          <w:rFonts w:eastAsia="Lucida Sans Unicode"/>
-          <w:kern w:val="2"/>
-        </w:rPr>
-        <w:t>Для создания резервной копии базы данных необходимо выполнить следующие действия:</w:t>
-      </w:r>
-    </w:p>
-    <w:p>
-      <w:pPr>
+    <w:p>
+      <w:pPr>
+        <w:suppressAutoHyphens w:val="0"/>
+        <w:spacing w:line="240" w:lineRule="auto"/>
+      </w:pPr>
+    </w:p>
+    <w:p>
+      <w:pPr>
+        <w:pStyle w:val="a0"/>
+      </w:pPr>
+      <w:r>
+        <w:t>Здесь описывается, как администратор или пользователь базы данных может работать с уже реализованными программными компонентами:</w:t>
+      </w:r>
+    </w:p>
+    <w:p>
+      <w:pPr>
+        <w:pStyle w:val="a0"/>
+      </w:pPr>
+      <w:r>
+        <w:t xml:space="preserve">Представления (VIEW): позволяют получать готовые наборы данных, объединяя и фильтруя информацию из таблиц. Например: </w:t>
+      </w:r>
+    </w:p>
+    <w:p>
+      <w:pPr>
+        <w:pStyle w:val="ae"/>
         <w:numPr>
           <w:ilvl w:val="0"/>
-          <w:numId w:val="87"/>
+          <w:numId w:val="97"/>
         </w:numPr>
-        <w:spacing w:line="360" w:lineRule="auto"/>
-        <w:jc w:val="both"/>
-        <w:rPr>
-          <w:rFonts w:eastAsia="Lucida Sans Unicode"/>
-          <w:kern w:val="2"/>
-        </w:rPr>
-      </w:pPr>
-      <w:r>
-        <w:rPr>
-          <w:rFonts w:eastAsia="Lucida Sans Unicode"/>
-          <w:kern w:val="2"/>
-        </w:rPr>
-        <w:t>В обозревателе объектов выбрать базу данных, нажать правой кнопкой мыши и</w:t>
-      </w:r>
-      <w:r>
-        <w:rPr>
-          <w:rFonts w:eastAsia="Lucida Sans Unicode"/>
-          <w:kern w:val="2"/>
-        </w:rPr>
-        <w:t xml:space="preserve"> навести на Задачи, в появившемся меню </w:t>
-      </w:r>
-      <w:proofErr w:type="gramStart"/>
-      <w:r>
-        <w:rPr>
-          <w:rFonts w:eastAsia="Lucida Sans Unicode"/>
-          <w:kern w:val="2"/>
-        </w:rPr>
-        <w:t>выбрать</w:t>
-      </w:r>
-      <w:proofErr w:type="gramEnd"/>
-      <w:r>
-        <w:rPr>
-          <w:rFonts w:eastAsia="Lucida Sans Unicode"/>
-          <w:kern w:val="2"/>
-        </w:rPr>
-        <w:t xml:space="preserve"> Создать резервную копию</w:t>
-      </w:r>
-      <w:r>
-        <w:rPr>
-          <w:rFonts w:eastAsia="Lucida Sans Unicode"/>
-          <w:kern w:val="2"/>
-        </w:rPr>
-        <w:t>:</w:t>
-      </w:r>
-    </w:p>
-    <w:p>
-      <w:pPr>
-        <w:spacing w:line="360" w:lineRule="auto"/>
-        <w:ind w:left="360"/>
+      </w:pPr>
+      <w:proofErr w:type="spellStart"/>
+      <w:r>
+        <w:t>vw_ДоступныеЭкземпляры</w:t>
+      </w:r>
+      <w:proofErr w:type="spellEnd"/>
+      <w:r>
+        <w:t xml:space="preserve"> — вывод доступных физических экземпляров книг; </w:t>
+      </w:r>
+    </w:p>
+    <w:p>
+      <w:pPr>
+        <w:pStyle w:val="ae"/>
+        <w:numPr>
+          <w:ilvl w:val="0"/>
+          <w:numId w:val="97"/>
+        </w:numPr>
+      </w:pPr>
+      <w:proofErr w:type="spellStart"/>
+      <w:r>
+        <w:t>vw_ПоискВКаталоге</w:t>
+      </w:r>
+      <w:proofErr w:type="spellEnd"/>
+      <w:r>
+        <w:t xml:space="preserve"> — поиск ресурсов по различным атрибутам; </w:t>
+      </w:r>
+    </w:p>
+    <w:p>
+      <w:pPr>
+        <w:pStyle w:val="ae"/>
+        <w:numPr>
+          <w:ilvl w:val="0"/>
+          <w:numId w:val="97"/>
+        </w:numPr>
+      </w:pPr>
+      <w:proofErr w:type="spellStart"/>
+      <w:r>
+        <w:t>vw_ПоискПоКлассификатору</w:t>
+      </w:r>
+      <w:proofErr w:type="spellEnd"/>
+      <w:r>
+        <w:t xml:space="preserve"> — поиск по жанрам и поджанрам; </w:t>
+      </w:r>
+    </w:p>
+    <w:p>
+      <w:pPr>
+        <w:pStyle w:val="ae"/>
+        <w:numPr>
+          <w:ilvl w:val="0"/>
+          <w:numId w:val="97"/>
+        </w:numPr>
+      </w:pPr>
+      <w:proofErr w:type="spellStart"/>
+      <w:r>
+        <w:t>vw_СостояниеФонда</w:t>
+      </w:r>
+      <w:proofErr w:type="spellEnd"/>
+      <w:r>
+        <w:t xml:space="preserve"> — текущее состояние фондов. </w:t>
+      </w:r>
+    </w:p>
+    <w:p>
+      <w:pPr>
+        <w:pStyle w:val="a0"/>
+      </w:pPr>
+      <w:r>
+        <w:t xml:space="preserve">Хранимые процедуры (PROCEDURE): выполняют операции серверной бизнес-логики: </w:t>
+      </w:r>
+    </w:p>
+    <w:p>
+      <w:pPr>
+        <w:pStyle w:val="ae"/>
+        <w:numPr>
+          <w:ilvl w:val="0"/>
+          <w:numId w:val="96"/>
+        </w:numPr>
+      </w:pPr>
+      <w:proofErr w:type="spellStart"/>
+      <w:r>
+        <w:t>sp_ПолучитьКнигиАвтора</w:t>
+      </w:r>
+      <w:proofErr w:type="spellEnd"/>
+      <w:r>
+        <w:t xml:space="preserve"> — поиск всех физических экземпляров книг конкретного автора; </w:t>
+      </w:r>
+    </w:p>
+    <w:p>
+      <w:pPr>
+        <w:pStyle w:val="ae"/>
+        <w:numPr>
+          <w:ilvl w:val="0"/>
+          <w:numId w:val="96"/>
+        </w:numPr>
+      </w:pPr>
+      <w:proofErr w:type="spellStart"/>
+      <w:r>
+        <w:t>sp_ПолучитьРесурсыАвтора</w:t>
+      </w:r>
+      <w:proofErr w:type="spellEnd"/>
+      <w:r>
+        <w:t xml:space="preserve"> — вывод всех ресурсов за авторством или в соавторстве; </w:t>
+      </w:r>
+    </w:p>
+    <w:p>
+      <w:pPr>
+        <w:pStyle w:val="ae"/>
+        <w:numPr>
+          <w:ilvl w:val="0"/>
+          <w:numId w:val="96"/>
+        </w:numPr>
+      </w:pPr>
+      <w:proofErr w:type="spellStart"/>
+      <w:r>
+        <w:t>sp_ОформитьВыдачу</w:t>
+      </w:r>
+      <w:proofErr w:type="spellEnd"/>
+      <w:r>
+        <w:t xml:space="preserve"> — оформление выдачи экземпляра книги читателю; </w:t>
+      </w:r>
+    </w:p>
+    <w:p>
+      <w:pPr>
+        <w:pStyle w:val="ae"/>
+        <w:numPr>
+          <w:ilvl w:val="0"/>
+          <w:numId w:val="96"/>
+        </w:numPr>
+      </w:pPr>
+      <w:proofErr w:type="spellStart"/>
+      <w:r>
+        <w:t>sp_АнализПопулярности</w:t>
+      </w:r>
+      <w:proofErr w:type="spellEnd"/>
+      <w:r>
+        <w:t xml:space="preserve"> — статистика популярности ресурсов по количеству выдач.</w:t>
+      </w:r>
+    </w:p>
+    <w:p>
+      <w:pPr>
+        <w:pStyle w:val="2"/>
+      </w:pPr>
+      <w:bookmarkStart w:id="11" w:name="_Toc230200649"/>
+      <w:r>
+        <w:t>3.1 Примеры использования</w:t>
+      </w:r>
+      <w:bookmarkEnd w:id="11"/>
+    </w:p>
+    <w:p>
+      <w:pPr>
+        <w:pStyle w:val="3"/>
+      </w:pPr>
+      <w:bookmarkStart w:id="12" w:name="_Toc230200650"/>
+      <w:r>
+        <w:t xml:space="preserve">3.1.1 </w:t>
+      </w:r>
+      <w:r>
+        <w:t>Получение всех книг конкретного автора</w:t>
+      </w:r>
+      <w:bookmarkEnd w:id="12"/>
+    </w:p>
+    <w:p>
+      <w:pPr>
+        <w:pStyle w:val="a0"/>
+      </w:pPr>
+    </w:p>
+    <w:p>
+      <w:pPr>
+        <w:pStyle w:val="ae"/>
+      </w:pPr>
+      <w:r>
+        <w:t xml:space="preserve">EXEC </w:t>
+      </w:r>
+      <w:proofErr w:type="spellStart"/>
+      <w:r>
+        <w:t>sp_ПолучитьКнигиАвтора</w:t>
+      </w:r>
+      <w:proofErr w:type="spellEnd"/>
+      <w:r>
+        <w:t xml:space="preserve"> @Фамилия = </w:t>
+      </w:r>
+      <w:proofErr w:type="spellStart"/>
+      <w:r>
+        <w:t>N'Толстой</w:t>
+      </w:r>
+      <w:proofErr w:type="spellEnd"/>
+      <w:r>
+        <w:t>';</w:t>
+      </w:r>
+    </w:p>
+    <w:p>
+      <w:pPr>
+        <w:pStyle w:val="ae"/>
+      </w:pPr>
+    </w:p>
+    <w:p>
+      <w:pPr>
+        <w:pStyle w:val="ae"/>
         <w:jc w:val="center"/>
-        <w:rPr>
-          <w:rFonts w:eastAsia="Lucida Sans Unicode"/>
-          <w:kern w:val="2"/>
-        </w:rPr>
-      </w:pPr>
-      <w:r>
-        <w:rPr>
-          <w:rFonts w:eastAsia="Lucida Sans Unicode"/>
-          <w:kern w:val="2"/>
-        </w:rPr>
+      </w:pPr>
+      <w:r>
         <w:drawing>
-          <wp:inline distT="0" distB="0" distL="0" distR="0" wp14:anchorId="6B4CA8ED" wp14:editId="3A9923FA">
-            <wp:extent cx="6299835" cy="3037205"/>
+          <wp:inline distT="0" distB="0" distL="0" distR="0" wp14:anchorId="4C8916FF" wp14:editId="0F465AF2">
+            <wp:extent cx="6299835" cy="1274445"/>
             <wp:effectExtent l="0" t="0" r="0" b="0"/>
-            <wp:docPr id="19" name="Рисунок 19"/>
+            <wp:docPr id="3" name="Рисунок 3"/>
             <wp:cNvGraphicFramePr>
               <a:graphicFrameLocks xmlns:a="http://schemas.openxmlformats.org/drawingml/2006/main" noChangeAspect="1"/>
             </wp:cNvGraphicFramePr>
@@ -2873,6 +3612,718 @@
                   <pic:spPr>
                     <a:xfrm>
                       <a:off x="0" y="0"/>
+                      <a:ext cx="6299835" cy="1274445"/>
+                    </a:xfrm>
+                    <a:prstGeom prst="rect">
+                      <a:avLst/>
+                    </a:prstGeom>
+                  </pic:spPr>
+                </pic:pic>
+              </a:graphicData>
+            </a:graphic>
+          </wp:inline>
+        </w:drawing>
+      </w:r>
+    </w:p>
+    <w:p>
+      <w:pPr>
+        <w:pStyle w:val="ae"/>
+        <w:jc w:val="center"/>
+      </w:pPr>
+      <w:r>
+        <w:t xml:space="preserve">Рисунок 10 — </w:t>
+      </w:r>
+      <w:r>
+        <w:t xml:space="preserve">Результат выполнения процедуры </w:t>
+      </w:r>
+      <w:proofErr w:type="spellStart"/>
+      <w:r>
+        <w:t>sp_ПолучитьКнигиАвтора</w:t>
+      </w:r>
+      <w:proofErr w:type="spellEnd"/>
+    </w:p>
+    <w:p>
+      <w:pPr>
+        <w:pStyle w:val="ae"/>
+      </w:pPr>
+    </w:p>
+    <w:p>
+      <w:pPr>
+        <w:pStyle w:val="3"/>
+      </w:pPr>
+      <w:bookmarkStart w:id="13" w:name="_Toc230200651"/>
+      <w:r>
+        <w:t>3.1.2 Вывод всех ресурсов автора</w:t>
+      </w:r>
+      <w:bookmarkEnd w:id="13"/>
+    </w:p>
+    <w:p>
+      <w:pPr>
+        <w:pStyle w:val="ae"/>
+      </w:pPr>
+      <w:r>
+        <w:t xml:space="preserve">EXEC </w:t>
+      </w:r>
+      <w:proofErr w:type="spellStart"/>
+      <w:r>
+        <w:t>sp_ПолучитьРесурсыАвтора</w:t>
+      </w:r>
+      <w:proofErr w:type="spellEnd"/>
+      <w:r>
+        <w:t xml:space="preserve"> @Фамилия = </w:t>
+      </w:r>
+      <w:proofErr w:type="spellStart"/>
+      <w:r>
+        <w:t>N'Радченко</w:t>
+      </w:r>
+      <w:proofErr w:type="spellEnd"/>
+      <w:r>
+        <w:t>';</w:t>
+      </w:r>
+    </w:p>
+    <w:p>
+      <w:pPr>
+        <w:pStyle w:val="ae"/>
+        <w:jc w:val="center"/>
+      </w:pPr>
+      <w:r>
+        <w:drawing>
+          <wp:inline distT="0" distB="0" distL="0" distR="0" wp14:anchorId="4E73A555" wp14:editId="53CB8D5C">
+            <wp:extent cx="6299835" cy="861060"/>
+            <wp:effectExtent l="0" t="0" r="0" b="0"/>
+            <wp:docPr id="4" name="Рисунок 4"/>
+            <wp:cNvGraphicFramePr>
+              <a:graphicFrameLocks xmlns:a="http://schemas.openxmlformats.org/drawingml/2006/main" noChangeAspect="1"/>
+            </wp:cNvGraphicFramePr>
+            <a:graphic xmlns:a="http://schemas.openxmlformats.org/drawingml/2006/main">
+              <a:graphicData uri="http://schemas.openxmlformats.org/drawingml/2006/picture">
+                <pic:pic xmlns:pic="http://schemas.openxmlformats.org/drawingml/2006/picture">
+                  <pic:nvPicPr>
+                    <pic:cNvPr id="1" name=""/>
+                    <pic:cNvPicPr/>
+                  </pic:nvPicPr>
+                  <pic:blipFill>
+                    <a:blip r:embed="rId19"/>
+                    <a:stretch>
+                      <a:fillRect/>
+                    </a:stretch>
+                  </pic:blipFill>
+                  <pic:spPr>
+                    <a:xfrm>
+                      <a:off x="0" y="0"/>
+                      <a:ext cx="6299835" cy="861060"/>
+                    </a:xfrm>
+                    <a:prstGeom prst="rect">
+                      <a:avLst/>
+                    </a:prstGeom>
+                  </pic:spPr>
+                </pic:pic>
+              </a:graphicData>
+            </a:graphic>
+          </wp:inline>
+        </w:drawing>
+      </w:r>
+    </w:p>
+    <w:p>
+      <w:pPr>
+        <w:pStyle w:val="ae"/>
+        <w:jc w:val="center"/>
+      </w:pPr>
+      <w:r>
+        <w:t xml:space="preserve">Рисунок 11 — Результат выполнения процедуры </w:t>
+      </w:r>
+      <w:proofErr w:type="spellStart"/>
+      <w:r>
+        <w:t>sp_ПолучитьРесурсыАвтора</w:t>
+      </w:r>
+      <w:proofErr w:type="spellEnd"/>
+      <w:r>
+        <w:t>.</w:t>
+      </w:r>
+    </w:p>
+    <w:p>
+      <w:pPr>
+        <w:pStyle w:val="ae"/>
+      </w:pPr>
+    </w:p>
+    <w:p>
+      <w:pPr>
+        <w:pStyle w:val="3"/>
+      </w:pPr>
+      <w:bookmarkStart w:id="14" w:name="_Toc230200652"/>
+      <w:r>
+        <w:t xml:space="preserve">3.1.3 </w:t>
+      </w:r>
+      <w:r>
+        <w:t>Оформление выдачи экземпляра</w:t>
+      </w:r>
+      <w:bookmarkEnd w:id="14"/>
+    </w:p>
+    <w:p>
+      <w:pPr>
+        <w:pStyle w:val="ae"/>
+      </w:pPr>
+      <w:r>
+        <w:t xml:space="preserve">EXEC </w:t>
+      </w:r>
+      <w:proofErr w:type="spellStart"/>
+      <w:r>
+        <w:t>sp_ОформитьВыдачу</w:t>
+      </w:r>
+      <w:proofErr w:type="spellEnd"/>
+      <w:r>
+        <w:t xml:space="preserve"> </w:t>
+      </w:r>
+    </w:p>
+    <w:p>
+      <w:pPr>
+        <w:pStyle w:val="ae"/>
+      </w:pPr>
+      <w:r>
+        <w:t xml:space="preserve">    @id_Экземпляр = 4,</w:t>
+      </w:r>
+    </w:p>
+    <w:p>
+      <w:pPr>
+        <w:pStyle w:val="ae"/>
+      </w:pPr>
+      <w:r>
+        <w:t xml:space="preserve">    @id_Читатель = 1,</w:t>
+      </w:r>
+    </w:p>
+    <w:p>
+      <w:pPr>
+        <w:pStyle w:val="ae"/>
+      </w:pPr>
+      <w:r>
+        <w:t xml:space="preserve">    @id_Сотрудник = 2,</w:t>
+      </w:r>
+    </w:p>
+    <w:p>
+      <w:pPr>
+        <w:pStyle w:val="ae"/>
+        <w:rPr>
+          <w:lang w:val="en-US"/>
+        </w:rPr>
+      </w:pPr>
+      <w:r>
+        <w:t xml:space="preserve">    @КоличествоДней = 14;</w:t>
+      </w:r>
+    </w:p>
+    <w:p>
+      <w:pPr>
+        <w:pStyle w:val="ae"/>
+        <w:jc w:val="center"/>
+        <w:rPr>
+          <w:lang w:val="en-US"/>
+        </w:rPr>
+      </w:pPr>
+      <w:r>
+        <w:rPr>
+          <w:noProof/>
+          <w:lang w:val="en-US"/>
+        </w:rPr>
+        <w:drawing>
+          <wp:inline distT="0" distB="0" distL="0" distR="0" wp14:anchorId="672BE043" wp14:editId="08968BAA">
+            <wp:extent cx="6292215" cy="3874770"/>
+            <wp:effectExtent l="0" t="0" r="0" b="0"/>
+            <wp:docPr id="11" name="Рисунок 11"/>
+            <wp:cNvGraphicFramePr>
+              <a:graphicFrameLocks xmlns:a="http://schemas.openxmlformats.org/drawingml/2006/main" noChangeAspect="1"/>
+            </wp:cNvGraphicFramePr>
+            <a:graphic xmlns:a="http://schemas.openxmlformats.org/drawingml/2006/main">
+              <a:graphicData uri="http://schemas.openxmlformats.org/drawingml/2006/picture">
+                <pic:pic xmlns:pic="http://schemas.openxmlformats.org/drawingml/2006/picture">
+                  <pic:nvPicPr>
+                    <pic:cNvPr id="0" name="Picture 106"/>
+                    <pic:cNvPicPr>
+                      <a:picLocks noChangeAspect="1" noChangeArrowheads="1"/>
+                    </pic:cNvPicPr>
+                  </pic:nvPicPr>
+                  <pic:blipFill>
+                    <a:blip r:embed="rId20">
+                      <a:extLst>
+                        <a:ext uri="{28A0092B-C50C-407E-A947-70E740481C1C}">
+                          <a14:useLocalDpi xmlns:a14="http://schemas.microsoft.com/office/drawing/2010/main" val="0"/>
+                        </a:ext>
+                      </a:extLst>
+                    </a:blip>
+                    <a:srcRect/>
+                    <a:stretch>
+                      <a:fillRect/>
+                    </a:stretch>
+                  </pic:blipFill>
+                  <pic:spPr bwMode="auto">
+                    <a:xfrm>
+                      <a:off x="0" y="0"/>
+                      <a:ext cx="6292215" cy="3874770"/>
+                    </a:xfrm>
+                    <a:prstGeom prst="rect">
+                      <a:avLst/>
+                    </a:prstGeom>
+                    <a:noFill/>
+                    <a:ln>
+                      <a:noFill/>
+                    </a:ln>
+                  </pic:spPr>
+                </pic:pic>
+              </a:graphicData>
+            </a:graphic>
+          </wp:inline>
+        </w:drawing>
+      </w:r>
+    </w:p>
+    <w:p>
+      <w:pPr>
+        <w:pStyle w:val="ae"/>
+        <w:jc w:val="center"/>
+      </w:pPr>
+      <w:r>
+        <w:t xml:space="preserve">Рисунок 12 — </w:t>
+      </w:r>
+      <w:r>
+        <w:t xml:space="preserve">Результат выполнения процедуры </w:t>
+      </w:r>
+      <w:proofErr w:type="spellStart"/>
+      <w:r>
+        <w:t>sp_ОформитьВыдачу</w:t>
+      </w:r>
+      <w:proofErr w:type="spellEnd"/>
+    </w:p>
+    <w:p>
+      <w:pPr>
+        <w:pStyle w:val="ae"/>
+      </w:pPr>
+    </w:p>
+    <w:p>
+      <w:pPr>
+        <w:pStyle w:val="3"/>
+      </w:pPr>
+      <w:bookmarkStart w:id="15" w:name="_Toc230200653"/>
+      <w:r>
+        <w:t xml:space="preserve">3.1.4 </w:t>
+      </w:r>
+      <w:r>
+        <w:t>Анализ популярности ресурсов</w:t>
+      </w:r>
+      <w:bookmarkEnd w:id="15"/>
+    </w:p>
+    <w:p>
+      <w:pPr>
+        <w:pStyle w:val="ae"/>
+      </w:pPr>
+      <w:r>
+        <w:t xml:space="preserve">EXEC </w:t>
+      </w:r>
+      <w:proofErr w:type="spellStart"/>
+      <w:r>
+        <w:t>sp_АнализПопулярности</w:t>
+      </w:r>
+      <w:proofErr w:type="spellEnd"/>
+      <w:r>
+        <w:t>;</w:t>
+      </w:r>
+    </w:p>
+    <w:p>
+      <w:pPr>
+        <w:pStyle w:val="ae"/>
+        <w:jc w:val="center"/>
+      </w:pPr>
+      <w:r>
+        <w:drawing>
+          <wp:inline distT="0" distB="0" distL="0" distR="0" wp14:anchorId="6B657299" wp14:editId="2DEA5430">
+            <wp:extent cx="6201640" cy="2848373"/>
+            <wp:effectExtent l="0" t="0" r="0" b="9525"/>
+            <wp:docPr id="14" name="Рисунок 14"/>
+            <wp:cNvGraphicFramePr>
+              <a:graphicFrameLocks xmlns:a="http://schemas.openxmlformats.org/drawingml/2006/main" noChangeAspect="1"/>
+            </wp:cNvGraphicFramePr>
+            <a:graphic xmlns:a="http://schemas.openxmlformats.org/drawingml/2006/main">
+              <a:graphicData uri="http://schemas.openxmlformats.org/drawingml/2006/picture">
+                <pic:pic xmlns:pic="http://schemas.openxmlformats.org/drawingml/2006/picture">
+                  <pic:nvPicPr>
+                    <pic:cNvPr id="1" name=""/>
+                    <pic:cNvPicPr/>
+                  </pic:nvPicPr>
+                  <pic:blipFill>
+                    <a:blip r:embed="rId21"/>
+                    <a:stretch>
+                      <a:fillRect/>
+                    </a:stretch>
+                  </pic:blipFill>
+                  <pic:spPr>
+                    <a:xfrm>
+                      <a:off x="0" y="0"/>
+                      <a:ext cx="6201640" cy="2848373"/>
+                    </a:xfrm>
+                    <a:prstGeom prst="rect">
+                      <a:avLst/>
+                    </a:prstGeom>
+                  </pic:spPr>
+                </pic:pic>
+              </a:graphicData>
+            </a:graphic>
+          </wp:inline>
+        </w:drawing>
+      </w:r>
+    </w:p>
+    <w:p>
+      <w:pPr>
+        <w:pStyle w:val="ae"/>
+        <w:jc w:val="center"/>
+      </w:pPr>
+      <w:r>
+        <w:t xml:space="preserve">Рисунок 13 — </w:t>
+      </w:r>
+      <w:r>
+        <w:t xml:space="preserve">Результат выполнения процедуры </w:t>
+      </w:r>
+      <w:proofErr w:type="spellStart"/>
+      <w:r>
+        <w:t>sp_АнализПопулярности</w:t>
+      </w:r>
+      <w:proofErr w:type="spellEnd"/>
+    </w:p>
+    <w:p>
+      <w:pPr>
+        <w:pStyle w:val="ae"/>
+      </w:pPr>
+    </w:p>
+    <w:p>
+      <w:pPr>
+        <w:pStyle w:val="3"/>
+      </w:pPr>
+      <w:bookmarkStart w:id="16" w:name="_Toc230200654"/>
+      <w:r>
+        <w:t xml:space="preserve">3.1.5 </w:t>
+      </w:r>
+      <w:r>
+        <w:t>Просмотр доступных экземпляров</w:t>
+      </w:r>
+      <w:bookmarkEnd w:id="16"/>
+    </w:p>
+    <w:p>
+      <w:pPr>
+        <w:pStyle w:val="ae"/>
+      </w:pPr>
+      <w:r>
+        <w:t xml:space="preserve">SELECT * FROM </w:t>
+      </w:r>
+      <w:proofErr w:type="spellStart"/>
+      <w:r>
+        <w:t>vw_ДоступныеЭкземпляры</w:t>
+      </w:r>
+      <w:proofErr w:type="spellEnd"/>
+      <w:r>
+        <w:t>;</w:t>
+      </w:r>
+    </w:p>
+    <w:p>
+      <w:pPr>
+        <w:pStyle w:val="ae"/>
+        <w:jc w:val="center"/>
+      </w:pPr>
+      <w:r>
+        <w:drawing>
+          <wp:inline distT="0" distB="0" distL="0" distR="0" wp14:anchorId="0BA58CC7" wp14:editId="2E2970BB">
+            <wp:extent cx="6299835" cy="1624965"/>
+            <wp:effectExtent l="0" t="0" r="0" b="0"/>
+            <wp:docPr id="25" name="Рисунок 25"/>
+            <wp:cNvGraphicFramePr>
+              <a:graphicFrameLocks xmlns:a="http://schemas.openxmlformats.org/drawingml/2006/main" noChangeAspect="1"/>
+            </wp:cNvGraphicFramePr>
+            <a:graphic xmlns:a="http://schemas.openxmlformats.org/drawingml/2006/main">
+              <a:graphicData uri="http://schemas.openxmlformats.org/drawingml/2006/picture">
+                <pic:pic xmlns:pic="http://schemas.openxmlformats.org/drawingml/2006/picture">
+                  <pic:nvPicPr>
+                    <pic:cNvPr id="1" name=""/>
+                    <pic:cNvPicPr/>
+                  </pic:nvPicPr>
+                  <pic:blipFill>
+                    <a:blip r:embed="rId22"/>
+                    <a:stretch>
+                      <a:fillRect/>
+                    </a:stretch>
+                  </pic:blipFill>
+                  <pic:spPr>
+                    <a:xfrm>
+                      <a:off x="0" y="0"/>
+                      <a:ext cx="6299835" cy="1624965"/>
+                    </a:xfrm>
+                    <a:prstGeom prst="rect">
+                      <a:avLst/>
+                    </a:prstGeom>
+                  </pic:spPr>
+                </pic:pic>
+              </a:graphicData>
+            </a:graphic>
+          </wp:inline>
+        </w:drawing>
+      </w:r>
+    </w:p>
+    <w:p>
+      <w:pPr>
+        <w:pStyle w:val="ae"/>
+        <w:jc w:val="center"/>
+      </w:pPr>
+      <w:r>
+        <w:t xml:space="preserve">Рисунок 14 — Выборка данных из представления </w:t>
+      </w:r>
+      <w:proofErr w:type="spellStart"/>
+      <w:r>
+        <w:t>vw_ДоступныеЭкземпляры</w:t>
+      </w:r>
+      <w:proofErr w:type="spellEnd"/>
+    </w:p>
+    <w:p>
+      <w:pPr>
+        <w:pStyle w:val="ae"/>
+      </w:pPr>
+    </w:p>
+    <w:p>
+      <w:pPr>
+        <w:pStyle w:val="3"/>
+      </w:pPr>
+      <w:bookmarkStart w:id="17" w:name="_Toc230200655"/>
+      <w:r>
+        <w:t xml:space="preserve">3.1.6 </w:t>
+      </w:r>
+      <w:r>
+        <w:t>Поиск ресурсов в каталоге</w:t>
+      </w:r>
+      <w:bookmarkEnd w:id="17"/>
+    </w:p>
+    <w:p>
+      <w:pPr>
+        <w:pStyle w:val="ae"/>
+      </w:pPr>
+      <w:r>
+        <w:t xml:space="preserve">SELECT * FROM </w:t>
+      </w:r>
+      <w:proofErr w:type="spellStart"/>
+      <w:r>
+        <w:t>vw_ПоискВКаталоге</w:t>
+      </w:r>
+      <w:proofErr w:type="spellEnd"/>
+      <w:r>
+        <w:t xml:space="preserve"> WHERE Книга LIKE </w:t>
+      </w:r>
+      <w:proofErr w:type="spellStart"/>
+      <w:r>
+        <w:t>N'%Война</w:t>
+      </w:r>
+      <w:proofErr w:type="spellEnd"/>
+      <w:r>
+        <w:t>%';</w:t>
+      </w:r>
+    </w:p>
+    <w:p>
+      <w:pPr>
+        <w:pStyle w:val="ae"/>
+        <w:jc w:val="center"/>
+      </w:pPr>
+      <w:r>
+        <w:drawing>
+          <wp:inline distT="0" distB="0" distL="0" distR="0" wp14:anchorId="029E9753" wp14:editId="1089F759">
+            <wp:extent cx="6299835" cy="1311910"/>
+            <wp:effectExtent l="0" t="0" r="0" b="0"/>
+            <wp:docPr id="26" name="Рисунок 26"/>
+            <wp:cNvGraphicFramePr>
+              <a:graphicFrameLocks xmlns:a="http://schemas.openxmlformats.org/drawingml/2006/main" noChangeAspect="1"/>
+            </wp:cNvGraphicFramePr>
+            <a:graphic xmlns:a="http://schemas.openxmlformats.org/drawingml/2006/main">
+              <a:graphicData uri="http://schemas.openxmlformats.org/drawingml/2006/picture">
+                <pic:pic xmlns:pic="http://schemas.openxmlformats.org/drawingml/2006/picture">
+                  <pic:nvPicPr>
+                    <pic:cNvPr id="1" name=""/>
+                    <pic:cNvPicPr/>
+                  </pic:nvPicPr>
+                  <pic:blipFill>
+                    <a:blip r:embed="rId23"/>
+                    <a:stretch>
+                      <a:fillRect/>
+                    </a:stretch>
+                  </pic:blipFill>
+                  <pic:spPr>
+                    <a:xfrm>
+                      <a:off x="0" y="0"/>
+                      <a:ext cx="6299835" cy="1311910"/>
+                    </a:xfrm>
+                    <a:prstGeom prst="rect">
+                      <a:avLst/>
+                    </a:prstGeom>
+                  </pic:spPr>
+                </pic:pic>
+              </a:graphicData>
+            </a:graphic>
+          </wp:inline>
+        </w:drawing>
+      </w:r>
+    </w:p>
+    <w:p>
+      <w:pPr>
+        <w:pStyle w:val="ae"/>
+        <w:jc w:val="center"/>
+      </w:pPr>
+      <w:r>
+        <w:t xml:space="preserve">Рисунок 15 — Выборка данных из представления </w:t>
+      </w:r>
+      <w:proofErr w:type="spellStart"/>
+      <w:r>
+        <w:t>vw_ПоискВКаталоге</w:t>
+      </w:r>
+      <w:proofErr w:type="spellEnd"/>
+    </w:p>
+    <w:p>
+      <w:pPr>
+        <w:pStyle w:val="a0"/>
+      </w:pPr>
+      <w:r>
+        <w:br w:type="page"/>
+      </w:r>
+    </w:p>
+    <w:p>
+      <w:pPr>
+        <w:pStyle w:val="1"/>
+      </w:pPr>
+      <w:bookmarkStart w:id="18" w:name="_Toc230200656"/>
+      <w:r>
+        <w:t>4</w:t>
+      </w:r>
+      <w:r>
+        <w:t xml:space="preserve"> </w:t>
+      </w:r>
+      <w:r>
+        <w:t>РЕЗЕРВНОЕ КОПИРОВАНИЕ И ВОССТАНОВЛЕНИЕ</w:t>
+      </w:r>
+      <w:bookmarkEnd w:id="18"/>
+    </w:p>
+    <w:p/>
+    <w:p>
+      <w:pPr>
+        <w:spacing w:line="360" w:lineRule="auto"/>
+        <w:jc w:val="both"/>
+        <w:rPr>
+          <w:rFonts w:eastAsia="Lucida Sans Unicode"/>
+          <w:kern w:val="2"/>
+        </w:rPr>
+      </w:pPr>
+      <w:r>
+        <w:rPr>
+          <w:rFonts w:eastAsia="Lucida Sans Unicode"/>
+          <w:kern w:val="2"/>
+        </w:rPr>
+        <w:t>Резервное копирование базы данных выполняется средствами Microsoft SQL Server Management Studio.</w:t>
+      </w:r>
+    </w:p>
+    <w:p>
+      <w:pPr>
+        <w:spacing w:line="360" w:lineRule="auto"/>
+        <w:jc w:val="both"/>
+        <w:rPr>
+          <w:rFonts w:eastAsia="Lucida Sans Unicode"/>
+          <w:kern w:val="2"/>
+        </w:rPr>
+      </w:pPr>
+      <w:r>
+        <w:rPr>
+          <w:rFonts w:eastAsia="Lucida Sans Unicode"/>
+          <w:kern w:val="2"/>
+        </w:rPr>
+        <w:t>Для создания резервной копии базы данных необходимо выполнить следующие действия:</w:t>
+      </w:r>
+    </w:p>
+    <w:p>
+      <w:pPr>
+        <w:numPr>
+          <w:ilvl w:val="0"/>
+          <w:numId w:val="87"/>
+        </w:numPr>
+        <w:spacing w:line="360" w:lineRule="auto"/>
+        <w:jc w:val="both"/>
+        <w:rPr>
+          <w:rFonts w:eastAsia="Lucida Sans Unicode"/>
+          <w:kern w:val="2"/>
+        </w:rPr>
+      </w:pPr>
+      <w:r>
+        <w:rPr>
+          <w:rFonts w:eastAsia="Lucida Sans Unicode"/>
+          <w:kern w:val="2"/>
+        </w:rPr>
+        <w:t>В обозревателе объектов выбрать базу данных, нажать правой кнопкой мыши и</w:t>
+      </w:r>
+      <w:r>
+        <w:rPr>
+          <w:rFonts w:eastAsia="Lucida Sans Unicode"/>
+          <w:kern w:val="2"/>
+        </w:rPr>
+        <w:t xml:space="preserve"> навести на Задачи, в появившемся меню </w:t>
+      </w:r>
+      <w:proofErr w:type="gramStart"/>
+      <w:r>
+        <w:rPr>
+          <w:rFonts w:eastAsia="Lucida Sans Unicode"/>
+          <w:kern w:val="2"/>
+        </w:rPr>
+        <w:t>выбрать</w:t>
+      </w:r>
+      <w:proofErr w:type="gramEnd"/>
+      <w:r>
+        <w:rPr>
+          <w:rFonts w:eastAsia="Lucida Sans Unicode"/>
+          <w:kern w:val="2"/>
+        </w:rPr>
+        <w:t xml:space="preserve"> Создать резервную копию</w:t>
+      </w:r>
+      <w:r>
+        <w:rPr>
+          <w:rFonts w:eastAsia="Lucida Sans Unicode"/>
+          <w:kern w:val="2"/>
+        </w:rPr>
+        <w:t>:</w:t>
+      </w:r>
+    </w:p>
+    <w:p>
+      <w:pPr>
+        <w:spacing w:line="360" w:lineRule="auto"/>
+        <w:ind w:left="360"/>
+        <w:jc w:val="center"/>
+        <w:rPr>
+          <w:rFonts w:eastAsia="Lucida Sans Unicode"/>
+          <w:kern w:val="2"/>
+        </w:rPr>
+      </w:pPr>
+      <w:r>
+        <w:rPr>
+          <w:rFonts w:eastAsia="Lucida Sans Unicode"/>
+          <w:noProof/>
+          <w:kern w:val="2"/>
+        </w:rPr>
+        <w:drawing>
+          <wp:inline distT="0" distB="0" distL="0" distR="0" wp14:anchorId="6B4CA8ED" wp14:editId="3A9923FA">
+            <wp:extent cx="6299835" cy="3037205"/>
+            <wp:effectExtent l="0" t="0" r="0" b="0"/>
+            <wp:docPr id="19" name="Рисунок 19"/>
+            <wp:cNvGraphicFramePr>
+              <a:graphicFrameLocks xmlns:a="http://schemas.openxmlformats.org/drawingml/2006/main" noChangeAspect="1"/>
+            </wp:cNvGraphicFramePr>
+            <a:graphic xmlns:a="http://schemas.openxmlformats.org/drawingml/2006/main">
+              <a:graphicData uri="http://schemas.openxmlformats.org/drawingml/2006/picture">
+                <pic:pic xmlns:pic="http://schemas.openxmlformats.org/drawingml/2006/picture">
+                  <pic:nvPicPr>
+                    <pic:cNvPr id="1" name=""/>
+                    <pic:cNvPicPr/>
+                  </pic:nvPicPr>
+                  <pic:blipFill>
+                    <a:blip r:embed="rId24"/>
+                    <a:stretch>
+                      <a:fillRect/>
+                    </a:stretch>
+                  </pic:blipFill>
+                  <pic:spPr>
+                    <a:xfrm>
+                      <a:off x="0" y="0"/>
                       <a:ext cx="6299835" cy="3037205"/>
                     </a:xfrm>
                     <a:prstGeom prst="rect">
@@ -2900,7 +4351,21 @@
           <w:rFonts w:eastAsia="Lucida Sans Unicode"/>
           <w:kern w:val="2"/>
         </w:rPr>
-        <w:t>Рисунок 11 — Открытие окна создания резервной копии базы данных.</w:t>
+        <w:t>Рисунок 1</w:t>
+      </w:r>
+      <w:r>
+        <w:rPr>
+          <w:rFonts w:eastAsia="Lucida Sans Unicode"/>
+          <w:kern w:val="2"/>
+        </w:rPr>
+        <w:t>6</w:t>
+      </w:r>
+      <w:r>
+        <w:rPr>
+          <w:rFonts w:eastAsia="Lucida Sans Unicode"/>
+          <w:kern w:val="2"/>
+        </w:rPr>
+        <w:t xml:space="preserve"> — Открытие окна создания резервной копии базы данных.</w:t>
       </w:r>
     </w:p>
     <w:p>
@@ -2964,6 +4429,7 @@
       <w:r>
         <w:rPr>
           <w:rFonts w:eastAsia="Lucida Sans Unicode"/>
+          <w:noProof/>
           <w:kern w:val="2"/>
         </w:rPr>
         <w:drawing>
@@ -2982,7 +4448,7 @@
                     <pic:cNvPicPr/>
                   </pic:nvPicPr>
                   <pic:blipFill>
-                    <a:blip r:embed="rId19">
+                    <a:blip r:embed="rId25">
                       <a:extLst>
                         <a:ext uri="{28A0092B-C50C-407E-A947-70E740481C1C}">
                           <a14:useLocalDpi xmlns:a14="http://schemas.microsoft.com/office/drawing/2010/main" val="0"/>
@@ -3023,7 +4489,21 @@
           <w:rFonts w:eastAsia="Lucida Sans Unicode"/>
           <w:kern w:val="2"/>
         </w:rPr>
-        <w:t>Рисунок 12 — Настройка параметров резервного копирования.</w:t>
+        <w:t>Рисунок 1</w:t>
+      </w:r>
+      <w:r>
+        <w:rPr>
+          <w:rFonts w:eastAsia="Lucida Sans Unicode"/>
+          <w:kern w:val="2"/>
+        </w:rPr>
+        <w:t>7</w:t>
+      </w:r>
+      <w:r>
+        <w:rPr>
+          <w:rFonts w:eastAsia="Lucida Sans Unicode"/>
+          <w:kern w:val="2"/>
+        </w:rPr>
+        <w:t xml:space="preserve"> — Настройка параметров резервного копирования.</w:t>
       </w:r>
     </w:p>
     <w:p>
@@ -3092,6 +4572,7 @@
       <w:r>
         <w:rPr>
           <w:rFonts w:eastAsia="Lucida Sans Unicode"/>
+          <w:noProof/>
           <w:kern w:val="2"/>
         </w:rPr>
         <w:drawing>
@@ -3110,7 +4591,7 @@
                     <pic:cNvPicPr/>
                   </pic:nvPicPr>
                   <pic:blipFill>
-                    <a:blip r:embed="rId20"/>
+                    <a:blip r:embed="rId26"/>
                     <a:stretch>
                       <a:fillRect/>
                     </a:stretch>
@@ -3145,7 +4626,21 @@
           <w:rFonts w:eastAsia="Lucida Sans Unicode"/>
           <w:kern w:val="2"/>
         </w:rPr>
-        <w:t>Рисунок 13 — Выбор расположения файла резервной копии.</w:t>
+        <w:t>Рисунок 1</w:t>
+      </w:r>
+      <w:r>
+        <w:rPr>
+          <w:rFonts w:eastAsia="Lucida Sans Unicode"/>
+          <w:kern w:val="2"/>
+        </w:rPr>
+        <w:t>8</w:t>
+      </w:r>
+      <w:r>
+        <w:rPr>
+          <w:rFonts w:eastAsia="Lucida Sans Unicode"/>
+          <w:kern w:val="2"/>
+        </w:rPr>
+        <w:t xml:space="preserve"> — Выбор расположения файла резервной копии.</w:t>
       </w:r>
     </w:p>
     <w:p>
@@ -3189,6 +4684,7 @@
       <w:r>
         <w:rPr>
           <w:rFonts w:eastAsia="Lucida Sans Unicode"/>
+          <w:noProof/>
           <w:kern w:val="2"/>
         </w:rPr>
         <w:drawing>
@@ -3207,7 +4703,7 @@
                     <pic:cNvPicPr/>
                   </pic:nvPicPr>
                   <pic:blipFill>
-                    <a:blip r:embed="rId21"/>
+                    <a:blip r:embed="rId27"/>
                     <a:stretch>
                       <a:fillRect/>
                     </a:stretch>
@@ -3242,7 +4738,21 @@
           <w:rFonts w:eastAsia="Lucida Sans Unicode"/>
           <w:kern w:val="2"/>
         </w:rPr>
-        <w:t>Рисунок 14 — Успешное создание резервной копии базы данных.</w:t>
+        <w:t>Рисунок 1</w:t>
+      </w:r>
+      <w:r>
+        <w:rPr>
+          <w:rFonts w:eastAsia="Lucida Sans Unicode"/>
+          <w:kern w:val="2"/>
+        </w:rPr>
+        <w:t>9</w:t>
+      </w:r>
+      <w:r>
+        <w:rPr>
+          <w:rFonts w:eastAsia="Lucida Sans Unicode"/>
+          <w:kern w:val="2"/>
+        </w:rPr>
+        <w:t xml:space="preserve"> — Успешное создание резервной копии базы данных.</w:t>
       </w:r>
     </w:p>
     <w:p>
@@ -3329,6 +4839,7 @@
       <w:r>
         <w:rPr>
           <w:rFonts w:eastAsia="Lucida Sans Unicode"/>
+          <w:noProof/>
           <w:kern w:val="2"/>
         </w:rPr>
         <w:drawing>
@@ -3347,7 +4858,7 @@
                     <pic:cNvPicPr/>
                   </pic:nvPicPr>
                   <pic:blipFill>
-                    <a:blip r:embed="rId22"/>
+                    <a:blip r:embed="rId28"/>
                     <a:stretch>
                       <a:fillRect/>
                     </a:stretch>
@@ -3382,7 +4893,21 @@
           <w:rFonts w:eastAsia="Lucida Sans Unicode"/>
           <w:kern w:val="2"/>
         </w:rPr>
-        <w:t>Рисунок 15 — Открытие окна восстановления базы данных.</w:t>
+        <w:t xml:space="preserve">Рисунок </w:t>
+      </w:r>
+      <w:r>
+        <w:rPr>
+          <w:rFonts w:eastAsia="Lucida Sans Unicode"/>
+          <w:kern w:val="2"/>
+        </w:rPr>
+        <w:t>20</w:t>
+      </w:r>
+      <w:r>
+        <w:rPr>
+          <w:rFonts w:eastAsia="Lucida Sans Unicode"/>
+          <w:kern w:val="2"/>
+        </w:rPr>
+        <w:t xml:space="preserve"> — Открытие окна восстановления базы данных.</w:t>
       </w:r>
     </w:p>
     <w:p>
@@ -3435,6 +4960,7 @@
       <w:r>
         <w:rPr>
           <w:rFonts w:eastAsia="Lucida Sans Unicode"/>
+          <w:noProof/>
           <w:kern w:val="2"/>
         </w:rPr>
         <w:drawing>
@@ -3453,7 +4979,7 @@
                     <pic:cNvPicPr/>
                   </pic:nvPicPr>
                   <pic:blipFill>
-                    <a:blip r:embed="rId23"/>
+                    <a:blip r:embed="rId29"/>
                     <a:stretch>
                       <a:fillRect/>
                     </a:stretch>
@@ -3488,7 +5014,21 @@
           <w:rFonts w:eastAsia="Lucida Sans Unicode"/>
           <w:kern w:val="2"/>
         </w:rPr>
-        <w:t>Рисунок 16 — Выбор файла резервной копии базы данных.</w:t>
+        <w:t xml:space="preserve">Рисунок </w:t>
+      </w:r>
+      <w:r>
+        <w:rPr>
+          <w:rFonts w:eastAsia="Lucida Sans Unicode"/>
+          <w:kern w:val="2"/>
+        </w:rPr>
+        <w:t>21</w:t>
+      </w:r>
+      <w:r>
+        <w:rPr>
+          <w:rFonts w:eastAsia="Lucida Sans Unicode"/>
+          <w:kern w:val="2"/>
+        </w:rPr>
+        <w:t xml:space="preserve"> — Выбор файла резервной копии базы данных.</w:t>
       </w:r>
     </w:p>
     <w:p>
@@ -3525,6 +5065,7 @@
       <w:r>
         <w:rPr>
           <w:rFonts w:eastAsia="Lucida Sans Unicode"/>
+          <w:noProof/>
           <w:kern w:val="2"/>
         </w:rPr>
         <w:drawing>
@@ -3543,7 +5084,7 @@
                     <pic:cNvPicPr/>
                   </pic:nvPicPr>
                   <pic:blipFill>
-                    <a:blip r:embed="rId24"/>
+                    <a:blip r:embed="rId30"/>
                     <a:stretch>
                       <a:fillRect/>
                     </a:stretch>
@@ -3578,7 +5119,21 @@
           <w:rFonts w:eastAsia="Lucida Sans Unicode"/>
           <w:kern w:val="2"/>
         </w:rPr>
-        <w:t>Рисунок 17 — Восстановление базы данных средствами Microsoft SQL Server Management Studio.</w:t>
+        <w:t xml:space="preserve">Рисунок </w:t>
+      </w:r>
+      <w:r>
+        <w:rPr>
+          <w:rFonts w:eastAsia="Lucida Sans Unicode"/>
+          <w:kern w:val="2"/>
+        </w:rPr>
+        <w:t>22</w:t>
+      </w:r>
+      <w:r>
+        <w:rPr>
+          <w:rFonts w:eastAsia="Lucida Sans Unicode"/>
+          <w:kern w:val="2"/>
+        </w:rPr>
+        <w:t xml:space="preserve"> — Восстановление базы данных средствами Microsoft SQL Server Management Studio.</w:t>
       </w:r>
     </w:p>
     <w:p>
@@ -3610,9 +5165,9 @@
     </w:p>
     <w:p/>
     <w:sectPr>
-      <w:headerReference w:type="default" r:id="rId25"/>
-      <w:footerReference w:type="default" r:id="rId26"/>
-      <w:footerReference w:type="first" r:id="rId27"/>
+      <w:headerReference w:type="default" r:id="rId31"/>
+      <w:footerReference w:type="default" r:id="rId32"/>
+      <w:footerReference w:type="first" r:id="rId33"/>
       <w:pgSz w:w="11906" w:h="16838"/>
       <w:pgMar w:top="1418" w:right="567" w:bottom="851" w:left="1418" w:header="708" w:footer="708" w:gutter="0"/>
       <w:cols w:space="720"/>
@@ -4553,6 +6108,119 @@
     </w:lvl>
   </w:abstractNum>
   <w:abstractNum w:abstractNumId="7" w15:restartNumberingAfterBreak="0">
+    <w:nsid w:val="06326BF4"/>
+    <w:multiLevelType w:val="hybridMultilevel"/>
+    <w:tmpl w:val="632C2EB8"/>
+    <w:lvl w:ilvl="0" w:tplc="04190001">
+      <w:start w:val="1"/>
+      <w:numFmt w:val="bullet"/>
+      <w:lvlText w:val=""/>
+      <w:lvlJc w:val="left"/>
+      <w:pPr>
+        <w:ind w:left="720" w:hanging="360"/>
+      </w:pPr>
+      <w:rPr>
+        <w:rFonts w:ascii="Symbol" w:hAnsi="Symbol" w:hint="default"/>
+      </w:rPr>
+    </w:lvl>
+    <w:lvl w:ilvl="1" w:tplc="04190003" w:tentative="1">
+      <w:start w:val="1"/>
+      <w:numFmt w:val="bullet"/>
+      <w:lvlText w:val="o"/>
+      <w:lvlJc w:val="left"/>
+      <w:pPr>
+        <w:ind w:left="1440" w:hanging="360"/>
+      </w:pPr>
+      <w:rPr>
+        <w:rFonts w:ascii="Courier New" w:hAnsi="Courier New" w:cs="Courier New" w:hint="default"/>
+      </w:rPr>
+    </w:lvl>
+    <w:lvl w:ilvl="2" w:tplc="04190005" w:tentative="1">
+      <w:start w:val="1"/>
+      <w:numFmt w:val="bullet"/>
+      <w:lvlText w:val=""/>
+      <w:lvlJc w:val="left"/>
+      <w:pPr>
+        <w:ind w:left="2160" w:hanging="360"/>
+      </w:pPr>
+      <w:rPr>
+        <w:rFonts w:ascii="Wingdings" w:hAnsi="Wingdings" w:hint="default"/>
+      </w:rPr>
+    </w:lvl>
+    <w:lvl w:ilvl="3" w:tplc="04190001" w:tentative="1">
+      <w:start w:val="1"/>
+      <w:numFmt w:val="bullet"/>
+      <w:lvlText w:val=""/>
+      <w:lvlJc w:val="left"/>
+      <w:pPr>
+        <w:ind w:left="2880" w:hanging="360"/>
+      </w:pPr>
+      <w:rPr>
+        <w:rFonts w:ascii="Symbol" w:hAnsi="Symbol" w:hint="default"/>
+      </w:rPr>
+    </w:lvl>
+    <w:lvl w:ilvl="4" w:tplc="04190003" w:tentative="1">
+      <w:start w:val="1"/>
+      <w:numFmt w:val="bullet"/>
+      <w:lvlText w:val="o"/>
+      <w:lvlJc w:val="left"/>
+      <w:pPr>
+        <w:ind w:left="3600" w:hanging="360"/>
+      </w:pPr>
+      <w:rPr>
+        <w:rFonts w:ascii="Courier New" w:hAnsi="Courier New" w:cs="Courier New" w:hint="default"/>
+      </w:rPr>
+    </w:lvl>
+    <w:lvl w:ilvl="5" w:tplc="04190005" w:tentative="1">
+      <w:start w:val="1"/>
+      <w:numFmt w:val="bullet"/>
+      <w:lvlText w:val=""/>
+      <w:lvlJc w:val="left"/>
+      <w:pPr>
+        <w:ind w:left="4320" w:hanging="360"/>
+      </w:pPr>
+      <w:rPr>
+        <w:rFonts w:ascii="Wingdings" w:hAnsi="Wingdings" w:hint="default"/>
+      </w:rPr>
+    </w:lvl>
+    <w:lvl w:ilvl="6" w:tplc="04190001" w:tentative="1">
+      <w:start w:val="1"/>
+      <w:numFmt w:val="bullet"/>
+      <w:lvlText w:val=""/>
+      <w:lvlJc w:val="left"/>
+      <w:pPr>
+        <w:ind w:left="5040" w:hanging="360"/>
+      </w:pPr>
+      <w:rPr>
+        <w:rFonts w:ascii="Symbol" w:hAnsi="Symbol" w:hint="default"/>
+      </w:rPr>
+    </w:lvl>
+    <w:lvl w:ilvl="7" w:tplc="04190003" w:tentative="1">
+      <w:start w:val="1"/>
+      <w:numFmt w:val="bullet"/>
+      <w:lvlText w:val="o"/>
+      <w:lvlJc w:val="left"/>
+      <w:pPr>
+        <w:ind w:left="5760" w:hanging="360"/>
+      </w:pPr>
+      <w:rPr>
+        <w:rFonts w:ascii="Courier New" w:hAnsi="Courier New" w:cs="Courier New" w:hint="default"/>
+      </w:rPr>
+    </w:lvl>
+    <w:lvl w:ilvl="8" w:tplc="04190005" w:tentative="1">
+      <w:start w:val="1"/>
+      <w:numFmt w:val="bullet"/>
+      <w:lvlText w:val=""/>
+      <w:lvlJc w:val="left"/>
+      <w:pPr>
+        <w:ind w:left="6480" w:hanging="360"/>
+      </w:pPr>
+      <w:rPr>
+        <w:rFonts w:ascii="Wingdings" w:hAnsi="Wingdings" w:hint="default"/>
+      </w:rPr>
+    </w:lvl>
+  </w:abstractNum>
+  <w:abstractNum w:abstractNumId="8" w15:restartNumberingAfterBreak="0">
     <w:nsid w:val="09CA4AB5"/>
     <w:multiLevelType w:val="hybridMultilevel"/>
     <w:tmpl w:val="A89CEED2"/>
@@ -4665,7 +6333,7 @@
       </w:rPr>
     </w:lvl>
   </w:abstractNum>
-  <w:abstractNum w:abstractNumId="8" w15:restartNumberingAfterBreak="0">
+  <w:abstractNum w:abstractNumId="9" w15:restartNumberingAfterBreak="0">
     <w:nsid w:val="0A702A25"/>
     <w:multiLevelType w:val="multilevel"/>
     <w:tmpl w:val="089808A6"/>
@@ -4778,7 +6446,7 @@
       </w:pPr>
     </w:lvl>
   </w:abstractNum>
-  <w:abstractNum w:abstractNumId="9" w15:restartNumberingAfterBreak="0">
+  <w:abstractNum w:abstractNumId="10" w15:restartNumberingAfterBreak="0">
     <w:nsid w:val="0B78365D"/>
     <w:multiLevelType w:val="multilevel"/>
     <w:tmpl w:val="A4EA3584"/>
@@ -4891,7 +6559,7 @@
       </w:pPr>
     </w:lvl>
   </w:abstractNum>
-  <w:abstractNum w:abstractNumId="10" w15:restartNumberingAfterBreak="0">
+  <w:abstractNum w:abstractNumId="11" w15:restartNumberingAfterBreak="0">
     <w:nsid w:val="0B852194"/>
     <w:multiLevelType w:val="multilevel"/>
     <w:tmpl w:val="A1FE12DC"/>
@@ -5004,7 +6672,120 @@
       </w:pPr>
     </w:lvl>
   </w:abstractNum>
-  <w:abstractNum w:abstractNumId="11" w15:restartNumberingAfterBreak="0">
+  <w:abstractNum w:abstractNumId="12" w15:restartNumberingAfterBreak="0">
+    <w:nsid w:val="0ED76FC5"/>
+    <w:multiLevelType w:val="hybridMultilevel"/>
+    <w:tmpl w:val="EC726B74"/>
+    <w:lvl w:ilvl="0" w:tplc="E3F6E87A">
+      <w:start w:val="1"/>
+      <w:numFmt w:val="bullet"/>
+      <w:lvlText w:val=""/>
+      <w:lvlJc w:val="left"/>
+      <w:pPr>
+        <w:ind w:left="720" w:hanging="360"/>
+      </w:pPr>
+      <w:rPr>
+        <w:rFonts w:ascii="Symbol" w:hAnsi="Symbol" w:hint="default"/>
+      </w:rPr>
+    </w:lvl>
+    <w:lvl w:ilvl="1" w:tplc="FFFFFFFF" w:tentative="1">
+      <w:start w:val="1"/>
+      <w:numFmt w:val="bullet"/>
+      <w:lvlText w:val="o"/>
+      <w:lvlJc w:val="left"/>
+      <w:pPr>
+        <w:ind w:left="1440" w:hanging="360"/>
+      </w:pPr>
+      <w:rPr>
+        <w:rFonts w:ascii="Courier New" w:hAnsi="Courier New" w:cs="Courier New" w:hint="default"/>
+      </w:rPr>
+    </w:lvl>
+    <w:lvl w:ilvl="2" w:tplc="FFFFFFFF" w:tentative="1">
+      <w:start w:val="1"/>
+      <w:numFmt w:val="bullet"/>
+      <w:lvlText w:val=""/>
+      <w:lvlJc w:val="left"/>
+      <w:pPr>
+        <w:ind w:left="2160" w:hanging="360"/>
+      </w:pPr>
+      <w:rPr>
+        <w:rFonts w:ascii="Wingdings" w:hAnsi="Wingdings" w:hint="default"/>
+      </w:rPr>
+    </w:lvl>
+    <w:lvl w:ilvl="3" w:tplc="FFFFFFFF" w:tentative="1">
+      <w:start w:val="1"/>
+      <w:numFmt w:val="bullet"/>
+      <w:lvlText w:val=""/>
+      <w:lvlJc w:val="left"/>
+      <w:pPr>
+        <w:ind w:left="2880" w:hanging="360"/>
+      </w:pPr>
+      <w:rPr>
+        <w:rFonts w:ascii="Symbol" w:hAnsi="Symbol" w:hint="default"/>
+      </w:rPr>
+    </w:lvl>
+    <w:lvl w:ilvl="4" w:tplc="FFFFFFFF" w:tentative="1">
+      <w:start w:val="1"/>
+      <w:numFmt w:val="bullet"/>
+      <w:lvlText w:val="o"/>
+      <w:lvlJc w:val="left"/>
+      <w:pPr>
+        <w:ind w:left="3600" w:hanging="360"/>
+      </w:pPr>
+      <w:rPr>
+        <w:rFonts w:ascii="Courier New" w:hAnsi="Courier New" w:cs="Courier New" w:hint="default"/>
+      </w:rPr>
+    </w:lvl>
+    <w:lvl w:ilvl="5" w:tplc="FFFFFFFF" w:tentative="1">
+      <w:start w:val="1"/>
+      <w:numFmt w:val="bullet"/>
+      <w:lvlText w:val=""/>
+      <w:lvlJc w:val="left"/>
+      <w:pPr>
+        <w:ind w:left="4320" w:hanging="360"/>
+      </w:pPr>
+      <w:rPr>
+        <w:rFonts w:ascii="Wingdings" w:hAnsi="Wingdings" w:hint="default"/>
+      </w:rPr>
+    </w:lvl>
+    <w:lvl w:ilvl="6" w:tplc="FFFFFFFF" w:tentative="1">
+      <w:start w:val="1"/>
+      <w:numFmt w:val="bullet"/>
+      <w:lvlText w:val=""/>
+      <w:lvlJc w:val="left"/>
+      <w:pPr>
+        <w:ind w:left="5040" w:hanging="360"/>
+      </w:pPr>
+      <w:rPr>
+        <w:rFonts w:ascii="Symbol" w:hAnsi="Symbol" w:hint="default"/>
+      </w:rPr>
+    </w:lvl>
+    <w:lvl w:ilvl="7" w:tplc="FFFFFFFF" w:tentative="1">
+      <w:start w:val="1"/>
+      <w:numFmt w:val="bullet"/>
+      <w:lvlText w:val="o"/>
+      <w:lvlJc w:val="left"/>
+      <w:pPr>
+        <w:ind w:left="5760" w:hanging="360"/>
+      </w:pPr>
+      <w:rPr>
+        <w:rFonts w:ascii="Courier New" w:hAnsi="Courier New" w:cs="Courier New" w:hint="default"/>
+      </w:rPr>
+    </w:lvl>
+    <w:lvl w:ilvl="8" w:tplc="FFFFFFFF" w:tentative="1">
+      <w:start w:val="1"/>
+      <w:numFmt w:val="bullet"/>
+      <w:lvlText w:val=""/>
+      <w:lvlJc w:val="left"/>
+      <w:pPr>
+        <w:ind w:left="6480" w:hanging="360"/>
+      </w:pPr>
+      <w:rPr>
+        <w:rFonts w:ascii="Wingdings" w:hAnsi="Wingdings" w:hint="default"/>
+      </w:rPr>
+    </w:lvl>
+  </w:abstractNum>
+  <w:abstractNum w:abstractNumId="13" w15:restartNumberingAfterBreak="0">
     <w:nsid w:val="11505CDB"/>
     <w:multiLevelType w:val="multilevel"/>
     <w:tmpl w:val="2954F972"/>
@@ -5117,7 +6898,7 @@
       </w:pPr>
     </w:lvl>
   </w:abstractNum>
-  <w:abstractNum w:abstractNumId="12" w15:restartNumberingAfterBreak="0">
+  <w:abstractNum w:abstractNumId="14" w15:restartNumberingAfterBreak="0">
     <w:nsid w:val="123E19D3"/>
     <w:multiLevelType w:val="hybridMultilevel"/>
     <w:tmpl w:val="C7047F28"/>
@@ -5203,7 +6984,7 @@
       </w:pPr>
     </w:lvl>
   </w:abstractNum>
-  <w:abstractNum w:abstractNumId="13" w15:restartNumberingAfterBreak="0">
+  <w:abstractNum w:abstractNumId="15" w15:restartNumberingAfterBreak="0">
     <w:nsid w:val="13FC4FF6"/>
     <w:multiLevelType w:val="multilevel"/>
     <w:tmpl w:val="BBFADD72"/>
@@ -5316,7 +7097,7 @@
       </w:pPr>
     </w:lvl>
   </w:abstractNum>
-  <w:abstractNum w:abstractNumId="14" w15:restartNumberingAfterBreak="0">
+  <w:abstractNum w:abstractNumId="16" w15:restartNumberingAfterBreak="0">
     <w:nsid w:val="15522133"/>
     <w:multiLevelType w:val="hybridMultilevel"/>
     <w:tmpl w:val="5140665E"/>
@@ -5429,7 +7210,7 @@
       </w:rPr>
     </w:lvl>
   </w:abstractNum>
-  <w:abstractNum w:abstractNumId="15" w15:restartNumberingAfterBreak="0">
+  <w:abstractNum w:abstractNumId="17" w15:restartNumberingAfterBreak="0">
     <w:nsid w:val="16282D1D"/>
     <w:multiLevelType w:val="hybridMultilevel"/>
     <w:tmpl w:val="DC52CEEE"/>
@@ -5542,7 +7323,7 @@
       </w:rPr>
     </w:lvl>
   </w:abstractNum>
-  <w:abstractNum w:abstractNumId="16" w15:restartNumberingAfterBreak="0">
+  <w:abstractNum w:abstractNumId="18" w15:restartNumberingAfterBreak="0">
     <w:nsid w:val="18884F41"/>
     <w:multiLevelType w:val="hybridMultilevel"/>
     <w:tmpl w:val="6518D8D8"/>
@@ -5655,7 +7436,7 @@
       </w:rPr>
     </w:lvl>
   </w:abstractNum>
-  <w:abstractNum w:abstractNumId="17" w15:restartNumberingAfterBreak="0">
+  <w:abstractNum w:abstractNumId="19" w15:restartNumberingAfterBreak="0">
     <w:nsid w:val="19267650"/>
     <w:multiLevelType w:val="hybridMultilevel"/>
     <w:tmpl w:val="5B2C1CBA"/>
@@ -5768,7 +7549,7 @@
       </w:rPr>
     </w:lvl>
   </w:abstractNum>
-  <w:abstractNum w:abstractNumId="18" w15:restartNumberingAfterBreak="0">
+  <w:abstractNum w:abstractNumId="20" w15:restartNumberingAfterBreak="0">
     <w:nsid w:val="1A0F72B2"/>
     <w:multiLevelType w:val="hybridMultilevel"/>
     <w:tmpl w:val="4242325E"/>
@@ -5881,7 +7662,7 @@
       </w:rPr>
     </w:lvl>
   </w:abstractNum>
-  <w:abstractNum w:abstractNumId="19" w15:restartNumberingAfterBreak="0">
+  <w:abstractNum w:abstractNumId="21" w15:restartNumberingAfterBreak="0">
     <w:nsid w:val="1A444ED1"/>
     <w:multiLevelType w:val="multilevel"/>
     <w:tmpl w:val="021420CC"/>
@@ -5994,7 +7775,7 @@
       </w:pPr>
     </w:lvl>
   </w:abstractNum>
-  <w:abstractNum w:abstractNumId="20" w15:restartNumberingAfterBreak="0">
+  <w:abstractNum w:abstractNumId="22" w15:restartNumberingAfterBreak="0">
     <w:nsid w:val="1CA05697"/>
     <w:multiLevelType w:val="hybridMultilevel"/>
     <w:tmpl w:val="433A6B80"/>
@@ -6107,7 +7888,7 @@
       </w:rPr>
     </w:lvl>
   </w:abstractNum>
-  <w:abstractNum w:abstractNumId="21" w15:restartNumberingAfterBreak="0">
+  <w:abstractNum w:abstractNumId="23" w15:restartNumberingAfterBreak="0">
     <w:nsid w:val="1D9479C1"/>
     <w:multiLevelType w:val="hybridMultilevel"/>
     <w:tmpl w:val="252C7128"/>
@@ -6220,7 +8001,7 @@
       </w:rPr>
     </w:lvl>
   </w:abstractNum>
-  <w:abstractNum w:abstractNumId="22" w15:restartNumberingAfterBreak="0">
+  <w:abstractNum w:abstractNumId="24" w15:restartNumberingAfterBreak="0">
     <w:nsid w:val="1EF31209"/>
     <w:multiLevelType w:val="multilevel"/>
     <w:tmpl w:val="BBFADD72"/>
@@ -6360,7 +8141,7 @@
       </w:rPr>
     </w:lvl>
   </w:abstractNum>
-  <w:abstractNum w:abstractNumId="23" w15:restartNumberingAfterBreak="0">
+  <w:abstractNum w:abstractNumId="25" w15:restartNumberingAfterBreak="0">
     <w:nsid w:val="1FD265A0"/>
     <w:multiLevelType w:val="hybridMultilevel"/>
     <w:tmpl w:val="E4E0E2F6"/>
@@ -6473,7 +8254,7 @@
       </w:rPr>
     </w:lvl>
   </w:abstractNum>
-  <w:abstractNum w:abstractNumId="24" w15:restartNumberingAfterBreak="0">
+  <w:abstractNum w:abstractNumId="26" w15:restartNumberingAfterBreak="0">
     <w:nsid w:val="203664F4"/>
     <w:multiLevelType w:val="hybridMultilevel"/>
     <w:tmpl w:val="C67E74BC"/>
@@ -6586,7 +8367,7 @@
       </w:rPr>
     </w:lvl>
   </w:abstractNum>
-  <w:abstractNum w:abstractNumId="25" w15:restartNumberingAfterBreak="0">
+  <w:abstractNum w:abstractNumId="27" w15:restartNumberingAfterBreak="0">
     <w:nsid w:val="20BD261C"/>
     <w:multiLevelType w:val="hybridMultilevel"/>
     <w:tmpl w:val="94609160"/>
@@ -6699,7 +8480,7 @@
       </w:rPr>
     </w:lvl>
   </w:abstractNum>
-  <w:abstractNum w:abstractNumId="26" w15:restartNumberingAfterBreak="0">
+  <w:abstractNum w:abstractNumId="28" w15:restartNumberingAfterBreak="0">
     <w:nsid w:val="24311AAB"/>
     <w:multiLevelType w:val="hybridMultilevel"/>
     <w:tmpl w:val="91224A8C"/>
@@ -6812,7 +8593,7 @@
       </w:rPr>
     </w:lvl>
   </w:abstractNum>
-  <w:abstractNum w:abstractNumId="27" w15:restartNumberingAfterBreak="0">
+  <w:abstractNum w:abstractNumId="29" w15:restartNumberingAfterBreak="0">
     <w:nsid w:val="24504AA2"/>
     <w:multiLevelType w:val="multilevel"/>
     <w:tmpl w:val="F0A0D764"/>
@@ -6925,7 +8706,7 @@
       </w:pPr>
     </w:lvl>
   </w:abstractNum>
-  <w:abstractNum w:abstractNumId="28" w15:restartNumberingAfterBreak="0">
+  <w:abstractNum w:abstractNumId="30" w15:restartNumberingAfterBreak="0">
     <w:nsid w:val="26DB4999"/>
     <w:multiLevelType w:val="hybridMultilevel"/>
     <w:tmpl w:val="6C16F002"/>
@@ -7038,7 +8819,7 @@
       </w:rPr>
     </w:lvl>
   </w:abstractNum>
-  <w:abstractNum w:abstractNumId="29" w15:restartNumberingAfterBreak="0">
+  <w:abstractNum w:abstractNumId="31" w15:restartNumberingAfterBreak="0">
     <w:nsid w:val="26E4447C"/>
     <w:multiLevelType w:val="multilevel"/>
     <w:tmpl w:val="021420CC"/>
@@ -7151,7 +8932,7 @@
       </w:pPr>
     </w:lvl>
   </w:abstractNum>
-  <w:abstractNum w:abstractNumId="30" w15:restartNumberingAfterBreak="0">
+  <w:abstractNum w:abstractNumId="32" w15:restartNumberingAfterBreak="0">
     <w:nsid w:val="2792583D"/>
     <w:multiLevelType w:val="multilevel"/>
     <w:tmpl w:val="D9CE3E42"/>
@@ -7264,7 +9045,7 @@
       </w:pPr>
     </w:lvl>
   </w:abstractNum>
-  <w:abstractNum w:abstractNumId="31" w15:restartNumberingAfterBreak="0">
+  <w:abstractNum w:abstractNumId="33" w15:restartNumberingAfterBreak="0">
     <w:nsid w:val="28DB1899"/>
     <w:multiLevelType w:val="hybridMultilevel"/>
     <w:tmpl w:val="DDAE068E"/>
@@ -7377,7 +9158,7 @@
       </w:rPr>
     </w:lvl>
   </w:abstractNum>
-  <w:abstractNum w:abstractNumId="32" w15:restartNumberingAfterBreak="0">
+  <w:abstractNum w:abstractNumId="34" w15:restartNumberingAfterBreak="0">
     <w:nsid w:val="291410F7"/>
     <w:multiLevelType w:val="multilevel"/>
     <w:tmpl w:val="BBFADD72"/>
@@ -7490,7 +9271,7 @@
       </w:pPr>
     </w:lvl>
   </w:abstractNum>
-  <w:abstractNum w:abstractNumId="33" w15:restartNumberingAfterBreak="0">
+  <w:abstractNum w:abstractNumId="35" w15:restartNumberingAfterBreak="0">
     <w:nsid w:val="29166868"/>
     <w:multiLevelType w:val="multilevel"/>
     <w:tmpl w:val="021420CC"/>
@@ -7603,7 +9384,7 @@
       </w:pPr>
     </w:lvl>
   </w:abstractNum>
-  <w:abstractNum w:abstractNumId="34" w15:restartNumberingAfterBreak="0">
+  <w:abstractNum w:abstractNumId="36" w15:restartNumberingAfterBreak="0">
     <w:nsid w:val="2A0D755F"/>
     <w:multiLevelType w:val="multilevel"/>
     <w:tmpl w:val="BBFADD72"/>
@@ -7716,7 +9497,7 @@
       </w:pPr>
     </w:lvl>
   </w:abstractNum>
-  <w:abstractNum w:abstractNumId="35" w15:restartNumberingAfterBreak="0">
+  <w:abstractNum w:abstractNumId="37" w15:restartNumberingAfterBreak="0">
     <w:nsid w:val="2D677EC0"/>
     <w:multiLevelType w:val="multilevel"/>
     <w:tmpl w:val="B0BCBE4A"/>
@@ -7829,7 +9610,7 @@
       </w:pPr>
     </w:lvl>
   </w:abstractNum>
-  <w:abstractNum w:abstractNumId="36" w15:restartNumberingAfterBreak="0">
+  <w:abstractNum w:abstractNumId="38" w15:restartNumberingAfterBreak="0">
     <w:nsid w:val="2DDE687F"/>
     <w:multiLevelType w:val="hybridMultilevel"/>
     <w:tmpl w:val="1728AC8A"/>
@@ -7942,7 +9723,7 @@
       </w:rPr>
     </w:lvl>
   </w:abstractNum>
-  <w:abstractNum w:abstractNumId="37" w15:restartNumberingAfterBreak="0">
+  <w:abstractNum w:abstractNumId="39" w15:restartNumberingAfterBreak="0">
     <w:nsid w:val="2DF96CFD"/>
     <w:multiLevelType w:val="hybridMultilevel"/>
     <w:tmpl w:val="DCF64860"/>
@@ -8055,7 +9836,7 @@
       </w:rPr>
     </w:lvl>
   </w:abstractNum>
-  <w:abstractNum w:abstractNumId="38" w15:restartNumberingAfterBreak="0">
+  <w:abstractNum w:abstractNumId="40" w15:restartNumberingAfterBreak="0">
     <w:nsid w:val="2F33759E"/>
     <w:multiLevelType w:val="multilevel"/>
     <w:tmpl w:val="082256E0"/>
@@ -8168,7 +9949,7 @@
       </w:pPr>
     </w:lvl>
   </w:abstractNum>
-  <w:abstractNum w:abstractNumId="39" w15:restartNumberingAfterBreak="0">
+  <w:abstractNum w:abstractNumId="41" w15:restartNumberingAfterBreak="0">
     <w:nsid w:val="2F354CC2"/>
     <w:multiLevelType w:val="hybridMultilevel"/>
     <w:tmpl w:val="E600329A"/>
@@ -8281,7 +10062,7 @@
       </w:rPr>
     </w:lvl>
   </w:abstractNum>
-  <w:abstractNum w:abstractNumId="40" w15:restartNumberingAfterBreak="0">
+  <w:abstractNum w:abstractNumId="42" w15:restartNumberingAfterBreak="0">
     <w:nsid w:val="2F8A7324"/>
     <w:multiLevelType w:val="hybridMultilevel"/>
     <w:tmpl w:val="6648402E"/>
@@ -8394,7 +10175,156 @@
       </w:rPr>
     </w:lvl>
   </w:abstractNum>
-  <w:abstractNum w:abstractNumId="41" w15:restartNumberingAfterBreak="0">
+  <w:abstractNum w:abstractNumId="43" w15:restartNumberingAfterBreak="0">
+    <w:nsid w:val="304B6E48"/>
+    <w:multiLevelType w:val="multilevel"/>
+    <w:tmpl w:val="1E2859F8"/>
+    <w:lvl w:ilvl="0">
+      <w:start w:val="1"/>
+      <w:numFmt w:val="bullet"/>
+      <w:lvlText w:val=""/>
+      <w:lvlJc w:val="left"/>
+      <w:pPr>
+        <w:tabs>
+          <w:tab w:val="num" w:pos="720"/>
+        </w:tabs>
+        <w:ind w:left="720" w:hanging="360"/>
+      </w:pPr>
+      <w:rPr>
+        <w:rFonts w:ascii="Symbol" w:hAnsi="Symbol" w:hint="default"/>
+        <w:sz w:val="20"/>
+      </w:rPr>
+    </w:lvl>
+    <w:lvl w:ilvl="1">
+      <w:start w:val="1"/>
+      <w:numFmt w:val="bullet"/>
+      <w:lvlText w:val="o"/>
+      <w:lvlJc w:val="left"/>
+      <w:pPr>
+        <w:tabs>
+          <w:tab w:val="num" w:pos="1440"/>
+        </w:tabs>
+        <w:ind w:left="1440" w:hanging="360"/>
+      </w:pPr>
+      <w:rPr>
+        <w:rFonts w:ascii="Courier New" w:hAnsi="Courier New" w:hint="default"/>
+        <w:sz w:val="20"/>
+      </w:rPr>
+    </w:lvl>
+    <w:lvl w:ilvl="2" w:tentative="1">
+      <w:start w:val="1"/>
+      <w:numFmt w:val="bullet"/>
+      <w:lvlText w:val=""/>
+      <w:lvlJc w:val="left"/>
+      <w:pPr>
+        <w:tabs>
+          <w:tab w:val="num" w:pos="2160"/>
+        </w:tabs>
+        <w:ind w:left="2160" w:hanging="360"/>
+      </w:pPr>
+      <w:rPr>
+        <w:rFonts w:ascii="Wingdings" w:hAnsi="Wingdings" w:hint="default"/>
+        <w:sz w:val="20"/>
+      </w:rPr>
+    </w:lvl>
+    <w:lvl w:ilvl="3" w:tentative="1">
+      <w:start w:val="1"/>
+      <w:numFmt w:val="bullet"/>
+      <w:lvlText w:val=""/>
+      <w:lvlJc w:val="left"/>
+      <w:pPr>
+        <w:tabs>
+          <w:tab w:val="num" w:pos="2880"/>
+        </w:tabs>
+        <w:ind w:left="2880" w:hanging="360"/>
+      </w:pPr>
+      <w:rPr>
+        <w:rFonts w:ascii="Wingdings" w:hAnsi="Wingdings" w:hint="default"/>
+        <w:sz w:val="20"/>
+      </w:rPr>
+    </w:lvl>
+    <w:lvl w:ilvl="4" w:tentative="1">
+      <w:start w:val="1"/>
+      <w:numFmt w:val="bullet"/>
+      <w:lvlText w:val=""/>
+      <w:lvlJc w:val="left"/>
+      <w:pPr>
+        <w:tabs>
+          <w:tab w:val="num" w:pos="3600"/>
+        </w:tabs>
+        <w:ind w:left="3600" w:hanging="360"/>
+      </w:pPr>
+      <w:rPr>
+        <w:rFonts w:ascii="Wingdings" w:hAnsi="Wingdings" w:hint="default"/>
+        <w:sz w:val="20"/>
+      </w:rPr>
+    </w:lvl>
+    <w:lvl w:ilvl="5" w:tentative="1">
+      <w:start w:val="1"/>
+      <w:numFmt w:val="bullet"/>
+      <w:lvlText w:val=""/>
+      <w:lvlJc w:val="left"/>
+      <w:pPr>
+        <w:tabs>
+          <w:tab w:val="num" w:pos="4320"/>
+        </w:tabs>
+        <w:ind w:left="4320" w:hanging="360"/>
+      </w:pPr>
+      <w:rPr>
+        <w:rFonts w:ascii="Wingdings" w:hAnsi="Wingdings" w:hint="default"/>
+        <w:sz w:val="20"/>
+      </w:rPr>
+    </w:lvl>
+    <w:lvl w:ilvl="6" w:tentative="1">
+      <w:start w:val="1"/>
+      <w:numFmt w:val="bullet"/>
+      <w:lvlText w:val=""/>
+      <w:lvlJc w:val="left"/>
+      <w:pPr>
+        <w:tabs>
+          <w:tab w:val="num" w:pos="5040"/>
+        </w:tabs>
+        <w:ind w:left="5040" w:hanging="360"/>
+      </w:pPr>
+      <w:rPr>
+        <w:rFonts w:ascii="Wingdings" w:hAnsi="Wingdings" w:hint="default"/>
+        <w:sz w:val="20"/>
+      </w:rPr>
+    </w:lvl>
+    <w:lvl w:ilvl="7" w:tentative="1">
+      <w:start w:val="1"/>
+      <w:numFmt w:val="bullet"/>
+      <w:lvlText w:val=""/>
+      <w:lvlJc w:val="left"/>
+      <w:pPr>
+        <w:tabs>
+          <w:tab w:val="num" w:pos="5760"/>
+        </w:tabs>
+        <w:ind w:left="5760" w:hanging="360"/>
+      </w:pPr>
+      <w:rPr>
+        <w:rFonts w:ascii="Wingdings" w:hAnsi="Wingdings" w:hint="default"/>
+        <w:sz w:val="20"/>
+      </w:rPr>
+    </w:lvl>
+    <w:lvl w:ilvl="8" w:tentative="1">
+      <w:start w:val="1"/>
+      <w:numFmt w:val="bullet"/>
+      <w:lvlText w:val=""/>
+      <w:lvlJc w:val="left"/>
+      <w:pPr>
+        <w:tabs>
+          <w:tab w:val="num" w:pos="6480"/>
+        </w:tabs>
+        <w:ind w:left="6480" w:hanging="360"/>
+      </w:pPr>
+      <w:rPr>
+        <w:rFonts w:ascii="Wingdings" w:hAnsi="Wingdings" w:hint="default"/>
+        <w:sz w:val="20"/>
+      </w:rPr>
+    </w:lvl>
+  </w:abstractNum>
+  <w:abstractNum w:abstractNumId="44" w15:restartNumberingAfterBreak="0">
     <w:nsid w:val="30653F31"/>
     <w:multiLevelType w:val="multilevel"/>
     <w:tmpl w:val="00B216EA"/>
@@ -8507,7 +10437,7 @@
       </w:pPr>
     </w:lvl>
   </w:abstractNum>
-  <w:abstractNum w:abstractNumId="42" w15:restartNumberingAfterBreak="0">
+  <w:abstractNum w:abstractNumId="45" w15:restartNumberingAfterBreak="0">
     <w:nsid w:val="32EA060D"/>
     <w:multiLevelType w:val="hybridMultilevel"/>
     <w:tmpl w:val="579C5072"/>
@@ -8620,7 +10550,7 @@
       </w:rPr>
     </w:lvl>
   </w:abstractNum>
-  <w:abstractNum w:abstractNumId="43" w15:restartNumberingAfterBreak="0">
+  <w:abstractNum w:abstractNumId="46" w15:restartNumberingAfterBreak="0">
     <w:nsid w:val="33336413"/>
     <w:multiLevelType w:val="hybridMultilevel"/>
     <w:tmpl w:val="DBB2F1AA"/>
@@ -8733,7 +10663,7 @@
       </w:rPr>
     </w:lvl>
   </w:abstractNum>
-  <w:abstractNum w:abstractNumId="44" w15:restartNumberingAfterBreak="0">
+  <w:abstractNum w:abstractNumId="47" w15:restartNumberingAfterBreak="0">
     <w:nsid w:val="33562BAE"/>
     <w:multiLevelType w:val="hybridMultilevel"/>
     <w:tmpl w:val="E6AAB44E"/>
@@ -8846,7 +10776,7 @@
       </w:rPr>
     </w:lvl>
   </w:abstractNum>
-  <w:abstractNum w:abstractNumId="45" w15:restartNumberingAfterBreak="0">
+  <w:abstractNum w:abstractNumId="48" w15:restartNumberingAfterBreak="0">
     <w:nsid w:val="35EA16BA"/>
     <w:multiLevelType w:val="multilevel"/>
     <w:tmpl w:val="021420CC"/>
@@ -8959,7 +10889,7 @@
       </w:pPr>
     </w:lvl>
   </w:abstractNum>
-  <w:abstractNum w:abstractNumId="46" w15:restartNumberingAfterBreak="0">
+  <w:abstractNum w:abstractNumId="49" w15:restartNumberingAfterBreak="0">
     <w:nsid w:val="36510AA4"/>
     <w:multiLevelType w:val="multilevel"/>
     <w:tmpl w:val="DC3C9A84"/>
@@ -9072,7 +11002,7 @@
       </w:pPr>
     </w:lvl>
   </w:abstractNum>
-  <w:abstractNum w:abstractNumId="47" w15:restartNumberingAfterBreak="0">
+  <w:abstractNum w:abstractNumId="50" w15:restartNumberingAfterBreak="0">
     <w:nsid w:val="373D57EF"/>
     <w:multiLevelType w:val="multilevel"/>
     <w:tmpl w:val="4740BC7A"/>
@@ -9185,7 +11115,7 @@
       </w:pPr>
     </w:lvl>
   </w:abstractNum>
-  <w:abstractNum w:abstractNumId="48" w15:restartNumberingAfterBreak="0">
+  <w:abstractNum w:abstractNumId="51" w15:restartNumberingAfterBreak="0">
     <w:nsid w:val="38277CDD"/>
     <w:multiLevelType w:val="hybridMultilevel"/>
     <w:tmpl w:val="0A4A0758"/>
@@ -9298,7 +11228,7 @@
       </w:rPr>
     </w:lvl>
   </w:abstractNum>
-  <w:abstractNum w:abstractNumId="49" w15:restartNumberingAfterBreak="0">
+  <w:abstractNum w:abstractNumId="52" w15:restartNumberingAfterBreak="0">
     <w:nsid w:val="3B0C7AD9"/>
     <w:multiLevelType w:val="multilevel"/>
     <w:tmpl w:val="021420CC"/>
@@ -9438,7 +11368,7 @@
       </w:rPr>
     </w:lvl>
   </w:abstractNum>
-  <w:abstractNum w:abstractNumId="50" w15:restartNumberingAfterBreak="0">
+  <w:abstractNum w:abstractNumId="53" w15:restartNumberingAfterBreak="0">
     <w:nsid w:val="3BE460A0"/>
     <w:multiLevelType w:val="multilevel"/>
     <w:tmpl w:val="2F3098AA"/>
@@ -9551,7 +11481,7 @@
       </w:pPr>
     </w:lvl>
   </w:abstractNum>
-  <w:abstractNum w:abstractNumId="51" w15:restartNumberingAfterBreak="0">
+  <w:abstractNum w:abstractNumId="54" w15:restartNumberingAfterBreak="0">
     <w:nsid w:val="3C9D149B"/>
     <w:multiLevelType w:val="multilevel"/>
     <w:tmpl w:val="8020DE18"/>
@@ -9701,7 +11631,7 @@
       </w:rPr>
     </w:lvl>
   </w:abstractNum>
-  <w:abstractNum w:abstractNumId="52" w15:restartNumberingAfterBreak="0">
+  <w:abstractNum w:abstractNumId="55" w15:restartNumberingAfterBreak="0">
     <w:nsid w:val="3E6B4140"/>
     <w:multiLevelType w:val="multilevel"/>
     <w:tmpl w:val="BBFADD72"/>
@@ -9841,7 +11771,7 @@
       </w:rPr>
     </w:lvl>
   </w:abstractNum>
-  <w:abstractNum w:abstractNumId="53" w15:restartNumberingAfterBreak="0">
+  <w:abstractNum w:abstractNumId="56" w15:restartNumberingAfterBreak="0">
     <w:nsid w:val="3F6A0A00"/>
     <w:multiLevelType w:val="hybridMultilevel"/>
     <w:tmpl w:val="B0F8A04C"/>
@@ -9954,7 +11884,7 @@
       </w:rPr>
     </w:lvl>
   </w:abstractNum>
-  <w:abstractNum w:abstractNumId="54" w15:restartNumberingAfterBreak="0">
+  <w:abstractNum w:abstractNumId="57" w15:restartNumberingAfterBreak="0">
     <w:nsid w:val="3F932FE6"/>
     <w:multiLevelType w:val="hybridMultilevel"/>
     <w:tmpl w:val="74CC56A0"/>
@@ -10067,7 +11997,7 @@
       </w:rPr>
     </w:lvl>
   </w:abstractNum>
-  <w:abstractNum w:abstractNumId="55" w15:restartNumberingAfterBreak="0">
+  <w:abstractNum w:abstractNumId="58" w15:restartNumberingAfterBreak="0">
     <w:nsid w:val="40287D68"/>
     <w:multiLevelType w:val="hybridMultilevel"/>
     <w:tmpl w:val="CAFEEA02"/>
@@ -10180,7 +12110,7 @@
       </w:rPr>
     </w:lvl>
   </w:abstractNum>
-  <w:abstractNum w:abstractNumId="56" w15:restartNumberingAfterBreak="0">
+  <w:abstractNum w:abstractNumId="59" w15:restartNumberingAfterBreak="0">
     <w:nsid w:val="407C298E"/>
     <w:multiLevelType w:val="multilevel"/>
     <w:tmpl w:val="DBF006F2"/>
@@ -10293,7 +12223,7 @@
       </w:pPr>
     </w:lvl>
   </w:abstractNum>
-  <w:abstractNum w:abstractNumId="57" w15:restartNumberingAfterBreak="0">
+  <w:abstractNum w:abstractNumId="60" w15:restartNumberingAfterBreak="0">
     <w:nsid w:val="418A02CB"/>
     <w:multiLevelType w:val="hybridMultilevel"/>
     <w:tmpl w:val="84181880"/>
@@ -10406,7 +12336,7 @@
       </w:rPr>
     </w:lvl>
   </w:abstractNum>
-  <w:abstractNum w:abstractNumId="58" w15:restartNumberingAfterBreak="0">
+  <w:abstractNum w:abstractNumId="61" w15:restartNumberingAfterBreak="0">
     <w:nsid w:val="41B17840"/>
     <w:multiLevelType w:val="hybridMultilevel"/>
     <w:tmpl w:val="18A61680"/>
@@ -10519,7 +12449,7 @@
       </w:rPr>
     </w:lvl>
   </w:abstractNum>
-  <w:abstractNum w:abstractNumId="59" w15:restartNumberingAfterBreak="0">
+  <w:abstractNum w:abstractNumId="62" w15:restartNumberingAfterBreak="0">
     <w:nsid w:val="428D6104"/>
     <w:multiLevelType w:val="multilevel"/>
     <w:tmpl w:val="4DD8D036"/>
@@ -10632,7 +12562,7 @@
       </w:pPr>
     </w:lvl>
   </w:abstractNum>
-  <w:abstractNum w:abstractNumId="60" w15:restartNumberingAfterBreak="0">
+  <w:abstractNum w:abstractNumId="63" w15:restartNumberingAfterBreak="0">
     <w:nsid w:val="436F328E"/>
     <w:multiLevelType w:val="multilevel"/>
     <w:tmpl w:val="021420CC"/>
@@ -10745,7 +12675,7 @@
       </w:pPr>
     </w:lvl>
   </w:abstractNum>
-  <w:abstractNum w:abstractNumId="61" w15:restartNumberingAfterBreak="0">
+  <w:abstractNum w:abstractNumId="64" w15:restartNumberingAfterBreak="0">
     <w:nsid w:val="46AF6F82"/>
     <w:multiLevelType w:val="multilevel"/>
     <w:tmpl w:val="4BC8A5D6"/>
@@ -10895,7 +12825,7 @@
       </w:rPr>
     </w:lvl>
   </w:abstractNum>
-  <w:abstractNum w:abstractNumId="62" w15:restartNumberingAfterBreak="0">
+  <w:abstractNum w:abstractNumId="65" w15:restartNumberingAfterBreak="0">
     <w:nsid w:val="48343D6C"/>
     <w:multiLevelType w:val="multilevel"/>
     <w:tmpl w:val="BBFADD72"/>
@@ -11008,7 +12938,7 @@
       </w:pPr>
     </w:lvl>
   </w:abstractNum>
-  <w:abstractNum w:abstractNumId="63" w15:restartNumberingAfterBreak="0">
+  <w:abstractNum w:abstractNumId="66" w15:restartNumberingAfterBreak="0">
     <w:nsid w:val="4BAE221A"/>
     <w:multiLevelType w:val="hybridMultilevel"/>
     <w:tmpl w:val="BCC2DDB8"/>
@@ -11121,7 +13051,7 @@
       </w:rPr>
     </w:lvl>
   </w:abstractNum>
-  <w:abstractNum w:abstractNumId="64" w15:restartNumberingAfterBreak="0">
+  <w:abstractNum w:abstractNumId="67" w15:restartNumberingAfterBreak="0">
     <w:nsid w:val="4DFE53FA"/>
     <w:multiLevelType w:val="multilevel"/>
     <w:tmpl w:val="D046C584"/>
@@ -11234,7 +13164,7 @@
       </w:pPr>
     </w:lvl>
   </w:abstractNum>
-  <w:abstractNum w:abstractNumId="65" w15:restartNumberingAfterBreak="0">
+  <w:abstractNum w:abstractNumId="68" w15:restartNumberingAfterBreak="0">
     <w:nsid w:val="4F9F53A6"/>
     <w:multiLevelType w:val="hybridMultilevel"/>
     <w:tmpl w:val="07802F5A"/>
@@ -11347,7 +13277,7 @@
       </w:rPr>
     </w:lvl>
   </w:abstractNum>
-  <w:abstractNum w:abstractNumId="66" w15:restartNumberingAfterBreak="0">
+  <w:abstractNum w:abstractNumId="69" w15:restartNumberingAfterBreak="0">
     <w:nsid w:val="51CD6E00"/>
     <w:multiLevelType w:val="hybridMultilevel"/>
     <w:tmpl w:val="825472D6"/>
@@ -11460,7 +13390,7 @@
       </w:rPr>
     </w:lvl>
   </w:abstractNum>
-  <w:abstractNum w:abstractNumId="67" w15:restartNumberingAfterBreak="0">
+  <w:abstractNum w:abstractNumId="70" w15:restartNumberingAfterBreak="0">
     <w:nsid w:val="54853A74"/>
     <w:multiLevelType w:val="hybridMultilevel"/>
     <w:tmpl w:val="824061BE"/>
@@ -11573,7 +13503,7 @@
       </w:rPr>
     </w:lvl>
   </w:abstractNum>
-  <w:abstractNum w:abstractNumId="68" w15:restartNumberingAfterBreak="0">
+  <w:abstractNum w:abstractNumId="71" w15:restartNumberingAfterBreak="0">
     <w:nsid w:val="564564E6"/>
     <w:multiLevelType w:val="hybridMultilevel"/>
     <w:tmpl w:val="4718EDFE"/>
@@ -11659,7 +13589,7 @@
       </w:pPr>
     </w:lvl>
   </w:abstractNum>
-  <w:abstractNum w:abstractNumId="69" w15:restartNumberingAfterBreak="0">
+  <w:abstractNum w:abstractNumId="72" w15:restartNumberingAfterBreak="0">
     <w:nsid w:val="574E1F6B"/>
     <w:multiLevelType w:val="multilevel"/>
     <w:tmpl w:val="BBFADD72"/>
@@ -11799,7 +13729,7 @@
       </w:rPr>
     </w:lvl>
   </w:abstractNum>
-  <w:abstractNum w:abstractNumId="70" w15:restartNumberingAfterBreak="0">
+  <w:abstractNum w:abstractNumId="73" w15:restartNumberingAfterBreak="0">
     <w:nsid w:val="58197990"/>
     <w:multiLevelType w:val="hybridMultilevel"/>
     <w:tmpl w:val="D0106EC8"/>
@@ -11912,7 +13842,7 @@
       </w:rPr>
     </w:lvl>
   </w:abstractNum>
-  <w:abstractNum w:abstractNumId="71" w15:restartNumberingAfterBreak="0">
+  <w:abstractNum w:abstractNumId="74" w15:restartNumberingAfterBreak="0">
     <w:nsid w:val="58BA331D"/>
     <w:multiLevelType w:val="multilevel"/>
     <w:tmpl w:val="182224A8"/>
@@ -12025,7 +13955,7 @@
       </w:pPr>
     </w:lvl>
   </w:abstractNum>
-  <w:abstractNum w:abstractNumId="72" w15:restartNumberingAfterBreak="0">
+  <w:abstractNum w:abstractNumId="75" w15:restartNumberingAfterBreak="0">
     <w:nsid w:val="5921003E"/>
     <w:multiLevelType w:val="hybridMultilevel"/>
     <w:tmpl w:val="F822F2D6"/>
@@ -12138,7 +14068,7 @@
       </w:rPr>
     </w:lvl>
   </w:abstractNum>
-  <w:abstractNum w:abstractNumId="73" w15:restartNumberingAfterBreak="0">
+  <w:abstractNum w:abstractNumId="76" w15:restartNumberingAfterBreak="0">
     <w:nsid w:val="5B063257"/>
     <w:multiLevelType w:val="hybridMultilevel"/>
     <w:tmpl w:val="F12A87FC"/>
@@ -12251,7 +14181,7 @@
       </w:rPr>
     </w:lvl>
   </w:abstractNum>
-  <w:abstractNum w:abstractNumId="74" w15:restartNumberingAfterBreak="0">
+  <w:abstractNum w:abstractNumId="77" w15:restartNumberingAfterBreak="0">
     <w:nsid w:val="5BD25077"/>
     <w:multiLevelType w:val="multilevel"/>
     <w:tmpl w:val="76005A8C"/>
@@ -12364,7 +14294,7 @@
       </w:pPr>
     </w:lvl>
   </w:abstractNum>
-  <w:abstractNum w:abstractNumId="75" w15:restartNumberingAfterBreak="0">
+  <w:abstractNum w:abstractNumId="78" w15:restartNumberingAfterBreak="0">
     <w:nsid w:val="5C520F9D"/>
     <w:multiLevelType w:val="hybridMultilevel"/>
     <w:tmpl w:val="388A863C"/>
@@ -12450,7 +14380,120 @@
       </w:pPr>
     </w:lvl>
   </w:abstractNum>
-  <w:abstractNum w:abstractNumId="76" w15:restartNumberingAfterBreak="0">
+  <w:abstractNum w:abstractNumId="79" w15:restartNumberingAfterBreak="0">
+    <w:nsid w:val="5EC16A30"/>
+    <w:multiLevelType w:val="hybridMultilevel"/>
+    <w:tmpl w:val="24645ECE"/>
+    <w:lvl w:ilvl="0" w:tplc="E3F6E87A">
+      <w:start w:val="1"/>
+      <w:numFmt w:val="bullet"/>
+      <w:lvlText w:val=""/>
+      <w:lvlJc w:val="left"/>
+      <w:pPr>
+        <w:ind w:left="720" w:hanging="360"/>
+      </w:pPr>
+      <w:rPr>
+        <w:rFonts w:ascii="Symbol" w:hAnsi="Symbol" w:hint="default"/>
+      </w:rPr>
+    </w:lvl>
+    <w:lvl w:ilvl="1" w:tplc="04190003" w:tentative="1">
+      <w:start w:val="1"/>
+      <w:numFmt w:val="bullet"/>
+      <w:lvlText w:val="o"/>
+      <w:lvlJc w:val="left"/>
+      <w:pPr>
+        <w:ind w:left="1440" w:hanging="360"/>
+      </w:pPr>
+      <w:rPr>
+        <w:rFonts w:ascii="Courier New" w:hAnsi="Courier New" w:cs="Courier New" w:hint="default"/>
+      </w:rPr>
+    </w:lvl>
+    <w:lvl w:ilvl="2" w:tplc="04190005" w:tentative="1">
+      <w:start w:val="1"/>
+      <w:numFmt w:val="bullet"/>
+      <w:lvlText w:val=""/>
+      <w:lvlJc w:val="left"/>
+      <w:pPr>
+        <w:ind w:left="2160" w:hanging="360"/>
+      </w:pPr>
+      <w:rPr>
+        <w:rFonts w:ascii="Wingdings" w:hAnsi="Wingdings" w:hint="default"/>
+      </w:rPr>
+    </w:lvl>
+    <w:lvl w:ilvl="3" w:tplc="04190001" w:tentative="1">
+      <w:start w:val="1"/>
+      <w:numFmt w:val="bullet"/>
+      <w:lvlText w:val=""/>
+      <w:lvlJc w:val="left"/>
+      <w:pPr>
+        <w:ind w:left="2880" w:hanging="360"/>
+      </w:pPr>
+      <w:rPr>
+        <w:rFonts w:ascii="Symbol" w:hAnsi="Symbol" w:hint="default"/>
+      </w:rPr>
+    </w:lvl>
+    <w:lvl w:ilvl="4" w:tplc="04190003" w:tentative="1">
+      <w:start w:val="1"/>
+      <w:numFmt w:val="bullet"/>
+      <w:lvlText w:val="o"/>
+      <w:lvlJc w:val="left"/>
+      <w:pPr>
+        <w:ind w:left="3600" w:hanging="360"/>
+      </w:pPr>
+      <w:rPr>
+        <w:rFonts w:ascii="Courier New" w:hAnsi="Courier New" w:cs="Courier New" w:hint="default"/>
+      </w:rPr>
+    </w:lvl>
+    <w:lvl w:ilvl="5" w:tplc="04190005" w:tentative="1">
+      <w:start w:val="1"/>
+      <w:numFmt w:val="bullet"/>
+      <w:lvlText w:val=""/>
+      <w:lvlJc w:val="left"/>
+      <w:pPr>
+        <w:ind w:left="4320" w:hanging="360"/>
+      </w:pPr>
+      <w:rPr>
+        <w:rFonts w:ascii="Wingdings" w:hAnsi="Wingdings" w:hint="default"/>
+      </w:rPr>
+    </w:lvl>
+    <w:lvl w:ilvl="6" w:tplc="04190001" w:tentative="1">
+      <w:start w:val="1"/>
+      <w:numFmt w:val="bullet"/>
+      <w:lvlText w:val=""/>
+      <w:lvlJc w:val="left"/>
+      <w:pPr>
+        <w:ind w:left="5040" w:hanging="360"/>
+      </w:pPr>
+      <w:rPr>
+        <w:rFonts w:ascii="Symbol" w:hAnsi="Symbol" w:hint="default"/>
+      </w:rPr>
+    </w:lvl>
+    <w:lvl w:ilvl="7" w:tplc="04190003" w:tentative="1">
+      <w:start w:val="1"/>
+      <w:numFmt w:val="bullet"/>
+      <w:lvlText w:val="o"/>
+      <w:lvlJc w:val="left"/>
+      <w:pPr>
+        <w:ind w:left="5760" w:hanging="360"/>
+      </w:pPr>
+      <w:rPr>
+        <w:rFonts w:ascii="Courier New" w:hAnsi="Courier New" w:cs="Courier New" w:hint="default"/>
+      </w:rPr>
+    </w:lvl>
+    <w:lvl w:ilvl="8" w:tplc="04190005" w:tentative="1">
+      <w:start w:val="1"/>
+      <w:numFmt w:val="bullet"/>
+      <w:lvlText w:val=""/>
+      <w:lvlJc w:val="left"/>
+      <w:pPr>
+        <w:ind w:left="6480" w:hanging="360"/>
+      </w:pPr>
+      <w:rPr>
+        <w:rFonts w:ascii="Wingdings" w:hAnsi="Wingdings" w:hint="default"/>
+      </w:rPr>
+    </w:lvl>
+  </w:abstractNum>
+  <w:abstractNum w:abstractNumId="80" w15:restartNumberingAfterBreak="0">
     <w:nsid w:val="60933140"/>
     <w:multiLevelType w:val="hybridMultilevel"/>
     <w:tmpl w:val="5D3E7494"/>
@@ -12563,7 +14606,7 @@
       </w:rPr>
     </w:lvl>
   </w:abstractNum>
-  <w:abstractNum w:abstractNumId="77" w15:restartNumberingAfterBreak="0">
+  <w:abstractNum w:abstractNumId="81" w15:restartNumberingAfterBreak="0">
     <w:nsid w:val="628E3F8F"/>
     <w:multiLevelType w:val="multilevel"/>
     <w:tmpl w:val="021420CC"/>
@@ -12676,7 +14719,7 @@
       </w:pPr>
     </w:lvl>
   </w:abstractNum>
-  <w:abstractNum w:abstractNumId="78" w15:restartNumberingAfterBreak="0">
+  <w:abstractNum w:abstractNumId="82" w15:restartNumberingAfterBreak="0">
     <w:nsid w:val="66C555CA"/>
     <w:multiLevelType w:val="multilevel"/>
     <w:tmpl w:val="021420CC"/>
@@ -12789,7 +14832,7 @@
       </w:pPr>
     </w:lvl>
   </w:abstractNum>
-  <w:abstractNum w:abstractNumId="79" w15:restartNumberingAfterBreak="0">
+  <w:abstractNum w:abstractNumId="83" w15:restartNumberingAfterBreak="0">
     <w:nsid w:val="691E672C"/>
     <w:multiLevelType w:val="multilevel"/>
     <w:tmpl w:val="9DB482BA"/>
@@ -12902,7 +14945,7 @@
       </w:pPr>
     </w:lvl>
   </w:abstractNum>
-  <w:abstractNum w:abstractNumId="80" w15:restartNumberingAfterBreak="0">
+  <w:abstractNum w:abstractNumId="84" w15:restartNumberingAfterBreak="0">
     <w:nsid w:val="69CF0429"/>
     <w:multiLevelType w:val="multilevel"/>
     <w:tmpl w:val="8020DE18"/>
@@ -13052,7 +15095,7 @@
       </w:rPr>
     </w:lvl>
   </w:abstractNum>
-  <w:abstractNum w:abstractNumId="81" w15:restartNumberingAfterBreak="0">
+  <w:abstractNum w:abstractNumId="85" w15:restartNumberingAfterBreak="0">
     <w:nsid w:val="6BF13E18"/>
     <w:multiLevelType w:val="multilevel"/>
     <w:tmpl w:val="9E161DA8"/>
@@ -13165,7 +15208,7 @@
       </w:pPr>
     </w:lvl>
   </w:abstractNum>
-  <w:abstractNum w:abstractNumId="82" w15:restartNumberingAfterBreak="0">
+  <w:abstractNum w:abstractNumId="86" w15:restartNumberingAfterBreak="0">
     <w:nsid w:val="6CB05DAA"/>
     <w:multiLevelType w:val="multilevel"/>
     <w:tmpl w:val="BBFADD72"/>
@@ -13278,7 +15321,7 @@
       </w:pPr>
     </w:lvl>
   </w:abstractNum>
-  <w:abstractNum w:abstractNumId="83" w15:restartNumberingAfterBreak="0">
+  <w:abstractNum w:abstractNumId="87" w15:restartNumberingAfterBreak="0">
     <w:nsid w:val="6D477995"/>
     <w:multiLevelType w:val="multilevel"/>
     <w:tmpl w:val="8020DE18"/>
@@ -13428,7 +15471,7 @@
       </w:rPr>
     </w:lvl>
   </w:abstractNum>
-  <w:abstractNum w:abstractNumId="84" w15:restartNumberingAfterBreak="0">
+  <w:abstractNum w:abstractNumId="88" w15:restartNumberingAfterBreak="0">
     <w:nsid w:val="6E8F280F"/>
     <w:multiLevelType w:val="hybridMultilevel"/>
     <w:tmpl w:val="ECB44DEE"/>
@@ -13541,7 +15584,7 @@
       </w:rPr>
     </w:lvl>
   </w:abstractNum>
-  <w:abstractNum w:abstractNumId="85" w15:restartNumberingAfterBreak="0">
+  <w:abstractNum w:abstractNumId="89" w15:restartNumberingAfterBreak="0">
     <w:nsid w:val="718A0975"/>
     <w:multiLevelType w:val="multilevel"/>
     <w:tmpl w:val="8020DE18"/>
@@ -13691,7 +15734,7 @@
       </w:rPr>
     </w:lvl>
   </w:abstractNum>
-  <w:abstractNum w:abstractNumId="86" w15:restartNumberingAfterBreak="0">
+  <w:abstractNum w:abstractNumId="90" w15:restartNumberingAfterBreak="0">
     <w:nsid w:val="752D0D66"/>
     <w:multiLevelType w:val="hybridMultilevel"/>
     <w:tmpl w:val="6A8CD404"/>
@@ -13804,7 +15847,7 @@
       </w:rPr>
     </w:lvl>
   </w:abstractNum>
-  <w:abstractNum w:abstractNumId="87" w15:restartNumberingAfterBreak="0">
+  <w:abstractNum w:abstractNumId="91" w15:restartNumberingAfterBreak="0">
     <w:nsid w:val="756D1A5B"/>
     <w:multiLevelType w:val="multilevel"/>
     <w:tmpl w:val="9C562838"/>
@@ -13917,7 +15960,7 @@
       </w:pPr>
     </w:lvl>
   </w:abstractNum>
-  <w:abstractNum w:abstractNumId="88" w15:restartNumberingAfterBreak="0">
+  <w:abstractNum w:abstractNumId="92" w15:restartNumberingAfterBreak="0">
     <w:nsid w:val="76ED2B79"/>
     <w:multiLevelType w:val="hybridMultilevel"/>
     <w:tmpl w:val="F6B04A54"/>
@@ -14030,7 +16073,7 @@
       </w:rPr>
     </w:lvl>
   </w:abstractNum>
-  <w:abstractNum w:abstractNumId="89" w15:restartNumberingAfterBreak="0">
+  <w:abstractNum w:abstractNumId="93" w15:restartNumberingAfterBreak="0">
     <w:nsid w:val="795D48D2"/>
     <w:multiLevelType w:val="hybridMultilevel"/>
     <w:tmpl w:val="C08C6092"/>
@@ -14143,7 +16186,7 @@
       </w:rPr>
     </w:lvl>
   </w:abstractNum>
-  <w:abstractNum w:abstractNumId="90" w15:restartNumberingAfterBreak="0">
+  <w:abstractNum w:abstractNumId="94" w15:restartNumberingAfterBreak="0">
     <w:nsid w:val="79D3650C"/>
     <w:multiLevelType w:val="multilevel"/>
     <w:tmpl w:val="8020DE18"/>
@@ -14293,7 +16336,7 @@
       </w:rPr>
     </w:lvl>
   </w:abstractNum>
-  <w:abstractNum w:abstractNumId="91" w15:restartNumberingAfterBreak="0">
+  <w:abstractNum w:abstractNumId="95" w15:restartNumberingAfterBreak="0">
     <w:nsid w:val="7A9B6B76"/>
     <w:multiLevelType w:val="hybridMultilevel"/>
     <w:tmpl w:val="B58A0E2C"/>
@@ -14406,7 +16449,7 @@
       </w:rPr>
     </w:lvl>
   </w:abstractNum>
-  <w:abstractNum w:abstractNumId="92" w15:restartNumberingAfterBreak="0">
+  <w:abstractNum w:abstractNumId="96" w15:restartNumberingAfterBreak="0">
     <w:nsid w:val="7E1250C0"/>
     <w:multiLevelType w:val="hybridMultilevel"/>
     <w:tmpl w:val="21F05132"/>
@@ -14520,283 +16563,295 @@
     </w:lvl>
   </w:abstractNum>
   <w:num w:numId="1" w16cid:durableId="581063725">
-    <w:abstractNumId w:val="20"/>
+    <w:abstractNumId w:val="22"/>
   </w:num>
   <w:num w:numId="2" w16cid:durableId="1174078528">
-    <w:abstractNumId w:val="37"/>
+    <w:abstractNumId w:val="39"/>
   </w:num>
   <w:num w:numId="3" w16cid:durableId="846360834">
-    <w:abstractNumId w:val="28"/>
+    <w:abstractNumId w:val="30"/>
   </w:num>
   <w:num w:numId="4" w16cid:durableId="1224216222">
-    <w:abstractNumId w:val="88"/>
+    <w:abstractNumId w:val="92"/>
   </w:num>
   <w:num w:numId="5" w16cid:durableId="904028460">
-    <w:abstractNumId w:val="16"/>
+    <w:abstractNumId w:val="18"/>
   </w:num>
   <w:num w:numId="6" w16cid:durableId="2023504403">
-    <w:abstractNumId w:val="39"/>
+    <w:abstractNumId w:val="41"/>
   </w:num>
   <w:num w:numId="7" w16cid:durableId="619919053">
     <w:abstractNumId w:val="6"/>
   </w:num>
   <w:num w:numId="8" w16cid:durableId="1342930346">
-    <w:abstractNumId w:val="48"/>
+    <w:abstractNumId w:val="51"/>
   </w:num>
   <w:num w:numId="9" w16cid:durableId="1700549228">
-    <w:abstractNumId w:val="55"/>
+    <w:abstractNumId w:val="58"/>
   </w:num>
   <w:num w:numId="10" w16cid:durableId="1522892582">
+    <w:abstractNumId w:val="19"/>
+  </w:num>
+  <w:num w:numId="11" w16cid:durableId="359283382">
+    <w:abstractNumId w:val="8"/>
+  </w:num>
+  <w:num w:numId="12" w16cid:durableId="1773237711">
+    <w:abstractNumId w:val="73"/>
+  </w:num>
+  <w:num w:numId="13" w16cid:durableId="1525292368">
+    <w:abstractNumId w:val="47"/>
+  </w:num>
+  <w:num w:numId="14" w16cid:durableId="306714658">
     <w:abstractNumId w:val="17"/>
   </w:num>
-  <w:num w:numId="11" w16cid:durableId="359283382">
-    <w:abstractNumId w:val="7"/>
-  </w:num>
-  <w:num w:numId="12" w16cid:durableId="1773237711">
-    <w:abstractNumId w:val="70"/>
-  </w:num>
-  <w:num w:numId="13" w16cid:durableId="1525292368">
-    <w:abstractNumId w:val="44"/>
-  </w:num>
-  <w:num w:numId="14" w16cid:durableId="306714658">
-    <w:abstractNumId w:val="15"/>
-  </w:num>
   <w:num w:numId="15" w16cid:durableId="1753623652">
-    <w:abstractNumId w:val="54"/>
+    <w:abstractNumId w:val="57"/>
   </w:num>
   <w:num w:numId="16" w16cid:durableId="1680236507">
-    <w:abstractNumId w:val="61"/>
+    <w:abstractNumId w:val="64"/>
   </w:num>
   <w:num w:numId="17" w16cid:durableId="448402142">
-    <w:abstractNumId w:val="89"/>
+    <w:abstractNumId w:val="93"/>
   </w:num>
   <w:num w:numId="18" w16cid:durableId="666590252">
-    <w:abstractNumId w:val="73"/>
+    <w:abstractNumId w:val="76"/>
   </w:num>
   <w:num w:numId="19" w16cid:durableId="1114519394">
-    <w:abstractNumId w:val="84"/>
+    <w:abstractNumId w:val="88"/>
   </w:num>
   <w:num w:numId="20" w16cid:durableId="1407797234">
-    <w:abstractNumId w:val="72"/>
+    <w:abstractNumId w:val="75"/>
   </w:num>
   <w:num w:numId="21" w16cid:durableId="205727447">
-    <w:abstractNumId w:val="40"/>
+    <w:abstractNumId w:val="42"/>
   </w:num>
   <w:num w:numId="22" w16cid:durableId="1150828174">
-    <w:abstractNumId w:val="21"/>
+    <w:abstractNumId w:val="23"/>
   </w:num>
   <w:num w:numId="23" w16cid:durableId="12852183">
-    <w:abstractNumId w:val="42"/>
+    <w:abstractNumId w:val="45"/>
   </w:num>
   <w:num w:numId="24" w16cid:durableId="2023580820">
-    <w:abstractNumId w:val="63"/>
+    <w:abstractNumId w:val="66"/>
   </w:num>
   <w:num w:numId="25" w16cid:durableId="3627394">
-    <w:abstractNumId w:val="25"/>
+    <w:abstractNumId w:val="27"/>
   </w:num>
   <w:num w:numId="26" w16cid:durableId="1393313828">
-    <w:abstractNumId w:val="53"/>
+    <w:abstractNumId w:val="56"/>
   </w:num>
   <w:num w:numId="27" w16cid:durableId="1792478929">
-    <w:abstractNumId w:val="23"/>
+    <w:abstractNumId w:val="25"/>
   </w:num>
   <w:num w:numId="28" w16cid:durableId="656223261">
     <w:abstractNumId w:val="5"/>
   </w:num>
   <w:num w:numId="29" w16cid:durableId="980497039">
-    <w:abstractNumId w:val="24"/>
+    <w:abstractNumId w:val="26"/>
   </w:num>
   <w:num w:numId="30" w16cid:durableId="1715810566">
-    <w:abstractNumId w:val="83"/>
+    <w:abstractNumId w:val="87"/>
   </w:num>
   <w:num w:numId="31" w16cid:durableId="972370628">
-    <w:abstractNumId w:val="51"/>
+    <w:abstractNumId w:val="54"/>
   </w:num>
   <w:num w:numId="32" w16cid:durableId="303242814">
-    <w:abstractNumId w:val="80"/>
+    <w:abstractNumId w:val="84"/>
   </w:num>
   <w:num w:numId="33" w16cid:durableId="1715157812">
-    <w:abstractNumId w:val="90"/>
+    <w:abstractNumId w:val="94"/>
   </w:num>
   <w:num w:numId="34" w16cid:durableId="1788045344">
-    <w:abstractNumId w:val="85"/>
+    <w:abstractNumId w:val="89"/>
   </w:num>
   <w:num w:numId="35" w16cid:durableId="1811090710">
-    <w:abstractNumId w:val="26"/>
+    <w:abstractNumId w:val="28"/>
   </w:num>
   <w:num w:numId="36" w16cid:durableId="1909457799">
     <w:abstractNumId w:val="0"/>
   </w:num>
   <w:num w:numId="37" w16cid:durableId="710497445">
-    <w:abstractNumId w:val="92"/>
+    <w:abstractNumId w:val="96"/>
   </w:num>
   <w:num w:numId="38" w16cid:durableId="685987488">
-    <w:abstractNumId w:val="86"/>
+    <w:abstractNumId w:val="90"/>
   </w:num>
   <w:num w:numId="39" w16cid:durableId="1184171745">
     <w:abstractNumId w:val="3"/>
   </w:num>
   <w:num w:numId="40" w16cid:durableId="529878406">
+    <w:abstractNumId w:val="70"/>
+  </w:num>
+  <w:num w:numId="41" w16cid:durableId="1326084805">
+    <w:abstractNumId w:val="69"/>
+  </w:num>
+  <w:num w:numId="42" w16cid:durableId="1502312036">
+    <w:abstractNumId w:val="38"/>
+  </w:num>
+  <w:num w:numId="43" w16cid:durableId="1782728322">
+    <w:abstractNumId w:val="16"/>
+  </w:num>
+  <w:num w:numId="44" w16cid:durableId="2075883509">
+    <w:abstractNumId w:val="61"/>
+  </w:num>
+  <w:num w:numId="45" w16cid:durableId="1346403090">
+    <w:abstractNumId w:val="60"/>
+  </w:num>
+  <w:num w:numId="46" w16cid:durableId="1378890347">
+    <w:abstractNumId w:val="33"/>
+  </w:num>
+  <w:num w:numId="47" w16cid:durableId="1172143492">
+    <w:abstractNumId w:val="95"/>
+  </w:num>
+  <w:num w:numId="48" w16cid:durableId="1865511804">
+    <w:abstractNumId w:val="20"/>
+  </w:num>
+  <w:num w:numId="49" w16cid:durableId="60368909">
+    <w:abstractNumId w:val="46"/>
+  </w:num>
+  <w:num w:numId="50" w16cid:durableId="804856793">
+    <w:abstractNumId w:val="53"/>
+  </w:num>
+  <w:num w:numId="51" w16cid:durableId="1332833157">
+    <w:abstractNumId w:val="14"/>
+  </w:num>
+  <w:num w:numId="52" w16cid:durableId="1776246317">
     <w:abstractNumId w:val="67"/>
   </w:num>
-  <w:num w:numId="41" w16cid:durableId="1326084805">
-    <w:abstractNumId w:val="66"/>
+  <w:num w:numId="53" w16cid:durableId="1198616411">
+    <w:abstractNumId w:val="44"/>
   </w:num>
-  <w:num w:numId="42" w16cid:durableId="1502312036">
-    <w:abstractNumId w:val="36"/>
+  <w:num w:numId="54" w16cid:durableId="518590606">
+    <w:abstractNumId w:val="62"/>
   </w:num>
-  <w:num w:numId="43" w16cid:durableId="1782728322">
-    <w:abstractNumId w:val="14"/>
+  <w:num w:numId="55" w16cid:durableId="1484275853">
+    <w:abstractNumId w:val="59"/>
   </w:num>
-  <w:num w:numId="44" w16cid:durableId="2075883509">
-    <w:abstractNumId w:val="58"/>
+  <w:num w:numId="56" w16cid:durableId="1681658427">
+    <w:abstractNumId w:val="37"/>
   </w:num>
-  <w:num w:numId="45" w16cid:durableId="1346403090">
-    <w:abstractNumId w:val="57"/>
+  <w:num w:numId="57" w16cid:durableId="1536306378">
+    <w:abstractNumId w:val="29"/>
   </w:num>
-  <w:num w:numId="46" w16cid:durableId="1378890347">
-    <w:abstractNumId w:val="31"/>
+  <w:num w:numId="58" w16cid:durableId="2069255832">
+    <w:abstractNumId w:val="85"/>
   </w:num>
-  <w:num w:numId="47" w16cid:durableId="1172143492">
+  <w:num w:numId="59" w16cid:durableId="1730954109">
+    <w:abstractNumId w:val="80"/>
+  </w:num>
+  <w:num w:numId="60" w16cid:durableId="1098410963">
+    <w:abstractNumId w:val="68"/>
+  </w:num>
+  <w:num w:numId="61" w16cid:durableId="1453791341">
+    <w:abstractNumId w:val="71"/>
+  </w:num>
+  <w:num w:numId="62" w16cid:durableId="873888894">
+    <w:abstractNumId w:val="49"/>
+  </w:num>
+  <w:num w:numId="63" w16cid:durableId="419134214">
+    <w:abstractNumId w:val="50"/>
+  </w:num>
+  <w:num w:numId="64" w16cid:durableId="394475602">
+    <w:abstractNumId w:val="77"/>
+  </w:num>
+  <w:num w:numId="65" w16cid:durableId="1307786044">
+    <w:abstractNumId w:val="74"/>
+  </w:num>
+  <w:num w:numId="66" w16cid:durableId="888734041">
+    <w:abstractNumId w:val="78"/>
+  </w:num>
+  <w:num w:numId="67" w16cid:durableId="1588154967">
+    <w:abstractNumId w:val="83"/>
+  </w:num>
+  <w:num w:numId="68" w16cid:durableId="1606886558">
+    <w:abstractNumId w:val="32"/>
+  </w:num>
+  <w:num w:numId="69" w16cid:durableId="914432145">
+    <w:abstractNumId w:val="10"/>
+  </w:num>
+  <w:num w:numId="70" w16cid:durableId="300816136">
+    <w:abstractNumId w:val="13"/>
+  </w:num>
+  <w:num w:numId="71" w16cid:durableId="426463290">
+    <w:abstractNumId w:val="9"/>
+  </w:num>
+  <w:num w:numId="72" w16cid:durableId="517161815">
     <w:abstractNumId w:val="91"/>
   </w:num>
-  <w:num w:numId="48" w16cid:durableId="1865511804">
-    <w:abstractNumId w:val="18"/>
-  </w:num>
-  <w:num w:numId="49" w16cid:durableId="60368909">
-    <w:abstractNumId w:val="43"/>
-  </w:num>
-  <w:num w:numId="50" w16cid:durableId="804856793">
-    <w:abstractNumId w:val="50"/>
-  </w:num>
-  <w:num w:numId="51" w16cid:durableId="1332833157">
-    <w:abstractNumId w:val="12"/>
-  </w:num>
-  <w:num w:numId="52" w16cid:durableId="1776246317">
-    <w:abstractNumId w:val="64"/>
-  </w:num>
-  <w:num w:numId="53" w16cid:durableId="1198616411">
-    <w:abstractNumId w:val="41"/>
-  </w:num>
-  <w:num w:numId="54" w16cid:durableId="518590606">
-    <w:abstractNumId w:val="59"/>
-  </w:num>
-  <w:num w:numId="55" w16cid:durableId="1484275853">
-    <w:abstractNumId w:val="56"/>
-  </w:num>
-  <w:num w:numId="56" w16cid:durableId="1681658427">
-    <w:abstractNumId w:val="35"/>
-  </w:num>
-  <w:num w:numId="57" w16cid:durableId="1536306378">
-    <w:abstractNumId w:val="27"/>
-  </w:num>
-  <w:num w:numId="58" w16cid:durableId="2069255832">
-    <w:abstractNumId w:val="81"/>
-  </w:num>
-  <w:num w:numId="59" w16cid:durableId="1730954109">
-    <w:abstractNumId w:val="76"/>
-  </w:num>
-  <w:num w:numId="60" w16cid:durableId="1098410963">
-    <w:abstractNumId w:val="65"/>
-  </w:num>
-  <w:num w:numId="61" w16cid:durableId="1453791341">
-    <w:abstractNumId w:val="68"/>
-  </w:num>
-  <w:num w:numId="62" w16cid:durableId="873888894">
-    <w:abstractNumId w:val="46"/>
-  </w:num>
-  <w:num w:numId="63" w16cid:durableId="419134214">
-    <w:abstractNumId w:val="47"/>
-  </w:num>
-  <w:num w:numId="64" w16cid:durableId="394475602">
-    <w:abstractNumId w:val="74"/>
-  </w:num>
-  <w:num w:numId="65" w16cid:durableId="1307786044">
-    <w:abstractNumId w:val="71"/>
-  </w:num>
-  <w:num w:numId="66" w16cid:durableId="888734041">
-    <w:abstractNumId w:val="75"/>
-  </w:num>
-  <w:num w:numId="67" w16cid:durableId="1588154967">
-    <w:abstractNumId w:val="79"/>
-  </w:num>
-  <w:num w:numId="68" w16cid:durableId="1606886558">
-    <w:abstractNumId w:val="30"/>
-  </w:num>
-  <w:num w:numId="69" w16cid:durableId="914432145">
-    <w:abstractNumId w:val="9"/>
-  </w:num>
-  <w:num w:numId="70" w16cid:durableId="300816136">
-    <w:abstractNumId w:val="11"/>
-  </w:num>
-  <w:num w:numId="71" w16cid:durableId="426463290">
-    <w:abstractNumId w:val="8"/>
-  </w:num>
-  <w:num w:numId="72" w16cid:durableId="517161815">
-    <w:abstractNumId w:val="87"/>
-  </w:num>
   <w:num w:numId="73" w16cid:durableId="269970442">
-    <w:abstractNumId w:val="38"/>
+    <w:abstractNumId w:val="40"/>
   </w:num>
   <w:num w:numId="74" w16cid:durableId="1640960025">
-    <w:abstractNumId w:val="10"/>
+    <w:abstractNumId w:val="11"/>
   </w:num>
   <w:num w:numId="75" w16cid:durableId="387463301">
     <w:abstractNumId w:val="1"/>
   </w:num>
   <w:num w:numId="76" w16cid:durableId="486244321">
-    <w:abstractNumId w:val="22"/>
+    <w:abstractNumId w:val="24"/>
   </w:num>
   <w:num w:numId="77" w16cid:durableId="56710454">
-    <w:abstractNumId w:val="69"/>
+    <w:abstractNumId w:val="72"/>
   </w:num>
   <w:num w:numId="78" w16cid:durableId="226453774">
-    <w:abstractNumId w:val="62"/>
+    <w:abstractNumId w:val="65"/>
   </w:num>
   <w:num w:numId="79" w16cid:durableId="2143838075">
     <w:abstractNumId w:val="4"/>
   </w:num>
   <w:num w:numId="80" w16cid:durableId="513691710">
+    <w:abstractNumId w:val="36"/>
+  </w:num>
+  <w:num w:numId="81" w16cid:durableId="319620462">
     <w:abstractNumId w:val="34"/>
   </w:num>
-  <w:num w:numId="81" w16cid:durableId="319620462">
-    <w:abstractNumId w:val="32"/>
-  </w:num>
   <w:num w:numId="82" w16cid:durableId="540554323">
-    <w:abstractNumId w:val="82"/>
+    <w:abstractNumId w:val="86"/>
   </w:num>
   <w:num w:numId="83" w16cid:durableId="949043087">
     <w:abstractNumId w:val="2"/>
   </w:num>
   <w:num w:numId="84" w16cid:durableId="1763525776">
-    <w:abstractNumId w:val="13"/>
+    <w:abstractNumId w:val="15"/>
   </w:num>
   <w:num w:numId="85" w16cid:durableId="2044818682">
+    <w:abstractNumId w:val="55"/>
+  </w:num>
+  <w:num w:numId="86" w16cid:durableId="974218064">
     <w:abstractNumId w:val="52"/>
   </w:num>
-  <w:num w:numId="86" w16cid:durableId="974218064">
-    <w:abstractNumId w:val="49"/>
-  </w:num>
   <w:num w:numId="87" w16cid:durableId="516702539">
-    <w:abstractNumId w:val="33"/>
+    <w:abstractNumId w:val="35"/>
   </w:num>
   <w:num w:numId="88" w16cid:durableId="1863980507">
-    <w:abstractNumId w:val="19"/>
+    <w:abstractNumId w:val="21"/>
   </w:num>
   <w:num w:numId="89" w16cid:durableId="358361693">
-    <w:abstractNumId w:val="29"/>
+    <w:abstractNumId w:val="31"/>
   </w:num>
   <w:num w:numId="90" w16cid:durableId="1720397547">
-    <w:abstractNumId w:val="78"/>
+    <w:abstractNumId w:val="82"/>
   </w:num>
   <w:num w:numId="91" w16cid:durableId="67188404">
-    <w:abstractNumId w:val="45"/>
+    <w:abstractNumId w:val="48"/>
   </w:num>
   <w:num w:numId="92" w16cid:durableId="2145003096">
-    <w:abstractNumId w:val="77"/>
+    <w:abstractNumId w:val="81"/>
   </w:num>
   <w:num w:numId="93" w16cid:durableId="789787395">
-    <w:abstractNumId w:val="60"/>
+    <w:abstractNumId w:val="63"/>
+  </w:num>
+  <w:num w:numId="94" w16cid:durableId="2129078426">
+    <w:abstractNumId w:val="43"/>
+  </w:num>
+  <w:num w:numId="95" w16cid:durableId="1678925606">
+    <w:abstractNumId w:val="7"/>
+  </w:num>
+  <w:num w:numId="96" w16cid:durableId="894856245">
+    <w:abstractNumId w:val="12"/>
+  </w:num>
+  <w:num w:numId="97" w16cid:durableId="1501965924">
+    <w:abstractNumId w:val="79"/>
   </w:num>
   <w:numIdMacAtCleanup w:val="44"/>
 </w:numbering>

--- a/ЕСПД_ДОКУМЕНТАЦИЯ/8. Руководство администратора.docx
+++ b/ЕСПД_ДОКУМЕНТАЦИЯ/8. Руководство администратора.docx
@@ -586,6 +586,9 @@
       <w:pPr>
         <w:pStyle w:val="a0"/>
       </w:pPr>
+      <w:r>
+        <w:tab/>
+      </w:r>
       <w:r>
         <w:t>В документе приведены сведения, необходимые для установки, настройки и сопровождения базы данных библиотечного сервиса. Описаны процедуры создания базы данных, выполнения SQL-скриптов, настройки индексных структур, контроля целостности данных, резервного копирования и восстановления средствами СУБД Microsoft SQL Server.</w:t>
       </w:r>
@@ -623,6 +626,7 @@
         <w:p>
           <w:pPr>
             <w:pStyle w:val="afd"/>
+            <w:spacing w:line="360" w:lineRule="auto"/>
             <w:jc w:val="center"/>
             <w:rPr>
               <w:rStyle w:val="10"/>
@@ -643,6 +647,7 @@
             <w:tabs>
               <w:tab w:val="right" w:leader="dot" w:pos="9911"/>
             </w:tabs>
+            <w:spacing w:line="360" w:lineRule="auto"/>
             <w:rPr>
               <w:rFonts w:asciiTheme="minorHAnsi" w:eastAsiaTheme="minorEastAsia" w:hAnsiTheme="minorHAnsi" w:cstheme="minorBidi"/>
               <w:noProof/>
@@ -725,6 +730,7 @@
             <w:tabs>
               <w:tab w:val="right" w:leader="dot" w:pos="9911"/>
             </w:tabs>
+            <w:spacing w:line="360" w:lineRule="auto"/>
             <w:rPr>
               <w:rFonts w:asciiTheme="minorHAnsi" w:eastAsiaTheme="minorEastAsia" w:hAnsiTheme="minorHAnsi" w:cstheme="minorBidi"/>
               <w:noProof/>
@@ -798,6 +804,7 @@
             <w:tabs>
               <w:tab w:val="right" w:leader="dot" w:pos="9911"/>
             </w:tabs>
+            <w:spacing w:line="360" w:lineRule="auto"/>
             <w:rPr>
               <w:rFonts w:asciiTheme="minorHAnsi" w:eastAsiaTheme="minorEastAsia" w:hAnsiTheme="minorHAnsi" w:cstheme="minorBidi"/>
               <w:noProof/>
@@ -871,6 +878,7 @@
             <w:tabs>
               <w:tab w:val="right" w:leader="dot" w:pos="9911"/>
             </w:tabs>
+            <w:spacing w:line="360" w:lineRule="auto"/>
             <w:rPr>
               <w:rFonts w:asciiTheme="minorHAnsi" w:eastAsiaTheme="minorEastAsia" w:hAnsiTheme="minorHAnsi" w:cstheme="minorBidi"/>
               <w:noProof/>
@@ -944,6 +952,7 @@
             <w:tabs>
               <w:tab w:val="right" w:leader="dot" w:pos="9911"/>
             </w:tabs>
+            <w:spacing w:line="360" w:lineRule="auto"/>
             <w:rPr>
               <w:rFonts w:asciiTheme="minorHAnsi" w:eastAsiaTheme="minorEastAsia" w:hAnsiTheme="minorHAnsi" w:cstheme="minorBidi"/>
               <w:noProof/>
@@ -1017,6 +1026,7 @@
             <w:tabs>
               <w:tab w:val="right" w:leader="dot" w:pos="9911"/>
             </w:tabs>
+            <w:spacing w:line="360" w:lineRule="auto"/>
             <w:rPr>
               <w:rFonts w:asciiTheme="minorHAnsi" w:eastAsiaTheme="minorEastAsia" w:hAnsiTheme="minorHAnsi" w:cstheme="minorBidi"/>
               <w:noProof/>
@@ -1090,6 +1100,7 @@
             <w:tabs>
               <w:tab w:val="right" w:leader="dot" w:pos="9911"/>
             </w:tabs>
+            <w:spacing w:line="360" w:lineRule="auto"/>
             <w:rPr>
               <w:rFonts w:asciiTheme="minorHAnsi" w:eastAsiaTheme="minorEastAsia" w:hAnsiTheme="minorHAnsi" w:cstheme="minorBidi"/>
               <w:noProof/>
@@ -1163,6 +1174,7 @@
             <w:tabs>
               <w:tab w:val="right" w:leader="dot" w:pos="9911"/>
             </w:tabs>
+            <w:spacing w:line="360" w:lineRule="auto"/>
             <w:rPr>
               <w:rFonts w:asciiTheme="minorHAnsi" w:eastAsiaTheme="minorEastAsia" w:hAnsiTheme="minorHAnsi" w:cstheme="minorBidi"/>
               <w:noProof/>
@@ -1236,6 +1248,7 @@
             <w:tabs>
               <w:tab w:val="right" w:leader="dot" w:pos="9911"/>
             </w:tabs>
+            <w:spacing w:line="360" w:lineRule="auto"/>
             <w:rPr>
               <w:rFonts w:asciiTheme="minorHAnsi" w:eastAsiaTheme="minorEastAsia" w:hAnsiTheme="minorHAnsi" w:cstheme="minorBidi"/>
               <w:noProof/>
@@ -1324,6 +1337,7 @@
             <w:tabs>
               <w:tab w:val="right" w:leader="dot" w:pos="9911"/>
             </w:tabs>
+            <w:spacing w:line="360" w:lineRule="auto"/>
             <w:rPr>
               <w:rFonts w:asciiTheme="minorHAnsi" w:eastAsiaTheme="minorEastAsia" w:hAnsiTheme="minorHAnsi" w:cstheme="minorBidi"/>
               <w:noProof/>
@@ -1397,6 +1411,7 @@
             <w:tabs>
               <w:tab w:val="right" w:leader="dot" w:pos="9911"/>
             </w:tabs>
+            <w:spacing w:line="360" w:lineRule="auto"/>
             <w:rPr>
               <w:rFonts w:asciiTheme="minorHAnsi" w:eastAsiaTheme="minorEastAsia" w:hAnsiTheme="minorHAnsi" w:cstheme="minorBidi"/>
               <w:noProof/>
@@ -1470,6 +1485,7 @@
             <w:tabs>
               <w:tab w:val="right" w:leader="dot" w:pos="9911"/>
             </w:tabs>
+            <w:spacing w:line="360" w:lineRule="auto"/>
             <w:rPr>
               <w:rFonts w:asciiTheme="minorHAnsi" w:eastAsiaTheme="minorEastAsia" w:hAnsiTheme="minorHAnsi" w:cstheme="minorBidi"/>
               <w:noProof/>
@@ -1543,6 +1559,7 @@
             <w:tabs>
               <w:tab w:val="right" w:leader="dot" w:pos="9911"/>
             </w:tabs>
+            <w:spacing w:line="360" w:lineRule="auto"/>
             <w:rPr>
               <w:rFonts w:asciiTheme="minorHAnsi" w:eastAsiaTheme="minorEastAsia" w:hAnsiTheme="minorHAnsi" w:cstheme="minorBidi"/>
               <w:noProof/>
@@ -1616,6 +1633,7 @@
             <w:tabs>
               <w:tab w:val="right" w:leader="dot" w:pos="9911"/>
             </w:tabs>
+            <w:spacing w:line="360" w:lineRule="auto"/>
             <w:rPr>
               <w:rFonts w:asciiTheme="minorHAnsi" w:eastAsiaTheme="minorEastAsia" w:hAnsiTheme="minorHAnsi" w:cstheme="minorBidi"/>
               <w:noProof/>
@@ -1689,6 +1707,7 @@
             <w:tabs>
               <w:tab w:val="right" w:leader="dot" w:pos="9911"/>
             </w:tabs>
+            <w:spacing w:line="360" w:lineRule="auto"/>
             <w:rPr>
               <w:rFonts w:asciiTheme="minorHAnsi" w:eastAsiaTheme="minorEastAsia" w:hAnsiTheme="minorHAnsi" w:cstheme="minorBidi"/>
               <w:noProof/>
@@ -1762,6 +1781,7 @@
             <w:tabs>
               <w:tab w:val="right" w:leader="dot" w:pos="9911"/>
             </w:tabs>
+            <w:spacing w:line="360" w:lineRule="auto"/>
             <w:rPr>
               <w:rFonts w:asciiTheme="minorHAnsi" w:eastAsiaTheme="minorEastAsia" w:hAnsiTheme="minorHAnsi" w:cstheme="minorBidi"/>
               <w:noProof/>
@@ -1835,6 +1855,7 @@
             <w:tabs>
               <w:tab w:val="right" w:leader="dot" w:pos="9911"/>
             </w:tabs>
+            <w:spacing w:line="360" w:lineRule="auto"/>
             <w:rPr>
               <w:rFonts w:asciiTheme="minorHAnsi" w:eastAsiaTheme="minorEastAsia" w:hAnsiTheme="minorHAnsi" w:cstheme="minorBidi"/>
               <w:noProof/>
@@ -1908,6 +1929,7 @@
             <w:tabs>
               <w:tab w:val="right" w:leader="dot" w:pos="9911"/>
             </w:tabs>
+            <w:spacing w:line="360" w:lineRule="auto"/>
             <w:rPr>
               <w:rFonts w:asciiTheme="minorHAnsi" w:eastAsiaTheme="minorEastAsia" w:hAnsiTheme="minorHAnsi" w:cstheme="minorBidi"/>
               <w:noProof/>
@@ -1977,6 +1999,7 @@
         </w:p>
         <w:p>
           <w:pPr>
+            <w:spacing w:line="360" w:lineRule="auto"/>
             <w:rPr>
               <w:b/>
               <w:bCs/>
@@ -2046,8 +2069,6 @@
       </w:pPr>
       <w:r>
         <w:tab/>
-      </w:r>
-      <w:r>
         <w:t>База данных обеспечивает хранение сведений о библиотечном фонде, физических и электронных ресурсах, авторах, издательствах, периодических изданиях, читателях, сотрудниках и операциях движения фонда.</w:t>
       </w:r>
     </w:p>
@@ -2057,8 +2078,6 @@
       </w:pPr>
       <w:r>
         <w:tab/>
-      </w:r>
-      <w:r>
         <w:t>Эксплуатация базы данных предусматривает выполнение процедур установки, настройки, резервного копирования, восстановления и сопровождения средствами администрирования СУБД Microsoft SQL Server.</w:t>
       </w:r>
     </w:p>
@@ -3541,10 +3560,7 @@
       </w:pPr>
       <w:bookmarkStart w:id="12" w:name="_Toc230200650"/>
       <w:r>
-        <w:t xml:space="preserve">3.1.1 </w:t>
-      </w:r>
-      <w:r>
-        <w:t>Получение всех книг конкретного автора</w:t>
+        <w:t>3.1.1 Получение всех книг конкретного автора</w:t>
       </w:r>
       <w:bookmarkEnd w:id="12"/>
     </w:p>
@@ -3588,6 +3604,9 @@
         <w:jc w:val="center"/>
       </w:pPr>
       <w:r>
+        <w:rPr>
+          <w:noProof/>
+        </w:rPr>
         <w:drawing>
           <wp:inline distT="0" distB="0" distL="0" distR="0" wp14:anchorId="4C8916FF" wp14:editId="0F465AF2">
             <wp:extent cx="6299835" cy="1274445"/>
@@ -3687,6 +3706,9 @@
         <w:jc w:val="center"/>
       </w:pPr>
       <w:r>
+        <w:rPr>
+          <w:noProof/>
+        </w:rPr>
         <w:drawing>
           <wp:inline distT="0" distB="0" distL="0" distR="0" wp14:anchorId="4E73A555" wp14:editId="53CB8D5C">
             <wp:extent cx="6299835" cy="861060"/>
@@ -3930,6 +3952,9 @@
         <w:jc w:val="center"/>
       </w:pPr>
       <w:r>
+        <w:rPr>
+          <w:noProof/>
+        </w:rPr>
         <w:drawing>
           <wp:inline distT="0" distB="0" distL="0" distR="0" wp14:anchorId="6B657299" wp14:editId="2DEA5430">
             <wp:extent cx="6201640" cy="2848373"/>
@@ -4024,6 +4049,9 @@
         <w:jc w:val="center"/>
       </w:pPr>
       <w:r>
+        <w:rPr>
+          <w:noProof/>
+        </w:rPr>
         <w:drawing>
           <wp:inline distT="0" distB="0" distL="0" distR="0" wp14:anchorId="0BA58CC7" wp14:editId="2E2970BB">
             <wp:extent cx="6299835" cy="1624965"/>
@@ -4123,6 +4151,9 @@
         <w:jc w:val="center"/>
       </w:pPr>
       <w:r>
+        <w:rPr>
+          <w:noProof/>
+        </w:rPr>
         <w:drawing>
           <wp:inline distT="0" distB="0" distL="0" distR="0" wp14:anchorId="029E9753" wp14:editId="1089F759">
             <wp:extent cx="6299835" cy="1311910"/>
@@ -17376,6 +17407,7 @@
   <w:style w:type="character" w:default="1" w:styleId="a1">
     <w:name w:val="Default Paragraph Font"/>
     <w:uiPriority w:val="1"/>
+    <w:semiHidden/>
     <w:unhideWhenUsed/>
   </w:style>
   <w:style w:type="table" w:default="1" w:styleId="a2">
